--- a/revision/JMRT-R1/R1-manuscript/Cai_Fe-SMA_JMRT_R1_marked-up.docx
+++ b/revision/JMRT-R1/R1-manuscript/Cai_Fe-SMA_JMRT_R1_marked-up.docx
@@ -6,12 +6,12 @@
       <w:pPr>
         <w:pStyle w:val="Title"/>
       </w:pPr>
-      <w:del w:id="0" w:author="JMRT R1 revision" w:date="2026-08-08T21:10:00Z" w16du:dateUtc="2026-08-09T01:10:00Z">
+      <w:del w:id="0" w:author="JMRT R1 revision" w:date="2026-08-08T21:43:00Z" w16du:dateUtc="2026-08-09T01:43:00Z">
         <w:r>
           <w:delText>Mechanical Responses</w:delText>
         </w:r>
       </w:del>
-      <w:ins w:id="1" w:author="JMRT R1 revision" w:date="2026-08-08T21:10:00Z" w16du:dateUtc="2026-08-09T01:10:00Z">
+      <w:ins w:id="1" w:author="JMRT R1 revision" w:date="2026-08-08T21:43:00Z" w16du:dateUtc="2026-08-09T01:43:00Z">
         <w:r>
           <w:t>Experimental Validation</w:t>
         </w:r>
@@ -19,12 +19,12 @@
       <w:r>
         <w:t xml:space="preserve"> of an </w:t>
       </w:r>
-      <w:del w:id="2" w:author="JMRT R1 revision" w:date="2026-08-08T21:10:00Z" w16du:dateUtc="2026-08-09T01:10:00Z">
+      <w:del w:id="2" w:author="JMRT R1 revision" w:date="2026-08-08T21:43:00Z" w16du:dateUtc="2026-08-09T01:43:00Z">
         <w:r>
           <w:delText>AI</w:delText>
         </w:r>
       </w:del>
-      <w:ins w:id="3" w:author="JMRT R1 revision" w:date="2026-08-08T21:10:00Z" w16du:dateUtc="2026-08-09T01:10:00Z">
+      <w:ins w:id="3" w:author="JMRT R1 revision" w:date="2026-08-08T21:43:00Z" w16du:dateUtc="2026-08-09T01:43:00Z">
         <w:r>
           <w:t>LLM</w:t>
         </w:r>
@@ -32,7 +32,7 @@
       <w:r>
         <w:t xml:space="preserve">-Hypothesized </w:t>
       </w:r>
-      <w:del w:id="4" w:author="JMRT R1 revision" w:date="2026-08-08T21:10:00Z" w16du:dateUtc="2026-08-09T01:10:00Z">
+      <w:del w:id="4" w:author="JMRT R1 revision" w:date="2026-08-08T21:43:00Z" w16du:dateUtc="2026-08-09T01:43:00Z">
         <w:r>
           <w:delText xml:space="preserve">Super-elastic </w:delText>
         </w:r>
@@ -40,7 +40,7 @@
       <w:r>
         <w:t>Fe-Mn-Al-Ni-Si-C Alloy</w:t>
       </w:r>
-      <w:ins w:id="5" w:author="JMRT R1 revision" w:date="2026-08-08T21:10:00Z" w16du:dateUtc="2026-08-09T01:10:00Z">
+      <w:ins w:id="5" w:author="JMRT R1 revision" w:date="2026-08-08T21:43:00Z" w16du:dateUtc="2026-08-09T01:43:00Z">
         <w:r>
           <w:t>: Phase Stability Governs the Absence of Super-elasticity</w:t>
         </w:r>
@@ -100,7 +100,7 @@
       <w:r>
         <w:t>School of Engineering Technologies, Purdue University, West Lafayette, Indiana</w:t>
       </w:r>
-      <w:ins w:id="6" w:author="JMRT R1 revision" w:date="2026-08-08T21:10:00Z" w16du:dateUtc="2026-08-09T01:10:00Z">
+      <w:ins w:id="6" w:author="JMRT R1 revision" w:date="2026-08-08T21:43:00Z" w16du:dateUtc="2026-08-09T01:43:00Z">
         <w:r>
           <w:t xml:space="preserve"> 47907</w:t>
         </w:r>
@@ -122,12 +122,12 @@
       <w:r>
         <w:t>Fort Wayne Metals, Fort Wayne, Indiana</w:t>
       </w:r>
-      <w:del w:id="7" w:author="JMRT R1 revision" w:date="2026-08-08T21:10:00Z" w16du:dateUtc="2026-08-09T01:10:00Z">
+      <w:del w:id="7" w:author="JMRT R1 revision" w:date="2026-08-08T21:43:00Z" w16du:dateUtc="2026-08-09T01:43:00Z">
         <w:r>
           <w:delText>,</w:delText>
         </w:r>
       </w:del>
-      <w:ins w:id="8" w:author="JMRT R1 revision" w:date="2026-08-08T21:10:00Z" w16du:dateUtc="2026-08-09T01:10:00Z">
+      <w:ins w:id="8" w:author="JMRT R1 revision" w:date="2026-08-08T21:43:00Z" w16du:dateUtc="2026-08-09T01:43:00Z">
         <w:r>
           <w:t xml:space="preserve"> [ZIP — confirm],</w:t>
         </w:r>
@@ -149,7 +149,7 @@
       <w:r>
         <w:t>School of Engineering Technologies, Purdue University, West Lafayette, Indiana</w:t>
       </w:r>
-      <w:ins w:id="9" w:author="JMRT R1 revision" w:date="2026-08-08T21:10:00Z" w16du:dateUtc="2026-08-09T01:10:00Z">
+      <w:ins w:id="9" w:author="JMRT R1 revision" w:date="2026-08-08T21:43:00Z" w16du:dateUtc="2026-08-09T01:43:00Z">
         <w:r>
           <w:t xml:space="preserve"> 47907</w:t>
         </w:r>
@@ -171,12 +171,12 @@
       <w:r>
         <w:t>Shanghai Synchrotron Radiation Facility, Shanghai</w:t>
       </w:r>
-      <w:del w:id="10" w:author="JMRT R1 revision" w:date="2026-08-08T21:10:00Z" w16du:dateUtc="2026-08-09T01:10:00Z">
+      <w:del w:id="10" w:author="JMRT R1 revision" w:date="2026-08-08T21:43:00Z" w16du:dateUtc="2026-08-09T01:43:00Z">
         <w:r>
           <w:delText>,</w:delText>
         </w:r>
       </w:del>
-      <w:ins w:id="11" w:author="JMRT R1 revision" w:date="2026-08-08T21:10:00Z" w16du:dateUtc="2026-08-09T01:10:00Z">
+      <w:ins w:id="11" w:author="JMRT R1 revision" w:date="2026-08-08T21:43:00Z" w16du:dateUtc="2026-08-09T01:43:00Z">
         <w:r>
           <w:t xml:space="preserve"> [postal code — confirm],</w:t>
         </w:r>
@@ -192,7 +192,7 @@
       <w:r>
         <w:t>*Corresponding author. E-mail</w:t>
       </w:r>
-      <w:del w:id="12" w:author="JMRT R1 revision" w:date="2026-08-08T21:10:00Z" w16du:dateUtc="2026-08-09T01:10:00Z">
+      <w:del w:id="12" w:author="JMRT R1 revision" w:date="2026-08-08T21:43:00Z" w16du:dateUtc="2026-08-09T01:43:00Z">
         <w:r>
           <w:delText xml:space="preserve"> address</w:delText>
         </w:r>
@@ -200,7 +200,7 @@
       <w:r>
         <w:t>: cai485@purdue.edu</w:t>
       </w:r>
-      <w:del w:id="13" w:author="JMRT R1 revision" w:date="2026-08-08T21:10:00Z" w16du:dateUtc="2026-08-09T01:10:00Z">
+      <w:del w:id="13" w:author="JMRT R1 revision" w:date="2026-08-08T21:43:00Z" w16du:dateUtc="2026-08-09T01:43:00Z">
         <w:r>
           <w:delText xml:space="preserve"> (F.Y. Cai).</w:delText>
         </w:r>
@@ -227,69 +227,327 @@
         <w:pStyle w:val="FirstParagraph"/>
       </w:pPr>
       <w:r>
-        <w:t>Iron-based shape memory alloys (Fe-SMAs) offer a low-cost alternative to Nitinol, but their super-elastic response is highly sensitive to composition and processing. Large language model (LLM) deep-research agents can now propose new alloy compositions in seconds, raising the question of whether such proposals actually work once synthesized. Here we report the synthesis and mechanical characterization of an LLM-hypothesized Fe-Mn-Al-</w:t>
-      </w:r>
-      <w:ins w:id="15" w:author="JMRT R1 revision" w:date="2026-08-08T21:10:00Z" w16du:dateUtc="2026-08-09T01:10:00Z">
-        <w:r>
-          <w:t>Ni-</w:t>
-        </w:r>
-      </w:ins>
-      <w:r>
-        <w:t>Si</w:t>
-      </w:r>
-      <w:del w:id="16" w:author="JMRT R1 revision" w:date="2026-08-08T21:10:00Z" w16du:dateUtc="2026-08-09T01:10:00Z">
-        <w:r>
-          <w:delText>-Ni</w:delText>
-        </w:r>
-      </w:del>
-      <w:r>
-        <w:t xml:space="preserve">-C composition, benchmarked against an established super-elastic Fe-Mn-Al-Ni alloy processed under identical conditions. The </w:t>
-      </w:r>
-      <w:del w:id="17" w:author="JMRT R1 revision" w:date="2026-08-08T21:10:00Z" w16du:dateUtc="2026-08-09T01:10:00Z">
-        <w:r>
-          <w:delText>AI</w:delText>
-        </w:r>
-      </w:del>
-      <w:ins w:id="18" w:author="JMRT R1 revision" w:date="2026-08-08T21:10:00Z" w16du:dateUtc="2026-08-09T01:10:00Z">
-        <w:r>
-          <w:t>LLM</w:t>
-        </w:r>
-      </w:ins>
-      <w:r>
-        <w:t xml:space="preserve">-hypothesized alloy was readily castable but failed to exhibit super-elasticity under any condition tested, deforming instead like a conventional elastic metal. Synchrotron X-ray diffraction showed that this failure stems from a phase-stability mismatch: the </w:t>
-      </w:r>
-      <w:del w:id="19" w:author="JMRT R1 revision" w:date="2026-08-08T21:10:00Z" w16du:dateUtc="2026-08-09T01:10:00Z">
-        <w:r>
-          <w:delText xml:space="preserve">AI </w:delText>
-        </w:r>
-      </w:del>
-      <w:ins w:id="20" w:author="JMRT R1 revision" w:date="2026-08-08T21:10:00Z" w16du:dateUtc="2026-08-09T01:10:00Z">
+        <w:t xml:space="preserve">Iron-based shape memory alloys (Fe-SMAs) offer a low-cost alternative to Nitinol, but their super-elastic response is highly sensitive to composition and processing. Large language model (LLM) deep-research agents can now propose new alloy compositions in seconds, raising the question of whether such proposals </w:t>
+      </w:r>
+      <w:del w:id="15" w:author="JMRT R1 revision" w:date="2026-08-08T21:43:00Z" w16du:dateUtc="2026-08-09T01:43:00Z">
+        <w:r>
+          <w:delText xml:space="preserve">actually work once synthesized. Here we </w:delText>
+        </w:r>
+      </w:del>
+      <w:ins w:id="16" w:author="JMRT R1 revision" w:date="2026-08-08T21:43:00Z" w16du:dateUtc="2026-08-09T01:43:00Z">
+        <w:r>
+          <w:t xml:space="preserve">survive contact with a furnace. We </w:t>
+        </w:r>
+      </w:ins>
+      <w:r>
+        <w:t xml:space="preserve">report </w:t>
+      </w:r>
+      <w:ins w:id="17" w:author="JMRT R1 revision" w:date="2026-08-08T21:43:00Z" w16du:dateUtc="2026-08-09T01:43:00Z">
+        <w:r>
+          <w:t xml:space="preserve">what is, to our knowledge, </w:t>
+        </w:r>
+      </w:ins>
+      <w:r>
+        <w:t xml:space="preserve">the </w:t>
+      </w:r>
+      <w:del w:id="18" w:author="JMRT R1 revision" w:date="2026-08-08T21:43:00Z" w16du:dateUtc="2026-08-09T01:43:00Z">
+        <w:r>
+          <w:delText xml:space="preserve">synthesis and </w:delText>
+        </w:r>
+      </w:del>
+      <w:ins w:id="19" w:author="JMRT R1 revision" w:date="2026-08-08T21:43:00Z" w16du:dateUtc="2026-08-09T01:43:00Z">
+        <w:r>
+          <w:t xml:space="preserve">first experimental test of an LLM-hypothesized shape memory alloy carried from proposal through processing to </w:t>
+        </w:r>
+      </w:ins>
+      <w:r>
+        <w:t xml:space="preserve">mechanical </w:t>
+      </w:r>
+      <w:ins w:id="20" w:author="JMRT R1 revision" w:date="2026-08-08T21:43:00Z" w16du:dateUtc="2026-08-09T01:43:00Z">
+        <w:r>
+          <w:t xml:space="preserve">and synchrotron </w:t>
+        </w:r>
+      </w:ins>
+      <w:r>
+        <w:t>characterization</w:t>
+      </w:r>
+      <w:del w:id="21" w:author="JMRT R1 revision" w:date="2026-08-08T21:43:00Z" w16du:dateUtc="2026-08-09T01:43:00Z">
+        <w:r>
+          <w:delText xml:space="preserve"> of an</w:delText>
+        </w:r>
+      </w:del>
+      <w:ins w:id="22" w:author="JMRT R1 revision" w:date="2026-08-08T21:43:00Z" w16du:dateUtc="2026-08-09T01:43:00Z">
+        <w:r>
+          <w:t>. An</w:t>
+        </w:r>
+      </w:ins>
+      <w:r>
+        <w:t xml:space="preserve"> LLM-hypothesized Fe-Mn-Al-</w:t>
+      </w:r>
+      <w:del w:id="23" w:author="JMRT R1 revision" w:date="2026-08-08T21:43:00Z" w16du:dateUtc="2026-08-09T01:43:00Z">
+        <w:r>
+          <w:delText>Si-</w:delText>
+        </w:r>
+      </w:del>
+      <w:r>
+        <w:t>Ni-</w:t>
+      </w:r>
+      <w:ins w:id="24" w:author="JMRT R1 revision" w:date="2026-08-08T21:43:00Z" w16du:dateUtc="2026-08-09T01:43:00Z">
+        <w:r>
+          <w:t>Si-</w:t>
+        </w:r>
+      </w:ins>
+      <w:r>
+        <w:t>C composition</w:t>
+      </w:r>
+      <w:del w:id="25" w:author="JMRT R1 revision" w:date="2026-08-08T21:43:00Z" w16du:dateUtc="2026-08-09T01:43:00Z">
+        <w:r>
+          <w:delText>,</w:delText>
+        </w:r>
+      </w:del>
+      <w:ins w:id="26" w:author="JMRT R1 revision" w:date="2026-08-08T21:43:00Z" w16du:dateUtc="2026-08-09T01:43:00Z">
+        <w:r>
+          <w:t xml:space="preserve"> was</w:t>
+        </w:r>
+      </w:ins>
+      <w:r>
+        <w:t xml:space="preserve"> benchmarked against an established super-elastic Fe-Mn-Al-Ni alloy processed </w:t>
+      </w:r>
+      <w:del w:id="27" w:author="JMRT R1 revision" w:date="2026-08-08T21:43:00Z" w16du:dateUtc="2026-08-09T01:43:00Z">
+        <w:r>
+          <w:delText>under identical conditions.</w:delText>
+        </w:r>
+      </w:del>
+      <w:ins w:id="28" w:author="JMRT R1 revision" w:date="2026-08-08T21:43:00Z" w16du:dateUtc="2026-08-09T01:43:00Z">
+        <w:r>
+          <w:t>by the same nominal route — an alloy whose super-elasticity depends on coherent B2 NiAl precipitates within a continuous BCC α parent.</w:t>
+        </w:r>
+      </w:ins>
+      <w:r>
+        <w:t xml:space="preserve"> The </w:t>
+      </w:r>
+      <w:del w:id="29" w:author="JMRT R1 revision" w:date="2026-08-08T21:43:00Z" w16du:dateUtc="2026-08-09T01:43:00Z">
+        <w:r>
+          <w:delText xml:space="preserve">AI-hypothesized </w:delText>
+        </w:r>
+      </w:del>
+      <w:ins w:id="30" w:author="JMRT R1 revision" w:date="2026-08-08T21:43:00Z" w16du:dateUtc="2026-08-09T01:43:00Z">
         <w:r>
           <w:t>LLM-</w:t>
         </w:r>
       </w:ins>
       <w:r>
-        <w:t>alloy forms a stable dual-phase microstructure with a minor ordered Fe-Al phase that does not support the transformation pathway the benchmark alloy relies on</w:t>
-      </w:r>
-      <w:del w:id="21" w:author="JMRT R1 revision" w:date="2026-08-08T21:10:00Z" w16du:dateUtc="2026-08-09T01:10:00Z">
-        <w:r>
-          <w:delText>, likely promoted by its elevated carbon content.</w:delText>
-        </w:r>
-      </w:del>
-      <w:ins w:id="22" w:author="JMRT R1 revision" w:date="2026-08-08T21:10:00Z" w16du:dateUtc="2026-08-09T01:10:00Z">
-        <w:r>
-          <w:t>. Equilibrium CALPHAD calculations across three independent databases, validated against the benchmark, locate the cause precisely. The benchmark solution-treats to single-phase BCC α at 1200 °C, whereas the LLM-alloy is two-phase there and reaches single-phase α only at ≈1340 °C, above its accessible processing range; deleting carbon alone from the measured chemistry, with every other element held fixed, lowers that field to ≈1150 °C and restores the single-phase state. A carbon addition of ≈0.10 wt% is th</w:t>
-        </w:r>
-        <w:r>
-          <w:t>us sufficient to close the processing window on which super-elasticity depends.</w:t>
-        </w:r>
-      </w:ins>
-      <w:r>
-        <w:t xml:space="preserve"> We conclude that LLM-proposed alloy compositions cannot be assumed to work as intended and should be screened for competing phase stability and interstitial content before physical synthesis is attempted</w:t>
-      </w:r>
-      <w:ins w:id="23" w:author="JMRT R1 revision" w:date="2026-08-08T21:10:00Z" w16du:dateUtc="2026-08-09T01:10:00Z">
-        <w:r>
-          <w:t xml:space="preserve"> — a check that costs minutes of computation with openly available databases</w:t>
+        <w:t xml:space="preserve">alloy </w:t>
+      </w:r>
+      <w:del w:id="31" w:author="JMRT R1 revision" w:date="2026-08-08T21:43:00Z" w16du:dateUtc="2026-08-09T01:43:00Z">
+        <w:r>
+          <w:delText>was</w:delText>
+        </w:r>
+      </w:del>
+      <w:ins w:id="32" w:author="JMRT R1 revision" w:date="2026-08-08T21:43:00Z" w16du:dateUtc="2026-08-09T01:43:00Z">
+        <w:r>
+          <w:t>proved</w:t>
+        </w:r>
+      </w:ins>
+      <w:r>
+        <w:t xml:space="preserve"> readily castable </w:t>
+      </w:r>
+      <w:del w:id="33" w:author="JMRT R1 revision" w:date="2026-08-08T21:43:00Z" w16du:dateUtc="2026-08-09T01:43:00Z">
+        <w:r>
+          <w:delText>but failed to exhibit</w:delText>
+        </w:r>
+      </w:del>
+      <w:ins w:id="34" w:author="JMRT R1 revision" w:date="2026-08-08T21:43:00Z" w16du:dateUtc="2026-08-09T01:43:00Z">
+        <w:r>
+          <w:t>and mechanically serviceable, with 0.2% proof stress from 1948 to 502 MPa across the anneal series and elongation peaking at 33%, yet it showed no</w:t>
+        </w:r>
+      </w:ins>
+      <w:r>
+        <w:t xml:space="preserve"> super-elasticity under any condition tested</w:t>
+      </w:r>
+      <w:del w:id="35" w:author="JMRT R1 revision" w:date="2026-08-08T21:43:00Z" w16du:dateUtc="2026-08-09T01:43:00Z">
+        <w:r>
+          <w:delText>, deforming instead like a conventional</w:delText>
+        </w:r>
+      </w:del>
+      <w:ins w:id="36" w:author="JMRT R1 revision" w:date="2026-08-08T21:43:00Z" w16du:dateUtc="2026-08-09T01:43:00Z">
+        <w:r>
+          <w:t>: strain recovery on unloading was indistinguishable from</w:t>
+        </w:r>
+      </w:ins>
+      <w:r>
+        <w:t xml:space="preserve"> elastic </w:t>
+      </w:r>
+      <w:del w:id="37" w:author="JMRT R1 revision" w:date="2026-08-08T21:43:00Z" w16du:dateUtc="2026-08-09T01:43:00Z">
+        <w:r>
+          <w:delText>metal.</w:delText>
+        </w:r>
+      </w:del>
+      <w:ins w:id="38" w:author="JMRT R1 revision" w:date="2026-08-08T21:43:00Z" w16du:dateUtc="2026-08-09T01:43:00Z">
+        <w:r>
+          <w:t>springback, against ≈0.5% recoverable transformation strain in the benchmark.</w:t>
+        </w:r>
+      </w:ins>
+      <w:r>
+        <w:t xml:space="preserve"> Synchrotron </w:t>
+      </w:r>
+      <w:del w:id="39" w:author="JMRT R1 revision" w:date="2026-08-08T21:43:00Z" w16du:dateUtc="2026-08-09T01:43:00Z">
+        <w:r>
+          <w:delText xml:space="preserve">X-ray </w:delText>
+        </w:r>
+      </w:del>
+      <w:r>
+        <w:t xml:space="preserve">diffraction </w:t>
+      </w:r>
+      <w:del w:id="40" w:author="JMRT R1 revision" w:date="2026-08-08T21:43:00Z" w16du:dateUtc="2026-08-09T01:43:00Z">
+        <w:r>
+          <w:delText>showed that</w:delText>
+        </w:r>
+      </w:del>
+      <w:ins w:id="41" w:author="JMRT R1 revision" w:date="2026-08-08T21:43:00Z" w16du:dateUtc="2026-08-09T01:43:00Z">
+        <w:r>
+          <w:t>attributes</w:t>
+        </w:r>
+      </w:ins>
+      <w:r>
+        <w:t xml:space="preserve"> this </w:t>
+      </w:r>
+      <w:del w:id="42" w:author="JMRT R1 revision" w:date="2026-08-08T21:43:00Z" w16du:dateUtc="2026-08-09T01:43:00Z">
+        <w:r>
+          <w:delText xml:space="preserve">failure stems from </w:delText>
+        </w:r>
+      </w:del>
+      <w:ins w:id="43" w:author="JMRT R1 revision" w:date="2026-08-08T21:43:00Z" w16du:dateUtc="2026-08-09T01:43:00Z">
+        <w:r>
+          <w:t xml:space="preserve">to </w:t>
+        </w:r>
+      </w:ins>
+      <w:r>
+        <w:t>a phase-stability mismatch</w:t>
+      </w:r>
+      <w:del w:id="44" w:author="JMRT R1 revision" w:date="2026-08-08T21:43:00Z" w16du:dateUtc="2026-08-09T01:43:00Z">
+        <w:r>
+          <w:delText>: the AI alloy forms</w:delText>
+        </w:r>
+      </w:del>
+      <w:ins w:id="45" w:author="JMRT R1 revision" w:date="2026-08-08T21:43:00Z" w16du:dateUtc="2026-08-09T01:43:00Z">
+        <w:r>
+          <w:t xml:space="preserve"> —</w:t>
+        </w:r>
+      </w:ins>
+      <w:r>
+        <w:t xml:space="preserve"> a stable </w:t>
+      </w:r>
+      <w:del w:id="46" w:author="JMRT R1 revision" w:date="2026-08-08T21:43:00Z" w16du:dateUtc="2026-08-09T01:43:00Z">
+        <w:r>
+          <w:delText>dual-phase</w:delText>
+        </w:r>
+      </w:del>
+      <w:ins w:id="47" w:author="JMRT R1 revision" w:date="2026-08-08T21:43:00Z" w16du:dateUtc="2026-08-09T01:43:00Z">
+        <w:r>
+          <w:t>FCC γ + BCC α duplex</w:t>
+        </w:r>
+      </w:ins>
+      <w:r>
+        <w:t xml:space="preserve"> microstructure with a minor ordered Fe</w:t>
+      </w:r>
+      <w:del w:id="48" w:author="JMRT R1 revision" w:date="2026-08-08T21:43:00Z" w16du:dateUtc="2026-08-09T01:43:00Z">
+        <w:r>
+          <w:delText>-</w:delText>
+        </w:r>
+      </w:del>
+      <w:ins w:id="49" w:author="JMRT R1 revision" w:date="2026-08-08T21:43:00Z" w16du:dateUtc="2026-08-09T01:43:00Z">
+        <w:r>
+          <w:t>₃</w:t>
+        </w:r>
+      </w:ins>
+      <w:r>
+        <w:t>Al phase</w:t>
+      </w:r>
+      <w:ins w:id="50" w:author="JMRT R1 revision" w:date="2026-08-08T21:43:00Z" w16du:dateUtc="2026-08-09T01:43:00Z">
+        <w:r>
+          <w:t>, unchanged by deformation. Equilibrium CALPHAD calculations across three independent databases, validated against the benchmark, locate the cause. The benchmark solution-treats to single-phase</w:t>
+        </w:r>
+      </w:ins>
+      <w:r>
+        <w:t xml:space="preserve"> </w:t>
+      </w:r>
+      <w:del w:id="51" w:author="JMRT R1 revision" w:date="2026-08-08T21:43:00Z" w16du:dateUtc="2026-08-09T01:43:00Z">
+        <w:r>
+          <w:delText>that does not support the transformation pathway the benchmark alloy relies on, likely promoted by</w:delText>
+        </w:r>
+      </w:del>
+      <w:ins w:id="52" w:author="JMRT R1 revision" w:date="2026-08-08T21:43:00Z" w16du:dateUtc="2026-08-09T01:43:00Z">
+        <w:r>
+          <w:t>BCC α at 1200 °C, whereas the LLM-alloy is two-phase there and reaches single-phase α only at ≈1340 °C, above</w:t>
+        </w:r>
+      </w:ins>
+      <w:r>
+        <w:t xml:space="preserve"> its </w:t>
+      </w:r>
+      <w:del w:id="53" w:author="JMRT R1 revision" w:date="2026-08-08T21:43:00Z" w16du:dateUtc="2026-08-09T01:43:00Z">
+        <w:r>
+          <w:delText>elevated</w:delText>
+        </w:r>
+      </w:del>
+      <w:ins w:id="54" w:author="JMRT R1 revision" w:date="2026-08-08T21:43:00Z" w16du:dateUtc="2026-08-09T01:43:00Z">
+        <w:r>
+          <w:t>accessible processing range; deleting</w:t>
+        </w:r>
+      </w:ins>
+      <w:r>
+        <w:t xml:space="preserve"> carbon </w:t>
+      </w:r>
+      <w:del w:id="55" w:author="JMRT R1 revision" w:date="2026-08-08T21:43:00Z" w16du:dateUtc="2026-08-09T01:43:00Z">
+        <w:r>
+          <w:delText>content. We conclude that</w:delText>
+        </w:r>
+      </w:del>
+      <w:ins w:id="56" w:author="JMRT R1 revision" w:date="2026-08-08T21:43:00Z" w16du:dateUtc="2026-08-09T01:43:00Z">
+        <w:r>
+          <w:t>alone from the measured chemistry lowers that field to ≈1150 °C and restores the single-phase state. A carbon addition of ≈0.10 wt% is thus sufficient to close the processing window on which super-elasticity depends.</w:t>
+        </w:r>
+      </w:ins>
+      <w:r>
+        <w:t xml:space="preserve"> LLM-proposed </w:t>
+      </w:r>
+      <w:del w:id="57" w:author="JMRT R1 revision" w:date="2026-08-08T21:43:00Z" w16du:dateUtc="2026-08-09T01:43:00Z">
+        <w:r>
+          <w:delText xml:space="preserve">alloy </w:delText>
+        </w:r>
+      </w:del>
+      <w:r>
+        <w:t xml:space="preserve">compositions </w:t>
+      </w:r>
+      <w:del w:id="58" w:author="JMRT R1 revision" w:date="2026-08-08T21:43:00Z" w16du:dateUtc="2026-08-09T01:43:00Z">
+        <w:r>
+          <w:delText>cannot be assumed to work as intended and should</w:delText>
+        </w:r>
+      </w:del>
+      <w:ins w:id="59" w:author="JMRT R1 revision" w:date="2026-08-08T21:43:00Z" w16du:dateUtc="2026-08-09T01:43:00Z">
+        <w:r>
+          <w:t>should therefore</w:t>
+        </w:r>
+      </w:ins>
+      <w:r>
+        <w:t xml:space="preserve"> be screened for competing phase stability and interstitial content before </w:t>
+      </w:r>
+      <w:del w:id="60" w:author="JMRT R1 revision" w:date="2026-08-08T21:43:00Z" w16du:dateUtc="2026-08-09T01:43:00Z">
+        <w:r>
+          <w:delText xml:space="preserve">physical </w:delText>
+        </w:r>
+      </w:del>
+      <w:r>
+        <w:t xml:space="preserve">synthesis </w:t>
+      </w:r>
+      <w:del w:id="61" w:author="JMRT R1 revision" w:date="2026-08-08T21:43:00Z" w16du:dateUtc="2026-08-09T01:43:00Z">
+        <w:r>
+          <w:delText>is attempted</w:delText>
+        </w:r>
+      </w:del>
+      <w:ins w:id="62" w:author="JMRT R1 revision" w:date="2026-08-08T21:43:00Z" w16du:dateUtc="2026-08-09T01:43:00Z">
+        <w:r>
+          <w:t>— a check costing minutes with openly available databases</w:t>
         </w:r>
       </w:ins>
       <w:r>
@@ -310,7 +568,7 @@
       <w:r>
         <w:t xml:space="preserve"> Fe-based shape memory alloy; super-elasticity; AI-guided alloy design</w:t>
       </w:r>
-      <w:ins w:id="24" w:author="JMRT R1 revision" w:date="2026-08-08T21:10:00Z" w16du:dateUtc="2026-08-09T01:10:00Z">
+      <w:ins w:id="63" w:author="JMRT R1 revision" w:date="2026-08-08T21:43:00Z" w16du:dateUtc="2026-08-09T01:43:00Z">
         <w:r>
           <w:t>; CALPHAD</w:t>
         </w:r>
@@ -330,7 +588,7 @@
       <w:pPr>
         <w:pStyle w:val="Heading1"/>
       </w:pPr>
-      <w:bookmarkStart w:id="25" w:name="introduction"/>
+      <w:bookmarkStart w:id="64" w:name="introduction"/>
       <w:bookmarkEnd w:id="14"/>
       <w:r>
         <w:t>1. Introduction</w:t>
@@ -339,18 +597,84 @@
     <w:p>
       <w:pPr>
         <w:pStyle w:val="FirstParagraph"/>
+        <w:rPr>
+          <w:ins w:id="65" w:author="JMRT R1 revision" w:date="2026-08-08T21:43:00Z" w16du:dateUtc="2026-08-09T01:43:00Z"/>
+        </w:rPr>
       </w:pPr>
       <w:r>
         <w:t>Materials discovery has been advanced by deep-learning models trained on first-principles thermodynamics. For example, DeepMind’s GNoME predicted more than 2.2 million previously unreported crystal structures with high precision against DFT validation [1]</w:t>
       </w:r>
       <w:r>
-        <w:t>, and agentic large language models with deep-research capabilities can ingest decades of metallurgical literature and propose compositions in seconds [2,3]. Together these tools raise the possibility of alloy design that supplements intuition-guided iteration with AI-proposed, thermodynamically screened candidates. Recent studies have begun applying such AI methods specifically to shape memory alloys, including data-driven composition screening [4], generative inverse design [5]</w:t>
-      </w:r>
-      <w:r>
-        <w:t>, and LLM-based hypothesis generation [6]. However, whether these AI models practically work or not is yet to be tested. Current generative materials models typically optimize for thermodynamic stability (formation energy, convex-hull distance) but may not, in general, explicitly consider the kinetic barriers governing microstructure evolution during processing [1]</w:t>
-      </w:r>
-      <w:r>
-        <w:t>. A composition whose target phase lies on the DFT convex hull might still be difficult to realize in practice. It is our interest to examine a large language model (LLM)-hypothesized shape memory alloy (SMA). To the best of our knowledge, experimentally validated studies on this topic remain very rare.</w:t>
+        <w:t>, and agentic large language models with deep-research capabilities can ingest decades of metallurgical literature and propose compositions in seconds [2,3]</w:t>
+      </w:r>
+      <w:r>
+        <w:t xml:space="preserve">. Together these tools raise the possibility of alloy design that supplements intuition-guided iteration with AI-proposed, thermodynamically screened candidates. </w:t>
+      </w:r>
+      <w:del w:id="66" w:author="JMRT R1 revision" w:date="2026-08-08T21:43:00Z" w16du:dateUtc="2026-08-09T01:43:00Z">
+        <w:r>
+          <w:delText>Recent studies have begun applying such AI methods specifically to shape memory alloys, including data-driven composition screening [4], generative inverse design [5], and LLM-based hypothesis generation [6]. However, whether these AI models practically work or not is yet to be tested.</w:delText>
+        </w:r>
+      </w:del>
+      <w:ins w:id="67" w:author="JMRT R1 revision" w:date="2026-08-08T21:43:00Z" w16du:dateUtc="2026-08-09T01:43:00Z">
+        <w:r>
+          <w:t>Computational alloy design of this kind is not a single technique but a family of them, and the family is broader than the LLM agents examined here. Property-targeted screening searches an existing database or surrogate model for compositions meeting a specification, as in the AIMS framework for shape memory alloys [4]</w:t>
+        </w:r>
+        <w:r>
+          <w:t>; generative inverse design instead learns the composition–property mapping and samples new candidates directly from a target property [5]; and LLM-based hypothesis generation reasons over the published literature in natural language, producing candidates together with a stated rationale [6]. These approaches differ in what they take as input and in how much of their reasoning is inspectable, but they share a common output: a composition that has never been made.</w:t>
+        </w:r>
+      </w:ins>
+    </w:p>
+    <w:p>
+      <w:pPr>
+        <w:pStyle w:val="BodyText"/>
+      </w:pPr>
+      <w:ins w:id="68" w:author="JMRT R1 revision" w:date="2026-08-08T21:43:00Z" w16du:dateUtc="2026-08-09T01:43:00Z">
+        <w:r>
+          <w:t>That shared output is where the difficulty lies, and it defines the gap this study addresses. Generating candidate compositions is now cheap and fast, and the literature reporting such candidates is growing quickly. Physically synthesizing one and testing whether it does what was claimed is neither cheap nor fast, and is correspondingly rare. Rarer still is the publication of a candidate that failed, even though a diagnosed failure constrains the design space at least as usefully as a success and is the onl</w:t>
+        </w:r>
+        <w:r>
+          <w:t>y way to learn what these workflows systematically miss.</w:t>
+        </w:r>
+      </w:ins>
+      <w:r>
+        <w:t xml:space="preserve"> Current generative materials models typically optimize for thermodynamic stability (formation energy, convex-hull distance) but may not, in general, explicitly consider the kinetic barriers governing microstructure evolution during processing</w:t>
+      </w:r>
+      <w:r>
+        <w:t xml:space="preserve"> [1</w:t>
+      </w:r>
+      <w:del w:id="69" w:author="JMRT R1 revision" w:date="2026-08-08T21:43:00Z" w16du:dateUtc="2026-08-09T01:43:00Z">
+        <w:r>
+          <w:delText>].</w:delText>
+        </w:r>
+      </w:del>
+      <w:ins w:id="70" w:author="JMRT R1 revision" w:date="2026-08-08T21:43:00Z" w16du:dateUtc="2026-08-09T01:43:00Z">
+        <w:r>
+          <w:t>]; nor need they check that the phase fields their target microstructure requires are reachable by any processing route the laboratory can actually run.</w:t>
+        </w:r>
+      </w:ins>
+      <w:r>
+        <w:t xml:space="preserve"> A composition whose target phase lies on the DFT convex hull might still be difficult to realize in practice. </w:t>
+      </w:r>
+      <w:del w:id="71" w:author="JMRT R1 revision" w:date="2026-08-08T21:43:00Z" w16du:dateUtc="2026-08-09T01:43:00Z">
+        <w:r>
+          <w:delText xml:space="preserve">It is our interest to examine a large language model (LLM)-hypothesized shape memory alloy (SMA). </w:delText>
+        </w:r>
+      </w:del>
+      <w:r>
+        <w:t xml:space="preserve">To the best of our knowledge, experimentally validated studies </w:t>
+      </w:r>
+      <w:del w:id="72" w:author="JMRT R1 revision" w:date="2026-08-08T21:43:00Z" w16du:dateUtc="2026-08-09T01:43:00Z">
+        <w:r>
+          <w:delText>on this topic</w:delText>
+        </w:r>
+      </w:del>
+      <w:ins w:id="73" w:author="JMRT R1 revision" w:date="2026-08-08T21:43:00Z" w16du:dateUtc="2026-08-09T01:43:00Z">
+        <w:r>
+          <w:t>of LLM-hypothesized alloys</w:t>
+        </w:r>
+      </w:ins>
+      <w:r>
+        <w:t xml:space="preserve"> remain very rare.</w:t>
       </w:r>
     </w:p>
     <w:p>
@@ -387,12 +711,12 @@
       <w:r>
         <w:t xml:space="preserve">[13,14]. However, achieving a bamboo-like grain structure poses significant challenges, especially at industrial scale. In this study, we adopted this alloy system, trained an </w:t>
       </w:r>
-      <w:del w:id="26" w:author="JMRT R1 revision" w:date="2026-08-08T21:10:00Z" w16du:dateUtc="2026-08-09T01:10:00Z">
+      <w:del w:id="74" w:author="JMRT R1 revision" w:date="2026-08-08T21:43:00Z" w16du:dateUtc="2026-08-09T01:43:00Z">
         <w:r>
           <w:delText>AI with</w:delText>
         </w:r>
       </w:del>
-      <w:ins w:id="27" w:author="JMRT R1 revision" w:date="2026-08-08T21:10:00Z" w16du:dateUtc="2026-08-09T01:10:00Z">
+      <w:ins w:id="75" w:author="JMRT R1 revision" w:date="2026-08-08T21:43:00Z" w16du:dateUtc="2026-08-09T01:43:00Z">
         <w:r>
           <w:t>LLM agent on</w:t>
         </w:r>
@@ -400,12 +724,12 @@
       <w:r>
         <w:t xml:space="preserve"> over 200 published papers on Fe-based SMAs along with other publicly available information, and asked </w:t>
       </w:r>
-      <w:del w:id="28" w:author="JMRT R1 revision" w:date="2026-08-08T21:10:00Z" w16du:dateUtc="2026-08-09T01:10:00Z">
+      <w:del w:id="76" w:author="JMRT R1 revision" w:date="2026-08-08T21:43:00Z" w16du:dateUtc="2026-08-09T01:43:00Z">
         <w:r>
           <w:delText>the AI</w:delText>
         </w:r>
       </w:del>
-      <w:ins w:id="29" w:author="JMRT R1 revision" w:date="2026-08-08T21:10:00Z" w16du:dateUtc="2026-08-09T01:10:00Z">
+      <w:ins w:id="77" w:author="JMRT R1 revision" w:date="2026-08-08T21:43:00Z" w16du:dateUtc="2026-08-09T01:43:00Z">
         <w:r>
           <w:t>it</w:t>
         </w:r>
@@ -413,12 +737,12 @@
       <w:r>
         <w:t xml:space="preserve"> for lower-cost alternatives with the potential to exhibit super-elasticity with small grain sizes. We processed one of the </w:t>
       </w:r>
-      <w:del w:id="30" w:author="JMRT R1 revision" w:date="2026-08-08T21:10:00Z" w16du:dateUtc="2026-08-09T01:10:00Z">
+      <w:del w:id="78" w:author="JMRT R1 revision" w:date="2026-08-08T21:43:00Z" w16du:dateUtc="2026-08-09T01:43:00Z">
         <w:r>
           <w:delText>AI</w:delText>
         </w:r>
       </w:del>
-      <w:ins w:id="31" w:author="JMRT R1 revision" w:date="2026-08-08T21:10:00Z" w16du:dateUtc="2026-08-09T01:10:00Z">
+      <w:ins w:id="79" w:author="JMRT R1 revision" w:date="2026-08-08T21:43:00Z" w16du:dateUtc="2026-08-09T01:43:00Z">
         <w:r>
           <w:t>LLM</w:t>
         </w:r>
@@ -439,12 +763,12 @@
       <w:r>
         <w:t xml:space="preserve">. </w:t>
       </w:r>
-      <w:del w:id="32" w:author="JMRT R1 revision" w:date="2026-08-08T21:10:00Z" w16du:dateUtc="2026-08-09T01:10:00Z">
+      <w:del w:id="80" w:author="JMRT R1 revision" w:date="2026-08-08T21:43:00Z" w16du:dateUtc="2026-08-09T01:43:00Z">
         <w:r>
           <w:delText>Because</w:delText>
         </w:r>
       </w:del>
-      <w:ins w:id="33" w:author="JMRT R1 revision" w:date="2026-08-08T21:10:00Z" w16du:dateUtc="2026-08-09T01:10:00Z">
+      <w:ins w:id="81" w:author="JMRT R1 revision" w:date="2026-08-08T21:43:00Z" w16du:dateUtc="2026-08-09T01:43:00Z">
         <w:r>
           <w:t>Both alloys were then put through</w:t>
         </w:r>
@@ -452,7 +776,7 @@
       <w:r>
         <w:t xml:space="preserve"> the </w:t>
       </w:r>
-      <w:ins w:id="34" w:author="JMRT R1 revision" w:date="2026-08-08T21:10:00Z" w16du:dateUtc="2026-08-09T01:10:00Z">
+      <w:ins w:id="82" w:author="JMRT R1 revision" w:date="2026-08-08T21:43:00Z" w16du:dateUtc="2026-08-09T01:43:00Z">
         <w:r>
           <w:t xml:space="preserve">same nominal </w:t>
         </w:r>
@@ -460,12 +784,12 @@
       <w:r>
         <w:t xml:space="preserve">processing </w:t>
       </w:r>
-      <w:del w:id="35" w:author="JMRT R1 revision" w:date="2026-08-08T21:10:00Z" w16du:dateUtc="2026-08-09T01:10:00Z">
+      <w:del w:id="83" w:author="JMRT R1 revision" w:date="2026-08-08T21:43:00Z" w16du:dateUtc="2026-08-09T01:43:00Z">
         <w:r>
           <w:delText>history was kept</w:delText>
         </w:r>
       </w:del>
-      <w:ins w:id="36" w:author="JMRT R1 revision" w:date="2026-08-08T21:10:00Z" w16du:dateUtc="2026-08-09T01:10:00Z">
+      <w:ins w:id="84" w:author="JMRT R1 revision" w:date="2026-08-08T21:43:00Z" w16du:dateUtc="2026-08-09T01:43:00Z">
         <w:r>
           <w:t>route. Identical nominal parameters do not guarantee</w:t>
         </w:r>
@@ -473,12 +797,12 @@
       <w:r>
         <w:t xml:space="preserve"> identical </w:t>
       </w:r>
-      <w:del w:id="37" w:author="JMRT R1 revision" w:date="2026-08-08T21:10:00Z" w16du:dateUtc="2026-08-09T01:10:00Z">
+      <w:del w:id="85" w:author="JMRT R1 revision" w:date="2026-08-08T21:43:00Z" w16du:dateUtc="2026-08-09T01:43:00Z">
         <w:r>
           <w:delText>for both alloys, compositional differences</w:delText>
         </w:r>
       </w:del>
-      <w:ins w:id="38" w:author="JMRT R1 revision" w:date="2026-08-08T21:10:00Z" w16du:dateUtc="2026-08-09T01:10:00Z">
+      <w:ins w:id="86" w:author="JMRT R1 revision" w:date="2026-08-08T21:43:00Z" w16du:dateUtc="2026-08-09T01:43:00Z">
         <w:r>
           <w:t>recrystallization, grain size, texture or precipitation state in two different compositions, so what follows is a comparison of how each alloy responds to a common route rather than a controlled isolation of composition; the limits of that comparison</w:t>
         </w:r>
@@ -486,12 +810,12 @@
       <w:r>
         <w:t xml:space="preserve"> are </w:t>
       </w:r>
-      <w:del w:id="39" w:author="JMRT R1 revision" w:date="2026-08-08T21:10:00Z" w16du:dateUtc="2026-08-09T01:10:00Z">
+      <w:del w:id="87" w:author="JMRT R1 revision" w:date="2026-08-08T21:43:00Z" w16du:dateUtc="2026-08-09T01:43:00Z">
         <w:r>
           <w:delText>the sole variable determining the final mechanical properties</w:delText>
         </w:r>
       </w:del>
-      <w:ins w:id="40" w:author="JMRT R1 revision" w:date="2026-08-08T21:10:00Z" w16du:dateUtc="2026-08-09T01:10:00Z">
+      <w:ins w:id="88" w:author="JMRT R1 revision" w:date="2026-08-08T21:43:00Z" w16du:dateUtc="2026-08-09T01:43:00Z">
         <w:r>
           <w:t>stated in Sec. 4.1</w:t>
         </w:r>
@@ -499,6 +823,25 @@
       <w:r>
         <w:t>.</w:t>
       </w:r>
+    </w:p>
+    <w:p>
+      <w:pPr>
+        <w:pStyle w:val="BodyText"/>
+        <w:rPr>
+          <w:ins w:id="89" w:author="JMRT R1 revision" w:date="2026-08-08T21:43:00Z" w16du:dateUtc="2026-08-09T01:43:00Z"/>
+        </w:rPr>
+      </w:pPr>
+      <w:ins w:id="90" w:author="JMRT R1 revision" w:date="2026-08-08T21:43:00Z" w16du:dateUtc="2026-08-09T01:43:00Z">
+        <w:r>
+          <w:t>The hypothesis under test is the agent’s own, and it is worth stating in its own terms before it is examined. Reasoning from the Fe-Mn-Al-Ni family, the agent proposed that Ni could be reduced from 7.5 to 4 at% to lower cost, that ≈4 at% Si would compensate by stabilizing the BCC α parent and strengthening it in solid solution, and that ≈1000 ppm C would strengthen the parent further and, through fine carbides, raise the resistance to dislocation slip enough to favour stress-induced transformation over plas</w:t>
+        </w:r>
+        <w:r>
+          <w:t>ticity — all while retaining the α parent phase and the β-NiAl precipitation on which super-elasticity in this family depends, and without requiring the bamboo grain structure that makes the benchmark difficult to produce industrially. Each of these expectations is individually reasonable, and the composition that results is chemically unremarkable. Our objective is to determine not merely whether that hypothesis holds but where precisely it fails: Secs. 3.1–3.3 establish what the alloy did, Secs. 3.4 and 4</w:t>
+        </w:r>
+        <w:r>
+          <w:t>.2 establish why, and Sec. 4.4 asks what a design workflow would have had to do differently to catch it before any metal was melted.</w:t>
+        </w:r>
+      </w:ins>
     </w:p>
     <w:p>
       <w:r>
@@ -511,8 +854,8 @@
       <w:pPr>
         <w:pStyle w:val="Heading1"/>
       </w:pPr>
-      <w:bookmarkStart w:id="41" w:name="materials-and-experiments"/>
-      <w:bookmarkEnd w:id="25"/>
+      <w:bookmarkStart w:id="91" w:name="materials-and-experiments"/>
+      <w:bookmarkEnd w:id="64"/>
       <w:r>
         <w:t>2. Materials and Experiments</w:t>
       </w:r>
@@ -521,7 +864,7 @@
       <w:pPr>
         <w:pStyle w:val="Heading2"/>
       </w:pPr>
-      <w:bookmarkStart w:id="42" w:name="alloy-design-and-synthesis"/>
+      <w:bookmarkStart w:id="92" w:name="alloy-design-and-synthesis"/>
       <w:r>
         <w:t>2.1 Alloy design and synthesis</w:t>
       </w:r>
@@ -533,12 +876,12 @@
       <w:r>
         <w:t xml:space="preserve">The </w:t>
       </w:r>
-      <w:del w:id="43" w:author="JMRT R1 revision" w:date="2026-08-08T21:10:00Z" w16du:dateUtc="2026-08-09T01:10:00Z">
+      <w:del w:id="93" w:author="JMRT R1 revision" w:date="2026-08-08T21:43:00Z" w16du:dateUtc="2026-08-09T01:43:00Z">
         <w:r>
           <w:delText>AI</w:delText>
         </w:r>
       </w:del>
-      <w:ins w:id="44" w:author="JMRT R1 revision" w:date="2026-08-08T21:10:00Z" w16du:dateUtc="2026-08-09T01:10:00Z">
+      <w:ins w:id="94" w:author="JMRT R1 revision" w:date="2026-08-08T21:43:00Z" w16du:dateUtc="2026-08-09T01:43:00Z">
         <w:r>
           <w:t>LLM</w:t>
         </w:r>
@@ -565,12 +908,12 @@
       <w:r>
         <w:t xml:space="preserve"> [12], was synthesized under identical conditions. These alloys are hereafter named the </w:t>
       </w:r>
-      <w:del w:id="45" w:author="JMRT R1 revision" w:date="2026-08-08T21:10:00Z" w16du:dateUtc="2026-08-09T01:10:00Z">
+      <w:del w:id="95" w:author="JMRT R1 revision" w:date="2026-08-08T21:43:00Z" w16du:dateUtc="2026-08-09T01:43:00Z">
         <w:r>
           <w:delText>AI</w:delText>
         </w:r>
       </w:del>
-      <w:ins w:id="46" w:author="JMRT R1 revision" w:date="2026-08-08T21:10:00Z" w16du:dateUtc="2026-08-09T01:10:00Z">
+      <w:ins w:id="96" w:author="JMRT R1 revision" w:date="2026-08-08T21:43:00Z" w16du:dateUtc="2026-08-09T01:43:00Z">
         <w:r>
           <w:t>LLM</w:t>
         </w:r>
@@ -578,12 +921,12 @@
       <w:r>
         <w:t xml:space="preserve">-alloy and </w:t>
       </w:r>
-      <w:del w:id="47" w:author="JMRT R1 revision" w:date="2026-08-08T21:10:00Z" w16du:dateUtc="2026-08-09T01:10:00Z">
+      <w:del w:id="97" w:author="JMRT R1 revision" w:date="2026-08-08T21:43:00Z" w16du:dateUtc="2026-08-09T01:43:00Z">
         <w:r>
           <w:delText>Omori-</w:delText>
         </w:r>
       </w:del>
-      <w:ins w:id="48" w:author="JMRT R1 revision" w:date="2026-08-08T21:10:00Z" w16du:dateUtc="2026-08-09T01:10:00Z">
+      <w:ins w:id="98" w:author="JMRT R1 revision" w:date="2026-08-08T21:43:00Z" w16du:dateUtc="2026-08-09T01:43:00Z">
         <w:r>
           <w:t xml:space="preserve">benchmark </w:t>
         </w:r>
@@ -599,7 +942,7 @@
       <w:r>
         <w:t xml:space="preserve">Using high-purity raw elements, about 2 kg of each alloy was melted in a vacuum induction furnace and cast into ø50 mm ingots. </w:t>
       </w:r>
-      <w:del w:id="49" w:author="JMRT R1 revision" w:date="2026-08-08T21:10:00Z" w16du:dateUtc="2026-08-09T01:10:00Z">
+      <w:del w:id="99" w:author="JMRT R1 revision" w:date="2026-08-08T21:43:00Z" w16du:dateUtc="2026-08-09T01:43:00Z">
         <w:r>
           <w:delText xml:space="preserve">Alloy chemistries are listed in </w:delText>
         </w:r>
@@ -614,7 +957,7 @@
           <w:delText>. For both alloys, the actual chemistries measured by inductively coupled plasma atomic emission spectroscopy (ICP-AES) are very close to the nominal values, except that Si is lower in the AI-alloy and unexpected P is present in the Omori-alloy; the source of the P is unknown.</w:delText>
         </w:r>
       </w:del>
-      <w:ins w:id="50" w:author="JMRT R1 revision" w:date="2026-08-08T21:10:00Z" w16du:dateUtc="2026-08-09T01:10:00Z">
+      <w:ins w:id="100" w:author="JMRT R1 revision" w:date="2026-08-08T21:43:00Z" w16du:dateUtc="2026-08-09T01:43:00Z">
         <w:r>
           <w:t xml:space="preserve">Measured chemistries, determined by inductively coupled plasma atomic emission spectroscopy (ICP-AES) with carbon by ASTM E1019, are listed in </w:t>
         </w:r>
@@ -697,12 +1040,12 @@
             <w:pPr>
               <w:pStyle w:val="Compact"/>
             </w:pPr>
-            <w:del w:id="51" w:author="JMRT R1 revision" w:date="2026-08-08T21:10:00Z" w16du:dateUtc="2026-08-09T01:10:00Z">
+            <w:del w:id="101" w:author="JMRT R1 revision" w:date="2026-08-08T21:43:00Z" w16du:dateUtc="2026-08-09T01:43:00Z">
               <w:r>
                 <w:delText>AI</w:delText>
               </w:r>
             </w:del>
-            <w:ins w:id="52" w:author="JMRT R1 revision" w:date="2026-08-08T21:10:00Z" w16du:dateUtc="2026-08-09T01:10:00Z">
+            <w:ins w:id="102" w:author="JMRT R1 revision" w:date="2026-08-08T21:43:00Z" w16du:dateUtc="2026-08-09T01:43:00Z">
               <w:r>
                 <w:t>LLM</w:t>
               </w:r>
@@ -720,12 +1063,12 @@
             <w:pPr>
               <w:pStyle w:val="Compact"/>
             </w:pPr>
-            <w:del w:id="53" w:author="JMRT R1 revision" w:date="2026-08-08T21:10:00Z" w16du:dateUtc="2026-08-09T01:10:00Z">
+            <w:del w:id="103" w:author="JMRT R1 revision" w:date="2026-08-08T21:43:00Z" w16du:dateUtc="2026-08-09T01:43:00Z">
               <w:r>
                 <w:delText>AI</w:delText>
               </w:r>
             </w:del>
-            <w:ins w:id="54" w:author="JMRT R1 revision" w:date="2026-08-08T21:10:00Z" w16du:dateUtc="2026-08-09T01:10:00Z">
+            <w:ins w:id="104" w:author="JMRT R1 revision" w:date="2026-08-08T21:43:00Z" w16du:dateUtc="2026-08-09T01:43:00Z">
               <w:r>
                 <w:t>LLM</w:t>
               </w:r>
@@ -743,12 +1086,12 @@
             <w:pPr>
               <w:pStyle w:val="Compact"/>
             </w:pPr>
-            <w:del w:id="55" w:author="JMRT R1 revision" w:date="2026-08-08T21:10:00Z" w16du:dateUtc="2026-08-09T01:10:00Z">
+            <w:del w:id="105" w:author="JMRT R1 revision" w:date="2026-08-08T21:43:00Z" w16du:dateUtc="2026-08-09T01:43:00Z">
               <w:r>
                 <w:delText>Omori-</w:delText>
               </w:r>
             </w:del>
-            <w:ins w:id="56" w:author="JMRT R1 revision" w:date="2026-08-08T21:10:00Z" w16du:dateUtc="2026-08-09T01:10:00Z">
+            <w:ins w:id="106" w:author="JMRT R1 revision" w:date="2026-08-08T21:43:00Z" w16du:dateUtc="2026-08-09T01:43:00Z">
               <w:r>
                 <w:t xml:space="preserve">benchmark </w:t>
               </w:r>
@@ -766,12 +1109,12 @@
             <w:pPr>
               <w:pStyle w:val="Compact"/>
             </w:pPr>
-            <w:del w:id="57" w:author="JMRT R1 revision" w:date="2026-08-08T21:10:00Z" w16du:dateUtc="2026-08-09T01:10:00Z">
+            <w:del w:id="107" w:author="JMRT R1 revision" w:date="2026-08-08T21:43:00Z" w16du:dateUtc="2026-08-09T01:43:00Z">
               <w:r>
                 <w:delText>Omori-</w:delText>
               </w:r>
             </w:del>
-            <w:ins w:id="58" w:author="JMRT R1 revision" w:date="2026-08-08T21:10:00Z" w16du:dateUtc="2026-08-09T01:10:00Z">
+            <w:ins w:id="108" w:author="JMRT R1 revision" w:date="2026-08-08T21:43:00Z" w16du:dateUtc="2026-08-09T01:43:00Z">
               <w:r>
                 <w:t xml:space="preserve">benchmark </w:t>
               </w:r>
@@ -1256,8 +1599,8 @@
       <w:pPr>
         <w:pStyle w:val="Heading2"/>
       </w:pPr>
-      <w:bookmarkStart w:id="59" w:name="heat-treatments"/>
-      <w:bookmarkEnd w:id="42"/>
+      <w:bookmarkStart w:id="109" w:name="heat-treatments"/>
+      <w:bookmarkEnd w:id="92"/>
       <w:r>
         <w:t>2.2 Heat treatments</w:t>
       </w:r>
@@ -1280,8 +1623,8 @@
       <w:pPr>
         <w:pStyle w:val="Heading2"/>
       </w:pPr>
-      <w:bookmarkStart w:id="60" w:name="metallography"/>
-      <w:bookmarkEnd w:id="59"/>
+      <w:bookmarkStart w:id="110" w:name="metallography"/>
+      <w:bookmarkEnd w:id="109"/>
       <w:r>
         <w:t>2.3 Metallography</w:t>
       </w:r>
@@ -1301,8 +1644,8 @@
       <w:pPr>
         <w:pStyle w:val="Heading2"/>
       </w:pPr>
-      <w:bookmarkStart w:id="61" w:name="mechanical-testing"/>
-      <w:bookmarkEnd w:id="60"/>
+      <w:bookmarkStart w:id="111" w:name="mechanical-testing"/>
+      <w:bookmarkEnd w:id="110"/>
       <w:r>
         <w:t>2.4 Mechanical testing</w:t>
       </w:r>
@@ -1314,12 +1657,12 @@
       <w:r>
         <w:t>Room-temperature cyclic tensile testing was performed on an Instron in displacement control. During the test, each specimen was cyclically loaded to fracture with a 1% strain increment for each cycle. The sample gauge length was 13 mm and the strain rate was 1 × 10⁻³ s⁻¹. This test reveals the material’s super-elasticity. A special loading–unloading–heating cyclic tensile test was also conducted to evaluate any potential shape-memory response. In this case, selected samples were loaded to 3% strain</w:t>
       </w:r>
-      <w:del w:id="62" w:author="JMRT R1 revision" w:date="2026-08-08T21:10:00Z" w16du:dateUtc="2026-08-09T01:10:00Z">
+      <w:del w:id="112" w:author="JMRT R1 revision" w:date="2026-08-08T21:43:00Z" w16du:dateUtc="2026-08-09T01:43:00Z">
         <w:r>
           <w:delText>,</w:delText>
         </w:r>
       </w:del>
-      <w:ins w:id="63" w:author="JMRT R1 revision" w:date="2026-08-08T21:10:00Z" w16du:dateUtc="2026-08-09T01:10:00Z">
+      <w:ins w:id="113" w:author="JMRT R1 revision" w:date="2026-08-08T21:43:00Z" w16du:dateUtc="2026-08-09T01:43:00Z">
         <w:r>
           <w:t xml:space="preserve"> and</w:t>
         </w:r>
@@ -1327,12 +1670,12 @@
       <w:r>
         <w:t xml:space="preserve"> unloaded to zero stress, </w:t>
       </w:r>
-      <w:del w:id="64" w:author="JMRT R1 revision" w:date="2026-08-08T21:10:00Z" w16du:dateUtc="2026-08-09T01:10:00Z">
+      <w:del w:id="114" w:author="JMRT R1 revision" w:date="2026-08-08T21:43:00Z" w16du:dateUtc="2026-08-09T01:43:00Z">
         <w:r>
           <w:delText>and continued</w:delText>
         </w:r>
       </w:del>
-      <w:ins w:id="65" w:author="JMRT R1 revision" w:date="2026-08-08T21:10:00Z" w16du:dateUtc="2026-08-09T01:10:00Z">
+      <w:ins w:id="115" w:author="JMRT R1 revision" w:date="2026-08-08T21:43:00Z" w16du:dateUtc="2026-08-09T01:43:00Z">
         <w:r>
           <w:t>after which the crosshead was returned</w:t>
         </w:r>
@@ -1340,7 +1683,7 @@
       <w:r>
         <w:t xml:space="preserve"> to </w:t>
       </w:r>
-      <w:ins w:id="66" w:author="JMRT R1 revision" w:date="2026-08-08T21:10:00Z" w16du:dateUtc="2026-08-09T01:10:00Z">
+      <w:ins w:id="116" w:author="JMRT R1 revision" w:date="2026-08-08T21:43:00Z" w16du:dateUtc="2026-08-09T01:43:00Z">
         <w:r>
           <w:t xml:space="preserve">its starting position (nominal </w:t>
         </w:r>
@@ -1348,12 +1691,12 @@
       <w:r>
         <w:t>zero strain</w:t>
       </w:r>
-      <w:del w:id="67" w:author="JMRT R1 revision" w:date="2026-08-08T21:10:00Z" w16du:dateUtc="2026-08-09T01:10:00Z">
+      <w:del w:id="117" w:author="JMRT R1 revision" w:date="2026-08-08T21:43:00Z" w16du:dateUtc="2026-08-09T01:43:00Z">
         <w:r>
           <w:delText>.</w:delText>
         </w:r>
       </w:del>
-      <w:ins w:id="68" w:author="JMRT R1 revision" w:date="2026-08-08T21:10:00Z" w16du:dateUtc="2026-08-09T01:10:00Z">
+      <w:ins w:id="118" w:author="JMRT R1 revision" w:date="2026-08-08T21:43:00Z" w16du:dateUtc="2026-08-09T01:43:00Z">
         <w:r>
           <w:t>).</w:t>
         </w:r>
@@ -1366,8 +1709,8 @@
       <w:pPr>
         <w:pStyle w:val="Heading2"/>
       </w:pPr>
-      <w:bookmarkStart w:id="69" w:name="synchrotron-x-ray-diffraction"/>
-      <w:bookmarkEnd w:id="61"/>
+      <w:bookmarkStart w:id="119" w:name="synchrotron-x-ray-diffraction"/>
+      <w:bookmarkEnd w:id="111"/>
       <w:r>
         <w:t>2.5 Synchrotron X-ray diffraction</w:t>
       </w:r>
@@ -1382,12 +1725,12 @@
       <w:r>
         <w:t xml:space="preserve">. The incident wavelength was λ = 0.12587 Å with a beam size of 0.5 × 0.5 mm². Two-dimensional Debye–Scherrer patterns were collected from each specimen before and after tensile deformation to test for any potential phase transformation. These 2D images were processed using FIT2D [19], where diffraction data were sliced at 5-degree intervals along the 360-degree azimuth and integrated to generate 72 diffraction spectra, which were then fitted by Rietveld refinement [20] in MAUD </w:t>
       </w:r>
-      <w:del w:id="70" w:author="JMRT R1 revision" w:date="2026-08-08T21:10:00Z" w16du:dateUtc="2026-08-09T01:10:00Z">
+      <w:del w:id="120" w:author="JMRT R1 revision" w:date="2026-08-08T21:43:00Z" w16du:dateUtc="2026-08-09T01:43:00Z">
         <w:r>
           <w:delText>software</w:delText>
         </w:r>
       </w:del>
-      <w:ins w:id="71" w:author="JMRT R1 revision" w:date="2026-08-08T21:10:00Z" w16du:dateUtc="2026-08-09T01:10:00Z">
+      <w:ins w:id="121" w:author="JMRT R1 revision" w:date="2026-08-08T21:43:00Z" w16du:dateUtc="2026-08-09T01:43:00Z">
         <w:r>
           <w:t>version 2.33</w:t>
         </w:r>
@@ -1398,7 +1741,7 @@
       <w:r>
         <w:t>to identify phase constitutions, volume fractions, and crystal orientations of the different phases.</w:t>
       </w:r>
-      <w:ins w:id="72" w:author="JMRT R1 revision" w:date="2026-08-08T21:10:00Z" w16du:dateUtc="2026-08-09T01:10:00Z">
+      <w:ins w:id="122" w:author="JMRT R1 revision" w:date="2026-08-08T21:43:00Z" w16du:dateUtc="2026-08-09T01:43:00Z">
         <w:r>
           <w:t xml:space="preserve"> All azimuthal spectra were refined simultaneously against a three-phase model — γ (Fm-3m), α (Im-3m) and D0₃ Fe₃Al (Fm-3m) — with lattice parameters a = 3.6366, 2.8865 and 5.7734 Å respectively. Crystallographic texture was treated explicitly by the E-WIMV orientation-distribution-function algorithm rather than by a preferred-orientation correction; this is necessary here because the cold-drawn wire carries a strong fibre texture, so that no single azimuthal slice is representative of the bulk and the azim</w:t>
         </w:r>
@@ -1411,12 +1754,12 @@
       <w:pPr>
         <w:pStyle w:val="Heading2"/>
         <w:rPr>
-          <w:ins w:id="73" w:author="JMRT R1 revision" w:date="2026-08-08T21:10:00Z" w16du:dateUtc="2026-08-09T01:10:00Z"/>
-        </w:rPr>
-      </w:pPr>
-      <w:bookmarkStart w:id="74" w:name="equilibrium-thermodynamic-calculations"/>
-      <w:bookmarkEnd w:id="69"/>
-      <w:ins w:id="75" w:author="JMRT R1 revision" w:date="2026-08-08T21:10:00Z" w16du:dateUtc="2026-08-09T01:10:00Z">
+          <w:ins w:id="123" w:author="JMRT R1 revision" w:date="2026-08-08T21:43:00Z" w16du:dateUtc="2026-08-09T01:43:00Z"/>
+        </w:rPr>
+      </w:pPr>
+      <w:bookmarkStart w:id="124" w:name="equilibrium-thermodynamic-calculations"/>
+      <w:bookmarkEnd w:id="119"/>
+      <w:ins w:id="125" w:author="JMRT R1 revision" w:date="2026-08-08T21:43:00Z" w16du:dateUtc="2026-08-09T01:43:00Z">
         <w:r>
           <w:t>2.6 Equilibrium thermodynamic calculations</w:t>
         </w:r>
@@ -1426,10 +1769,10 @@
       <w:pPr>
         <w:pStyle w:val="FirstParagraph"/>
         <w:rPr>
-          <w:ins w:id="76" w:author="JMRT R1 revision" w:date="2026-08-08T21:10:00Z" w16du:dateUtc="2026-08-09T01:10:00Z"/>
-        </w:rPr>
-      </w:pPr>
-      <w:ins w:id="77" w:author="JMRT R1 revision" w:date="2026-08-08T21:10:00Z" w16du:dateUtc="2026-08-09T01:10:00Z">
+          <w:ins w:id="126" w:author="JMRT R1 revision" w:date="2026-08-08T21:43:00Z" w16du:dateUtc="2026-08-09T01:43:00Z"/>
+        </w:rPr>
+      </w:pPr>
+      <w:ins w:id="127" w:author="JMRT R1 revision" w:date="2026-08-08T21:43:00Z" w16du:dateUtc="2026-08-09T01:43:00Z">
         <w:r>
           <w:t xml:space="preserve">Equilibrium phase fractions were computed with the CALPHAD method [22] using pycalphad 0.11.2, an open-source Python implementation of the Gibbs-energy-minimization formalism [23]. Isoplethal step diagrams were calculated at 1 atm from 400 to 1400 °C in 10 °C increments; a first pass on a 20 °C grid reproduced every shared point exactly, confirming that the results are grid-independent. Input compositions were the ICP-AES chemistries of </w:t>
         </w:r>
@@ -1455,10 +1798,10 @@
       <w:pPr>
         <w:pStyle w:val="BodyText"/>
         <w:rPr>
-          <w:ins w:id="78" w:author="JMRT R1 revision" w:date="2026-08-08T21:10:00Z" w16du:dateUtc="2026-08-09T01:10:00Z"/>
-        </w:rPr>
-      </w:pPr>
-      <w:ins w:id="79" w:author="JMRT R1 revision" w:date="2026-08-08T21:10:00Z" w16du:dateUtc="2026-08-09T01:10:00Z">
+          <w:ins w:id="128" w:author="JMRT R1 revision" w:date="2026-08-08T21:43:00Z" w16du:dateUtc="2026-08-09T01:43:00Z"/>
+        </w:rPr>
+      </w:pPr>
+      <w:ins w:id="129" w:author="JMRT R1 revision" w:date="2026-08-08T21:43:00Z" w16du:dateUtc="2026-08-09T01:43:00Z">
         <w:r>
           <w:t xml:space="preserve">No single publicly available thermodynamic database assesses Fe–Mn–Al–Ni–Si–C simultaneously </w:t>
         </w:r>
@@ -1517,10 +1860,10 @@
       <w:pPr>
         <w:pStyle w:val="BodyText"/>
         <w:rPr>
-          <w:ins w:id="80" w:author="JMRT R1 revision" w:date="2026-08-08T21:10:00Z" w16du:dateUtc="2026-08-09T01:10:00Z"/>
-        </w:rPr>
-      </w:pPr>
-      <w:ins w:id="81" w:author="JMRT R1 revision" w:date="2026-08-08T21:10:00Z" w16du:dateUtc="2026-08-09T01:10:00Z">
+          <w:ins w:id="130" w:author="JMRT R1 revision" w:date="2026-08-08T21:43:00Z" w16du:dateUtc="2026-08-09T01:43:00Z"/>
+        </w:rPr>
+      </w:pPr>
+      <w:ins w:id="131" w:author="JMRT R1 revision" w:date="2026-08-08T21:43:00Z" w16du:dateUtc="2026-08-09T01:43:00Z">
         <w:r>
           <w:t>Four limitations should be borne in mind when reading these calculations. First, they describe equilibrium, whereas the wires were annealed for 1 to 40 minutes and cooled rapidly; equilibrium is the destination, not the as-quenched state. Second, Si is absent from the primary database. Because Si is a ferrite stabilizer, omitting it biases that database toward γ, which is the same direction as the conclusion drawn below; the omission is therefore not conservative and must be checked rather than argued away.</w:t>
         </w:r>
@@ -1559,9 +1902,9 @@
       <w:pPr>
         <w:pStyle w:val="Heading1"/>
       </w:pPr>
-      <w:bookmarkStart w:id="82" w:name="experiment-results"/>
-      <w:bookmarkEnd w:id="41"/>
-      <w:bookmarkEnd w:id="74"/>
+      <w:bookmarkStart w:id="132" w:name="experiment-results"/>
+      <w:bookmarkEnd w:id="91"/>
+      <w:bookmarkEnd w:id="124"/>
       <w:r>
         <w:t>3. Experiment Results</w:t>
       </w:r>
@@ -1570,7 +1913,7 @@
       <w:pPr>
         <w:pStyle w:val="Heading2"/>
       </w:pPr>
-      <w:bookmarkStart w:id="83" w:name="microstructure"/>
+      <w:bookmarkStart w:id="133" w:name="microstructure"/>
       <w:r>
         <w:t>3.1 Microstructure</w:t>
       </w:r>
@@ -1589,12 +1932,12 @@
       <w:r>
         <w:t xml:space="preserve"> shows the microstructure of the </w:t>
       </w:r>
-      <w:del w:id="84" w:author="JMRT R1 revision" w:date="2026-08-08T21:10:00Z" w16du:dateUtc="2026-08-09T01:10:00Z">
+      <w:del w:id="134" w:author="JMRT R1 revision" w:date="2026-08-08T21:43:00Z" w16du:dateUtc="2026-08-09T01:43:00Z">
         <w:r>
           <w:delText xml:space="preserve">AI </w:delText>
         </w:r>
       </w:del>
-      <w:ins w:id="85" w:author="JMRT R1 revision" w:date="2026-08-08T21:10:00Z" w16du:dateUtc="2026-08-09T01:10:00Z">
+      <w:ins w:id="135" w:author="JMRT R1 revision" w:date="2026-08-08T21:43:00Z" w16du:dateUtc="2026-08-09T01:43:00Z">
         <w:r>
           <w:t>LLM-</w:t>
         </w:r>
@@ -1612,12 +1955,12 @@
       <w:r>
         <w:t xml:space="preserve">) </w:t>
       </w:r>
-      <w:del w:id="86" w:author="JMRT R1 revision" w:date="2026-08-08T21:10:00Z" w16du:dateUtc="2026-08-09T01:10:00Z">
+      <w:del w:id="136" w:author="JMRT R1 revision" w:date="2026-08-08T21:43:00Z" w16du:dateUtc="2026-08-09T01:43:00Z">
         <w:r>
           <w:delText>identifies</w:delText>
         </w:r>
       </w:del>
-      <w:ins w:id="87" w:author="JMRT R1 revision" w:date="2026-08-08T21:10:00Z" w16du:dateUtc="2026-08-09T01:10:00Z">
+      <w:ins w:id="137" w:author="JMRT R1 revision" w:date="2026-08-08T21:43:00Z" w16du:dateUtc="2026-08-09T01:43:00Z">
         <w:r>
           <w:t>resolves</w:t>
         </w:r>
@@ -1625,12 +1968,12 @@
       <w:r>
         <w:t xml:space="preserve"> this morphology as an </w:t>
       </w:r>
-      <w:del w:id="88" w:author="JMRT R1 revision" w:date="2026-08-08T21:10:00Z" w16du:dateUtc="2026-08-09T01:10:00Z">
+      <w:del w:id="138" w:author="JMRT R1 revision" w:date="2026-08-08T21:43:00Z" w16du:dateUtc="2026-08-09T01:43:00Z">
         <w:r>
           <w:delText xml:space="preserve">intimate </w:delText>
         </w:r>
       </w:del>
-      <w:ins w:id="89" w:author="JMRT R1 revision" w:date="2026-08-08T21:10:00Z" w16du:dateUtc="2026-08-09T01:10:00Z">
+      <w:ins w:id="139" w:author="JMRT R1 revision" w:date="2026-08-08T21:43:00Z" w16du:dateUtc="2026-08-09T01:43:00Z">
         <w:r>
           <w:t xml:space="preserve">intimately interlocked two-phase </w:t>
         </w:r>
@@ -1638,7 +1981,7 @@
       <w:r>
         <w:t xml:space="preserve">mixture of a </w:t>
       </w:r>
-      <w:del w:id="90" w:author="JMRT R1 revision" w:date="2026-08-08T21:10:00Z" w16du:dateUtc="2026-08-09T01:10:00Z">
+      <w:del w:id="140" w:author="JMRT R1 revision" w:date="2026-08-08T21:43:00Z" w16du:dateUtc="2026-08-09T01:43:00Z">
         <w:r>
           <w:delText>matrix (</w:delText>
         </w:r>
@@ -1646,12 +1989,12 @@
       <w:r>
         <w:t xml:space="preserve">darker grey </w:t>
       </w:r>
-      <w:del w:id="91" w:author="JMRT R1 revision" w:date="2026-08-08T21:10:00Z" w16du:dateUtc="2026-08-09T01:10:00Z">
+      <w:del w:id="141" w:author="JMRT R1 revision" w:date="2026-08-08T21:43:00Z" w16du:dateUtc="2026-08-09T01:43:00Z">
         <w:r>
           <w:delText>area) interlocked with blocky islands (</w:delText>
         </w:r>
       </w:del>
-      <w:ins w:id="92" w:author="JMRT R1 revision" w:date="2026-08-08T21:10:00Z" w16du:dateUtc="2026-08-09T01:10:00Z">
+      <w:ins w:id="142" w:author="JMRT R1 revision" w:date="2026-08-08T21:43:00Z" w16du:dateUtc="2026-08-09T01:43:00Z">
         <w:r>
           <w:t xml:space="preserve">constituent and a </w:t>
         </w:r>
@@ -1659,12 +2002,12 @@
       <w:r>
         <w:t>brighter</w:t>
       </w:r>
-      <w:del w:id="93" w:author="JMRT R1 revision" w:date="2026-08-08T21:10:00Z" w16du:dateUtc="2026-08-09T01:10:00Z">
+      <w:del w:id="143" w:author="JMRT R1 revision" w:date="2026-08-08T21:43:00Z" w16du:dateUtc="2026-08-09T01:43:00Z">
         <w:r>
           <w:delText xml:space="preserve"> areas).</w:delText>
         </w:r>
       </w:del>
-      <w:ins w:id="94" w:author="JMRT R1 revision" w:date="2026-08-08T21:10:00Z" w16du:dateUtc="2026-08-09T01:10:00Z">
+      <w:ins w:id="144" w:author="JMRT R1 revision" w:date="2026-08-08T21:43:00Z" w16du:dateUtc="2026-08-09T01:43:00Z">
         <w:r>
           <w:t>, blockier one.</w:t>
         </w:r>
@@ -1672,7 +2015,7 @@
       <w:r>
         <w:t xml:space="preserve"> EDS </w:t>
       </w:r>
-      <w:del w:id="95" w:author="JMRT R1 revision" w:date="2026-08-08T21:10:00Z" w16du:dateUtc="2026-08-09T01:10:00Z">
+      <w:del w:id="145" w:author="JMRT R1 revision" w:date="2026-08-08T21:43:00Z" w16du:dateUtc="2026-08-09T01:43:00Z">
         <w:r>
           <w:delText xml:space="preserve">analysis </w:delText>
         </w:r>
@@ -1680,7 +2023,7 @@
       <w:r>
         <w:t xml:space="preserve">detected higher Al </w:t>
       </w:r>
-      <w:del w:id="96" w:author="JMRT R1 revision" w:date="2026-08-08T21:10:00Z" w16du:dateUtc="2026-08-09T01:10:00Z">
+      <w:del w:id="146" w:author="JMRT R1 revision" w:date="2026-08-08T21:43:00Z" w16du:dateUtc="2026-08-09T01:43:00Z">
         <w:r>
           <w:delText xml:space="preserve">content </w:delText>
         </w:r>
@@ -1688,12 +2031,12 @@
       <w:r>
         <w:t xml:space="preserve">in the </w:t>
       </w:r>
-      <w:del w:id="97" w:author="JMRT R1 revision" w:date="2026-08-08T21:10:00Z" w16du:dateUtc="2026-08-09T01:10:00Z">
+      <w:del w:id="147" w:author="JMRT R1 revision" w:date="2026-08-08T21:43:00Z" w16du:dateUtc="2026-08-09T01:43:00Z">
         <w:r>
           <w:delText>matrix but more</w:delText>
         </w:r>
       </w:del>
-      <w:ins w:id="98" w:author="JMRT R1 revision" w:date="2026-08-08T21:10:00Z" w16du:dateUtc="2026-08-09T01:10:00Z">
+      <w:ins w:id="148" w:author="JMRT R1 revision" w:date="2026-08-08T21:43:00Z" w16du:dateUtc="2026-08-09T01:43:00Z">
         <w:r>
           <w:t>darker constituent and higher</w:t>
         </w:r>
@@ -1701,12 +2044,12 @@
       <w:r>
         <w:t xml:space="preserve"> Mn in the </w:t>
       </w:r>
-      <w:del w:id="99" w:author="JMRT R1 revision" w:date="2026-08-08T21:10:00Z" w16du:dateUtc="2026-08-09T01:10:00Z">
+      <w:del w:id="149" w:author="JMRT R1 revision" w:date="2026-08-08T21:43:00Z" w16du:dateUtc="2026-08-09T01:43:00Z">
         <w:r>
           <w:delText xml:space="preserve">blocky islands, suggesting that the AI alloy has a dual-phase </w:delText>
         </w:r>
       </w:del>
-      <w:ins w:id="100" w:author="JMRT R1 revision" w:date="2026-08-08T21:10:00Z" w16du:dateUtc="2026-08-09T01:10:00Z">
+      <w:ins w:id="150" w:author="JMRT R1 revision" w:date="2026-08-08T21:43:00Z" w16du:dateUtc="2026-08-09T01:43:00Z">
         <w:r>
           <w:t xml:space="preserve">brighter one, consistent with a duplex </w:t>
         </w:r>
@@ -1714,12 +2057,12 @@
       <w:r>
         <w:t>structure</w:t>
       </w:r>
-      <w:del w:id="101" w:author="JMRT R1 revision" w:date="2026-08-08T21:10:00Z" w16du:dateUtc="2026-08-09T01:10:00Z">
+      <w:del w:id="151" w:author="JMRT R1 revision" w:date="2026-08-08T21:43:00Z" w16du:dateUtc="2026-08-09T01:43:00Z">
         <w:r>
           <w:delText>, where</w:delText>
         </w:r>
       </w:del>
-      <w:ins w:id="102" w:author="JMRT R1 revision" w:date="2026-08-08T21:10:00Z" w16du:dateUtc="2026-08-09T01:10:00Z">
+      <w:ins w:id="152" w:author="JMRT R1 revision" w:date="2026-08-08T21:43:00Z" w16du:dateUtc="2026-08-09T01:43:00Z">
         <w:r>
           <w:t xml:space="preserve"> in which</w:t>
         </w:r>
@@ -1727,12 +2070,12 @@
       <w:r>
         <w:t xml:space="preserve"> the Al-rich </w:t>
       </w:r>
-      <w:del w:id="103" w:author="JMRT R1 revision" w:date="2026-08-08T21:10:00Z" w16du:dateUtc="2026-08-09T01:10:00Z">
+      <w:del w:id="153" w:author="JMRT R1 revision" w:date="2026-08-08T21:43:00Z" w16du:dateUtc="2026-08-09T01:43:00Z">
         <w:r>
           <w:delText>areas</w:delText>
         </w:r>
       </w:del>
-      <w:ins w:id="104" w:author="JMRT R1 revision" w:date="2026-08-08T21:10:00Z" w16du:dateUtc="2026-08-09T01:10:00Z">
+      <w:ins w:id="154" w:author="JMRT R1 revision" w:date="2026-08-08T21:43:00Z" w16du:dateUtc="2026-08-09T01:43:00Z">
         <w:r>
           <w:t>regions</w:t>
         </w:r>
@@ -1740,7 +2083,7 @@
       <w:r>
         <w:t xml:space="preserve"> are </w:t>
       </w:r>
-      <w:del w:id="105" w:author="JMRT R1 revision" w:date="2026-08-08T21:10:00Z" w16du:dateUtc="2026-08-09T01:10:00Z">
+      <w:del w:id="155" w:author="JMRT R1 revision" w:date="2026-08-08T21:43:00Z" w16du:dateUtc="2026-08-09T01:43:00Z">
         <w:r>
           <w:delText xml:space="preserve">likely </w:delText>
         </w:r>
@@ -1748,12 +2091,12 @@
       <w:r>
         <w:t xml:space="preserve">BCC α-phase and the Mn-rich </w:t>
       </w:r>
-      <w:del w:id="106" w:author="JMRT R1 revision" w:date="2026-08-08T21:10:00Z" w16du:dateUtc="2026-08-09T01:10:00Z">
+      <w:del w:id="156" w:author="JMRT R1 revision" w:date="2026-08-08T21:43:00Z" w16du:dateUtc="2026-08-09T01:43:00Z">
         <w:r>
           <w:delText>areas</w:delText>
         </w:r>
       </w:del>
-      <w:ins w:id="107" w:author="JMRT R1 revision" w:date="2026-08-08T21:10:00Z" w16du:dateUtc="2026-08-09T01:10:00Z">
+      <w:ins w:id="157" w:author="JMRT R1 revision" w:date="2026-08-08T21:43:00Z" w16du:dateUtc="2026-08-09T01:43:00Z">
         <w:r>
           <w:t>regions</w:t>
         </w:r>
@@ -1761,7 +2104,7 @@
       <w:r>
         <w:t xml:space="preserve"> are FCC γ-phase.</w:t>
       </w:r>
-      <w:ins w:id="108" w:author="JMRT R1 revision" w:date="2026-08-08T21:10:00Z" w16du:dateUtc="2026-08-09T01:10:00Z">
+      <w:ins w:id="158" w:author="JMRT R1 revision" w:date="2026-08-08T21:43:00Z" w16du:dateUtc="2026-08-09T01:43:00Z">
         <w:r>
           <w:t xml:space="preserve"> We do not assign either constituent as the matrix and the other as a dispersed second phase: the phase fractions of Sec. 3.3 place γ in the majority, and a two-dimensional section through an interpenetrating duplex structure does not on its own establish which constituent is continuous in three dimensions.</w:t>
         </w:r>
@@ -1785,10 +2128,10 @@
         <w:pStyle w:val="CaptionedFigure"/>
         <w:spacing w:line="276" w:lineRule="auto"/>
         <w:rPr>
-          <w:del w:id="109" w:author="JMRT R1 revision" w:date="2026-08-08T21:10:00Z" w16du:dateUtc="2026-08-09T01:10:00Z"/>
-        </w:rPr>
-      </w:pPr>
-      <w:del w:id="110" w:author="JMRT R1 revision" w:date="2026-08-08T21:10:00Z" w16du:dateUtc="2026-08-09T01:10:00Z">
+          <w:del w:id="159" w:author="JMRT R1 revision" w:date="2026-08-08T21:43:00Z" w16du:dateUtc="2026-08-09T01:43:00Z"/>
+        </w:rPr>
+      </w:pPr>
+      <w:del w:id="160" w:author="JMRT R1 revision" w:date="2026-08-08T21:43:00Z" w16du:dateUtc="2026-08-09T01:43:00Z">
         <w:r>
           <w:rPr>
             <w:noProof/>
@@ -1841,10 +2184,10 @@
       <w:pPr>
         <w:pStyle w:val="CaptionedFigure"/>
         <w:rPr>
-          <w:ins w:id="111" w:author="JMRT R1 revision" w:date="2026-08-08T21:10:00Z" w16du:dateUtc="2026-08-09T01:10:00Z"/>
-        </w:rPr>
-      </w:pPr>
-      <w:ins w:id="112" w:author="JMRT R1 revision" w:date="2026-08-08T21:10:00Z" w16du:dateUtc="2026-08-09T01:10:00Z">
+          <w:ins w:id="161" w:author="JMRT R1 revision" w:date="2026-08-08T21:43:00Z" w16du:dateUtc="2026-08-09T01:43:00Z"/>
+        </w:rPr>
+      </w:pPr>
+      <w:ins w:id="162" w:author="JMRT R1 revision" w:date="2026-08-08T21:43:00Z" w16du:dateUtc="2026-08-09T01:43:00Z">
         <w:r>
           <w:rPr>
             <w:noProof/>
@@ -1910,12 +2253,12 @@
       <w:r>
         <w:t xml:space="preserve">Microstructure of the </w:t>
       </w:r>
-      <w:del w:id="113" w:author="JMRT R1 revision" w:date="2026-08-08T21:10:00Z" w16du:dateUtc="2026-08-09T01:10:00Z">
+      <w:del w:id="163" w:author="JMRT R1 revision" w:date="2026-08-08T21:43:00Z" w16du:dateUtc="2026-08-09T01:43:00Z">
         <w:r>
           <w:delText xml:space="preserve">AI </w:delText>
         </w:r>
       </w:del>
-      <w:ins w:id="114" w:author="JMRT R1 revision" w:date="2026-08-08T21:10:00Z" w16du:dateUtc="2026-08-09T01:10:00Z">
+      <w:ins w:id="164" w:author="JMRT R1 revision" w:date="2026-08-08T21:43:00Z" w16du:dateUtc="2026-08-09T01:43:00Z">
         <w:r>
           <w:t>LLM-</w:t>
         </w:r>
@@ -1928,8 +2271,8 @@
       <w:pPr>
         <w:pStyle w:val="Heading2"/>
       </w:pPr>
-      <w:bookmarkStart w:id="115" w:name="cyclic-stressstrain-response"/>
-      <w:bookmarkEnd w:id="83"/>
+      <w:bookmarkStart w:id="165" w:name="cyclic-stressstrain-response"/>
+      <w:bookmarkEnd w:id="133"/>
       <w:r>
         <w:t>3.2 Cyclic stress–strain response</w:t>
       </w:r>
@@ -1941,12 +2284,12 @@
       <w:r>
         <w:t xml:space="preserve">Cyclic tensile stress–strain curves for the </w:t>
       </w:r>
-      <w:del w:id="116" w:author="JMRT R1 revision" w:date="2026-08-08T21:10:00Z" w16du:dateUtc="2026-08-09T01:10:00Z">
+      <w:del w:id="166" w:author="JMRT R1 revision" w:date="2026-08-08T21:43:00Z" w16du:dateUtc="2026-08-09T01:43:00Z">
         <w:r>
           <w:delText xml:space="preserve">AI </w:delText>
         </w:r>
       </w:del>
-      <w:ins w:id="117" w:author="JMRT R1 revision" w:date="2026-08-08T21:10:00Z" w16du:dateUtc="2026-08-09T01:10:00Z">
+      <w:ins w:id="167" w:author="JMRT R1 revision" w:date="2026-08-08T21:43:00Z" w16du:dateUtc="2026-08-09T01:43:00Z">
         <w:r>
           <w:t>LLM-</w:t>
         </w:r>
@@ -1977,12 +2320,12 @@
       <w:r>
         <w:t xml:space="preserve">king near 33% at 1000 °C. The elastic modulus, E, stays in the ≈150–165 GPa range across the well-annealed conditions. Across all </w:t>
       </w:r>
-      <w:del w:id="118" w:author="JMRT R1 revision" w:date="2026-08-08T21:10:00Z" w16du:dateUtc="2026-08-09T01:10:00Z">
+      <w:del w:id="168" w:author="JMRT R1 revision" w:date="2026-08-08T21:43:00Z" w16du:dateUtc="2026-08-09T01:43:00Z">
         <w:r>
           <w:delText>AI</w:delText>
         </w:r>
       </w:del>
-      <w:ins w:id="119" w:author="JMRT R1 revision" w:date="2026-08-08T21:10:00Z" w16du:dateUtc="2026-08-09T01:10:00Z">
+      <w:ins w:id="169" w:author="JMRT R1 revision" w:date="2026-08-08T21:43:00Z" w16du:dateUtc="2026-08-09T01:43:00Z">
         <w:r>
           <w:t>LLM</w:t>
         </w:r>
@@ -1993,12 +2336,12 @@
       <w:r>
         <w:t xml:space="preserve"> [</w:t>
       </w:r>
-      <w:del w:id="120" w:author="JMRT R1 revision" w:date="2026-08-08T21:10:00Z" w16du:dateUtc="2026-08-09T01:10:00Z">
+      <w:del w:id="170" w:author="JMRT R1 revision" w:date="2026-08-08T21:43:00Z" w16du:dateUtc="2026-08-09T01:43:00Z">
         <w:r>
           <w:delText>22,23</w:delText>
         </w:r>
       </w:del>
-      <w:ins w:id="121" w:author="JMRT R1 revision" w:date="2026-08-08T21:10:00Z" w16du:dateUtc="2026-08-09T01:10:00Z">
+      <w:ins w:id="171" w:author="JMRT R1 revision" w:date="2026-08-08T21:43:00Z" w16du:dateUtc="2026-08-09T01:43:00Z">
         <w:r>
           <w:t>28,29</w:t>
         </w:r>
@@ -2006,12 +2349,12 @@
       <w:r>
         <w:t xml:space="preserve">]; this was not the case for the </w:t>
       </w:r>
-      <w:del w:id="122" w:author="JMRT R1 revision" w:date="2026-08-08T21:10:00Z" w16du:dateUtc="2026-08-09T01:10:00Z">
+      <w:del w:id="172" w:author="JMRT R1 revision" w:date="2026-08-08T21:43:00Z" w16du:dateUtc="2026-08-09T01:43:00Z">
         <w:r>
           <w:delText xml:space="preserve">AI </w:delText>
         </w:r>
       </w:del>
-      <w:ins w:id="123" w:author="JMRT R1 revision" w:date="2026-08-08T21:10:00Z" w16du:dateUtc="2026-08-09T01:10:00Z">
+      <w:ins w:id="173" w:author="JMRT R1 revision" w:date="2026-08-08T21:43:00Z" w16du:dateUtc="2026-08-09T01:43:00Z">
         <w:r>
           <w:t>LLM-</w:t>
         </w:r>
@@ -2033,25 +2376,145 @@
     <w:p>
       <w:pPr>
         <w:pStyle w:val="BodyText"/>
-      </w:pPr>
-      <w:r>
-        <w:rPr>
-          <w:b/>
-          <w:bCs/>
-        </w:rPr>
-        <w:t>Table 2.</w:t>
-      </w:r>
-      <w:r>
-        <w:t xml:space="preserve"> Mechanical properties of the </w:t>
-      </w:r>
-      <w:del w:id="124" w:author="JMRT R1 revision" w:date="2026-08-08T21:10:00Z" w16du:dateUtc="2026-08-09T01:10:00Z">
-        <w:r>
-          <w:delText xml:space="preserve">AI </w:delText>
-        </w:r>
-      </w:del>
-      <w:ins w:id="125" w:author="JMRT R1 revision" w:date="2026-08-08T21:10:00Z" w16du:dateUtc="2026-08-09T01:10:00Z">
-        <w:r>
-          <w:t>LLM-</w:t>
+        <w:rPr>
+          <w:ins w:id="174" w:author="JMRT R1 revision" w:date="2026-08-08T21:43:00Z" w16du:dateUtc="2026-08-09T01:43:00Z"/>
+        </w:rPr>
+      </w:pPr>
+      <w:del w:id="175" w:author="JMRT R1 revision" w:date="2026-08-08T21:43:00Z" w16du:dateUtc="2026-08-09T01:43:00Z">
+        <w:r>
+          <w:rPr>
+            <w:b/>
+            <w:bCs/>
+          </w:rPr>
+          <w:delText>Table 2.</w:delText>
+        </w:r>
+        <w:r>
+          <w:delText xml:space="preserve"> Mechanical properties of the AI </w:delText>
+        </w:r>
+      </w:del>
+      <w:ins w:id="176" w:author="JMRT R1 revision" w:date="2026-08-08T21:43:00Z" w16du:dateUtc="2026-08-09T01:43:00Z">
+        <w:r>
+          <w:t xml:space="preserve">Read panel by panel, </w:t>
+        </w:r>
+        <w:r>
+          <w:rPr>
+            <w:b/>
+            <w:bCs/>
+          </w:rPr>
+          <w:t>Fig. 2</w:t>
+        </w:r>
+        <w:r>
+          <w:t xml:space="preserve"> shows the following. In the as-drawn condition (</w:t>
+        </w:r>
+        <w:r>
+          <w:rPr>
+            <w:b/>
+            <w:bCs/>
+          </w:rPr>
+          <w:t>Fig. 2a</w:t>
+        </w:r>
+        <w:r>
+          <w:t>) the wire fractures at ≈2% strain with essentially no plastic range. After the 600 °C anneal (</w:t>
+        </w:r>
+        <w:r>
+          <w:rPr>
+            <w:b/>
+            <w:bCs/>
+          </w:rPr>
+          <w:t>Fig. 2b</w:t>
+        </w:r>
+        <w:r>
+          <w:t>) it is stronger still, reaching ≈2280 MPa, yet fails just as early: the treatment has relieved drawing stresses without restoring formability. At 800 °C (</w:t>
+        </w:r>
+        <w:r>
+          <w:rPr>
+            <w:b/>
+            <w:bCs/>
+          </w:rPr>
+          <w:t>Fig. 2c</w:t>
+        </w:r>
+        <w:r>
+          <w:t>) the behaviour changes character — a well-defined yield plateau appears near 1200 MPa and the specimen sustains cycling to 10% strain. At 1000 °C (</w:t>
+        </w:r>
+        <w:r>
+          <w:rPr>
+            <w:b/>
+            <w:bCs/>
+          </w:rPr>
+          <w:t>Fig. 2d</w:t>
+        </w:r>
+        <w:r>
+          <w:t>) yielding falls to ≈670 MPa and is followed by steady work hardening, and at 1200 °C (</w:t>
+        </w:r>
+        <w:r>
+          <w:rPr>
+            <w:b/>
+            <w:bCs/>
+          </w:rPr>
+          <w:t>Fig. 2e</w:t>
+        </w:r>
+        <w:r>
+          <w:t xml:space="preserve">) to ≈500 MPa. </w:t>
+        </w:r>
+        <w:r>
+          <w:rPr>
+            <w:b/>
+            <w:bCs/>
+          </w:rPr>
+          <w:t>Fig. 2f</w:t>
+        </w:r>
+        <w:r>
+          <w:t xml:space="preserve"> repeats the 1200 °C condition with the 200 °C / 3 h age applied and is indistinguishable from </w:t>
+        </w:r>
+        <w:r>
+          <w:rPr>
+            <w:b/>
+            <w:bCs/>
+          </w:rPr>
+          <w:t>Fig. 2e</w:t>
+        </w:r>
+        <w:r>
+          <w:t xml:space="preserve">. The feature common to all six panels, and the one that matters here, is the geometry of the unloading segments: in every case they are straight and parallel to the initial elastic loading line, returning toward zero stress without a hysteresis loop and without strain recovery beyond σ/E. This is what a stress–strain curve looks like when no stress-induced transformation is occurring. </w:t>
+        </w:r>
+        <w:r>
+          <w:rPr>
+            <w:b/>
+            <w:bCs/>
+          </w:rPr>
+          <w:t>Table 2</w:t>
+        </w:r>
+        <w:r>
+          <w:t xml:space="preserve"> lists eight anneal conditions where </w:t>
+        </w:r>
+        <w:r>
+          <w:rPr>
+            <w:b/>
+            <w:bCs/>
+          </w:rPr>
+          <w:t>Fig. 2</w:t>
+        </w:r>
+        <w:r>
+          <w:t xml:space="preserve"> </w:t>
+        </w:r>
+        <w:r>
+          <w:t>shows six; the 700, 900 and 1100 °C curves interpolate smoothly between the panels shown, add nothing to the argument, and are omitted for space.</w:t>
+        </w:r>
+      </w:ins>
+    </w:p>
+    <w:p>
+      <w:pPr>
+        <w:pStyle w:val="BodyText"/>
+      </w:pPr>
+      <w:ins w:id="177" w:author="JMRT R1 revision" w:date="2026-08-08T21:43:00Z" w16du:dateUtc="2026-08-09T01:43:00Z">
+        <w:r>
+          <w:rPr>
+            <w:b/>
+            <w:bCs/>
+          </w:rPr>
+          <w:t>Table 2.</w:t>
+        </w:r>
+        <w:r>
+          <w:t xml:space="preserve"> Mechanical properties of the LLM-</w:t>
         </w:r>
       </w:ins>
       <w:r>
@@ -2684,10 +3147,10 @@
         <w:pStyle w:val="CaptionedFigure"/>
         <w:spacing w:line="276" w:lineRule="auto"/>
         <w:rPr>
-          <w:del w:id="126" w:author="JMRT R1 revision" w:date="2026-08-08T21:10:00Z" w16du:dateUtc="2026-08-09T01:10:00Z"/>
-        </w:rPr>
-      </w:pPr>
-      <w:del w:id="127" w:author="JMRT R1 revision" w:date="2026-08-08T21:10:00Z" w16du:dateUtc="2026-08-09T01:10:00Z">
+          <w:del w:id="178" w:author="JMRT R1 revision" w:date="2026-08-08T21:43:00Z" w16du:dateUtc="2026-08-09T01:43:00Z"/>
+        </w:rPr>
+      </w:pPr>
+      <w:del w:id="179" w:author="JMRT R1 revision" w:date="2026-08-08T21:43:00Z" w16du:dateUtc="2026-08-09T01:43:00Z">
         <w:r>
           <w:rPr>
             <w:noProof/>
@@ -2740,10 +3203,10 @@
       <w:pPr>
         <w:pStyle w:val="CaptionedFigure"/>
         <w:rPr>
-          <w:ins w:id="128" w:author="JMRT R1 revision" w:date="2026-08-08T21:10:00Z" w16du:dateUtc="2026-08-09T01:10:00Z"/>
-        </w:rPr>
-      </w:pPr>
-      <w:ins w:id="129" w:author="JMRT R1 revision" w:date="2026-08-08T21:10:00Z" w16du:dateUtc="2026-08-09T01:10:00Z">
+          <w:ins w:id="180" w:author="JMRT R1 revision" w:date="2026-08-08T21:43:00Z" w16du:dateUtc="2026-08-09T01:43:00Z"/>
+        </w:rPr>
+      </w:pPr>
+      <w:ins w:id="181" w:author="JMRT R1 revision" w:date="2026-08-08T21:43:00Z" w16du:dateUtc="2026-08-09T01:43:00Z">
         <w:r>
           <w:rPr>
             <w:noProof/>
@@ -2804,17 +3267,14 @@
         <w:t>Fig. 2.</w:t>
       </w:r>
       <w:r>
-        <w:t xml:space="preserve"> </w:t>
-      </w:r>
-      <w:r>
-        <w:t xml:space="preserve">Cyclic stress–strain curves of the </w:t>
-      </w:r>
-      <w:del w:id="130" w:author="JMRT R1 revision" w:date="2026-08-08T21:10:00Z" w16du:dateUtc="2026-08-09T01:10:00Z">
+        <w:t xml:space="preserve"> Cyclic stress–strain curves of the </w:t>
+      </w:r>
+      <w:del w:id="182" w:author="JMRT R1 revision" w:date="2026-08-08T21:43:00Z" w16du:dateUtc="2026-08-09T01:43:00Z">
         <w:r>
           <w:delText xml:space="preserve">AI </w:delText>
         </w:r>
       </w:del>
-      <w:ins w:id="131" w:author="JMRT R1 revision" w:date="2026-08-08T21:10:00Z" w16du:dateUtc="2026-08-09T01:10:00Z">
+      <w:ins w:id="183" w:author="JMRT R1 revision" w:date="2026-08-08T21:43:00Z" w16du:dateUtc="2026-08-09T01:43:00Z">
         <w:r>
           <w:t>LLM-</w:t>
         </w:r>
@@ -2840,12 +3300,12 @@
       <w:r>
         <w:t xml:space="preserve">compares the stress–strain behavior of the </w:t>
       </w:r>
-      <w:del w:id="132" w:author="JMRT R1 revision" w:date="2026-08-08T21:10:00Z" w16du:dateUtc="2026-08-09T01:10:00Z">
+      <w:del w:id="184" w:author="JMRT R1 revision" w:date="2026-08-08T21:43:00Z" w16du:dateUtc="2026-08-09T01:43:00Z">
         <w:r>
           <w:delText>AI</w:delText>
         </w:r>
       </w:del>
-      <w:ins w:id="133" w:author="JMRT R1 revision" w:date="2026-08-08T21:10:00Z" w16du:dateUtc="2026-08-09T01:10:00Z">
+      <w:ins w:id="185" w:author="JMRT R1 revision" w:date="2026-08-08T21:43:00Z" w16du:dateUtc="2026-08-09T01:43:00Z">
         <w:r>
           <w:t>LLM-</w:t>
         </w:r>
@@ -2853,12 +3313,12 @@
       <w:r>
         <w:t xml:space="preserve"> and </w:t>
       </w:r>
-      <w:del w:id="134" w:author="JMRT R1 revision" w:date="2026-08-08T21:10:00Z" w16du:dateUtc="2026-08-09T01:10:00Z">
+      <w:del w:id="186" w:author="JMRT R1 revision" w:date="2026-08-08T21:43:00Z" w16du:dateUtc="2026-08-09T01:43:00Z">
         <w:r>
           <w:delText>Omori</w:delText>
         </w:r>
       </w:del>
-      <w:ins w:id="135" w:author="JMRT R1 revision" w:date="2026-08-08T21:10:00Z" w16du:dateUtc="2026-08-09T01:10:00Z">
+      <w:ins w:id="187" w:author="JMRT R1 revision" w:date="2026-08-08T21:43:00Z" w16du:dateUtc="2026-08-09T01:43:00Z">
         <w:r>
           <w:t>benchmark</w:t>
         </w:r>
@@ -2866,12 +3326,12 @@
       <w:r>
         <w:t xml:space="preserve"> alloys during cyclic loading–unloading–heating deformation. In this test, any residual stress-induced martensite present at zero stress should transform back to austenite upon heating, causing the reloading stress to rise at a strain lower than the last unloading strain. This is exactly what happened in the </w:t>
       </w:r>
-      <w:del w:id="136" w:author="JMRT R1 revision" w:date="2026-08-08T21:10:00Z" w16du:dateUtc="2026-08-09T01:10:00Z">
+      <w:del w:id="188" w:author="JMRT R1 revision" w:date="2026-08-08T21:43:00Z" w16du:dateUtc="2026-08-09T01:43:00Z">
         <w:r>
           <w:delText>Omori</w:delText>
         </w:r>
       </w:del>
-      <w:ins w:id="137" w:author="JMRT R1 revision" w:date="2026-08-08T21:10:00Z" w16du:dateUtc="2026-08-09T01:10:00Z">
+      <w:ins w:id="189" w:author="JMRT R1 revision" w:date="2026-08-08T21:43:00Z" w16du:dateUtc="2026-08-09T01:43:00Z">
         <w:r>
           <w:t>benchmark</w:t>
         </w:r>
@@ -2892,12 +3352,12 @@
       <w:r>
         <w:t xml:space="preserve">shows that its residual strain after unloading from 3% deformation is ≈2.2%, and upon reloading, stress rises at a strain of ≈1.7%. This 0.5% strain recovery caused by heating is evidence of stress-induced martensite transformation in the </w:t>
       </w:r>
-      <w:del w:id="138" w:author="JMRT R1 revision" w:date="2026-08-08T21:10:00Z" w16du:dateUtc="2026-08-09T01:10:00Z">
+      <w:del w:id="190" w:author="JMRT R1 revision" w:date="2026-08-08T21:43:00Z" w16du:dateUtc="2026-08-09T01:43:00Z">
         <w:r>
           <w:delText>Omori</w:delText>
         </w:r>
       </w:del>
-      <w:ins w:id="139" w:author="JMRT R1 revision" w:date="2026-08-08T21:10:00Z" w16du:dateUtc="2026-08-09T01:10:00Z">
+      <w:ins w:id="191" w:author="JMRT R1 revision" w:date="2026-08-08T21:43:00Z" w16du:dateUtc="2026-08-09T01:43:00Z">
         <w:r>
           <w:t>benchmark</w:t>
         </w:r>
@@ -2918,12 +3378,12 @@
       <w:r>
         <w:t xml:space="preserve">shows no strain recovery of the </w:t>
       </w:r>
-      <w:del w:id="140" w:author="JMRT R1 revision" w:date="2026-08-08T21:10:00Z" w16du:dateUtc="2026-08-09T01:10:00Z">
+      <w:del w:id="192" w:author="JMRT R1 revision" w:date="2026-08-08T21:43:00Z" w16du:dateUtc="2026-08-09T01:43:00Z">
         <w:r>
           <w:delText xml:space="preserve">AI </w:delText>
         </w:r>
       </w:del>
-      <w:ins w:id="141" w:author="JMRT R1 revision" w:date="2026-08-08T21:10:00Z" w16du:dateUtc="2026-08-09T01:10:00Z">
+      <w:ins w:id="193" w:author="JMRT R1 revision" w:date="2026-08-08T21:43:00Z" w16du:dateUtc="2026-08-09T01:43:00Z">
         <w:r>
           <w:t>LLM-</w:t>
         </w:r>
@@ -2931,12 +3391,12 @@
       <w:r>
         <w:t xml:space="preserve">alloy during this test, indicating that it deforms plastically with no pseudo-elasticity regardless of heat-treating condition. We conclude that the microstructure of the </w:t>
       </w:r>
-      <w:del w:id="142" w:author="JMRT R1 revision" w:date="2026-08-08T21:10:00Z" w16du:dateUtc="2026-08-09T01:10:00Z">
+      <w:del w:id="194" w:author="JMRT R1 revision" w:date="2026-08-08T21:43:00Z" w16du:dateUtc="2026-08-09T01:43:00Z">
         <w:r>
           <w:delText xml:space="preserve">AI </w:delText>
         </w:r>
       </w:del>
-      <w:ins w:id="143" w:author="JMRT R1 revision" w:date="2026-08-08T21:10:00Z" w16du:dateUtc="2026-08-09T01:10:00Z">
+      <w:ins w:id="195" w:author="JMRT R1 revision" w:date="2026-08-08T21:43:00Z" w16du:dateUtc="2026-08-09T01:43:00Z">
         <w:r>
           <w:t>LLM-</w:t>
         </w:r>
@@ -2950,10 +3410,10 @@
         <w:pStyle w:val="CaptionedFigure"/>
         <w:spacing w:line="276" w:lineRule="auto"/>
         <w:rPr>
-          <w:del w:id="144" w:author="JMRT R1 revision" w:date="2026-08-08T21:10:00Z" w16du:dateUtc="2026-08-09T01:10:00Z"/>
-        </w:rPr>
-      </w:pPr>
-      <w:del w:id="145" w:author="JMRT R1 revision" w:date="2026-08-08T21:10:00Z" w16du:dateUtc="2026-08-09T01:10:00Z">
+          <w:del w:id="196" w:author="JMRT R1 revision" w:date="2026-08-08T21:43:00Z" w16du:dateUtc="2026-08-09T01:43:00Z"/>
+        </w:rPr>
+      </w:pPr>
+      <w:del w:id="197" w:author="JMRT R1 revision" w:date="2026-08-08T21:43:00Z" w16du:dateUtc="2026-08-09T01:43:00Z">
         <w:r>
           <w:rPr>
             <w:noProof/>
@@ -3006,10 +3466,10 @@
       <w:pPr>
         <w:pStyle w:val="CaptionedFigure"/>
         <w:rPr>
-          <w:ins w:id="146" w:author="JMRT R1 revision" w:date="2026-08-08T21:10:00Z" w16du:dateUtc="2026-08-09T01:10:00Z"/>
-        </w:rPr>
-      </w:pPr>
-      <w:ins w:id="147" w:author="JMRT R1 revision" w:date="2026-08-08T21:10:00Z" w16du:dateUtc="2026-08-09T01:10:00Z">
+          <w:ins w:id="198" w:author="JMRT R1 revision" w:date="2026-08-08T21:43:00Z" w16du:dateUtc="2026-08-09T01:43:00Z"/>
+        </w:rPr>
+      </w:pPr>
+      <w:ins w:id="199" w:author="JMRT R1 revision" w:date="2026-08-08T21:43:00Z" w16du:dateUtc="2026-08-09T01:43:00Z">
         <w:r>
           <w:rPr>
             <w:noProof/>
@@ -3075,12 +3535,12 @@
       <w:r>
         <w:t xml:space="preserve">Loading–unloading–heating tests of (a) the </w:t>
       </w:r>
-      <w:del w:id="148" w:author="JMRT R1 revision" w:date="2026-08-08T21:10:00Z" w16du:dateUtc="2026-08-09T01:10:00Z">
+      <w:del w:id="200" w:author="JMRT R1 revision" w:date="2026-08-08T21:43:00Z" w16du:dateUtc="2026-08-09T01:43:00Z">
         <w:r>
           <w:delText xml:space="preserve">AI </w:delText>
         </w:r>
       </w:del>
-      <w:ins w:id="149" w:author="JMRT R1 revision" w:date="2026-08-08T21:10:00Z" w16du:dateUtc="2026-08-09T01:10:00Z">
+      <w:ins w:id="201" w:author="JMRT R1 revision" w:date="2026-08-08T21:43:00Z" w16du:dateUtc="2026-08-09T01:43:00Z">
         <w:r>
           <w:t>LLM-</w:t>
         </w:r>
@@ -3088,12 +3548,12 @@
       <w:r>
         <w:t xml:space="preserve">alloy and (b) the </w:t>
       </w:r>
-      <w:del w:id="150" w:author="JMRT R1 revision" w:date="2026-08-08T21:10:00Z" w16du:dateUtc="2026-08-09T01:10:00Z">
+      <w:del w:id="202" w:author="JMRT R1 revision" w:date="2026-08-08T21:43:00Z" w16du:dateUtc="2026-08-09T01:43:00Z">
         <w:r>
           <w:delText>Omori</w:delText>
         </w:r>
       </w:del>
-      <w:ins w:id="151" w:author="JMRT R1 revision" w:date="2026-08-08T21:10:00Z" w16du:dateUtc="2026-08-09T01:10:00Z">
+      <w:ins w:id="203" w:author="JMRT R1 revision" w:date="2026-08-08T21:43:00Z" w16du:dateUtc="2026-08-09T01:43:00Z">
         <w:r>
           <w:t>benchmark</w:t>
         </w:r>
@@ -3106,8 +3566,8 @@
       <w:pPr>
         <w:pStyle w:val="Heading2"/>
       </w:pPr>
-      <w:bookmarkStart w:id="152" w:name="X7b0047580ff68e3c8823c4535b0eba55ad6dd86"/>
-      <w:bookmarkEnd w:id="115"/>
+      <w:bookmarkStart w:id="204" w:name="X7b0047580ff68e3c8823c4535b0eba55ad6dd86"/>
+      <w:bookmarkEnd w:id="165"/>
       <w:r>
         <w:t>3.3 Synchrotron diffraction and phase identification</w:t>
       </w:r>
@@ -3142,12 +3602,12 @@
       <w:r>
         <w:t>shows good overall agreement between the experimental data (lower half</w:t>
       </w:r>
-      <w:del w:id="153" w:author="JMRT R1 revision" w:date="2026-08-08T21:10:00Z" w16du:dateUtc="2026-08-09T01:10:00Z">
+      <w:del w:id="205" w:author="JMRT R1 revision" w:date="2026-08-08T21:43:00Z" w16du:dateUtc="2026-08-09T01:43:00Z">
         <w:r>
           <w:delText xml:space="preserve">) and the results of Rietveld refinement (upper half) for the AI alloy. Based on this result, the AI </w:delText>
         </w:r>
       </w:del>
-      <w:ins w:id="154" w:author="JMRT R1 revision" w:date="2026-08-08T21:10:00Z" w16du:dateUtc="2026-08-09T01:10:00Z">
+      <w:ins w:id="206" w:author="JMRT R1 revision" w:date="2026-08-08T21:43:00Z" w16du:dateUtc="2026-08-09T01:43:00Z">
         <w:r>
           <w:t xml:space="preserve"> of each panel) and the results of Rietveld refinement (upper half), both before deformation (</w:t>
         </w:r>
@@ -3225,12 +3685,12 @@
       <w:r>
         <w:t xml:space="preserve">) can be attributed to dislocation activity, which results in peak broadening and/or the formation of tiny sub-grains. In comparison, the </w:t>
       </w:r>
-      <w:del w:id="155" w:author="JMRT R1 revision" w:date="2026-08-08T21:10:00Z" w16du:dateUtc="2026-08-09T01:10:00Z">
+      <w:del w:id="207" w:author="JMRT R1 revision" w:date="2026-08-08T21:43:00Z" w16du:dateUtc="2026-08-09T01:43:00Z">
         <w:r>
           <w:delText>Omori</w:delText>
         </w:r>
       </w:del>
-      <w:ins w:id="156" w:author="JMRT R1 revision" w:date="2026-08-08T21:10:00Z" w16du:dateUtc="2026-08-09T01:10:00Z">
+      <w:ins w:id="208" w:author="JMRT R1 revision" w:date="2026-08-08T21:43:00Z" w16du:dateUtc="2026-08-09T01:43:00Z">
         <w:r>
           <w:t>benchmark</w:t>
         </w:r>
@@ -3258,12 +3718,12 @@
       <w:r>
         <w:t xml:space="preserve">), consistent with stress-induced γ formation and partial variant activation. The change in peak intensity after deformation of the </w:t>
       </w:r>
-      <w:del w:id="157" w:author="JMRT R1 revision" w:date="2026-08-08T21:10:00Z" w16du:dateUtc="2026-08-09T01:10:00Z">
+      <w:del w:id="209" w:author="JMRT R1 revision" w:date="2026-08-08T21:43:00Z" w16du:dateUtc="2026-08-09T01:43:00Z">
         <w:r>
           <w:delText>Omori</w:delText>
         </w:r>
       </w:del>
-      <w:ins w:id="158" w:author="JMRT R1 revision" w:date="2026-08-08T21:10:00Z" w16du:dateUtc="2026-08-09T01:10:00Z">
+      <w:ins w:id="210" w:author="JMRT R1 revision" w:date="2026-08-08T21:43:00Z" w16du:dateUtc="2026-08-09T01:43:00Z">
         <w:r>
           <w:t>benchmark</w:t>
         </w:r>
@@ -3286,10 +3746,52 @@
       <w:pPr>
         <w:pStyle w:val="BodyText"/>
         <w:rPr>
-          <w:ins w:id="159" w:author="JMRT R1 revision" w:date="2026-08-08T21:10:00Z" w16du:dateUtc="2026-08-09T01:10:00Z"/>
-        </w:rPr>
-      </w:pPr>
-      <w:ins w:id="160" w:author="JMRT R1 revision" w:date="2026-08-08T21:10:00Z" w16du:dateUtc="2026-08-09T01:10:00Z">
+          <w:ins w:id="211" w:author="JMRT R1 revision" w:date="2026-08-08T21:43:00Z" w16du:dateUtc="2026-08-09T01:43:00Z"/>
+        </w:rPr>
+      </w:pPr>
+      <w:ins w:id="212" w:author="JMRT R1 revision" w:date="2026-08-08T21:43:00Z" w16du:dateUtc="2026-08-09T01:43:00Z">
+        <w:r>
+          <w:t xml:space="preserve">Two points of nomenclature should be made explicit here, because the convention in this alloy family is the reverse of the one familiar from carbon steels. In Fe-Mn-Al-Ni alloys the parent phase is BCC α and the martensite formed from it is FCC γ. The γ phase is therefore the transformation </w:t>
+        </w:r>
+        <w:r>
+          <w:rPr>
+            <w:i/>
+            <w:iCs/>
+          </w:rPr>
+          <w:t>product</w:t>
+        </w:r>
+        <w:r>
+          <w:t>, not the parent, and an alloy rich in γ is one in which less parent phase remains available to transform, not one that is closer to transforming. Second, the refinement resolved γ, α and D0₃ Fe₃Al and nothing else: no ε-HCP martensite and no α′ were required to fit any pattern from either alloy, and the γ present in the annealed LLM-alloy is thermally stable retained γ rather than a stress-induced product.</w:t>
+        </w:r>
+      </w:ins>
+    </w:p>
+    <w:p>
+      <w:pPr>
+        <w:pStyle w:val="BodyText"/>
+        <w:rPr>
+          <w:ins w:id="213" w:author="JMRT R1 revision" w:date="2026-08-08T21:43:00Z" w16du:dateUtc="2026-08-09T01:43:00Z"/>
+        </w:rPr>
+      </w:pPr>
+      <w:ins w:id="214" w:author="JMRT R1 revision" w:date="2026-08-08T21:43:00Z" w16du:dateUtc="2026-08-09T01:43:00Z">
+        <w:r>
+          <w:t>No B2 superlattice reflection was resolved in the LLM-alloy above the detection limit of the present measurement, and that limit can be quantified rather than merely asserted. At the B2-allowed {200} superlattice position the LLM-alloy carries 0.50–1.06% of maximum intensity, against 3.83–7.17% in the benchmark; and the LLM-alloy’s intensity at that position is itself fully accounted for by D0₃, which produces the same reflection. The discriminating measurement is the D0₃-only {111} reflection, present in t</w:t>
+        </w:r>
+        <w:r>
+          <w:t>he LLM-alloy at 0.49–1.02% of maximum with a signal-to-noise ratio of 16–27 across four independent patterns, and absent from the benchmark (0.19–0.28%, S/N 2.3–2.9). The benchmark thus carries the B2-allowed reflection without the D0₃-only one, and the LLM-alloy carries both at comparable strength — the signatures of B2 and D0₃ respectively. Any B2 present in the LLM-alloy is therefore at least four times less abundant than in the benchmark and may be absent altogether. This bounds the claim without over-r</w:t>
+        </w:r>
+        <w:r>
+          <w:t>eaching it: a coherent dispersion finer or more dilute than this limit cannot be excluded by diffraction alone, and transmission electron microscopy or atom-probe tomography would be required to do so.</w:t>
+        </w:r>
+      </w:ins>
+    </w:p>
+    <w:p>
+      <w:pPr>
+        <w:pStyle w:val="BodyText"/>
+        <w:rPr>
+          <w:ins w:id="215" w:author="JMRT R1 revision" w:date="2026-08-08T21:43:00Z" w16du:dateUtc="2026-08-09T01:43:00Z"/>
+        </w:rPr>
+      </w:pPr>
+      <w:ins w:id="216" w:author="JMRT R1 revision" w:date="2026-08-08T21:43:00Z" w16du:dateUtc="2026-08-09T01:43:00Z">
         <w:r>
           <w:t>The two alloys are not equally amenable to quantitative diffraction analysis, and the reason is itself microstructural. After the identical 1200 °C anneal the LLM-alloy retains a fine equiaxed structure with grain diameters well under 20 µm (</w:t>
         </w:r>
@@ -3319,10 +3821,10 @@
       <w:pPr>
         <w:pStyle w:val="BodyText"/>
         <w:rPr>
-          <w:ins w:id="161" w:author="JMRT R1 revision" w:date="2026-08-08T21:10:00Z" w16du:dateUtc="2026-08-09T01:10:00Z"/>
-        </w:rPr>
-      </w:pPr>
-      <w:ins w:id="162" w:author="JMRT R1 revision" w:date="2026-08-08T21:10:00Z" w16du:dateUtc="2026-08-09T01:10:00Z">
+          <w:ins w:id="217" w:author="JMRT R1 revision" w:date="2026-08-08T21:43:00Z" w16du:dateUtc="2026-08-09T01:43:00Z"/>
+        </w:rPr>
+      </w:pPr>
+      <w:ins w:id="218" w:author="JMRT R1 revision" w:date="2026-08-08T21:43:00Z" w16du:dateUtc="2026-08-09T01:43:00Z">
         <w:r>
           <w:t>This restriction does not affect the comparison on which the present work rests. That the benchmark alloy undergoes a stress-induced transformation is not in question: the diffracted intensities change markedly with deformation (</w:t>
         </w:r>
@@ -3368,12 +3870,12 @@
       <w:r>
         <w:t xml:space="preserve">It is worth noting that the </w:t>
       </w:r>
-      <w:del w:id="163" w:author="JMRT R1 revision" w:date="2026-08-08T21:10:00Z" w16du:dateUtc="2026-08-09T01:10:00Z">
+      <w:del w:id="219" w:author="JMRT R1 revision" w:date="2026-08-08T21:43:00Z" w16du:dateUtc="2026-08-09T01:43:00Z">
         <w:r>
           <w:delText xml:space="preserve">AI </w:delText>
         </w:r>
       </w:del>
-      <w:ins w:id="164" w:author="JMRT R1 revision" w:date="2026-08-08T21:10:00Z" w16du:dateUtc="2026-08-09T01:10:00Z">
+      <w:ins w:id="220" w:author="JMRT R1 revision" w:date="2026-08-08T21:43:00Z" w16du:dateUtc="2026-08-09T01:43:00Z">
         <w:r>
           <w:t>LLM-</w:t>
         </w:r>
@@ -3397,10 +3899,10 @@
         <w:pStyle w:val="CaptionedFigure"/>
         <w:spacing w:line="276" w:lineRule="auto"/>
         <w:rPr>
-          <w:del w:id="165" w:author="JMRT R1 revision" w:date="2026-08-08T21:10:00Z" w16du:dateUtc="2026-08-09T01:10:00Z"/>
-        </w:rPr>
-      </w:pPr>
-      <w:del w:id="166" w:author="JMRT R1 revision" w:date="2026-08-08T21:10:00Z" w16du:dateUtc="2026-08-09T01:10:00Z">
+          <w:del w:id="221" w:author="JMRT R1 revision" w:date="2026-08-08T21:43:00Z" w16du:dateUtc="2026-08-09T01:43:00Z"/>
+        </w:rPr>
+      </w:pPr>
+      <w:del w:id="222" w:author="JMRT R1 revision" w:date="2026-08-08T21:43:00Z" w16du:dateUtc="2026-08-09T01:43:00Z">
         <w:r>
           <w:rPr>
             <w:noProof/>
@@ -3409,7 +3911,7 @@
             <wp:inline distT="0" distB="0" distL="0" distR="0" wp14:anchorId="11078D98" wp14:editId="69CFAD40">
               <wp:extent cx="2426208" cy="2292096"/>
               <wp:effectExtent l="0" t="0" r="0" b="0"/>
-              <wp:docPr id="1958420507" name="Picture" descr="Fig. 4. 2D synchrotron X-ray diffraction images of (a) AI alloy annealed at 1200 °C for 1 min, (b) annealed AI alloy after 10% tensile strain, (c) Omori alloy annealed at 1200 °C for 1 min, and (d) annealed Omori alloy after 8% tensile strain."/>
+              <wp:docPr id="2032182351" name="Picture" descr="Fig. 4. 2D synchrotron X-ray diffraction images of (a) AI alloy annealed at 1200 °C for 1 min, (b) annealed AI alloy after 10% tensile strain, (c) Omori alloy annealed at 1200 °C for 1 min, and (d) annealed Omori alloy after 8% tensile strain."/>
               <wp:cNvGraphicFramePr/>
               <a:graphic xmlns:a="http://schemas.openxmlformats.org/drawingml/2006/main">
                 <a:graphicData uri="http://schemas.openxmlformats.org/drawingml/2006/picture">
@@ -3453,10 +3955,10 @@
       <w:pPr>
         <w:pStyle w:val="CaptionedFigure"/>
         <w:rPr>
-          <w:ins w:id="167" w:author="JMRT R1 revision" w:date="2026-08-08T21:10:00Z" w16du:dateUtc="2026-08-09T01:10:00Z"/>
-        </w:rPr>
-      </w:pPr>
-      <w:ins w:id="168" w:author="JMRT R1 revision" w:date="2026-08-08T21:10:00Z" w16du:dateUtc="2026-08-09T01:10:00Z">
+          <w:ins w:id="223" w:author="JMRT R1 revision" w:date="2026-08-08T21:43:00Z" w16du:dateUtc="2026-08-09T01:43:00Z"/>
+        </w:rPr>
+      </w:pPr>
+      <w:ins w:id="224" w:author="JMRT R1 revision" w:date="2026-08-08T21:43:00Z" w16du:dateUtc="2026-08-09T01:43:00Z">
         <w:r>
           <w:rPr>
             <w:noProof/>
@@ -3519,12 +4021,12 @@
       <w:r>
         <w:t xml:space="preserve"> 2D synchrotron X-ray diffraction images of (a) </w:t>
       </w:r>
-      <w:del w:id="169" w:author="JMRT R1 revision" w:date="2026-08-08T21:10:00Z" w16du:dateUtc="2026-08-09T01:10:00Z">
+      <w:del w:id="225" w:author="JMRT R1 revision" w:date="2026-08-08T21:43:00Z" w16du:dateUtc="2026-08-09T01:43:00Z">
         <w:r>
           <w:delText xml:space="preserve">AI </w:delText>
         </w:r>
       </w:del>
-      <w:ins w:id="170" w:author="JMRT R1 revision" w:date="2026-08-08T21:10:00Z" w16du:dateUtc="2026-08-09T01:10:00Z">
+      <w:ins w:id="226" w:author="JMRT R1 revision" w:date="2026-08-08T21:43:00Z" w16du:dateUtc="2026-08-09T01:43:00Z">
         <w:r>
           <w:t>LLM-</w:t>
         </w:r>
@@ -3532,12 +4034,12 @@
       <w:r>
         <w:t xml:space="preserve">alloy annealed at 1200 °C for 1 min, (b) annealed </w:t>
       </w:r>
-      <w:del w:id="171" w:author="JMRT R1 revision" w:date="2026-08-08T21:10:00Z" w16du:dateUtc="2026-08-09T01:10:00Z">
+      <w:del w:id="227" w:author="JMRT R1 revision" w:date="2026-08-08T21:43:00Z" w16du:dateUtc="2026-08-09T01:43:00Z">
         <w:r>
           <w:delText xml:space="preserve">AI </w:delText>
         </w:r>
       </w:del>
-      <w:ins w:id="172" w:author="JMRT R1 revision" w:date="2026-08-08T21:10:00Z" w16du:dateUtc="2026-08-09T01:10:00Z">
+      <w:ins w:id="228" w:author="JMRT R1 revision" w:date="2026-08-08T21:43:00Z" w16du:dateUtc="2026-08-09T01:43:00Z">
         <w:r>
           <w:t>LLM-</w:t>
         </w:r>
@@ -3545,12 +4047,12 @@
       <w:r>
         <w:t xml:space="preserve">alloy after 10% tensile strain, (c) </w:t>
       </w:r>
-      <w:del w:id="173" w:author="JMRT R1 revision" w:date="2026-08-08T21:10:00Z" w16du:dateUtc="2026-08-09T01:10:00Z">
+      <w:del w:id="229" w:author="JMRT R1 revision" w:date="2026-08-08T21:43:00Z" w16du:dateUtc="2026-08-09T01:43:00Z">
         <w:r>
           <w:delText>Omori</w:delText>
         </w:r>
       </w:del>
-      <w:ins w:id="174" w:author="JMRT R1 revision" w:date="2026-08-08T21:10:00Z" w16du:dateUtc="2026-08-09T01:10:00Z">
+      <w:ins w:id="230" w:author="JMRT R1 revision" w:date="2026-08-08T21:43:00Z" w16du:dateUtc="2026-08-09T01:43:00Z">
         <w:r>
           <w:t>benchmark</w:t>
         </w:r>
@@ -3558,12 +4060,12 @@
       <w:r>
         <w:t xml:space="preserve"> alloy annealed at 1200 °C for 1 min, and (d) annealed </w:t>
       </w:r>
-      <w:del w:id="175" w:author="JMRT R1 revision" w:date="2026-08-08T21:10:00Z" w16du:dateUtc="2026-08-09T01:10:00Z">
+      <w:del w:id="231" w:author="JMRT R1 revision" w:date="2026-08-08T21:43:00Z" w16du:dateUtc="2026-08-09T01:43:00Z">
         <w:r>
           <w:delText>Omori</w:delText>
         </w:r>
       </w:del>
-      <w:ins w:id="176" w:author="JMRT R1 revision" w:date="2026-08-08T21:10:00Z" w16du:dateUtc="2026-08-09T01:10:00Z">
+      <w:ins w:id="232" w:author="JMRT R1 revision" w:date="2026-08-08T21:43:00Z" w16du:dateUtc="2026-08-09T01:43:00Z">
         <w:r>
           <w:t>benchmark</w:t>
         </w:r>
@@ -3577,10 +4079,10 @@
         <w:pStyle w:val="CaptionedFigure"/>
         <w:spacing w:line="276" w:lineRule="auto"/>
         <w:rPr>
-          <w:del w:id="177" w:author="JMRT R1 revision" w:date="2026-08-08T21:10:00Z" w16du:dateUtc="2026-08-09T01:10:00Z"/>
-        </w:rPr>
-      </w:pPr>
-      <w:del w:id="178" w:author="JMRT R1 revision" w:date="2026-08-08T21:10:00Z" w16du:dateUtc="2026-08-09T01:10:00Z">
+          <w:del w:id="233" w:author="JMRT R1 revision" w:date="2026-08-08T21:43:00Z" w16du:dateUtc="2026-08-09T01:43:00Z"/>
+        </w:rPr>
+      </w:pPr>
+      <w:del w:id="234" w:author="JMRT R1 revision" w:date="2026-08-08T21:43:00Z" w16du:dateUtc="2026-08-09T01:43:00Z">
         <w:r>
           <w:rPr>
             <w:noProof/>
@@ -3633,10 +4135,10 @@
       <w:pPr>
         <w:pStyle w:val="CaptionedFigure"/>
         <w:rPr>
-          <w:ins w:id="179" w:author="JMRT R1 revision" w:date="2026-08-08T21:10:00Z" w16du:dateUtc="2026-08-09T01:10:00Z"/>
-        </w:rPr>
-      </w:pPr>
-      <w:ins w:id="180" w:author="JMRT R1 revision" w:date="2026-08-08T21:10:00Z" w16du:dateUtc="2026-08-09T01:10:00Z">
+          <w:ins w:id="235" w:author="JMRT R1 revision" w:date="2026-08-08T21:43:00Z" w16du:dateUtc="2026-08-09T01:43:00Z"/>
+        </w:rPr>
+      </w:pPr>
+      <w:ins w:id="236" w:author="JMRT R1 revision" w:date="2026-08-08T21:43:00Z" w16du:dateUtc="2026-08-09T01:43:00Z">
         <w:r>
           <w:rPr>
             <w:noProof/>
@@ -3702,7 +4204,7 @@
       <w:r>
         <w:t>Comparison between synchrotron X-ray diffraction data (lower half</w:t>
       </w:r>
-      <w:ins w:id="181" w:author="JMRT R1 revision" w:date="2026-08-08T21:10:00Z" w16du:dateUtc="2026-08-09T01:10:00Z">
+      <w:ins w:id="237" w:author="JMRT R1 revision" w:date="2026-08-08T21:43:00Z" w16du:dateUtc="2026-08-09T01:43:00Z">
         <w:r>
           <w:t xml:space="preserve"> of each panel</w:t>
         </w:r>
@@ -3710,7 +4212,7 @@
       <w:r>
         <w:t>) and results of Rietveld refinement (upper half</w:t>
       </w:r>
-      <w:ins w:id="182" w:author="JMRT R1 revision" w:date="2026-08-08T21:10:00Z" w16du:dateUtc="2026-08-09T01:10:00Z">
+      <w:ins w:id="238" w:author="JMRT R1 revision" w:date="2026-08-08T21:43:00Z" w16du:dateUtc="2026-08-09T01:43:00Z">
         <w:r>
           <w:t xml:space="preserve"> of each panel</w:t>
         </w:r>
@@ -3718,12 +4220,12 @@
       <w:r>
         <w:t xml:space="preserve">) for the </w:t>
       </w:r>
-      <w:del w:id="183" w:author="JMRT R1 revision" w:date="2026-08-08T21:10:00Z" w16du:dateUtc="2026-08-09T01:10:00Z">
+      <w:del w:id="239" w:author="JMRT R1 revision" w:date="2026-08-08T21:43:00Z" w16du:dateUtc="2026-08-09T01:43:00Z">
         <w:r>
           <w:delText xml:space="preserve">AI </w:delText>
         </w:r>
       </w:del>
-      <w:ins w:id="184" w:author="JMRT R1 revision" w:date="2026-08-08T21:10:00Z" w16du:dateUtc="2026-08-09T01:10:00Z">
+      <w:ins w:id="240" w:author="JMRT R1 revision" w:date="2026-08-08T21:43:00Z" w16du:dateUtc="2026-08-09T01:43:00Z">
         <w:r>
           <w:t>LLM-</w:t>
         </w:r>
@@ -3731,7 +4233,7 @@
       <w:r>
         <w:t>alloy</w:t>
       </w:r>
-      <w:ins w:id="185" w:author="JMRT R1 revision" w:date="2026-08-08T21:10:00Z" w16du:dateUtc="2026-08-09T01:10:00Z">
+      <w:ins w:id="241" w:author="JMRT R1 revision" w:date="2026-08-08T21:43:00Z" w16du:dateUtc="2026-08-09T01:43:00Z">
         <w:r>
           <w:t>: (a)</w:t>
         </w:r>
@@ -3739,7 +4241,7 @@
       <w:r>
         <w:t xml:space="preserve"> heat</w:t>
       </w:r>
-      <w:ins w:id="186" w:author="JMRT R1 revision" w:date="2026-08-08T21:10:00Z" w16du:dateUtc="2026-08-09T01:10:00Z">
+      <w:ins w:id="242" w:author="JMRT R1 revision" w:date="2026-08-08T21:43:00Z" w16du:dateUtc="2026-08-09T01:43:00Z">
         <w:r>
           <w:t>-</w:t>
         </w:r>
@@ -3747,12 +4249,12 @@
       <w:r>
         <w:t>treated at 1200 °C for 1 minute</w:t>
       </w:r>
-      <w:del w:id="187" w:author="JMRT R1 revision" w:date="2026-08-08T21:10:00Z" w16du:dateUtc="2026-08-09T01:10:00Z">
+      <w:del w:id="243" w:author="JMRT R1 revision" w:date="2026-08-08T21:43:00Z" w16du:dateUtc="2026-08-09T01:43:00Z">
         <w:r>
           <w:delText>.</w:delText>
         </w:r>
       </w:del>
-      <w:ins w:id="188" w:author="JMRT R1 revision" w:date="2026-08-08T21:10:00Z" w16du:dateUtc="2026-08-09T01:10:00Z">
+      <w:ins w:id="244" w:author="JMRT R1 revision" w:date="2026-08-08T21:43:00Z" w16du:dateUtc="2026-08-09T01:43:00Z">
         <w:r>
           <w:t xml:space="preserve"> (R_wp = 21.4%, R_p = 8.7%), and (b) after unloading from 10% strain (R_wp = 12.5%, R_p = 5.9%). Both refinements used the three-phase model of Sec. 2.5, with lattice parameters fixed at a = 3.6366 Å (γ) and 2.8865 Å (α) in both cases, and 5.7734 Å (a) and 5.7801 Å (b) for D0₃.</w:t>
         </w:r>
@@ -3763,10 +4265,10 @@
         <w:pStyle w:val="CaptionedFigure"/>
         <w:spacing w:line="276" w:lineRule="auto"/>
         <w:rPr>
-          <w:del w:id="189" w:author="JMRT R1 revision" w:date="2026-08-08T21:10:00Z" w16du:dateUtc="2026-08-09T01:10:00Z"/>
-        </w:rPr>
-      </w:pPr>
-      <w:del w:id="190" w:author="JMRT R1 revision" w:date="2026-08-08T21:10:00Z" w16du:dateUtc="2026-08-09T01:10:00Z">
+          <w:del w:id="245" w:author="JMRT R1 revision" w:date="2026-08-08T21:43:00Z" w16du:dateUtc="2026-08-09T01:43:00Z"/>
+        </w:rPr>
+      </w:pPr>
+      <w:del w:id="246" w:author="JMRT R1 revision" w:date="2026-08-08T21:43:00Z" w16du:dateUtc="2026-08-09T01:43:00Z">
         <w:r>
           <w:rPr>
             <w:noProof/>
@@ -3819,10 +4321,10 @@
       <w:pPr>
         <w:pStyle w:val="CaptionedFigure"/>
         <w:rPr>
-          <w:ins w:id="191" w:author="JMRT R1 revision" w:date="2026-08-08T21:10:00Z" w16du:dateUtc="2026-08-09T01:10:00Z"/>
-        </w:rPr>
-      </w:pPr>
-      <w:ins w:id="192" w:author="JMRT R1 revision" w:date="2026-08-08T21:10:00Z" w16du:dateUtc="2026-08-09T01:10:00Z">
+          <w:ins w:id="247" w:author="JMRT R1 revision" w:date="2026-08-08T21:43:00Z" w16du:dateUtc="2026-08-09T01:43:00Z"/>
+        </w:rPr>
+      </w:pPr>
+      <w:ins w:id="248" w:author="JMRT R1 revision" w:date="2026-08-08T21:43:00Z" w16du:dateUtc="2026-08-09T01:43:00Z">
         <w:r>
           <w:rPr>
             <w:noProof/>
@@ -3888,12 +4390,12 @@
       <w:r>
         <w:t xml:space="preserve">Azimuthally integrated X-ray diffraction spectra of (a) the </w:t>
       </w:r>
-      <w:del w:id="193" w:author="JMRT R1 revision" w:date="2026-08-08T21:10:00Z" w16du:dateUtc="2026-08-09T01:10:00Z">
+      <w:del w:id="249" w:author="JMRT R1 revision" w:date="2026-08-08T21:43:00Z" w16du:dateUtc="2026-08-09T01:43:00Z">
         <w:r>
           <w:delText xml:space="preserve">AI </w:delText>
         </w:r>
       </w:del>
-      <w:ins w:id="194" w:author="JMRT R1 revision" w:date="2026-08-08T21:10:00Z" w16du:dateUtc="2026-08-09T01:10:00Z">
+      <w:ins w:id="250" w:author="JMRT R1 revision" w:date="2026-08-08T21:43:00Z" w16du:dateUtc="2026-08-09T01:43:00Z">
         <w:r>
           <w:t>LLM-</w:t>
         </w:r>
@@ -3901,12 +4403,12 @@
       <w:r>
         <w:t xml:space="preserve">alloy and (b) the </w:t>
       </w:r>
-      <w:del w:id="195" w:author="JMRT R1 revision" w:date="2026-08-08T21:10:00Z" w16du:dateUtc="2026-08-09T01:10:00Z">
+      <w:del w:id="251" w:author="JMRT R1 revision" w:date="2026-08-08T21:43:00Z" w16du:dateUtc="2026-08-09T01:43:00Z">
         <w:r>
           <w:delText>Omori</w:delText>
         </w:r>
       </w:del>
-      <w:ins w:id="196" w:author="JMRT R1 revision" w:date="2026-08-08T21:10:00Z" w16du:dateUtc="2026-08-09T01:10:00Z">
+      <w:ins w:id="252" w:author="JMRT R1 revision" w:date="2026-08-08T21:43:00Z" w16du:dateUtc="2026-08-09T01:43:00Z">
         <w:r>
           <w:t>benchmark</w:t>
         </w:r>
@@ -3919,12 +4421,12 @@
       <w:pPr>
         <w:pStyle w:val="Heading2"/>
         <w:rPr>
-          <w:ins w:id="197" w:author="JMRT R1 revision" w:date="2026-08-08T21:10:00Z" w16du:dateUtc="2026-08-09T01:10:00Z"/>
-        </w:rPr>
-      </w:pPr>
-      <w:bookmarkStart w:id="198" w:name="equilibrium-phase-stability"/>
-      <w:bookmarkEnd w:id="152"/>
-      <w:ins w:id="199" w:author="JMRT R1 revision" w:date="2026-08-08T21:10:00Z" w16du:dateUtc="2026-08-09T01:10:00Z">
+          <w:ins w:id="253" w:author="JMRT R1 revision" w:date="2026-08-08T21:43:00Z" w16du:dateUtc="2026-08-09T01:43:00Z"/>
+        </w:rPr>
+      </w:pPr>
+      <w:bookmarkStart w:id="254" w:name="equilibrium-phase-stability"/>
+      <w:bookmarkEnd w:id="204"/>
+      <w:ins w:id="255" w:author="JMRT R1 revision" w:date="2026-08-08T21:43:00Z" w16du:dateUtc="2026-08-09T01:43:00Z">
         <w:r>
           <w:t>3.4 Equilibrium phase stability</w:t>
         </w:r>
@@ -3934,10 +4436,10 @@
       <w:pPr>
         <w:pStyle w:val="FirstParagraph"/>
         <w:rPr>
-          <w:ins w:id="200" w:author="JMRT R1 revision" w:date="2026-08-08T21:10:00Z" w16du:dateUtc="2026-08-09T01:10:00Z"/>
-        </w:rPr>
-      </w:pPr>
-      <w:ins w:id="201" w:author="JMRT R1 revision" w:date="2026-08-08T21:10:00Z" w16du:dateUtc="2026-08-09T01:10:00Z">
+          <w:ins w:id="256" w:author="JMRT R1 revision" w:date="2026-08-08T21:43:00Z" w16du:dateUtc="2026-08-09T01:43:00Z"/>
+        </w:rPr>
+      </w:pPr>
+      <w:ins w:id="257" w:author="JMRT R1 revision" w:date="2026-08-08T21:43:00Z" w16du:dateUtc="2026-08-09T01:43:00Z">
         <w:r>
           <w:rPr>
             <w:b/>
@@ -3974,10 +4476,10 @@
       <w:pPr>
         <w:pStyle w:val="BodyText"/>
         <w:rPr>
-          <w:ins w:id="202" w:author="JMRT R1 revision" w:date="2026-08-08T21:10:00Z" w16du:dateUtc="2026-08-09T01:10:00Z"/>
-        </w:rPr>
-      </w:pPr>
-      <w:ins w:id="203" w:author="JMRT R1 revision" w:date="2026-08-08T21:10:00Z" w16du:dateUtc="2026-08-09T01:10:00Z">
+          <w:ins w:id="258" w:author="JMRT R1 revision" w:date="2026-08-08T21:43:00Z" w16du:dateUtc="2026-08-09T01:43:00Z"/>
+        </w:rPr>
+      </w:pPr>
+      <w:ins w:id="259" w:author="JMRT R1 revision" w:date="2026-08-08T21:43:00Z" w16du:dateUtc="2026-08-09T01:43:00Z">
         <w:r>
           <w:t>The benchmark alloy (</w:t>
         </w:r>
@@ -4016,10 +4518,10 @@
       <w:pPr>
         <w:pStyle w:val="BodyText"/>
         <w:rPr>
-          <w:ins w:id="204" w:author="JMRT R1 revision" w:date="2026-08-08T21:10:00Z" w16du:dateUtc="2026-08-09T01:10:00Z"/>
-        </w:rPr>
-      </w:pPr>
-      <w:ins w:id="205" w:author="JMRT R1 revision" w:date="2026-08-08T21:10:00Z" w16du:dateUtc="2026-08-09T01:10:00Z">
+          <w:ins w:id="260" w:author="JMRT R1 revision" w:date="2026-08-08T21:43:00Z" w16du:dateUtc="2026-08-09T01:43:00Z"/>
+        </w:rPr>
+      </w:pPr>
+      <w:ins w:id="261" w:author="JMRT R1 revision" w:date="2026-08-08T21:43:00Z" w16du:dateUtc="2026-08-09T01:43:00Z">
         <w:r>
           <w:t>The LLM-alloy behaves differently in every respect that matters (</w:t>
         </w:r>
@@ -4045,10 +4547,10 @@
       <w:pPr>
         <w:pStyle w:val="BodyText"/>
         <w:rPr>
-          <w:ins w:id="206" w:author="JMRT R1 revision" w:date="2026-08-08T21:10:00Z" w16du:dateUtc="2026-08-09T01:10:00Z"/>
-        </w:rPr>
-      </w:pPr>
-      <w:ins w:id="207" w:author="JMRT R1 revision" w:date="2026-08-08T21:10:00Z" w16du:dateUtc="2026-08-09T01:10:00Z">
+          <w:ins w:id="262" w:author="JMRT R1 revision" w:date="2026-08-08T21:43:00Z" w16du:dateUtc="2026-08-09T01:43:00Z"/>
+        </w:rPr>
+      </w:pPr>
+      <w:ins w:id="263" w:author="JMRT R1 revision" w:date="2026-08-08T21:43:00Z" w16du:dateUtc="2026-08-09T01:43:00Z">
         <w:r>
           <w:t>Removing carbon and holding every other element fixed restores the missing field, and does so in every database. The single-phase α window opens at ≈1150 °C instead of ≈1340 °C in mpea-02b and at ≈1160 °C instead of ≈1390 °C in PrecHiMn-04, while mc_fe — which returns no single-phase α at all for the carbon-bearing composition below 1400 °C — places it at ≈1130 °C. The 1200 °C solution treatment therefore lands inside the single-phase field once carbon is removed, and the alloy reaches 100% α exactly as the</w:t>
         </w:r>
@@ -4071,10 +4573,10 @@
       <w:pPr>
         <w:pStyle w:val="BodyText"/>
         <w:rPr>
-          <w:ins w:id="208" w:author="JMRT R1 revision" w:date="2026-08-08T21:10:00Z" w16du:dateUtc="2026-08-09T01:10:00Z"/>
-        </w:rPr>
-      </w:pPr>
-      <w:ins w:id="209" w:author="JMRT R1 revision" w:date="2026-08-08T21:10:00Z" w16du:dateUtc="2026-08-09T01:10:00Z">
+          <w:ins w:id="264" w:author="JMRT R1 revision" w:date="2026-08-08T21:43:00Z" w16du:dateUtc="2026-08-09T01:43:00Z"/>
+        </w:rPr>
+      </w:pPr>
+      <w:ins w:id="265" w:author="JMRT R1 revision" w:date="2026-08-08T21:43:00Z" w16du:dateUtc="2026-08-09T01:43:00Z">
         <w:r>
           <w:rPr>
             <w:b/>
@@ -4103,7 +4605,7 @@
         <w:trPr>
           <w:cnfStyle w:val="100000000000" w:firstRow="1" w:lastRow="0" w:firstColumn="0" w:lastColumn="0" w:oddVBand="0" w:evenVBand="0" w:oddHBand="0" w:evenHBand="0" w:firstRowFirstColumn="0" w:firstRowLastColumn="0" w:lastRowFirstColumn="0" w:lastRowLastColumn="0"/>
           <w:tblHeader/>
-          <w:ins w:id="210" w:author="JMRT R1 revision" w:date="2026-08-08T21:10:00Z" w16du:dateUtc="2026-08-09T01:10:00Z"/>
+          <w:ins w:id="266" w:author="JMRT R1 revision" w:date="2026-08-08T21:43:00Z" w16du:dateUtc="2026-08-09T01:43:00Z"/>
         </w:trPr>
         <w:tc>
           <w:tcPr>
@@ -4113,10 +4615,10 @@
             <w:pPr>
               <w:pStyle w:val="Compact"/>
               <w:rPr>
-                <w:ins w:id="211" w:author="JMRT R1 revision" w:date="2026-08-08T21:10:00Z" w16du:dateUtc="2026-08-09T01:10:00Z"/>
+                <w:ins w:id="267" w:author="JMRT R1 revision" w:date="2026-08-08T21:43:00Z" w16du:dateUtc="2026-08-09T01:43:00Z"/>
               </w:rPr>
             </w:pPr>
-            <w:ins w:id="212" w:author="JMRT R1 revision" w:date="2026-08-08T21:10:00Z" w16du:dateUtc="2026-08-09T01:10:00Z">
+            <w:ins w:id="268" w:author="JMRT R1 revision" w:date="2026-08-08T21:43:00Z" w16du:dateUtc="2026-08-09T01:43:00Z">
               <w:r>
                 <w:t>Alloy</w:t>
               </w:r>
@@ -4131,10 +4633,10 @@
             <w:pPr>
               <w:pStyle w:val="Compact"/>
               <w:rPr>
-                <w:ins w:id="213" w:author="JMRT R1 revision" w:date="2026-08-08T21:10:00Z" w16du:dateUtc="2026-08-09T01:10:00Z"/>
+                <w:ins w:id="269" w:author="JMRT R1 revision" w:date="2026-08-08T21:43:00Z" w16du:dateUtc="2026-08-09T01:43:00Z"/>
               </w:rPr>
             </w:pPr>
-            <w:ins w:id="214" w:author="JMRT R1 revision" w:date="2026-08-08T21:10:00Z" w16du:dateUtc="2026-08-09T01:10:00Z">
+            <w:ins w:id="270" w:author="JMRT R1 revision" w:date="2026-08-08T21:43:00Z" w16du:dateUtc="2026-08-09T01:43:00Z">
               <w:r>
                 <w:t>mpea-02b</w:t>
               </w:r>
@@ -4149,10 +4651,10 @@
             <w:pPr>
               <w:pStyle w:val="Compact"/>
               <w:rPr>
-                <w:ins w:id="215" w:author="JMRT R1 revision" w:date="2026-08-08T21:10:00Z" w16du:dateUtc="2026-08-09T01:10:00Z"/>
+                <w:ins w:id="271" w:author="JMRT R1 revision" w:date="2026-08-08T21:43:00Z" w16du:dateUtc="2026-08-09T01:43:00Z"/>
               </w:rPr>
             </w:pPr>
-            <w:ins w:id="216" w:author="JMRT R1 revision" w:date="2026-08-08T21:10:00Z" w16du:dateUtc="2026-08-09T01:10:00Z">
+            <w:ins w:id="272" w:author="JMRT R1 revision" w:date="2026-08-08T21:43:00Z" w16du:dateUtc="2026-08-09T01:43:00Z">
               <w:r>
                 <w:t>PrecHiMn-04</w:t>
               </w:r>
@@ -4167,10 +4669,10 @@
             <w:pPr>
               <w:pStyle w:val="Compact"/>
               <w:rPr>
-                <w:ins w:id="217" w:author="JMRT R1 revision" w:date="2026-08-08T21:10:00Z" w16du:dateUtc="2026-08-09T01:10:00Z"/>
+                <w:ins w:id="273" w:author="JMRT R1 revision" w:date="2026-08-08T21:43:00Z" w16du:dateUtc="2026-08-09T01:43:00Z"/>
               </w:rPr>
             </w:pPr>
-            <w:ins w:id="218" w:author="JMRT R1 revision" w:date="2026-08-08T21:10:00Z" w16du:dateUtc="2026-08-09T01:10:00Z">
+            <w:ins w:id="274" w:author="JMRT R1 revision" w:date="2026-08-08T21:43:00Z" w16du:dateUtc="2026-08-09T01:43:00Z">
               <w:r>
                 <w:t>mc_fe v2.059</w:t>
               </w:r>
@@ -4180,7 +4682,7 @@
       </w:tr>
       <w:tr>
         <w:trPr>
-          <w:ins w:id="219" w:author="JMRT R1 revision" w:date="2026-08-08T21:10:00Z" w16du:dateUtc="2026-08-09T01:10:00Z"/>
+          <w:ins w:id="275" w:author="JMRT R1 revision" w:date="2026-08-08T21:43:00Z" w16du:dateUtc="2026-08-09T01:43:00Z"/>
         </w:trPr>
         <w:tc>
           <w:tcPr>
@@ -4190,10 +4692,10 @@
             <w:pPr>
               <w:pStyle w:val="Compact"/>
               <w:rPr>
-                <w:ins w:id="220" w:author="JMRT R1 revision" w:date="2026-08-08T21:10:00Z" w16du:dateUtc="2026-08-09T01:10:00Z"/>
+                <w:ins w:id="276" w:author="JMRT R1 revision" w:date="2026-08-08T21:43:00Z" w16du:dateUtc="2026-08-09T01:43:00Z"/>
               </w:rPr>
             </w:pPr>
-            <w:ins w:id="221" w:author="JMRT R1 revision" w:date="2026-08-08T21:10:00Z" w16du:dateUtc="2026-08-09T01:10:00Z">
+            <w:ins w:id="277" w:author="JMRT R1 revision" w:date="2026-08-08T21:43:00Z" w16du:dateUtc="2026-08-09T01:43:00Z">
               <w:r>
                 <w:t>benchmark alloy</w:t>
               </w:r>
@@ -4208,10 +4710,10 @@
             <w:pPr>
               <w:pStyle w:val="Compact"/>
               <w:rPr>
-                <w:ins w:id="222" w:author="JMRT R1 revision" w:date="2026-08-08T21:10:00Z" w16du:dateUtc="2026-08-09T01:10:00Z"/>
+                <w:ins w:id="278" w:author="JMRT R1 revision" w:date="2026-08-08T21:43:00Z" w16du:dateUtc="2026-08-09T01:43:00Z"/>
               </w:rPr>
             </w:pPr>
-            <w:ins w:id="223" w:author="JMRT R1 revision" w:date="2026-08-08T21:10:00Z" w16du:dateUtc="2026-08-09T01:10:00Z">
+            <w:ins w:id="279" w:author="JMRT R1 revision" w:date="2026-08-08T21:43:00Z" w16du:dateUtc="2026-08-09T01:43:00Z">
               <w:r>
                 <w:t>100 α</w:t>
               </w:r>
@@ -4226,10 +4728,10 @@
             <w:pPr>
               <w:pStyle w:val="Compact"/>
               <w:rPr>
-                <w:ins w:id="224" w:author="JMRT R1 revision" w:date="2026-08-08T21:10:00Z" w16du:dateUtc="2026-08-09T01:10:00Z"/>
+                <w:ins w:id="280" w:author="JMRT R1 revision" w:date="2026-08-08T21:43:00Z" w16du:dateUtc="2026-08-09T01:43:00Z"/>
               </w:rPr>
             </w:pPr>
-            <w:ins w:id="225" w:author="JMRT R1 revision" w:date="2026-08-08T21:10:00Z" w16du:dateUtc="2026-08-09T01:10:00Z">
+            <w:ins w:id="281" w:author="JMRT R1 revision" w:date="2026-08-08T21:43:00Z" w16du:dateUtc="2026-08-09T01:43:00Z">
               <w:r>
                 <w:t>–</w:t>
               </w:r>
@@ -4244,10 +4746,10 @@
             <w:pPr>
               <w:pStyle w:val="Compact"/>
               <w:rPr>
-                <w:ins w:id="226" w:author="JMRT R1 revision" w:date="2026-08-08T21:10:00Z" w16du:dateUtc="2026-08-09T01:10:00Z"/>
+                <w:ins w:id="282" w:author="JMRT R1 revision" w:date="2026-08-08T21:43:00Z" w16du:dateUtc="2026-08-09T01:43:00Z"/>
               </w:rPr>
             </w:pPr>
-            <w:ins w:id="227" w:author="JMRT R1 revision" w:date="2026-08-08T21:10:00Z" w16du:dateUtc="2026-08-09T01:10:00Z">
+            <w:ins w:id="283" w:author="JMRT R1 revision" w:date="2026-08-08T21:43:00Z" w16du:dateUtc="2026-08-09T01:43:00Z">
               <w:r>
                 <w:t>100 α</w:t>
               </w:r>
@@ -4257,7 +4759,7 @@
       </w:tr>
       <w:tr>
         <w:trPr>
-          <w:ins w:id="228" w:author="JMRT R1 revision" w:date="2026-08-08T21:10:00Z" w16du:dateUtc="2026-08-09T01:10:00Z"/>
+          <w:ins w:id="284" w:author="JMRT R1 revision" w:date="2026-08-08T21:43:00Z" w16du:dateUtc="2026-08-09T01:43:00Z"/>
         </w:trPr>
         <w:tc>
           <w:tcPr>
@@ -4267,10 +4769,10 @@
             <w:pPr>
               <w:pStyle w:val="Compact"/>
               <w:rPr>
-                <w:ins w:id="229" w:author="JMRT R1 revision" w:date="2026-08-08T21:10:00Z" w16du:dateUtc="2026-08-09T01:10:00Z"/>
+                <w:ins w:id="285" w:author="JMRT R1 revision" w:date="2026-08-08T21:43:00Z" w16du:dateUtc="2026-08-09T01:43:00Z"/>
               </w:rPr>
             </w:pPr>
-            <w:ins w:id="230" w:author="JMRT R1 revision" w:date="2026-08-08T21:10:00Z" w16du:dateUtc="2026-08-09T01:10:00Z">
+            <w:ins w:id="286" w:author="JMRT R1 revision" w:date="2026-08-08T21:43:00Z" w16du:dateUtc="2026-08-09T01:43:00Z">
               <w:r>
                 <w:t>LLM-alloy</w:t>
               </w:r>
@@ -4285,10 +4787,10 @@
             <w:pPr>
               <w:pStyle w:val="Compact"/>
               <w:rPr>
-                <w:ins w:id="231" w:author="JMRT R1 revision" w:date="2026-08-08T21:10:00Z" w16du:dateUtc="2026-08-09T01:10:00Z"/>
+                <w:ins w:id="287" w:author="JMRT R1 revision" w:date="2026-08-08T21:43:00Z" w16du:dateUtc="2026-08-09T01:43:00Z"/>
               </w:rPr>
             </w:pPr>
-            <w:ins w:id="232" w:author="JMRT R1 revision" w:date="2026-08-08T21:10:00Z" w16du:dateUtc="2026-08-09T01:10:00Z">
+            <w:ins w:id="288" w:author="JMRT R1 revision" w:date="2026-08-08T21:43:00Z" w16du:dateUtc="2026-08-09T01:43:00Z">
               <w:r>
                 <w:t>71.1 α + 28.9 γ</w:t>
               </w:r>
@@ -4303,10 +4805,10 @@
             <w:pPr>
               <w:pStyle w:val="Compact"/>
               <w:rPr>
-                <w:ins w:id="233" w:author="JMRT R1 revision" w:date="2026-08-08T21:10:00Z" w16du:dateUtc="2026-08-09T01:10:00Z"/>
+                <w:ins w:id="289" w:author="JMRT R1 revision" w:date="2026-08-08T21:43:00Z" w16du:dateUtc="2026-08-09T01:43:00Z"/>
               </w:rPr>
             </w:pPr>
-            <w:ins w:id="234" w:author="JMRT R1 revision" w:date="2026-08-08T21:10:00Z" w16du:dateUtc="2026-08-09T01:10:00Z">
+            <w:ins w:id="290" w:author="JMRT R1 revision" w:date="2026-08-08T21:43:00Z" w16du:dateUtc="2026-08-09T01:43:00Z">
               <w:r>
                 <w:t>64.5 α + 35.5 γ</w:t>
               </w:r>
@@ -4321,10 +4823,10 @@
             <w:pPr>
               <w:pStyle w:val="Compact"/>
               <w:rPr>
-                <w:ins w:id="235" w:author="JMRT R1 revision" w:date="2026-08-08T21:10:00Z" w16du:dateUtc="2026-08-09T01:10:00Z"/>
+                <w:ins w:id="291" w:author="JMRT R1 revision" w:date="2026-08-08T21:43:00Z" w16du:dateUtc="2026-08-09T01:43:00Z"/>
               </w:rPr>
             </w:pPr>
-            <w:ins w:id="236" w:author="JMRT R1 revision" w:date="2026-08-08T21:10:00Z" w16du:dateUtc="2026-08-09T01:10:00Z">
+            <w:ins w:id="292" w:author="JMRT R1 revision" w:date="2026-08-08T21:43:00Z" w16du:dateUtc="2026-08-09T01:43:00Z">
               <w:r>
                 <w:t>61.9 α + 38.1 γ</w:t>
               </w:r>
@@ -4334,7 +4836,7 @@
       </w:tr>
       <w:tr>
         <w:trPr>
-          <w:ins w:id="237" w:author="JMRT R1 revision" w:date="2026-08-08T21:10:00Z" w16du:dateUtc="2026-08-09T01:10:00Z"/>
+          <w:ins w:id="293" w:author="JMRT R1 revision" w:date="2026-08-08T21:43:00Z" w16du:dateUtc="2026-08-09T01:43:00Z"/>
         </w:trPr>
         <w:tc>
           <w:tcPr>
@@ -4344,10 +4846,10 @@
             <w:pPr>
               <w:pStyle w:val="Compact"/>
               <w:rPr>
-                <w:ins w:id="238" w:author="JMRT R1 revision" w:date="2026-08-08T21:10:00Z" w16du:dateUtc="2026-08-09T01:10:00Z"/>
+                <w:ins w:id="294" w:author="JMRT R1 revision" w:date="2026-08-08T21:43:00Z" w16du:dateUtc="2026-08-09T01:43:00Z"/>
               </w:rPr>
             </w:pPr>
-            <w:ins w:id="239" w:author="JMRT R1 revision" w:date="2026-08-08T21:10:00Z" w16du:dateUtc="2026-08-09T01:10:00Z">
+            <w:ins w:id="295" w:author="JMRT R1 revision" w:date="2026-08-08T21:43:00Z" w16du:dateUtc="2026-08-09T01:43:00Z">
               <w:r>
                 <w:t>LLM-alloy, C removed</w:t>
               </w:r>
@@ -4362,10 +4864,10 @@
             <w:pPr>
               <w:pStyle w:val="Compact"/>
               <w:rPr>
-                <w:ins w:id="240" w:author="JMRT R1 revision" w:date="2026-08-08T21:10:00Z" w16du:dateUtc="2026-08-09T01:10:00Z"/>
+                <w:ins w:id="296" w:author="JMRT R1 revision" w:date="2026-08-08T21:43:00Z" w16du:dateUtc="2026-08-09T01:43:00Z"/>
               </w:rPr>
             </w:pPr>
-            <w:ins w:id="241" w:author="JMRT R1 revision" w:date="2026-08-08T21:10:00Z" w16du:dateUtc="2026-08-09T01:10:00Z">
+            <w:ins w:id="297" w:author="JMRT R1 revision" w:date="2026-08-08T21:43:00Z" w16du:dateUtc="2026-08-09T01:43:00Z">
               <w:r>
                 <w:t>100 α</w:t>
               </w:r>
@@ -4380,10 +4882,10 @@
             <w:pPr>
               <w:pStyle w:val="Compact"/>
               <w:rPr>
-                <w:ins w:id="242" w:author="JMRT R1 revision" w:date="2026-08-08T21:10:00Z" w16du:dateUtc="2026-08-09T01:10:00Z"/>
+                <w:ins w:id="298" w:author="JMRT R1 revision" w:date="2026-08-08T21:43:00Z" w16du:dateUtc="2026-08-09T01:43:00Z"/>
               </w:rPr>
             </w:pPr>
-            <w:ins w:id="243" w:author="JMRT R1 revision" w:date="2026-08-08T21:10:00Z" w16du:dateUtc="2026-08-09T01:10:00Z">
+            <w:ins w:id="299" w:author="JMRT R1 revision" w:date="2026-08-08T21:43:00Z" w16du:dateUtc="2026-08-09T01:43:00Z">
               <w:r>
                 <w:t>100 α</w:t>
               </w:r>
@@ -4398,10 +4900,10 @@
             <w:pPr>
               <w:pStyle w:val="Compact"/>
               <w:rPr>
-                <w:ins w:id="244" w:author="JMRT R1 revision" w:date="2026-08-08T21:10:00Z" w16du:dateUtc="2026-08-09T01:10:00Z"/>
+                <w:ins w:id="300" w:author="JMRT R1 revision" w:date="2026-08-08T21:43:00Z" w16du:dateUtc="2026-08-09T01:43:00Z"/>
               </w:rPr>
             </w:pPr>
-            <w:ins w:id="245" w:author="JMRT R1 revision" w:date="2026-08-08T21:10:00Z" w16du:dateUtc="2026-08-09T01:10:00Z">
+            <w:ins w:id="301" w:author="JMRT R1 revision" w:date="2026-08-08T21:43:00Z" w16du:dateUtc="2026-08-09T01:43:00Z">
               <w:r>
                 <w:t>100 α</w:t>
               </w:r>
@@ -4414,10 +4916,10 @@
       <w:pPr>
         <w:pStyle w:val="BodyText"/>
         <w:rPr>
-          <w:ins w:id="246" w:author="JMRT R1 revision" w:date="2026-08-08T21:10:00Z" w16du:dateUtc="2026-08-09T01:10:00Z"/>
-        </w:rPr>
-      </w:pPr>
-      <w:ins w:id="247" w:author="JMRT R1 revision" w:date="2026-08-08T21:10:00Z" w16du:dateUtc="2026-08-09T01:10:00Z">
+          <w:ins w:id="302" w:author="JMRT R1 revision" w:date="2026-08-08T21:43:00Z" w16du:dateUtc="2026-08-09T01:43:00Z"/>
+        </w:rPr>
+      </w:pPr>
+      <w:ins w:id="303" w:author="JMRT R1 revision" w:date="2026-08-08T21:43:00Z" w16du:dateUtc="2026-08-09T01:43:00Z">
         <w:r>
           <w:t>Two further predictions bear on phases reported in Sec. 3.3. Carbide phases are calculated to be stable only well below the processing range: M₂₃C₆ appears in mpea-02b only below ≈420 °C, and κ-(Fe,Mn)₃AlC reaches 0.2–2.4% below ≈590 °C in PrecHiMn-04 and 0.1–0.8% between 510 and 540 °C in mc_fe. Neither is expected at or near 1200 °C. Separately, the ordered bcc of PrecHiMn-04 — the only description here capable of returning D0₃ — refines to the disordered A2 state at every temperature calculated, indicati</w:t>
         </w:r>
@@ -4430,10 +4932,10 @@
       <w:pPr>
         <w:pStyle w:val="CaptionedFigure"/>
         <w:rPr>
-          <w:ins w:id="248" w:author="JMRT R1 revision" w:date="2026-08-08T21:10:00Z" w16du:dateUtc="2026-08-09T01:10:00Z"/>
-        </w:rPr>
-      </w:pPr>
-      <w:ins w:id="249" w:author="JMRT R1 revision" w:date="2026-08-08T21:10:00Z" w16du:dateUtc="2026-08-09T01:10:00Z">
+          <w:ins w:id="304" w:author="JMRT R1 revision" w:date="2026-08-08T21:43:00Z" w16du:dateUtc="2026-08-09T01:43:00Z"/>
+        </w:rPr>
+      </w:pPr>
+      <w:ins w:id="305" w:author="JMRT R1 revision" w:date="2026-08-08T21:43:00Z" w16du:dateUtc="2026-08-09T01:43:00Z">
         <w:r>
           <w:rPr>
             <w:noProof/>
@@ -4486,10 +4988,10 @@
       <w:pPr>
         <w:pStyle w:val="ImageCaption"/>
         <w:rPr>
-          <w:ins w:id="250" w:author="JMRT R1 revision" w:date="2026-08-08T21:10:00Z" w16du:dateUtc="2026-08-09T01:10:00Z"/>
-        </w:rPr>
-      </w:pPr>
-      <w:ins w:id="251" w:author="JMRT R1 revision" w:date="2026-08-08T21:10:00Z" w16du:dateUtc="2026-08-09T01:10:00Z">
+          <w:ins w:id="306" w:author="JMRT R1 revision" w:date="2026-08-08T21:43:00Z" w16du:dateUtc="2026-08-09T01:43:00Z"/>
+        </w:rPr>
+      </w:pPr>
+      <w:ins w:id="307" w:author="JMRT R1 revision" w:date="2026-08-08T21:43:00Z" w16du:dateUtc="2026-08-09T01:43:00Z">
         <w:r>
           <w:rPr>
             <w:b/>
@@ -4519,9 +5021,9 @@
       <w:pPr>
         <w:pStyle w:val="Heading1"/>
       </w:pPr>
-      <w:bookmarkStart w:id="252" w:name="discussion"/>
-      <w:bookmarkEnd w:id="82"/>
-      <w:bookmarkEnd w:id="198"/>
+      <w:bookmarkStart w:id="308" w:name="discussion"/>
+      <w:bookmarkEnd w:id="132"/>
+      <w:bookmarkEnd w:id="254"/>
       <w:r>
         <w:t>4. Discussion</w:t>
       </w:r>
@@ -4530,7 +5032,7 @@
       <w:pPr>
         <w:pStyle w:val="Heading2"/>
       </w:pPr>
-      <w:bookmarkStart w:id="253" w:name="X58357b202da789a88ec9478e0111cd3c94b5213"/>
+      <w:bookmarkStart w:id="309" w:name="X58357b202da789a88ec9478e0111cd3c94b5213"/>
       <w:r>
         <w:t>4.1 Origin of the absence of stress-induced phase transformation</w:t>
       </w:r>
@@ -4542,12 +5044,12 @@
       <w:r>
         <w:t xml:space="preserve">The failure of the </w:t>
       </w:r>
-      <w:del w:id="254" w:author="JMRT R1 revision" w:date="2026-08-08T21:10:00Z" w16du:dateUtc="2026-08-09T01:10:00Z">
+      <w:del w:id="310" w:author="JMRT R1 revision" w:date="2026-08-08T21:43:00Z" w16du:dateUtc="2026-08-09T01:43:00Z">
         <w:r>
           <w:delText>AI</w:delText>
         </w:r>
       </w:del>
-      <w:ins w:id="255" w:author="JMRT R1 revision" w:date="2026-08-08T21:10:00Z" w16du:dateUtc="2026-08-09T01:10:00Z">
+      <w:ins w:id="311" w:author="JMRT R1 revision" w:date="2026-08-08T21:43:00Z" w16du:dateUtc="2026-08-09T01:43:00Z">
         <w:r>
           <w:t>LLM</w:t>
         </w:r>
@@ -4555,12 +5057,12 @@
       <w:r>
         <w:t xml:space="preserve">-hypothesized alloy (50Fe-30Mn-12Al-4Ni-4Si at% with 1000 ppm C) to exhibit super-elasticity or a shape-memory response can be attributed to a fundamental misalignment between its phase stability and its active deformation mechanisms. In Fe-Mn-Al-Ni shape-memory systems, super-elastic behavior is contingent upon a reversible, stress-induced martensitic transformation from a BCC α parent phase to FCC γ martensite. However, quantitative Rietveld refinement of the synchrotron XRD data reveals that the </w:t>
       </w:r>
-      <w:del w:id="256" w:author="JMRT R1 revision" w:date="2026-08-08T21:10:00Z" w16du:dateUtc="2026-08-09T01:10:00Z">
+      <w:del w:id="312" w:author="JMRT R1 revision" w:date="2026-08-08T21:43:00Z" w16du:dateUtc="2026-08-09T01:43:00Z">
         <w:r>
           <w:delText>AI</w:delText>
         </w:r>
       </w:del>
-      <w:ins w:id="257" w:author="JMRT R1 revision" w:date="2026-08-08T21:10:00Z" w16du:dateUtc="2026-08-09T01:10:00Z">
+      <w:ins w:id="313" w:author="JMRT R1 revision" w:date="2026-08-08T21:43:00Z" w16du:dateUtc="2026-08-09T01:43:00Z">
         <w:r>
           <w:t>LLM</w:t>
         </w:r>
@@ -4568,12 +5070,12 @@
       <w:r>
         <w:t>-alloy is structurally dominated by the γ-phase (≈62%), whereas the α-phase accounts for only ≈</w:t>
       </w:r>
-      <w:del w:id="258" w:author="JMRT R1 revision" w:date="2026-08-08T21:10:00Z" w16du:dateUtc="2026-08-09T01:10:00Z">
+      <w:del w:id="314" w:author="JMRT R1 revision" w:date="2026-08-08T21:43:00Z" w16du:dateUtc="2026-08-09T01:43:00Z">
         <w:r>
           <w:delText>37</w:delText>
         </w:r>
       </w:del>
-      <w:ins w:id="259" w:author="JMRT R1 revision" w:date="2026-08-08T21:10:00Z" w16du:dateUtc="2026-08-09T01:10:00Z">
+      <w:ins w:id="315" w:author="JMRT R1 revision" w:date="2026-08-08T21:43:00Z" w16du:dateUtc="2026-08-09T01:43:00Z">
         <w:r>
           <w:t>34</w:t>
         </w:r>
@@ -4581,7 +5083,7 @@
       <w:r>
         <w:t>% of the volume fraction</w:t>
       </w:r>
-      <w:ins w:id="260" w:author="JMRT R1 revision" w:date="2026-08-08T21:10:00Z" w16du:dateUtc="2026-08-09T01:10:00Z">
+      <w:ins w:id="316" w:author="JMRT R1 revision" w:date="2026-08-08T21:43:00Z" w16du:dateUtc="2026-08-09T01:43:00Z">
         <w:r>
           <w:t>, with a further ≈4% present as ordered D0₃</w:t>
         </w:r>
@@ -4589,12 +5091,12 @@
       <w:r>
         <w:t xml:space="preserve"> (Sec. 3.3). Compared to the </w:t>
       </w:r>
-      <w:del w:id="261" w:author="JMRT R1 revision" w:date="2026-08-08T21:10:00Z" w16du:dateUtc="2026-08-09T01:10:00Z">
+      <w:del w:id="317" w:author="JMRT R1 revision" w:date="2026-08-08T21:43:00Z" w16du:dateUtc="2026-08-09T01:43:00Z">
         <w:r>
           <w:delText>Omori</w:delText>
         </w:r>
       </w:del>
-      <w:ins w:id="262" w:author="JMRT R1 revision" w:date="2026-08-08T21:10:00Z" w16du:dateUtc="2026-08-09T01:10:00Z">
+      <w:ins w:id="318" w:author="JMRT R1 revision" w:date="2026-08-08T21:43:00Z" w16du:dateUtc="2026-08-09T01:43:00Z">
         <w:r>
           <w:t>benchmark</w:t>
         </w:r>
@@ -4602,12 +5104,12 @@
       <w:r>
         <w:t xml:space="preserve"> alloy (43.5Fe-34Mn-15Al-7.5Ni at%), the </w:t>
       </w:r>
-      <w:del w:id="263" w:author="JMRT R1 revision" w:date="2026-08-08T21:10:00Z" w16du:dateUtc="2026-08-09T01:10:00Z">
+      <w:del w:id="319" w:author="JMRT R1 revision" w:date="2026-08-08T21:43:00Z" w16du:dateUtc="2026-08-09T01:43:00Z">
         <w:r>
           <w:delText xml:space="preserve">AI </w:delText>
         </w:r>
       </w:del>
-      <w:ins w:id="264" w:author="JMRT R1 revision" w:date="2026-08-08T21:10:00Z" w16du:dateUtc="2026-08-09T01:10:00Z">
+      <w:ins w:id="320" w:author="JMRT R1 revision" w:date="2026-08-08T21:43:00Z" w16du:dateUtc="2026-08-09T01:43:00Z">
         <w:r>
           <w:t>LLM-</w:t>
         </w:r>
@@ -4618,12 +5120,12 @@
       <w:r>
         <w:t xml:space="preserve"> [</w:t>
       </w:r>
-      <w:del w:id="265" w:author="JMRT R1 revision" w:date="2026-08-08T21:10:00Z" w16du:dateUtc="2026-08-09T01:10:00Z">
+      <w:del w:id="321" w:author="JMRT R1 revision" w:date="2026-08-08T21:43:00Z" w16du:dateUtc="2026-08-09T01:43:00Z">
         <w:r>
           <w:delText>24</w:delText>
         </w:r>
       </w:del>
-      <w:ins w:id="266" w:author="JMRT R1 revision" w:date="2026-08-08T21:10:00Z" w16du:dateUtc="2026-08-09T01:10:00Z">
+      <w:ins w:id="322" w:author="JMRT R1 revision" w:date="2026-08-08T21:43:00Z" w16du:dateUtc="2026-08-09T01:43:00Z">
         <w:r>
           <w:t>30</w:t>
         </w:r>
@@ -4634,7 +5136,7 @@
       <w:r>
         <w:t>. The original hypothesis was that these chemistry changes would not alter the phase constitution or stability, and that the additional C could also increase material strength to impede dislocation slip and promote stress-induced phase transformation. In practice, this chemistry modification favors the FCC crystal structure and raises γ-phase stability</w:t>
       </w:r>
-      <w:del w:id="267" w:author="JMRT R1 revision" w:date="2026-08-08T21:10:00Z" w16du:dateUtc="2026-08-09T01:10:00Z">
+      <w:del w:id="323" w:author="JMRT R1 revision" w:date="2026-08-08T21:43:00Z" w16du:dateUtc="2026-08-09T01:43:00Z">
         <w:r>
           <w:delText xml:space="preserve"> — adding C appears to be more consequential than the changes in other elements. It is also </w:delText>
         </w:r>
@@ -4642,7 +5144,7 @@
           <w:delText>worth noting that formation of the minor Fe₃Al phase extracts Fe and Al from the matrix, which could further decrease α-phase stability. Consequently, the AI alloy lacks the chemical driving force necessary to trigger a stress-induced phase transformation.</w:delText>
         </w:r>
       </w:del>
-      <w:ins w:id="268" w:author="JMRT R1 revision" w:date="2026-08-08T21:10:00Z" w16du:dateUtc="2026-08-09T01:10:00Z">
+      <w:ins w:id="324" w:author="JMRT R1 revision" w:date="2026-08-08T21:43:00Z" w16du:dateUtc="2026-08-09T01:43:00Z">
         <w:r>
           <w:t>, and the equilibrium calculations of Sec. 3.4 identify carbon as the element that closes the single-phase α field at the solution-treatment temperature (Sec. 4.2).</w:t>
         </w:r>
@@ -4652,10 +5154,10 @@
       <w:pPr>
         <w:pStyle w:val="BodyText"/>
         <w:rPr>
-          <w:ins w:id="269" w:author="JMRT R1 revision" w:date="2026-08-08T21:10:00Z" w16du:dateUtc="2026-08-09T01:10:00Z"/>
-        </w:rPr>
-      </w:pPr>
-      <w:ins w:id="270" w:author="JMRT R1 revision" w:date="2026-08-08T21:10:00Z" w16du:dateUtc="2026-08-09T01:10:00Z">
+          <w:ins w:id="325" w:author="JMRT R1 revision" w:date="2026-08-08T21:43:00Z" w16du:dateUtc="2026-08-09T01:43:00Z"/>
+        </w:rPr>
+      </w:pPr>
+      <w:ins w:id="326" w:author="JMRT R1 revision" w:date="2026-08-08T21:43:00Z" w16du:dateUtc="2026-08-09T01:43:00Z">
         <w:r>
           <w:t xml:space="preserve">The thermodynamic calculations place this argument on a quantitative footing and change its emphasis. The problem is not that the LLM-alloy possesses a BCC parent phase with an insufficient driving force for transformation; it is that no accessible heat treatment produces that parent phase in the first place. At 1200 °C the alloy is calculated to be a two-phase α + γ mixture in all three databases, and its single-phase α field lies at ≈1340 °C, above both the oxidation limit of the process and the ≈1240 °C </w:t>
         </w:r>
@@ -4711,10 +5213,10 @@
       <w:pPr>
         <w:pStyle w:val="BodyText"/>
         <w:rPr>
-          <w:ins w:id="271" w:author="JMRT R1 revision" w:date="2026-08-08T21:10:00Z" w16du:dateUtc="2026-08-09T01:10:00Z"/>
-        </w:rPr>
-      </w:pPr>
-      <w:ins w:id="272" w:author="JMRT R1 revision" w:date="2026-08-08T21:10:00Z" w16du:dateUtc="2026-08-09T01:10:00Z">
+          <w:ins w:id="327" w:author="JMRT R1 revision" w:date="2026-08-08T21:43:00Z" w16du:dateUtc="2026-08-09T01:43:00Z"/>
+        </w:rPr>
+      </w:pPr>
+      <w:ins w:id="328" w:author="JMRT R1 revision" w:date="2026-08-08T21:43:00Z" w16du:dateUtc="2026-08-09T01:43:00Z">
         <w:r>
           <w:t>One quantitative discrepancy should be stated plainly. The calculations place α in the majority at 1200 °C (62–71%), whereas the refinement of the quenched wire places γ in the majority (≈62%); the two agree that the alloy is duplex but not on which phase dominates. Because γ is the transformation product rather than the parent in this system, a partial α → γ transformation during cooling would invert the ratio, which would place the martensite start temperature above room temperature. That reading would su</w:t>
         </w:r>
@@ -4730,10 +5232,10 @@
       <w:pPr>
         <w:pStyle w:val="BodyText"/>
         <w:rPr>
-          <w:ins w:id="273" w:author="JMRT R1 revision" w:date="2026-08-08T21:10:00Z" w16du:dateUtc="2026-08-09T01:10:00Z"/>
-        </w:rPr>
-      </w:pPr>
-      <w:ins w:id="274" w:author="JMRT R1 revision" w:date="2026-08-08T21:10:00Z" w16du:dateUtc="2026-08-09T01:10:00Z">
+          <w:ins w:id="329" w:author="JMRT R1 revision" w:date="2026-08-08T21:43:00Z" w16du:dateUtc="2026-08-09T01:43:00Z"/>
+        </w:rPr>
+      </w:pPr>
+      <w:ins w:id="330" w:author="JMRT R1 revision" w:date="2026-08-08T21:43:00Z" w16du:dateUtc="2026-08-09T01:43:00Z">
         <w:r>
           <w:t xml:space="preserve">The calculations also clarify the status of the ordered phases. D0₃ is not predicted to be an equilibrium phase at ≈12 at% Al (Sec. 3.4), yet it is observed. Its presence is therefore best understood as a metastable ordering product formed on cooling — exactly the kind of kinetic outcome that a screening step based on composition and equilibrium thermodynamics alone cannot anticipate. Conversely, the ordered bcc that the LLM-alloy can form at equilibrium is small (≤11%) and confined below ≈850 °C. At those </w:t>
         </w:r>
@@ -4762,12 +5264,12 @@
       <w:r>
         <w:t xml:space="preserve">Furthermore, mechanical and structural analyses indicate that the </w:t>
       </w:r>
-      <w:del w:id="275" w:author="JMRT R1 revision" w:date="2026-08-08T21:10:00Z" w16du:dateUtc="2026-08-09T01:10:00Z">
+      <w:del w:id="331" w:author="JMRT R1 revision" w:date="2026-08-08T21:43:00Z" w16du:dateUtc="2026-08-09T01:43:00Z">
         <w:r>
           <w:delText>AI</w:delText>
         </w:r>
       </w:del>
-      <w:ins w:id="276" w:author="JMRT R1 revision" w:date="2026-08-08T21:10:00Z" w16du:dateUtc="2026-08-09T01:10:00Z">
+      <w:ins w:id="332" w:author="JMRT R1 revision" w:date="2026-08-08T21:43:00Z" w16du:dateUtc="2026-08-09T01:43:00Z">
         <w:r>
           <w:t>LLM</w:t>
         </w:r>
@@ -4775,12 +5277,12 @@
       <w:r>
         <w:t xml:space="preserve">-alloy accommodates macroscopic deformation via irreversible dislocation slip rather than phase transitions. </w:t>
       </w:r>
-      <w:del w:id="277" w:author="JMRT R1 revision" w:date="2026-08-08T21:10:00Z" w16du:dateUtc="2026-08-09T01:10:00Z">
+      <w:del w:id="333" w:author="JMRT R1 revision" w:date="2026-08-08T21:43:00Z" w16du:dateUtc="2026-08-09T01:43:00Z">
         <w:r>
           <w:delText>Whereas the Omori-alloy relies on coherent</w:delText>
         </w:r>
       </w:del>
-      <w:ins w:id="278" w:author="JMRT R1 revision" w:date="2026-08-08T21:10:00Z" w16du:dateUtc="2026-08-09T01:10:00Z">
+      <w:ins w:id="334" w:author="JMRT R1 revision" w:date="2026-08-08T21:43:00Z" w16du:dateUtc="2026-08-09T01:43:00Z">
         <w:r>
           <w:t>Coherent</w:t>
         </w:r>
@@ -4788,12 +5290,12 @@
       <w:r>
         <w:t xml:space="preserve">, ordered β-NiAl (B2) precipitates within </w:t>
       </w:r>
-      <w:del w:id="279" w:author="JMRT R1 revision" w:date="2026-08-08T21:10:00Z" w16du:dateUtc="2026-08-09T01:10:00Z">
+      <w:del w:id="335" w:author="JMRT R1 revision" w:date="2026-08-08T21:43:00Z" w16du:dateUtc="2026-08-09T01:43:00Z">
         <w:r>
           <w:delText>its</w:delText>
         </w:r>
       </w:del>
-      <w:ins w:id="280" w:author="JMRT R1 revision" w:date="2026-08-08T21:10:00Z" w16du:dateUtc="2026-08-09T01:10:00Z">
+      <w:ins w:id="336" w:author="JMRT R1 revision" w:date="2026-08-08T21:43:00Z" w16du:dateUtc="2026-08-09T01:43:00Z">
         <w:r>
           <w:t>a</w:t>
         </w:r>
@@ -4801,7 +5303,7 @@
       <w:r>
         <w:t xml:space="preserve"> BCC matrix </w:t>
       </w:r>
-      <w:ins w:id="281" w:author="JMRT R1 revision" w:date="2026-08-08T21:10:00Z" w16du:dateUtc="2026-08-09T01:10:00Z">
+      <w:ins w:id="337" w:author="JMRT R1 revision" w:date="2026-08-08T21:43:00Z" w16du:dateUtc="2026-08-09T01:43:00Z">
         <w:r>
           <w:t xml:space="preserve">contribute </w:t>
         </w:r>
@@ -4809,12 +5311,12 @@
       <w:r>
         <w:t>to</w:t>
       </w:r>
-      <w:del w:id="282" w:author="JMRT R1 revision" w:date="2026-08-08T21:10:00Z" w16du:dateUtc="2026-08-09T01:10:00Z">
+      <w:del w:id="338" w:author="JMRT R1 revision" w:date="2026-08-08T21:43:00Z" w16du:dateUtc="2026-08-09T01:43:00Z">
         <w:r>
           <w:delText xml:space="preserve"> suppress permanent slip and promote </w:delText>
         </w:r>
       </w:del>
-      <w:ins w:id="283" w:author="JMRT R1 revision" w:date="2026-08-08T21:10:00Z" w16du:dateUtc="2026-08-09T01:10:00Z">
+      <w:ins w:id="339" w:author="JMRT R1 revision" w:date="2026-08-08T21:43:00Z" w16du:dateUtc="2026-08-09T01:43:00Z">
         <w:r>
           <w:t xml:space="preserve">, rather than solely determine, the </w:t>
         </w:r>
@@ -4822,12 +5324,12 @@
       <w:r>
         <w:t>transformation reversibility</w:t>
       </w:r>
-      <w:del w:id="284" w:author="JMRT R1 revision" w:date="2026-08-08T21:10:00Z" w16du:dateUtc="2026-08-09T01:10:00Z">
+      <w:del w:id="340" w:author="JMRT R1 revision" w:date="2026-08-08T21:43:00Z" w16du:dateUtc="2026-08-09T01:43:00Z">
         <w:r>
           <w:delText>,</w:delText>
         </w:r>
       </w:del>
-      <w:ins w:id="285" w:author="JMRT R1 revision" w:date="2026-08-08T21:10:00Z" w16du:dateUtc="2026-08-09T01:10:00Z">
+      <w:ins w:id="341" w:author="JMRT R1 revision" w:date="2026-08-08T21:43:00Z" w16du:dateUtc="2026-08-09T01:43:00Z">
         <w:r>
           <w:t xml:space="preserve"> of</w:t>
         </w:r>
@@ -4835,12 +5337,12 @@
       <w:r>
         <w:t xml:space="preserve"> the </w:t>
       </w:r>
-      <w:del w:id="286" w:author="JMRT R1 revision" w:date="2026-08-08T21:10:00Z" w16du:dateUtc="2026-08-09T01:10:00Z">
+      <w:del w:id="342" w:author="JMRT R1 revision" w:date="2026-08-08T21:43:00Z" w16du:dateUtc="2026-08-09T01:43:00Z">
         <w:r>
           <w:delText xml:space="preserve">AI-alloy instead forms a DO₃ Fe₃Al </w:delText>
         </w:r>
       </w:del>
-      <w:ins w:id="287" w:author="JMRT R1 revision" w:date="2026-08-08T21:10:00Z" w16du:dateUtc="2026-08-09T01:10:00Z">
+      <w:ins w:id="343" w:author="JMRT R1 revision" w:date="2026-08-08T21:43:00Z" w16du:dateUtc="2026-08-09T01:43:00Z">
         <w:r>
           <w:t>benchmark; parent-</w:t>
         </w:r>
@@ -4848,12 +5350,12 @@
       <w:r>
         <w:t>phase</w:t>
       </w:r>
-      <w:del w:id="288" w:author="JMRT R1 revision" w:date="2026-08-08T21:10:00Z" w16du:dateUtc="2026-08-09T01:10:00Z">
+      <w:del w:id="344" w:author="JMRT R1 revision" w:date="2026-08-08T21:43:00Z" w16du:dateUtc="2026-08-09T01:43:00Z">
         <w:r>
           <w:delText>. Without</w:delText>
         </w:r>
       </w:del>
-      <w:ins w:id="289" w:author="JMRT R1 revision" w:date="2026-08-08T21:10:00Z" w16du:dateUtc="2026-08-09T01:10:00Z">
+      <w:ins w:id="345" w:author="JMRT R1 revision" w:date="2026-08-08T21:43:00Z" w16du:dateUtc="2026-08-09T01:43:00Z">
         <w:r>
           <w:t xml:space="preserve"> stability, transformation temperature, grain size, crystallographic orientation and texture, and</w:t>
         </w:r>
@@ -4861,12 +5363,12 @@
       <w:r>
         <w:t xml:space="preserve"> the </w:t>
       </w:r>
-      <w:del w:id="290" w:author="JMRT R1 revision" w:date="2026-08-08T21:10:00Z" w16du:dateUtc="2026-08-09T01:10:00Z">
+      <w:del w:id="346" w:author="JMRT R1 revision" w:date="2026-08-08T21:43:00Z" w16du:dateUtc="2026-08-09T01:43:00Z">
         <w:r>
           <w:delText>precipitation-hardening effect provided by</w:delText>
         </w:r>
       </w:del>
-      <w:ins w:id="291" w:author="JMRT R1 revision" w:date="2026-08-08T21:10:00Z" w16du:dateUtc="2026-08-09T01:10:00Z">
+      <w:ins w:id="347" w:author="JMRT R1 revision" w:date="2026-08-08T21:43:00Z" w16du:dateUtc="2026-08-09T01:43:00Z">
         <w:r>
           <w:t>competition between the transformation stress and the plastic yield stress all bear on whether a stress-induced transformation can proceed reversibly. In the LLM-alloy the ordered phase that forms is D0₃ Fe₃Al, present as a bulk constituent rather than as a</w:t>
         </w:r>
@@ -4874,12 +5376,12 @@
       <w:r>
         <w:t xml:space="preserve"> fine </w:t>
       </w:r>
-      <w:del w:id="292" w:author="JMRT R1 revision" w:date="2026-08-08T21:10:00Z" w16du:dateUtc="2026-08-09T01:10:00Z">
+      <w:del w:id="348" w:author="JMRT R1 revision" w:date="2026-08-08T21:43:00Z" w16du:dateUtc="2026-08-09T01:43:00Z">
         <w:r>
           <w:delText>B2 precipitates, the matrix lacks sufficient</w:delText>
         </w:r>
       </w:del>
-      <w:ins w:id="293" w:author="JMRT R1 revision" w:date="2026-08-08T21:10:00Z" w16du:dateUtc="2026-08-09T01:10:00Z">
+      <w:ins w:id="349" w:author="JMRT R1 revision" w:date="2026-08-08T21:43:00Z" w16du:dateUtc="2026-08-09T01:43:00Z">
         <w:r>
           <w:t>coherent dispersion, so it does not raise the</w:t>
         </w:r>
@@ -4887,7 +5389,7 @@
       <w:r>
         <w:t xml:space="preserve"> resistance to plastic flow</w:t>
       </w:r>
-      <w:ins w:id="294" w:author="JMRT R1 revision" w:date="2026-08-08T21:10:00Z" w16du:dateUtc="2026-08-09T01:10:00Z">
+      <w:ins w:id="350" w:author="JMRT R1 revision" w:date="2026-08-08T21:43:00Z" w16du:dateUtc="2026-08-09T01:43:00Z">
         <w:r>
           <w:t xml:space="preserve"> in the way that B2 does in the benchmark</w:t>
         </w:r>
@@ -4895,12 +5397,12 @@
       <w:r>
         <w:t xml:space="preserve">. This is confirmed by the post-deformation synchrotron XRD patterns, where the transition from sharp, discrete spots to broad, partially arced rings reflects dislocation multiplication and sub-grain formation. Thus, the microstructural state of the </w:t>
       </w:r>
-      <w:del w:id="295" w:author="JMRT R1 revision" w:date="2026-08-08T21:10:00Z" w16du:dateUtc="2026-08-09T01:10:00Z">
+      <w:del w:id="351" w:author="JMRT R1 revision" w:date="2026-08-08T21:43:00Z" w16du:dateUtc="2026-08-09T01:43:00Z">
         <w:r>
           <w:delText>AI</w:delText>
         </w:r>
       </w:del>
-      <w:ins w:id="296" w:author="JMRT R1 revision" w:date="2026-08-08T21:10:00Z" w16du:dateUtc="2026-08-09T01:10:00Z">
+      <w:ins w:id="352" w:author="JMRT R1 revision" w:date="2026-08-08T21:43:00Z" w16du:dateUtc="2026-08-09T01:43:00Z">
         <w:r>
           <w:t>LLM</w:t>
         </w:r>
@@ -4913,15 +5415,15 @@
       <w:pPr>
         <w:pStyle w:val="Heading2"/>
         <w:rPr>
-          <w:ins w:id="297" w:author="JMRT R1 revision" w:date="2026-08-08T21:10:00Z" w16du:dateUtc="2026-08-09T01:10:00Z"/>
-        </w:rPr>
-      </w:pPr>
-      <w:bookmarkStart w:id="298" w:name="the-role-of-carbon"/>
-      <w:bookmarkEnd w:id="253"/>
+          <w:ins w:id="353" w:author="JMRT R1 revision" w:date="2026-08-08T21:43:00Z" w16du:dateUtc="2026-08-09T01:43:00Z"/>
+        </w:rPr>
+      </w:pPr>
+      <w:bookmarkStart w:id="354" w:name="the-role-of-carbon"/>
+      <w:bookmarkEnd w:id="309"/>
       <w:r>
         <w:t>4.2</w:t>
       </w:r>
-      <w:ins w:id="299" w:author="JMRT R1 revision" w:date="2026-08-08T21:10:00Z" w16du:dateUtc="2026-08-09T01:10:00Z">
+      <w:ins w:id="355" w:author="JMRT R1 revision" w:date="2026-08-08T21:43:00Z" w16du:dateUtc="2026-08-09T01:43:00Z">
         <w:r>
           <w:t xml:space="preserve"> The role of carbon</w:t>
         </w:r>
@@ -4931,10 +5433,10 @@
       <w:pPr>
         <w:pStyle w:val="FirstParagraph"/>
         <w:rPr>
-          <w:ins w:id="300" w:author="JMRT R1 revision" w:date="2026-08-08T21:10:00Z" w16du:dateUtc="2026-08-09T01:10:00Z"/>
-        </w:rPr>
-      </w:pPr>
-      <w:ins w:id="301" w:author="JMRT R1 revision" w:date="2026-08-08T21:10:00Z" w16du:dateUtc="2026-08-09T01:10:00Z">
+          <w:ins w:id="356" w:author="JMRT R1 revision" w:date="2026-08-08T21:43:00Z" w16du:dateUtc="2026-08-09T01:43:00Z"/>
+        </w:rPr>
+      </w:pPr>
+      <w:ins w:id="357" w:author="JMRT R1 revision" w:date="2026-08-08T21:43:00Z" w16du:dateUtc="2026-08-09T01:43:00Z">
         <w:r>
           <w:t>Five elements differ between the two alloys, so no comparison of the two cast heats can by itself establish which of them is responsible for the loss of super-elasticity. On a plain atomic-percent basis carbon is the smallest of the five changes, and singling it out — as the original hypothesis did — would otherwise be arbitrary. The virtual carbon-free composition of Sec. 3.4 is the control that resolves this, because it changes carbon alone while holding Fe, Mn, Al, Ni and Si at the values actually measur</w:t>
         </w:r>
@@ -4947,10 +5449,10 @@
       <w:pPr>
         <w:pStyle w:val="BodyText"/>
         <w:rPr>
-          <w:ins w:id="302" w:author="JMRT R1 revision" w:date="2026-08-08T21:10:00Z" w16du:dateUtc="2026-08-09T01:10:00Z"/>
-        </w:rPr>
-      </w:pPr>
-      <w:ins w:id="303" w:author="JMRT R1 revision" w:date="2026-08-08T21:10:00Z" w16du:dateUtc="2026-08-09T01:10:00Z">
+          <w:ins w:id="358" w:author="JMRT R1 revision" w:date="2026-08-08T21:43:00Z" w16du:dateUtc="2026-08-09T01:43:00Z"/>
+        </w:rPr>
+      </w:pPr>
+      <w:ins w:id="359" w:author="JMRT R1 revision" w:date="2026-08-08T21:43:00Z" w16du:dateUtc="2026-08-09T01:43:00Z">
         <w:r>
           <w:t>The result is unambiguous and reproduces across all three databases (</w:t>
         </w:r>
@@ -4970,10 +5472,10 @@
       <w:pPr>
         <w:pStyle w:val="BodyText"/>
         <w:rPr>
-          <w:ins w:id="304" w:author="JMRT R1 revision" w:date="2026-08-08T21:10:00Z" w16du:dateUtc="2026-08-09T01:10:00Z"/>
-        </w:rPr>
-      </w:pPr>
-      <w:ins w:id="305" w:author="JMRT R1 revision" w:date="2026-08-08T21:10:00Z" w16du:dateUtc="2026-08-09T01:10:00Z">
+          <w:ins w:id="360" w:author="JMRT R1 revision" w:date="2026-08-08T21:43:00Z" w16du:dateUtc="2026-08-09T01:43:00Z"/>
+        </w:rPr>
+      </w:pPr>
+      <w:ins w:id="361" w:author="JMRT R1 revision" w:date="2026-08-08T21:43:00Z" w16du:dateUtc="2026-08-09T01:43:00Z">
         <w:r>
           <w:t>Two elements are exonerated by the same calculation. Silicon was added as a ferrite stabilizer and solid-solution strengthener, and it remains at its measured 2.04 at% in the carbon-free variant of both Si-bearing databases, which nonetheless return 100% α at 1200 °C; silicon therefore does not obstruct the single-phase field, and the shortfall in the as-cast alloy is not attributable to it. The same argument applies to the reduction in Ni from 7.8 to 4.2 at%, which is likewise held at its measured value in</w:t>
         </w:r>
@@ -4986,10 +5488,10 @@
       <w:pPr>
         <w:pStyle w:val="BodyText"/>
         <w:rPr>
-          <w:ins w:id="306" w:author="JMRT R1 revision" w:date="2026-08-08T21:10:00Z" w16du:dateUtc="2026-08-09T01:10:00Z"/>
-        </w:rPr>
-      </w:pPr>
-      <w:ins w:id="307" w:author="JMRT R1 revision" w:date="2026-08-08T21:10:00Z" w16du:dateUtc="2026-08-09T01:10:00Z">
+          <w:ins w:id="362" w:author="JMRT R1 revision" w:date="2026-08-08T21:43:00Z" w16du:dateUtc="2026-08-09T01:43:00Z"/>
+        </w:rPr>
+      </w:pPr>
+      <w:ins w:id="363" w:author="JMRT R1 revision" w:date="2026-08-08T21:43:00Z" w16du:dateUtc="2026-08-09T01:43:00Z">
         <w:r>
           <w:t>The limits of this conclusion should be stated as clearly as the conclusion itself. Carbon is decisive at the temperature where the process operates, not across the whole temperature range. Over roughly 850–1020 °C both the as-measured composition (</w:t>
         </w:r>
@@ -5018,10 +5520,10 @@
       <w:pPr>
         <w:pStyle w:val="BodyText"/>
         <w:rPr>
-          <w:ins w:id="308" w:author="JMRT R1 revision" w:date="2026-08-08T21:10:00Z" w16du:dateUtc="2026-08-09T01:10:00Z"/>
-        </w:rPr>
-      </w:pPr>
-      <w:ins w:id="309" w:author="JMRT R1 revision" w:date="2026-08-08T21:10:00Z" w16du:dateUtc="2026-08-09T01:10:00Z">
+          <w:ins w:id="364" w:author="JMRT R1 revision" w:date="2026-08-08T21:43:00Z" w16du:dateUtc="2026-08-09T01:43:00Z"/>
+        </w:rPr>
+      </w:pPr>
+      <w:ins w:id="365" w:author="JMRT R1 revision" w:date="2026-08-08T21:43:00Z" w16du:dateUtc="2026-08-09T01:43:00Z">
         <w:r>
           <w:t>Carbon was added on the expectation that it would strengthen the parent phase interstitially and, through fine dispersed carbides, raise the resistance to slip enough to favor stress-induced transformation over plasticity. The calculations indicate that neither mechanism was available. Carbides are predicted to be stable only well below the processing range — M₂₃C₆ below ≈420 °C, κ-(Fe,Mn)₃AlC below ≈590 °C and never above ≈2.4% — so no carbide dispersion exists at or near 1200 °C to provide the intended st</w:t>
         </w:r>
@@ -5037,10 +5539,10 @@
       <w:pPr>
         <w:pStyle w:val="BodyText"/>
         <w:rPr>
-          <w:ins w:id="310" w:author="JMRT R1 revision" w:date="2026-08-08T21:10:00Z" w16du:dateUtc="2026-08-09T01:10:00Z"/>
-        </w:rPr>
-      </w:pPr>
-      <w:ins w:id="311" w:author="JMRT R1 revision" w:date="2026-08-08T21:10:00Z" w16du:dateUtc="2026-08-09T01:10:00Z">
+          <w:ins w:id="366" w:author="JMRT R1 revision" w:date="2026-08-08T21:43:00Z" w16du:dateUtc="2026-08-09T01:43:00Z"/>
+        </w:rPr>
+      </w:pPr>
+      <w:ins w:id="367" w:author="JMRT R1 revision" w:date="2026-08-08T21:43:00Z" w16du:dateUtc="2026-08-09T01:43:00Z">
         <w:r>
           <w:t>Two general points follow. First, the sensitivity of this alloy family to interstitial content is severe enough that carbon must be treated as a primary design variable rather than a minor addition, and specified and controlled accordingly — a 1000 ppm addition is not a perturbation here. Second, the calculation that establishes all of this takes minutes on a desktop computer and uses only openly available databases. Had it been run before melting, it would have rejected the composition at the point where t</w:t>
         </w:r>
@@ -5053,9 +5555,9 @@
       <w:pPr>
         <w:pStyle w:val="Heading2"/>
       </w:pPr>
-      <w:bookmarkStart w:id="312" w:name="X14190cefc5af7e6c61eb8a7f0ac8ec72264613c"/>
-      <w:bookmarkEnd w:id="298"/>
-      <w:ins w:id="313" w:author="JMRT R1 revision" w:date="2026-08-08T21:10:00Z" w16du:dateUtc="2026-08-09T01:10:00Z">
+      <w:bookmarkStart w:id="368" w:name="X14190cefc5af7e6c61eb8a7f0ac8ec72264613c"/>
+      <w:bookmarkEnd w:id="354"/>
+      <w:ins w:id="369" w:author="JMRT R1 revision" w:date="2026-08-08T21:43:00Z" w16du:dateUtc="2026-08-09T01:43:00Z">
         <w:r>
           <w:t>4.3</w:t>
         </w:r>
@@ -5071,12 +5573,12 @@
       <w:r>
         <w:t xml:space="preserve">Although the </w:t>
       </w:r>
-      <w:del w:id="314" w:author="JMRT R1 revision" w:date="2026-08-08T21:10:00Z" w16du:dateUtc="2026-08-09T01:10:00Z">
+      <w:del w:id="370" w:author="JMRT R1 revision" w:date="2026-08-08T21:43:00Z" w16du:dateUtc="2026-08-09T01:43:00Z">
         <w:r>
           <w:delText xml:space="preserve">AI </w:delText>
         </w:r>
       </w:del>
-      <w:ins w:id="315" w:author="JMRT R1 revision" w:date="2026-08-08T21:10:00Z" w16du:dateUtc="2026-08-09T01:10:00Z">
+      <w:ins w:id="371" w:author="JMRT R1 revision" w:date="2026-08-08T21:43:00Z" w16du:dateUtc="2026-08-09T01:43:00Z">
         <w:r>
           <w:t>LLM-</w:t>
         </w:r>
@@ -5103,12 +5605,12 @@
       <w:r>
         <w:t xml:space="preserve">The abrupt change near 800 °C </w:t>
       </w:r>
-      <w:del w:id="316" w:author="JMRT R1 revision" w:date="2026-08-08T21:10:00Z" w16du:dateUtc="2026-08-09T01:10:00Z">
+      <w:del w:id="372" w:author="JMRT R1 revision" w:date="2026-08-08T21:43:00Z" w16du:dateUtc="2026-08-09T01:43:00Z">
         <w:r>
           <w:delText>marks</w:delText>
         </w:r>
       </w:del>
-      <w:ins w:id="317" w:author="JMRT R1 revision" w:date="2026-08-08T21:10:00Z" w16du:dateUtc="2026-08-09T01:10:00Z">
+      <w:ins w:id="373" w:author="JMRT R1 revision" w:date="2026-08-08T21:43:00Z" w16du:dateUtc="2026-08-09T01:43:00Z">
         <w:r>
           <w:t>is consistent with</w:t>
         </w:r>
@@ -5116,12 +5618,12 @@
       <w:r>
         <w:t xml:space="preserve"> the onset of recrystallization. Elongation jumps from 2.2% at 700 °C to 24.0% at 800 °C, while tensile strength falls from 2009 to 1216 MPa and yield strength from 1683 to 1167 MPa. </w:t>
       </w:r>
-      <w:del w:id="318" w:author="JMRT R1 revision" w:date="2026-08-08T21:10:00Z" w16du:dateUtc="2026-08-09T01:10:00Z">
+      <w:del w:id="374" w:author="JMRT R1 revision" w:date="2026-08-08T21:43:00Z" w16du:dateUtc="2026-08-09T01:43:00Z">
         <w:r>
           <w:delText>This</w:delText>
         </w:r>
       </w:del>
-      <w:ins w:id="319" w:author="JMRT R1 revision" w:date="2026-08-08T21:10:00Z" w16du:dateUtc="2026-08-09T01:10:00Z">
+      <w:ins w:id="375" w:author="JMRT R1 revision" w:date="2026-08-08T21:43:00Z" w16du:dateUtc="2026-08-09T01:43:00Z">
         <w:r>
           <w:t>A</w:t>
         </w:r>
@@ -5129,7 +5631,7 @@
       <w:r>
         <w:t xml:space="preserve"> discontinuity</w:t>
       </w:r>
-      <w:ins w:id="320" w:author="JMRT R1 revision" w:date="2026-08-08T21:10:00Z" w16du:dateUtc="2026-08-09T01:10:00Z">
+      <w:ins w:id="376" w:author="JMRT R1 revision" w:date="2026-08-08T21:43:00Z" w16du:dateUtc="2026-08-09T01:43:00Z">
         <w:r>
           <w:t xml:space="preserve"> of this kind</w:t>
         </w:r>
@@ -5137,12 +5639,12 @@
       <w:r>
         <w:t xml:space="preserve"> — rather than a smooth softening — is the signature of recrystallization: new equiaxed, strain-free grains nucleate and consume the deformed matrix, removing most of the stored dislocation content and abruptly restoring ductility. </w:t>
       </w:r>
-      <w:del w:id="321" w:author="JMRT R1 revision" w:date="2026-08-08T21:10:00Z" w16du:dateUtc="2026-08-09T01:10:00Z">
+      <w:del w:id="377" w:author="JMRT R1 revision" w:date="2026-08-08T21:43:00Z" w16du:dateUtc="2026-08-09T01:43:00Z">
         <w:r>
           <w:delText>It is this recrystallization threshold, not a gradual process, that makes ductility appear only above ≈800 °C</w:delText>
         </w:r>
       </w:del>
-      <w:ins w:id="322" w:author="JMRT R1 revision" w:date="2026-08-08T21:10:00Z" w16du:dateUtc="2026-08-09T01:10:00Z">
+      <w:ins w:id="378" w:author="JMRT R1 revision" w:date="2026-08-08T21:43:00Z" w16du:dateUtc="2026-08-09T01:43:00Z">
         <w:r>
           <w:t>We infer the recrystallization threshold from the mechanical response rather than observe it directly, since micrographs were not taken at every anneal temperature; electron backscatter diffraction across the anneal series would settle it</w:t>
         </w:r>
@@ -5158,12 +5660,12 @@
       <w:r>
         <w:t xml:space="preserve">From 800 to 1200 °C the </w:t>
       </w:r>
-      <w:del w:id="323" w:author="JMRT R1 revision" w:date="2026-08-08T21:10:00Z" w16du:dateUtc="2026-08-09T01:10:00Z">
+      <w:del w:id="379" w:author="JMRT R1 revision" w:date="2026-08-08T21:43:00Z" w16du:dateUtc="2026-08-09T01:43:00Z">
         <w:r>
           <w:delText>wire</w:delText>
         </w:r>
       </w:del>
-      <w:ins w:id="324" w:author="JMRT R1 revision" w:date="2026-08-08T21:10:00Z" w16du:dateUtc="2026-08-09T01:10:00Z">
+      <w:ins w:id="380" w:author="JMRT R1 revision" w:date="2026-08-08T21:43:00Z" w16du:dateUtc="2026-08-09T01:43:00Z">
         <w:r>
           <w:t>behaviour</w:t>
         </w:r>
@@ -5171,12 +5673,12 @@
       <w:r>
         <w:t xml:space="preserve"> is </w:t>
       </w:r>
-      <w:del w:id="325" w:author="JMRT R1 revision" w:date="2026-08-08T21:10:00Z" w16du:dateUtc="2026-08-09T01:10:00Z">
+      <w:del w:id="381" w:author="JMRT R1 revision" w:date="2026-08-08T21:43:00Z" w16du:dateUtc="2026-08-09T01:43:00Z">
         <w:r>
           <w:delText>fully</w:delText>
         </w:r>
       </w:del>
-      <w:ins w:id="326" w:author="JMRT R1 revision" w:date="2026-08-08T21:10:00Z" w16du:dateUtc="2026-08-09T01:10:00Z">
+      <w:ins w:id="382" w:author="JMRT R1 revision" w:date="2026-08-08T21:43:00Z" w16du:dateUtc="2026-08-09T01:43:00Z">
         <w:r>
           <w:t>that of a</w:t>
         </w:r>
@@ -5184,12 +5686,12 @@
       <w:r>
         <w:t xml:space="preserve"> recrystallized </w:t>
       </w:r>
-      <w:del w:id="327" w:author="JMRT R1 revision" w:date="2026-08-08T21:10:00Z" w16du:dateUtc="2026-08-09T01:10:00Z">
+      <w:del w:id="383" w:author="JMRT R1 revision" w:date="2026-08-08T21:43:00Z" w16du:dateUtc="2026-08-09T01:43:00Z">
         <w:r>
           <w:delText>and</w:delText>
         </w:r>
       </w:del>
-      <w:ins w:id="328" w:author="JMRT R1 revision" w:date="2026-08-08T21:10:00Z" w16du:dateUtc="2026-08-09T01:10:00Z">
+      <w:ins w:id="384" w:author="JMRT R1 revision" w:date="2026-08-08T21:43:00Z" w16du:dateUtc="2026-08-09T01:43:00Z">
         <w:r>
           <w:t>wire in which</w:t>
         </w:r>
@@ -5197,7 +5699,7 @@
       <w:r>
         <w:t xml:space="preserve"> the dominant process is grain growth. Yield strength falls monotonically with temperature (1167 → 502 MPa) as a result of continuous grain growth; larger grains allow more uniform slip, which raises elongation to a peak of ≈33% near 1000 °C. In other words, across this regime, increasing grain size simultaneously decreases strength and increases ductility — the classic strength–ductility trade-off of a </w:t>
       </w:r>
-      <w:del w:id="329" w:author="JMRT R1 revision" w:date="2026-08-08T21:10:00Z" w16du:dateUtc="2026-08-09T01:10:00Z">
+      <w:del w:id="385" w:author="JMRT R1 revision" w:date="2026-08-08T21:43:00Z" w16du:dateUtc="2026-08-09T01:43:00Z">
         <w:r>
           <w:delText xml:space="preserve">single-phase-controlled </w:delText>
         </w:r>
@@ -5205,7 +5707,7 @@
       <w:r>
         <w:t>structural metal</w:t>
       </w:r>
-      <w:ins w:id="330" w:author="JMRT R1 revision" w:date="2026-08-08T21:10:00Z" w16du:dateUtc="2026-08-09T01:10:00Z">
+      <w:ins w:id="386" w:author="JMRT R1 revision" w:date="2026-08-08T21:43:00Z" w16du:dateUtc="2026-08-09T01:43:00Z">
         <w:r>
           <w:t xml:space="preserve"> whose flow stress is grain-size controlled</w:t>
         </w:r>
@@ -5218,15 +5720,15 @@
       <w:pPr>
         <w:pStyle w:val="BodyText"/>
         <w:rPr>
-          <w:ins w:id="331" w:author="JMRT R1 revision" w:date="2026-08-08T21:10:00Z" w16du:dateUtc="2026-08-09T01:10:00Z"/>
-        </w:rPr>
-      </w:pPr>
-      <w:del w:id="332" w:author="JMRT R1 revision" w:date="2026-08-08T21:10:00Z" w16du:dateUtc="2026-08-09T01:10:00Z">
+          <w:ins w:id="387" w:author="JMRT R1 revision" w:date="2026-08-08T21:43:00Z" w16du:dateUtc="2026-08-09T01:43:00Z"/>
+        </w:rPr>
+      </w:pPr>
+      <w:del w:id="388" w:author="JMRT R1 revision" w:date="2026-08-08T21:43:00Z" w16du:dateUtc="2026-08-09T01:43:00Z">
         <w:r>
           <w:delText>4.3</w:delText>
         </w:r>
       </w:del>
-      <w:ins w:id="333" w:author="JMRT R1 revision" w:date="2026-08-08T21:10:00Z" w16du:dateUtc="2026-08-09T01:10:00Z">
+      <w:ins w:id="389" w:author="JMRT R1 revision" w:date="2026-08-08T21:43:00Z" w16du:dateUtc="2026-08-09T01:43:00Z">
         <w:r>
           <w:t>The peak elongation of ≈33% at 1000 °C deserves a comment in its own right. It is a respectable figure but not an exceptional one for a duplex γ + α Fe-Mn-Al alloy, and that is precisely the point: judged on conventional structural criteria this composition performs perfectly creditably, combining ≈670 MPa yield strength with ≈33% elongation. What it does not do is transform. The alloy is therefore best read not as a failed material but as a serviceable structural metal that was hypothesized to be a shape-m</w:t>
         </w:r>
@@ -5239,9 +5741,9 @@
       <w:pPr>
         <w:pStyle w:val="Heading2"/>
       </w:pPr>
-      <w:bookmarkStart w:id="334" w:name="implications-for-ai-guided-alloy-design"/>
-      <w:bookmarkEnd w:id="312"/>
-      <w:ins w:id="335" w:author="JMRT R1 revision" w:date="2026-08-08T21:10:00Z" w16du:dateUtc="2026-08-09T01:10:00Z">
+      <w:bookmarkStart w:id="390" w:name="implications-for-ai-guided-alloy-design"/>
+      <w:bookmarkEnd w:id="368"/>
+      <w:ins w:id="391" w:author="JMRT R1 revision" w:date="2026-08-08T21:43:00Z" w16du:dateUtc="2026-08-09T01:43:00Z">
         <w:r>
           <w:t>4.4</w:t>
         </w:r>
@@ -5257,12 +5759,12 @@
       <w:r>
         <w:t xml:space="preserve">The AI-guided alloy design did not achieve the intended super-elastic or shape-memory behavior because the model primarily relied on thermodynamic and literature-based correlations rather than a complete understanding of the complex phase-transformation mechanisms required for functional Fe-based SMAs. As shown in this study, the </w:t>
       </w:r>
-      <w:del w:id="336" w:author="JMRT R1 revision" w:date="2026-08-08T21:10:00Z" w16du:dateUtc="2026-08-09T01:10:00Z">
+      <w:del w:id="392" w:author="JMRT R1 revision" w:date="2026-08-08T21:43:00Z" w16du:dateUtc="2026-08-09T01:43:00Z">
         <w:r>
           <w:delText>AI</w:delText>
         </w:r>
       </w:del>
-      <w:ins w:id="337" w:author="JMRT R1 revision" w:date="2026-08-08T21:10:00Z" w16du:dateUtc="2026-08-09T01:10:00Z">
+      <w:ins w:id="393" w:author="JMRT R1 revision" w:date="2026-08-08T21:43:00Z" w16du:dateUtc="2026-08-09T01:43:00Z">
         <w:r>
           <w:t>LLM</w:t>
         </w:r>
@@ -5278,10 +5780,10 @@
       <w:pPr>
         <w:pStyle w:val="BodyText"/>
         <w:rPr>
-          <w:ins w:id="338" w:author="JMRT R1 revision" w:date="2026-08-08T21:10:00Z" w16du:dateUtc="2026-08-09T01:10:00Z"/>
-        </w:rPr>
-      </w:pPr>
-      <w:ins w:id="339" w:author="JMRT R1 revision" w:date="2026-08-08T21:10:00Z" w16du:dateUtc="2026-08-09T01:10:00Z">
+          <w:ins w:id="394" w:author="JMRT R1 revision" w:date="2026-08-08T21:43:00Z" w16du:dateUtc="2026-08-09T01:43:00Z"/>
+        </w:rPr>
+      </w:pPr>
+      <w:ins w:id="395" w:author="JMRT R1 revision" w:date="2026-08-08T21:43:00Z" w16du:dateUtc="2026-08-09T01:43:00Z">
         <w:r>
           <w:t xml:space="preserve">The calculations reported here allow this limitation to be stated as a concrete and inexpensive remedy rather than a general caution. The screening step that would have caught this composition is a single equilibrium step diagram, evaluated not for the existence of the desired phase but for whether the phase fields required by the </w:t>
         </w:r>
@@ -5306,6 +5808,41 @@
     <w:p>
       <w:pPr>
         <w:pStyle w:val="BodyText"/>
+        <w:rPr>
+          <w:ins w:id="396" w:author="JMRT R1 revision" w:date="2026-08-08T21:43:00Z" w16du:dateUtc="2026-08-09T01:43:00Z"/>
+        </w:rPr>
+      </w:pPr>
+      <w:ins w:id="397" w:author="JMRT R1 revision" w:date="2026-08-08T21:43:00Z" w16du:dateUtc="2026-08-09T01:43:00Z">
+        <w:r>
+          <w:t>The scope of what a single experiment can support should be stated plainly. One composition, proposed by one agent in one session and processed by one route, is a case study and not an evaluation of AI-assisted alloy design as a practice. Nothing here establishes a failure rate, and a different prompt, a different agent, or a different processing window might well have produced a different outcome; the experimental claims of this paper are bounded accordingly. What generalises is narrower, and we think more</w:t>
+        </w:r>
+        <w:r>
+          <w:t xml:space="preserve"> useful. The failure mode was not exotic or specific to this composition — it was a phase field lying in the wrong place relative to the temperatures at which the alloy can be annealed, and it was diagnosable in minutes by a calculation requiring no proprietary software and no measurement on the candidate itself. A design workflow that terminates in a plausible narrative cannot catch that; one that terminates in a verified calculation can. That claim rests on the diagnosis rather than on the sample size, an</w:t>
+        </w:r>
+        <w:r>
+          <w:t>d it is the claim we make.</w:t>
+        </w:r>
+      </w:ins>
+    </w:p>
+    <w:p>
+      <w:pPr>
+        <w:pStyle w:val="BodyText"/>
+        <w:rPr>
+          <w:ins w:id="398" w:author="JMRT R1 revision" w:date="2026-08-08T21:43:00Z" w16du:dateUtc="2026-08-09T01:43:00Z"/>
+        </w:rPr>
+      </w:pPr>
+      <w:ins w:id="399" w:author="JMRT R1 revision" w:date="2026-08-08T21:43:00Z" w16du:dateUtc="2026-08-09T01:43:00Z">
+        <w:r>
+          <w:t xml:space="preserve">It is also worth saying what a negative result of this kind is good for, since such results are rarely published in this area. A single validated failure with an identified mechanism does more to constrain the design space than a comparable number of untested proposals: it converts “this family of compositions may or may not work” into “compositions in this family whose single-phase α field lies above the practical annealing limit will not work, and here is how to check in advance.” </w:t>
+        </w:r>
+        <w:r>
+          <w:t>The value is in the diagnosis being transferable even though the specific alloy is not.</w:t>
+        </w:r>
+      </w:ins>
+    </w:p>
+    <w:p>
+      <w:pPr>
+        <w:pStyle w:val="BodyText"/>
       </w:pPr>
       <w:r>
         <w:t xml:space="preserve">Nevertheless, AI-assisted alloy design is likely to become increasingly successful. As larger experimental databases become available and models begin to incorporate processing history, microstructural evolution, kinetic simulations, and deformation mechanisms alongside thermodynamic calculations, AI will be able to make more physically informed predictions. Future materials-design frameworks that integrate first-principles calculations, phase-field modeling, CALPHAD databases, high-throughput experiments, </w:t>
@@ -5328,9 +5865,9 @@
       <w:pPr>
         <w:pStyle w:val="Heading1"/>
       </w:pPr>
-      <w:bookmarkStart w:id="340" w:name="conclusions"/>
-      <w:bookmarkEnd w:id="252"/>
-      <w:bookmarkEnd w:id="334"/>
+      <w:bookmarkStart w:id="400" w:name="conclusions"/>
+      <w:bookmarkEnd w:id="308"/>
+      <w:bookmarkEnd w:id="390"/>
       <w:r>
         <w:t>5. Conclusions</w:t>
       </w:r>
@@ -5352,31 +5889,57 @@
       <w:r>
         <w:t xml:space="preserve"> </w:t>
       </w:r>
-      <w:r>
-        <w:t xml:space="preserve">under identical processing conditions. The </w:t>
-      </w:r>
-      <w:del w:id="341" w:author="JMRT R1 revision" w:date="2026-08-08T21:10:00Z" w16du:dateUtc="2026-08-09T01:10:00Z">
-        <w:r>
-          <w:delText>AI</w:delText>
-        </w:r>
-      </w:del>
-      <w:ins w:id="342" w:author="JMRT R1 revision" w:date="2026-08-08T21:10:00Z" w16du:dateUtc="2026-08-09T01:10:00Z">
-        <w:r>
-          <w:t>LLM</w:t>
-        </w:r>
-      </w:ins>
-      <w:r>
-        <w:t>-designed alloy developed a stable dual-phase FCC/BCC microstructure and exhibited deformation primarily through dislocation slip rather than stress-induced martensitic transformation. Consequently, neither super-elasticity nor shape-memory behavior was observed, whereas the reference alloy showed clear evidence of transformational deformation.</w:t>
+      <w:del w:id="401" w:author="JMRT R1 revision" w:date="2026-08-08T21:43:00Z" w16du:dateUtc="2026-08-09T01:43:00Z">
+        <w:r>
+          <w:delText>under identical processing conditions. The AI-designed alloy developed a stable dual-phase FCC/BCC microstructure and exhibited deformation primarily through dislocation slip rather than stress-induced martensitic transformation. Consequently, neither super-elasticity nor shape-memory behavior was observed, whereas the reference alloy showed clear evidence of transformational deformation</w:delText>
+        </w:r>
+      </w:del>
+      <w:ins w:id="402" w:author="JMRT R1 revision" w:date="2026-08-08T21:43:00Z" w16du:dateUtc="2026-08-09T01:43:00Z">
+        <w:r>
+          <w:t>under the same nominal processing route</w:t>
+        </w:r>
+      </w:ins>
+      <w:r>
+        <w:t>.</w:t>
       </w:r>
     </w:p>
     <w:p>
       <w:pPr>
         <w:pStyle w:val="BodyText"/>
         <w:rPr>
-          <w:ins w:id="343" w:author="JMRT R1 revision" w:date="2026-08-08T21:10:00Z" w16du:dateUtc="2026-08-09T01:10:00Z"/>
-        </w:rPr>
-      </w:pPr>
-      <w:ins w:id="344" w:author="JMRT R1 revision" w:date="2026-08-08T21:10:00Z" w16du:dateUtc="2026-08-09T01:10:00Z">
+          <w:ins w:id="403" w:author="JMRT R1 revision" w:date="2026-08-08T21:43:00Z" w16du:dateUtc="2026-08-09T01:43:00Z"/>
+        </w:rPr>
+      </w:pPr>
+      <w:ins w:id="404" w:author="JMRT R1 revision" w:date="2026-08-08T21:43:00Z" w16du:dateUtc="2026-08-09T01:43:00Z">
+        <w:r>
+          <w:t>What was observed is the following. The LLM-alloy proved readily castable and drew to 0.36 mm wire without difficulty. Across seven anneal temperatures its 0.2% proof stress fell from 1948 to 502 MPa and its elongation peaked at 33%, but in no condition — including after the 200 °C / 3 h age reported to develop pseudo-elasticity in this family — did the unloading curve depart from elastic springback. The benchmark, processed identically and given no age at all, recovered ≈0.5% strain on heating. Synchrotron</w:t>
+        </w:r>
+        <w:r>
+          <w:t xml:space="preserve"> diffraction found the LLM-alloy to be a duplex FCC γ + BCC α mixture carrying a minor ordered D0₃ Fe₃Al phase, with a pattern unchanged by 10% strain, whereas the benchmark’s diffracted intensities changed markedly with deformation.</w:t>
+        </w:r>
+      </w:ins>
+    </w:p>
+    <w:p>
+      <w:pPr>
+        <w:pStyle w:val="BodyText"/>
+        <w:rPr>
+          <w:ins w:id="405" w:author="JMRT R1 revision" w:date="2026-08-08T21:43:00Z" w16du:dateUtc="2026-08-09T01:43:00Z"/>
+        </w:rPr>
+      </w:pPr>
+      <w:ins w:id="406" w:author="JMRT R1 revision" w:date="2026-08-08T21:43:00Z" w16du:dateUtc="2026-08-09T01:43:00Z">
+        <w:r>
+          <w:t>What we interpret from this is that the LLM-alloy accommodates deformation by dislocation slip rather than stress-induced martensitic transformation, and that it does so because the parent phase the transformation requires is largely absent rather than because it is present but unwilling to transform.</w:t>
+        </w:r>
+      </w:ins>
+    </w:p>
+    <w:p>
+      <w:pPr>
+        <w:pStyle w:val="BodyText"/>
+        <w:rPr>
+          <w:ins w:id="407" w:author="JMRT R1 revision" w:date="2026-08-08T21:43:00Z" w16du:dateUtc="2026-08-09T01:43:00Z"/>
+        </w:rPr>
+      </w:pPr>
+      <w:ins w:id="408" w:author="JMRT R1 revision" w:date="2026-08-08T21:43:00Z" w16du:dateUtc="2026-08-09T01:43:00Z">
         <w:r>
           <w:t xml:space="preserve">Equilibrium CALPHAD calculations, performed with three independent open databases and validated against the benchmark alloy, identify the origin of this failure. The benchmark solution-treats to single-phase α at 1200 °C and orders on cooling below ≈1090 °C to the ≈20% ordered bcc that its processing route requires. The LLM-alloy does neither: at 1200 °C it is a two-phase α + γ mixture, and its single-phase α field lies at ≈1340 °C, above the temperature at which the alloy can be annealed without oxidation </w:t>
         </w:r>
@@ -5388,17 +5951,38 @@
     <w:p>
       <w:pPr>
         <w:pStyle w:val="BodyText"/>
+        <w:rPr>
+          <w:ins w:id="409" w:author="JMRT R1 revision" w:date="2026-08-08T21:43:00Z" w16du:dateUtc="2026-08-09T01:43:00Z"/>
+        </w:rPr>
       </w:pPr>
       <w:r>
         <w:t xml:space="preserve">These results highlight an important limitation of current AI-assisted alloy design. While AI can rapidly generate compositionally plausible alloy candidates based on thermodynamic considerations and literature knowledge, it does not yet fully capture the complex interactions among composition, processing, microstructure evolution, and deformation mechanisms that govern shape-memory performance. </w:t>
       </w:r>
-      <w:ins w:id="345" w:author="JMRT R1 revision" w:date="2026-08-08T21:10:00Z" w16du:dateUtc="2026-08-09T01:10:00Z">
-        <w:r>
-          <w:t xml:space="preserve">They also point to a specific and inexpensive remedy: an equilibrium step diagram, checked for overlap between the phase fields the intended processing route requires and the temperatures at which that route can be run, would have rejected this composition before 2 kg of it was melted. </w:t>
-        </w:r>
-      </w:ins>
-      <w:r>
-        <w:t>Nevertheless, this work demonstrates the value of experimentally validating AI-generated hypotheses and suggests that future models incorporating kinetic effects, phase transformations, and processing history may become powerful tools for accelerated alloy discovery.</w:t>
+      <w:del w:id="410" w:author="JMRT R1 revision" w:date="2026-08-08T21:43:00Z" w16du:dateUtc="2026-08-09T01:43:00Z">
+        <w:r>
+          <w:delText>Nevertheless</w:delText>
+        </w:r>
+      </w:del>
+      <w:ins w:id="411" w:author="JMRT R1 revision" w:date="2026-08-08T21:43:00Z" w16du:dateUtc="2026-08-09T01:43:00Z">
+        <w:r>
+          <w:t>They also point to a specific and inexpensive remedy: an equilibrium step diagram, checked for overlap between the phase fields the intended processing route requires and the temperatures at which that route can be run, would have rejected this composition before 2 kg of it was melted.</w:t>
+        </w:r>
+      </w:ins>
+    </w:p>
+    <w:p>
+      <w:pPr>
+        <w:pStyle w:val="BodyText"/>
+      </w:pPr>
+      <w:ins w:id="412" w:author="JMRT R1 revision" w:date="2026-08-08T21:43:00Z" w16du:dateUtc="2026-08-09T01:43:00Z">
+        <w:r>
+          <w:t>Three limitations bound these conclusions. First, this is a single composition from a single agent session processed by a single route: the experimental findings are a case study, and the generalisable claim is the diagnostic one about pre-screening rather than any statement about how often such workflows fail. Second, composition-only reasoning of the kind the agent performed is intrinsically blind to the distinction that decided this case — not whether a phase is stable, but whether the temperature at whi</w:t>
+        </w:r>
+        <w:r>
+          <w:t>ch it becomes stable can be reached in the equipment available; an LLM working from literature correlations has no reliable way to represent that constraint, and instructing it to consult thermodynamic data (Sec. 2.1) did not supply one. Third, whether a different processing window could unlock transformation in this composition is untested here, and casting the carbon-free variant identified in Sec. 4.2 remains the direct experiment that the in-silico control stands in for. Within those bounds</w:t>
+        </w:r>
+      </w:ins>
+      <w:r>
+        <w:t>, this work demonstrates the value of experimentally validating AI-generated hypotheses and suggests that future models incorporating kinetic effects, phase transformations, and processing history may become powerful tools for accelerated alloy discovery.</w:t>
       </w:r>
     </w:p>
     <w:p>
@@ -5412,8 +5996,8 @@
       <w:pPr>
         <w:pStyle w:val="Heading1"/>
       </w:pPr>
-      <w:bookmarkStart w:id="346" w:name="acknowledgments"/>
-      <w:bookmarkEnd w:id="340"/>
+      <w:bookmarkStart w:id="413" w:name="acknowledgments"/>
+      <w:bookmarkEnd w:id="400"/>
       <w:r>
         <w:t>Acknowledgments</w:t>
       </w:r>
@@ -5445,8 +6029,8 @@
       <w:pPr>
         <w:pStyle w:val="Heading1"/>
       </w:pPr>
-      <w:bookmarkStart w:id="347" w:name="declarations"/>
-      <w:bookmarkEnd w:id="346"/>
+      <w:bookmarkStart w:id="414" w:name="declarations"/>
+      <w:bookmarkEnd w:id="413"/>
       <w:r>
         <w:t>Declarations</w:t>
       </w:r>
@@ -5498,12 +6082,12 @@
       <w:r>
         <w:t xml:space="preserve"> </w:t>
       </w:r>
-      <w:del w:id="348" w:author="JMRT R1 revision" w:date="2026-08-08T21:10:00Z" w16du:dateUtc="2026-08-09T01:10:00Z">
+      <w:del w:id="415" w:author="JMRT R1 revision" w:date="2026-08-08T21:43:00Z" w16du:dateUtc="2026-08-09T01:43:00Z">
         <w:r>
           <w:delText>An</w:delText>
         </w:r>
       </w:del>
-      <w:ins w:id="349" w:author="JMRT R1 revision" w:date="2026-08-08T21:10:00Z" w16du:dateUtc="2026-08-09T01:10:00Z">
+      <w:ins w:id="416" w:author="JMRT R1 revision" w:date="2026-08-08T21:43:00Z" w16du:dateUtc="2026-08-09T01:43:00Z">
         <w:r>
           <w:t>Generative AI enters this work in two distinct roles, which are reported separately. First, an</w:t>
         </w:r>
@@ -5511,12 +6095,12 @@
       <w:r>
         <w:t xml:space="preserve"> LLM deep-research agent (Google Gemini 2.5, Deep Research) was used to hypothesize the </w:t>
       </w:r>
-      <w:del w:id="350" w:author="JMRT R1 revision" w:date="2026-08-08T21:10:00Z" w16du:dateUtc="2026-08-09T01:10:00Z">
+      <w:del w:id="417" w:author="JMRT R1 revision" w:date="2026-08-08T21:43:00Z" w16du:dateUtc="2026-08-09T01:43:00Z">
         <w:r>
           <w:delText>AI</w:delText>
         </w:r>
       </w:del>
-      <w:ins w:id="351" w:author="JMRT R1 revision" w:date="2026-08-08T21:10:00Z" w16du:dateUtc="2026-08-09T01:10:00Z">
+      <w:ins w:id="418" w:author="JMRT R1 revision" w:date="2026-08-08T21:43:00Z" w16du:dateUtc="2026-08-09T01:43:00Z">
         <w:r>
           <w:t>LLM</w:t>
         </w:r>
@@ -5524,12 +6108,12 @@
       <w:r>
         <w:t>-alloy composition under study, as described in Sec. 2.1; this use is a study method</w:t>
       </w:r>
-      <w:del w:id="352" w:author="JMRT R1 revision" w:date="2026-08-08T21:10:00Z" w16du:dateUtc="2026-08-09T01:10:00Z">
+      <w:del w:id="419" w:author="JMRT R1 revision" w:date="2026-08-08T21:43:00Z" w16du:dateUtc="2026-08-09T01:43:00Z">
         <w:r>
           <w:delText>, not a manuscript-</w:delText>
         </w:r>
       </w:del>
-      <w:ins w:id="353" w:author="JMRT R1 revision" w:date="2026-08-08T21:10:00Z" w16du:dateUtc="2026-08-09T01:10:00Z">
+      <w:ins w:id="420" w:author="JMRT R1 revision" w:date="2026-08-08T21:43:00Z" w16du:dateUtc="2026-08-09T01:43:00Z">
         <w:r>
           <w:t xml:space="preserve"> and is itself the object of the investigation. Second, during </w:t>
         </w:r>
@@ -5537,12 +6121,12 @@
       <w:r>
         <w:t xml:space="preserve">preparation </w:t>
       </w:r>
-      <w:del w:id="354" w:author="JMRT R1 revision" w:date="2026-08-08T21:10:00Z" w16du:dateUtc="2026-08-09T01:10:00Z">
+      <w:del w:id="421" w:author="JMRT R1 revision" w:date="2026-08-08T21:43:00Z" w16du:dateUtc="2026-08-09T01:43:00Z">
         <w:r>
           <w:delText xml:space="preserve">aid. No </w:delText>
         </w:r>
       </w:del>
-      <w:ins w:id="355" w:author="JMRT R1 revision" w:date="2026-08-08T21:10:00Z" w16du:dateUtc="2026-08-09T01:10:00Z">
+      <w:ins w:id="422" w:author="JMRT R1 revision" w:date="2026-08-08T21:43:00Z" w16du:dateUtc="2026-08-09T01:43:00Z">
         <w:r>
           <w:t xml:space="preserve">of this revision a </w:t>
         </w:r>
@@ -5550,12 +6134,12 @@
       <w:r>
         <w:t xml:space="preserve">generative AI </w:t>
       </w:r>
-      <w:del w:id="356" w:author="JMRT R1 revision" w:date="2026-08-08T21:10:00Z" w16du:dateUtc="2026-08-09T01:10:00Z">
+      <w:del w:id="423" w:author="JMRT R1 revision" w:date="2026-08-08T21:43:00Z" w16du:dateUtc="2026-08-09T01:43:00Z">
         <w:r>
           <w:delText xml:space="preserve">tools were </w:delText>
         </w:r>
       </w:del>
-      <w:ins w:id="357" w:author="JMRT R1 revision" w:date="2026-08-08T21:10:00Z" w16du:dateUtc="2026-08-09T01:10:00Z">
+      <w:ins w:id="424" w:author="JMRT R1 revision" w:date="2026-08-08T21:43:00Z" w16du:dateUtc="2026-08-09T01:43:00Z">
         <w:r>
           <w:t xml:space="preserve">assistant (Anthropic Claude) was </w:t>
         </w:r>
@@ -5563,7 +6147,7 @@
       <w:r>
         <w:t xml:space="preserve">used to </w:t>
       </w:r>
-      <w:ins w:id="358" w:author="JMRT R1 revision" w:date="2026-08-08T21:10:00Z" w16du:dateUtc="2026-08-09T01:10:00Z">
+      <w:ins w:id="425" w:author="JMRT R1 revision" w:date="2026-08-08T21:43:00Z" w16du:dateUtc="2026-08-09T01:43:00Z">
         <w:r>
           <w:t xml:space="preserve">help write and debug the pycalphad scripts underlying Secs. 2.6 and 3.4, to assist in extracting and checking numerical results from the Rietveld refinement output, and to </w:t>
         </w:r>
@@ -5571,12 +6155,12 @@
       <w:r>
         <w:t>draft</w:t>
       </w:r>
-      <w:del w:id="359" w:author="JMRT R1 revision" w:date="2026-08-08T21:10:00Z" w16du:dateUtc="2026-08-09T01:10:00Z">
+      <w:del w:id="426" w:author="JMRT R1 revision" w:date="2026-08-08T21:43:00Z" w16du:dateUtc="2026-08-09T01:43:00Z">
         <w:r>
           <w:delText>,</w:delText>
         </w:r>
       </w:del>
-      <w:ins w:id="360" w:author="JMRT R1 revision" w:date="2026-08-08T21:10:00Z" w16du:dateUtc="2026-08-09T01:10:00Z">
+      <w:ins w:id="427" w:author="JMRT R1 revision" w:date="2026-08-08T21:43:00Z" w16du:dateUtc="2026-08-09T01:43:00Z">
         <w:r>
           <w:t xml:space="preserve"> and</w:t>
         </w:r>
@@ -5584,12 +6168,12 @@
       <w:r>
         <w:t xml:space="preserve"> edit</w:t>
       </w:r>
-      <w:del w:id="361" w:author="JMRT R1 revision" w:date="2026-08-08T21:10:00Z" w16du:dateUtc="2026-08-09T01:10:00Z">
+      <w:del w:id="428" w:author="JMRT R1 revision" w:date="2026-08-08T21:43:00Z" w16du:dateUtc="2026-08-09T01:43:00Z">
         <w:r>
           <w:delText>, or otherwise prepare</w:delText>
         </w:r>
       </w:del>
-      <w:ins w:id="362" w:author="JMRT R1 revision" w:date="2026-08-08T21:10:00Z" w16du:dateUtc="2026-08-09T01:10:00Z">
+      <w:ins w:id="429" w:author="JMRT R1 revision" w:date="2026-08-08T21:43:00Z" w16du:dateUtc="2026-08-09T01:43:00Z">
         <w:r>
           <w:t xml:space="preserve"> portions of</w:t>
         </w:r>
@@ -5597,12 +6181,12 @@
       <w:r>
         <w:t xml:space="preserve"> the text</w:t>
       </w:r>
-      <w:del w:id="363" w:author="JMRT R1 revision" w:date="2026-08-08T21:10:00Z" w16du:dateUtc="2026-08-09T01:10:00Z">
+      <w:del w:id="430" w:author="JMRT R1 revision" w:date="2026-08-08T21:43:00Z" w16du:dateUtc="2026-08-09T01:43:00Z">
         <w:r>
           <w:delText xml:space="preserve"> of this manuscript</w:delText>
         </w:r>
       </w:del>
-      <w:ins w:id="364" w:author="JMRT R1 revision" w:date="2026-08-08T21:10:00Z" w16du:dateUtc="2026-08-09T01:10:00Z">
+      <w:ins w:id="431" w:author="JMRT R1 revision" w:date="2026-08-08T21:43:00Z" w16du:dateUtc="2026-08-09T01:43:00Z">
         <w:r>
           <w:t>. No AI system generated experimental data or determined any reported measurement. All calculations were checked against their source databases, all numerical values were verified against the primary records, and the authors reviewed the entire manuscript and take full responsibility for its content</w:t>
         </w:r>
@@ -5628,7 +6212,7 @@
       <w:r>
         <w:t>ICP-AES and interstitial-gas (ASTM E1019) chemistry certificates for both heats, raw synchrotron diffraction data, Instron cyclic-tensile export data, and metallographic images are available from the corresponding author on reasonable request.</w:t>
       </w:r>
-      <w:ins w:id="365" w:author="JMRT R1 revision" w:date="2026-08-08T21:10:00Z" w16du:dateUtc="2026-08-09T01:10:00Z">
+      <w:ins w:id="432" w:author="JMRT R1 revision" w:date="2026-08-08T21:43:00Z" w16du:dateUtc="2026-08-09T01:43:00Z">
         <w:r>
           <w:t xml:space="preserve"> The scripts used to compute the equilibrium step diagrams of Sec. 3.4, together with the resulting phase-fraction tables and the calculation logs, are also available on request; the thermodynamic databases themselves are the property of their respective authors and must be obtained from the sources cited in Sec. 2.6.</w:t>
         </w:r>
@@ -5645,8 +6229,8 @@
       <w:pPr>
         <w:pStyle w:val="Bibliography"/>
       </w:pPr>
-      <w:bookmarkStart w:id="366" w:name="ref-merchant2023gnome"/>
-      <w:bookmarkStart w:id="367" w:name="refs"/>
+      <w:bookmarkStart w:id="433" w:name="ref-merchant2023gnome"/>
+      <w:bookmarkStart w:id="434" w:name="refs"/>
       <w:r>
         <w:t xml:space="preserve">[1] </w:t>
       </w:r>
@@ -5670,8 +6254,8 @@
       <w:pPr>
         <w:pStyle w:val="Bibliography"/>
       </w:pPr>
-      <w:bookmarkStart w:id="368" w:name="ref-comanici2025gemini"/>
-      <w:bookmarkEnd w:id="366"/>
+      <w:bookmarkStart w:id="435" w:name="ref-comanici2025gemini"/>
+      <w:bookmarkEnd w:id="433"/>
       <w:r>
         <w:t xml:space="preserve">[2] </w:t>
       </w:r>
@@ -5695,8 +6279,8 @@
       <w:pPr>
         <w:pStyle w:val="Bibliography"/>
       </w:pPr>
-      <w:bookmarkStart w:id="369" w:name="ref-xu2025deepresearch"/>
-      <w:bookmarkEnd w:id="368"/>
+      <w:bookmarkStart w:id="436" w:name="ref-xu2025deepresearch"/>
+      <w:bookmarkEnd w:id="435"/>
       <w:r>
         <w:t xml:space="preserve">[3] </w:t>
       </w:r>
@@ -5722,8 +6306,8 @@
       <w:pPr>
         <w:pStyle w:val="Bibliography"/>
       </w:pPr>
-      <w:bookmarkStart w:id="370" w:name="ref-aims2022"/>
-      <w:bookmarkEnd w:id="369"/>
+      <w:bookmarkStart w:id="437" w:name="ref-aims2022"/>
+      <w:bookmarkEnd w:id="436"/>
       <w:r>
         <w:t xml:space="preserve">[4] </w:t>
       </w:r>
@@ -5747,8 +6331,8 @@
       <w:pPr>
         <w:pStyle w:val="Bibliography"/>
       </w:pPr>
-      <w:bookmarkStart w:id="371" w:name="ref-generativeinversion2025"/>
-      <w:bookmarkEnd w:id="370"/>
+      <w:bookmarkStart w:id="438" w:name="ref-generativeinversion2025"/>
+      <w:bookmarkEnd w:id="437"/>
       <w:r>
         <w:t xml:space="preserve">[5] </w:t>
       </w:r>
@@ -5772,8 +6356,8 @@
       <w:pPr>
         <w:pStyle w:val="Bibliography"/>
       </w:pPr>
-      <w:bookmarkStart w:id="372" w:name="ref-hu2024beyond"/>
-      <w:bookmarkEnd w:id="371"/>
+      <w:bookmarkStart w:id="439" w:name="ref-hu2024beyond"/>
+      <w:bookmarkEnd w:id="438"/>
       <w:r>
         <w:t xml:space="preserve">[6] </w:t>
       </w:r>
@@ -5797,8 +6381,8 @@
       <w:pPr>
         <w:pStyle w:val="Bibliography"/>
       </w:pPr>
-      <w:bookmarkStart w:id="373" w:name="ref-otsuka2005physical"/>
-      <w:bookmarkEnd w:id="372"/>
+      <w:bookmarkStart w:id="440" w:name="ref-otsuka2005physical"/>
+      <w:bookmarkEnd w:id="439"/>
       <w:r>
         <w:t xml:space="preserve">[7] </w:t>
       </w:r>
@@ -5811,8 +6395,8 @@
       <w:pPr>
         <w:pStyle w:val="Bibliography"/>
       </w:pPr>
-      <w:bookmarkStart w:id="374" w:name="ref-lagoudas2008shape"/>
-      <w:bookmarkEnd w:id="373"/>
+      <w:bookmarkStart w:id="441" w:name="ref-lagoudas2008shape"/>
+      <w:bookmarkEnd w:id="440"/>
       <w:r>
         <w:t xml:space="preserve">[8] </w:t>
       </w:r>
@@ -5836,8 +6420,8 @@
       <w:pPr>
         <w:pStyle w:val="Bibliography"/>
       </w:pPr>
-      <w:bookmarkStart w:id="375" w:name="ref-duerig1999overview"/>
-      <w:bookmarkEnd w:id="374"/>
+      <w:bookmarkStart w:id="442" w:name="ref-duerig1999overview"/>
+      <w:bookmarkEnd w:id="441"/>
       <w:r>
         <w:t xml:space="preserve">[9] </w:t>
       </w:r>
@@ -5863,8 +6447,8 @@
       <w:pPr>
         <w:pStyle w:val="Bibliography"/>
       </w:pPr>
-      <w:bookmarkStart w:id="376" w:name="ref-mohd2014nitinol"/>
-      <w:bookmarkEnd w:id="375"/>
+      <w:bookmarkStart w:id="443" w:name="ref-mohd2014nitinol"/>
+      <w:bookmarkEnd w:id="442"/>
       <w:r>
         <w:t xml:space="preserve">[10] </w:t>
       </w:r>
@@ -5888,8 +6472,8 @@
       <w:pPr>
         <w:pStyle w:val="Bibliography"/>
       </w:pPr>
-      <w:bookmarkStart w:id="377" w:name="ref-cladera2014ironbased"/>
-      <w:bookmarkEnd w:id="376"/>
+      <w:bookmarkStart w:id="444" w:name="ref-cladera2014ironbased"/>
+      <w:bookmarkEnd w:id="443"/>
       <w:r>
         <w:t xml:space="preserve">[11] </w:t>
       </w:r>
@@ -5913,8 +6497,8 @@
       <w:pPr>
         <w:pStyle w:val="Bibliography"/>
       </w:pPr>
-      <w:bookmarkStart w:id="378" w:name="ref-omori2011superelastic"/>
-      <w:bookmarkEnd w:id="377"/>
+      <w:bookmarkStart w:id="445" w:name="ref-omori2011superelastic"/>
+      <w:bookmarkEnd w:id="444"/>
       <w:r>
         <w:t xml:space="preserve">[12] </w:t>
       </w:r>
@@ -5940,8 +6524,8 @@
       <w:pPr>
         <w:pStyle w:val="Bibliography"/>
       </w:pPr>
-      <w:bookmarkStart w:id="379" w:name="ref-vollmer2016cyclic"/>
-      <w:bookmarkEnd w:id="378"/>
+      <w:bookmarkStart w:id="446" w:name="ref-vollmer2016cyclic"/>
+      <w:bookmarkEnd w:id="445"/>
       <w:r>
         <w:t xml:space="preserve">[13] </w:t>
       </w:r>
@@ -5968,8 +6552,8 @@
       <w:pPr>
         <w:pStyle w:val="Bibliography"/>
       </w:pPr>
-      <w:bookmarkStart w:id="380" w:name="ref-abuzaid2019femnnial"/>
-      <w:bookmarkEnd w:id="379"/>
+      <w:bookmarkStart w:id="447" w:name="ref-abuzaid2019femnnial"/>
+      <w:bookmarkEnd w:id="446"/>
       <w:r>
         <w:t xml:space="preserve">[14] </w:t>
       </w:r>
@@ -5993,8 +6577,8 @@
       <w:pPr>
         <w:pStyle w:val="Bibliography"/>
       </w:pPr>
-      <w:bookmarkStart w:id="381" w:name="ref-omori2017martensitic"/>
-      <w:bookmarkEnd w:id="380"/>
+      <w:bookmarkStart w:id="448" w:name="ref-omori2017martensitic"/>
+      <w:bookmarkEnd w:id="447"/>
       <w:r>
         <w:t xml:space="preserve">[15] </w:t>
       </w:r>
@@ -6018,8 +6602,8 @@
       <w:pPr>
         <w:pStyle w:val="Bibliography"/>
       </w:pPr>
-      <w:bookmarkStart w:id="382" w:name="ref-omori2016agg"/>
-      <w:bookmarkEnd w:id="381"/>
+      <w:bookmarkStart w:id="449" w:name="ref-omori2016agg"/>
+      <w:bookmarkEnd w:id="448"/>
       <w:r>
         <w:t xml:space="preserve">[16] </w:t>
       </w:r>
@@ -6043,8 +6627,8 @@
       <w:pPr>
         <w:pStyle w:val="Bibliography"/>
       </w:pPr>
-      <w:bookmarkStart w:id="383" w:name="ref-tai2024ssrf"/>
-      <w:bookmarkEnd w:id="382"/>
+      <w:bookmarkStart w:id="450" w:name="ref-tai2024ssrf"/>
+      <w:bookmarkEnd w:id="449"/>
       <w:r>
         <w:t xml:space="preserve">[17] </w:t>
       </w:r>
@@ -6068,8 +6652,8 @@
       <w:pPr>
         <w:pStyle w:val="Bibliography"/>
       </w:pPr>
-      <w:bookmarkStart w:id="384" w:name="ref-yang2024ssrf"/>
-      <w:bookmarkEnd w:id="383"/>
+      <w:bookmarkStart w:id="451" w:name="ref-yang2024ssrf"/>
+      <w:bookmarkEnd w:id="450"/>
       <w:r>
         <w:t xml:space="preserve">[18] </w:t>
       </w:r>
@@ -6096,8 +6680,8 @@
       <w:pPr>
         <w:pStyle w:val="Bibliography"/>
       </w:pPr>
-      <w:bookmarkStart w:id="385" w:name="ref-hammersley1998fit2d"/>
-      <w:bookmarkEnd w:id="384"/>
+      <w:bookmarkStart w:id="452" w:name="ref-hammersley1998fit2d"/>
+      <w:bookmarkEnd w:id="451"/>
       <w:r>
         <w:t xml:space="preserve">[19] </w:t>
       </w:r>
@@ -6110,8 +6694,8 @@
       <w:pPr>
         <w:pStyle w:val="Bibliography"/>
       </w:pPr>
-      <w:bookmarkStart w:id="386" w:name="ref-rietveld1969"/>
-      <w:bookmarkEnd w:id="385"/>
+      <w:bookmarkStart w:id="453" w:name="ref-rietveld1969"/>
+      <w:bookmarkEnd w:id="452"/>
       <w:r>
         <w:t xml:space="preserve">[20] </w:t>
       </w:r>
@@ -6135,8 +6719,8 @@
       <w:pPr>
         <w:pStyle w:val="Bibliography"/>
       </w:pPr>
-      <w:bookmarkStart w:id="387" w:name="ref-lutterotti1997maud"/>
-      <w:bookmarkEnd w:id="386"/>
+      <w:bookmarkStart w:id="454" w:name="ref-lutterotti1997maud"/>
+      <w:bookmarkEnd w:id="453"/>
       <w:r>
         <w:t xml:space="preserve">[21] </w:t>
       </w:r>
@@ -6162,17 +6746,17 @@
       <w:pPr>
         <w:pStyle w:val="Bibliography"/>
         <w:rPr>
-          <w:ins w:id="388" w:author="JMRT R1 revision" w:date="2026-08-08T21:10:00Z" w16du:dateUtc="2026-08-09T01:10:00Z"/>
-        </w:rPr>
-      </w:pPr>
-      <w:bookmarkStart w:id="389" w:name="ref-lukas2007calphad"/>
-      <w:bookmarkEnd w:id="387"/>
-      <w:del w:id="390" w:author="JMRT R1 revision" w:date="2026-08-08T21:10:00Z" w16du:dateUtc="2026-08-09T01:10:00Z">
+          <w:ins w:id="455" w:author="JMRT R1 revision" w:date="2026-08-08T21:43:00Z" w16du:dateUtc="2026-08-09T01:43:00Z"/>
+        </w:rPr>
+      </w:pPr>
+      <w:bookmarkStart w:id="456" w:name="ref-lukas2007calphad"/>
+      <w:bookmarkEnd w:id="454"/>
+      <w:del w:id="457" w:author="JMRT R1 revision" w:date="2026-08-08T21:43:00Z" w16du:dateUtc="2026-08-09T01:43:00Z">
         <w:r>
           <w:delText>[22</w:delText>
         </w:r>
       </w:del>
-      <w:ins w:id="391" w:author="JMRT R1 revision" w:date="2026-08-08T21:10:00Z" w16du:dateUtc="2026-08-09T01:10:00Z">
+      <w:ins w:id="458" w:author="JMRT R1 revision" w:date="2026-08-08T21:43:00Z" w16du:dateUtc="2026-08-09T01:43:00Z">
         <w:r>
           <w:t xml:space="preserve">[22] </w:t>
         </w:r>
@@ -6207,12 +6791,12 @@
       <w:pPr>
         <w:pStyle w:val="Bibliography"/>
         <w:rPr>
-          <w:ins w:id="392" w:author="JMRT R1 revision" w:date="2026-08-08T21:10:00Z" w16du:dateUtc="2026-08-09T01:10:00Z"/>
-        </w:rPr>
-      </w:pPr>
-      <w:bookmarkStart w:id="393" w:name="ref-otis2017pycalphad"/>
-      <w:bookmarkEnd w:id="389"/>
-      <w:ins w:id="394" w:author="JMRT R1 revision" w:date="2026-08-08T21:10:00Z" w16du:dateUtc="2026-08-09T01:10:00Z">
+          <w:ins w:id="459" w:author="JMRT R1 revision" w:date="2026-08-08T21:43:00Z" w16du:dateUtc="2026-08-09T01:43:00Z"/>
+        </w:rPr>
+      </w:pPr>
+      <w:bookmarkStart w:id="460" w:name="ref-otis2017pycalphad"/>
+      <w:bookmarkEnd w:id="456"/>
+      <w:ins w:id="461" w:author="JMRT R1 revision" w:date="2026-08-08T21:43:00Z" w16du:dateUtc="2026-08-09T01:43:00Z">
         <w:r>
           <w:t xml:space="preserve">[23] </w:t>
         </w:r>
@@ -6247,12 +6831,12 @@
       <w:pPr>
         <w:pStyle w:val="Bibliography"/>
         <w:rPr>
-          <w:ins w:id="395" w:author="JMRT R1 revision" w:date="2026-08-08T21:10:00Z" w16du:dateUtc="2026-08-09T01:10:00Z"/>
-        </w:rPr>
-      </w:pPr>
-      <w:bookmarkStart w:id="396" w:name="ref-hallstedt2017mpea"/>
-      <w:bookmarkEnd w:id="393"/>
-      <w:ins w:id="397" w:author="JMRT R1 revision" w:date="2026-08-08T21:10:00Z" w16du:dateUtc="2026-08-09T01:10:00Z">
+          <w:ins w:id="462" w:author="JMRT R1 revision" w:date="2026-08-08T21:43:00Z" w16du:dateUtc="2026-08-09T01:43:00Z"/>
+        </w:rPr>
+      </w:pPr>
+      <w:bookmarkStart w:id="463" w:name="ref-hallstedt2017mpea"/>
+      <w:bookmarkEnd w:id="460"/>
+      <w:ins w:id="464" w:author="JMRT R1 revision" w:date="2026-08-08T21:43:00Z" w16du:dateUtc="2026-08-09T01:43:00Z">
         <w:r>
           <w:t xml:space="preserve">[24] </w:t>
         </w:r>
@@ -6266,12 +6850,12 @@
       <w:pPr>
         <w:pStyle w:val="Bibliography"/>
         <w:rPr>
-          <w:ins w:id="398" w:author="JMRT R1 revision" w:date="2026-08-08T21:10:00Z" w16du:dateUtc="2026-08-09T01:10:00Z"/>
-        </w:rPr>
-      </w:pPr>
-      <w:bookmarkStart w:id="399" w:name="ref-hallstedt2023mpea"/>
-      <w:bookmarkEnd w:id="396"/>
-      <w:ins w:id="400" w:author="JMRT R1 revision" w:date="2026-08-08T21:10:00Z" w16du:dateUtc="2026-08-09T01:10:00Z">
+          <w:ins w:id="465" w:author="JMRT R1 revision" w:date="2026-08-08T21:43:00Z" w16du:dateUtc="2026-08-09T01:43:00Z"/>
+        </w:rPr>
+      </w:pPr>
+      <w:bookmarkStart w:id="466" w:name="ref-hallstedt2023mpea"/>
+      <w:bookmarkEnd w:id="463"/>
+      <w:ins w:id="467" w:author="JMRT R1 revision" w:date="2026-08-08T21:43:00Z" w16du:dateUtc="2026-08-09T01:43:00Z">
         <w:r>
           <w:t xml:space="preserve">[25] </w:t>
         </w:r>
@@ -6308,12 +6892,12 @@
       <w:pPr>
         <w:pStyle w:val="Bibliography"/>
         <w:rPr>
-          <w:ins w:id="401" w:author="JMRT R1 revision" w:date="2026-08-08T21:10:00Z" w16du:dateUtc="2026-08-09T01:10:00Z"/>
-        </w:rPr>
-      </w:pPr>
-      <w:bookmarkStart w:id="402" w:name="ref-prechimn04"/>
-      <w:bookmarkEnd w:id="399"/>
-      <w:ins w:id="403" w:author="JMRT R1 revision" w:date="2026-08-08T21:10:00Z" w16du:dateUtc="2026-08-09T01:10:00Z">
+          <w:ins w:id="468" w:author="JMRT R1 revision" w:date="2026-08-08T21:43:00Z" w16du:dateUtc="2026-08-09T01:43:00Z"/>
+        </w:rPr>
+      </w:pPr>
+      <w:bookmarkStart w:id="469" w:name="ref-prechimn04"/>
+      <w:bookmarkEnd w:id="466"/>
+      <w:ins w:id="470" w:author="JMRT R1 revision" w:date="2026-08-08T21:43:00Z" w16du:dateUtc="2026-08-09T01:43:00Z">
         <w:r>
           <w:t xml:space="preserve">[26] </w:t>
         </w:r>
@@ -6348,12 +6932,12 @@
       <w:pPr>
         <w:pStyle w:val="Bibliography"/>
         <w:rPr>
-          <w:ins w:id="404" w:author="JMRT R1 revision" w:date="2026-08-08T21:10:00Z" w16du:dateUtc="2026-08-09T01:10:00Z"/>
-        </w:rPr>
-      </w:pPr>
-      <w:bookmarkStart w:id="405" w:name="ref-mcfe"/>
-      <w:bookmarkEnd w:id="402"/>
-      <w:ins w:id="406" w:author="JMRT R1 revision" w:date="2026-08-08T21:10:00Z" w16du:dateUtc="2026-08-09T01:10:00Z">
+          <w:ins w:id="471" w:author="JMRT R1 revision" w:date="2026-08-08T21:43:00Z" w16du:dateUtc="2026-08-09T01:43:00Z"/>
+        </w:rPr>
+      </w:pPr>
+      <w:bookmarkStart w:id="472" w:name="ref-mcfe"/>
+      <w:bookmarkEnd w:id="469"/>
+      <w:ins w:id="473" w:author="JMRT R1 revision" w:date="2026-08-08T21:43:00Z" w16du:dateUtc="2026-08-09T01:43:00Z">
         <w:r>
           <w:t xml:space="preserve">[27] </w:t>
         </w:r>
@@ -6367,9 +6951,9 @@
       <w:pPr>
         <w:pStyle w:val="Bibliography"/>
       </w:pPr>
-      <w:bookmarkStart w:id="407" w:name="ref-tanaka2010science"/>
-      <w:bookmarkEnd w:id="405"/>
-      <w:ins w:id="408" w:author="JMRT R1 revision" w:date="2026-08-08T21:10:00Z" w16du:dateUtc="2026-08-09T01:10:00Z">
+      <w:bookmarkStart w:id="474" w:name="ref-tanaka2010science"/>
+      <w:bookmarkEnd w:id="472"/>
+      <w:ins w:id="475" w:author="JMRT R1 revision" w:date="2026-08-08T21:43:00Z" w16du:dateUtc="2026-08-09T01:43:00Z">
         <w:r>
           <w:t>[28</w:t>
         </w:r>
@@ -6397,17 +6981,17 @@
       <w:pPr>
         <w:pStyle w:val="Bibliography"/>
       </w:pPr>
-      <w:bookmarkStart w:id="409" w:name="ref-vollmer2019natcomm"/>
-      <w:bookmarkEnd w:id="407"/>
+      <w:bookmarkStart w:id="476" w:name="ref-vollmer2019natcomm"/>
+      <w:bookmarkEnd w:id="474"/>
       <w:r>
         <w:t>[</w:t>
       </w:r>
-      <w:del w:id="410" w:author="JMRT R1 revision" w:date="2026-08-08T21:10:00Z" w16du:dateUtc="2026-08-09T01:10:00Z">
+      <w:del w:id="477" w:author="JMRT R1 revision" w:date="2026-08-08T21:43:00Z" w16du:dateUtc="2026-08-09T01:43:00Z">
         <w:r>
           <w:delText>23</w:delText>
         </w:r>
       </w:del>
-      <w:ins w:id="411" w:author="JMRT R1 revision" w:date="2026-08-08T21:10:00Z" w16du:dateUtc="2026-08-09T01:10:00Z">
+      <w:ins w:id="478" w:author="JMRT R1 revision" w:date="2026-08-08T21:43:00Z" w16du:dateUtc="2026-08-09T01:43:00Z">
         <w:r>
           <w:t>29</w:t>
         </w:r>
@@ -6437,17 +7021,17 @@
       <w:pPr>
         <w:pStyle w:val="Bibliography"/>
       </w:pPr>
-      <w:bookmarkStart w:id="412" w:name="ref-bhadeshia2010steels"/>
-      <w:bookmarkEnd w:id="409"/>
+      <w:bookmarkStart w:id="479" w:name="ref-bhadeshia2010steels"/>
+      <w:bookmarkEnd w:id="476"/>
       <w:r>
         <w:t>[</w:t>
       </w:r>
-      <w:del w:id="413" w:author="JMRT R1 revision" w:date="2026-08-08T21:10:00Z" w16du:dateUtc="2026-08-09T01:10:00Z">
+      <w:del w:id="480" w:author="JMRT R1 revision" w:date="2026-08-08T21:43:00Z" w16du:dateUtc="2026-08-09T01:43:00Z">
         <w:r>
           <w:delText>24</w:delText>
         </w:r>
       </w:del>
-      <w:ins w:id="414" w:author="JMRT R1 revision" w:date="2026-08-08T21:10:00Z" w16du:dateUtc="2026-08-09T01:10:00Z">
+      <w:ins w:id="481" w:author="JMRT R1 revision" w:date="2026-08-08T21:43:00Z" w16du:dateUtc="2026-08-09T01:43:00Z">
         <w:r>
           <w:t>30</w:t>
         </w:r>
@@ -6459,9 +7043,9 @@
         <w:tab/>
         <w:t>H.K.D.H. Bhadeshia, R.W.K. Honeycombe, Steels: Microstructure and properties, Fourth, Elsevier Butterworth-Heinemann, Oxford, 2017.</w:t>
       </w:r>
-      <w:bookmarkEnd w:id="347"/>
-      <w:bookmarkEnd w:id="367"/>
-      <w:bookmarkEnd w:id="412"/>
+      <w:bookmarkEnd w:id="414"/>
+      <w:bookmarkEnd w:id="434"/>
+      <w:bookmarkEnd w:id="479"/>
     </w:p>
     <w:sectPr>
       <w:footnotePr>
@@ -6557,7 +7141,7 @@
   <w:num w:numId="1" w16cid:durableId="1561406982">
     <w:abstractNumId w:val="0"/>
   </w:num>
-  <w:num w:numId="2" w16cid:durableId="1232350593">
+  <w:num w:numId="2" w16cid:durableId="1448621012">
     <w:abstractNumId w:val="0"/>
   </w:num>
 </w:numbering>
@@ -7775,7 +8359,7 @@
   <w:style w:type="paragraph" w:styleId="Revision">
     <w:name w:val="Revision"/>
     <w:hidden/>
-    <w:rsid w:val="0041567F"/>
+    <w:rsid w:val="008B4E7A"/>
     <w:pPr>
       <w:spacing w:after="0"/>
     </w:pPr>

--- a/revision/JMRT-R1/R1-manuscript/Cai_Fe-SMA_JMRT_R1_marked-up.docx
+++ b/revision/JMRT-R1/R1-manuscript/Cai_Fe-SMA_JMRT_R1_marked-up.docx
@@ -6,12 +6,12 @@
       <w:pPr>
         <w:pStyle w:val="Title"/>
       </w:pPr>
-      <w:del w:id="0" w:author="JMRT R1 revision" w:date="2026-08-08T21:43:00Z" w16du:dateUtc="2026-08-09T01:43:00Z">
+      <w:del w:id="0" w:author="JMRT R1 revision" w:date="2026-08-08T23:47:00Z" w16du:dateUtc="2026-08-09T03:47:00Z">
         <w:r>
           <w:delText>Mechanical Responses</w:delText>
         </w:r>
       </w:del>
-      <w:ins w:id="1" w:author="JMRT R1 revision" w:date="2026-08-08T21:43:00Z" w16du:dateUtc="2026-08-09T01:43:00Z">
+      <w:ins w:id="1" w:author="JMRT R1 revision" w:date="2026-08-08T23:47:00Z" w16du:dateUtc="2026-08-09T03:47:00Z">
         <w:r>
           <w:t>Experimental Validation</w:t>
         </w:r>
@@ -19,12 +19,12 @@
       <w:r>
         <w:t xml:space="preserve"> of an </w:t>
       </w:r>
-      <w:del w:id="2" w:author="JMRT R1 revision" w:date="2026-08-08T21:43:00Z" w16du:dateUtc="2026-08-09T01:43:00Z">
+      <w:del w:id="2" w:author="JMRT R1 revision" w:date="2026-08-08T23:47:00Z" w16du:dateUtc="2026-08-09T03:47:00Z">
         <w:r>
           <w:delText>AI</w:delText>
         </w:r>
       </w:del>
-      <w:ins w:id="3" w:author="JMRT R1 revision" w:date="2026-08-08T21:43:00Z" w16du:dateUtc="2026-08-09T01:43:00Z">
+      <w:ins w:id="3" w:author="JMRT R1 revision" w:date="2026-08-08T23:47:00Z" w16du:dateUtc="2026-08-09T03:47:00Z">
         <w:r>
           <w:t>LLM</w:t>
         </w:r>
@@ -32,7 +32,7 @@
       <w:r>
         <w:t xml:space="preserve">-Hypothesized </w:t>
       </w:r>
-      <w:del w:id="4" w:author="JMRT R1 revision" w:date="2026-08-08T21:43:00Z" w16du:dateUtc="2026-08-09T01:43:00Z">
+      <w:del w:id="4" w:author="JMRT R1 revision" w:date="2026-08-08T23:47:00Z" w16du:dateUtc="2026-08-09T03:47:00Z">
         <w:r>
           <w:delText xml:space="preserve">Super-elastic </w:delText>
         </w:r>
@@ -40,7 +40,7 @@
       <w:r>
         <w:t>Fe-Mn-Al-Ni-Si-C Alloy</w:t>
       </w:r>
-      <w:ins w:id="5" w:author="JMRT R1 revision" w:date="2026-08-08T21:43:00Z" w16du:dateUtc="2026-08-09T01:43:00Z">
+      <w:ins w:id="5" w:author="JMRT R1 revision" w:date="2026-08-08T23:47:00Z" w16du:dateUtc="2026-08-09T03:47:00Z">
         <w:r>
           <w:t>: Phase Stability Governs the Absence of Super-elasticity</w:t>
         </w:r>
@@ -100,7 +100,7 @@
       <w:r>
         <w:t>School of Engineering Technologies, Purdue University, West Lafayette, Indiana</w:t>
       </w:r>
-      <w:ins w:id="6" w:author="JMRT R1 revision" w:date="2026-08-08T21:43:00Z" w16du:dateUtc="2026-08-09T01:43:00Z">
+      <w:ins w:id="6" w:author="JMRT R1 revision" w:date="2026-08-08T23:47:00Z" w16du:dateUtc="2026-08-09T03:47:00Z">
         <w:r>
           <w:t xml:space="preserve"> 47907</w:t>
         </w:r>
@@ -122,12 +122,12 @@
       <w:r>
         <w:t>Fort Wayne Metals, Fort Wayne, Indiana</w:t>
       </w:r>
-      <w:del w:id="7" w:author="JMRT R1 revision" w:date="2026-08-08T21:43:00Z" w16du:dateUtc="2026-08-09T01:43:00Z">
+      <w:del w:id="7" w:author="JMRT R1 revision" w:date="2026-08-08T23:47:00Z" w16du:dateUtc="2026-08-09T03:47:00Z">
         <w:r>
           <w:delText>,</w:delText>
         </w:r>
       </w:del>
-      <w:ins w:id="8" w:author="JMRT R1 revision" w:date="2026-08-08T21:43:00Z" w16du:dateUtc="2026-08-09T01:43:00Z">
+      <w:ins w:id="8" w:author="JMRT R1 revision" w:date="2026-08-08T23:47:00Z" w16du:dateUtc="2026-08-09T03:47:00Z">
         <w:r>
           <w:t xml:space="preserve"> [ZIP — confirm],</w:t>
         </w:r>
@@ -149,7 +149,7 @@
       <w:r>
         <w:t>School of Engineering Technologies, Purdue University, West Lafayette, Indiana</w:t>
       </w:r>
-      <w:ins w:id="9" w:author="JMRT R1 revision" w:date="2026-08-08T21:43:00Z" w16du:dateUtc="2026-08-09T01:43:00Z">
+      <w:ins w:id="9" w:author="JMRT R1 revision" w:date="2026-08-08T23:47:00Z" w16du:dateUtc="2026-08-09T03:47:00Z">
         <w:r>
           <w:t xml:space="preserve"> 47907</w:t>
         </w:r>
@@ -171,12 +171,12 @@
       <w:r>
         <w:t>Shanghai Synchrotron Radiation Facility, Shanghai</w:t>
       </w:r>
-      <w:del w:id="10" w:author="JMRT R1 revision" w:date="2026-08-08T21:43:00Z" w16du:dateUtc="2026-08-09T01:43:00Z">
+      <w:del w:id="10" w:author="JMRT R1 revision" w:date="2026-08-08T23:47:00Z" w16du:dateUtc="2026-08-09T03:47:00Z">
         <w:r>
           <w:delText>,</w:delText>
         </w:r>
       </w:del>
-      <w:ins w:id="11" w:author="JMRT R1 revision" w:date="2026-08-08T21:43:00Z" w16du:dateUtc="2026-08-09T01:43:00Z">
+      <w:ins w:id="11" w:author="JMRT R1 revision" w:date="2026-08-08T23:47:00Z" w16du:dateUtc="2026-08-09T03:47:00Z">
         <w:r>
           <w:t xml:space="preserve"> [postal code — confirm],</w:t>
         </w:r>
@@ -192,7 +192,7 @@
       <w:r>
         <w:t>*Corresponding author. E-mail</w:t>
       </w:r>
-      <w:del w:id="12" w:author="JMRT R1 revision" w:date="2026-08-08T21:43:00Z" w16du:dateUtc="2026-08-09T01:43:00Z">
+      <w:del w:id="12" w:author="JMRT R1 revision" w:date="2026-08-08T23:47:00Z" w16du:dateUtc="2026-08-09T03:47:00Z">
         <w:r>
           <w:delText xml:space="preserve"> address</w:delText>
         </w:r>
@@ -200,7 +200,7 @@
       <w:r>
         <w:t>: cai485@purdue.edu</w:t>
       </w:r>
-      <w:del w:id="13" w:author="JMRT R1 revision" w:date="2026-08-08T21:43:00Z" w16du:dateUtc="2026-08-09T01:43:00Z">
+      <w:del w:id="13" w:author="JMRT R1 revision" w:date="2026-08-08T23:47:00Z" w16du:dateUtc="2026-08-09T03:47:00Z">
         <w:r>
           <w:delText xml:space="preserve"> (F.Y. Cai).</w:delText>
         </w:r>
@@ -229,12 +229,12 @@
       <w:r>
         <w:t xml:space="preserve">Iron-based shape memory alloys (Fe-SMAs) offer a low-cost alternative to Nitinol, but their super-elastic response is highly sensitive to composition and processing. Large language model (LLM) deep-research agents can now propose new alloy compositions in seconds, raising the question of whether such proposals </w:t>
       </w:r>
-      <w:del w:id="15" w:author="JMRT R1 revision" w:date="2026-08-08T21:43:00Z" w16du:dateUtc="2026-08-09T01:43:00Z">
+      <w:del w:id="15" w:author="JMRT R1 revision" w:date="2026-08-08T23:47:00Z" w16du:dateUtc="2026-08-09T03:47:00Z">
         <w:r>
           <w:delText xml:space="preserve">actually work once synthesized. Here we </w:delText>
         </w:r>
       </w:del>
-      <w:ins w:id="16" w:author="JMRT R1 revision" w:date="2026-08-08T21:43:00Z" w16du:dateUtc="2026-08-09T01:43:00Z">
+      <w:ins w:id="16" w:author="JMRT R1 revision" w:date="2026-08-08T23:47:00Z" w16du:dateUtc="2026-08-09T03:47:00Z">
         <w:r>
           <w:t xml:space="preserve">survive contact with a furnace. We </w:t>
         </w:r>
@@ -242,7 +242,7 @@
       <w:r>
         <w:t xml:space="preserve">report </w:t>
       </w:r>
-      <w:ins w:id="17" w:author="JMRT R1 revision" w:date="2026-08-08T21:43:00Z" w16du:dateUtc="2026-08-09T01:43:00Z">
+      <w:ins w:id="17" w:author="JMRT R1 revision" w:date="2026-08-08T23:47:00Z" w16du:dateUtc="2026-08-09T03:47:00Z">
         <w:r>
           <w:t xml:space="preserve">what is, to our knowledge, </w:t>
         </w:r>
@@ -250,12 +250,12 @@
       <w:r>
         <w:t xml:space="preserve">the </w:t>
       </w:r>
-      <w:del w:id="18" w:author="JMRT R1 revision" w:date="2026-08-08T21:43:00Z" w16du:dateUtc="2026-08-09T01:43:00Z">
+      <w:del w:id="18" w:author="JMRT R1 revision" w:date="2026-08-08T23:47:00Z" w16du:dateUtc="2026-08-09T03:47:00Z">
         <w:r>
           <w:delText xml:space="preserve">synthesis and </w:delText>
         </w:r>
       </w:del>
-      <w:ins w:id="19" w:author="JMRT R1 revision" w:date="2026-08-08T21:43:00Z" w16du:dateUtc="2026-08-09T01:43:00Z">
+      <w:ins w:id="19" w:author="JMRT R1 revision" w:date="2026-08-08T23:47:00Z" w16du:dateUtc="2026-08-09T03:47:00Z">
         <w:r>
           <w:t xml:space="preserve">first experimental test of an LLM-hypothesized shape memory alloy carried from proposal through processing to </w:t>
         </w:r>
@@ -263,7 +263,7 @@
       <w:r>
         <w:t xml:space="preserve">mechanical </w:t>
       </w:r>
-      <w:ins w:id="20" w:author="JMRT R1 revision" w:date="2026-08-08T21:43:00Z" w16du:dateUtc="2026-08-09T01:43:00Z">
+      <w:ins w:id="20" w:author="JMRT R1 revision" w:date="2026-08-08T23:47:00Z" w16du:dateUtc="2026-08-09T03:47:00Z">
         <w:r>
           <w:t xml:space="preserve">and synchrotron </w:t>
         </w:r>
@@ -271,12 +271,12 @@
       <w:r>
         <w:t>characterization</w:t>
       </w:r>
-      <w:del w:id="21" w:author="JMRT R1 revision" w:date="2026-08-08T21:43:00Z" w16du:dateUtc="2026-08-09T01:43:00Z">
+      <w:del w:id="21" w:author="JMRT R1 revision" w:date="2026-08-08T23:47:00Z" w16du:dateUtc="2026-08-09T03:47:00Z">
         <w:r>
           <w:delText xml:space="preserve"> of an</w:delText>
         </w:r>
       </w:del>
-      <w:ins w:id="22" w:author="JMRT R1 revision" w:date="2026-08-08T21:43:00Z" w16du:dateUtc="2026-08-09T01:43:00Z">
+      <w:ins w:id="22" w:author="JMRT R1 revision" w:date="2026-08-08T23:47:00Z" w16du:dateUtc="2026-08-09T03:47:00Z">
         <w:r>
           <w:t>. An</w:t>
         </w:r>
@@ -284,7 +284,7 @@
       <w:r>
         <w:t xml:space="preserve"> LLM-hypothesized Fe-Mn-Al-</w:t>
       </w:r>
-      <w:del w:id="23" w:author="JMRT R1 revision" w:date="2026-08-08T21:43:00Z" w16du:dateUtc="2026-08-09T01:43:00Z">
+      <w:del w:id="23" w:author="JMRT R1 revision" w:date="2026-08-08T23:47:00Z" w16du:dateUtc="2026-08-09T03:47:00Z">
         <w:r>
           <w:delText>Si-</w:delText>
         </w:r>
@@ -292,7 +292,7 @@
       <w:r>
         <w:t>Ni-</w:t>
       </w:r>
-      <w:ins w:id="24" w:author="JMRT R1 revision" w:date="2026-08-08T21:43:00Z" w16du:dateUtc="2026-08-09T01:43:00Z">
+      <w:ins w:id="24" w:author="JMRT R1 revision" w:date="2026-08-08T23:47:00Z" w16du:dateUtc="2026-08-09T03:47:00Z">
         <w:r>
           <w:t>Si-</w:t>
         </w:r>
@@ -300,12 +300,12 @@
       <w:r>
         <w:t>C composition</w:t>
       </w:r>
-      <w:del w:id="25" w:author="JMRT R1 revision" w:date="2026-08-08T21:43:00Z" w16du:dateUtc="2026-08-09T01:43:00Z">
+      <w:del w:id="25" w:author="JMRT R1 revision" w:date="2026-08-08T23:47:00Z" w16du:dateUtc="2026-08-09T03:47:00Z">
         <w:r>
           <w:delText>,</w:delText>
         </w:r>
       </w:del>
-      <w:ins w:id="26" w:author="JMRT R1 revision" w:date="2026-08-08T21:43:00Z" w16du:dateUtc="2026-08-09T01:43:00Z">
+      <w:ins w:id="26" w:author="JMRT R1 revision" w:date="2026-08-08T23:47:00Z" w16du:dateUtc="2026-08-09T03:47:00Z">
         <w:r>
           <w:t xml:space="preserve"> was</w:t>
         </w:r>
@@ -313,12 +313,12 @@
       <w:r>
         <w:t xml:space="preserve"> benchmarked against an established super-elastic Fe-Mn-Al-Ni alloy processed </w:t>
       </w:r>
-      <w:del w:id="27" w:author="JMRT R1 revision" w:date="2026-08-08T21:43:00Z" w16du:dateUtc="2026-08-09T01:43:00Z">
+      <w:del w:id="27" w:author="JMRT R1 revision" w:date="2026-08-08T23:47:00Z" w16du:dateUtc="2026-08-09T03:47:00Z">
         <w:r>
           <w:delText>under identical conditions.</w:delText>
         </w:r>
       </w:del>
-      <w:ins w:id="28" w:author="JMRT R1 revision" w:date="2026-08-08T21:43:00Z" w16du:dateUtc="2026-08-09T01:43:00Z">
+      <w:ins w:id="28" w:author="JMRT R1 revision" w:date="2026-08-08T23:47:00Z" w16du:dateUtc="2026-08-09T03:47:00Z">
         <w:r>
           <w:t>by the same nominal route — an alloy whose super-elasticity depends on coherent B2 NiAl precipitates within a continuous BCC α parent.</w:t>
         </w:r>
@@ -326,12 +326,12 @@
       <w:r>
         <w:t xml:space="preserve"> The </w:t>
       </w:r>
-      <w:del w:id="29" w:author="JMRT R1 revision" w:date="2026-08-08T21:43:00Z" w16du:dateUtc="2026-08-09T01:43:00Z">
+      <w:del w:id="29" w:author="JMRT R1 revision" w:date="2026-08-08T23:47:00Z" w16du:dateUtc="2026-08-09T03:47:00Z">
         <w:r>
           <w:delText xml:space="preserve">AI-hypothesized </w:delText>
         </w:r>
       </w:del>
-      <w:ins w:id="30" w:author="JMRT R1 revision" w:date="2026-08-08T21:43:00Z" w16du:dateUtc="2026-08-09T01:43:00Z">
+      <w:ins w:id="30" w:author="JMRT R1 revision" w:date="2026-08-08T23:47:00Z" w16du:dateUtc="2026-08-09T03:47:00Z">
         <w:r>
           <w:t>LLM-</w:t>
         </w:r>
@@ -339,12 +339,12 @@
       <w:r>
         <w:t xml:space="preserve">alloy </w:t>
       </w:r>
-      <w:del w:id="31" w:author="JMRT R1 revision" w:date="2026-08-08T21:43:00Z" w16du:dateUtc="2026-08-09T01:43:00Z">
+      <w:del w:id="31" w:author="JMRT R1 revision" w:date="2026-08-08T23:47:00Z" w16du:dateUtc="2026-08-09T03:47:00Z">
         <w:r>
           <w:delText>was</w:delText>
         </w:r>
       </w:del>
-      <w:ins w:id="32" w:author="JMRT R1 revision" w:date="2026-08-08T21:43:00Z" w16du:dateUtc="2026-08-09T01:43:00Z">
+      <w:ins w:id="32" w:author="JMRT R1 revision" w:date="2026-08-08T23:47:00Z" w16du:dateUtc="2026-08-09T03:47:00Z">
         <w:r>
           <w:t>proved</w:t>
         </w:r>
@@ -352,12 +352,12 @@
       <w:r>
         <w:t xml:space="preserve"> readily castable </w:t>
       </w:r>
-      <w:del w:id="33" w:author="JMRT R1 revision" w:date="2026-08-08T21:43:00Z" w16du:dateUtc="2026-08-09T01:43:00Z">
+      <w:del w:id="33" w:author="JMRT R1 revision" w:date="2026-08-08T23:47:00Z" w16du:dateUtc="2026-08-09T03:47:00Z">
         <w:r>
           <w:delText>but failed to exhibit</w:delText>
         </w:r>
       </w:del>
-      <w:ins w:id="34" w:author="JMRT R1 revision" w:date="2026-08-08T21:43:00Z" w16du:dateUtc="2026-08-09T01:43:00Z">
+      <w:ins w:id="34" w:author="JMRT R1 revision" w:date="2026-08-08T23:47:00Z" w16du:dateUtc="2026-08-09T03:47:00Z">
         <w:r>
           <w:t>and mechanically serviceable, with 0.2% proof stress from 1948 to 502 MPa across the anneal series and elongation peaking at 33%, yet it showed no</w:t>
         </w:r>
@@ -365,12 +365,12 @@
       <w:r>
         <w:t xml:space="preserve"> super-elasticity under any condition tested</w:t>
       </w:r>
-      <w:del w:id="35" w:author="JMRT R1 revision" w:date="2026-08-08T21:43:00Z" w16du:dateUtc="2026-08-09T01:43:00Z">
+      <w:del w:id="35" w:author="JMRT R1 revision" w:date="2026-08-08T23:47:00Z" w16du:dateUtc="2026-08-09T03:47:00Z">
         <w:r>
           <w:delText>, deforming instead like a conventional</w:delText>
         </w:r>
       </w:del>
-      <w:ins w:id="36" w:author="JMRT R1 revision" w:date="2026-08-08T21:43:00Z" w16du:dateUtc="2026-08-09T01:43:00Z">
+      <w:ins w:id="36" w:author="JMRT R1 revision" w:date="2026-08-08T23:47:00Z" w16du:dateUtc="2026-08-09T03:47:00Z">
         <w:r>
           <w:t>: strain recovery on unloading was indistinguishable from</w:t>
         </w:r>
@@ -378,12 +378,12 @@
       <w:r>
         <w:t xml:space="preserve"> elastic </w:t>
       </w:r>
-      <w:del w:id="37" w:author="JMRT R1 revision" w:date="2026-08-08T21:43:00Z" w16du:dateUtc="2026-08-09T01:43:00Z">
+      <w:del w:id="37" w:author="JMRT R1 revision" w:date="2026-08-08T23:47:00Z" w16du:dateUtc="2026-08-09T03:47:00Z">
         <w:r>
           <w:delText>metal.</w:delText>
         </w:r>
       </w:del>
-      <w:ins w:id="38" w:author="JMRT R1 revision" w:date="2026-08-08T21:43:00Z" w16du:dateUtc="2026-08-09T01:43:00Z">
+      <w:ins w:id="38" w:author="JMRT R1 revision" w:date="2026-08-08T23:47:00Z" w16du:dateUtc="2026-08-09T03:47:00Z">
         <w:r>
           <w:t>springback, against ≈0.5% recoverable transformation strain in the benchmark.</w:t>
         </w:r>
@@ -391,7 +391,7 @@
       <w:r>
         <w:t xml:space="preserve"> Synchrotron </w:t>
       </w:r>
-      <w:del w:id="39" w:author="JMRT R1 revision" w:date="2026-08-08T21:43:00Z" w16du:dateUtc="2026-08-09T01:43:00Z">
+      <w:del w:id="39" w:author="JMRT R1 revision" w:date="2026-08-08T23:47:00Z" w16du:dateUtc="2026-08-09T03:47:00Z">
         <w:r>
           <w:delText xml:space="preserve">X-ray </w:delText>
         </w:r>
@@ -399,12 +399,12 @@
       <w:r>
         <w:t xml:space="preserve">diffraction </w:t>
       </w:r>
-      <w:del w:id="40" w:author="JMRT R1 revision" w:date="2026-08-08T21:43:00Z" w16du:dateUtc="2026-08-09T01:43:00Z">
+      <w:del w:id="40" w:author="JMRT R1 revision" w:date="2026-08-08T23:47:00Z" w16du:dateUtc="2026-08-09T03:47:00Z">
         <w:r>
           <w:delText>showed that</w:delText>
         </w:r>
       </w:del>
-      <w:ins w:id="41" w:author="JMRT R1 revision" w:date="2026-08-08T21:43:00Z" w16du:dateUtc="2026-08-09T01:43:00Z">
+      <w:ins w:id="41" w:author="JMRT R1 revision" w:date="2026-08-08T23:47:00Z" w16du:dateUtc="2026-08-09T03:47:00Z">
         <w:r>
           <w:t>attributes</w:t>
         </w:r>
@@ -412,12 +412,12 @@
       <w:r>
         <w:t xml:space="preserve"> this </w:t>
       </w:r>
-      <w:del w:id="42" w:author="JMRT R1 revision" w:date="2026-08-08T21:43:00Z" w16du:dateUtc="2026-08-09T01:43:00Z">
+      <w:del w:id="42" w:author="JMRT R1 revision" w:date="2026-08-08T23:47:00Z" w16du:dateUtc="2026-08-09T03:47:00Z">
         <w:r>
           <w:delText xml:space="preserve">failure stems from </w:delText>
         </w:r>
       </w:del>
-      <w:ins w:id="43" w:author="JMRT R1 revision" w:date="2026-08-08T21:43:00Z" w16du:dateUtc="2026-08-09T01:43:00Z">
+      <w:ins w:id="43" w:author="JMRT R1 revision" w:date="2026-08-08T23:47:00Z" w16du:dateUtc="2026-08-09T03:47:00Z">
         <w:r>
           <w:t xml:space="preserve">to </w:t>
         </w:r>
@@ -425,12 +425,12 @@
       <w:r>
         <w:t>a phase-stability mismatch</w:t>
       </w:r>
-      <w:del w:id="44" w:author="JMRT R1 revision" w:date="2026-08-08T21:43:00Z" w16du:dateUtc="2026-08-09T01:43:00Z">
+      <w:del w:id="44" w:author="JMRT R1 revision" w:date="2026-08-08T23:47:00Z" w16du:dateUtc="2026-08-09T03:47:00Z">
         <w:r>
           <w:delText>: the AI alloy forms</w:delText>
         </w:r>
       </w:del>
-      <w:ins w:id="45" w:author="JMRT R1 revision" w:date="2026-08-08T21:43:00Z" w16du:dateUtc="2026-08-09T01:43:00Z">
+      <w:ins w:id="45" w:author="JMRT R1 revision" w:date="2026-08-08T23:47:00Z" w16du:dateUtc="2026-08-09T03:47:00Z">
         <w:r>
           <w:t xml:space="preserve"> —</w:t>
         </w:r>
@@ -438,12 +438,12 @@
       <w:r>
         <w:t xml:space="preserve"> a stable </w:t>
       </w:r>
-      <w:del w:id="46" w:author="JMRT R1 revision" w:date="2026-08-08T21:43:00Z" w16du:dateUtc="2026-08-09T01:43:00Z">
+      <w:del w:id="46" w:author="JMRT R1 revision" w:date="2026-08-08T23:47:00Z" w16du:dateUtc="2026-08-09T03:47:00Z">
         <w:r>
           <w:delText>dual-phase</w:delText>
         </w:r>
       </w:del>
-      <w:ins w:id="47" w:author="JMRT R1 revision" w:date="2026-08-08T21:43:00Z" w16du:dateUtc="2026-08-09T01:43:00Z">
+      <w:ins w:id="47" w:author="JMRT R1 revision" w:date="2026-08-08T23:47:00Z" w16du:dateUtc="2026-08-09T03:47:00Z">
         <w:r>
           <w:t>FCC γ + BCC α duplex</w:t>
         </w:r>
@@ -451,12 +451,12 @@
       <w:r>
         <w:t xml:space="preserve"> microstructure with a minor ordered Fe</w:t>
       </w:r>
-      <w:del w:id="48" w:author="JMRT R1 revision" w:date="2026-08-08T21:43:00Z" w16du:dateUtc="2026-08-09T01:43:00Z">
+      <w:del w:id="48" w:author="JMRT R1 revision" w:date="2026-08-08T23:47:00Z" w16du:dateUtc="2026-08-09T03:47:00Z">
         <w:r>
           <w:delText>-</w:delText>
         </w:r>
       </w:del>
-      <w:ins w:id="49" w:author="JMRT R1 revision" w:date="2026-08-08T21:43:00Z" w16du:dateUtc="2026-08-09T01:43:00Z">
+      <w:ins w:id="49" w:author="JMRT R1 revision" w:date="2026-08-08T23:47:00Z" w16du:dateUtc="2026-08-09T03:47:00Z">
         <w:r>
           <w:t>₃</w:t>
         </w:r>
@@ -464,7 +464,7 @@
       <w:r>
         <w:t>Al phase</w:t>
       </w:r>
-      <w:ins w:id="50" w:author="JMRT R1 revision" w:date="2026-08-08T21:43:00Z" w16du:dateUtc="2026-08-09T01:43:00Z">
+      <w:ins w:id="50" w:author="JMRT R1 revision" w:date="2026-08-08T23:47:00Z" w16du:dateUtc="2026-08-09T03:47:00Z">
         <w:r>
           <w:t>, unchanged by deformation. Equilibrium CALPHAD calculations across three independent databases, validated against the benchmark, locate the cause. The benchmark solution-treats to single-phase</w:t>
         </w:r>
@@ -472,12 +472,12 @@
       <w:r>
         <w:t xml:space="preserve"> </w:t>
       </w:r>
-      <w:del w:id="51" w:author="JMRT R1 revision" w:date="2026-08-08T21:43:00Z" w16du:dateUtc="2026-08-09T01:43:00Z">
+      <w:del w:id="51" w:author="JMRT R1 revision" w:date="2026-08-08T23:47:00Z" w16du:dateUtc="2026-08-09T03:47:00Z">
         <w:r>
           <w:delText>that does not support the transformation pathway the benchmark alloy relies on, likely promoted by</w:delText>
         </w:r>
       </w:del>
-      <w:ins w:id="52" w:author="JMRT R1 revision" w:date="2026-08-08T21:43:00Z" w16du:dateUtc="2026-08-09T01:43:00Z">
+      <w:ins w:id="52" w:author="JMRT R1 revision" w:date="2026-08-08T23:47:00Z" w16du:dateUtc="2026-08-09T03:47:00Z">
         <w:r>
           <w:t>BCC α at 1200 °C, whereas the LLM-alloy is two-phase there and reaches single-phase α only at ≈1340 °C, above</w:t>
         </w:r>
@@ -485,12 +485,12 @@
       <w:r>
         <w:t xml:space="preserve"> its </w:t>
       </w:r>
-      <w:del w:id="53" w:author="JMRT R1 revision" w:date="2026-08-08T21:43:00Z" w16du:dateUtc="2026-08-09T01:43:00Z">
+      <w:del w:id="53" w:author="JMRT R1 revision" w:date="2026-08-08T23:47:00Z" w16du:dateUtc="2026-08-09T03:47:00Z">
         <w:r>
           <w:delText>elevated</w:delText>
         </w:r>
       </w:del>
-      <w:ins w:id="54" w:author="JMRT R1 revision" w:date="2026-08-08T21:43:00Z" w16du:dateUtc="2026-08-09T01:43:00Z">
+      <w:ins w:id="54" w:author="JMRT R1 revision" w:date="2026-08-08T23:47:00Z" w16du:dateUtc="2026-08-09T03:47:00Z">
         <w:r>
           <w:t>accessible processing range; deleting</w:t>
         </w:r>
@@ -498,12 +498,12 @@
       <w:r>
         <w:t xml:space="preserve"> carbon </w:t>
       </w:r>
-      <w:del w:id="55" w:author="JMRT R1 revision" w:date="2026-08-08T21:43:00Z" w16du:dateUtc="2026-08-09T01:43:00Z">
+      <w:del w:id="55" w:author="JMRT R1 revision" w:date="2026-08-08T23:47:00Z" w16du:dateUtc="2026-08-09T03:47:00Z">
         <w:r>
           <w:delText>content. We conclude that</w:delText>
         </w:r>
       </w:del>
-      <w:ins w:id="56" w:author="JMRT R1 revision" w:date="2026-08-08T21:43:00Z" w16du:dateUtc="2026-08-09T01:43:00Z">
+      <w:ins w:id="56" w:author="JMRT R1 revision" w:date="2026-08-08T23:47:00Z" w16du:dateUtc="2026-08-09T03:47:00Z">
         <w:r>
           <w:t>alone from the measured chemistry lowers that field to ≈1150 °C and restores the single-phase state. A carbon addition of ≈0.10 wt% is thus sufficient to close the processing window on which super-elasticity depends.</w:t>
         </w:r>
@@ -511,7 +511,7 @@
       <w:r>
         <w:t xml:space="preserve"> LLM-proposed </w:t>
       </w:r>
-      <w:del w:id="57" w:author="JMRT R1 revision" w:date="2026-08-08T21:43:00Z" w16du:dateUtc="2026-08-09T01:43:00Z">
+      <w:del w:id="57" w:author="JMRT R1 revision" w:date="2026-08-08T23:47:00Z" w16du:dateUtc="2026-08-09T03:47:00Z">
         <w:r>
           <w:delText xml:space="preserve">alloy </w:delText>
         </w:r>
@@ -519,12 +519,12 @@
       <w:r>
         <w:t xml:space="preserve">compositions </w:t>
       </w:r>
-      <w:del w:id="58" w:author="JMRT R1 revision" w:date="2026-08-08T21:43:00Z" w16du:dateUtc="2026-08-09T01:43:00Z">
+      <w:del w:id="58" w:author="JMRT R1 revision" w:date="2026-08-08T23:47:00Z" w16du:dateUtc="2026-08-09T03:47:00Z">
         <w:r>
           <w:delText>cannot be assumed to work as intended and should</w:delText>
         </w:r>
       </w:del>
-      <w:ins w:id="59" w:author="JMRT R1 revision" w:date="2026-08-08T21:43:00Z" w16du:dateUtc="2026-08-09T01:43:00Z">
+      <w:ins w:id="59" w:author="JMRT R1 revision" w:date="2026-08-08T23:47:00Z" w16du:dateUtc="2026-08-09T03:47:00Z">
         <w:r>
           <w:t>should therefore</w:t>
         </w:r>
@@ -532,7 +532,7 @@
       <w:r>
         <w:t xml:space="preserve"> be screened for competing phase stability and interstitial content before </w:t>
       </w:r>
-      <w:del w:id="60" w:author="JMRT R1 revision" w:date="2026-08-08T21:43:00Z" w16du:dateUtc="2026-08-09T01:43:00Z">
+      <w:del w:id="60" w:author="JMRT R1 revision" w:date="2026-08-08T23:47:00Z" w16du:dateUtc="2026-08-09T03:47:00Z">
         <w:r>
           <w:delText xml:space="preserve">physical </w:delText>
         </w:r>
@@ -540,12 +540,12 @@
       <w:r>
         <w:t xml:space="preserve">synthesis </w:t>
       </w:r>
-      <w:del w:id="61" w:author="JMRT R1 revision" w:date="2026-08-08T21:43:00Z" w16du:dateUtc="2026-08-09T01:43:00Z">
+      <w:del w:id="61" w:author="JMRT R1 revision" w:date="2026-08-08T23:47:00Z" w16du:dateUtc="2026-08-09T03:47:00Z">
         <w:r>
           <w:delText>is attempted</w:delText>
         </w:r>
       </w:del>
-      <w:ins w:id="62" w:author="JMRT R1 revision" w:date="2026-08-08T21:43:00Z" w16du:dateUtc="2026-08-09T01:43:00Z">
+      <w:ins w:id="62" w:author="JMRT R1 revision" w:date="2026-08-08T23:47:00Z" w16du:dateUtc="2026-08-09T03:47:00Z">
         <w:r>
           <w:t>— a check costing minutes with openly available databases</w:t>
         </w:r>
@@ -568,7 +568,7 @@
       <w:r>
         <w:t xml:space="preserve"> Fe-based shape memory alloy; super-elasticity; AI-guided alloy design</w:t>
       </w:r>
-      <w:ins w:id="63" w:author="JMRT R1 revision" w:date="2026-08-08T21:43:00Z" w16du:dateUtc="2026-08-09T01:43:00Z">
+      <w:ins w:id="63" w:author="JMRT R1 revision" w:date="2026-08-08T23:47:00Z" w16du:dateUtc="2026-08-09T03:47:00Z">
         <w:r>
           <w:t>; CALPHAD</w:t>
         </w:r>
@@ -598,7 +598,7 @@
       <w:pPr>
         <w:pStyle w:val="FirstParagraph"/>
         <w:rPr>
-          <w:ins w:id="65" w:author="JMRT R1 revision" w:date="2026-08-08T21:43:00Z" w16du:dateUtc="2026-08-09T01:43:00Z"/>
+          <w:ins w:id="65" w:author="JMRT R1 revision" w:date="2026-08-08T23:47:00Z" w16du:dateUtc="2026-08-09T03:47:00Z"/>
         </w:rPr>
       </w:pPr>
       <w:r>
@@ -610,12 +610,12 @@
       <w:r>
         <w:t xml:space="preserve">. Together these tools raise the possibility of alloy design that supplements intuition-guided iteration with AI-proposed, thermodynamically screened candidates. </w:t>
       </w:r>
-      <w:del w:id="66" w:author="JMRT R1 revision" w:date="2026-08-08T21:43:00Z" w16du:dateUtc="2026-08-09T01:43:00Z">
+      <w:del w:id="66" w:author="JMRT R1 revision" w:date="2026-08-08T23:47:00Z" w16du:dateUtc="2026-08-09T03:47:00Z">
         <w:r>
           <w:delText>Recent studies have begun applying such AI methods specifically to shape memory alloys, including data-driven composition screening [4], generative inverse design [5], and LLM-based hypothesis generation [6]. However, whether these AI models practically work or not is yet to be tested.</w:delText>
         </w:r>
       </w:del>
-      <w:ins w:id="67" w:author="JMRT R1 revision" w:date="2026-08-08T21:43:00Z" w16du:dateUtc="2026-08-09T01:43:00Z">
+      <w:ins w:id="67" w:author="JMRT R1 revision" w:date="2026-08-08T23:47:00Z" w16du:dateUtc="2026-08-09T03:47:00Z">
         <w:r>
           <w:t>Computational alloy design of this kind is not a single technique but a family of them, and the family is broader than the LLM agents examined here. Property-targeted screening searches an existing database or surrogate model for compositions meeting a specification, as in the AIMS framework for shape memory alloys [4]</w:t>
         </w:r>
@@ -628,7 +628,7 @@
       <w:pPr>
         <w:pStyle w:val="BodyText"/>
       </w:pPr>
-      <w:ins w:id="68" w:author="JMRT R1 revision" w:date="2026-08-08T21:43:00Z" w16du:dateUtc="2026-08-09T01:43:00Z">
+      <w:ins w:id="68" w:author="JMRT R1 revision" w:date="2026-08-08T23:47:00Z" w16du:dateUtc="2026-08-09T03:47:00Z">
         <w:r>
           <w:t>That shared output is where the difficulty lies, and it defines the gap this study addresses. Generating candidate compositions is now cheap and fast, and the literature reporting such candidates is growing quickly. Physically synthesizing one and testing whether it does what was claimed is neither cheap nor fast, and is correspondingly rare. Rarer still is the publication of a candidate that failed, even though a diagnosed failure constrains the design space at least as usefully as a success and is the onl</w:t>
         </w:r>
@@ -642,12 +642,12 @@
       <w:r>
         <w:t xml:space="preserve"> [1</w:t>
       </w:r>
-      <w:del w:id="69" w:author="JMRT R1 revision" w:date="2026-08-08T21:43:00Z" w16du:dateUtc="2026-08-09T01:43:00Z">
+      <w:del w:id="69" w:author="JMRT R1 revision" w:date="2026-08-08T23:47:00Z" w16du:dateUtc="2026-08-09T03:47:00Z">
         <w:r>
           <w:delText>].</w:delText>
         </w:r>
       </w:del>
-      <w:ins w:id="70" w:author="JMRT R1 revision" w:date="2026-08-08T21:43:00Z" w16du:dateUtc="2026-08-09T01:43:00Z">
+      <w:ins w:id="70" w:author="JMRT R1 revision" w:date="2026-08-08T23:47:00Z" w16du:dateUtc="2026-08-09T03:47:00Z">
         <w:r>
           <w:t>]; nor need they check that the phase fields their target microstructure requires are reachable by any processing route the laboratory can actually run.</w:t>
         </w:r>
@@ -655,7 +655,7 @@
       <w:r>
         <w:t xml:space="preserve"> A composition whose target phase lies on the DFT convex hull might still be difficult to realize in practice. </w:t>
       </w:r>
-      <w:del w:id="71" w:author="JMRT R1 revision" w:date="2026-08-08T21:43:00Z" w16du:dateUtc="2026-08-09T01:43:00Z">
+      <w:del w:id="71" w:author="JMRT R1 revision" w:date="2026-08-08T23:47:00Z" w16du:dateUtc="2026-08-09T03:47:00Z">
         <w:r>
           <w:delText xml:space="preserve">It is our interest to examine a large language model (LLM)-hypothesized shape memory alloy (SMA). </w:delText>
         </w:r>
@@ -663,12 +663,12 @@
       <w:r>
         <w:t xml:space="preserve">To the best of our knowledge, experimentally validated studies </w:t>
       </w:r>
-      <w:del w:id="72" w:author="JMRT R1 revision" w:date="2026-08-08T21:43:00Z" w16du:dateUtc="2026-08-09T01:43:00Z">
+      <w:del w:id="72" w:author="JMRT R1 revision" w:date="2026-08-08T23:47:00Z" w16du:dateUtc="2026-08-09T03:47:00Z">
         <w:r>
           <w:delText>on this topic</w:delText>
         </w:r>
       </w:del>
-      <w:ins w:id="73" w:author="JMRT R1 revision" w:date="2026-08-08T21:43:00Z" w16du:dateUtc="2026-08-09T01:43:00Z">
+      <w:ins w:id="73" w:author="JMRT R1 revision" w:date="2026-08-08T23:47:00Z" w16du:dateUtc="2026-08-09T03:47:00Z">
         <w:r>
           <w:t>of LLM-hypothesized alloys</w:t>
         </w:r>
@@ -711,12 +711,12 @@
       <w:r>
         <w:t xml:space="preserve">[13,14]. However, achieving a bamboo-like grain structure poses significant challenges, especially at industrial scale. In this study, we adopted this alloy system, trained an </w:t>
       </w:r>
-      <w:del w:id="74" w:author="JMRT R1 revision" w:date="2026-08-08T21:43:00Z" w16du:dateUtc="2026-08-09T01:43:00Z">
+      <w:del w:id="74" w:author="JMRT R1 revision" w:date="2026-08-08T23:47:00Z" w16du:dateUtc="2026-08-09T03:47:00Z">
         <w:r>
           <w:delText>AI with</w:delText>
         </w:r>
       </w:del>
-      <w:ins w:id="75" w:author="JMRT R1 revision" w:date="2026-08-08T21:43:00Z" w16du:dateUtc="2026-08-09T01:43:00Z">
+      <w:ins w:id="75" w:author="JMRT R1 revision" w:date="2026-08-08T23:47:00Z" w16du:dateUtc="2026-08-09T03:47:00Z">
         <w:r>
           <w:t>LLM agent on</w:t>
         </w:r>
@@ -724,12 +724,12 @@
       <w:r>
         <w:t xml:space="preserve"> over 200 published papers on Fe-based SMAs along with other publicly available information, and asked </w:t>
       </w:r>
-      <w:del w:id="76" w:author="JMRT R1 revision" w:date="2026-08-08T21:43:00Z" w16du:dateUtc="2026-08-09T01:43:00Z">
+      <w:del w:id="76" w:author="JMRT R1 revision" w:date="2026-08-08T23:47:00Z" w16du:dateUtc="2026-08-09T03:47:00Z">
         <w:r>
           <w:delText>the AI</w:delText>
         </w:r>
       </w:del>
-      <w:ins w:id="77" w:author="JMRT R1 revision" w:date="2026-08-08T21:43:00Z" w16du:dateUtc="2026-08-09T01:43:00Z">
+      <w:ins w:id="77" w:author="JMRT R1 revision" w:date="2026-08-08T23:47:00Z" w16du:dateUtc="2026-08-09T03:47:00Z">
         <w:r>
           <w:t>it</w:t>
         </w:r>
@@ -737,12 +737,12 @@
       <w:r>
         <w:t xml:space="preserve"> for lower-cost alternatives with the potential to exhibit super-elasticity with small grain sizes. We processed one of the </w:t>
       </w:r>
-      <w:del w:id="78" w:author="JMRT R1 revision" w:date="2026-08-08T21:43:00Z" w16du:dateUtc="2026-08-09T01:43:00Z">
+      <w:del w:id="78" w:author="JMRT R1 revision" w:date="2026-08-08T23:47:00Z" w16du:dateUtc="2026-08-09T03:47:00Z">
         <w:r>
           <w:delText>AI</w:delText>
         </w:r>
       </w:del>
-      <w:ins w:id="79" w:author="JMRT R1 revision" w:date="2026-08-08T21:43:00Z" w16du:dateUtc="2026-08-09T01:43:00Z">
+      <w:ins w:id="79" w:author="JMRT R1 revision" w:date="2026-08-08T23:47:00Z" w16du:dateUtc="2026-08-09T03:47:00Z">
         <w:r>
           <w:t>LLM</w:t>
         </w:r>
@@ -763,12 +763,12 @@
       <w:r>
         <w:t xml:space="preserve">. </w:t>
       </w:r>
-      <w:del w:id="80" w:author="JMRT R1 revision" w:date="2026-08-08T21:43:00Z" w16du:dateUtc="2026-08-09T01:43:00Z">
+      <w:del w:id="80" w:author="JMRT R1 revision" w:date="2026-08-08T23:47:00Z" w16du:dateUtc="2026-08-09T03:47:00Z">
         <w:r>
           <w:delText>Because</w:delText>
         </w:r>
       </w:del>
-      <w:ins w:id="81" w:author="JMRT R1 revision" w:date="2026-08-08T21:43:00Z" w16du:dateUtc="2026-08-09T01:43:00Z">
+      <w:ins w:id="81" w:author="JMRT R1 revision" w:date="2026-08-08T23:47:00Z" w16du:dateUtc="2026-08-09T03:47:00Z">
         <w:r>
           <w:t>Both alloys were then put through</w:t>
         </w:r>
@@ -776,7 +776,7 @@
       <w:r>
         <w:t xml:space="preserve"> the </w:t>
       </w:r>
-      <w:ins w:id="82" w:author="JMRT R1 revision" w:date="2026-08-08T21:43:00Z" w16du:dateUtc="2026-08-09T01:43:00Z">
+      <w:ins w:id="82" w:author="JMRT R1 revision" w:date="2026-08-08T23:47:00Z" w16du:dateUtc="2026-08-09T03:47:00Z">
         <w:r>
           <w:t xml:space="preserve">same nominal </w:t>
         </w:r>
@@ -784,12 +784,12 @@
       <w:r>
         <w:t xml:space="preserve">processing </w:t>
       </w:r>
-      <w:del w:id="83" w:author="JMRT R1 revision" w:date="2026-08-08T21:43:00Z" w16du:dateUtc="2026-08-09T01:43:00Z">
+      <w:del w:id="83" w:author="JMRT R1 revision" w:date="2026-08-08T23:47:00Z" w16du:dateUtc="2026-08-09T03:47:00Z">
         <w:r>
           <w:delText>history was kept</w:delText>
         </w:r>
       </w:del>
-      <w:ins w:id="84" w:author="JMRT R1 revision" w:date="2026-08-08T21:43:00Z" w16du:dateUtc="2026-08-09T01:43:00Z">
+      <w:ins w:id="84" w:author="JMRT R1 revision" w:date="2026-08-08T23:47:00Z" w16du:dateUtc="2026-08-09T03:47:00Z">
         <w:r>
           <w:t>route. Identical nominal parameters do not guarantee</w:t>
         </w:r>
@@ -797,12 +797,12 @@
       <w:r>
         <w:t xml:space="preserve"> identical </w:t>
       </w:r>
-      <w:del w:id="85" w:author="JMRT R1 revision" w:date="2026-08-08T21:43:00Z" w16du:dateUtc="2026-08-09T01:43:00Z">
+      <w:del w:id="85" w:author="JMRT R1 revision" w:date="2026-08-08T23:47:00Z" w16du:dateUtc="2026-08-09T03:47:00Z">
         <w:r>
           <w:delText>for both alloys, compositional differences</w:delText>
         </w:r>
       </w:del>
-      <w:ins w:id="86" w:author="JMRT R1 revision" w:date="2026-08-08T21:43:00Z" w16du:dateUtc="2026-08-09T01:43:00Z">
+      <w:ins w:id="86" w:author="JMRT R1 revision" w:date="2026-08-08T23:47:00Z" w16du:dateUtc="2026-08-09T03:47:00Z">
         <w:r>
           <w:t>recrystallization, grain size, texture or precipitation state in two different compositions, so what follows is a comparison of how each alloy responds to a common route rather than a controlled isolation of composition; the limits of that comparison</w:t>
         </w:r>
@@ -810,12 +810,12 @@
       <w:r>
         <w:t xml:space="preserve"> are </w:t>
       </w:r>
-      <w:del w:id="87" w:author="JMRT R1 revision" w:date="2026-08-08T21:43:00Z" w16du:dateUtc="2026-08-09T01:43:00Z">
+      <w:del w:id="87" w:author="JMRT R1 revision" w:date="2026-08-08T23:47:00Z" w16du:dateUtc="2026-08-09T03:47:00Z">
         <w:r>
           <w:delText>the sole variable determining the final mechanical properties</w:delText>
         </w:r>
       </w:del>
-      <w:ins w:id="88" w:author="JMRT R1 revision" w:date="2026-08-08T21:43:00Z" w16du:dateUtc="2026-08-09T01:43:00Z">
+      <w:ins w:id="88" w:author="JMRT R1 revision" w:date="2026-08-08T23:47:00Z" w16du:dateUtc="2026-08-09T03:47:00Z">
         <w:r>
           <w:t>stated in Sec. 4.1</w:t>
         </w:r>
@@ -828,10 +828,10 @@
       <w:pPr>
         <w:pStyle w:val="BodyText"/>
         <w:rPr>
-          <w:ins w:id="89" w:author="JMRT R1 revision" w:date="2026-08-08T21:43:00Z" w16du:dateUtc="2026-08-09T01:43:00Z"/>
-        </w:rPr>
-      </w:pPr>
-      <w:ins w:id="90" w:author="JMRT R1 revision" w:date="2026-08-08T21:43:00Z" w16du:dateUtc="2026-08-09T01:43:00Z">
+          <w:ins w:id="89" w:author="JMRT R1 revision" w:date="2026-08-08T23:47:00Z" w16du:dateUtc="2026-08-09T03:47:00Z"/>
+        </w:rPr>
+      </w:pPr>
+      <w:ins w:id="90" w:author="JMRT R1 revision" w:date="2026-08-08T23:47:00Z" w16du:dateUtc="2026-08-09T03:47:00Z">
         <w:r>
           <w:t>The hypothesis under test is the agent’s own, and it is worth stating in its own terms before it is examined. Reasoning from the Fe-Mn-Al-Ni family, the agent proposed that Ni could be reduced from 7.5 to 4 at% to lower cost, that ≈4 at% Si would compensate by stabilizing the BCC α parent and strengthening it in solid solution, and that ≈1000 ppm C would strengthen the parent further and, through fine carbides, raise the resistance to dislocation slip enough to favour stress-induced transformation over plas</w:t>
         </w:r>
@@ -876,12 +876,12 @@
       <w:r>
         <w:t xml:space="preserve">The </w:t>
       </w:r>
-      <w:del w:id="93" w:author="JMRT R1 revision" w:date="2026-08-08T21:43:00Z" w16du:dateUtc="2026-08-09T01:43:00Z">
+      <w:del w:id="93" w:author="JMRT R1 revision" w:date="2026-08-08T23:47:00Z" w16du:dateUtc="2026-08-09T03:47:00Z">
         <w:r>
           <w:delText>AI</w:delText>
         </w:r>
       </w:del>
-      <w:ins w:id="94" w:author="JMRT R1 revision" w:date="2026-08-08T21:43:00Z" w16du:dateUtc="2026-08-09T01:43:00Z">
+      <w:ins w:id="94" w:author="JMRT R1 revision" w:date="2026-08-08T23:47:00Z" w16du:dateUtc="2026-08-09T03:47:00Z">
         <w:r>
           <w:t>LLM</w:t>
         </w:r>
@@ -908,12 +908,12 @@
       <w:r>
         <w:t xml:space="preserve"> [12], was synthesized under identical conditions. These alloys are hereafter named the </w:t>
       </w:r>
-      <w:del w:id="95" w:author="JMRT R1 revision" w:date="2026-08-08T21:43:00Z" w16du:dateUtc="2026-08-09T01:43:00Z">
+      <w:del w:id="95" w:author="JMRT R1 revision" w:date="2026-08-08T23:47:00Z" w16du:dateUtc="2026-08-09T03:47:00Z">
         <w:r>
           <w:delText>AI</w:delText>
         </w:r>
       </w:del>
-      <w:ins w:id="96" w:author="JMRT R1 revision" w:date="2026-08-08T21:43:00Z" w16du:dateUtc="2026-08-09T01:43:00Z">
+      <w:ins w:id="96" w:author="JMRT R1 revision" w:date="2026-08-08T23:47:00Z" w16du:dateUtc="2026-08-09T03:47:00Z">
         <w:r>
           <w:t>LLM</w:t>
         </w:r>
@@ -921,12 +921,12 @@
       <w:r>
         <w:t xml:space="preserve">-alloy and </w:t>
       </w:r>
-      <w:del w:id="97" w:author="JMRT R1 revision" w:date="2026-08-08T21:43:00Z" w16du:dateUtc="2026-08-09T01:43:00Z">
+      <w:del w:id="97" w:author="JMRT R1 revision" w:date="2026-08-08T23:47:00Z" w16du:dateUtc="2026-08-09T03:47:00Z">
         <w:r>
           <w:delText>Omori-</w:delText>
         </w:r>
       </w:del>
-      <w:ins w:id="98" w:author="JMRT R1 revision" w:date="2026-08-08T21:43:00Z" w16du:dateUtc="2026-08-09T01:43:00Z">
+      <w:ins w:id="98" w:author="JMRT R1 revision" w:date="2026-08-08T23:47:00Z" w16du:dateUtc="2026-08-09T03:47:00Z">
         <w:r>
           <w:t xml:space="preserve">benchmark </w:t>
         </w:r>
@@ -942,7 +942,7 @@
       <w:r>
         <w:t xml:space="preserve">Using high-purity raw elements, about 2 kg of each alloy was melted in a vacuum induction furnace and cast into ø50 mm ingots. </w:t>
       </w:r>
-      <w:del w:id="99" w:author="JMRT R1 revision" w:date="2026-08-08T21:43:00Z" w16du:dateUtc="2026-08-09T01:43:00Z">
+      <w:del w:id="99" w:author="JMRT R1 revision" w:date="2026-08-08T23:47:00Z" w16du:dateUtc="2026-08-09T03:47:00Z">
         <w:r>
           <w:delText xml:space="preserve">Alloy chemistries are listed in </w:delText>
         </w:r>
@@ -957,7 +957,7 @@
           <w:delText>. For both alloys, the actual chemistries measured by inductively coupled plasma atomic emission spectroscopy (ICP-AES) are very close to the nominal values, except that Si is lower in the AI-alloy and unexpected P is present in the Omori-alloy; the source of the P is unknown.</w:delText>
         </w:r>
       </w:del>
-      <w:ins w:id="100" w:author="JMRT R1 revision" w:date="2026-08-08T21:43:00Z" w16du:dateUtc="2026-08-09T01:43:00Z">
+      <w:ins w:id="100" w:author="JMRT R1 revision" w:date="2026-08-08T23:47:00Z" w16du:dateUtc="2026-08-09T03:47:00Z">
         <w:r>
           <w:t xml:space="preserve">Measured chemistries, determined by inductively coupled plasma atomic emission spectroscopy (ICP-AES) with carbon by ASTM E1019, are listed in </w:t>
         </w:r>
@@ -972,10 +972,16 @@
           <w:t>. The benchmark alloy came out close to its nominal target (42.7Fe-34.1Mn-15.2Al-7.8Ni at% measured against 43.5-34-15-7.5 nominal). The LLM-alloy did not: silicon was recovered at only ≈50% of intent — 1.11 wt% against a nominal 2.2 wt%, or 2.04 at% against 4 at% — a shortfall consistent with oxidation loss during vacuum induction melting. For this reason the LLM-alloy is identified throughout this paper by its measured composition, 51.5Fe-29.8Mn-11.9Al-4.2Ni-2.0Si-0.45C (at%), rather than by the nominal t</w:t>
         </w:r>
         <w:r>
-          <w:t>arget it was drawn from. The benchmark alloy additionally carries 0.06 wt% (≈0.10 at%) phosphorus, a residual from commercial melting stock. This is below the level at which grain-boundary embrittlement is normally reported in Fe-Mn austenitic and duplex alloys, and the benchmark showed both good ductility and clear stress-induced transformation, so the phosphorus did not preclude the reference behaviour; any effect it had could only have degraded the benchmark, which makes the comparison drawn below conser</w:t>
-        </w:r>
-        <w:r>
-          <w:t>vative.</w:t>
+          <w:t>arget it was drawn from. It should be recognized at the outset that this composition, whether taken as nominal or as measured, does not lie in the Fe-Mn-Al-Ni shape-memory field alone. At 55.8Fe-31.8Mn-6.2Al-4.8Ni-1.1Si-0.105C (wt%) it carries essentially the same Ni-Al pairing, at essentially the same Ni level, as the Ni-alloyed Fe-Mn-Al-C low-density structural steels — Fe-15Mn-10Al-0.8C-5Ni</w:t>
+        </w:r>
+        <w:r>
+          <w:t xml:space="preserve"> [16] and Fe-16Mn-9Al-0.9C-5Ni [17] </w:t>
+        </w:r>
+        <w:r>
+          <w:t>are representative of that family — differing from them chiefly in roughly twice the manganese and about an eighth of the carbon. That the same four principal elements support two quite different design intentions, one transformational and one purely structural, is central to the interpretation developed in Sec. 4.2. The benchmark alloy additionally carries 0.06 wt% (≈0.10 at%) phosphorus, a residual from commercial melting stock. This is below the level at which grain-boundary embrittlement is normally rep</w:t>
+        </w:r>
+        <w:r>
+          <w:t>orted in Fe-Mn austenitic and duplex alloys, and the benchmark showed both good ductility and clear stress-induced transformation, so the phosphorus did not preclude the reference behaviour; any effect it had could only have degraded the benchmark, which makes the comparison drawn below conservative.</w:t>
         </w:r>
       </w:ins>
       <w:r>
@@ -1040,12 +1046,12 @@
             <w:pPr>
               <w:pStyle w:val="Compact"/>
             </w:pPr>
-            <w:del w:id="101" w:author="JMRT R1 revision" w:date="2026-08-08T21:43:00Z" w16du:dateUtc="2026-08-09T01:43:00Z">
+            <w:del w:id="101" w:author="JMRT R1 revision" w:date="2026-08-08T23:47:00Z" w16du:dateUtc="2026-08-09T03:47:00Z">
               <w:r>
                 <w:delText>AI</w:delText>
               </w:r>
             </w:del>
-            <w:ins w:id="102" w:author="JMRT R1 revision" w:date="2026-08-08T21:43:00Z" w16du:dateUtc="2026-08-09T01:43:00Z">
+            <w:ins w:id="102" w:author="JMRT R1 revision" w:date="2026-08-08T23:47:00Z" w16du:dateUtc="2026-08-09T03:47:00Z">
               <w:r>
                 <w:t>LLM</w:t>
               </w:r>
@@ -1063,12 +1069,12 @@
             <w:pPr>
               <w:pStyle w:val="Compact"/>
             </w:pPr>
-            <w:del w:id="103" w:author="JMRT R1 revision" w:date="2026-08-08T21:43:00Z" w16du:dateUtc="2026-08-09T01:43:00Z">
+            <w:del w:id="103" w:author="JMRT R1 revision" w:date="2026-08-08T23:47:00Z" w16du:dateUtc="2026-08-09T03:47:00Z">
               <w:r>
                 <w:delText>AI</w:delText>
               </w:r>
             </w:del>
-            <w:ins w:id="104" w:author="JMRT R1 revision" w:date="2026-08-08T21:43:00Z" w16du:dateUtc="2026-08-09T01:43:00Z">
+            <w:ins w:id="104" w:author="JMRT R1 revision" w:date="2026-08-08T23:47:00Z" w16du:dateUtc="2026-08-09T03:47:00Z">
               <w:r>
                 <w:t>LLM</w:t>
               </w:r>
@@ -1086,12 +1092,12 @@
             <w:pPr>
               <w:pStyle w:val="Compact"/>
             </w:pPr>
-            <w:del w:id="105" w:author="JMRT R1 revision" w:date="2026-08-08T21:43:00Z" w16du:dateUtc="2026-08-09T01:43:00Z">
+            <w:del w:id="105" w:author="JMRT R1 revision" w:date="2026-08-08T23:47:00Z" w16du:dateUtc="2026-08-09T03:47:00Z">
               <w:r>
                 <w:delText>Omori-</w:delText>
               </w:r>
             </w:del>
-            <w:ins w:id="106" w:author="JMRT R1 revision" w:date="2026-08-08T21:43:00Z" w16du:dateUtc="2026-08-09T01:43:00Z">
+            <w:ins w:id="106" w:author="JMRT R1 revision" w:date="2026-08-08T23:47:00Z" w16du:dateUtc="2026-08-09T03:47:00Z">
               <w:r>
                 <w:t xml:space="preserve">benchmark </w:t>
               </w:r>
@@ -1109,12 +1115,12 @@
             <w:pPr>
               <w:pStyle w:val="Compact"/>
             </w:pPr>
-            <w:del w:id="107" w:author="JMRT R1 revision" w:date="2026-08-08T21:43:00Z" w16du:dateUtc="2026-08-09T01:43:00Z">
+            <w:del w:id="107" w:author="JMRT R1 revision" w:date="2026-08-08T23:47:00Z" w16du:dateUtc="2026-08-09T03:47:00Z">
               <w:r>
                 <w:delText>Omori-</w:delText>
               </w:r>
             </w:del>
-            <w:ins w:id="108" w:author="JMRT R1 revision" w:date="2026-08-08T21:43:00Z" w16du:dateUtc="2026-08-09T01:43:00Z">
+            <w:ins w:id="108" w:author="JMRT R1 revision" w:date="2026-08-08T23:47:00Z" w16du:dateUtc="2026-08-09T03:47:00Z">
               <w:r>
                 <w:t xml:space="preserve">benchmark </w:t>
               </w:r>
@@ -1616,14 +1622,27 @@
         <w:t>ent at 1200 °C for 60 minutes followed by water quench. The same heat treatment has been used by others to promote abnormal grain growth</w:t>
       </w:r>
       <w:r>
-        <w:t xml:space="preserve"> [16]. Heat treatment above 1200 °C caused severe oxidation or furnace contamination.</w:t>
+        <w:t xml:space="preserve"> [</w:t>
+      </w:r>
+      <w:del w:id="110" w:author="JMRT R1 revision" w:date="2026-08-08T23:47:00Z" w16du:dateUtc="2026-08-09T03:47:00Z">
+        <w:r>
+          <w:delText>16</w:delText>
+        </w:r>
+      </w:del>
+      <w:ins w:id="111" w:author="JMRT R1 revision" w:date="2026-08-08T23:47:00Z" w16du:dateUtc="2026-08-09T03:47:00Z">
+        <w:r>
+          <w:t>18</w:t>
+        </w:r>
+      </w:ins>
+      <w:r>
+        <w:t>]. Heat treatment above 1200 °C caused severe oxidation or furnace contamination.</w:t>
       </w:r>
     </w:p>
     <w:p>
       <w:pPr>
         <w:pStyle w:val="Heading2"/>
       </w:pPr>
-      <w:bookmarkStart w:id="110" w:name="metallography"/>
+      <w:bookmarkStart w:id="112" w:name="metallography"/>
       <w:bookmarkEnd w:id="109"/>
       <w:r>
         <w:t>2.3 Metallography</w:t>
@@ -1644,8 +1663,8 @@
       <w:pPr>
         <w:pStyle w:val="Heading2"/>
       </w:pPr>
-      <w:bookmarkStart w:id="111" w:name="mechanical-testing"/>
-      <w:bookmarkEnd w:id="110"/>
+      <w:bookmarkStart w:id="113" w:name="mechanical-testing"/>
+      <w:bookmarkEnd w:id="112"/>
       <w:r>
         <w:t>2.4 Mechanical testing</w:t>
       </w:r>
@@ -1657,12 +1676,12 @@
       <w:r>
         <w:t>Room-temperature cyclic tensile testing was performed on an Instron in displacement control. During the test, each specimen was cyclically loaded to fracture with a 1% strain increment for each cycle. The sample gauge length was 13 mm and the strain rate was 1 × 10⁻³ s⁻¹. This test reveals the material’s super-elasticity. A special loading–unloading–heating cyclic tensile test was also conducted to evaluate any potential shape-memory response. In this case, selected samples were loaded to 3% strain</w:t>
       </w:r>
-      <w:del w:id="112" w:author="JMRT R1 revision" w:date="2026-08-08T21:43:00Z" w16du:dateUtc="2026-08-09T01:43:00Z">
+      <w:del w:id="114" w:author="JMRT R1 revision" w:date="2026-08-08T23:47:00Z" w16du:dateUtc="2026-08-09T03:47:00Z">
         <w:r>
           <w:delText>,</w:delText>
         </w:r>
       </w:del>
-      <w:ins w:id="113" w:author="JMRT R1 revision" w:date="2026-08-08T21:43:00Z" w16du:dateUtc="2026-08-09T01:43:00Z">
+      <w:ins w:id="115" w:author="JMRT R1 revision" w:date="2026-08-08T23:47:00Z" w16du:dateUtc="2026-08-09T03:47:00Z">
         <w:r>
           <w:t xml:space="preserve"> and</w:t>
         </w:r>
@@ -1670,12 +1689,12 @@
       <w:r>
         <w:t xml:space="preserve"> unloaded to zero stress, </w:t>
       </w:r>
-      <w:del w:id="114" w:author="JMRT R1 revision" w:date="2026-08-08T21:43:00Z" w16du:dateUtc="2026-08-09T01:43:00Z">
+      <w:del w:id="116" w:author="JMRT R1 revision" w:date="2026-08-08T23:47:00Z" w16du:dateUtc="2026-08-09T03:47:00Z">
         <w:r>
           <w:delText>and continued</w:delText>
         </w:r>
       </w:del>
-      <w:ins w:id="115" w:author="JMRT R1 revision" w:date="2026-08-08T21:43:00Z" w16du:dateUtc="2026-08-09T01:43:00Z">
+      <w:ins w:id="117" w:author="JMRT R1 revision" w:date="2026-08-08T23:47:00Z" w16du:dateUtc="2026-08-09T03:47:00Z">
         <w:r>
           <w:t>after which the crosshead was returned</w:t>
         </w:r>
@@ -1683,7 +1702,7 @@
       <w:r>
         <w:t xml:space="preserve"> to </w:t>
       </w:r>
-      <w:ins w:id="116" w:author="JMRT R1 revision" w:date="2026-08-08T21:43:00Z" w16du:dateUtc="2026-08-09T01:43:00Z">
+      <w:ins w:id="118" w:author="JMRT R1 revision" w:date="2026-08-08T23:47:00Z" w16du:dateUtc="2026-08-09T03:47:00Z">
         <w:r>
           <w:t xml:space="preserve">its starting position (nominal </w:t>
         </w:r>
@@ -1691,12 +1710,12 @@
       <w:r>
         <w:t>zero strain</w:t>
       </w:r>
-      <w:del w:id="117" w:author="JMRT R1 revision" w:date="2026-08-08T21:43:00Z" w16du:dateUtc="2026-08-09T01:43:00Z">
+      <w:del w:id="119" w:author="JMRT R1 revision" w:date="2026-08-08T23:47:00Z" w16du:dateUtc="2026-08-09T03:47:00Z">
         <w:r>
           <w:delText>.</w:delText>
         </w:r>
       </w:del>
-      <w:ins w:id="118" w:author="JMRT R1 revision" w:date="2026-08-08T21:43:00Z" w16du:dateUtc="2026-08-09T01:43:00Z">
+      <w:ins w:id="120" w:author="JMRT R1 revision" w:date="2026-08-08T23:47:00Z" w16du:dateUtc="2026-08-09T03:47:00Z">
         <w:r>
           <w:t>).</w:t>
         </w:r>
@@ -1709,8 +1728,8 @@
       <w:pPr>
         <w:pStyle w:val="Heading2"/>
       </w:pPr>
-      <w:bookmarkStart w:id="119" w:name="synchrotron-x-ray-diffraction"/>
-      <w:bookmarkEnd w:id="111"/>
+      <w:bookmarkStart w:id="121" w:name="synchrotron-x-ray-diffraction"/>
+      <w:bookmarkEnd w:id="113"/>
       <w:r>
         <w:t>2.5 Synchrotron X-ray diffraction</w:t>
       </w:r>
@@ -1720,28 +1739,67 @@
         <w:pStyle w:val="FirstParagraph"/>
       </w:pPr>
       <w:r>
-        <w:t>To identify phase constitution and potential phase change, synchrotron XRD measurements were performed at the ultra-hard X-ray multifunctional application beamline BL12SW of the Shanghai Synchrotron Radiation Facility (SSRF) [17,18]</w:t>
-      </w:r>
-      <w:r>
-        <w:t xml:space="preserve">. The incident wavelength was λ = 0.12587 Å with a beam size of 0.5 × 0.5 mm². Two-dimensional Debye–Scherrer patterns were collected from each specimen before and after tensile deformation to test for any potential phase transformation. These 2D images were processed using FIT2D [19], where diffraction data were sliced at 5-degree intervals along the 360-degree azimuth and integrated to generate 72 diffraction spectra, which were then fitted by Rietveld refinement [20] in MAUD </w:t>
-      </w:r>
-      <w:del w:id="120" w:author="JMRT R1 revision" w:date="2026-08-08T21:43:00Z" w16du:dateUtc="2026-08-09T01:43:00Z">
-        <w:r>
-          <w:delText>software</w:delText>
-        </w:r>
-      </w:del>
-      <w:ins w:id="121" w:author="JMRT R1 revision" w:date="2026-08-08T21:43:00Z" w16du:dateUtc="2026-08-09T01:43:00Z">
-        <w:r>
-          <w:t>version 2.33</w:t>
-        </w:r>
-      </w:ins>
-      <w:r>
-        <w:t xml:space="preserve"> [21] </w:t>
+        <w:t>To identify phase constitution and potential phase change, synchrotron XRD measurements were performed at the ultra-hard X-ray multifunctional application beamline BL12SW of the Shanghai Synchrotron Radiation Facility (SSRF) [</w:t>
+      </w:r>
+      <w:del w:id="122" w:author="JMRT R1 revision" w:date="2026-08-08T23:47:00Z" w16du:dateUtc="2026-08-09T03:47:00Z">
+        <w:r>
+          <w:delText>17,18</w:delText>
+        </w:r>
+      </w:del>
+      <w:ins w:id="123" w:author="JMRT R1 revision" w:date="2026-08-08T23:47:00Z" w16du:dateUtc="2026-08-09T03:47:00Z">
+        <w:r>
+          <w:t>19,20</w:t>
+        </w:r>
+      </w:ins>
+      <w:r>
+        <w:t>]</w:t>
+      </w:r>
+      <w:r>
+        <w:t>. The incident wavelength was λ = 0.12587 Å with a beam size of 0.5 × 0.5 mm². Two-dimensional Debye–Scherrer patterns were collected from each specimen before and after tensile deformation to test for any potential phase transformation. These 2D images were processed using FIT2D [</w:t>
+      </w:r>
+      <w:del w:id="124" w:author="JMRT R1 revision" w:date="2026-08-08T23:47:00Z" w16du:dateUtc="2026-08-09T03:47:00Z">
+        <w:r>
+          <w:delText>19</w:delText>
+        </w:r>
+      </w:del>
+      <w:ins w:id="125" w:author="JMRT R1 revision" w:date="2026-08-08T23:47:00Z" w16du:dateUtc="2026-08-09T03:47:00Z">
+        <w:r>
+          <w:t>21</w:t>
+        </w:r>
+      </w:ins>
+      <w:r>
+        <w:t>], where diffraction data were sliced at 5-degree intervals along the 360-degree azimuth and integrated to generate 72 diffraction spectra, which were then fitted by Rietveld refinement [</w:t>
+      </w:r>
+      <w:del w:id="126" w:author="JMRT R1 revision" w:date="2026-08-08T23:47:00Z" w16du:dateUtc="2026-08-09T03:47:00Z">
+        <w:r>
+          <w:delText>20</w:delText>
+        </w:r>
+      </w:del>
+      <w:ins w:id="127" w:author="JMRT R1 revision" w:date="2026-08-08T23:47:00Z" w16du:dateUtc="2026-08-09T03:47:00Z">
+        <w:r>
+          <w:t>22</w:t>
+        </w:r>
+      </w:ins>
+      <w:r>
+        <w:t xml:space="preserve">] in MAUD </w:t>
+      </w:r>
+      <w:del w:id="128" w:author="JMRT R1 revision" w:date="2026-08-08T23:47:00Z" w16du:dateUtc="2026-08-09T03:47:00Z">
+        <w:r>
+          <w:delText>software [21</w:delText>
+        </w:r>
+      </w:del>
+      <w:ins w:id="129" w:author="JMRT R1 revision" w:date="2026-08-08T23:47:00Z" w16du:dateUtc="2026-08-09T03:47:00Z">
+        <w:r>
+          <w:t>version 2.33 [23</w:t>
+        </w:r>
+      </w:ins>
+      <w:r>
+        <w:t xml:space="preserve">] </w:t>
       </w:r>
       <w:r>
         <w:t>to identify phase constitutions, volume fractions, and crystal orientations of the different phases.</w:t>
       </w:r>
-      <w:ins w:id="122" w:author="JMRT R1 revision" w:date="2026-08-08T21:43:00Z" w16du:dateUtc="2026-08-09T01:43:00Z">
+      <w:ins w:id="130" w:author="JMRT R1 revision" w:date="2026-08-08T23:47:00Z" w16du:dateUtc="2026-08-09T03:47:00Z">
         <w:r>
           <w:t xml:space="preserve"> All azimuthal spectra were refined simultaneously against a three-phase model — γ (Fm-3m), α (Im-3m) and D0₃ Fe₃Al (Fm-3m) — with lattice parameters a = 3.6366, 2.8865 and 5.7734 Å respectively. Crystallographic texture was treated explicitly by the E-WIMV orientation-distribution-function algorithm rather than by a preferred-orientation correction; this is necessary here because the cold-drawn wire carries a strong fibre texture, so that no single azimuthal slice is representative of the bulk and the azim</w:t>
         </w:r>
@@ -1754,12 +1812,12 @@
       <w:pPr>
         <w:pStyle w:val="Heading2"/>
         <w:rPr>
-          <w:ins w:id="123" w:author="JMRT R1 revision" w:date="2026-08-08T21:43:00Z" w16du:dateUtc="2026-08-09T01:43:00Z"/>
-        </w:rPr>
-      </w:pPr>
-      <w:bookmarkStart w:id="124" w:name="equilibrium-thermodynamic-calculations"/>
-      <w:bookmarkEnd w:id="119"/>
-      <w:ins w:id="125" w:author="JMRT R1 revision" w:date="2026-08-08T21:43:00Z" w16du:dateUtc="2026-08-09T01:43:00Z">
+          <w:ins w:id="131" w:author="JMRT R1 revision" w:date="2026-08-08T23:47:00Z" w16du:dateUtc="2026-08-09T03:47:00Z"/>
+        </w:rPr>
+      </w:pPr>
+      <w:bookmarkStart w:id="132" w:name="equilibrium-thermodynamic-calculations"/>
+      <w:bookmarkEnd w:id="121"/>
+      <w:ins w:id="133" w:author="JMRT R1 revision" w:date="2026-08-08T23:47:00Z" w16du:dateUtc="2026-08-09T03:47:00Z">
         <w:r>
           <w:t>2.6 Equilibrium thermodynamic calculations</w:t>
         </w:r>
@@ -1769,12 +1827,12 @@
       <w:pPr>
         <w:pStyle w:val="FirstParagraph"/>
         <w:rPr>
-          <w:ins w:id="126" w:author="JMRT R1 revision" w:date="2026-08-08T21:43:00Z" w16du:dateUtc="2026-08-09T01:43:00Z"/>
-        </w:rPr>
-      </w:pPr>
-      <w:ins w:id="127" w:author="JMRT R1 revision" w:date="2026-08-08T21:43:00Z" w16du:dateUtc="2026-08-09T01:43:00Z">
-        <w:r>
-          <w:t xml:space="preserve">Equilibrium phase fractions were computed with the CALPHAD method [22] using pycalphad 0.11.2, an open-source Python implementation of the Gibbs-energy-minimization formalism [23]. Isoplethal step diagrams were calculated at 1 atm from 400 to 1400 °C in 10 °C increments; a first pass on a 20 °C grid reproduced every shared point exactly, confirming that the results are grid-independent. Input compositions were the ICP-AES chemistries of </w:t>
+          <w:ins w:id="134" w:author="JMRT R1 revision" w:date="2026-08-08T23:47:00Z" w16du:dateUtc="2026-08-09T03:47:00Z"/>
+        </w:rPr>
+      </w:pPr>
+      <w:ins w:id="135" w:author="JMRT R1 revision" w:date="2026-08-08T23:47:00Z" w16du:dateUtc="2026-08-09T03:47:00Z">
+        <w:r>
+          <w:t xml:space="preserve">Equilibrium phase fractions were computed with the CALPHAD method [24] using pycalphad 0.11.2, an open-source Python implementation of the Gibbs-energy-minimization formalism [25]. Isoplethal step diagrams were calculated at 1 atm from 400 to 1400 °C in 10 °C increments; a first pass on a 20 °C grid reproduced every shared point exactly, confirming that the results are grid-independent. Input compositions were the ICP-AES chemistries of </w:t>
         </w:r>
         <w:r>
           <w:rPr>
@@ -1798,10 +1856,10 @@
       <w:pPr>
         <w:pStyle w:val="BodyText"/>
         <w:rPr>
-          <w:ins w:id="128" w:author="JMRT R1 revision" w:date="2026-08-08T21:43:00Z" w16du:dateUtc="2026-08-09T01:43:00Z"/>
-        </w:rPr>
-      </w:pPr>
-      <w:ins w:id="129" w:author="JMRT R1 revision" w:date="2026-08-08T21:43:00Z" w16du:dateUtc="2026-08-09T01:43:00Z">
+          <w:ins w:id="136" w:author="JMRT R1 revision" w:date="2026-08-08T23:47:00Z" w16du:dateUtc="2026-08-09T03:47:00Z"/>
+        </w:rPr>
+      </w:pPr>
+      <w:ins w:id="137" w:author="JMRT R1 revision" w:date="2026-08-08T23:47:00Z" w16du:dateUtc="2026-08-09T03:47:00Z">
         <w:r>
           <w:t xml:space="preserve">No single publicly available thermodynamic database assesses Fe–Mn–Al–Ni–Si–C simultaneously </w:t>
         </w:r>
@@ -1823,7 +1881,7 @@
           <w:t>mpea-02b</w:t>
         </w:r>
         <w:r>
-          <w:t xml:space="preserve"> [24,25]</w:t>
+          <w:t xml:space="preserve"> [26,27]</w:t>
         </w:r>
         <w:r>
           <w:t xml:space="preserve">, the only one covering Fe–Mn–Al–Ni–C together, in which B2 is treated as an ordered partition of the disordered A2 lattice; it does not contain Si. </w:t>
@@ -1836,7 +1894,7 @@
           <w:t>PrecHiMn-04</w:t>
         </w:r>
         <w:r>
-          <w:t xml:space="preserve"> [26] was used as a cross-check because it is the only one that models D0₃ (through a four-sublattice bcc description) and κ-(Fe,Mn)₃AlC while also carrying Si, though it contains no Ni. </w:t>
+          <w:t xml:space="preserve"> [28] was used as a cross-check because it is the only one that models D0₃ (through a four-sublattice bcc description) and κ-(Fe,Mn)₃AlC while also carrying Si, though it contains no Ni. </w:t>
         </w:r>
         <w:r>
           <w:rPr>
@@ -1846,7 +1904,7 @@
           <w:t>mc_fe v2.059</w:t>
         </w:r>
         <w:r>
-          <w:t xml:space="preserve"> [27] </w:t>
+          <w:t xml:space="preserve"> [29] </w:t>
         </w:r>
         <w:r>
           <w:t>provided the broadest element coverage and is the only database able to carry Si, C and the benchmark alloy’s 0.06 wt% P at once, at the cost of the least detailed ordering description. Where a database does not assess an element that is present in the alloy, that element was omitted and the remaining composition renormalized to unity; this shifts the modelled elements by at most 0.6 at% from the chemistries quoted above, so that the composition solved in mpea-02b for the LLM-alloy is Fe–30.5Mn–12.2Al–4.3Ni</w:t>
@@ -1860,10 +1918,10 @@
       <w:pPr>
         <w:pStyle w:val="BodyText"/>
         <w:rPr>
-          <w:ins w:id="130" w:author="JMRT R1 revision" w:date="2026-08-08T21:43:00Z" w16du:dateUtc="2026-08-09T01:43:00Z"/>
-        </w:rPr>
-      </w:pPr>
-      <w:ins w:id="131" w:author="JMRT R1 revision" w:date="2026-08-08T21:43:00Z" w16du:dateUtc="2026-08-09T01:43:00Z">
+          <w:ins w:id="138" w:author="JMRT R1 revision" w:date="2026-08-08T23:47:00Z" w16du:dateUtc="2026-08-09T03:47:00Z"/>
+        </w:rPr>
+      </w:pPr>
+      <w:ins w:id="139" w:author="JMRT R1 revision" w:date="2026-08-08T23:47:00Z" w16du:dateUtc="2026-08-09T03:47:00Z">
         <w:r>
           <w:t>Four limitations should be borne in mind when reading these calculations. First, they describe equilibrium, whereas the wires were annealed for 1 to 40 minutes and cooled rapidly; equilibrium is the destination, not the as-quenched state. Second, Si is absent from the primary database. Because Si is a ferrite stabilizer, omitting it biases that database toward γ, which is the same direction as the conclusion drawn below; the omission is therefore not conservative and must be checked rather than argued away.</w:t>
         </w:r>
@@ -1902,9 +1960,9 @@
       <w:pPr>
         <w:pStyle w:val="Heading1"/>
       </w:pPr>
-      <w:bookmarkStart w:id="132" w:name="experiment-results"/>
+      <w:bookmarkStart w:id="140" w:name="experiment-results"/>
       <w:bookmarkEnd w:id="91"/>
-      <w:bookmarkEnd w:id="124"/>
+      <w:bookmarkEnd w:id="132"/>
       <w:r>
         <w:t>3. Experiment Results</w:t>
       </w:r>
@@ -1913,7 +1971,7 @@
       <w:pPr>
         <w:pStyle w:val="Heading2"/>
       </w:pPr>
-      <w:bookmarkStart w:id="133" w:name="microstructure"/>
+      <w:bookmarkStart w:id="141" w:name="microstructure"/>
       <w:r>
         <w:t>3.1 Microstructure</w:t>
       </w:r>
@@ -1932,12 +1990,12 @@
       <w:r>
         <w:t xml:space="preserve"> shows the microstructure of the </w:t>
       </w:r>
-      <w:del w:id="134" w:author="JMRT R1 revision" w:date="2026-08-08T21:43:00Z" w16du:dateUtc="2026-08-09T01:43:00Z">
+      <w:del w:id="142" w:author="JMRT R1 revision" w:date="2026-08-08T23:47:00Z" w16du:dateUtc="2026-08-09T03:47:00Z">
         <w:r>
           <w:delText xml:space="preserve">AI </w:delText>
         </w:r>
       </w:del>
-      <w:ins w:id="135" w:author="JMRT R1 revision" w:date="2026-08-08T21:43:00Z" w16du:dateUtc="2026-08-09T01:43:00Z">
+      <w:ins w:id="143" w:author="JMRT R1 revision" w:date="2026-08-08T23:47:00Z" w16du:dateUtc="2026-08-09T03:47:00Z">
         <w:r>
           <w:t>LLM-</w:t>
         </w:r>
@@ -1955,12 +2013,12 @@
       <w:r>
         <w:t xml:space="preserve">) </w:t>
       </w:r>
-      <w:del w:id="136" w:author="JMRT R1 revision" w:date="2026-08-08T21:43:00Z" w16du:dateUtc="2026-08-09T01:43:00Z">
+      <w:del w:id="144" w:author="JMRT R1 revision" w:date="2026-08-08T23:47:00Z" w16du:dateUtc="2026-08-09T03:47:00Z">
         <w:r>
           <w:delText>identifies</w:delText>
         </w:r>
       </w:del>
-      <w:ins w:id="137" w:author="JMRT R1 revision" w:date="2026-08-08T21:43:00Z" w16du:dateUtc="2026-08-09T01:43:00Z">
+      <w:ins w:id="145" w:author="JMRT R1 revision" w:date="2026-08-08T23:47:00Z" w16du:dateUtc="2026-08-09T03:47:00Z">
         <w:r>
           <w:t>resolves</w:t>
         </w:r>
@@ -1968,12 +2026,12 @@
       <w:r>
         <w:t xml:space="preserve"> this morphology as an </w:t>
       </w:r>
-      <w:del w:id="138" w:author="JMRT R1 revision" w:date="2026-08-08T21:43:00Z" w16du:dateUtc="2026-08-09T01:43:00Z">
+      <w:del w:id="146" w:author="JMRT R1 revision" w:date="2026-08-08T23:47:00Z" w16du:dateUtc="2026-08-09T03:47:00Z">
         <w:r>
           <w:delText xml:space="preserve">intimate </w:delText>
         </w:r>
       </w:del>
-      <w:ins w:id="139" w:author="JMRT R1 revision" w:date="2026-08-08T21:43:00Z" w16du:dateUtc="2026-08-09T01:43:00Z">
+      <w:ins w:id="147" w:author="JMRT R1 revision" w:date="2026-08-08T23:47:00Z" w16du:dateUtc="2026-08-09T03:47:00Z">
         <w:r>
           <w:t xml:space="preserve">intimately interlocked two-phase </w:t>
         </w:r>
@@ -1981,7 +2039,7 @@
       <w:r>
         <w:t xml:space="preserve">mixture of a </w:t>
       </w:r>
-      <w:del w:id="140" w:author="JMRT R1 revision" w:date="2026-08-08T21:43:00Z" w16du:dateUtc="2026-08-09T01:43:00Z">
+      <w:del w:id="148" w:author="JMRT R1 revision" w:date="2026-08-08T23:47:00Z" w16du:dateUtc="2026-08-09T03:47:00Z">
         <w:r>
           <w:delText>matrix (</w:delText>
         </w:r>
@@ -1989,12 +2047,12 @@
       <w:r>
         <w:t xml:space="preserve">darker grey </w:t>
       </w:r>
-      <w:del w:id="141" w:author="JMRT R1 revision" w:date="2026-08-08T21:43:00Z" w16du:dateUtc="2026-08-09T01:43:00Z">
+      <w:del w:id="149" w:author="JMRT R1 revision" w:date="2026-08-08T23:47:00Z" w16du:dateUtc="2026-08-09T03:47:00Z">
         <w:r>
           <w:delText>area) interlocked with blocky islands (</w:delText>
         </w:r>
       </w:del>
-      <w:ins w:id="142" w:author="JMRT R1 revision" w:date="2026-08-08T21:43:00Z" w16du:dateUtc="2026-08-09T01:43:00Z">
+      <w:ins w:id="150" w:author="JMRT R1 revision" w:date="2026-08-08T23:47:00Z" w16du:dateUtc="2026-08-09T03:47:00Z">
         <w:r>
           <w:t xml:space="preserve">constituent and a </w:t>
         </w:r>
@@ -2002,12 +2060,12 @@
       <w:r>
         <w:t>brighter</w:t>
       </w:r>
-      <w:del w:id="143" w:author="JMRT R1 revision" w:date="2026-08-08T21:43:00Z" w16du:dateUtc="2026-08-09T01:43:00Z">
+      <w:del w:id="151" w:author="JMRT R1 revision" w:date="2026-08-08T23:47:00Z" w16du:dateUtc="2026-08-09T03:47:00Z">
         <w:r>
           <w:delText xml:space="preserve"> areas).</w:delText>
         </w:r>
       </w:del>
-      <w:ins w:id="144" w:author="JMRT R1 revision" w:date="2026-08-08T21:43:00Z" w16du:dateUtc="2026-08-09T01:43:00Z">
+      <w:ins w:id="152" w:author="JMRT R1 revision" w:date="2026-08-08T23:47:00Z" w16du:dateUtc="2026-08-09T03:47:00Z">
         <w:r>
           <w:t>, blockier one.</w:t>
         </w:r>
@@ -2015,7 +2073,7 @@
       <w:r>
         <w:t xml:space="preserve"> EDS </w:t>
       </w:r>
-      <w:del w:id="145" w:author="JMRT R1 revision" w:date="2026-08-08T21:43:00Z" w16du:dateUtc="2026-08-09T01:43:00Z">
+      <w:del w:id="153" w:author="JMRT R1 revision" w:date="2026-08-08T23:47:00Z" w16du:dateUtc="2026-08-09T03:47:00Z">
         <w:r>
           <w:delText xml:space="preserve">analysis </w:delText>
         </w:r>
@@ -2023,7 +2081,7 @@
       <w:r>
         <w:t xml:space="preserve">detected higher Al </w:t>
       </w:r>
-      <w:del w:id="146" w:author="JMRT R1 revision" w:date="2026-08-08T21:43:00Z" w16du:dateUtc="2026-08-09T01:43:00Z">
+      <w:del w:id="154" w:author="JMRT R1 revision" w:date="2026-08-08T23:47:00Z" w16du:dateUtc="2026-08-09T03:47:00Z">
         <w:r>
           <w:delText xml:space="preserve">content </w:delText>
         </w:r>
@@ -2031,12 +2089,12 @@
       <w:r>
         <w:t xml:space="preserve">in the </w:t>
       </w:r>
-      <w:del w:id="147" w:author="JMRT R1 revision" w:date="2026-08-08T21:43:00Z" w16du:dateUtc="2026-08-09T01:43:00Z">
+      <w:del w:id="155" w:author="JMRT R1 revision" w:date="2026-08-08T23:47:00Z" w16du:dateUtc="2026-08-09T03:47:00Z">
         <w:r>
           <w:delText>matrix but more</w:delText>
         </w:r>
       </w:del>
-      <w:ins w:id="148" w:author="JMRT R1 revision" w:date="2026-08-08T21:43:00Z" w16du:dateUtc="2026-08-09T01:43:00Z">
+      <w:ins w:id="156" w:author="JMRT R1 revision" w:date="2026-08-08T23:47:00Z" w16du:dateUtc="2026-08-09T03:47:00Z">
         <w:r>
           <w:t>darker constituent and higher</w:t>
         </w:r>
@@ -2044,12 +2102,12 @@
       <w:r>
         <w:t xml:space="preserve"> Mn in the </w:t>
       </w:r>
-      <w:del w:id="149" w:author="JMRT R1 revision" w:date="2026-08-08T21:43:00Z" w16du:dateUtc="2026-08-09T01:43:00Z">
+      <w:del w:id="157" w:author="JMRT R1 revision" w:date="2026-08-08T23:47:00Z" w16du:dateUtc="2026-08-09T03:47:00Z">
         <w:r>
           <w:delText xml:space="preserve">blocky islands, suggesting that the AI alloy has a dual-phase </w:delText>
         </w:r>
       </w:del>
-      <w:ins w:id="150" w:author="JMRT R1 revision" w:date="2026-08-08T21:43:00Z" w16du:dateUtc="2026-08-09T01:43:00Z">
+      <w:ins w:id="158" w:author="JMRT R1 revision" w:date="2026-08-08T23:47:00Z" w16du:dateUtc="2026-08-09T03:47:00Z">
         <w:r>
           <w:t xml:space="preserve">brighter one, consistent with a duplex </w:t>
         </w:r>
@@ -2057,12 +2115,12 @@
       <w:r>
         <w:t>structure</w:t>
       </w:r>
-      <w:del w:id="151" w:author="JMRT R1 revision" w:date="2026-08-08T21:43:00Z" w16du:dateUtc="2026-08-09T01:43:00Z">
+      <w:del w:id="159" w:author="JMRT R1 revision" w:date="2026-08-08T23:47:00Z" w16du:dateUtc="2026-08-09T03:47:00Z">
         <w:r>
           <w:delText>, where</w:delText>
         </w:r>
       </w:del>
-      <w:ins w:id="152" w:author="JMRT R1 revision" w:date="2026-08-08T21:43:00Z" w16du:dateUtc="2026-08-09T01:43:00Z">
+      <w:ins w:id="160" w:author="JMRT R1 revision" w:date="2026-08-08T23:47:00Z" w16du:dateUtc="2026-08-09T03:47:00Z">
         <w:r>
           <w:t xml:space="preserve"> in which</w:t>
         </w:r>
@@ -2070,12 +2128,12 @@
       <w:r>
         <w:t xml:space="preserve"> the Al-rich </w:t>
       </w:r>
-      <w:del w:id="153" w:author="JMRT R1 revision" w:date="2026-08-08T21:43:00Z" w16du:dateUtc="2026-08-09T01:43:00Z">
+      <w:del w:id="161" w:author="JMRT R1 revision" w:date="2026-08-08T23:47:00Z" w16du:dateUtc="2026-08-09T03:47:00Z">
         <w:r>
           <w:delText>areas</w:delText>
         </w:r>
       </w:del>
-      <w:ins w:id="154" w:author="JMRT R1 revision" w:date="2026-08-08T21:43:00Z" w16du:dateUtc="2026-08-09T01:43:00Z">
+      <w:ins w:id="162" w:author="JMRT R1 revision" w:date="2026-08-08T23:47:00Z" w16du:dateUtc="2026-08-09T03:47:00Z">
         <w:r>
           <w:t>regions</w:t>
         </w:r>
@@ -2083,7 +2141,7 @@
       <w:r>
         <w:t xml:space="preserve"> are </w:t>
       </w:r>
-      <w:del w:id="155" w:author="JMRT R1 revision" w:date="2026-08-08T21:43:00Z" w16du:dateUtc="2026-08-09T01:43:00Z">
+      <w:del w:id="163" w:author="JMRT R1 revision" w:date="2026-08-08T23:47:00Z" w16du:dateUtc="2026-08-09T03:47:00Z">
         <w:r>
           <w:delText xml:space="preserve">likely </w:delText>
         </w:r>
@@ -2091,12 +2149,12 @@
       <w:r>
         <w:t xml:space="preserve">BCC α-phase and the Mn-rich </w:t>
       </w:r>
-      <w:del w:id="156" w:author="JMRT R1 revision" w:date="2026-08-08T21:43:00Z" w16du:dateUtc="2026-08-09T01:43:00Z">
+      <w:del w:id="164" w:author="JMRT R1 revision" w:date="2026-08-08T23:47:00Z" w16du:dateUtc="2026-08-09T03:47:00Z">
         <w:r>
           <w:delText>areas</w:delText>
         </w:r>
       </w:del>
-      <w:ins w:id="157" w:author="JMRT R1 revision" w:date="2026-08-08T21:43:00Z" w16du:dateUtc="2026-08-09T01:43:00Z">
+      <w:ins w:id="165" w:author="JMRT R1 revision" w:date="2026-08-08T23:47:00Z" w16du:dateUtc="2026-08-09T03:47:00Z">
         <w:r>
           <w:t>regions</w:t>
         </w:r>
@@ -2104,7 +2162,7 @@
       <w:r>
         <w:t xml:space="preserve"> are FCC γ-phase.</w:t>
       </w:r>
-      <w:ins w:id="158" w:author="JMRT R1 revision" w:date="2026-08-08T21:43:00Z" w16du:dateUtc="2026-08-09T01:43:00Z">
+      <w:ins w:id="166" w:author="JMRT R1 revision" w:date="2026-08-08T23:47:00Z" w16du:dateUtc="2026-08-09T03:47:00Z">
         <w:r>
           <w:t xml:space="preserve"> We do not assign either constituent as the matrix and the other as a dispersed second phase: the phase fractions of Sec. 3.3 place γ in the majority, and a two-dimensional section through an interpenetrating duplex structure does not on its own establish which constituent is continuous in three dimensions.</w:t>
         </w:r>
@@ -2128,10 +2186,10 @@
         <w:pStyle w:val="CaptionedFigure"/>
         <w:spacing w:line="276" w:lineRule="auto"/>
         <w:rPr>
-          <w:del w:id="159" w:author="JMRT R1 revision" w:date="2026-08-08T21:43:00Z" w16du:dateUtc="2026-08-09T01:43:00Z"/>
-        </w:rPr>
-      </w:pPr>
-      <w:del w:id="160" w:author="JMRT R1 revision" w:date="2026-08-08T21:43:00Z" w16du:dateUtc="2026-08-09T01:43:00Z">
+          <w:del w:id="167" w:author="JMRT R1 revision" w:date="2026-08-08T23:47:00Z" w16du:dateUtc="2026-08-09T03:47:00Z"/>
+        </w:rPr>
+      </w:pPr>
+      <w:del w:id="168" w:author="JMRT R1 revision" w:date="2026-08-08T23:47:00Z" w16du:dateUtc="2026-08-09T03:47:00Z">
         <w:r>
           <w:rPr>
             <w:noProof/>
@@ -2184,10 +2242,10 @@
       <w:pPr>
         <w:pStyle w:val="CaptionedFigure"/>
         <w:rPr>
-          <w:ins w:id="161" w:author="JMRT R1 revision" w:date="2026-08-08T21:43:00Z" w16du:dateUtc="2026-08-09T01:43:00Z"/>
-        </w:rPr>
-      </w:pPr>
-      <w:ins w:id="162" w:author="JMRT R1 revision" w:date="2026-08-08T21:43:00Z" w16du:dateUtc="2026-08-09T01:43:00Z">
+          <w:ins w:id="169" w:author="JMRT R1 revision" w:date="2026-08-08T23:47:00Z" w16du:dateUtc="2026-08-09T03:47:00Z"/>
+        </w:rPr>
+      </w:pPr>
+      <w:ins w:id="170" w:author="JMRT R1 revision" w:date="2026-08-08T23:47:00Z" w16du:dateUtc="2026-08-09T03:47:00Z">
         <w:r>
           <w:rPr>
             <w:noProof/>
@@ -2253,12 +2311,12 @@
       <w:r>
         <w:t xml:space="preserve">Microstructure of the </w:t>
       </w:r>
-      <w:del w:id="163" w:author="JMRT R1 revision" w:date="2026-08-08T21:43:00Z" w16du:dateUtc="2026-08-09T01:43:00Z">
+      <w:del w:id="171" w:author="JMRT R1 revision" w:date="2026-08-08T23:47:00Z" w16du:dateUtc="2026-08-09T03:47:00Z">
         <w:r>
           <w:delText xml:space="preserve">AI </w:delText>
         </w:r>
       </w:del>
-      <w:ins w:id="164" w:author="JMRT R1 revision" w:date="2026-08-08T21:43:00Z" w16du:dateUtc="2026-08-09T01:43:00Z">
+      <w:ins w:id="172" w:author="JMRT R1 revision" w:date="2026-08-08T23:47:00Z" w16du:dateUtc="2026-08-09T03:47:00Z">
         <w:r>
           <w:t>LLM-</w:t>
         </w:r>
@@ -2271,8 +2329,8 @@
       <w:pPr>
         <w:pStyle w:val="Heading2"/>
       </w:pPr>
-      <w:bookmarkStart w:id="165" w:name="cyclic-stressstrain-response"/>
-      <w:bookmarkEnd w:id="133"/>
+      <w:bookmarkStart w:id="173" w:name="cyclic-stressstrain-response"/>
+      <w:bookmarkEnd w:id="141"/>
       <w:r>
         <w:t>3.2 Cyclic stress–strain response</w:t>
       </w:r>
@@ -2284,12 +2342,12 @@
       <w:r>
         <w:t xml:space="preserve">Cyclic tensile stress–strain curves for the </w:t>
       </w:r>
-      <w:del w:id="166" w:author="JMRT R1 revision" w:date="2026-08-08T21:43:00Z" w16du:dateUtc="2026-08-09T01:43:00Z">
+      <w:del w:id="174" w:author="JMRT R1 revision" w:date="2026-08-08T23:47:00Z" w16du:dateUtc="2026-08-09T03:47:00Z">
         <w:r>
           <w:delText xml:space="preserve">AI </w:delText>
         </w:r>
       </w:del>
-      <w:ins w:id="167" w:author="JMRT R1 revision" w:date="2026-08-08T21:43:00Z" w16du:dateUtc="2026-08-09T01:43:00Z">
+      <w:ins w:id="175" w:author="JMRT R1 revision" w:date="2026-08-08T23:47:00Z" w16du:dateUtc="2026-08-09T03:47:00Z">
         <w:r>
           <w:t>LLM-</w:t>
         </w:r>
@@ -2320,12 +2378,12 @@
       <w:r>
         <w:t xml:space="preserve">king near 33% at 1000 °C. The elastic modulus, E, stays in the ≈150–165 GPa range across the well-annealed conditions. Across all </w:t>
       </w:r>
-      <w:del w:id="168" w:author="JMRT R1 revision" w:date="2026-08-08T21:43:00Z" w16du:dateUtc="2026-08-09T01:43:00Z">
+      <w:del w:id="176" w:author="JMRT R1 revision" w:date="2026-08-08T23:47:00Z" w16du:dateUtc="2026-08-09T03:47:00Z">
         <w:r>
           <w:delText>AI</w:delText>
         </w:r>
       </w:del>
-      <w:ins w:id="169" w:author="JMRT R1 revision" w:date="2026-08-08T21:43:00Z" w16du:dateUtc="2026-08-09T01:43:00Z">
+      <w:ins w:id="177" w:author="JMRT R1 revision" w:date="2026-08-08T23:47:00Z" w16du:dateUtc="2026-08-09T03:47:00Z">
         <w:r>
           <w:t>LLM</w:t>
         </w:r>
@@ -2336,25 +2394,25 @@
       <w:r>
         <w:t xml:space="preserve"> [</w:t>
       </w:r>
-      <w:del w:id="170" w:author="JMRT R1 revision" w:date="2026-08-08T21:43:00Z" w16du:dateUtc="2026-08-09T01:43:00Z">
+      <w:del w:id="178" w:author="JMRT R1 revision" w:date="2026-08-08T23:47:00Z" w16du:dateUtc="2026-08-09T03:47:00Z">
         <w:r>
           <w:delText>22,23</w:delText>
         </w:r>
       </w:del>
-      <w:ins w:id="171" w:author="JMRT R1 revision" w:date="2026-08-08T21:43:00Z" w16du:dateUtc="2026-08-09T01:43:00Z">
-        <w:r>
-          <w:t>28,29</w:t>
+      <w:ins w:id="179" w:author="JMRT R1 revision" w:date="2026-08-08T23:47:00Z" w16du:dateUtc="2026-08-09T03:47:00Z">
+        <w:r>
+          <w:t>30,31</w:t>
         </w:r>
       </w:ins>
       <w:r>
         <w:t xml:space="preserve">]; this was not the case for the </w:t>
       </w:r>
-      <w:del w:id="172" w:author="JMRT R1 revision" w:date="2026-08-08T21:43:00Z" w16du:dateUtc="2026-08-09T01:43:00Z">
+      <w:del w:id="180" w:author="JMRT R1 revision" w:date="2026-08-08T23:47:00Z" w16du:dateUtc="2026-08-09T03:47:00Z">
         <w:r>
           <w:delText xml:space="preserve">AI </w:delText>
         </w:r>
       </w:del>
-      <w:ins w:id="173" w:author="JMRT R1 revision" w:date="2026-08-08T21:43:00Z" w16du:dateUtc="2026-08-09T01:43:00Z">
+      <w:ins w:id="181" w:author="JMRT R1 revision" w:date="2026-08-08T23:47:00Z" w16du:dateUtc="2026-08-09T03:47:00Z">
         <w:r>
           <w:t>LLM-</w:t>
         </w:r>
@@ -2377,10 +2435,10 @@
       <w:pPr>
         <w:pStyle w:val="BodyText"/>
         <w:rPr>
-          <w:ins w:id="174" w:author="JMRT R1 revision" w:date="2026-08-08T21:43:00Z" w16du:dateUtc="2026-08-09T01:43:00Z"/>
-        </w:rPr>
-      </w:pPr>
-      <w:del w:id="175" w:author="JMRT R1 revision" w:date="2026-08-08T21:43:00Z" w16du:dateUtc="2026-08-09T01:43:00Z">
+          <w:ins w:id="182" w:author="JMRT R1 revision" w:date="2026-08-08T23:47:00Z" w16du:dateUtc="2026-08-09T03:47:00Z"/>
+        </w:rPr>
+      </w:pPr>
+      <w:del w:id="183" w:author="JMRT R1 revision" w:date="2026-08-08T23:47:00Z" w16du:dateUtc="2026-08-09T03:47:00Z">
         <w:r>
           <w:rPr>
             <w:b/>
@@ -2392,7 +2450,7 @@
           <w:delText xml:space="preserve"> Mechanical properties of the AI </w:delText>
         </w:r>
       </w:del>
-      <w:ins w:id="176" w:author="JMRT R1 revision" w:date="2026-08-08T21:43:00Z" w16du:dateUtc="2026-08-09T01:43:00Z">
+      <w:ins w:id="184" w:author="JMRT R1 revision" w:date="2026-08-08T23:47:00Z" w16du:dateUtc="2026-08-09T03:47:00Z">
         <w:r>
           <w:t xml:space="preserve">Read panel by panel, </w:t>
         </w:r>
@@ -2505,7 +2563,7 @@
       <w:pPr>
         <w:pStyle w:val="BodyText"/>
       </w:pPr>
-      <w:ins w:id="177" w:author="JMRT R1 revision" w:date="2026-08-08T21:43:00Z" w16du:dateUtc="2026-08-09T01:43:00Z">
+      <w:ins w:id="185" w:author="JMRT R1 revision" w:date="2026-08-08T23:47:00Z" w16du:dateUtc="2026-08-09T03:47:00Z">
         <w:r>
           <w:rPr>
             <w:b/>
@@ -3147,10 +3205,10 @@
         <w:pStyle w:val="CaptionedFigure"/>
         <w:spacing w:line="276" w:lineRule="auto"/>
         <w:rPr>
-          <w:del w:id="178" w:author="JMRT R1 revision" w:date="2026-08-08T21:43:00Z" w16du:dateUtc="2026-08-09T01:43:00Z"/>
-        </w:rPr>
-      </w:pPr>
-      <w:del w:id="179" w:author="JMRT R1 revision" w:date="2026-08-08T21:43:00Z" w16du:dateUtc="2026-08-09T01:43:00Z">
+          <w:del w:id="186" w:author="JMRT R1 revision" w:date="2026-08-08T23:47:00Z" w16du:dateUtc="2026-08-09T03:47:00Z"/>
+        </w:rPr>
+      </w:pPr>
+      <w:del w:id="187" w:author="JMRT R1 revision" w:date="2026-08-08T23:47:00Z" w16du:dateUtc="2026-08-09T03:47:00Z">
         <w:r>
           <w:rPr>
             <w:noProof/>
@@ -3203,10 +3261,10 @@
       <w:pPr>
         <w:pStyle w:val="CaptionedFigure"/>
         <w:rPr>
-          <w:ins w:id="180" w:author="JMRT R1 revision" w:date="2026-08-08T21:43:00Z" w16du:dateUtc="2026-08-09T01:43:00Z"/>
-        </w:rPr>
-      </w:pPr>
-      <w:ins w:id="181" w:author="JMRT R1 revision" w:date="2026-08-08T21:43:00Z" w16du:dateUtc="2026-08-09T01:43:00Z">
+          <w:ins w:id="188" w:author="JMRT R1 revision" w:date="2026-08-08T23:47:00Z" w16du:dateUtc="2026-08-09T03:47:00Z"/>
+        </w:rPr>
+      </w:pPr>
+      <w:ins w:id="189" w:author="JMRT R1 revision" w:date="2026-08-08T23:47:00Z" w16du:dateUtc="2026-08-09T03:47:00Z">
         <w:r>
           <w:rPr>
             <w:noProof/>
@@ -3269,12 +3327,12 @@
       <w:r>
         <w:t xml:space="preserve"> Cyclic stress–strain curves of the </w:t>
       </w:r>
-      <w:del w:id="182" w:author="JMRT R1 revision" w:date="2026-08-08T21:43:00Z" w16du:dateUtc="2026-08-09T01:43:00Z">
+      <w:del w:id="190" w:author="JMRT R1 revision" w:date="2026-08-08T23:47:00Z" w16du:dateUtc="2026-08-09T03:47:00Z">
         <w:r>
           <w:delText xml:space="preserve">AI </w:delText>
         </w:r>
       </w:del>
-      <w:ins w:id="183" w:author="JMRT R1 revision" w:date="2026-08-08T21:43:00Z" w16du:dateUtc="2026-08-09T01:43:00Z">
+      <w:ins w:id="191" w:author="JMRT R1 revision" w:date="2026-08-08T23:47:00Z" w16du:dateUtc="2026-08-09T03:47:00Z">
         <w:r>
           <w:t>LLM-</w:t>
         </w:r>
@@ -3300,12 +3358,12 @@
       <w:r>
         <w:t xml:space="preserve">compares the stress–strain behavior of the </w:t>
       </w:r>
-      <w:del w:id="184" w:author="JMRT R1 revision" w:date="2026-08-08T21:43:00Z" w16du:dateUtc="2026-08-09T01:43:00Z">
+      <w:del w:id="192" w:author="JMRT R1 revision" w:date="2026-08-08T23:47:00Z" w16du:dateUtc="2026-08-09T03:47:00Z">
         <w:r>
           <w:delText>AI</w:delText>
         </w:r>
       </w:del>
-      <w:ins w:id="185" w:author="JMRT R1 revision" w:date="2026-08-08T21:43:00Z" w16du:dateUtc="2026-08-09T01:43:00Z">
+      <w:ins w:id="193" w:author="JMRT R1 revision" w:date="2026-08-08T23:47:00Z" w16du:dateUtc="2026-08-09T03:47:00Z">
         <w:r>
           <w:t>LLM-</w:t>
         </w:r>
@@ -3313,12 +3371,12 @@
       <w:r>
         <w:t xml:space="preserve"> and </w:t>
       </w:r>
-      <w:del w:id="186" w:author="JMRT R1 revision" w:date="2026-08-08T21:43:00Z" w16du:dateUtc="2026-08-09T01:43:00Z">
+      <w:del w:id="194" w:author="JMRT R1 revision" w:date="2026-08-08T23:47:00Z" w16du:dateUtc="2026-08-09T03:47:00Z">
         <w:r>
           <w:delText>Omori</w:delText>
         </w:r>
       </w:del>
-      <w:ins w:id="187" w:author="JMRT R1 revision" w:date="2026-08-08T21:43:00Z" w16du:dateUtc="2026-08-09T01:43:00Z">
+      <w:ins w:id="195" w:author="JMRT R1 revision" w:date="2026-08-08T23:47:00Z" w16du:dateUtc="2026-08-09T03:47:00Z">
         <w:r>
           <w:t>benchmark</w:t>
         </w:r>
@@ -3326,12 +3384,12 @@
       <w:r>
         <w:t xml:space="preserve"> alloys during cyclic loading–unloading–heating deformation. In this test, any residual stress-induced martensite present at zero stress should transform back to austenite upon heating, causing the reloading stress to rise at a strain lower than the last unloading strain. This is exactly what happened in the </w:t>
       </w:r>
-      <w:del w:id="188" w:author="JMRT R1 revision" w:date="2026-08-08T21:43:00Z" w16du:dateUtc="2026-08-09T01:43:00Z">
+      <w:del w:id="196" w:author="JMRT R1 revision" w:date="2026-08-08T23:47:00Z" w16du:dateUtc="2026-08-09T03:47:00Z">
         <w:r>
           <w:delText>Omori</w:delText>
         </w:r>
       </w:del>
-      <w:ins w:id="189" w:author="JMRT R1 revision" w:date="2026-08-08T21:43:00Z" w16du:dateUtc="2026-08-09T01:43:00Z">
+      <w:ins w:id="197" w:author="JMRT R1 revision" w:date="2026-08-08T23:47:00Z" w16du:dateUtc="2026-08-09T03:47:00Z">
         <w:r>
           <w:t>benchmark</w:t>
         </w:r>
@@ -3352,12 +3410,12 @@
       <w:r>
         <w:t xml:space="preserve">shows that its residual strain after unloading from 3% deformation is ≈2.2%, and upon reloading, stress rises at a strain of ≈1.7%. This 0.5% strain recovery caused by heating is evidence of stress-induced martensite transformation in the </w:t>
       </w:r>
-      <w:del w:id="190" w:author="JMRT R1 revision" w:date="2026-08-08T21:43:00Z" w16du:dateUtc="2026-08-09T01:43:00Z">
+      <w:del w:id="198" w:author="JMRT R1 revision" w:date="2026-08-08T23:47:00Z" w16du:dateUtc="2026-08-09T03:47:00Z">
         <w:r>
           <w:delText>Omori</w:delText>
         </w:r>
       </w:del>
-      <w:ins w:id="191" w:author="JMRT R1 revision" w:date="2026-08-08T21:43:00Z" w16du:dateUtc="2026-08-09T01:43:00Z">
+      <w:ins w:id="199" w:author="JMRT R1 revision" w:date="2026-08-08T23:47:00Z" w16du:dateUtc="2026-08-09T03:47:00Z">
         <w:r>
           <w:t>benchmark</w:t>
         </w:r>
@@ -3378,12 +3436,12 @@
       <w:r>
         <w:t xml:space="preserve">shows no strain recovery of the </w:t>
       </w:r>
-      <w:del w:id="192" w:author="JMRT R1 revision" w:date="2026-08-08T21:43:00Z" w16du:dateUtc="2026-08-09T01:43:00Z">
+      <w:del w:id="200" w:author="JMRT R1 revision" w:date="2026-08-08T23:47:00Z" w16du:dateUtc="2026-08-09T03:47:00Z">
         <w:r>
           <w:delText xml:space="preserve">AI </w:delText>
         </w:r>
       </w:del>
-      <w:ins w:id="193" w:author="JMRT R1 revision" w:date="2026-08-08T21:43:00Z" w16du:dateUtc="2026-08-09T01:43:00Z">
+      <w:ins w:id="201" w:author="JMRT R1 revision" w:date="2026-08-08T23:47:00Z" w16du:dateUtc="2026-08-09T03:47:00Z">
         <w:r>
           <w:t>LLM-</w:t>
         </w:r>
@@ -3391,12 +3449,12 @@
       <w:r>
         <w:t xml:space="preserve">alloy during this test, indicating that it deforms plastically with no pseudo-elasticity regardless of heat-treating condition. We conclude that the microstructure of the </w:t>
       </w:r>
-      <w:del w:id="194" w:author="JMRT R1 revision" w:date="2026-08-08T21:43:00Z" w16du:dateUtc="2026-08-09T01:43:00Z">
+      <w:del w:id="202" w:author="JMRT R1 revision" w:date="2026-08-08T23:47:00Z" w16du:dateUtc="2026-08-09T03:47:00Z">
         <w:r>
           <w:delText xml:space="preserve">AI </w:delText>
         </w:r>
       </w:del>
-      <w:ins w:id="195" w:author="JMRT R1 revision" w:date="2026-08-08T21:43:00Z" w16du:dateUtc="2026-08-09T01:43:00Z">
+      <w:ins w:id="203" w:author="JMRT R1 revision" w:date="2026-08-08T23:47:00Z" w16du:dateUtc="2026-08-09T03:47:00Z">
         <w:r>
           <w:t>LLM-</w:t>
         </w:r>
@@ -3410,10 +3468,10 @@
         <w:pStyle w:val="CaptionedFigure"/>
         <w:spacing w:line="276" w:lineRule="auto"/>
         <w:rPr>
-          <w:del w:id="196" w:author="JMRT R1 revision" w:date="2026-08-08T21:43:00Z" w16du:dateUtc="2026-08-09T01:43:00Z"/>
-        </w:rPr>
-      </w:pPr>
-      <w:del w:id="197" w:author="JMRT R1 revision" w:date="2026-08-08T21:43:00Z" w16du:dateUtc="2026-08-09T01:43:00Z">
+          <w:del w:id="204" w:author="JMRT R1 revision" w:date="2026-08-08T23:47:00Z" w16du:dateUtc="2026-08-09T03:47:00Z"/>
+        </w:rPr>
+      </w:pPr>
+      <w:del w:id="205" w:author="JMRT R1 revision" w:date="2026-08-08T23:47:00Z" w16du:dateUtc="2026-08-09T03:47:00Z">
         <w:r>
           <w:rPr>
             <w:noProof/>
@@ -3466,10 +3524,10 @@
       <w:pPr>
         <w:pStyle w:val="CaptionedFigure"/>
         <w:rPr>
-          <w:ins w:id="198" w:author="JMRT R1 revision" w:date="2026-08-08T21:43:00Z" w16du:dateUtc="2026-08-09T01:43:00Z"/>
-        </w:rPr>
-      </w:pPr>
-      <w:ins w:id="199" w:author="JMRT R1 revision" w:date="2026-08-08T21:43:00Z" w16du:dateUtc="2026-08-09T01:43:00Z">
+          <w:ins w:id="206" w:author="JMRT R1 revision" w:date="2026-08-08T23:47:00Z" w16du:dateUtc="2026-08-09T03:47:00Z"/>
+        </w:rPr>
+      </w:pPr>
+      <w:ins w:id="207" w:author="JMRT R1 revision" w:date="2026-08-08T23:47:00Z" w16du:dateUtc="2026-08-09T03:47:00Z">
         <w:r>
           <w:rPr>
             <w:noProof/>
@@ -3535,12 +3593,12 @@
       <w:r>
         <w:t xml:space="preserve">Loading–unloading–heating tests of (a) the </w:t>
       </w:r>
-      <w:del w:id="200" w:author="JMRT R1 revision" w:date="2026-08-08T21:43:00Z" w16du:dateUtc="2026-08-09T01:43:00Z">
+      <w:del w:id="208" w:author="JMRT R1 revision" w:date="2026-08-08T23:47:00Z" w16du:dateUtc="2026-08-09T03:47:00Z">
         <w:r>
           <w:delText xml:space="preserve">AI </w:delText>
         </w:r>
       </w:del>
-      <w:ins w:id="201" w:author="JMRT R1 revision" w:date="2026-08-08T21:43:00Z" w16du:dateUtc="2026-08-09T01:43:00Z">
+      <w:ins w:id="209" w:author="JMRT R1 revision" w:date="2026-08-08T23:47:00Z" w16du:dateUtc="2026-08-09T03:47:00Z">
         <w:r>
           <w:t>LLM-</w:t>
         </w:r>
@@ -3548,12 +3606,12 @@
       <w:r>
         <w:t xml:space="preserve">alloy and (b) the </w:t>
       </w:r>
-      <w:del w:id="202" w:author="JMRT R1 revision" w:date="2026-08-08T21:43:00Z" w16du:dateUtc="2026-08-09T01:43:00Z">
+      <w:del w:id="210" w:author="JMRT R1 revision" w:date="2026-08-08T23:47:00Z" w16du:dateUtc="2026-08-09T03:47:00Z">
         <w:r>
           <w:delText>Omori</w:delText>
         </w:r>
       </w:del>
-      <w:ins w:id="203" w:author="JMRT R1 revision" w:date="2026-08-08T21:43:00Z" w16du:dateUtc="2026-08-09T01:43:00Z">
+      <w:ins w:id="211" w:author="JMRT R1 revision" w:date="2026-08-08T23:47:00Z" w16du:dateUtc="2026-08-09T03:47:00Z">
         <w:r>
           <w:t>benchmark</w:t>
         </w:r>
@@ -3566,8 +3624,8 @@
       <w:pPr>
         <w:pStyle w:val="Heading2"/>
       </w:pPr>
-      <w:bookmarkStart w:id="204" w:name="X7b0047580ff68e3c8823c4535b0eba55ad6dd86"/>
-      <w:bookmarkEnd w:id="165"/>
+      <w:bookmarkStart w:id="212" w:name="X7b0047580ff68e3c8823c4535b0eba55ad6dd86"/>
+      <w:bookmarkEnd w:id="173"/>
       <w:r>
         <w:t>3.3 Synchrotron diffraction and phase identification</w:t>
       </w:r>
@@ -3602,14 +3660,22 @@
       <w:r>
         <w:t>shows good overall agreement between the experimental data (lower half</w:t>
       </w:r>
-      <w:del w:id="205" w:author="JMRT R1 revision" w:date="2026-08-08T21:43:00Z" w16du:dateUtc="2026-08-09T01:43:00Z">
-        <w:r>
-          <w:delText xml:space="preserve">) and the results of Rietveld refinement (upper half) for the AI alloy. Based on this result, the AI </w:delText>
-        </w:r>
-      </w:del>
-      <w:ins w:id="206" w:author="JMRT R1 revision" w:date="2026-08-08T21:43:00Z" w16du:dateUtc="2026-08-09T01:43:00Z">
-        <w:r>
-          <w:t xml:space="preserve"> of each panel) and the results of Rietveld refinement (upper half), both before deformation (</w:t>
+      <w:ins w:id="213" w:author="JMRT R1 revision" w:date="2026-08-08T23:47:00Z" w16du:dateUtc="2026-08-09T03:47:00Z">
+        <w:r>
+          <w:t xml:space="preserve"> of each panel</w:t>
+        </w:r>
+      </w:ins>
+      <w:r>
+        <w:t>) and the results of Rietveld refinement (upper half</w:t>
+      </w:r>
+      <w:del w:id="214" w:author="JMRT R1 revision" w:date="2026-08-08T23:47:00Z" w16du:dateUtc="2026-08-09T03:47:00Z">
+        <w:r>
+          <w:delText>)</w:delText>
+        </w:r>
+      </w:del>
+      <w:ins w:id="215" w:author="JMRT R1 revision" w:date="2026-08-08T23:47:00Z" w16du:dateUtc="2026-08-09T03:47:00Z">
+        <w:r>
+          <w:t>), both before deformation (</w:t>
         </w:r>
         <w:r>
           <w:rPr>
@@ -3629,11 +3695,58 @@
           <w:t>Fig. 5b</w:t>
         </w:r>
         <w:r>
-          <w:t>). The fit is measurably better for the deformed specimen (R_wp = 12.5% against 21.4%), and the reason is visible in the patterns themselves: the undeformed wire gives a beaded, spotty ring pattern in which relatively few grains satisfy each Bragg condition, whereas deformation subdivides those grains and produces the more continuous rings on which powder averaging depends. The same grain-statistics argument recurs in a far stronger form for the benchmark alloy, below. Based on this result, the LLM-</w:t>
-        </w:r>
-      </w:ins>
-      <w:r>
-        <w:t>alloy is estimated to consist of ≈62% FCC γ-phase, ≈34% BCC α-phase, and ≈4% DO₃ Fe₃Al phase. Its diffraction patterns before and after deformation are essentially the same (</w:t>
+          <w:t>). The fit is measurably better</w:t>
+        </w:r>
+      </w:ins>
+      <w:r>
+        <w:t xml:space="preserve"> for the </w:t>
+      </w:r>
+      <w:del w:id="216" w:author="JMRT R1 revision" w:date="2026-08-08T23:47:00Z" w16du:dateUtc="2026-08-09T03:47:00Z">
+        <w:r>
+          <w:delText>AI</w:delText>
+        </w:r>
+      </w:del>
+      <w:ins w:id="217" w:author="JMRT R1 revision" w:date="2026-08-08T23:47:00Z" w16du:dateUtc="2026-08-09T03:47:00Z">
+        <w:r>
+          <w:t>deformed specimen (R_wp = 12.5% against 21.4%), and the reason is visible in the patterns themselves: the undeformed wire gives a beaded, spotty ring pattern in which relatively few grains satisfy each Bragg condition, whereas deformation subdivides those grains and produces the more continuous rings on which powder averaging depends. The same grain-statistics argument recurs in a far stronger form for the benchmark</w:t>
+        </w:r>
+      </w:ins>
+      <w:r>
+        <w:t xml:space="preserve"> alloy</w:t>
+      </w:r>
+      <w:ins w:id="218" w:author="JMRT R1 revision" w:date="2026-08-08T23:47:00Z" w16du:dateUtc="2026-08-09T03:47:00Z">
+        <w:r>
+          <w:t>, below</w:t>
+        </w:r>
+      </w:ins>
+      <w:r>
+        <w:t xml:space="preserve">. Based on this result, the </w:t>
+      </w:r>
+      <w:del w:id="219" w:author="JMRT R1 revision" w:date="2026-08-08T23:47:00Z" w16du:dateUtc="2026-08-09T03:47:00Z">
+        <w:r>
+          <w:delText xml:space="preserve">AI </w:delText>
+        </w:r>
+      </w:del>
+      <w:ins w:id="220" w:author="JMRT R1 revision" w:date="2026-08-08T23:47:00Z" w16du:dateUtc="2026-08-09T03:47:00Z">
+        <w:r>
+          <w:t>LLM-</w:t>
+        </w:r>
+      </w:ins>
+      <w:r>
+        <w:t xml:space="preserve">alloy is estimated to consist of ≈62% FCC γ-phase, ≈34% BCC α-phase, and ≈4% </w:t>
+      </w:r>
+      <w:del w:id="221" w:author="JMRT R1 revision" w:date="2026-08-08T23:47:00Z" w16du:dateUtc="2026-08-09T03:47:00Z">
+        <w:r>
+          <w:delText>DO</w:delText>
+        </w:r>
+      </w:del>
+      <w:ins w:id="222" w:author="JMRT R1 revision" w:date="2026-08-08T23:47:00Z" w16du:dateUtc="2026-08-09T03:47:00Z">
+        <w:r>
+          <w:t>D0</w:t>
+        </w:r>
+      </w:ins>
+      <w:r>
+        <w:t>₃ Fe₃Al phase. Its diffraction patterns before and after deformation are essentially the same (</w:t>
       </w:r>
       <w:r>
         <w:rPr>
@@ -3685,12 +3798,12 @@
       <w:r>
         <w:t xml:space="preserve">) can be attributed to dislocation activity, which results in peak broadening and/or the formation of tiny sub-grains. In comparison, the </w:t>
       </w:r>
-      <w:del w:id="207" w:author="JMRT R1 revision" w:date="2026-08-08T21:43:00Z" w16du:dateUtc="2026-08-09T01:43:00Z">
+      <w:del w:id="223" w:author="JMRT R1 revision" w:date="2026-08-08T23:47:00Z" w16du:dateUtc="2026-08-09T03:47:00Z">
         <w:r>
           <w:delText>Omori</w:delText>
         </w:r>
       </w:del>
-      <w:ins w:id="208" w:author="JMRT R1 revision" w:date="2026-08-08T21:43:00Z" w16du:dateUtc="2026-08-09T01:43:00Z">
+      <w:ins w:id="224" w:author="JMRT R1 revision" w:date="2026-08-08T23:47:00Z" w16du:dateUtc="2026-08-09T03:47:00Z">
         <w:r>
           <w:t>benchmark</w:t>
         </w:r>
@@ -3718,12 +3831,12 @@
       <w:r>
         <w:t xml:space="preserve">), consistent with stress-induced γ formation and partial variant activation. The change in peak intensity after deformation of the </w:t>
       </w:r>
-      <w:del w:id="209" w:author="JMRT R1 revision" w:date="2026-08-08T21:43:00Z" w16du:dateUtc="2026-08-09T01:43:00Z">
+      <w:del w:id="225" w:author="JMRT R1 revision" w:date="2026-08-08T23:47:00Z" w16du:dateUtc="2026-08-09T03:47:00Z">
         <w:r>
           <w:delText>Omori</w:delText>
         </w:r>
       </w:del>
-      <w:ins w:id="210" w:author="JMRT R1 revision" w:date="2026-08-08T21:43:00Z" w16du:dateUtc="2026-08-09T01:43:00Z">
+      <w:ins w:id="226" w:author="JMRT R1 revision" w:date="2026-08-08T23:47:00Z" w16du:dateUtc="2026-08-09T03:47:00Z">
         <w:r>
           <w:t>benchmark</w:t>
         </w:r>
@@ -3746,10 +3859,10 @@
       <w:pPr>
         <w:pStyle w:val="BodyText"/>
         <w:rPr>
-          <w:ins w:id="211" w:author="JMRT R1 revision" w:date="2026-08-08T21:43:00Z" w16du:dateUtc="2026-08-09T01:43:00Z"/>
-        </w:rPr>
-      </w:pPr>
-      <w:ins w:id="212" w:author="JMRT R1 revision" w:date="2026-08-08T21:43:00Z" w16du:dateUtc="2026-08-09T01:43:00Z">
+          <w:ins w:id="227" w:author="JMRT R1 revision" w:date="2026-08-08T23:47:00Z" w16du:dateUtc="2026-08-09T03:47:00Z"/>
+        </w:rPr>
+      </w:pPr>
+      <w:ins w:id="228" w:author="JMRT R1 revision" w:date="2026-08-08T23:47:00Z" w16du:dateUtc="2026-08-09T03:47:00Z">
         <w:r>
           <w:t xml:space="preserve">Two points of nomenclature should be made explicit here, because the convention in this alloy family is the reverse of the one familiar from carbon steels. In Fe-Mn-Al-Ni alloys the parent phase is BCC α and the martensite formed from it is FCC γ. The γ phase is therefore the transformation </w:t>
         </w:r>
@@ -3769,10 +3882,10 @@
       <w:pPr>
         <w:pStyle w:val="BodyText"/>
         <w:rPr>
-          <w:ins w:id="213" w:author="JMRT R1 revision" w:date="2026-08-08T21:43:00Z" w16du:dateUtc="2026-08-09T01:43:00Z"/>
-        </w:rPr>
-      </w:pPr>
-      <w:ins w:id="214" w:author="JMRT R1 revision" w:date="2026-08-08T21:43:00Z" w16du:dateUtc="2026-08-09T01:43:00Z">
+          <w:ins w:id="229" w:author="JMRT R1 revision" w:date="2026-08-08T23:47:00Z" w16du:dateUtc="2026-08-09T03:47:00Z"/>
+        </w:rPr>
+      </w:pPr>
+      <w:ins w:id="230" w:author="JMRT R1 revision" w:date="2026-08-08T23:47:00Z" w16du:dateUtc="2026-08-09T03:47:00Z">
         <w:r>
           <w:t>No B2 superlattice reflection was resolved in the LLM-alloy above the detection limit of the present measurement, and that limit can be quantified rather than merely asserted. At the B2-allowed {200} superlattice position the LLM-alloy carries 0.50–1.06% of maximum intensity, against 3.83–7.17% in the benchmark; and the LLM-alloy’s intensity at that position is itself fully accounted for by D0₃, which produces the same reflection. The discriminating measurement is the D0₃-only {111} reflection, present in t</w:t>
         </w:r>
@@ -3788,10 +3901,10 @@
       <w:pPr>
         <w:pStyle w:val="BodyText"/>
         <w:rPr>
-          <w:ins w:id="215" w:author="JMRT R1 revision" w:date="2026-08-08T21:43:00Z" w16du:dateUtc="2026-08-09T01:43:00Z"/>
-        </w:rPr>
-      </w:pPr>
-      <w:ins w:id="216" w:author="JMRT R1 revision" w:date="2026-08-08T21:43:00Z" w16du:dateUtc="2026-08-09T01:43:00Z">
+          <w:ins w:id="231" w:author="JMRT R1 revision" w:date="2026-08-08T23:47:00Z" w16du:dateUtc="2026-08-09T03:47:00Z"/>
+        </w:rPr>
+      </w:pPr>
+      <w:ins w:id="232" w:author="JMRT R1 revision" w:date="2026-08-08T23:47:00Z" w16du:dateUtc="2026-08-09T03:47:00Z">
         <w:r>
           <w:t>The two alloys are not equally amenable to quantitative diffraction analysis, and the reason is itself microstructural. After the identical 1200 °C anneal the LLM-alloy retains a fine equiaxed structure with grain diameters well under 20 µm (</w:t>
         </w:r>
@@ -3821,10 +3934,10 @@
       <w:pPr>
         <w:pStyle w:val="BodyText"/>
         <w:rPr>
-          <w:ins w:id="217" w:author="JMRT R1 revision" w:date="2026-08-08T21:43:00Z" w16du:dateUtc="2026-08-09T01:43:00Z"/>
-        </w:rPr>
-      </w:pPr>
-      <w:ins w:id="218" w:author="JMRT R1 revision" w:date="2026-08-08T21:43:00Z" w16du:dateUtc="2026-08-09T01:43:00Z">
+          <w:ins w:id="233" w:author="JMRT R1 revision" w:date="2026-08-08T23:47:00Z" w16du:dateUtc="2026-08-09T03:47:00Z"/>
+        </w:rPr>
+      </w:pPr>
+      <w:ins w:id="234" w:author="JMRT R1 revision" w:date="2026-08-08T23:47:00Z" w16du:dateUtc="2026-08-09T03:47:00Z">
         <w:r>
           <w:t>This restriction does not affect the comparison on which the present work rests. That the benchmark alloy undergoes a stress-induced transformation is not in question: the diffracted intensities change markedly with deformation (</w:t>
         </w:r>
@@ -3870,12 +3983,12 @@
       <w:r>
         <w:t xml:space="preserve">It is worth noting that the </w:t>
       </w:r>
-      <w:del w:id="219" w:author="JMRT R1 revision" w:date="2026-08-08T21:43:00Z" w16du:dateUtc="2026-08-09T01:43:00Z">
+      <w:del w:id="235" w:author="JMRT R1 revision" w:date="2026-08-08T23:47:00Z" w16du:dateUtc="2026-08-09T03:47:00Z">
         <w:r>
           <w:delText xml:space="preserve">AI </w:delText>
         </w:r>
       </w:del>
-      <w:ins w:id="220" w:author="JMRT R1 revision" w:date="2026-08-08T21:43:00Z" w16du:dateUtc="2026-08-09T01:43:00Z">
+      <w:ins w:id="236" w:author="JMRT R1 revision" w:date="2026-08-08T23:47:00Z" w16du:dateUtc="2026-08-09T03:47:00Z">
         <w:r>
           <w:t>LLM-</w:t>
         </w:r>
@@ -3899,10 +4012,10 @@
         <w:pStyle w:val="CaptionedFigure"/>
         <w:spacing w:line="276" w:lineRule="auto"/>
         <w:rPr>
-          <w:del w:id="221" w:author="JMRT R1 revision" w:date="2026-08-08T21:43:00Z" w16du:dateUtc="2026-08-09T01:43:00Z"/>
-        </w:rPr>
-      </w:pPr>
-      <w:del w:id="222" w:author="JMRT R1 revision" w:date="2026-08-08T21:43:00Z" w16du:dateUtc="2026-08-09T01:43:00Z">
+          <w:del w:id="237" w:author="JMRT R1 revision" w:date="2026-08-08T23:47:00Z" w16du:dateUtc="2026-08-09T03:47:00Z"/>
+        </w:rPr>
+      </w:pPr>
+      <w:del w:id="238" w:author="JMRT R1 revision" w:date="2026-08-08T23:47:00Z" w16du:dateUtc="2026-08-09T03:47:00Z">
         <w:r>
           <w:rPr>
             <w:noProof/>
@@ -3911,7 +4024,7 @@
             <wp:inline distT="0" distB="0" distL="0" distR="0" wp14:anchorId="11078D98" wp14:editId="69CFAD40">
               <wp:extent cx="2426208" cy="2292096"/>
               <wp:effectExtent l="0" t="0" r="0" b="0"/>
-              <wp:docPr id="2032182351" name="Picture" descr="Fig. 4. 2D synchrotron X-ray diffraction images of (a) AI alloy annealed at 1200 °C for 1 min, (b) annealed AI alloy after 10% tensile strain, (c) Omori alloy annealed at 1200 °C for 1 min, and (d) annealed Omori alloy after 8% tensile strain."/>
+              <wp:docPr id="894693368" name="Picture" descr="Fig. 4. 2D synchrotron X-ray diffraction images of (a) AI alloy annealed at 1200 °C for 1 min, (b) annealed AI alloy after 10% tensile strain, (c) Omori alloy annealed at 1200 °C for 1 min, and (d) annealed Omori alloy after 8% tensile strain."/>
               <wp:cNvGraphicFramePr/>
               <a:graphic xmlns:a="http://schemas.openxmlformats.org/drawingml/2006/main">
                 <a:graphicData uri="http://schemas.openxmlformats.org/drawingml/2006/picture">
@@ -3955,10 +4068,10 @@
       <w:pPr>
         <w:pStyle w:val="CaptionedFigure"/>
         <w:rPr>
-          <w:ins w:id="223" w:author="JMRT R1 revision" w:date="2026-08-08T21:43:00Z" w16du:dateUtc="2026-08-09T01:43:00Z"/>
-        </w:rPr>
-      </w:pPr>
-      <w:ins w:id="224" w:author="JMRT R1 revision" w:date="2026-08-08T21:43:00Z" w16du:dateUtc="2026-08-09T01:43:00Z">
+          <w:ins w:id="239" w:author="JMRT R1 revision" w:date="2026-08-08T23:47:00Z" w16du:dateUtc="2026-08-09T03:47:00Z"/>
+        </w:rPr>
+      </w:pPr>
+      <w:ins w:id="240" w:author="JMRT R1 revision" w:date="2026-08-08T23:47:00Z" w16du:dateUtc="2026-08-09T03:47:00Z">
         <w:r>
           <w:rPr>
             <w:noProof/>
@@ -4021,12 +4134,12 @@
       <w:r>
         <w:t xml:space="preserve"> 2D synchrotron X-ray diffraction images of (a) </w:t>
       </w:r>
-      <w:del w:id="225" w:author="JMRT R1 revision" w:date="2026-08-08T21:43:00Z" w16du:dateUtc="2026-08-09T01:43:00Z">
+      <w:del w:id="241" w:author="JMRT R1 revision" w:date="2026-08-08T23:47:00Z" w16du:dateUtc="2026-08-09T03:47:00Z">
         <w:r>
           <w:delText xml:space="preserve">AI </w:delText>
         </w:r>
       </w:del>
-      <w:ins w:id="226" w:author="JMRT R1 revision" w:date="2026-08-08T21:43:00Z" w16du:dateUtc="2026-08-09T01:43:00Z">
+      <w:ins w:id="242" w:author="JMRT R1 revision" w:date="2026-08-08T23:47:00Z" w16du:dateUtc="2026-08-09T03:47:00Z">
         <w:r>
           <w:t>LLM-</w:t>
         </w:r>
@@ -4034,12 +4147,12 @@
       <w:r>
         <w:t xml:space="preserve">alloy annealed at 1200 °C for 1 min, (b) annealed </w:t>
       </w:r>
-      <w:del w:id="227" w:author="JMRT R1 revision" w:date="2026-08-08T21:43:00Z" w16du:dateUtc="2026-08-09T01:43:00Z">
+      <w:del w:id="243" w:author="JMRT R1 revision" w:date="2026-08-08T23:47:00Z" w16du:dateUtc="2026-08-09T03:47:00Z">
         <w:r>
           <w:delText xml:space="preserve">AI </w:delText>
         </w:r>
       </w:del>
-      <w:ins w:id="228" w:author="JMRT R1 revision" w:date="2026-08-08T21:43:00Z" w16du:dateUtc="2026-08-09T01:43:00Z">
+      <w:ins w:id="244" w:author="JMRT R1 revision" w:date="2026-08-08T23:47:00Z" w16du:dateUtc="2026-08-09T03:47:00Z">
         <w:r>
           <w:t>LLM-</w:t>
         </w:r>
@@ -4047,12 +4160,12 @@
       <w:r>
         <w:t xml:space="preserve">alloy after 10% tensile strain, (c) </w:t>
       </w:r>
-      <w:del w:id="229" w:author="JMRT R1 revision" w:date="2026-08-08T21:43:00Z" w16du:dateUtc="2026-08-09T01:43:00Z">
+      <w:del w:id="245" w:author="JMRT R1 revision" w:date="2026-08-08T23:47:00Z" w16du:dateUtc="2026-08-09T03:47:00Z">
         <w:r>
           <w:delText>Omori</w:delText>
         </w:r>
       </w:del>
-      <w:ins w:id="230" w:author="JMRT R1 revision" w:date="2026-08-08T21:43:00Z" w16du:dateUtc="2026-08-09T01:43:00Z">
+      <w:ins w:id="246" w:author="JMRT R1 revision" w:date="2026-08-08T23:47:00Z" w16du:dateUtc="2026-08-09T03:47:00Z">
         <w:r>
           <w:t>benchmark</w:t>
         </w:r>
@@ -4060,12 +4173,12 @@
       <w:r>
         <w:t xml:space="preserve"> alloy annealed at 1200 °C for 1 min, and (d) annealed </w:t>
       </w:r>
-      <w:del w:id="231" w:author="JMRT R1 revision" w:date="2026-08-08T21:43:00Z" w16du:dateUtc="2026-08-09T01:43:00Z">
+      <w:del w:id="247" w:author="JMRT R1 revision" w:date="2026-08-08T23:47:00Z" w16du:dateUtc="2026-08-09T03:47:00Z">
         <w:r>
           <w:delText>Omori</w:delText>
         </w:r>
       </w:del>
-      <w:ins w:id="232" w:author="JMRT R1 revision" w:date="2026-08-08T21:43:00Z" w16du:dateUtc="2026-08-09T01:43:00Z">
+      <w:ins w:id="248" w:author="JMRT R1 revision" w:date="2026-08-08T23:47:00Z" w16du:dateUtc="2026-08-09T03:47:00Z">
         <w:r>
           <w:t>benchmark</w:t>
         </w:r>
@@ -4079,10 +4192,10 @@
         <w:pStyle w:val="CaptionedFigure"/>
         <w:spacing w:line="276" w:lineRule="auto"/>
         <w:rPr>
-          <w:del w:id="233" w:author="JMRT R1 revision" w:date="2026-08-08T21:43:00Z" w16du:dateUtc="2026-08-09T01:43:00Z"/>
-        </w:rPr>
-      </w:pPr>
-      <w:del w:id="234" w:author="JMRT R1 revision" w:date="2026-08-08T21:43:00Z" w16du:dateUtc="2026-08-09T01:43:00Z">
+          <w:del w:id="249" w:author="JMRT R1 revision" w:date="2026-08-08T23:47:00Z" w16du:dateUtc="2026-08-09T03:47:00Z"/>
+        </w:rPr>
+      </w:pPr>
+      <w:del w:id="250" w:author="JMRT R1 revision" w:date="2026-08-08T23:47:00Z" w16du:dateUtc="2026-08-09T03:47:00Z">
         <w:r>
           <w:rPr>
             <w:noProof/>
@@ -4135,10 +4248,10 @@
       <w:pPr>
         <w:pStyle w:val="CaptionedFigure"/>
         <w:rPr>
-          <w:ins w:id="235" w:author="JMRT R1 revision" w:date="2026-08-08T21:43:00Z" w16du:dateUtc="2026-08-09T01:43:00Z"/>
-        </w:rPr>
-      </w:pPr>
-      <w:ins w:id="236" w:author="JMRT R1 revision" w:date="2026-08-08T21:43:00Z" w16du:dateUtc="2026-08-09T01:43:00Z">
+          <w:ins w:id="251" w:author="JMRT R1 revision" w:date="2026-08-08T23:47:00Z" w16du:dateUtc="2026-08-09T03:47:00Z"/>
+        </w:rPr>
+      </w:pPr>
+      <w:ins w:id="252" w:author="JMRT R1 revision" w:date="2026-08-08T23:47:00Z" w16du:dateUtc="2026-08-09T03:47:00Z">
         <w:r>
           <w:rPr>
             <w:noProof/>
@@ -4204,7 +4317,7 @@
       <w:r>
         <w:t>Comparison between synchrotron X-ray diffraction data (lower half</w:t>
       </w:r>
-      <w:ins w:id="237" w:author="JMRT R1 revision" w:date="2026-08-08T21:43:00Z" w16du:dateUtc="2026-08-09T01:43:00Z">
+      <w:ins w:id="253" w:author="JMRT R1 revision" w:date="2026-08-08T23:47:00Z" w16du:dateUtc="2026-08-09T03:47:00Z">
         <w:r>
           <w:t xml:space="preserve"> of each panel</w:t>
         </w:r>
@@ -4212,7 +4325,7 @@
       <w:r>
         <w:t>) and results of Rietveld refinement (upper half</w:t>
       </w:r>
-      <w:ins w:id="238" w:author="JMRT R1 revision" w:date="2026-08-08T21:43:00Z" w16du:dateUtc="2026-08-09T01:43:00Z">
+      <w:ins w:id="254" w:author="JMRT R1 revision" w:date="2026-08-08T23:47:00Z" w16du:dateUtc="2026-08-09T03:47:00Z">
         <w:r>
           <w:t xml:space="preserve"> of each panel</w:t>
         </w:r>
@@ -4220,12 +4333,12 @@
       <w:r>
         <w:t xml:space="preserve">) for the </w:t>
       </w:r>
-      <w:del w:id="239" w:author="JMRT R1 revision" w:date="2026-08-08T21:43:00Z" w16du:dateUtc="2026-08-09T01:43:00Z">
+      <w:del w:id="255" w:author="JMRT R1 revision" w:date="2026-08-08T23:47:00Z" w16du:dateUtc="2026-08-09T03:47:00Z">
         <w:r>
           <w:delText xml:space="preserve">AI </w:delText>
         </w:r>
       </w:del>
-      <w:ins w:id="240" w:author="JMRT R1 revision" w:date="2026-08-08T21:43:00Z" w16du:dateUtc="2026-08-09T01:43:00Z">
+      <w:ins w:id="256" w:author="JMRT R1 revision" w:date="2026-08-08T23:47:00Z" w16du:dateUtc="2026-08-09T03:47:00Z">
         <w:r>
           <w:t>LLM-</w:t>
         </w:r>
@@ -4233,7 +4346,7 @@
       <w:r>
         <w:t>alloy</w:t>
       </w:r>
-      <w:ins w:id="241" w:author="JMRT R1 revision" w:date="2026-08-08T21:43:00Z" w16du:dateUtc="2026-08-09T01:43:00Z">
+      <w:ins w:id="257" w:author="JMRT R1 revision" w:date="2026-08-08T23:47:00Z" w16du:dateUtc="2026-08-09T03:47:00Z">
         <w:r>
           <w:t>: (a)</w:t>
         </w:r>
@@ -4241,7 +4354,7 @@
       <w:r>
         <w:t xml:space="preserve"> heat</w:t>
       </w:r>
-      <w:ins w:id="242" w:author="JMRT R1 revision" w:date="2026-08-08T21:43:00Z" w16du:dateUtc="2026-08-09T01:43:00Z">
+      <w:ins w:id="258" w:author="JMRT R1 revision" w:date="2026-08-08T23:47:00Z" w16du:dateUtc="2026-08-09T03:47:00Z">
         <w:r>
           <w:t>-</w:t>
         </w:r>
@@ -4249,12 +4362,12 @@
       <w:r>
         <w:t>treated at 1200 °C for 1 minute</w:t>
       </w:r>
-      <w:del w:id="243" w:author="JMRT R1 revision" w:date="2026-08-08T21:43:00Z" w16du:dateUtc="2026-08-09T01:43:00Z">
+      <w:del w:id="259" w:author="JMRT R1 revision" w:date="2026-08-08T23:47:00Z" w16du:dateUtc="2026-08-09T03:47:00Z">
         <w:r>
           <w:delText>.</w:delText>
         </w:r>
       </w:del>
-      <w:ins w:id="244" w:author="JMRT R1 revision" w:date="2026-08-08T21:43:00Z" w16du:dateUtc="2026-08-09T01:43:00Z">
+      <w:ins w:id="260" w:author="JMRT R1 revision" w:date="2026-08-08T23:47:00Z" w16du:dateUtc="2026-08-09T03:47:00Z">
         <w:r>
           <w:t xml:space="preserve"> (R_wp = 21.4%, R_p = 8.7%), and (b) after unloading from 10% strain (R_wp = 12.5%, R_p = 5.9%). Both refinements used the three-phase model of Sec. 2.5, with lattice parameters fixed at a = 3.6366 Å (γ) and 2.8865 Å (α) in both cases, and 5.7734 Å (a) and 5.7801 Å (b) for D0₃.</w:t>
         </w:r>
@@ -4265,10 +4378,10 @@
         <w:pStyle w:val="CaptionedFigure"/>
         <w:spacing w:line="276" w:lineRule="auto"/>
         <w:rPr>
-          <w:del w:id="245" w:author="JMRT R1 revision" w:date="2026-08-08T21:43:00Z" w16du:dateUtc="2026-08-09T01:43:00Z"/>
-        </w:rPr>
-      </w:pPr>
-      <w:del w:id="246" w:author="JMRT R1 revision" w:date="2026-08-08T21:43:00Z" w16du:dateUtc="2026-08-09T01:43:00Z">
+          <w:del w:id="261" w:author="JMRT R1 revision" w:date="2026-08-08T23:47:00Z" w16du:dateUtc="2026-08-09T03:47:00Z"/>
+        </w:rPr>
+      </w:pPr>
+      <w:del w:id="262" w:author="JMRT R1 revision" w:date="2026-08-08T23:47:00Z" w16du:dateUtc="2026-08-09T03:47:00Z">
         <w:r>
           <w:rPr>
             <w:noProof/>
@@ -4321,10 +4434,10 @@
       <w:pPr>
         <w:pStyle w:val="CaptionedFigure"/>
         <w:rPr>
-          <w:ins w:id="247" w:author="JMRT R1 revision" w:date="2026-08-08T21:43:00Z" w16du:dateUtc="2026-08-09T01:43:00Z"/>
-        </w:rPr>
-      </w:pPr>
-      <w:ins w:id="248" w:author="JMRT R1 revision" w:date="2026-08-08T21:43:00Z" w16du:dateUtc="2026-08-09T01:43:00Z">
+          <w:ins w:id="263" w:author="JMRT R1 revision" w:date="2026-08-08T23:47:00Z" w16du:dateUtc="2026-08-09T03:47:00Z"/>
+        </w:rPr>
+      </w:pPr>
+      <w:ins w:id="264" w:author="JMRT R1 revision" w:date="2026-08-08T23:47:00Z" w16du:dateUtc="2026-08-09T03:47:00Z">
         <w:r>
           <w:rPr>
             <w:noProof/>
@@ -4390,12 +4503,12 @@
       <w:r>
         <w:t xml:space="preserve">Azimuthally integrated X-ray diffraction spectra of (a) the </w:t>
       </w:r>
-      <w:del w:id="249" w:author="JMRT R1 revision" w:date="2026-08-08T21:43:00Z" w16du:dateUtc="2026-08-09T01:43:00Z">
+      <w:del w:id="265" w:author="JMRT R1 revision" w:date="2026-08-08T23:47:00Z" w16du:dateUtc="2026-08-09T03:47:00Z">
         <w:r>
           <w:delText xml:space="preserve">AI </w:delText>
         </w:r>
       </w:del>
-      <w:ins w:id="250" w:author="JMRT R1 revision" w:date="2026-08-08T21:43:00Z" w16du:dateUtc="2026-08-09T01:43:00Z">
+      <w:ins w:id="266" w:author="JMRT R1 revision" w:date="2026-08-08T23:47:00Z" w16du:dateUtc="2026-08-09T03:47:00Z">
         <w:r>
           <w:t>LLM-</w:t>
         </w:r>
@@ -4403,12 +4516,12 @@
       <w:r>
         <w:t xml:space="preserve">alloy and (b) the </w:t>
       </w:r>
-      <w:del w:id="251" w:author="JMRT R1 revision" w:date="2026-08-08T21:43:00Z" w16du:dateUtc="2026-08-09T01:43:00Z">
+      <w:del w:id="267" w:author="JMRT R1 revision" w:date="2026-08-08T23:47:00Z" w16du:dateUtc="2026-08-09T03:47:00Z">
         <w:r>
           <w:delText>Omori</w:delText>
         </w:r>
       </w:del>
-      <w:ins w:id="252" w:author="JMRT R1 revision" w:date="2026-08-08T21:43:00Z" w16du:dateUtc="2026-08-09T01:43:00Z">
+      <w:ins w:id="268" w:author="JMRT R1 revision" w:date="2026-08-08T23:47:00Z" w16du:dateUtc="2026-08-09T03:47:00Z">
         <w:r>
           <w:t>benchmark</w:t>
         </w:r>
@@ -4421,12 +4534,12 @@
       <w:pPr>
         <w:pStyle w:val="Heading2"/>
         <w:rPr>
-          <w:ins w:id="253" w:author="JMRT R1 revision" w:date="2026-08-08T21:43:00Z" w16du:dateUtc="2026-08-09T01:43:00Z"/>
-        </w:rPr>
-      </w:pPr>
-      <w:bookmarkStart w:id="254" w:name="equilibrium-phase-stability"/>
-      <w:bookmarkEnd w:id="204"/>
-      <w:ins w:id="255" w:author="JMRT R1 revision" w:date="2026-08-08T21:43:00Z" w16du:dateUtc="2026-08-09T01:43:00Z">
+          <w:ins w:id="269" w:author="JMRT R1 revision" w:date="2026-08-08T23:47:00Z" w16du:dateUtc="2026-08-09T03:47:00Z"/>
+        </w:rPr>
+      </w:pPr>
+      <w:bookmarkStart w:id="270" w:name="equilibrium-phase-stability"/>
+      <w:bookmarkEnd w:id="212"/>
+      <w:ins w:id="271" w:author="JMRT R1 revision" w:date="2026-08-08T23:47:00Z" w16du:dateUtc="2026-08-09T03:47:00Z">
         <w:r>
           <w:t>3.4 Equilibrium phase stability</w:t>
         </w:r>
@@ -4436,10 +4549,10 @@
       <w:pPr>
         <w:pStyle w:val="FirstParagraph"/>
         <w:rPr>
-          <w:ins w:id="256" w:author="JMRT R1 revision" w:date="2026-08-08T21:43:00Z" w16du:dateUtc="2026-08-09T01:43:00Z"/>
-        </w:rPr>
-      </w:pPr>
-      <w:ins w:id="257" w:author="JMRT R1 revision" w:date="2026-08-08T21:43:00Z" w16du:dateUtc="2026-08-09T01:43:00Z">
+          <w:ins w:id="272" w:author="JMRT R1 revision" w:date="2026-08-08T23:47:00Z" w16du:dateUtc="2026-08-09T03:47:00Z"/>
+        </w:rPr>
+      </w:pPr>
+      <w:ins w:id="273" w:author="JMRT R1 revision" w:date="2026-08-08T23:47:00Z" w16du:dateUtc="2026-08-09T03:47:00Z">
         <w:r>
           <w:rPr>
             <w:b/>
@@ -4476,10 +4589,10 @@
       <w:pPr>
         <w:pStyle w:val="BodyText"/>
         <w:rPr>
-          <w:ins w:id="258" w:author="JMRT R1 revision" w:date="2026-08-08T21:43:00Z" w16du:dateUtc="2026-08-09T01:43:00Z"/>
-        </w:rPr>
-      </w:pPr>
-      <w:ins w:id="259" w:author="JMRT R1 revision" w:date="2026-08-08T21:43:00Z" w16du:dateUtc="2026-08-09T01:43:00Z">
+          <w:ins w:id="274" w:author="JMRT R1 revision" w:date="2026-08-08T23:47:00Z" w16du:dateUtc="2026-08-09T03:47:00Z"/>
+        </w:rPr>
+      </w:pPr>
+      <w:ins w:id="275" w:author="JMRT R1 revision" w:date="2026-08-08T23:47:00Z" w16du:dateUtc="2026-08-09T03:47:00Z">
         <w:r>
           <w:t>The benchmark alloy (</w:t>
         </w:r>
@@ -4518,10 +4631,10 @@
       <w:pPr>
         <w:pStyle w:val="BodyText"/>
         <w:rPr>
-          <w:ins w:id="260" w:author="JMRT R1 revision" w:date="2026-08-08T21:43:00Z" w16du:dateUtc="2026-08-09T01:43:00Z"/>
-        </w:rPr>
-      </w:pPr>
-      <w:ins w:id="261" w:author="JMRT R1 revision" w:date="2026-08-08T21:43:00Z" w16du:dateUtc="2026-08-09T01:43:00Z">
+          <w:ins w:id="276" w:author="JMRT R1 revision" w:date="2026-08-08T23:47:00Z" w16du:dateUtc="2026-08-09T03:47:00Z"/>
+        </w:rPr>
+      </w:pPr>
+      <w:ins w:id="277" w:author="JMRT R1 revision" w:date="2026-08-08T23:47:00Z" w16du:dateUtc="2026-08-09T03:47:00Z">
         <w:r>
           <w:t>The LLM-alloy behaves differently in every respect that matters (</w:t>
         </w:r>
@@ -4547,10 +4660,10 @@
       <w:pPr>
         <w:pStyle w:val="BodyText"/>
         <w:rPr>
-          <w:ins w:id="262" w:author="JMRT R1 revision" w:date="2026-08-08T21:43:00Z" w16du:dateUtc="2026-08-09T01:43:00Z"/>
-        </w:rPr>
-      </w:pPr>
-      <w:ins w:id="263" w:author="JMRT R1 revision" w:date="2026-08-08T21:43:00Z" w16du:dateUtc="2026-08-09T01:43:00Z">
+          <w:ins w:id="278" w:author="JMRT R1 revision" w:date="2026-08-08T23:47:00Z" w16du:dateUtc="2026-08-09T03:47:00Z"/>
+        </w:rPr>
+      </w:pPr>
+      <w:ins w:id="279" w:author="JMRT R1 revision" w:date="2026-08-08T23:47:00Z" w16du:dateUtc="2026-08-09T03:47:00Z">
         <w:r>
           <w:t>Removing carbon and holding every other element fixed restores the missing field, and does so in every database. The single-phase α window opens at ≈1150 °C instead of ≈1340 °C in mpea-02b and at ≈1160 °C instead of ≈1390 °C in PrecHiMn-04, while mc_fe — which returns no single-phase α at all for the carbon-bearing composition below 1400 °C — places it at ≈1130 °C. The 1200 °C solution treatment therefore lands inside the single-phase field once carbon is removed, and the alloy reaches 100% α exactly as the</w:t>
         </w:r>
@@ -4573,10 +4686,10 @@
       <w:pPr>
         <w:pStyle w:val="BodyText"/>
         <w:rPr>
-          <w:ins w:id="264" w:author="JMRT R1 revision" w:date="2026-08-08T21:43:00Z" w16du:dateUtc="2026-08-09T01:43:00Z"/>
-        </w:rPr>
-      </w:pPr>
-      <w:ins w:id="265" w:author="JMRT R1 revision" w:date="2026-08-08T21:43:00Z" w16du:dateUtc="2026-08-09T01:43:00Z">
+          <w:ins w:id="280" w:author="JMRT R1 revision" w:date="2026-08-08T23:47:00Z" w16du:dateUtc="2026-08-09T03:47:00Z"/>
+        </w:rPr>
+      </w:pPr>
+      <w:ins w:id="281" w:author="JMRT R1 revision" w:date="2026-08-08T23:47:00Z" w16du:dateUtc="2026-08-09T03:47:00Z">
         <w:r>
           <w:rPr>
             <w:b/>
@@ -4605,7 +4718,7 @@
         <w:trPr>
           <w:cnfStyle w:val="100000000000" w:firstRow="1" w:lastRow="0" w:firstColumn="0" w:lastColumn="0" w:oddVBand="0" w:evenVBand="0" w:oddHBand="0" w:evenHBand="0" w:firstRowFirstColumn="0" w:firstRowLastColumn="0" w:lastRowFirstColumn="0" w:lastRowLastColumn="0"/>
           <w:tblHeader/>
-          <w:ins w:id="266" w:author="JMRT R1 revision" w:date="2026-08-08T21:43:00Z" w16du:dateUtc="2026-08-09T01:43:00Z"/>
+          <w:ins w:id="282" w:author="JMRT R1 revision" w:date="2026-08-08T23:47:00Z" w16du:dateUtc="2026-08-09T03:47:00Z"/>
         </w:trPr>
         <w:tc>
           <w:tcPr>
@@ -4615,10 +4728,10 @@
             <w:pPr>
               <w:pStyle w:val="Compact"/>
               <w:rPr>
-                <w:ins w:id="267" w:author="JMRT R1 revision" w:date="2026-08-08T21:43:00Z" w16du:dateUtc="2026-08-09T01:43:00Z"/>
+                <w:ins w:id="283" w:author="JMRT R1 revision" w:date="2026-08-08T23:47:00Z" w16du:dateUtc="2026-08-09T03:47:00Z"/>
               </w:rPr>
             </w:pPr>
-            <w:ins w:id="268" w:author="JMRT R1 revision" w:date="2026-08-08T21:43:00Z" w16du:dateUtc="2026-08-09T01:43:00Z">
+            <w:ins w:id="284" w:author="JMRT R1 revision" w:date="2026-08-08T23:47:00Z" w16du:dateUtc="2026-08-09T03:47:00Z">
               <w:r>
                 <w:t>Alloy</w:t>
               </w:r>
@@ -4633,10 +4746,10 @@
             <w:pPr>
               <w:pStyle w:val="Compact"/>
               <w:rPr>
-                <w:ins w:id="269" w:author="JMRT R1 revision" w:date="2026-08-08T21:43:00Z" w16du:dateUtc="2026-08-09T01:43:00Z"/>
+                <w:ins w:id="285" w:author="JMRT R1 revision" w:date="2026-08-08T23:47:00Z" w16du:dateUtc="2026-08-09T03:47:00Z"/>
               </w:rPr>
             </w:pPr>
-            <w:ins w:id="270" w:author="JMRT R1 revision" w:date="2026-08-08T21:43:00Z" w16du:dateUtc="2026-08-09T01:43:00Z">
+            <w:ins w:id="286" w:author="JMRT R1 revision" w:date="2026-08-08T23:47:00Z" w16du:dateUtc="2026-08-09T03:47:00Z">
               <w:r>
                 <w:t>mpea-02b</w:t>
               </w:r>
@@ -4651,10 +4764,10 @@
             <w:pPr>
               <w:pStyle w:val="Compact"/>
               <w:rPr>
-                <w:ins w:id="271" w:author="JMRT R1 revision" w:date="2026-08-08T21:43:00Z" w16du:dateUtc="2026-08-09T01:43:00Z"/>
+                <w:ins w:id="287" w:author="JMRT R1 revision" w:date="2026-08-08T23:47:00Z" w16du:dateUtc="2026-08-09T03:47:00Z"/>
               </w:rPr>
             </w:pPr>
-            <w:ins w:id="272" w:author="JMRT R1 revision" w:date="2026-08-08T21:43:00Z" w16du:dateUtc="2026-08-09T01:43:00Z">
+            <w:ins w:id="288" w:author="JMRT R1 revision" w:date="2026-08-08T23:47:00Z" w16du:dateUtc="2026-08-09T03:47:00Z">
               <w:r>
                 <w:t>PrecHiMn-04</w:t>
               </w:r>
@@ -4669,10 +4782,10 @@
             <w:pPr>
               <w:pStyle w:val="Compact"/>
               <w:rPr>
-                <w:ins w:id="273" w:author="JMRT R1 revision" w:date="2026-08-08T21:43:00Z" w16du:dateUtc="2026-08-09T01:43:00Z"/>
+                <w:ins w:id="289" w:author="JMRT R1 revision" w:date="2026-08-08T23:47:00Z" w16du:dateUtc="2026-08-09T03:47:00Z"/>
               </w:rPr>
             </w:pPr>
-            <w:ins w:id="274" w:author="JMRT R1 revision" w:date="2026-08-08T21:43:00Z" w16du:dateUtc="2026-08-09T01:43:00Z">
+            <w:ins w:id="290" w:author="JMRT R1 revision" w:date="2026-08-08T23:47:00Z" w16du:dateUtc="2026-08-09T03:47:00Z">
               <w:r>
                 <w:t>mc_fe v2.059</w:t>
               </w:r>
@@ -4682,7 +4795,7 @@
       </w:tr>
       <w:tr>
         <w:trPr>
-          <w:ins w:id="275" w:author="JMRT R1 revision" w:date="2026-08-08T21:43:00Z" w16du:dateUtc="2026-08-09T01:43:00Z"/>
+          <w:ins w:id="291" w:author="JMRT R1 revision" w:date="2026-08-08T23:47:00Z" w16du:dateUtc="2026-08-09T03:47:00Z"/>
         </w:trPr>
         <w:tc>
           <w:tcPr>
@@ -4692,10 +4805,10 @@
             <w:pPr>
               <w:pStyle w:val="Compact"/>
               <w:rPr>
-                <w:ins w:id="276" w:author="JMRT R1 revision" w:date="2026-08-08T21:43:00Z" w16du:dateUtc="2026-08-09T01:43:00Z"/>
+                <w:ins w:id="292" w:author="JMRT R1 revision" w:date="2026-08-08T23:47:00Z" w16du:dateUtc="2026-08-09T03:47:00Z"/>
               </w:rPr>
             </w:pPr>
-            <w:ins w:id="277" w:author="JMRT R1 revision" w:date="2026-08-08T21:43:00Z" w16du:dateUtc="2026-08-09T01:43:00Z">
+            <w:ins w:id="293" w:author="JMRT R1 revision" w:date="2026-08-08T23:47:00Z" w16du:dateUtc="2026-08-09T03:47:00Z">
               <w:r>
                 <w:t>benchmark alloy</w:t>
               </w:r>
@@ -4710,10 +4823,10 @@
             <w:pPr>
               <w:pStyle w:val="Compact"/>
               <w:rPr>
-                <w:ins w:id="278" w:author="JMRT R1 revision" w:date="2026-08-08T21:43:00Z" w16du:dateUtc="2026-08-09T01:43:00Z"/>
+                <w:ins w:id="294" w:author="JMRT R1 revision" w:date="2026-08-08T23:47:00Z" w16du:dateUtc="2026-08-09T03:47:00Z"/>
               </w:rPr>
             </w:pPr>
-            <w:ins w:id="279" w:author="JMRT R1 revision" w:date="2026-08-08T21:43:00Z" w16du:dateUtc="2026-08-09T01:43:00Z">
+            <w:ins w:id="295" w:author="JMRT R1 revision" w:date="2026-08-08T23:47:00Z" w16du:dateUtc="2026-08-09T03:47:00Z">
               <w:r>
                 <w:t>100 α</w:t>
               </w:r>
@@ -4728,10 +4841,10 @@
             <w:pPr>
               <w:pStyle w:val="Compact"/>
               <w:rPr>
-                <w:ins w:id="280" w:author="JMRT R1 revision" w:date="2026-08-08T21:43:00Z" w16du:dateUtc="2026-08-09T01:43:00Z"/>
+                <w:ins w:id="296" w:author="JMRT R1 revision" w:date="2026-08-08T23:47:00Z" w16du:dateUtc="2026-08-09T03:47:00Z"/>
               </w:rPr>
             </w:pPr>
-            <w:ins w:id="281" w:author="JMRT R1 revision" w:date="2026-08-08T21:43:00Z" w16du:dateUtc="2026-08-09T01:43:00Z">
+            <w:ins w:id="297" w:author="JMRT R1 revision" w:date="2026-08-08T23:47:00Z" w16du:dateUtc="2026-08-09T03:47:00Z">
               <w:r>
                 <w:t>–</w:t>
               </w:r>
@@ -4746,10 +4859,10 @@
             <w:pPr>
               <w:pStyle w:val="Compact"/>
               <w:rPr>
-                <w:ins w:id="282" w:author="JMRT R1 revision" w:date="2026-08-08T21:43:00Z" w16du:dateUtc="2026-08-09T01:43:00Z"/>
+                <w:ins w:id="298" w:author="JMRT R1 revision" w:date="2026-08-08T23:47:00Z" w16du:dateUtc="2026-08-09T03:47:00Z"/>
               </w:rPr>
             </w:pPr>
-            <w:ins w:id="283" w:author="JMRT R1 revision" w:date="2026-08-08T21:43:00Z" w16du:dateUtc="2026-08-09T01:43:00Z">
+            <w:ins w:id="299" w:author="JMRT R1 revision" w:date="2026-08-08T23:47:00Z" w16du:dateUtc="2026-08-09T03:47:00Z">
               <w:r>
                 <w:t>100 α</w:t>
               </w:r>
@@ -4759,7 +4872,7 @@
       </w:tr>
       <w:tr>
         <w:trPr>
-          <w:ins w:id="284" w:author="JMRT R1 revision" w:date="2026-08-08T21:43:00Z" w16du:dateUtc="2026-08-09T01:43:00Z"/>
+          <w:ins w:id="300" w:author="JMRT R1 revision" w:date="2026-08-08T23:47:00Z" w16du:dateUtc="2026-08-09T03:47:00Z"/>
         </w:trPr>
         <w:tc>
           <w:tcPr>
@@ -4769,10 +4882,10 @@
             <w:pPr>
               <w:pStyle w:val="Compact"/>
               <w:rPr>
-                <w:ins w:id="285" w:author="JMRT R1 revision" w:date="2026-08-08T21:43:00Z" w16du:dateUtc="2026-08-09T01:43:00Z"/>
+                <w:ins w:id="301" w:author="JMRT R1 revision" w:date="2026-08-08T23:47:00Z" w16du:dateUtc="2026-08-09T03:47:00Z"/>
               </w:rPr>
             </w:pPr>
-            <w:ins w:id="286" w:author="JMRT R1 revision" w:date="2026-08-08T21:43:00Z" w16du:dateUtc="2026-08-09T01:43:00Z">
+            <w:ins w:id="302" w:author="JMRT R1 revision" w:date="2026-08-08T23:47:00Z" w16du:dateUtc="2026-08-09T03:47:00Z">
               <w:r>
                 <w:t>LLM-alloy</w:t>
               </w:r>
@@ -4787,10 +4900,10 @@
             <w:pPr>
               <w:pStyle w:val="Compact"/>
               <w:rPr>
-                <w:ins w:id="287" w:author="JMRT R1 revision" w:date="2026-08-08T21:43:00Z" w16du:dateUtc="2026-08-09T01:43:00Z"/>
+                <w:ins w:id="303" w:author="JMRT R1 revision" w:date="2026-08-08T23:47:00Z" w16du:dateUtc="2026-08-09T03:47:00Z"/>
               </w:rPr>
             </w:pPr>
-            <w:ins w:id="288" w:author="JMRT R1 revision" w:date="2026-08-08T21:43:00Z" w16du:dateUtc="2026-08-09T01:43:00Z">
+            <w:ins w:id="304" w:author="JMRT R1 revision" w:date="2026-08-08T23:47:00Z" w16du:dateUtc="2026-08-09T03:47:00Z">
               <w:r>
                 <w:t>71.1 α + 28.9 γ</w:t>
               </w:r>
@@ -4805,10 +4918,10 @@
             <w:pPr>
               <w:pStyle w:val="Compact"/>
               <w:rPr>
-                <w:ins w:id="289" w:author="JMRT R1 revision" w:date="2026-08-08T21:43:00Z" w16du:dateUtc="2026-08-09T01:43:00Z"/>
+                <w:ins w:id="305" w:author="JMRT R1 revision" w:date="2026-08-08T23:47:00Z" w16du:dateUtc="2026-08-09T03:47:00Z"/>
               </w:rPr>
             </w:pPr>
-            <w:ins w:id="290" w:author="JMRT R1 revision" w:date="2026-08-08T21:43:00Z" w16du:dateUtc="2026-08-09T01:43:00Z">
+            <w:ins w:id="306" w:author="JMRT R1 revision" w:date="2026-08-08T23:47:00Z" w16du:dateUtc="2026-08-09T03:47:00Z">
               <w:r>
                 <w:t>64.5 α + 35.5 γ</w:t>
               </w:r>
@@ -4823,10 +4936,10 @@
             <w:pPr>
               <w:pStyle w:val="Compact"/>
               <w:rPr>
-                <w:ins w:id="291" w:author="JMRT R1 revision" w:date="2026-08-08T21:43:00Z" w16du:dateUtc="2026-08-09T01:43:00Z"/>
+                <w:ins w:id="307" w:author="JMRT R1 revision" w:date="2026-08-08T23:47:00Z" w16du:dateUtc="2026-08-09T03:47:00Z"/>
               </w:rPr>
             </w:pPr>
-            <w:ins w:id="292" w:author="JMRT R1 revision" w:date="2026-08-08T21:43:00Z" w16du:dateUtc="2026-08-09T01:43:00Z">
+            <w:ins w:id="308" w:author="JMRT R1 revision" w:date="2026-08-08T23:47:00Z" w16du:dateUtc="2026-08-09T03:47:00Z">
               <w:r>
                 <w:t>61.9 α + 38.1 γ</w:t>
               </w:r>
@@ -4836,7 +4949,7 @@
       </w:tr>
       <w:tr>
         <w:trPr>
-          <w:ins w:id="293" w:author="JMRT R1 revision" w:date="2026-08-08T21:43:00Z" w16du:dateUtc="2026-08-09T01:43:00Z"/>
+          <w:ins w:id="309" w:author="JMRT R1 revision" w:date="2026-08-08T23:47:00Z" w16du:dateUtc="2026-08-09T03:47:00Z"/>
         </w:trPr>
         <w:tc>
           <w:tcPr>
@@ -4846,10 +4959,10 @@
             <w:pPr>
               <w:pStyle w:val="Compact"/>
               <w:rPr>
-                <w:ins w:id="294" w:author="JMRT R1 revision" w:date="2026-08-08T21:43:00Z" w16du:dateUtc="2026-08-09T01:43:00Z"/>
+                <w:ins w:id="310" w:author="JMRT R1 revision" w:date="2026-08-08T23:47:00Z" w16du:dateUtc="2026-08-09T03:47:00Z"/>
               </w:rPr>
             </w:pPr>
-            <w:ins w:id="295" w:author="JMRT R1 revision" w:date="2026-08-08T21:43:00Z" w16du:dateUtc="2026-08-09T01:43:00Z">
+            <w:ins w:id="311" w:author="JMRT R1 revision" w:date="2026-08-08T23:47:00Z" w16du:dateUtc="2026-08-09T03:47:00Z">
               <w:r>
                 <w:t>LLM-alloy, C removed</w:t>
               </w:r>
@@ -4864,10 +4977,10 @@
             <w:pPr>
               <w:pStyle w:val="Compact"/>
               <w:rPr>
-                <w:ins w:id="296" w:author="JMRT R1 revision" w:date="2026-08-08T21:43:00Z" w16du:dateUtc="2026-08-09T01:43:00Z"/>
+                <w:ins w:id="312" w:author="JMRT R1 revision" w:date="2026-08-08T23:47:00Z" w16du:dateUtc="2026-08-09T03:47:00Z"/>
               </w:rPr>
             </w:pPr>
-            <w:ins w:id="297" w:author="JMRT R1 revision" w:date="2026-08-08T21:43:00Z" w16du:dateUtc="2026-08-09T01:43:00Z">
+            <w:ins w:id="313" w:author="JMRT R1 revision" w:date="2026-08-08T23:47:00Z" w16du:dateUtc="2026-08-09T03:47:00Z">
               <w:r>
                 <w:t>100 α</w:t>
               </w:r>
@@ -4882,10 +4995,10 @@
             <w:pPr>
               <w:pStyle w:val="Compact"/>
               <w:rPr>
-                <w:ins w:id="298" w:author="JMRT R1 revision" w:date="2026-08-08T21:43:00Z" w16du:dateUtc="2026-08-09T01:43:00Z"/>
+                <w:ins w:id="314" w:author="JMRT R1 revision" w:date="2026-08-08T23:47:00Z" w16du:dateUtc="2026-08-09T03:47:00Z"/>
               </w:rPr>
             </w:pPr>
-            <w:ins w:id="299" w:author="JMRT R1 revision" w:date="2026-08-08T21:43:00Z" w16du:dateUtc="2026-08-09T01:43:00Z">
+            <w:ins w:id="315" w:author="JMRT R1 revision" w:date="2026-08-08T23:47:00Z" w16du:dateUtc="2026-08-09T03:47:00Z">
               <w:r>
                 <w:t>100 α</w:t>
               </w:r>
@@ -4900,10 +5013,10 @@
             <w:pPr>
               <w:pStyle w:val="Compact"/>
               <w:rPr>
-                <w:ins w:id="300" w:author="JMRT R1 revision" w:date="2026-08-08T21:43:00Z" w16du:dateUtc="2026-08-09T01:43:00Z"/>
+                <w:ins w:id="316" w:author="JMRT R1 revision" w:date="2026-08-08T23:47:00Z" w16du:dateUtc="2026-08-09T03:47:00Z"/>
               </w:rPr>
             </w:pPr>
-            <w:ins w:id="301" w:author="JMRT R1 revision" w:date="2026-08-08T21:43:00Z" w16du:dateUtc="2026-08-09T01:43:00Z">
+            <w:ins w:id="317" w:author="JMRT R1 revision" w:date="2026-08-08T23:47:00Z" w16du:dateUtc="2026-08-09T03:47:00Z">
               <w:r>
                 <w:t>100 α</w:t>
               </w:r>
@@ -4916,10 +5029,10 @@
       <w:pPr>
         <w:pStyle w:val="BodyText"/>
         <w:rPr>
-          <w:ins w:id="302" w:author="JMRT R1 revision" w:date="2026-08-08T21:43:00Z" w16du:dateUtc="2026-08-09T01:43:00Z"/>
-        </w:rPr>
-      </w:pPr>
-      <w:ins w:id="303" w:author="JMRT R1 revision" w:date="2026-08-08T21:43:00Z" w16du:dateUtc="2026-08-09T01:43:00Z">
+          <w:ins w:id="318" w:author="JMRT R1 revision" w:date="2026-08-08T23:47:00Z" w16du:dateUtc="2026-08-09T03:47:00Z"/>
+        </w:rPr>
+      </w:pPr>
+      <w:ins w:id="319" w:author="JMRT R1 revision" w:date="2026-08-08T23:47:00Z" w16du:dateUtc="2026-08-09T03:47:00Z">
         <w:r>
           <w:t>Two further predictions bear on phases reported in Sec. 3.3. Carbide phases are calculated to be stable only well below the processing range: M₂₃C₆ appears in mpea-02b only below ≈420 °C, and κ-(Fe,Mn)₃AlC reaches 0.2–2.4% below ≈590 °C in PrecHiMn-04 and 0.1–0.8% between 510 and 540 °C in mc_fe. Neither is expected at or near 1200 °C. Separately, the ordered bcc of PrecHiMn-04 — the only description here capable of returning D0₃ — refines to the disordered A2 state at every temperature calculated, indicati</w:t>
         </w:r>
@@ -4932,10 +5045,10 @@
       <w:pPr>
         <w:pStyle w:val="CaptionedFigure"/>
         <w:rPr>
-          <w:ins w:id="304" w:author="JMRT R1 revision" w:date="2026-08-08T21:43:00Z" w16du:dateUtc="2026-08-09T01:43:00Z"/>
-        </w:rPr>
-      </w:pPr>
-      <w:ins w:id="305" w:author="JMRT R1 revision" w:date="2026-08-08T21:43:00Z" w16du:dateUtc="2026-08-09T01:43:00Z">
+          <w:ins w:id="320" w:author="JMRT R1 revision" w:date="2026-08-08T23:47:00Z" w16du:dateUtc="2026-08-09T03:47:00Z"/>
+        </w:rPr>
+      </w:pPr>
+      <w:ins w:id="321" w:author="JMRT R1 revision" w:date="2026-08-08T23:47:00Z" w16du:dateUtc="2026-08-09T03:47:00Z">
         <w:r>
           <w:rPr>
             <w:noProof/>
@@ -4988,10 +5101,10 @@
       <w:pPr>
         <w:pStyle w:val="ImageCaption"/>
         <w:rPr>
-          <w:ins w:id="306" w:author="JMRT R1 revision" w:date="2026-08-08T21:43:00Z" w16du:dateUtc="2026-08-09T01:43:00Z"/>
-        </w:rPr>
-      </w:pPr>
-      <w:ins w:id="307" w:author="JMRT R1 revision" w:date="2026-08-08T21:43:00Z" w16du:dateUtc="2026-08-09T01:43:00Z">
+          <w:ins w:id="322" w:author="JMRT R1 revision" w:date="2026-08-08T23:47:00Z" w16du:dateUtc="2026-08-09T03:47:00Z"/>
+        </w:rPr>
+      </w:pPr>
+      <w:ins w:id="323" w:author="JMRT R1 revision" w:date="2026-08-08T23:47:00Z" w16du:dateUtc="2026-08-09T03:47:00Z">
         <w:r>
           <w:rPr>
             <w:b/>
@@ -5021,9 +5134,9 @@
       <w:pPr>
         <w:pStyle w:val="Heading1"/>
       </w:pPr>
-      <w:bookmarkStart w:id="308" w:name="discussion"/>
-      <w:bookmarkEnd w:id="132"/>
-      <w:bookmarkEnd w:id="254"/>
+      <w:bookmarkStart w:id="324" w:name="discussion"/>
+      <w:bookmarkEnd w:id="140"/>
+      <w:bookmarkEnd w:id="270"/>
       <w:r>
         <w:t>4. Discussion</w:t>
       </w:r>
@@ -5032,7 +5145,7 @@
       <w:pPr>
         <w:pStyle w:val="Heading2"/>
       </w:pPr>
-      <w:bookmarkStart w:id="309" w:name="X58357b202da789a88ec9478e0111cd3c94b5213"/>
+      <w:bookmarkStart w:id="325" w:name="X58357b202da789a88ec9478e0111cd3c94b5213"/>
       <w:r>
         <w:t>4.1 Origin of the absence of stress-induced phase transformation</w:t>
       </w:r>
@@ -5044,12 +5157,12 @@
       <w:r>
         <w:t xml:space="preserve">The failure of the </w:t>
       </w:r>
-      <w:del w:id="310" w:author="JMRT R1 revision" w:date="2026-08-08T21:43:00Z" w16du:dateUtc="2026-08-09T01:43:00Z">
+      <w:del w:id="326" w:author="JMRT R1 revision" w:date="2026-08-08T23:47:00Z" w16du:dateUtc="2026-08-09T03:47:00Z">
         <w:r>
           <w:delText>AI</w:delText>
         </w:r>
       </w:del>
-      <w:ins w:id="311" w:author="JMRT R1 revision" w:date="2026-08-08T21:43:00Z" w16du:dateUtc="2026-08-09T01:43:00Z">
+      <w:ins w:id="327" w:author="JMRT R1 revision" w:date="2026-08-08T23:47:00Z" w16du:dateUtc="2026-08-09T03:47:00Z">
         <w:r>
           <w:t>LLM</w:t>
         </w:r>
@@ -5057,12 +5170,12 @@
       <w:r>
         <w:t xml:space="preserve">-hypothesized alloy (50Fe-30Mn-12Al-4Ni-4Si at% with 1000 ppm C) to exhibit super-elasticity or a shape-memory response can be attributed to a fundamental misalignment between its phase stability and its active deformation mechanisms. In Fe-Mn-Al-Ni shape-memory systems, super-elastic behavior is contingent upon a reversible, stress-induced martensitic transformation from a BCC α parent phase to FCC γ martensite. However, quantitative Rietveld refinement of the synchrotron XRD data reveals that the </w:t>
       </w:r>
-      <w:del w:id="312" w:author="JMRT R1 revision" w:date="2026-08-08T21:43:00Z" w16du:dateUtc="2026-08-09T01:43:00Z">
+      <w:del w:id="328" w:author="JMRT R1 revision" w:date="2026-08-08T23:47:00Z" w16du:dateUtc="2026-08-09T03:47:00Z">
         <w:r>
           <w:delText>AI</w:delText>
         </w:r>
       </w:del>
-      <w:ins w:id="313" w:author="JMRT R1 revision" w:date="2026-08-08T21:43:00Z" w16du:dateUtc="2026-08-09T01:43:00Z">
+      <w:ins w:id="329" w:author="JMRT R1 revision" w:date="2026-08-08T23:47:00Z" w16du:dateUtc="2026-08-09T03:47:00Z">
         <w:r>
           <w:t>LLM</w:t>
         </w:r>
@@ -5070,12 +5183,12 @@
       <w:r>
         <w:t>-alloy is structurally dominated by the γ-phase (≈62%), whereas the α-phase accounts for only ≈</w:t>
       </w:r>
-      <w:del w:id="314" w:author="JMRT R1 revision" w:date="2026-08-08T21:43:00Z" w16du:dateUtc="2026-08-09T01:43:00Z">
+      <w:del w:id="330" w:author="JMRT R1 revision" w:date="2026-08-08T23:47:00Z" w16du:dateUtc="2026-08-09T03:47:00Z">
         <w:r>
           <w:delText>37</w:delText>
         </w:r>
       </w:del>
-      <w:ins w:id="315" w:author="JMRT R1 revision" w:date="2026-08-08T21:43:00Z" w16du:dateUtc="2026-08-09T01:43:00Z">
+      <w:ins w:id="331" w:author="JMRT R1 revision" w:date="2026-08-08T23:47:00Z" w16du:dateUtc="2026-08-09T03:47:00Z">
         <w:r>
           <w:t>34</w:t>
         </w:r>
@@ -5083,7 +5196,7 @@
       <w:r>
         <w:t>% of the volume fraction</w:t>
       </w:r>
-      <w:ins w:id="316" w:author="JMRT R1 revision" w:date="2026-08-08T21:43:00Z" w16du:dateUtc="2026-08-09T01:43:00Z">
+      <w:ins w:id="332" w:author="JMRT R1 revision" w:date="2026-08-08T23:47:00Z" w16du:dateUtc="2026-08-09T03:47:00Z">
         <w:r>
           <w:t>, with a further ≈4% present as ordered D0₃</w:t>
         </w:r>
@@ -5091,12 +5204,12 @@
       <w:r>
         <w:t xml:space="preserve"> (Sec. 3.3). Compared to the </w:t>
       </w:r>
-      <w:del w:id="317" w:author="JMRT R1 revision" w:date="2026-08-08T21:43:00Z" w16du:dateUtc="2026-08-09T01:43:00Z">
+      <w:del w:id="333" w:author="JMRT R1 revision" w:date="2026-08-08T23:47:00Z" w16du:dateUtc="2026-08-09T03:47:00Z">
         <w:r>
           <w:delText>Omori</w:delText>
         </w:r>
       </w:del>
-      <w:ins w:id="318" w:author="JMRT R1 revision" w:date="2026-08-08T21:43:00Z" w16du:dateUtc="2026-08-09T01:43:00Z">
+      <w:ins w:id="334" w:author="JMRT R1 revision" w:date="2026-08-08T23:47:00Z" w16du:dateUtc="2026-08-09T03:47:00Z">
         <w:r>
           <w:t>benchmark</w:t>
         </w:r>
@@ -5104,12 +5217,12 @@
       <w:r>
         <w:t xml:space="preserve"> alloy (43.5Fe-34Mn-15Al-7.5Ni at%), the </w:t>
       </w:r>
-      <w:del w:id="319" w:author="JMRT R1 revision" w:date="2026-08-08T21:43:00Z" w16du:dateUtc="2026-08-09T01:43:00Z">
+      <w:del w:id="335" w:author="JMRT R1 revision" w:date="2026-08-08T23:47:00Z" w16du:dateUtc="2026-08-09T03:47:00Z">
         <w:r>
           <w:delText xml:space="preserve">AI </w:delText>
         </w:r>
       </w:del>
-      <w:ins w:id="320" w:author="JMRT R1 revision" w:date="2026-08-08T21:43:00Z" w16du:dateUtc="2026-08-09T01:43:00Z">
+      <w:ins w:id="336" w:author="JMRT R1 revision" w:date="2026-08-08T23:47:00Z" w16du:dateUtc="2026-08-09T03:47:00Z">
         <w:r>
           <w:t>LLM-</w:t>
         </w:r>
@@ -5120,14 +5233,14 @@
       <w:r>
         <w:t xml:space="preserve"> [</w:t>
       </w:r>
-      <w:del w:id="321" w:author="JMRT R1 revision" w:date="2026-08-08T21:43:00Z" w16du:dateUtc="2026-08-09T01:43:00Z">
+      <w:del w:id="337" w:author="JMRT R1 revision" w:date="2026-08-08T23:47:00Z" w16du:dateUtc="2026-08-09T03:47:00Z">
         <w:r>
           <w:delText>24</w:delText>
         </w:r>
       </w:del>
-      <w:ins w:id="322" w:author="JMRT R1 revision" w:date="2026-08-08T21:43:00Z" w16du:dateUtc="2026-08-09T01:43:00Z">
-        <w:r>
-          <w:t>30</w:t>
+      <w:ins w:id="338" w:author="JMRT R1 revision" w:date="2026-08-08T23:47:00Z" w16du:dateUtc="2026-08-09T03:47:00Z">
+        <w:r>
+          <w:t>32</w:t>
         </w:r>
       </w:ins>
       <w:r>
@@ -5136,7 +5249,7 @@
       <w:r>
         <w:t>. The original hypothesis was that these chemistry changes would not alter the phase constitution or stability, and that the additional C could also increase material strength to impede dislocation slip and promote stress-induced phase transformation. In practice, this chemistry modification favors the FCC crystal structure and raises γ-phase stability</w:t>
       </w:r>
-      <w:del w:id="323" w:author="JMRT R1 revision" w:date="2026-08-08T21:43:00Z" w16du:dateUtc="2026-08-09T01:43:00Z">
+      <w:del w:id="339" w:author="JMRT R1 revision" w:date="2026-08-08T23:47:00Z" w16du:dateUtc="2026-08-09T03:47:00Z">
         <w:r>
           <w:delText xml:space="preserve"> — adding C appears to be more consequential than the changes in other elements. It is also </w:delText>
         </w:r>
@@ -5144,7 +5257,7 @@
           <w:delText>worth noting that formation of the minor Fe₃Al phase extracts Fe and Al from the matrix, which could further decrease α-phase stability. Consequently, the AI alloy lacks the chemical driving force necessary to trigger a stress-induced phase transformation.</w:delText>
         </w:r>
       </w:del>
-      <w:ins w:id="324" w:author="JMRT R1 revision" w:date="2026-08-08T21:43:00Z" w16du:dateUtc="2026-08-09T01:43:00Z">
+      <w:ins w:id="340" w:author="JMRT R1 revision" w:date="2026-08-08T23:47:00Z" w16du:dateUtc="2026-08-09T03:47:00Z">
         <w:r>
           <w:t>, and the equilibrium calculations of Sec. 3.4 identify carbon as the element that closes the single-phase α field at the solution-treatment temperature (Sec. 4.2).</w:t>
         </w:r>
@@ -5154,10 +5267,10 @@
       <w:pPr>
         <w:pStyle w:val="BodyText"/>
         <w:rPr>
-          <w:ins w:id="325" w:author="JMRT R1 revision" w:date="2026-08-08T21:43:00Z" w16du:dateUtc="2026-08-09T01:43:00Z"/>
-        </w:rPr>
-      </w:pPr>
-      <w:ins w:id="326" w:author="JMRT R1 revision" w:date="2026-08-08T21:43:00Z" w16du:dateUtc="2026-08-09T01:43:00Z">
+          <w:ins w:id="341" w:author="JMRT R1 revision" w:date="2026-08-08T23:47:00Z" w16du:dateUtc="2026-08-09T03:47:00Z"/>
+        </w:rPr>
+      </w:pPr>
+      <w:ins w:id="342" w:author="JMRT R1 revision" w:date="2026-08-08T23:47:00Z" w16du:dateUtc="2026-08-09T03:47:00Z">
         <w:r>
           <w:t xml:space="preserve">The thermodynamic calculations place this argument on a quantitative footing and change its emphasis. The problem is not that the LLM-alloy possesses a BCC parent phase with an insufficient driving force for transformation; it is that no accessible heat treatment produces that parent phase in the first place. At 1200 °C the alloy is calculated to be a two-phase α + γ mixture in all three databases, and its single-phase α field lies at ≈1340 °C, above both the oxidation limit of the process and the ≈1240 °C </w:t>
         </w:r>
@@ -5213,10 +5326,10 @@
       <w:pPr>
         <w:pStyle w:val="BodyText"/>
         <w:rPr>
-          <w:ins w:id="327" w:author="JMRT R1 revision" w:date="2026-08-08T21:43:00Z" w16du:dateUtc="2026-08-09T01:43:00Z"/>
-        </w:rPr>
-      </w:pPr>
-      <w:ins w:id="328" w:author="JMRT R1 revision" w:date="2026-08-08T21:43:00Z" w16du:dateUtc="2026-08-09T01:43:00Z">
+          <w:ins w:id="343" w:author="JMRT R1 revision" w:date="2026-08-08T23:47:00Z" w16du:dateUtc="2026-08-09T03:47:00Z"/>
+        </w:rPr>
+      </w:pPr>
+      <w:ins w:id="344" w:author="JMRT R1 revision" w:date="2026-08-08T23:47:00Z" w16du:dateUtc="2026-08-09T03:47:00Z">
         <w:r>
           <w:t>One quantitative discrepancy should be stated plainly. The calculations place α in the majority at 1200 °C (62–71%), whereas the refinement of the quenched wire places γ in the majority (≈62%); the two agree that the alloy is duplex but not on which phase dominates. Because γ is the transformation product rather than the parent in this system, a partial α → γ transformation during cooling would invert the ratio, which would place the martensite start temperature above room temperature. That reading would su</w:t>
         </w:r>
@@ -5232,18 +5345,24 @@
       <w:pPr>
         <w:pStyle w:val="BodyText"/>
         <w:rPr>
-          <w:ins w:id="329" w:author="JMRT R1 revision" w:date="2026-08-08T21:43:00Z" w16du:dateUtc="2026-08-09T01:43:00Z"/>
-        </w:rPr>
-      </w:pPr>
-      <w:ins w:id="330" w:author="JMRT R1 revision" w:date="2026-08-08T21:43:00Z" w16du:dateUtc="2026-08-09T01:43:00Z">
-        <w:r>
-          <w:t xml:space="preserve">The calculations also clarify the status of the ordered phases. D0₃ is not predicted to be an equilibrium phase at ≈12 at% Al (Sec. 3.4), yet it is observed. Its presence is therefore best understood as a metastable ordering product formed on cooling — exactly the kind of kinetic outcome that a screening step based on composition and equilibrium thermodynamics alone cannot anticipate. Conversely, the ordered bcc that the LLM-alloy can form at equilibrium is small (≤11%) and confined below ≈850 °C. At those </w:t>
-        </w:r>
-        <w:r>
-          <w:t>temperatures both alloys are calculated to be ordered bcc coexisting with γ; what separates them is the step before. The benchmark can be quenched from a single-phase α field and then aged, so that B2 orders coherently within α before γ has time to nucleate. The LLM-alloy has no accessible single-phase α field to quench from (Sec. 3.4), so there is no α matrix in which coherent B2 could form, and the microstructure the benchmark relies upon is unavailable to this composition at any temperature. This is a st</w:t>
-        </w:r>
-        <w:r>
-          <w:t>ronger statement than the absence of a B2 reflection alone would support, and it accounts for the failure of the 200 °C ageing treatment (</w:t>
+          <w:ins w:id="345" w:author="JMRT R1 revision" w:date="2026-08-08T23:47:00Z" w16du:dateUtc="2026-08-09T03:47:00Z"/>
+        </w:rPr>
+      </w:pPr>
+      <w:ins w:id="346" w:author="JMRT R1 revision" w:date="2026-08-08T23:47:00Z" w16du:dateUtc="2026-08-09T03:47:00Z">
+        <w:r>
+          <w:t>The calculations also clarify the status of the ordered phases. D0₃ is not predicted to be an equilibrium phase at ≈12 at% Al (Sec. 3.4), yet it is observed. Its presence is therefore best understood as a metastable ordering product formed on cooling — exactly the kind of kinetic outcome that a screening step based on composition and equilibrium thermodynamics alone cannot anticipate. It is not, however, peculiar to this heat. Both B2 and D0₃ are documented ordering products in the Fe-Mn-Al-C low-density st</w:t>
+        </w:r>
+        <w:r>
+          <w:t>eels</w:t>
+        </w:r>
+        <w:r>
+          <w:t xml:space="preserve"> [16], and in the Ni-alloyed members of that family the B2 that does form is only marginally stable at the temperature used here: nanoscale NiAl-type B2 confined to the BCC constituent of a γ-majority Fe-16Mn-9Al-0.9C-5Ni steel coarsens on holding at 1110 °C and breaks up again after 30 min at 1200 °C [17]</w:t>
+        </w:r>
+        <w:r>
+          <w:t>. The ordering behaviour observed in the LLM-alloy is thus characteristic of the alloy field its chemistry actually places it in, rather than of the shape-memory field it was designed for. Conversely, the ordered bcc that the LLM-alloy can form at equilibrium is small (≤11%) and confined below ≈850 °C. At those temperatures both alloys are calculated to be ordered bcc coexisting with γ; what separates them is the step before. The benchmark can be quenched from a single-phase α field and then aged, so that B</w:t>
+        </w:r>
+        <w:r>
+          <w:t>2 orders coherently within α before γ has time to nucleate. The LLM-alloy has no accessible single-phase α field to quench from (Sec. 3.4), so there is no α matrix in which coherent B2 could form, and the microstructure the benchmark relies upon is unavailable to this composition at any temperature. This is a stronger statement than the absence of a B2 reflection alone would support, and it accounts for the failure of the 200 °C ageing treatment (</w:t>
         </w:r>
         <w:r>
           <w:rPr>
@@ -5264,12 +5383,12 @@
       <w:r>
         <w:t xml:space="preserve">Furthermore, mechanical and structural analyses indicate that the </w:t>
       </w:r>
-      <w:del w:id="331" w:author="JMRT R1 revision" w:date="2026-08-08T21:43:00Z" w16du:dateUtc="2026-08-09T01:43:00Z">
+      <w:del w:id="347" w:author="JMRT R1 revision" w:date="2026-08-08T23:47:00Z" w16du:dateUtc="2026-08-09T03:47:00Z">
         <w:r>
           <w:delText>AI</w:delText>
         </w:r>
       </w:del>
-      <w:ins w:id="332" w:author="JMRT R1 revision" w:date="2026-08-08T21:43:00Z" w16du:dateUtc="2026-08-09T01:43:00Z">
+      <w:ins w:id="348" w:author="JMRT R1 revision" w:date="2026-08-08T23:47:00Z" w16du:dateUtc="2026-08-09T03:47:00Z">
         <w:r>
           <w:t>LLM</w:t>
         </w:r>
@@ -5277,12 +5396,12 @@
       <w:r>
         <w:t xml:space="preserve">-alloy accommodates macroscopic deformation via irreversible dislocation slip rather than phase transitions. </w:t>
       </w:r>
-      <w:del w:id="333" w:author="JMRT R1 revision" w:date="2026-08-08T21:43:00Z" w16du:dateUtc="2026-08-09T01:43:00Z">
+      <w:del w:id="349" w:author="JMRT R1 revision" w:date="2026-08-08T23:47:00Z" w16du:dateUtc="2026-08-09T03:47:00Z">
         <w:r>
           <w:delText>Whereas the Omori-alloy relies on coherent</w:delText>
         </w:r>
       </w:del>
-      <w:ins w:id="334" w:author="JMRT R1 revision" w:date="2026-08-08T21:43:00Z" w16du:dateUtc="2026-08-09T01:43:00Z">
+      <w:ins w:id="350" w:author="JMRT R1 revision" w:date="2026-08-08T23:47:00Z" w16du:dateUtc="2026-08-09T03:47:00Z">
         <w:r>
           <w:t>Coherent</w:t>
         </w:r>
@@ -5290,12 +5409,12 @@
       <w:r>
         <w:t xml:space="preserve">, ordered β-NiAl (B2) precipitates within </w:t>
       </w:r>
-      <w:del w:id="335" w:author="JMRT R1 revision" w:date="2026-08-08T21:43:00Z" w16du:dateUtc="2026-08-09T01:43:00Z">
+      <w:del w:id="351" w:author="JMRT R1 revision" w:date="2026-08-08T23:47:00Z" w16du:dateUtc="2026-08-09T03:47:00Z">
         <w:r>
           <w:delText>its</w:delText>
         </w:r>
       </w:del>
-      <w:ins w:id="336" w:author="JMRT R1 revision" w:date="2026-08-08T21:43:00Z" w16du:dateUtc="2026-08-09T01:43:00Z">
+      <w:ins w:id="352" w:author="JMRT R1 revision" w:date="2026-08-08T23:47:00Z" w16du:dateUtc="2026-08-09T03:47:00Z">
         <w:r>
           <w:t>a</w:t>
         </w:r>
@@ -5303,7 +5422,7 @@
       <w:r>
         <w:t xml:space="preserve"> BCC matrix </w:t>
       </w:r>
-      <w:ins w:id="337" w:author="JMRT R1 revision" w:date="2026-08-08T21:43:00Z" w16du:dateUtc="2026-08-09T01:43:00Z">
+      <w:ins w:id="353" w:author="JMRT R1 revision" w:date="2026-08-08T23:47:00Z" w16du:dateUtc="2026-08-09T03:47:00Z">
         <w:r>
           <w:t xml:space="preserve">contribute </w:t>
         </w:r>
@@ -5311,12 +5430,12 @@
       <w:r>
         <w:t>to</w:t>
       </w:r>
-      <w:del w:id="338" w:author="JMRT R1 revision" w:date="2026-08-08T21:43:00Z" w16du:dateUtc="2026-08-09T01:43:00Z">
+      <w:del w:id="354" w:author="JMRT R1 revision" w:date="2026-08-08T23:47:00Z" w16du:dateUtc="2026-08-09T03:47:00Z">
         <w:r>
           <w:delText xml:space="preserve"> suppress permanent slip and promote </w:delText>
         </w:r>
       </w:del>
-      <w:ins w:id="339" w:author="JMRT R1 revision" w:date="2026-08-08T21:43:00Z" w16du:dateUtc="2026-08-09T01:43:00Z">
+      <w:ins w:id="355" w:author="JMRT R1 revision" w:date="2026-08-08T23:47:00Z" w16du:dateUtc="2026-08-09T03:47:00Z">
         <w:r>
           <w:t xml:space="preserve">, rather than solely determine, the </w:t>
         </w:r>
@@ -5324,12 +5443,12 @@
       <w:r>
         <w:t>transformation reversibility</w:t>
       </w:r>
-      <w:del w:id="340" w:author="JMRT R1 revision" w:date="2026-08-08T21:43:00Z" w16du:dateUtc="2026-08-09T01:43:00Z">
+      <w:del w:id="356" w:author="JMRT R1 revision" w:date="2026-08-08T23:47:00Z" w16du:dateUtc="2026-08-09T03:47:00Z">
         <w:r>
           <w:delText>,</w:delText>
         </w:r>
       </w:del>
-      <w:ins w:id="341" w:author="JMRT R1 revision" w:date="2026-08-08T21:43:00Z" w16du:dateUtc="2026-08-09T01:43:00Z">
+      <w:ins w:id="357" w:author="JMRT R1 revision" w:date="2026-08-08T23:47:00Z" w16du:dateUtc="2026-08-09T03:47:00Z">
         <w:r>
           <w:t xml:space="preserve"> of</w:t>
         </w:r>
@@ -5337,25 +5456,28 @@
       <w:r>
         <w:t xml:space="preserve"> the </w:t>
       </w:r>
-      <w:del w:id="342" w:author="JMRT R1 revision" w:date="2026-08-08T21:43:00Z" w16du:dateUtc="2026-08-09T01:43:00Z">
+      <w:del w:id="358" w:author="JMRT R1 revision" w:date="2026-08-08T23:47:00Z" w16du:dateUtc="2026-08-09T03:47:00Z">
         <w:r>
           <w:delText xml:space="preserve">AI-alloy instead forms a DO₃ Fe₃Al </w:delText>
         </w:r>
       </w:del>
-      <w:ins w:id="343" w:author="JMRT R1 revision" w:date="2026-08-08T21:43:00Z" w16du:dateUtc="2026-08-09T01:43:00Z">
-        <w:r>
-          <w:t>benchmark; parent-</w:t>
+      <w:ins w:id="359" w:author="JMRT R1 revision" w:date="2026-08-08T23:47:00Z" w16du:dateUtc="2026-08-09T03:47:00Z">
+        <w:r>
+          <w:t>benchmark [33]</w:t>
+        </w:r>
+        <w:r>
+          <w:t>; parent-</w:t>
         </w:r>
       </w:ins>
       <w:r>
         <w:t>phase</w:t>
       </w:r>
-      <w:del w:id="344" w:author="JMRT R1 revision" w:date="2026-08-08T21:43:00Z" w16du:dateUtc="2026-08-09T01:43:00Z">
+      <w:del w:id="360" w:author="JMRT R1 revision" w:date="2026-08-08T23:47:00Z" w16du:dateUtc="2026-08-09T03:47:00Z">
         <w:r>
           <w:delText>. Without</w:delText>
         </w:r>
       </w:del>
-      <w:ins w:id="345" w:author="JMRT R1 revision" w:date="2026-08-08T21:43:00Z" w16du:dateUtc="2026-08-09T01:43:00Z">
+      <w:ins w:id="361" w:author="JMRT R1 revision" w:date="2026-08-08T23:47:00Z" w16du:dateUtc="2026-08-09T03:47:00Z">
         <w:r>
           <w:t xml:space="preserve"> stability, transformation temperature, grain size, crystallographic orientation and texture, and</w:t>
         </w:r>
@@ -5363,33 +5485,52 @@
       <w:r>
         <w:t xml:space="preserve"> the </w:t>
       </w:r>
-      <w:del w:id="346" w:author="JMRT R1 revision" w:date="2026-08-08T21:43:00Z" w16du:dateUtc="2026-08-09T01:43:00Z">
-        <w:r>
-          <w:delText>precipitation-hardening effect provided by</w:delText>
-        </w:r>
-      </w:del>
-      <w:ins w:id="347" w:author="JMRT R1 revision" w:date="2026-08-08T21:43:00Z" w16du:dateUtc="2026-08-09T01:43:00Z">
-        <w:r>
-          <w:t>competition between the transformation stress and the plastic yield stress all bear on whether a stress-induced transformation can proceed reversibly. In the LLM-alloy the ordered phase that forms is D0₃ Fe₃Al, present as a bulk constituent rather than as a</w:t>
-        </w:r>
-      </w:ins>
-      <w:r>
-        <w:t xml:space="preserve"> fine </w:t>
-      </w:r>
-      <w:del w:id="348" w:author="JMRT R1 revision" w:date="2026-08-08T21:43:00Z" w16du:dateUtc="2026-08-09T01:43:00Z">
-        <w:r>
-          <w:delText>B2 precipitates, the matrix lacks sufficient</w:delText>
-        </w:r>
-      </w:del>
-      <w:ins w:id="349" w:author="JMRT R1 revision" w:date="2026-08-08T21:43:00Z" w16du:dateUtc="2026-08-09T01:43:00Z">
-        <w:r>
-          <w:t>coherent dispersion, so it does not raise the</w:t>
+      <w:del w:id="362" w:author="JMRT R1 revision" w:date="2026-08-08T23:47:00Z" w16du:dateUtc="2026-08-09T03:47:00Z">
+        <w:r>
+          <w:delText xml:space="preserve">precipitation-hardening effect provided by fine B2 </w:delText>
+        </w:r>
+      </w:del>
+      <w:ins w:id="363" w:author="JMRT R1 revision" w:date="2026-08-08T23:47:00Z" w16du:dateUtc="2026-08-09T03:47:00Z">
+        <w:r>
+          <w:t xml:space="preserve">competition between the transformation stress and the plastic yield stress all bear on whether a stress-induced transformation can proceed reversibly. The </w:t>
+        </w:r>
+      </w:ins>
+      <w:r>
+        <w:t>precipitates</w:t>
+      </w:r>
+      <w:del w:id="364" w:author="JMRT R1 revision" w:date="2026-08-08T23:47:00Z" w16du:dateUtc="2026-08-09T03:47:00Z">
+        <w:r>
+          <w:delText>,</w:delText>
+        </w:r>
+      </w:del>
+      <w:ins w:id="365" w:author="JMRT R1 revision" w:date="2026-08-08T23:47:00Z" w16du:dateUtc="2026-08-09T03:47:00Z">
+        <w:r>
+          <w:t xml:space="preserve"> are not even a purely mechanical contribution: by drawing Ni and Al out of solution they alter the composition of</w:t>
+        </w:r>
+      </w:ins>
+      <w:r>
+        <w:t xml:space="preserve"> the matrix </w:t>
+      </w:r>
+      <w:del w:id="366" w:author="JMRT R1 revision" w:date="2026-08-08T23:47:00Z" w16du:dateUtc="2026-08-09T03:47:00Z">
+        <w:r>
+          <w:delText>lacks sufficient</w:delText>
+        </w:r>
+      </w:del>
+      <w:ins w:id="367" w:author="JMRT R1 revision" w:date="2026-08-08T23:47:00Z" w16du:dateUtc="2026-08-09T03:47:00Z">
+        <w:r>
+          <w:t>that surrounds them, and hence its transformation temperatures, so that the same ageing treatment shifts both the obstacle field and the thermodynamic setting in which the transformation must occur</w:t>
+        </w:r>
+        <w:r>
+          <w:t xml:space="preserve"> [34]</w:t>
+        </w:r>
+        <w:r>
+          <w:t>. In the LLM-alloy the ordered phase that forms is D0₃ Fe₃Al, present as a bulk constituent rather than as a fine coherent dispersion, so it does not raise the</w:t>
         </w:r>
       </w:ins>
       <w:r>
         <w:t xml:space="preserve"> resistance to plastic flow</w:t>
       </w:r>
-      <w:ins w:id="350" w:author="JMRT R1 revision" w:date="2026-08-08T21:43:00Z" w16du:dateUtc="2026-08-09T01:43:00Z">
+      <w:ins w:id="368" w:author="JMRT R1 revision" w:date="2026-08-08T23:47:00Z" w16du:dateUtc="2026-08-09T03:47:00Z">
         <w:r>
           <w:t xml:space="preserve"> in the way that B2 does in the benchmark</w:t>
         </w:r>
@@ -5397,12 +5538,12 @@
       <w:r>
         <w:t xml:space="preserve">. This is confirmed by the post-deformation synchrotron XRD patterns, where the transition from sharp, discrete spots to broad, partially arced rings reflects dislocation multiplication and sub-grain formation. Thus, the microstructural state of the </w:t>
       </w:r>
-      <w:del w:id="351" w:author="JMRT R1 revision" w:date="2026-08-08T21:43:00Z" w16du:dateUtc="2026-08-09T01:43:00Z">
+      <w:del w:id="369" w:author="JMRT R1 revision" w:date="2026-08-08T23:47:00Z" w16du:dateUtc="2026-08-09T03:47:00Z">
         <w:r>
           <w:delText>AI</w:delText>
         </w:r>
       </w:del>
-      <w:ins w:id="352" w:author="JMRT R1 revision" w:date="2026-08-08T21:43:00Z" w16du:dateUtc="2026-08-09T01:43:00Z">
+      <w:ins w:id="370" w:author="JMRT R1 revision" w:date="2026-08-08T23:47:00Z" w16du:dateUtc="2026-08-09T03:47:00Z">
         <w:r>
           <w:t>LLM</w:t>
         </w:r>
@@ -5415,15 +5556,15 @@
       <w:pPr>
         <w:pStyle w:val="Heading2"/>
         <w:rPr>
-          <w:ins w:id="353" w:author="JMRT R1 revision" w:date="2026-08-08T21:43:00Z" w16du:dateUtc="2026-08-09T01:43:00Z"/>
-        </w:rPr>
-      </w:pPr>
-      <w:bookmarkStart w:id="354" w:name="the-role-of-carbon"/>
-      <w:bookmarkEnd w:id="309"/>
+          <w:ins w:id="371" w:author="JMRT R1 revision" w:date="2026-08-08T23:47:00Z" w16du:dateUtc="2026-08-09T03:47:00Z"/>
+        </w:rPr>
+      </w:pPr>
+      <w:bookmarkStart w:id="372" w:name="the-role-of-carbon"/>
+      <w:bookmarkEnd w:id="325"/>
       <w:r>
         <w:t>4.2</w:t>
       </w:r>
-      <w:ins w:id="355" w:author="JMRT R1 revision" w:date="2026-08-08T21:43:00Z" w16du:dateUtc="2026-08-09T01:43:00Z">
+      <w:ins w:id="373" w:author="JMRT R1 revision" w:date="2026-08-08T23:47:00Z" w16du:dateUtc="2026-08-09T03:47:00Z">
         <w:r>
           <w:t xml:space="preserve"> The role of carbon</w:t>
         </w:r>
@@ -5433,10 +5574,10 @@
       <w:pPr>
         <w:pStyle w:val="FirstParagraph"/>
         <w:rPr>
-          <w:ins w:id="356" w:author="JMRT R1 revision" w:date="2026-08-08T21:43:00Z" w16du:dateUtc="2026-08-09T01:43:00Z"/>
-        </w:rPr>
-      </w:pPr>
-      <w:ins w:id="357" w:author="JMRT R1 revision" w:date="2026-08-08T21:43:00Z" w16du:dateUtc="2026-08-09T01:43:00Z">
+          <w:ins w:id="374" w:author="JMRT R1 revision" w:date="2026-08-08T23:47:00Z" w16du:dateUtc="2026-08-09T03:47:00Z"/>
+        </w:rPr>
+      </w:pPr>
+      <w:ins w:id="375" w:author="JMRT R1 revision" w:date="2026-08-08T23:47:00Z" w16du:dateUtc="2026-08-09T03:47:00Z">
         <w:r>
           <w:t>Five elements differ between the two alloys, so no comparison of the two cast heats can by itself establish which of them is responsible for the loss of super-elasticity. On a plain atomic-percent basis carbon is the smallest of the five changes, and singling it out — as the original hypothesis did — would otherwise be arbitrary. The virtual carbon-free composition of Sec. 3.4 is the control that resolves this, because it changes carbon alone while holding Fe, Mn, Al, Ni and Si at the values actually measur</w:t>
         </w:r>
@@ -5449,10 +5590,10 @@
       <w:pPr>
         <w:pStyle w:val="BodyText"/>
         <w:rPr>
-          <w:ins w:id="358" w:author="JMRT R1 revision" w:date="2026-08-08T21:43:00Z" w16du:dateUtc="2026-08-09T01:43:00Z"/>
-        </w:rPr>
-      </w:pPr>
-      <w:ins w:id="359" w:author="JMRT R1 revision" w:date="2026-08-08T21:43:00Z" w16du:dateUtc="2026-08-09T01:43:00Z">
+          <w:ins w:id="376" w:author="JMRT R1 revision" w:date="2026-08-08T23:47:00Z" w16du:dateUtc="2026-08-09T03:47:00Z"/>
+        </w:rPr>
+      </w:pPr>
+      <w:ins w:id="377" w:author="JMRT R1 revision" w:date="2026-08-08T23:47:00Z" w16du:dateUtc="2026-08-09T03:47:00Z">
         <w:r>
           <w:t>The result is unambiguous and reproduces across all three databases (</w:t>
         </w:r>
@@ -5472,10 +5613,10 @@
       <w:pPr>
         <w:pStyle w:val="BodyText"/>
         <w:rPr>
-          <w:ins w:id="360" w:author="JMRT R1 revision" w:date="2026-08-08T21:43:00Z" w16du:dateUtc="2026-08-09T01:43:00Z"/>
-        </w:rPr>
-      </w:pPr>
-      <w:ins w:id="361" w:author="JMRT R1 revision" w:date="2026-08-08T21:43:00Z" w16du:dateUtc="2026-08-09T01:43:00Z">
+          <w:ins w:id="378" w:author="JMRT R1 revision" w:date="2026-08-08T23:47:00Z" w16du:dateUtc="2026-08-09T03:47:00Z"/>
+        </w:rPr>
+      </w:pPr>
+      <w:ins w:id="379" w:author="JMRT R1 revision" w:date="2026-08-08T23:47:00Z" w16du:dateUtc="2026-08-09T03:47:00Z">
         <w:r>
           <w:t>Two elements are exonerated by the same calculation. Silicon was added as a ferrite stabilizer and solid-solution strengthener, and it remains at its measured 2.04 at% in the carbon-free variant of both Si-bearing databases, which nonetheless return 100% α at 1200 °C; silicon therefore does not obstruct the single-phase field, and the shortfall in the as-cast alloy is not attributable to it. The same argument applies to the reduction in Ni from 7.8 to 4.2 at%, which is likewise held at its measured value in</w:t>
         </w:r>
@@ -5488,10 +5629,42 @@
       <w:pPr>
         <w:pStyle w:val="BodyText"/>
         <w:rPr>
-          <w:ins w:id="362" w:author="JMRT R1 revision" w:date="2026-08-08T21:43:00Z" w16du:dateUtc="2026-08-09T01:43:00Z"/>
-        </w:rPr>
-      </w:pPr>
-      <w:ins w:id="363" w:author="JMRT R1 revision" w:date="2026-08-08T21:43:00Z" w16du:dateUtc="2026-08-09T01:43:00Z">
+          <w:ins w:id="380" w:author="JMRT R1 revision" w:date="2026-08-08T23:47:00Z" w16du:dateUtc="2026-08-09T03:47:00Z"/>
+        </w:rPr>
+      </w:pPr>
+      <w:ins w:id="381" w:author="JMRT R1 revision" w:date="2026-08-08T23:47:00Z" w16du:dateUtc="2026-08-09T03:47:00Z">
+        <w:r>
+          <w:t xml:space="preserve">Exonerating silicon of the primary failure is not the same as finding it inert, and the distinction matters because silicon was one of the two elements the agent added on its own initiative. Recovered at 2.04 at%, half the intended level, it cannot have delivered the solid-solution strengthening of the parent phase it was specified for; the calculation above shows it did not decisively shift α stability either. What it may well have done is contribute to the one ordered phase that did appear. Heo </w:t>
+        </w:r>
+        <w:r>
+          <w:rPr>
+            <w:i/>
+            <w:iCs/>
+          </w:rPr>
+          <w:t>et al.</w:t>
+        </w:r>
+        <w:r>
+          <w:t xml:space="preserve"> </w:t>
+        </w:r>
+        <w:r>
+          <w:t xml:space="preserve">[35] </w:t>
+        </w:r>
+        <w:r>
+          <w:t xml:space="preserve">examined precisely this substitution — silicon added to a Fe-Mn-Al-C low-density steel to recover the density benefit of aluminum that had been removed to suppress κ-carbide — and found it undesirable, because silicon instead promotes (Fe,Mn)₅(Si,Al)C together with the (Fe,Mn)₃(Al,Si) D0₃ ordered phase in the ferrite grains, with a serious loss of ductility. D0₃ is the ordered phase observed here (Sec. 3.3), and it is the phase that appears in the α constituent. We cannot separate a silicon contribution to </w:t>
+        </w:r>
+        <w:r>
+          <w:t>that ordering from an iron-aluminum one with two heats and no silicon-free control, so we do not claim it. The point is narrower and worth making anyway: an addition that the design rationale treated as a strengthener has a documented second role in this compositional field, as a promoter of the very ordering product that was found, and nothing in the reasoning that proposed it engaged with that role.</w:t>
+        </w:r>
+      </w:ins>
+    </w:p>
+    <w:p>
+      <w:pPr>
+        <w:pStyle w:val="BodyText"/>
+        <w:rPr>
+          <w:ins w:id="382" w:author="JMRT R1 revision" w:date="2026-08-08T23:47:00Z" w16du:dateUtc="2026-08-09T03:47:00Z"/>
+        </w:rPr>
+      </w:pPr>
+      <w:ins w:id="383" w:author="JMRT R1 revision" w:date="2026-08-08T23:47:00Z" w16du:dateUtc="2026-08-09T03:47:00Z">
         <w:r>
           <w:t>The limits of this conclusion should be stated as clearly as the conclusion itself. Carbon is decisive at the temperature where the process operates, not across the whole temperature range. Over roughly 850–1020 °C both the as-measured composition (</w:t>
         </w:r>
@@ -5520,10 +5693,10 @@
       <w:pPr>
         <w:pStyle w:val="BodyText"/>
         <w:rPr>
-          <w:ins w:id="364" w:author="JMRT R1 revision" w:date="2026-08-08T21:43:00Z" w16du:dateUtc="2026-08-09T01:43:00Z"/>
-        </w:rPr>
-      </w:pPr>
-      <w:ins w:id="365" w:author="JMRT R1 revision" w:date="2026-08-08T21:43:00Z" w16du:dateUtc="2026-08-09T01:43:00Z">
+          <w:ins w:id="384" w:author="JMRT R1 revision" w:date="2026-08-08T23:47:00Z" w16du:dateUtc="2026-08-09T03:47:00Z"/>
+        </w:rPr>
+      </w:pPr>
+      <w:ins w:id="385" w:author="JMRT R1 revision" w:date="2026-08-08T23:47:00Z" w16du:dateUtc="2026-08-09T03:47:00Z">
         <w:r>
           <w:t>Carbon was added on the expectation that it would strengthen the parent phase interstitially and, through fine dispersed carbides, raise the resistance to slip enough to favor stress-induced transformation over plasticity. The calculations indicate that neither mechanism was available. Carbides are predicted to be stable only well below the processing range — M₂₃C₆ below ≈420 °C, κ-(Fe,Mn)₃AlC below ≈590 °C and never above ≈2.4% — so no carbide dispersion exists at or near 1200 °C to provide the intended st</w:t>
         </w:r>
@@ -5539,10 +5712,32 @@
       <w:pPr>
         <w:pStyle w:val="BodyText"/>
         <w:rPr>
-          <w:ins w:id="366" w:author="JMRT R1 revision" w:date="2026-08-08T21:43:00Z" w16du:dateUtc="2026-08-09T01:43:00Z"/>
-        </w:rPr>
-      </w:pPr>
-      <w:ins w:id="367" w:author="JMRT R1 revision" w:date="2026-08-08T21:43:00Z" w16du:dateUtc="2026-08-09T01:43:00Z">
+          <w:ins w:id="386" w:author="JMRT R1 revision" w:date="2026-08-08T23:47:00Z" w16du:dateUtc="2026-08-09T03:47:00Z"/>
+        </w:rPr>
+      </w:pPr>
+      <w:ins w:id="387" w:author="JMRT R1 revision" w:date="2026-08-08T23:47:00Z" w16du:dateUtc="2026-08-09T03:47:00Z">
+        <w:r>
+          <w:t>The comparison is worth drawing out, because it is the clearest single statement of what this alloy is. The Ni-alloyed Fe-Mn-Al-C low-density steels are built from the same four principal elements as the Fe-Mn-Al-Ni shape-memory alloys, at a similar nickel level, and they are known to produce the same ordered phases — B2 and D0₃ in the ferrite, κ-carbide in the austenite [16,17]</w:t>
+        </w:r>
+        <w:r>
+          <w:t>. What differs is the purpose those phases are put to. In the shape-memory alloys, coherent B2 within a single-phase α parent raises the resistance to slip so that a reversible transformation can outrun plasticity. In the low-density steels, the same precipitates are strengtheners in an alloy that is never intended to transform: the design objective is specific strength and ductility in a duplex or γ-majority structure, nickel is added specifically to form NiAl-type B2 and to hold it stable above the recrys</w:t>
+        </w:r>
+        <w:r>
+          <w:t>tallization temperature, and the ordering of α to B2 is a liability to be managed for its embrittling effect rather than a mechanism to be exploited</w:t>
+        </w:r>
+        <w:r>
+          <w:t xml:space="preserve"> [16]. Judged against that second family, the LLM-alloy is neither anomalous nor a failure. It is a γ-majority duplex Fe-Mn-Al-Ni-C alloy that orders and deforms by slip, which is what alloys of that chemistry do. The failure lies in the expectation that was attached to it, and the practical lesson is that a composition can sit in two literatures at once while satisfying the design intent of only one.</w:t>
+        </w:r>
+      </w:ins>
+    </w:p>
+    <w:p>
+      <w:pPr>
+        <w:pStyle w:val="BodyText"/>
+        <w:rPr>
+          <w:ins w:id="388" w:author="JMRT R1 revision" w:date="2026-08-08T23:47:00Z" w16du:dateUtc="2026-08-09T03:47:00Z"/>
+        </w:rPr>
+      </w:pPr>
+      <w:ins w:id="389" w:author="JMRT R1 revision" w:date="2026-08-08T23:47:00Z" w16du:dateUtc="2026-08-09T03:47:00Z">
         <w:r>
           <w:t>Two general points follow. First, the sensitivity of this alloy family to interstitial content is severe enough that carbon must be treated as a primary design variable rather than a minor addition, and specified and controlled accordingly — a 1000 ppm addition is not a perturbation here. Second, the calculation that establishes all of this takes minutes on a desktop computer and uses only openly available databases. Had it been run before melting, it would have rejected the composition at the point where t</w:t>
         </w:r>
@@ -5555,9 +5750,9 @@
       <w:pPr>
         <w:pStyle w:val="Heading2"/>
       </w:pPr>
-      <w:bookmarkStart w:id="368" w:name="X14190cefc5af7e6c61eb8a7f0ac8ec72264613c"/>
-      <w:bookmarkEnd w:id="354"/>
-      <w:ins w:id="369" w:author="JMRT R1 revision" w:date="2026-08-08T21:43:00Z" w16du:dateUtc="2026-08-09T01:43:00Z">
+      <w:bookmarkStart w:id="390" w:name="X14190cefc5af7e6c61eb8a7f0ac8ec72264613c"/>
+      <w:bookmarkEnd w:id="372"/>
+      <w:ins w:id="391" w:author="JMRT R1 revision" w:date="2026-08-08T23:47:00Z" w16du:dateUtc="2026-08-09T03:47:00Z">
         <w:r>
           <w:t>4.3</w:t>
         </w:r>
@@ -5573,12 +5768,12 @@
       <w:r>
         <w:t xml:space="preserve">Although the </w:t>
       </w:r>
-      <w:del w:id="370" w:author="JMRT R1 revision" w:date="2026-08-08T21:43:00Z" w16du:dateUtc="2026-08-09T01:43:00Z">
+      <w:del w:id="392" w:author="JMRT R1 revision" w:date="2026-08-08T23:47:00Z" w16du:dateUtc="2026-08-09T03:47:00Z">
         <w:r>
           <w:delText xml:space="preserve">AI </w:delText>
         </w:r>
       </w:del>
-      <w:ins w:id="371" w:author="JMRT R1 revision" w:date="2026-08-08T21:43:00Z" w16du:dateUtc="2026-08-09T01:43:00Z">
+      <w:ins w:id="393" w:author="JMRT R1 revision" w:date="2026-08-08T23:47:00Z" w16du:dateUtc="2026-08-09T03:47:00Z">
         <w:r>
           <w:t>LLM-</w:t>
         </w:r>
@@ -5605,12 +5800,12 @@
       <w:r>
         <w:t xml:space="preserve">The abrupt change near 800 °C </w:t>
       </w:r>
-      <w:del w:id="372" w:author="JMRT R1 revision" w:date="2026-08-08T21:43:00Z" w16du:dateUtc="2026-08-09T01:43:00Z">
+      <w:del w:id="394" w:author="JMRT R1 revision" w:date="2026-08-08T23:47:00Z" w16du:dateUtc="2026-08-09T03:47:00Z">
         <w:r>
           <w:delText>marks</w:delText>
         </w:r>
       </w:del>
-      <w:ins w:id="373" w:author="JMRT R1 revision" w:date="2026-08-08T21:43:00Z" w16du:dateUtc="2026-08-09T01:43:00Z">
+      <w:ins w:id="395" w:author="JMRT R1 revision" w:date="2026-08-08T23:47:00Z" w16du:dateUtc="2026-08-09T03:47:00Z">
         <w:r>
           <w:t>is consistent with</w:t>
         </w:r>
@@ -5618,12 +5813,12 @@
       <w:r>
         <w:t xml:space="preserve"> the onset of recrystallization. Elongation jumps from 2.2% at 700 °C to 24.0% at 800 °C, while tensile strength falls from 2009 to 1216 MPa and yield strength from 1683 to 1167 MPa. </w:t>
       </w:r>
-      <w:del w:id="374" w:author="JMRT R1 revision" w:date="2026-08-08T21:43:00Z" w16du:dateUtc="2026-08-09T01:43:00Z">
+      <w:del w:id="396" w:author="JMRT R1 revision" w:date="2026-08-08T23:47:00Z" w16du:dateUtc="2026-08-09T03:47:00Z">
         <w:r>
           <w:delText>This</w:delText>
         </w:r>
       </w:del>
-      <w:ins w:id="375" w:author="JMRT R1 revision" w:date="2026-08-08T21:43:00Z" w16du:dateUtc="2026-08-09T01:43:00Z">
+      <w:ins w:id="397" w:author="JMRT R1 revision" w:date="2026-08-08T23:47:00Z" w16du:dateUtc="2026-08-09T03:47:00Z">
         <w:r>
           <w:t>A</w:t>
         </w:r>
@@ -5631,7 +5826,7 @@
       <w:r>
         <w:t xml:space="preserve"> discontinuity</w:t>
       </w:r>
-      <w:ins w:id="376" w:author="JMRT R1 revision" w:date="2026-08-08T21:43:00Z" w16du:dateUtc="2026-08-09T01:43:00Z">
+      <w:ins w:id="398" w:author="JMRT R1 revision" w:date="2026-08-08T23:47:00Z" w16du:dateUtc="2026-08-09T03:47:00Z">
         <w:r>
           <w:t xml:space="preserve"> of this kind</w:t>
         </w:r>
@@ -5639,12 +5834,12 @@
       <w:r>
         <w:t xml:space="preserve"> — rather than a smooth softening — is the signature of recrystallization: new equiaxed, strain-free grains nucleate and consume the deformed matrix, removing most of the stored dislocation content and abruptly restoring ductility. </w:t>
       </w:r>
-      <w:del w:id="377" w:author="JMRT R1 revision" w:date="2026-08-08T21:43:00Z" w16du:dateUtc="2026-08-09T01:43:00Z">
+      <w:del w:id="399" w:author="JMRT R1 revision" w:date="2026-08-08T23:47:00Z" w16du:dateUtc="2026-08-09T03:47:00Z">
         <w:r>
           <w:delText>It is this recrystallization threshold, not a gradual process, that makes ductility appear only above ≈800 °C</w:delText>
         </w:r>
       </w:del>
-      <w:ins w:id="378" w:author="JMRT R1 revision" w:date="2026-08-08T21:43:00Z" w16du:dateUtc="2026-08-09T01:43:00Z">
+      <w:ins w:id="400" w:author="JMRT R1 revision" w:date="2026-08-08T23:47:00Z" w16du:dateUtc="2026-08-09T03:47:00Z">
         <w:r>
           <w:t>We infer the recrystallization threshold from the mechanical response rather than observe it directly, since micrographs were not taken at every anneal temperature; electron backscatter diffraction across the anneal series would settle it</w:t>
         </w:r>
@@ -5660,12 +5855,12 @@
       <w:r>
         <w:t xml:space="preserve">From 800 to 1200 °C the </w:t>
       </w:r>
-      <w:del w:id="379" w:author="JMRT R1 revision" w:date="2026-08-08T21:43:00Z" w16du:dateUtc="2026-08-09T01:43:00Z">
+      <w:del w:id="401" w:author="JMRT R1 revision" w:date="2026-08-08T23:47:00Z" w16du:dateUtc="2026-08-09T03:47:00Z">
         <w:r>
           <w:delText>wire</w:delText>
         </w:r>
       </w:del>
-      <w:ins w:id="380" w:author="JMRT R1 revision" w:date="2026-08-08T21:43:00Z" w16du:dateUtc="2026-08-09T01:43:00Z">
+      <w:ins w:id="402" w:author="JMRT R1 revision" w:date="2026-08-08T23:47:00Z" w16du:dateUtc="2026-08-09T03:47:00Z">
         <w:r>
           <w:t>behaviour</w:t>
         </w:r>
@@ -5673,12 +5868,12 @@
       <w:r>
         <w:t xml:space="preserve"> is </w:t>
       </w:r>
-      <w:del w:id="381" w:author="JMRT R1 revision" w:date="2026-08-08T21:43:00Z" w16du:dateUtc="2026-08-09T01:43:00Z">
+      <w:del w:id="403" w:author="JMRT R1 revision" w:date="2026-08-08T23:47:00Z" w16du:dateUtc="2026-08-09T03:47:00Z">
         <w:r>
           <w:delText>fully</w:delText>
         </w:r>
       </w:del>
-      <w:ins w:id="382" w:author="JMRT R1 revision" w:date="2026-08-08T21:43:00Z" w16du:dateUtc="2026-08-09T01:43:00Z">
+      <w:ins w:id="404" w:author="JMRT R1 revision" w:date="2026-08-08T23:47:00Z" w16du:dateUtc="2026-08-09T03:47:00Z">
         <w:r>
           <w:t>that of a</w:t>
         </w:r>
@@ -5686,12 +5881,12 @@
       <w:r>
         <w:t xml:space="preserve"> recrystallized </w:t>
       </w:r>
-      <w:del w:id="383" w:author="JMRT R1 revision" w:date="2026-08-08T21:43:00Z" w16du:dateUtc="2026-08-09T01:43:00Z">
+      <w:del w:id="405" w:author="JMRT R1 revision" w:date="2026-08-08T23:47:00Z" w16du:dateUtc="2026-08-09T03:47:00Z">
         <w:r>
           <w:delText>and</w:delText>
         </w:r>
       </w:del>
-      <w:ins w:id="384" w:author="JMRT R1 revision" w:date="2026-08-08T21:43:00Z" w16du:dateUtc="2026-08-09T01:43:00Z">
+      <w:ins w:id="406" w:author="JMRT R1 revision" w:date="2026-08-08T23:47:00Z" w16du:dateUtc="2026-08-09T03:47:00Z">
         <w:r>
           <w:t>wire in which</w:t>
         </w:r>
@@ -5699,7 +5894,7 @@
       <w:r>
         <w:t xml:space="preserve"> the dominant process is grain growth. Yield strength falls monotonically with temperature (1167 → 502 MPa) as a result of continuous grain growth; larger grains allow more uniform slip, which raises elongation to a peak of ≈33% near 1000 °C. In other words, across this regime, increasing grain size simultaneously decreases strength and increases ductility — the classic strength–ductility trade-off of a </w:t>
       </w:r>
-      <w:del w:id="385" w:author="JMRT R1 revision" w:date="2026-08-08T21:43:00Z" w16du:dateUtc="2026-08-09T01:43:00Z">
+      <w:del w:id="407" w:author="JMRT R1 revision" w:date="2026-08-08T23:47:00Z" w16du:dateUtc="2026-08-09T03:47:00Z">
         <w:r>
           <w:delText xml:space="preserve">single-phase-controlled </w:delText>
         </w:r>
@@ -5707,7 +5902,7 @@
       <w:r>
         <w:t>structural metal</w:t>
       </w:r>
-      <w:ins w:id="386" w:author="JMRT R1 revision" w:date="2026-08-08T21:43:00Z" w16du:dateUtc="2026-08-09T01:43:00Z">
+      <w:ins w:id="408" w:author="JMRT R1 revision" w:date="2026-08-08T23:47:00Z" w16du:dateUtc="2026-08-09T03:47:00Z">
         <w:r>
           <w:t xml:space="preserve"> whose flow stress is grain-size controlled</w:t>
         </w:r>
@@ -5720,20 +5915,39 @@
       <w:pPr>
         <w:pStyle w:val="BodyText"/>
         <w:rPr>
-          <w:ins w:id="387" w:author="JMRT R1 revision" w:date="2026-08-08T21:43:00Z" w16du:dateUtc="2026-08-09T01:43:00Z"/>
-        </w:rPr>
-      </w:pPr>
-      <w:del w:id="388" w:author="JMRT R1 revision" w:date="2026-08-08T21:43:00Z" w16du:dateUtc="2026-08-09T01:43:00Z">
+          <w:ins w:id="409" w:author="JMRT R1 revision" w:date="2026-08-08T23:47:00Z" w16du:dateUtc="2026-08-09T03:47:00Z"/>
+        </w:rPr>
+      </w:pPr>
+      <w:del w:id="410" w:author="JMRT R1 revision" w:date="2026-08-08T23:47:00Z" w16du:dateUtc="2026-08-09T03:47:00Z">
         <w:r>
           <w:delText>4.3</w:delText>
         </w:r>
       </w:del>
-      <w:ins w:id="389" w:author="JMRT R1 revision" w:date="2026-08-08T21:43:00Z" w16du:dateUtc="2026-08-09T01:43:00Z">
+      <w:ins w:id="411" w:author="JMRT R1 revision" w:date="2026-08-08T23:47:00Z" w16du:dateUtc="2026-08-09T03:47:00Z">
         <w:r>
           <w:t>The peak elongation of ≈33% at 1000 °C deserves a comment in its own right. It is a respectable figure but not an exceptional one for a duplex γ + α Fe-Mn-Al alloy, and that is precisely the point: judged on conventional structural criteria this composition performs perfectly creditably, combining ≈670 MPa yield strength with ≈33% elongation. What it does not do is transform. The alloy is therefore best read not as a failed material but as a serviceable structural metal that was hypothesized to be a shape-m</w:t>
         </w:r>
         <w:r>
-          <w:t>emory alloy and is not one — a distinction that matters for how AI-proposed compositions should be evaluated (Sec. 4.4).</w:t>
+          <w:t>emory alloy and is not one — a distinction that matters for how AI-proposed compositions should be evaluated (Sec. 4.4). Read against the low-density steels its chemistry places it among (Sec. 4.2), the numbers are ordinary rather than disappointing. That family spans yield strengths of ≈500–940 MPa, tensile strengths of ≈710–1020 MPa and elongations of 8–78% depending on which phases its microstructure contains</w:t>
+        </w:r>
+        <w:r>
+          <w:t xml:space="preserve"> [16], and the 1000–1200 °C conditions of </w:t>
+        </w:r>
+        <w:r>
+          <w:rPr>
+            <w:b/>
+            <w:bCs/>
+          </w:rPr>
+          <w:t>Table 2</w:t>
+        </w:r>
+        <w:r>
+          <w:t xml:space="preserve"> </w:t>
+        </w:r>
+        <w:r>
+          <w:t>sit inside that envelope on all three measures (σ₀.₂ 502–673 MPa, UTS 938–967 MPa, elongation 23.9–33.4%), with the 900 °C condition just outside it. The colder anneals are far stronger than the envelope allows, but that is a consequence of form rather than chemistry: these are 0.36 mm wires still carrying the substructure of an ≈85% drawing reduction, not annealed plate. What the alloy lacks relative to the low-density steels is the carbon needed for κ-carbide strengthening (Sec. 4.2); what it lacks relati</w:t>
+        </w:r>
+        <w:r>
+          <w:t>ve to the shape-memory alloys is an accessible parent phase (Sec. 4.1). It is an unoptimized member of the first family rather than a failed member of the second, which is a more informative outcome than failure alone.</w:t>
         </w:r>
       </w:ins>
     </w:p>
@@ -5741,9 +5955,9 @@
       <w:pPr>
         <w:pStyle w:val="Heading2"/>
       </w:pPr>
-      <w:bookmarkStart w:id="390" w:name="implications-for-ai-guided-alloy-design"/>
-      <w:bookmarkEnd w:id="368"/>
-      <w:ins w:id="391" w:author="JMRT R1 revision" w:date="2026-08-08T21:43:00Z" w16du:dateUtc="2026-08-09T01:43:00Z">
+      <w:bookmarkStart w:id="412" w:name="implications-for-ai-guided-alloy-design"/>
+      <w:bookmarkEnd w:id="390"/>
+      <w:ins w:id="413" w:author="JMRT R1 revision" w:date="2026-08-08T23:47:00Z" w16du:dateUtc="2026-08-09T03:47:00Z">
         <w:r>
           <w:t>4.4</w:t>
         </w:r>
@@ -5759,12 +5973,12 @@
       <w:r>
         <w:t xml:space="preserve">The AI-guided alloy design did not achieve the intended super-elastic or shape-memory behavior because the model primarily relied on thermodynamic and literature-based correlations rather than a complete understanding of the complex phase-transformation mechanisms required for functional Fe-based SMAs. As shown in this study, the </w:t>
       </w:r>
-      <w:del w:id="392" w:author="JMRT R1 revision" w:date="2026-08-08T21:43:00Z" w16du:dateUtc="2026-08-09T01:43:00Z">
+      <w:del w:id="414" w:author="JMRT R1 revision" w:date="2026-08-08T23:47:00Z" w16du:dateUtc="2026-08-09T03:47:00Z">
         <w:r>
           <w:delText>AI</w:delText>
         </w:r>
       </w:del>
-      <w:ins w:id="393" w:author="JMRT R1 revision" w:date="2026-08-08T21:43:00Z" w16du:dateUtc="2026-08-09T01:43:00Z">
+      <w:ins w:id="415" w:author="JMRT R1 revision" w:date="2026-08-08T23:47:00Z" w16du:dateUtc="2026-08-09T03:47:00Z">
         <w:r>
           <w:t>LLM</w:t>
         </w:r>
@@ -5780,10 +5994,10 @@
       <w:pPr>
         <w:pStyle w:val="BodyText"/>
         <w:rPr>
-          <w:ins w:id="394" w:author="JMRT R1 revision" w:date="2026-08-08T21:43:00Z" w16du:dateUtc="2026-08-09T01:43:00Z"/>
-        </w:rPr>
-      </w:pPr>
-      <w:ins w:id="395" w:author="JMRT R1 revision" w:date="2026-08-08T21:43:00Z" w16du:dateUtc="2026-08-09T01:43:00Z">
+          <w:ins w:id="416" w:author="JMRT R1 revision" w:date="2026-08-08T23:47:00Z" w16du:dateUtc="2026-08-09T03:47:00Z"/>
+        </w:rPr>
+      </w:pPr>
+      <w:ins w:id="417" w:author="JMRT R1 revision" w:date="2026-08-08T23:47:00Z" w16du:dateUtc="2026-08-09T03:47:00Z">
         <w:r>
           <w:t xml:space="preserve">The calculations reported here allow this limitation to be stated as a concrete and inexpensive remedy rather than a general caution. The screening step that would have caught this composition is a single equilibrium step diagram, evaluated not for the existence of the desired phase but for whether the phase fields required by the </w:t>
         </w:r>
@@ -5809,10 +6023,10 @@
       <w:pPr>
         <w:pStyle w:val="BodyText"/>
         <w:rPr>
-          <w:ins w:id="396" w:author="JMRT R1 revision" w:date="2026-08-08T21:43:00Z" w16du:dateUtc="2026-08-09T01:43:00Z"/>
-        </w:rPr>
-      </w:pPr>
-      <w:ins w:id="397" w:author="JMRT R1 revision" w:date="2026-08-08T21:43:00Z" w16du:dateUtc="2026-08-09T01:43:00Z">
+          <w:ins w:id="418" w:author="JMRT R1 revision" w:date="2026-08-08T23:47:00Z" w16du:dateUtc="2026-08-09T03:47:00Z"/>
+        </w:rPr>
+      </w:pPr>
+      <w:ins w:id="419" w:author="JMRT R1 revision" w:date="2026-08-08T23:47:00Z" w16du:dateUtc="2026-08-09T03:47:00Z">
         <w:r>
           <w:t>The scope of what a single experiment can support should be stated plainly. One composition, proposed by one agent in one session and processed by one route, is a case study and not an evaluation of AI-assisted alloy design as a practice. Nothing here establishes a failure rate, and a different prompt, a different agent, or a different processing window might well have produced a different outcome; the experimental claims of this paper are bounded accordingly. What generalises is narrower, and we think more</w:t>
         </w:r>
@@ -5828,10 +6042,10 @@
       <w:pPr>
         <w:pStyle w:val="BodyText"/>
         <w:rPr>
-          <w:ins w:id="398" w:author="JMRT R1 revision" w:date="2026-08-08T21:43:00Z" w16du:dateUtc="2026-08-09T01:43:00Z"/>
-        </w:rPr>
-      </w:pPr>
-      <w:ins w:id="399" w:author="JMRT R1 revision" w:date="2026-08-08T21:43:00Z" w16du:dateUtc="2026-08-09T01:43:00Z">
+          <w:ins w:id="420" w:author="JMRT R1 revision" w:date="2026-08-08T23:47:00Z" w16du:dateUtc="2026-08-09T03:47:00Z"/>
+        </w:rPr>
+      </w:pPr>
+      <w:ins w:id="421" w:author="JMRT R1 revision" w:date="2026-08-08T23:47:00Z" w16du:dateUtc="2026-08-09T03:47:00Z">
         <w:r>
           <w:t xml:space="preserve">It is also worth saying what a negative result of this kind is good for, since such results are rarely published in this area. A single validated failure with an identified mechanism does more to constrain the design space than a comparable number of untested proposals: it converts “this family of compositions may or may not work” into “compositions in this family whose single-phase α field lies above the practical annealing limit will not work, and here is how to check in advance.” </w:t>
         </w:r>
@@ -5865,9 +6079,9 @@
       <w:pPr>
         <w:pStyle w:val="Heading1"/>
       </w:pPr>
-      <w:bookmarkStart w:id="400" w:name="conclusions"/>
-      <w:bookmarkEnd w:id="308"/>
-      <w:bookmarkEnd w:id="390"/>
+      <w:bookmarkStart w:id="422" w:name="conclusions"/>
+      <w:bookmarkEnd w:id="324"/>
+      <w:bookmarkEnd w:id="412"/>
       <w:r>
         <w:t>5. Conclusions</w:t>
       </w:r>
@@ -5889,12 +6103,12 @@
       <w:r>
         <w:t xml:space="preserve"> </w:t>
       </w:r>
-      <w:del w:id="401" w:author="JMRT R1 revision" w:date="2026-08-08T21:43:00Z" w16du:dateUtc="2026-08-09T01:43:00Z">
+      <w:del w:id="423" w:author="JMRT R1 revision" w:date="2026-08-08T23:47:00Z" w16du:dateUtc="2026-08-09T03:47:00Z">
         <w:r>
           <w:delText>under identical processing conditions. The AI-designed alloy developed a stable dual-phase FCC/BCC microstructure and exhibited deformation primarily through dislocation slip rather than stress-induced martensitic transformation. Consequently, neither super-elasticity nor shape-memory behavior was observed, whereas the reference alloy showed clear evidence of transformational deformation</w:delText>
         </w:r>
       </w:del>
-      <w:ins w:id="402" w:author="JMRT R1 revision" w:date="2026-08-08T21:43:00Z" w16du:dateUtc="2026-08-09T01:43:00Z">
+      <w:ins w:id="424" w:author="JMRT R1 revision" w:date="2026-08-08T23:47:00Z" w16du:dateUtc="2026-08-09T03:47:00Z">
         <w:r>
           <w:t>under the same nominal processing route</w:t>
         </w:r>
@@ -5907,10 +6121,10 @@
       <w:pPr>
         <w:pStyle w:val="BodyText"/>
         <w:rPr>
-          <w:ins w:id="403" w:author="JMRT R1 revision" w:date="2026-08-08T21:43:00Z" w16du:dateUtc="2026-08-09T01:43:00Z"/>
-        </w:rPr>
-      </w:pPr>
-      <w:ins w:id="404" w:author="JMRT R1 revision" w:date="2026-08-08T21:43:00Z" w16du:dateUtc="2026-08-09T01:43:00Z">
+          <w:ins w:id="425" w:author="JMRT R1 revision" w:date="2026-08-08T23:47:00Z" w16du:dateUtc="2026-08-09T03:47:00Z"/>
+        </w:rPr>
+      </w:pPr>
+      <w:ins w:id="426" w:author="JMRT R1 revision" w:date="2026-08-08T23:47:00Z" w16du:dateUtc="2026-08-09T03:47:00Z">
         <w:r>
           <w:t>What was observed is the following. The LLM-alloy proved readily castable and drew to 0.36 mm wire without difficulty. Across seven anneal temperatures its 0.2% proof stress fell from 1948 to 502 MPa and its elongation peaked at 33%, but in no condition — including after the 200 °C / 3 h age reported to develop pseudo-elasticity in this family — did the unloading curve depart from elastic springback. The benchmark, processed identically and given no age at all, recovered ≈0.5% strain on heating. Synchrotron</w:t>
         </w:r>
@@ -5923,10 +6137,10 @@
       <w:pPr>
         <w:pStyle w:val="BodyText"/>
         <w:rPr>
-          <w:ins w:id="405" w:author="JMRT R1 revision" w:date="2026-08-08T21:43:00Z" w16du:dateUtc="2026-08-09T01:43:00Z"/>
-        </w:rPr>
-      </w:pPr>
-      <w:ins w:id="406" w:author="JMRT R1 revision" w:date="2026-08-08T21:43:00Z" w16du:dateUtc="2026-08-09T01:43:00Z">
+          <w:ins w:id="427" w:author="JMRT R1 revision" w:date="2026-08-08T23:47:00Z" w16du:dateUtc="2026-08-09T03:47:00Z"/>
+        </w:rPr>
+      </w:pPr>
+      <w:ins w:id="428" w:author="JMRT R1 revision" w:date="2026-08-08T23:47:00Z" w16du:dateUtc="2026-08-09T03:47:00Z">
         <w:r>
           <w:t>What we interpret from this is that the LLM-alloy accommodates deformation by dislocation slip rather than stress-induced martensitic transformation, and that it does so because the parent phase the transformation requires is largely absent rather than because it is present but unwilling to transform.</w:t>
         </w:r>
@@ -5936,10 +6150,10 @@
       <w:pPr>
         <w:pStyle w:val="BodyText"/>
         <w:rPr>
-          <w:ins w:id="407" w:author="JMRT R1 revision" w:date="2026-08-08T21:43:00Z" w16du:dateUtc="2026-08-09T01:43:00Z"/>
-        </w:rPr>
-      </w:pPr>
-      <w:ins w:id="408" w:author="JMRT R1 revision" w:date="2026-08-08T21:43:00Z" w16du:dateUtc="2026-08-09T01:43:00Z">
+          <w:ins w:id="429" w:author="JMRT R1 revision" w:date="2026-08-08T23:47:00Z" w16du:dateUtc="2026-08-09T03:47:00Z"/>
+        </w:rPr>
+      </w:pPr>
+      <w:ins w:id="430" w:author="JMRT R1 revision" w:date="2026-08-08T23:47:00Z" w16du:dateUtc="2026-08-09T03:47:00Z">
         <w:r>
           <w:t xml:space="preserve">Equilibrium CALPHAD calculations, performed with three independent open databases and validated against the benchmark alloy, identify the origin of this failure. The benchmark solution-treats to single-phase α at 1200 °C and orders on cooling below ≈1090 °C to the ≈20% ordered bcc that its processing route requires. The LLM-alloy does neither: at 1200 °C it is a two-phase α + γ mixture, and its single-phase α field lies at ≈1340 °C, above the temperature at which the alloy can be annealed without oxidation </w:t>
         </w:r>
@@ -5952,18 +6166,18 @@
       <w:pPr>
         <w:pStyle w:val="BodyText"/>
         <w:rPr>
-          <w:ins w:id="409" w:author="JMRT R1 revision" w:date="2026-08-08T21:43:00Z" w16du:dateUtc="2026-08-09T01:43:00Z"/>
+          <w:ins w:id="431" w:author="JMRT R1 revision" w:date="2026-08-08T23:47:00Z" w16du:dateUtc="2026-08-09T03:47:00Z"/>
         </w:rPr>
       </w:pPr>
       <w:r>
         <w:t xml:space="preserve">These results highlight an important limitation of current AI-assisted alloy design. While AI can rapidly generate compositionally plausible alloy candidates based on thermodynamic considerations and literature knowledge, it does not yet fully capture the complex interactions among composition, processing, microstructure evolution, and deformation mechanisms that govern shape-memory performance. </w:t>
       </w:r>
-      <w:del w:id="410" w:author="JMRT R1 revision" w:date="2026-08-08T21:43:00Z" w16du:dateUtc="2026-08-09T01:43:00Z">
+      <w:del w:id="432" w:author="JMRT R1 revision" w:date="2026-08-08T23:47:00Z" w16du:dateUtc="2026-08-09T03:47:00Z">
         <w:r>
           <w:delText>Nevertheless</w:delText>
         </w:r>
       </w:del>
-      <w:ins w:id="411" w:author="JMRT R1 revision" w:date="2026-08-08T21:43:00Z" w16du:dateUtc="2026-08-09T01:43:00Z">
+      <w:ins w:id="433" w:author="JMRT R1 revision" w:date="2026-08-08T23:47:00Z" w16du:dateUtc="2026-08-09T03:47:00Z">
         <w:r>
           <w:t>They also point to a specific and inexpensive remedy: an equilibrium step diagram, checked for overlap between the phase fields the intended processing route requires and the temperatures at which that route can be run, would have rejected this composition before 2 kg of it was melted.</w:t>
         </w:r>
@@ -5973,7 +6187,7 @@
       <w:pPr>
         <w:pStyle w:val="BodyText"/>
       </w:pPr>
-      <w:ins w:id="412" w:author="JMRT R1 revision" w:date="2026-08-08T21:43:00Z" w16du:dateUtc="2026-08-09T01:43:00Z">
+      <w:ins w:id="434" w:author="JMRT R1 revision" w:date="2026-08-08T23:47:00Z" w16du:dateUtc="2026-08-09T03:47:00Z">
         <w:r>
           <w:t>Three limitations bound these conclusions. First, this is a single composition from a single agent session processed by a single route: the experimental findings are a case study, and the generalisable claim is the diagnostic one about pre-screening rather than any statement about how often such workflows fail. Second, composition-only reasoning of the kind the agent performed is intrinsically blind to the distinction that decided this case — not whether a phase is stable, but whether the temperature at whi</w:t>
         </w:r>
@@ -5996,8 +6210,8 @@
       <w:pPr>
         <w:pStyle w:val="Heading1"/>
       </w:pPr>
-      <w:bookmarkStart w:id="413" w:name="acknowledgments"/>
-      <w:bookmarkEnd w:id="400"/>
+      <w:bookmarkStart w:id="435" w:name="acknowledgments"/>
+      <w:bookmarkEnd w:id="422"/>
       <w:r>
         <w:t>Acknowledgments</w:t>
       </w:r>
@@ -6029,8 +6243,8 @@
       <w:pPr>
         <w:pStyle w:val="Heading1"/>
       </w:pPr>
-      <w:bookmarkStart w:id="414" w:name="declarations"/>
-      <w:bookmarkEnd w:id="413"/>
+      <w:bookmarkStart w:id="436" w:name="declarations"/>
+      <w:bookmarkEnd w:id="435"/>
       <w:r>
         <w:t>Declarations</w:t>
       </w:r>
@@ -6082,12 +6296,12 @@
       <w:r>
         <w:t xml:space="preserve"> </w:t>
       </w:r>
-      <w:del w:id="415" w:author="JMRT R1 revision" w:date="2026-08-08T21:43:00Z" w16du:dateUtc="2026-08-09T01:43:00Z">
+      <w:del w:id="437" w:author="JMRT R1 revision" w:date="2026-08-08T23:47:00Z" w16du:dateUtc="2026-08-09T03:47:00Z">
         <w:r>
           <w:delText>An</w:delText>
         </w:r>
       </w:del>
-      <w:ins w:id="416" w:author="JMRT R1 revision" w:date="2026-08-08T21:43:00Z" w16du:dateUtc="2026-08-09T01:43:00Z">
+      <w:ins w:id="438" w:author="JMRT R1 revision" w:date="2026-08-08T23:47:00Z" w16du:dateUtc="2026-08-09T03:47:00Z">
         <w:r>
           <w:t>Generative AI enters this work in two distinct roles, which are reported separately. First, an</w:t>
         </w:r>
@@ -6095,12 +6309,12 @@
       <w:r>
         <w:t xml:space="preserve"> LLM deep-research agent (Google Gemini 2.5, Deep Research) was used to hypothesize the </w:t>
       </w:r>
-      <w:del w:id="417" w:author="JMRT R1 revision" w:date="2026-08-08T21:43:00Z" w16du:dateUtc="2026-08-09T01:43:00Z">
+      <w:del w:id="439" w:author="JMRT R1 revision" w:date="2026-08-08T23:47:00Z" w16du:dateUtc="2026-08-09T03:47:00Z">
         <w:r>
           <w:delText>AI</w:delText>
         </w:r>
       </w:del>
-      <w:ins w:id="418" w:author="JMRT R1 revision" w:date="2026-08-08T21:43:00Z" w16du:dateUtc="2026-08-09T01:43:00Z">
+      <w:ins w:id="440" w:author="JMRT R1 revision" w:date="2026-08-08T23:47:00Z" w16du:dateUtc="2026-08-09T03:47:00Z">
         <w:r>
           <w:t>LLM</w:t>
         </w:r>
@@ -6108,12 +6322,12 @@
       <w:r>
         <w:t>-alloy composition under study, as described in Sec. 2.1; this use is a study method</w:t>
       </w:r>
-      <w:del w:id="419" w:author="JMRT R1 revision" w:date="2026-08-08T21:43:00Z" w16du:dateUtc="2026-08-09T01:43:00Z">
+      <w:del w:id="441" w:author="JMRT R1 revision" w:date="2026-08-08T23:47:00Z" w16du:dateUtc="2026-08-09T03:47:00Z">
         <w:r>
           <w:delText>, not a manuscript-</w:delText>
         </w:r>
       </w:del>
-      <w:ins w:id="420" w:author="JMRT R1 revision" w:date="2026-08-08T21:43:00Z" w16du:dateUtc="2026-08-09T01:43:00Z">
+      <w:ins w:id="442" w:author="JMRT R1 revision" w:date="2026-08-08T23:47:00Z" w16du:dateUtc="2026-08-09T03:47:00Z">
         <w:r>
           <w:t xml:space="preserve"> and is itself the object of the investigation. Second, during </w:t>
         </w:r>
@@ -6121,12 +6335,12 @@
       <w:r>
         <w:t xml:space="preserve">preparation </w:t>
       </w:r>
-      <w:del w:id="421" w:author="JMRT R1 revision" w:date="2026-08-08T21:43:00Z" w16du:dateUtc="2026-08-09T01:43:00Z">
+      <w:del w:id="443" w:author="JMRT R1 revision" w:date="2026-08-08T23:47:00Z" w16du:dateUtc="2026-08-09T03:47:00Z">
         <w:r>
           <w:delText xml:space="preserve">aid. No </w:delText>
         </w:r>
       </w:del>
-      <w:ins w:id="422" w:author="JMRT R1 revision" w:date="2026-08-08T21:43:00Z" w16du:dateUtc="2026-08-09T01:43:00Z">
+      <w:ins w:id="444" w:author="JMRT R1 revision" w:date="2026-08-08T23:47:00Z" w16du:dateUtc="2026-08-09T03:47:00Z">
         <w:r>
           <w:t xml:space="preserve">of this revision a </w:t>
         </w:r>
@@ -6134,12 +6348,12 @@
       <w:r>
         <w:t xml:space="preserve">generative AI </w:t>
       </w:r>
-      <w:del w:id="423" w:author="JMRT R1 revision" w:date="2026-08-08T21:43:00Z" w16du:dateUtc="2026-08-09T01:43:00Z">
+      <w:del w:id="445" w:author="JMRT R1 revision" w:date="2026-08-08T23:47:00Z" w16du:dateUtc="2026-08-09T03:47:00Z">
         <w:r>
           <w:delText xml:space="preserve">tools were </w:delText>
         </w:r>
       </w:del>
-      <w:ins w:id="424" w:author="JMRT R1 revision" w:date="2026-08-08T21:43:00Z" w16du:dateUtc="2026-08-09T01:43:00Z">
+      <w:ins w:id="446" w:author="JMRT R1 revision" w:date="2026-08-08T23:47:00Z" w16du:dateUtc="2026-08-09T03:47:00Z">
         <w:r>
           <w:t xml:space="preserve">assistant (Anthropic Claude) was </w:t>
         </w:r>
@@ -6147,7 +6361,7 @@
       <w:r>
         <w:t xml:space="preserve">used to </w:t>
       </w:r>
-      <w:ins w:id="425" w:author="JMRT R1 revision" w:date="2026-08-08T21:43:00Z" w16du:dateUtc="2026-08-09T01:43:00Z">
+      <w:ins w:id="447" w:author="JMRT R1 revision" w:date="2026-08-08T23:47:00Z" w16du:dateUtc="2026-08-09T03:47:00Z">
         <w:r>
           <w:t xml:space="preserve">help write and debug the pycalphad scripts underlying Secs. 2.6 and 3.4, to assist in extracting and checking numerical results from the Rietveld refinement output, and to </w:t>
         </w:r>
@@ -6155,12 +6369,12 @@
       <w:r>
         <w:t>draft</w:t>
       </w:r>
-      <w:del w:id="426" w:author="JMRT R1 revision" w:date="2026-08-08T21:43:00Z" w16du:dateUtc="2026-08-09T01:43:00Z">
+      <w:del w:id="448" w:author="JMRT R1 revision" w:date="2026-08-08T23:47:00Z" w16du:dateUtc="2026-08-09T03:47:00Z">
         <w:r>
           <w:delText>,</w:delText>
         </w:r>
       </w:del>
-      <w:ins w:id="427" w:author="JMRT R1 revision" w:date="2026-08-08T21:43:00Z" w16du:dateUtc="2026-08-09T01:43:00Z">
+      <w:ins w:id="449" w:author="JMRT R1 revision" w:date="2026-08-08T23:47:00Z" w16du:dateUtc="2026-08-09T03:47:00Z">
         <w:r>
           <w:t xml:space="preserve"> and</w:t>
         </w:r>
@@ -6168,12 +6382,12 @@
       <w:r>
         <w:t xml:space="preserve"> edit</w:t>
       </w:r>
-      <w:del w:id="428" w:author="JMRT R1 revision" w:date="2026-08-08T21:43:00Z" w16du:dateUtc="2026-08-09T01:43:00Z">
+      <w:del w:id="450" w:author="JMRT R1 revision" w:date="2026-08-08T23:47:00Z" w16du:dateUtc="2026-08-09T03:47:00Z">
         <w:r>
           <w:delText>, or otherwise prepare</w:delText>
         </w:r>
       </w:del>
-      <w:ins w:id="429" w:author="JMRT R1 revision" w:date="2026-08-08T21:43:00Z" w16du:dateUtc="2026-08-09T01:43:00Z">
+      <w:ins w:id="451" w:author="JMRT R1 revision" w:date="2026-08-08T23:47:00Z" w16du:dateUtc="2026-08-09T03:47:00Z">
         <w:r>
           <w:t xml:space="preserve"> portions of</w:t>
         </w:r>
@@ -6181,12 +6395,12 @@
       <w:r>
         <w:t xml:space="preserve"> the text</w:t>
       </w:r>
-      <w:del w:id="430" w:author="JMRT R1 revision" w:date="2026-08-08T21:43:00Z" w16du:dateUtc="2026-08-09T01:43:00Z">
+      <w:del w:id="452" w:author="JMRT R1 revision" w:date="2026-08-08T23:47:00Z" w16du:dateUtc="2026-08-09T03:47:00Z">
         <w:r>
           <w:delText xml:space="preserve"> of this manuscript</w:delText>
         </w:r>
       </w:del>
-      <w:ins w:id="431" w:author="JMRT R1 revision" w:date="2026-08-08T21:43:00Z" w16du:dateUtc="2026-08-09T01:43:00Z">
+      <w:ins w:id="453" w:author="JMRT R1 revision" w:date="2026-08-08T23:47:00Z" w16du:dateUtc="2026-08-09T03:47:00Z">
         <w:r>
           <w:t>. No AI system generated experimental data or determined any reported measurement. All calculations were checked against their source databases, all numerical values were verified against the primary records, and the authors reviewed the entire manuscript and take full responsibility for its content</w:t>
         </w:r>
@@ -6212,7 +6426,7 @@
       <w:r>
         <w:t>ICP-AES and interstitial-gas (ASTM E1019) chemistry certificates for both heats, raw synchrotron diffraction data, Instron cyclic-tensile export data, and metallographic images are available from the corresponding author on reasonable request.</w:t>
       </w:r>
-      <w:ins w:id="432" w:author="JMRT R1 revision" w:date="2026-08-08T21:43:00Z" w16du:dateUtc="2026-08-09T01:43:00Z">
+      <w:ins w:id="454" w:author="JMRT R1 revision" w:date="2026-08-08T23:47:00Z" w16du:dateUtc="2026-08-09T03:47:00Z">
         <w:r>
           <w:t xml:space="preserve"> The scripts used to compute the equilibrium step diagrams of Sec. 3.4, together with the resulting phase-fraction tables and the calculation logs, are also available on request; the thermodynamic databases themselves are the property of their respective authors and must be obtained from the sources cited in Sec. 2.6.</w:t>
         </w:r>
@@ -6229,8 +6443,8 @@
       <w:pPr>
         <w:pStyle w:val="Bibliography"/>
       </w:pPr>
-      <w:bookmarkStart w:id="433" w:name="ref-merchant2023gnome"/>
-      <w:bookmarkStart w:id="434" w:name="refs"/>
+      <w:bookmarkStart w:id="455" w:name="ref-merchant2023gnome"/>
+      <w:bookmarkStart w:id="456" w:name="refs"/>
       <w:r>
         <w:t xml:space="preserve">[1] </w:t>
       </w:r>
@@ -6254,8 +6468,8 @@
       <w:pPr>
         <w:pStyle w:val="Bibliography"/>
       </w:pPr>
-      <w:bookmarkStart w:id="435" w:name="ref-comanici2025gemini"/>
-      <w:bookmarkEnd w:id="433"/>
+      <w:bookmarkStart w:id="457" w:name="ref-comanici2025gemini"/>
+      <w:bookmarkEnd w:id="455"/>
       <w:r>
         <w:t xml:space="preserve">[2] </w:t>
       </w:r>
@@ -6279,8 +6493,8 @@
       <w:pPr>
         <w:pStyle w:val="Bibliography"/>
       </w:pPr>
-      <w:bookmarkStart w:id="436" w:name="ref-xu2025deepresearch"/>
-      <w:bookmarkEnd w:id="435"/>
+      <w:bookmarkStart w:id="458" w:name="ref-xu2025deepresearch"/>
+      <w:bookmarkEnd w:id="457"/>
       <w:r>
         <w:t xml:space="preserve">[3] </w:t>
       </w:r>
@@ -6306,8 +6520,8 @@
       <w:pPr>
         <w:pStyle w:val="Bibliography"/>
       </w:pPr>
-      <w:bookmarkStart w:id="437" w:name="ref-aims2022"/>
-      <w:bookmarkEnd w:id="436"/>
+      <w:bookmarkStart w:id="459" w:name="ref-aims2022"/>
+      <w:bookmarkEnd w:id="458"/>
       <w:r>
         <w:t xml:space="preserve">[4] </w:t>
       </w:r>
@@ -6331,8 +6545,8 @@
       <w:pPr>
         <w:pStyle w:val="Bibliography"/>
       </w:pPr>
-      <w:bookmarkStart w:id="438" w:name="ref-generativeinversion2025"/>
-      <w:bookmarkEnd w:id="437"/>
+      <w:bookmarkStart w:id="460" w:name="ref-generativeinversion2025"/>
+      <w:bookmarkEnd w:id="459"/>
       <w:r>
         <w:t xml:space="preserve">[5] </w:t>
       </w:r>
@@ -6356,8 +6570,8 @@
       <w:pPr>
         <w:pStyle w:val="Bibliography"/>
       </w:pPr>
-      <w:bookmarkStart w:id="439" w:name="ref-hu2024beyond"/>
-      <w:bookmarkEnd w:id="438"/>
+      <w:bookmarkStart w:id="461" w:name="ref-hu2024beyond"/>
+      <w:bookmarkEnd w:id="460"/>
       <w:r>
         <w:t xml:space="preserve">[6] </w:t>
       </w:r>
@@ -6381,8 +6595,8 @@
       <w:pPr>
         <w:pStyle w:val="Bibliography"/>
       </w:pPr>
-      <w:bookmarkStart w:id="440" w:name="ref-otsuka2005physical"/>
-      <w:bookmarkEnd w:id="439"/>
+      <w:bookmarkStart w:id="462" w:name="ref-otsuka2005physical"/>
+      <w:bookmarkEnd w:id="461"/>
       <w:r>
         <w:t xml:space="preserve">[7] </w:t>
       </w:r>
@@ -6395,8 +6609,8 @@
       <w:pPr>
         <w:pStyle w:val="Bibliography"/>
       </w:pPr>
-      <w:bookmarkStart w:id="441" w:name="ref-lagoudas2008shape"/>
-      <w:bookmarkEnd w:id="440"/>
+      <w:bookmarkStart w:id="463" w:name="ref-lagoudas2008shape"/>
+      <w:bookmarkEnd w:id="462"/>
       <w:r>
         <w:t xml:space="preserve">[8] </w:t>
       </w:r>
@@ -6420,8 +6634,8 @@
       <w:pPr>
         <w:pStyle w:val="Bibliography"/>
       </w:pPr>
-      <w:bookmarkStart w:id="442" w:name="ref-duerig1999overview"/>
-      <w:bookmarkEnd w:id="441"/>
+      <w:bookmarkStart w:id="464" w:name="ref-duerig1999overview"/>
+      <w:bookmarkEnd w:id="463"/>
       <w:r>
         <w:t xml:space="preserve">[9] </w:t>
       </w:r>
@@ -6447,8 +6661,8 @@
       <w:pPr>
         <w:pStyle w:val="Bibliography"/>
       </w:pPr>
-      <w:bookmarkStart w:id="443" w:name="ref-mohd2014nitinol"/>
-      <w:bookmarkEnd w:id="442"/>
+      <w:bookmarkStart w:id="465" w:name="ref-mohd2014nitinol"/>
+      <w:bookmarkEnd w:id="464"/>
       <w:r>
         <w:t xml:space="preserve">[10] </w:t>
       </w:r>
@@ -6472,8 +6686,8 @@
       <w:pPr>
         <w:pStyle w:val="Bibliography"/>
       </w:pPr>
-      <w:bookmarkStart w:id="444" w:name="ref-cladera2014ironbased"/>
-      <w:bookmarkEnd w:id="443"/>
+      <w:bookmarkStart w:id="466" w:name="ref-cladera2014ironbased"/>
+      <w:bookmarkEnd w:id="465"/>
       <w:r>
         <w:t xml:space="preserve">[11] </w:t>
       </w:r>
@@ -6497,8 +6711,8 @@
       <w:pPr>
         <w:pStyle w:val="Bibliography"/>
       </w:pPr>
-      <w:bookmarkStart w:id="445" w:name="ref-omori2011superelastic"/>
-      <w:bookmarkEnd w:id="444"/>
+      <w:bookmarkStart w:id="467" w:name="ref-omori2011superelastic"/>
+      <w:bookmarkEnd w:id="466"/>
       <w:r>
         <w:t xml:space="preserve">[12] </w:t>
       </w:r>
@@ -6524,8 +6738,8 @@
       <w:pPr>
         <w:pStyle w:val="Bibliography"/>
       </w:pPr>
-      <w:bookmarkStart w:id="446" w:name="ref-vollmer2016cyclic"/>
-      <w:bookmarkEnd w:id="445"/>
+      <w:bookmarkStart w:id="468" w:name="ref-vollmer2016cyclic"/>
+      <w:bookmarkEnd w:id="467"/>
       <w:r>
         <w:t xml:space="preserve">[13] </w:t>
       </w:r>
@@ -6552,8 +6766,8 @@
       <w:pPr>
         <w:pStyle w:val="Bibliography"/>
       </w:pPr>
-      <w:bookmarkStart w:id="447" w:name="ref-abuzaid2019femnnial"/>
-      <w:bookmarkEnd w:id="446"/>
+      <w:bookmarkStart w:id="469" w:name="ref-abuzaid2019femnnial"/>
+      <w:bookmarkEnd w:id="468"/>
       <w:r>
         <w:t xml:space="preserve">[14] </w:t>
       </w:r>
@@ -6577,8 +6791,8 @@
       <w:pPr>
         <w:pStyle w:val="Bibliography"/>
       </w:pPr>
-      <w:bookmarkStart w:id="448" w:name="ref-omori2017martensitic"/>
-      <w:bookmarkEnd w:id="447"/>
+      <w:bookmarkStart w:id="470" w:name="ref-omori2017martensitic"/>
+      <w:bookmarkEnd w:id="469"/>
       <w:r>
         <w:t xml:space="preserve">[15] </w:t>
       </w:r>
@@ -6602,41 +6816,213 @@
       <w:pPr>
         <w:pStyle w:val="Bibliography"/>
       </w:pPr>
-      <w:bookmarkStart w:id="449" w:name="ref-omori2016agg"/>
-      <w:bookmarkEnd w:id="448"/>
+      <w:bookmarkStart w:id="471" w:name="ref-rahnama2017acta"/>
+      <w:bookmarkEnd w:id="470"/>
       <w:r>
         <w:t xml:space="preserve">[16] </w:t>
       </w:r>
       <w:r>
         <w:tab/>
-        <w:t>T. Omori, H. Iwaizako, R. Kainuma, Abnormal grain growth induced by cyclic heat treatment in Fe-Mn-Al-Ni superelastic alloy, Materials &amp; Design 101 (2016) 263–269. https://doi.org/</w:t>
-      </w:r>
-      <w:hyperlink r:id="rId27">
+      </w:r>
+      <w:del w:id="472" w:author="JMRT R1 revision" w:date="2026-08-08T23:47:00Z" w16du:dateUtc="2026-08-09T03:47:00Z">
+        <w:r>
+          <w:delText>T. Omori</w:delText>
+        </w:r>
+      </w:del>
+      <w:ins w:id="473" w:author="JMRT R1 revision" w:date="2026-08-08T23:47:00Z" w16du:dateUtc="2026-08-09T03:47:00Z">
+        <w:r>
+          <w:t>A. Rahnama</w:t>
+        </w:r>
+      </w:ins>
+      <w:r>
+        <w:t xml:space="preserve">, H. </w:t>
+      </w:r>
+      <w:del w:id="474" w:author="JMRT R1 revision" w:date="2026-08-08T23:47:00Z" w16du:dateUtc="2026-08-09T03:47:00Z">
+        <w:r>
+          <w:delText>Iwaizako, R. Kainuma, Abnormal grain growth induced by cyclic heat treatment in Fe-Mn-Al-</w:delText>
+        </w:r>
+      </w:del>
+      <w:ins w:id="475" w:author="JMRT R1 revision" w:date="2026-08-08T23:47:00Z" w16du:dateUtc="2026-08-09T03:47:00Z">
+        <w:r>
+          <w:t xml:space="preserve">Kotadia, S. Sridhar, Effect of </w:t>
+        </w:r>
+      </w:ins>
+      <w:r>
+        <w:t xml:space="preserve">Ni </w:t>
+      </w:r>
+      <w:del w:id="476" w:author="JMRT R1 revision" w:date="2026-08-08T23:47:00Z" w16du:dateUtc="2026-08-09T03:47:00Z">
+        <w:r>
+          <w:delText>superelastic alloy, Materials &amp; Design 101 (2016) 263–269.</w:delText>
+        </w:r>
+      </w:del>
+      <w:ins w:id="477" w:author="JMRT R1 revision" w:date="2026-08-08T23:47:00Z" w16du:dateUtc="2026-08-09T03:47:00Z">
+        <w:r>
+          <w:t>alloying on the microstructural evolution and mechanical properties of two duplex light-weight steels during different annealing temperatures: Experiment and phase-field simulation, Acta Materialia 132 (2017) 627–643.</w:t>
+        </w:r>
+      </w:ins>
+      <w:r>
+        <w:t xml:space="preserve"> https://doi.org/</w:t>
+      </w:r>
+      <w:r>
+        <w:fldChar w:fldCharType="begin"/>
+      </w:r>
+      <w:r>
+        <w:instrText>HYPERLINK "https://doi.org/10.1016/j.</w:instrText>
+      </w:r>
+      <w:del w:id="478" w:author="JMRT R1 revision" w:date="2026-08-08T23:47:00Z" w16du:dateUtc="2026-08-09T03:47:00Z">
+        <w:r>
+          <w:delInstrText>matdes.2016.04.011</w:delInstrText>
+        </w:r>
+      </w:del>
+      <w:ins w:id="479" w:author="JMRT R1 revision" w:date="2026-08-08T23:47:00Z" w16du:dateUtc="2026-08-09T03:47:00Z">
+        <w:r>
+          <w:instrText>actamat.2017.03.043</w:instrText>
+        </w:r>
+      </w:ins>
+      <w:r>
+        <w:instrText>" \h</w:instrText>
+      </w:r>
+      <w:r>
+        <w:fldChar w:fldCharType="separate"/>
+      </w:r>
+      <w:r>
+        <w:rPr>
+          <w:rStyle w:val="Hyperlink"/>
+        </w:rPr>
+        <w:t>10.1016/j.</w:t>
+      </w:r>
+      <w:del w:id="480" w:author="JMRT R1 revision" w:date="2026-08-08T23:47:00Z" w16du:dateUtc="2026-08-09T03:47:00Z">
+        <w:r>
+          <w:rPr>
+            <w:rStyle w:val="Hyperlink"/>
+          </w:rPr>
+          <w:delText>matdes.2016.04.011</w:delText>
+        </w:r>
+      </w:del>
+      <w:ins w:id="481" w:author="JMRT R1 revision" w:date="2026-08-08T23:47:00Z" w16du:dateUtc="2026-08-09T03:47:00Z">
+        <w:r>
+          <w:rPr>
+            <w:rStyle w:val="Hyperlink"/>
+          </w:rPr>
+          <w:t>actamat.2017.03.043</w:t>
+        </w:r>
+      </w:ins>
+      <w:r>
+        <w:fldChar w:fldCharType="end"/>
+      </w:r>
+      <w:r>
+        <w:t>.</w:t>
+      </w:r>
+    </w:p>
+    <w:p>
+      <w:pPr>
+        <w:pStyle w:val="Bibliography"/>
+        <w:rPr>
+          <w:ins w:id="482" w:author="JMRT R1 revision" w:date="2026-08-08T23:47:00Z" w16du:dateUtc="2026-08-09T03:47:00Z"/>
+        </w:rPr>
+      </w:pPr>
+      <w:bookmarkStart w:id="483" w:name="ref-saha2022jom"/>
+      <w:bookmarkEnd w:id="471"/>
+      <w:del w:id="484" w:author="JMRT R1 revision" w:date="2026-08-08T23:47:00Z" w16du:dateUtc="2026-08-09T03:47:00Z">
+        <w:r>
+          <w:delText>[17</w:delText>
+        </w:r>
+      </w:del>
+      <w:ins w:id="485" w:author="JMRT R1 revision" w:date="2026-08-08T23:47:00Z" w16du:dateUtc="2026-08-09T03:47:00Z">
+        <w:r>
+          <w:t xml:space="preserve">[17] </w:t>
+        </w:r>
+        <w:r>
+          <w:tab/>
+        </w:r>
+        <w:r>
+          <w:t>M. Saha, M.B. Ponnuchamy, M. Sadhasivam, C. Mahata, G. Vijayaragavan, K. Gururaj, K. Suresh, N. Chandrasekaran, D. Prabhu, K. Kumbhar, K.G. Pradeep, Revealing the localization of NiAl-type nano-scale B2 precipitates within the BCC phase of Ni-alloyed low-density FeMnAlC steel, JOM 74 (2022) 3181–3190. https://doi.org/</w:t>
+        </w:r>
+        <w:r>
+          <w:fldChar w:fldCharType="begin"/>
+        </w:r>
+        <w:r>
+          <w:instrText>HYPERLINK "https://doi.org/10.1007/s11837-022-05349-2" \h</w:instrText>
+        </w:r>
+        <w:r>
+          <w:fldChar w:fldCharType="separate"/>
+        </w:r>
+        <w:r>
+          <w:rPr>
+            <w:rStyle w:val="Hyperlink"/>
+          </w:rPr>
+          <w:t>10.1007/s11837-022-05349-2</w:t>
+        </w:r>
+        <w:r>
+          <w:fldChar w:fldCharType="end"/>
+        </w:r>
+        <w:r>
+          <w:t>.</w:t>
+        </w:r>
+      </w:ins>
+    </w:p>
+    <w:p>
+      <w:pPr>
+        <w:pStyle w:val="Bibliography"/>
+        <w:rPr>
+          <w:ins w:id="486" w:author="JMRT R1 revision" w:date="2026-08-08T23:47:00Z" w16du:dateUtc="2026-08-09T03:47:00Z"/>
+        </w:rPr>
+      </w:pPr>
+      <w:bookmarkStart w:id="487" w:name="ref-omori2016agg"/>
+      <w:bookmarkEnd w:id="483"/>
+      <w:ins w:id="488" w:author="JMRT R1 revision" w:date="2026-08-08T23:47:00Z" w16du:dateUtc="2026-08-09T03:47:00Z">
+        <w:r>
+          <w:t xml:space="preserve">[18] </w:t>
+        </w:r>
+        <w:r>
+          <w:tab/>
+          <w:t xml:space="preserve">T. Omori, H. Iwaizako, R. Kainuma, Abnormal grain growth induced by cyclic heat treatment in </w:t>
+        </w:r>
+        <w:r>
+          <w:t>Fe-Mn-Al-Ni superelastic alloy, Materials &amp; Design 101 (2016) 263–269. https://doi.org/</w:t>
+        </w:r>
+        <w:r>
+          <w:fldChar w:fldCharType="begin"/>
+        </w:r>
+        <w:r>
+          <w:instrText>HYPERLINK "https://doi.org/10.1016/j.matdes.2016.04.011" \h</w:instrText>
+        </w:r>
+        <w:r>
+          <w:fldChar w:fldCharType="separate"/>
+        </w:r>
         <w:r>
           <w:rPr>
             <w:rStyle w:val="Hyperlink"/>
           </w:rPr>
           <w:t>10.1016/j.matdes.2016.04.011</w:t>
         </w:r>
-      </w:hyperlink>
-      <w:r>
-        <w:t>.</w:t>
-      </w:r>
+        <w:r>
+          <w:fldChar w:fldCharType="end"/>
+        </w:r>
+        <w:r>
+          <w:t>.</w:t>
+        </w:r>
+      </w:ins>
     </w:p>
     <w:p>
       <w:pPr>
         <w:pStyle w:val="Bibliography"/>
       </w:pPr>
-      <w:bookmarkStart w:id="450" w:name="ref-tai2024ssrf"/>
-      <w:bookmarkEnd w:id="449"/>
-      <w:r>
-        <w:t xml:space="preserve">[17] </w:t>
+      <w:bookmarkStart w:id="489" w:name="ref-tai2024ssrf"/>
+      <w:bookmarkEnd w:id="487"/>
+      <w:ins w:id="490" w:author="JMRT R1 revision" w:date="2026-08-08T23:47:00Z" w16du:dateUtc="2026-08-09T03:47:00Z">
+        <w:r>
+          <w:t>[19</w:t>
+        </w:r>
+      </w:ins>
+      <w:r>
+        <w:t xml:space="preserve">] </w:t>
       </w:r>
       <w:r>
         <w:tab/>
         <w:t>R.Z. Tai, Z.T. Zhao, Overview of SSRF phase-II beamlines, Nuclear Science and Techniques 35 (2024) 137. https://doi.org/</w:t>
       </w:r>
-      <w:hyperlink r:id="rId28">
+      <w:hyperlink r:id="rId27">
         <w:r>
           <w:rPr>
             <w:rStyle w:val="Hyperlink"/>
@@ -6652,19 +7038,32 @@
       <w:pPr>
         <w:pStyle w:val="Bibliography"/>
       </w:pPr>
-      <w:bookmarkStart w:id="451" w:name="ref-yang2024ssrf"/>
-      <w:bookmarkEnd w:id="450"/>
-      <w:r>
-        <w:t xml:space="preserve">[18] </w:t>
+      <w:bookmarkStart w:id="491" w:name="ref-yang2024ssrf"/>
+      <w:bookmarkEnd w:id="489"/>
+      <w:r>
+        <w:t>[</w:t>
+      </w:r>
+      <w:del w:id="492" w:author="JMRT R1 revision" w:date="2026-08-08T23:47:00Z" w16du:dateUtc="2026-08-09T03:47:00Z">
+        <w:r>
+          <w:delText>18</w:delText>
+        </w:r>
+      </w:del>
+      <w:ins w:id="493" w:author="JMRT R1 revision" w:date="2026-08-08T23:47:00Z" w16du:dateUtc="2026-08-09T03:47:00Z">
+        <w:r>
+          <w:t>20</w:t>
+        </w:r>
+      </w:ins>
+      <w:r>
+        <w:t xml:space="preserve">] </w:t>
       </w:r>
       <w:r>
         <w:tab/>
-        <w:t>K. Yang, Z.-H. Dong, C.-Y. Zhou, Z.-L. Zhao, D.-X. Liang, S.-C. Cao, others, Ultrahard X-ray multifunctional application beamline at the SSRF</w:t>
-      </w:r>
-      <w:r>
-        <w:t>, Nuclear Science and Techniques 35 (2024) 98. https://doi.org/</w:t>
-      </w:r>
-      <w:hyperlink r:id="rId29">
+        <w:t xml:space="preserve">K. Yang, Z.-H. Dong, C.-Y. Zhou, Z.-L. Zhao, D.-X. Liang, S.-C. Cao, others, Ultrahard X-ray </w:t>
+      </w:r>
+      <w:r>
+        <w:t>multifunctional application beamline at the SSRF, Nuclear Science and Techniques 35 (2024) 98. https://doi.org/</w:t>
+      </w:r>
+      <w:hyperlink r:id="rId28">
         <w:r>
           <w:rPr>
             <w:rStyle w:val="Hyperlink"/>
@@ -6680,10 +7079,23 @@
       <w:pPr>
         <w:pStyle w:val="Bibliography"/>
       </w:pPr>
-      <w:bookmarkStart w:id="452" w:name="ref-hammersley1998fit2d"/>
-      <w:bookmarkEnd w:id="451"/>
-      <w:r>
-        <w:t xml:space="preserve">[19] </w:t>
+      <w:bookmarkStart w:id="494" w:name="ref-hammersley1998fit2d"/>
+      <w:bookmarkEnd w:id="491"/>
+      <w:r>
+        <w:t>[</w:t>
+      </w:r>
+      <w:del w:id="495" w:author="JMRT R1 revision" w:date="2026-08-08T23:47:00Z" w16du:dateUtc="2026-08-09T03:47:00Z">
+        <w:r>
+          <w:delText>19</w:delText>
+        </w:r>
+      </w:del>
+      <w:ins w:id="496" w:author="JMRT R1 revision" w:date="2026-08-08T23:47:00Z" w16du:dateUtc="2026-08-09T03:47:00Z">
+        <w:r>
+          <w:t>21</w:t>
+        </w:r>
+      </w:ins>
+      <w:r>
+        <w:t xml:space="preserve">] </w:t>
       </w:r>
       <w:r>
         <w:tab/>
@@ -6694,16 +7106,29 @@
       <w:pPr>
         <w:pStyle w:val="Bibliography"/>
       </w:pPr>
-      <w:bookmarkStart w:id="453" w:name="ref-rietveld1969"/>
-      <w:bookmarkEnd w:id="452"/>
-      <w:r>
-        <w:t xml:space="preserve">[20] </w:t>
+      <w:bookmarkStart w:id="497" w:name="ref-rietveld1969"/>
+      <w:bookmarkEnd w:id="494"/>
+      <w:r>
+        <w:t>[</w:t>
+      </w:r>
+      <w:del w:id="498" w:author="JMRT R1 revision" w:date="2026-08-08T23:47:00Z" w16du:dateUtc="2026-08-09T03:47:00Z">
+        <w:r>
+          <w:delText>20</w:delText>
+        </w:r>
+      </w:del>
+      <w:ins w:id="499" w:author="JMRT R1 revision" w:date="2026-08-08T23:47:00Z" w16du:dateUtc="2026-08-09T03:47:00Z">
+        <w:r>
+          <w:t>22</w:t>
+        </w:r>
+      </w:ins>
+      <w:r>
+        <w:t xml:space="preserve">] </w:t>
       </w:r>
       <w:r>
         <w:tab/>
         <w:t>H.M. Rietveld, A profile refinement method for nuclear and magnetic structures, Journal of Applied Crystallography 2 (1969) 65–71. https://doi.org/</w:t>
       </w:r>
-      <w:hyperlink r:id="rId30">
+      <w:hyperlink r:id="rId29">
         <w:r>
           <w:rPr>
             <w:rStyle w:val="Hyperlink"/>
@@ -6719,18 +7144,29 @@
       <w:pPr>
         <w:pStyle w:val="Bibliography"/>
       </w:pPr>
-      <w:bookmarkStart w:id="454" w:name="ref-lutterotti1997maud"/>
-      <w:bookmarkEnd w:id="453"/>
-      <w:r>
-        <w:t xml:space="preserve">[21] </w:t>
+      <w:bookmarkStart w:id="500" w:name="ref-lutterotti1997maud"/>
+      <w:bookmarkEnd w:id="497"/>
+      <w:r>
+        <w:t>[</w:t>
+      </w:r>
+      <w:del w:id="501" w:author="JMRT R1 revision" w:date="2026-08-08T23:47:00Z" w16du:dateUtc="2026-08-09T03:47:00Z">
+        <w:r>
+          <w:delText>21</w:delText>
+        </w:r>
+      </w:del>
+      <w:ins w:id="502" w:author="JMRT R1 revision" w:date="2026-08-08T23:47:00Z" w16du:dateUtc="2026-08-09T03:47:00Z">
+        <w:r>
+          <w:t>23</w:t>
+        </w:r>
+      </w:ins>
+      <w:r>
+        <w:t xml:space="preserve">] </w:t>
       </w:r>
       <w:r>
         <w:tab/>
-      </w:r>
-      <w:r>
         <w:t>L. Lutterotti, S. Matthies, H.R. Wenk, A.S. Schultz, J.W. Richardson, Combined texture and structure analysis of deformed limestone from time-of-flight neutron diffraction spectra, Journal of Applied Physics 81 (1997) 594–600. https://doi.org/</w:t>
       </w:r>
-      <w:hyperlink r:id="rId31">
+      <w:hyperlink r:id="rId30">
         <w:r>
           <w:rPr>
             <w:rStyle w:val="Hyperlink"/>
@@ -6746,19 +7182,19 @@
       <w:pPr>
         <w:pStyle w:val="Bibliography"/>
         <w:rPr>
-          <w:ins w:id="455" w:author="JMRT R1 revision" w:date="2026-08-08T21:43:00Z" w16du:dateUtc="2026-08-09T01:43:00Z"/>
-        </w:rPr>
-      </w:pPr>
-      <w:bookmarkStart w:id="456" w:name="ref-lukas2007calphad"/>
-      <w:bookmarkEnd w:id="454"/>
-      <w:del w:id="457" w:author="JMRT R1 revision" w:date="2026-08-08T21:43:00Z" w16du:dateUtc="2026-08-09T01:43:00Z">
+          <w:ins w:id="503" w:author="JMRT R1 revision" w:date="2026-08-08T23:47:00Z" w16du:dateUtc="2026-08-09T03:47:00Z"/>
+        </w:rPr>
+      </w:pPr>
+      <w:bookmarkStart w:id="504" w:name="ref-lukas2007calphad"/>
+      <w:bookmarkEnd w:id="500"/>
+      <w:del w:id="505" w:author="JMRT R1 revision" w:date="2026-08-08T23:47:00Z" w16du:dateUtc="2026-08-09T03:47:00Z">
         <w:r>
           <w:delText>[22</w:delText>
         </w:r>
       </w:del>
-      <w:ins w:id="458" w:author="JMRT R1 revision" w:date="2026-08-08T21:43:00Z" w16du:dateUtc="2026-08-09T01:43:00Z">
-        <w:r>
-          <w:t xml:space="preserve">[22] </w:t>
+      <w:ins w:id="506" w:author="JMRT R1 revision" w:date="2026-08-08T23:47:00Z" w16du:dateUtc="2026-08-09T03:47:00Z">
+        <w:r>
+          <w:t xml:space="preserve">[24] </w:t>
         </w:r>
         <w:r>
           <w:tab/>
@@ -6791,14 +7227,14 @@
       <w:pPr>
         <w:pStyle w:val="Bibliography"/>
         <w:rPr>
-          <w:ins w:id="459" w:author="JMRT R1 revision" w:date="2026-08-08T21:43:00Z" w16du:dateUtc="2026-08-09T01:43:00Z"/>
-        </w:rPr>
-      </w:pPr>
-      <w:bookmarkStart w:id="460" w:name="ref-otis2017pycalphad"/>
-      <w:bookmarkEnd w:id="456"/>
-      <w:ins w:id="461" w:author="JMRT R1 revision" w:date="2026-08-08T21:43:00Z" w16du:dateUtc="2026-08-09T01:43:00Z">
-        <w:r>
-          <w:t xml:space="preserve">[23] </w:t>
+          <w:ins w:id="507" w:author="JMRT R1 revision" w:date="2026-08-08T23:47:00Z" w16du:dateUtc="2026-08-09T03:47:00Z"/>
+        </w:rPr>
+      </w:pPr>
+      <w:bookmarkStart w:id="508" w:name="ref-otis2017pycalphad"/>
+      <w:bookmarkEnd w:id="504"/>
+      <w:ins w:id="509" w:author="JMRT R1 revision" w:date="2026-08-08T23:47:00Z" w16du:dateUtc="2026-08-09T03:47:00Z">
+        <w:r>
+          <w:t xml:space="preserve">[25] </w:t>
         </w:r>
         <w:r>
           <w:tab/>
@@ -6831,14 +7267,14 @@
       <w:pPr>
         <w:pStyle w:val="Bibliography"/>
         <w:rPr>
-          <w:ins w:id="462" w:author="JMRT R1 revision" w:date="2026-08-08T21:43:00Z" w16du:dateUtc="2026-08-09T01:43:00Z"/>
-        </w:rPr>
-      </w:pPr>
-      <w:bookmarkStart w:id="463" w:name="ref-hallstedt2017mpea"/>
-      <w:bookmarkEnd w:id="460"/>
-      <w:ins w:id="464" w:author="JMRT R1 revision" w:date="2026-08-08T21:43:00Z" w16du:dateUtc="2026-08-09T01:43:00Z">
-        <w:r>
-          <w:t xml:space="preserve">[24] </w:t>
+          <w:ins w:id="510" w:author="JMRT R1 revision" w:date="2026-08-08T23:47:00Z" w16du:dateUtc="2026-08-09T03:47:00Z"/>
+        </w:rPr>
+      </w:pPr>
+      <w:bookmarkStart w:id="511" w:name="ref-hallstedt2017mpea"/>
+      <w:bookmarkEnd w:id="508"/>
+      <w:ins w:id="512" w:author="JMRT R1 revision" w:date="2026-08-08T23:47:00Z" w16du:dateUtc="2026-08-09T03:47:00Z">
+        <w:r>
+          <w:t xml:space="preserve">[26] </w:t>
         </w:r>
         <w:r>
           <w:tab/>
@@ -6850,14 +7286,14 @@
       <w:pPr>
         <w:pStyle w:val="Bibliography"/>
         <w:rPr>
-          <w:ins w:id="465" w:author="JMRT R1 revision" w:date="2026-08-08T21:43:00Z" w16du:dateUtc="2026-08-09T01:43:00Z"/>
-        </w:rPr>
-      </w:pPr>
-      <w:bookmarkStart w:id="466" w:name="ref-hallstedt2023mpea"/>
-      <w:bookmarkEnd w:id="463"/>
-      <w:ins w:id="467" w:author="JMRT R1 revision" w:date="2026-08-08T21:43:00Z" w16du:dateUtc="2026-08-09T01:43:00Z">
-        <w:r>
-          <w:t xml:space="preserve">[25] </w:t>
+          <w:ins w:id="513" w:author="JMRT R1 revision" w:date="2026-08-08T23:47:00Z" w16du:dateUtc="2026-08-09T03:47:00Z"/>
+        </w:rPr>
+      </w:pPr>
+      <w:bookmarkStart w:id="514" w:name="ref-hallstedt2023mpea"/>
+      <w:bookmarkEnd w:id="511"/>
+      <w:ins w:id="515" w:author="JMRT R1 revision" w:date="2026-08-08T23:47:00Z" w16du:dateUtc="2026-08-09T03:47:00Z">
+        <w:r>
+          <w:t xml:space="preserve">[27] </w:t>
         </w:r>
         <w:r>
           <w:tab/>
@@ -6892,14 +7328,14 @@
       <w:pPr>
         <w:pStyle w:val="Bibliography"/>
         <w:rPr>
-          <w:ins w:id="468" w:author="JMRT R1 revision" w:date="2026-08-08T21:43:00Z" w16du:dateUtc="2026-08-09T01:43:00Z"/>
-        </w:rPr>
-      </w:pPr>
-      <w:bookmarkStart w:id="469" w:name="ref-prechimn04"/>
-      <w:bookmarkEnd w:id="466"/>
-      <w:ins w:id="470" w:author="JMRT R1 revision" w:date="2026-08-08T21:43:00Z" w16du:dateUtc="2026-08-09T01:43:00Z">
-        <w:r>
-          <w:t xml:space="preserve">[26] </w:t>
+          <w:ins w:id="516" w:author="JMRT R1 revision" w:date="2026-08-08T23:47:00Z" w16du:dateUtc="2026-08-09T03:47:00Z"/>
+        </w:rPr>
+      </w:pPr>
+      <w:bookmarkStart w:id="517" w:name="ref-prechimn04"/>
+      <w:bookmarkEnd w:id="514"/>
+      <w:ins w:id="518" w:author="JMRT R1 revision" w:date="2026-08-08T23:47:00Z" w16du:dateUtc="2026-08-09T03:47:00Z">
+        <w:r>
+          <w:t xml:space="preserve">[28] </w:t>
         </w:r>
         <w:r>
           <w:tab/>
@@ -6932,14 +7368,14 @@
       <w:pPr>
         <w:pStyle w:val="Bibliography"/>
         <w:rPr>
-          <w:ins w:id="471" w:author="JMRT R1 revision" w:date="2026-08-08T21:43:00Z" w16du:dateUtc="2026-08-09T01:43:00Z"/>
-        </w:rPr>
-      </w:pPr>
-      <w:bookmarkStart w:id="472" w:name="ref-mcfe"/>
-      <w:bookmarkEnd w:id="469"/>
-      <w:ins w:id="473" w:author="JMRT R1 revision" w:date="2026-08-08T21:43:00Z" w16du:dateUtc="2026-08-09T01:43:00Z">
-        <w:r>
-          <w:t xml:space="preserve">[27] </w:t>
+          <w:ins w:id="519" w:author="JMRT R1 revision" w:date="2026-08-08T23:47:00Z" w16du:dateUtc="2026-08-09T03:47:00Z"/>
+        </w:rPr>
+      </w:pPr>
+      <w:bookmarkStart w:id="520" w:name="ref-mcfe"/>
+      <w:bookmarkEnd w:id="517"/>
+      <w:ins w:id="521" w:author="JMRT R1 revision" w:date="2026-08-08T23:47:00Z" w16du:dateUtc="2026-08-09T03:47:00Z">
+        <w:r>
+          <w:t xml:space="preserve">[29] </w:t>
         </w:r>
         <w:r>
           <w:tab/>
@@ -6951,11 +7387,11 @@
       <w:pPr>
         <w:pStyle w:val="Bibliography"/>
       </w:pPr>
-      <w:bookmarkStart w:id="474" w:name="ref-tanaka2010science"/>
-      <w:bookmarkEnd w:id="472"/>
-      <w:ins w:id="475" w:author="JMRT R1 revision" w:date="2026-08-08T21:43:00Z" w16du:dateUtc="2026-08-09T01:43:00Z">
-        <w:r>
-          <w:t>[28</w:t>
+      <w:bookmarkStart w:id="522" w:name="ref-tanaka2010science"/>
+      <w:bookmarkEnd w:id="520"/>
+      <w:ins w:id="523" w:author="JMRT R1 revision" w:date="2026-08-08T23:47:00Z" w16du:dateUtc="2026-08-09T03:47:00Z">
+        <w:r>
+          <w:t>[30</w:t>
         </w:r>
       </w:ins>
       <w:r>
@@ -6965,7 +7401,7 @@
         <w:tab/>
         <w:t>Y. Tanaka, Y. Himuro, R. Kainuma, Y. Sutou, T. Omori, K. Ishida, Ferrous polycrystalline shape-memory alloy showing huge superelasticity, Science 327 (2010) 1488–1490. https://doi.org/</w:t>
       </w:r>
-      <w:hyperlink r:id="rId32">
+      <w:hyperlink r:id="rId31">
         <w:r>
           <w:rPr>
             <w:rStyle w:val="Hyperlink"/>
@@ -6981,19 +7417,19 @@
       <w:pPr>
         <w:pStyle w:val="Bibliography"/>
       </w:pPr>
-      <w:bookmarkStart w:id="476" w:name="ref-vollmer2019natcomm"/>
-      <w:bookmarkEnd w:id="474"/>
+      <w:bookmarkStart w:id="524" w:name="ref-vollmer2019natcomm"/>
+      <w:bookmarkEnd w:id="522"/>
       <w:r>
         <w:t>[</w:t>
       </w:r>
-      <w:del w:id="477" w:author="JMRT R1 revision" w:date="2026-08-08T21:43:00Z" w16du:dateUtc="2026-08-09T01:43:00Z">
+      <w:del w:id="525" w:author="JMRT R1 revision" w:date="2026-08-08T23:47:00Z" w16du:dateUtc="2026-08-09T03:47:00Z">
         <w:r>
           <w:delText>23</w:delText>
         </w:r>
       </w:del>
-      <w:ins w:id="478" w:author="JMRT R1 revision" w:date="2026-08-08T21:43:00Z" w16du:dateUtc="2026-08-09T01:43:00Z">
-        <w:r>
-          <w:t>29</w:t>
+      <w:ins w:id="526" w:author="JMRT R1 revision" w:date="2026-08-08T23:47:00Z" w16du:dateUtc="2026-08-09T03:47:00Z">
+        <w:r>
+          <w:t>31</w:t>
         </w:r>
       </w:ins>
       <w:r>
@@ -7005,7 +7441,7 @@
       <w:r>
         <w:t>M. Vollmer, T. Arold, M.J. Kriegel, V. Klemm, S. Degener, J. Freudenberger, T. Niendorf, Promoting abnormal grain growth in Fe-based shape memory alloys through compositional adjustments, Nature Communications 10 (2019) 2337. https://doi.org/</w:t>
       </w:r>
-      <w:hyperlink r:id="rId33">
+      <w:hyperlink r:id="rId32">
         <w:r>
           <w:rPr>
             <w:rStyle w:val="Hyperlink"/>
@@ -7020,20 +7456,23 @@
     <w:p>
       <w:pPr>
         <w:pStyle w:val="Bibliography"/>
-      </w:pPr>
-      <w:bookmarkStart w:id="479" w:name="ref-bhadeshia2010steels"/>
-      <w:bookmarkEnd w:id="476"/>
+        <w:rPr>
+          <w:ins w:id="527" w:author="JMRT R1 revision" w:date="2026-08-08T23:47:00Z" w16du:dateUtc="2026-08-09T03:47:00Z"/>
+        </w:rPr>
+      </w:pPr>
+      <w:bookmarkStart w:id="528" w:name="ref-bhadeshia2010steels"/>
+      <w:bookmarkEnd w:id="524"/>
       <w:r>
         <w:t>[</w:t>
       </w:r>
-      <w:del w:id="480" w:author="JMRT R1 revision" w:date="2026-08-08T21:43:00Z" w16du:dateUtc="2026-08-09T01:43:00Z">
+      <w:del w:id="529" w:author="JMRT R1 revision" w:date="2026-08-08T23:47:00Z" w16du:dateUtc="2026-08-09T03:47:00Z">
         <w:r>
           <w:delText>24</w:delText>
         </w:r>
       </w:del>
-      <w:ins w:id="481" w:author="JMRT R1 revision" w:date="2026-08-08T21:43:00Z" w16du:dateUtc="2026-08-09T01:43:00Z">
-        <w:r>
-          <w:t>30</w:t>
+      <w:ins w:id="530" w:author="JMRT R1 revision" w:date="2026-08-08T23:47:00Z" w16du:dateUtc="2026-08-09T03:47:00Z">
+        <w:r>
+          <w:t>32</w:t>
         </w:r>
       </w:ins>
       <w:r>
@@ -7043,9 +7482,128 @@
         <w:tab/>
         <w:t>H.K.D.H. Bhadeshia, R.W.K. Honeycombe, Steels: Microstructure and properties, Fourth, Elsevier Butterworth-Heinemann, Oxford, 2017.</w:t>
       </w:r>
-      <w:bookmarkEnd w:id="414"/>
-      <w:bookmarkEnd w:id="434"/>
-      <w:bookmarkEnd w:id="479"/>
+    </w:p>
+    <w:p>
+      <w:pPr>
+        <w:pStyle w:val="Bibliography"/>
+        <w:rPr>
+          <w:ins w:id="531" w:author="JMRT R1 revision" w:date="2026-08-08T23:47:00Z" w16du:dateUtc="2026-08-09T03:47:00Z"/>
+        </w:rPr>
+      </w:pPr>
+      <w:bookmarkStart w:id="532" w:name="ref-omori2012apl"/>
+      <w:bookmarkEnd w:id="528"/>
+      <w:ins w:id="533" w:author="JMRT R1 revision" w:date="2026-08-08T23:47:00Z" w16du:dateUtc="2026-08-09T03:47:00Z">
+        <w:r>
+          <w:t xml:space="preserve">[33] </w:t>
+        </w:r>
+        <w:r>
+          <w:tab/>
+        </w:r>
+        <w:r>
+          <w:t>T. Omori, M. Nagasako, M. Okano, K. Endo, R. Kainuma, Microstructure and martensitic transformation in the Fe-Mn-Al-Ni shape memory alloy with B2-type coherent fine particles, Applied Physics Letters 101 (2012) 231907. https://doi.org/</w:t>
+        </w:r>
+        <w:r>
+          <w:fldChar w:fldCharType="begin"/>
+        </w:r>
+        <w:r>
+          <w:instrText>HYPERLINK "https://doi.org/10.1063/1.4769375" \h</w:instrText>
+        </w:r>
+        <w:r>
+          <w:fldChar w:fldCharType="separate"/>
+        </w:r>
+        <w:r>
+          <w:rPr>
+            <w:rStyle w:val="Hyperlink"/>
+          </w:rPr>
+          <w:t>10.1063/1.4769375</w:t>
+        </w:r>
+        <w:r>
+          <w:fldChar w:fldCharType="end"/>
+        </w:r>
+        <w:r>
+          <w:t>.</w:t>
+        </w:r>
+      </w:ins>
+    </w:p>
+    <w:p>
+      <w:pPr>
+        <w:pStyle w:val="Bibliography"/>
+        <w:rPr>
+          <w:ins w:id="534" w:author="JMRT R1 revision" w:date="2026-08-08T23:47:00Z" w16du:dateUtc="2026-08-09T03:47:00Z"/>
+        </w:rPr>
+      </w:pPr>
+      <w:bookmarkStart w:id="535" w:name="ref-laroca2017jalcom"/>
+      <w:bookmarkEnd w:id="532"/>
+      <w:ins w:id="536" w:author="JMRT R1 revision" w:date="2026-08-08T23:47:00Z" w16du:dateUtc="2026-08-09T03:47:00Z">
+        <w:r>
+          <w:t xml:space="preserve">[34] </w:t>
+        </w:r>
+        <w:r>
+          <w:tab/>
+          <w:t>P. La Roca, A. Baruj, C.E. Sobrero, J.A. Malarría, M. Sade, Nanoprecipitation effects on phase stability of Fe-Mn-Al-Ni alloys, Journal of Alloys and Compounds 708 (2017) 422–427. https://doi.org/</w:t>
+        </w:r>
+        <w:r>
+          <w:fldChar w:fldCharType="begin"/>
+        </w:r>
+        <w:r>
+          <w:instrText>HYPERLINK "https://doi.org/10.1016/j.jallcom.2017.02.280" \h</w:instrText>
+        </w:r>
+        <w:r>
+          <w:fldChar w:fldCharType="separate"/>
+        </w:r>
+        <w:r>
+          <w:rPr>
+            <w:rStyle w:val="Hyperlink"/>
+          </w:rPr>
+          <w:t>10.1016/j.jallcom.2017.02.280</w:t>
+        </w:r>
+        <w:r>
+          <w:fldChar w:fldCharType="end"/>
+        </w:r>
+        <w:r>
+          <w:t>.</w:t>
+        </w:r>
+      </w:ins>
+    </w:p>
+    <w:p>
+      <w:pPr>
+        <w:pStyle w:val="Bibliography"/>
+      </w:pPr>
+      <w:bookmarkStart w:id="537" w:name="ref-heo2012mmta"/>
+      <w:bookmarkEnd w:id="535"/>
+      <w:ins w:id="538" w:author="JMRT R1 revision" w:date="2026-08-08T23:47:00Z" w16du:dateUtc="2026-08-09T03:47:00Z">
+        <w:r>
+          <w:t xml:space="preserve">[35] </w:t>
+        </w:r>
+        <w:r>
+          <w:tab/>
+          <w:t>Y.-U. Heo, Y.-Y. Song, S.-J. Park, H.K.D.H. Bhadeshia, D.-W. Suh, Influence of silicon in low density Fe-C-Mn-Al steel, Metallurgical and Materials Transactions A 43 (2012) 1731–1735. https://doi.org/</w:t>
+        </w:r>
+        <w:r>
+          <w:fldChar w:fldCharType="begin"/>
+        </w:r>
+        <w:r>
+          <w:instrText>HYPERLINK "https://doi.org/10.1007/s11661-012-1149-x" \h</w:instrText>
+        </w:r>
+        <w:r>
+          <w:fldChar w:fldCharType="separate"/>
+        </w:r>
+        <w:r>
+          <w:rPr>
+            <w:rStyle w:val="Hyperlink"/>
+          </w:rPr>
+          <w:t>10.1007/s11661-012-1149-x</w:t>
+        </w:r>
+        <w:r>
+          <w:fldChar w:fldCharType="end"/>
+        </w:r>
+        <w:r>
+          <w:t>.</w:t>
+        </w:r>
+      </w:ins>
+      <w:bookmarkEnd w:id="436"/>
+      <w:bookmarkEnd w:id="456"/>
+      <w:bookmarkEnd w:id="537"/>
     </w:p>
     <w:sectPr>
       <w:footnotePr>
@@ -7141,7 +7699,7 @@
   <w:num w:numId="1" w16cid:durableId="1561406982">
     <w:abstractNumId w:val="0"/>
   </w:num>
-  <w:num w:numId="2" w16cid:durableId="1448621012">
+  <w:num w:numId="2" w16cid:durableId="2003193060">
     <w:abstractNumId w:val="0"/>
   </w:num>
 </w:numbering>
@@ -8359,7 +8917,7 @@
   <w:style w:type="paragraph" w:styleId="Revision">
     <w:name w:val="Revision"/>
     <w:hidden/>
-    <w:rsid w:val="008B4E7A"/>
+    <w:rsid w:val="000664FB"/>
     <w:pPr>
       <w:spacing w:after="0"/>
     </w:pPr>

--- a/revision/JMRT-R1/R1-manuscript/Cai_Fe-SMA_JMRT_R1_marked-up.docx
+++ b/revision/JMRT-R1/R1-manuscript/Cai_Fe-SMA_JMRT_R1_marked-up.docx
@@ -6,12 +6,12 @@
       <w:pPr>
         <w:pStyle w:val="Title"/>
       </w:pPr>
-      <w:del w:id="0" w:author="JMRT R1 revision" w:date="2026-08-08T23:47:00Z" w16du:dateUtc="2026-08-09T03:47:00Z">
+      <w:del w:id="0" w:author="JMRT R1 revision" w:date="2026-08-09T02:38:00Z" w16du:dateUtc="2026-08-09T06:38:00Z">
         <w:r>
           <w:delText>Mechanical Responses</w:delText>
         </w:r>
       </w:del>
-      <w:ins w:id="1" w:author="JMRT R1 revision" w:date="2026-08-08T23:47:00Z" w16du:dateUtc="2026-08-09T03:47:00Z">
+      <w:ins w:id="1" w:author="JMRT R1 revision" w:date="2026-08-09T02:38:00Z" w16du:dateUtc="2026-08-09T06:38:00Z">
         <w:r>
           <w:t>Experimental Validation</w:t>
         </w:r>
@@ -19,12 +19,12 @@
       <w:r>
         <w:t xml:space="preserve"> of an </w:t>
       </w:r>
-      <w:del w:id="2" w:author="JMRT R1 revision" w:date="2026-08-08T23:47:00Z" w16du:dateUtc="2026-08-09T03:47:00Z">
+      <w:del w:id="2" w:author="JMRT R1 revision" w:date="2026-08-09T02:38:00Z" w16du:dateUtc="2026-08-09T06:38:00Z">
         <w:r>
           <w:delText>AI</w:delText>
         </w:r>
       </w:del>
-      <w:ins w:id="3" w:author="JMRT R1 revision" w:date="2026-08-08T23:47:00Z" w16du:dateUtc="2026-08-09T03:47:00Z">
+      <w:ins w:id="3" w:author="JMRT R1 revision" w:date="2026-08-09T02:38:00Z" w16du:dateUtc="2026-08-09T06:38:00Z">
         <w:r>
           <w:t>LLM</w:t>
         </w:r>
@@ -32,7 +32,7 @@
       <w:r>
         <w:t xml:space="preserve">-Hypothesized </w:t>
       </w:r>
-      <w:del w:id="4" w:author="JMRT R1 revision" w:date="2026-08-08T23:47:00Z" w16du:dateUtc="2026-08-09T03:47:00Z">
+      <w:del w:id="4" w:author="JMRT R1 revision" w:date="2026-08-09T02:38:00Z" w16du:dateUtc="2026-08-09T06:38:00Z">
         <w:r>
           <w:delText xml:space="preserve">Super-elastic </w:delText>
         </w:r>
@@ -40,7 +40,7 @@
       <w:r>
         <w:t>Fe-Mn-Al-Ni-Si-C Alloy</w:t>
       </w:r>
-      <w:ins w:id="5" w:author="JMRT R1 revision" w:date="2026-08-08T23:47:00Z" w16du:dateUtc="2026-08-09T03:47:00Z">
+      <w:ins w:id="5" w:author="JMRT R1 revision" w:date="2026-08-09T02:38:00Z" w16du:dateUtc="2026-08-09T06:38:00Z">
         <w:r>
           <w:t>: Phase Stability Governs the Absence of Super-elasticity</w:t>
         </w:r>
@@ -100,7 +100,7 @@
       <w:r>
         <w:t>School of Engineering Technologies, Purdue University, West Lafayette, Indiana</w:t>
       </w:r>
-      <w:ins w:id="6" w:author="JMRT R1 revision" w:date="2026-08-08T23:47:00Z" w16du:dateUtc="2026-08-09T03:47:00Z">
+      <w:ins w:id="6" w:author="JMRT R1 revision" w:date="2026-08-09T02:38:00Z" w16du:dateUtc="2026-08-09T06:38:00Z">
         <w:r>
           <w:t xml:space="preserve"> 47907</w:t>
         </w:r>
@@ -122,12 +122,12 @@
       <w:r>
         <w:t>Fort Wayne Metals, Fort Wayne, Indiana</w:t>
       </w:r>
-      <w:del w:id="7" w:author="JMRT R1 revision" w:date="2026-08-08T23:47:00Z" w16du:dateUtc="2026-08-09T03:47:00Z">
+      <w:del w:id="7" w:author="JMRT R1 revision" w:date="2026-08-09T02:38:00Z" w16du:dateUtc="2026-08-09T06:38:00Z">
         <w:r>
           <w:delText>,</w:delText>
         </w:r>
       </w:del>
-      <w:ins w:id="8" w:author="JMRT R1 revision" w:date="2026-08-08T23:47:00Z" w16du:dateUtc="2026-08-09T03:47:00Z">
+      <w:ins w:id="8" w:author="JMRT R1 revision" w:date="2026-08-09T02:38:00Z" w16du:dateUtc="2026-08-09T06:38:00Z">
         <w:r>
           <w:t xml:space="preserve"> [ZIP — confirm],</w:t>
         </w:r>
@@ -149,7 +149,7 @@
       <w:r>
         <w:t>School of Engineering Technologies, Purdue University, West Lafayette, Indiana</w:t>
       </w:r>
-      <w:ins w:id="9" w:author="JMRT R1 revision" w:date="2026-08-08T23:47:00Z" w16du:dateUtc="2026-08-09T03:47:00Z">
+      <w:ins w:id="9" w:author="JMRT R1 revision" w:date="2026-08-09T02:38:00Z" w16du:dateUtc="2026-08-09T06:38:00Z">
         <w:r>
           <w:t xml:space="preserve"> 47907</w:t>
         </w:r>
@@ -171,12 +171,12 @@
       <w:r>
         <w:t>Shanghai Synchrotron Radiation Facility, Shanghai</w:t>
       </w:r>
-      <w:del w:id="10" w:author="JMRT R1 revision" w:date="2026-08-08T23:47:00Z" w16du:dateUtc="2026-08-09T03:47:00Z">
+      <w:del w:id="10" w:author="JMRT R1 revision" w:date="2026-08-09T02:38:00Z" w16du:dateUtc="2026-08-09T06:38:00Z">
         <w:r>
           <w:delText>,</w:delText>
         </w:r>
       </w:del>
-      <w:ins w:id="11" w:author="JMRT R1 revision" w:date="2026-08-08T23:47:00Z" w16du:dateUtc="2026-08-09T03:47:00Z">
+      <w:ins w:id="11" w:author="JMRT R1 revision" w:date="2026-08-09T02:38:00Z" w16du:dateUtc="2026-08-09T06:38:00Z">
         <w:r>
           <w:t xml:space="preserve"> [postal code — confirm],</w:t>
         </w:r>
@@ -192,7 +192,7 @@
       <w:r>
         <w:t>*Corresponding author. E-mail</w:t>
       </w:r>
-      <w:del w:id="12" w:author="JMRT R1 revision" w:date="2026-08-08T23:47:00Z" w16du:dateUtc="2026-08-09T03:47:00Z">
+      <w:del w:id="12" w:author="JMRT R1 revision" w:date="2026-08-09T02:38:00Z" w16du:dateUtc="2026-08-09T06:38:00Z">
         <w:r>
           <w:delText xml:space="preserve"> address</w:delText>
         </w:r>
@@ -200,7 +200,7 @@
       <w:r>
         <w:t>: cai485@purdue.edu</w:t>
       </w:r>
-      <w:del w:id="13" w:author="JMRT R1 revision" w:date="2026-08-08T23:47:00Z" w16du:dateUtc="2026-08-09T03:47:00Z">
+      <w:del w:id="13" w:author="JMRT R1 revision" w:date="2026-08-09T02:38:00Z" w16du:dateUtc="2026-08-09T06:38:00Z">
         <w:r>
           <w:delText xml:space="preserve"> (F.Y. Cai).</w:delText>
         </w:r>
@@ -229,12 +229,12 @@
       <w:r>
         <w:t xml:space="preserve">Iron-based shape memory alloys (Fe-SMAs) offer a low-cost alternative to Nitinol, but their super-elastic response is highly sensitive to composition and processing. Large language model (LLM) deep-research agents can now propose new alloy compositions in seconds, raising the question of whether such proposals </w:t>
       </w:r>
-      <w:del w:id="15" w:author="JMRT R1 revision" w:date="2026-08-08T23:47:00Z" w16du:dateUtc="2026-08-09T03:47:00Z">
+      <w:del w:id="15" w:author="JMRT R1 revision" w:date="2026-08-09T02:38:00Z" w16du:dateUtc="2026-08-09T06:38:00Z">
         <w:r>
           <w:delText xml:space="preserve">actually work once synthesized. Here we </w:delText>
         </w:r>
       </w:del>
-      <w:ins w:id="16" w:author="JMRT R1 revision" w:date="2026-08-08T23:47:00Z" w16du:dateUtc="2026-08-09T03:47:00Z">
+      <w:ins w:id="16" w:author="JMRT R1 revision" w:date="2026-08-09T02:38:00Z" w16du:dateUtc="2026-08-09T06:38:00Z">
         <w:r>
           <w:t xml:space="preserve">survive contact with a furnace. We </w:t>
         </w:r>
@@ -242,7 +242,7 @@
       <w:r>
         <w:t xml:space="preserve">report </w:t>
       </w:r>
-      <w:ins w:id="17" w:author="JMRT R1 revision" w:date="2026-08-08T23:47:00Z" w16du:dateUtc="2026-08-09T03:47:00Z">
+      <w:ins w:id="17" w:author="JMRT R1 revision" w:date="2026-08-09T02:38:00Z" w16du:dateUtc="2026-08-09T06:38:00Z">
         <w:r>
           <w:t xml:space="preserve">what is, to our knowledge, </w:t>
         </w:r>
@@ -250,12 +250,12 @@
       <w:r>
         <w:t xml:space="preserve">the </w:t>
       </w:r>
-      <w:del w:id="18" w:author="JMRT R1 revision" w:date="2026-08-08T23:47:00Z" w16du:dateUtc="2026-08-09T03:47:00Z">
+      <w:del w:id="18" w:author="JMRT R1 revision" w:date="2026-08-09T02:38:00Z" w16du:dateUtc="2026-08-09T06:38:00Z">
         <w:r>
           <w:delText xml:space="preserve">synthesis and </w:delText>
         </w:r>
       </w:del>
-      <w:ins w:id="19" w:author="JMRT R1 revision" w:date="2026-08-08T23:47:00Z" w16du:dateUtc="2026-08-09T03:47:00Z">
+      <w:ins w:id="19" w:author="JMRT R1 revision" w:date="2026-08-09T02:38:00Z" w16du:dateUtc="2026-08-09T06:38:00Z">
         <w:r>
           <w:t xml:space="preserve">first experimental test of an LLM-hypothesized shape memory alloy carried from proposal through processing to </w:t>
         </w:r>
@@ -263,7 +263,7 @@
       <w:r>
         <w:t xml:space="preserve">mechanical </w:t>
       </w:r>
-      <w:ins w:id="20" w:author="JMRT R1 revision" w:date="2026-08-08T23:47:00Z" w16du:dateUtc="2026-08-09T03:47:00Z">
+      <w:ins w:id="20" w:author="JMRT R1 revision" w:date="2026-08-09T02:38:00Z" w16du:dateUtc="2026-08-09T06:38:00Z">
         <w:r>
           <w:t xml:space="preserve">and synchrotron </w:t>
         </w:r>
@@ -271,12 +271,12 @@
       <w:r>
         <w:t>characterization</w:t>
       </w:r>
-      <w:del w:id="21" w:author="JMRT R1 revision" w:date="2026-08-08T23:47:00Z" w16du:dateUtc="2026-08-09T03:47:00Z">
+      <w:del w:id="21" w:author="JMRT R1 revision" w:date="2026-08-09T02:38:00Z" w16du:dateUtc="2026-08-09T06:38:00Z">
         <w:r>
           <w:delText xml:space="preserve"> of an</w:delText>
         </w:r>
       </w:del>
-      <w:ins w:id="22" w:author="JMRT R1 revision" w:date="2026-08-08T23:47:00Z" w16du:dateUtc="2026-08-09T03:47:00Z">
+      <w:ins w:id="22" w:author="JMRT R1 revision" w:date="2026-08-09T02:38:00Z" w16du:dateUtc="2026-08-09T06:38:00Z">
         <w:r>
           <w:t>. An</w:t>
         </w:r>
@@ -284,7 +284,7 @@
       <w:r>
         <w:t xml:space="preserve"> LLM-hypothesized Fe-Mn-Al-</w:t>
       </w:r>
-      <w:del w:id="23" w:author="JMRT R1 revision" w:date="2026-08-08T23:47:00Z" w16du:dateUtc="2026-08-09T03:47:00Z">
+      <w:del w:id="23" w:author="JMRT R1 revision" w:date="2026-08-09T02:38:00Z" w16du:dateUtc="2026-08-09T06:38:00Z">
         <w:r>
           <w:delText>Si-</w:delText>
         </w:r>
@@ -292,7 +292,7 @@
       <w:r>
         <w:t>Ni-</w:t>
       </w:r>
-      <w:ins w:id="24" w:author="JMRT R1 revision" w:date="2026-08-08T23:47:00Z" w16du:dateUtc="2026-08-09T03:47:00Z">
+      <w:ins w:id="24" w:author="JMRT R1 revision" w:date="2026-08-09T02:38:00Z" w16du:dateUtc="2026-08-09T06:38:00Z">
         <w:r>
           <w:t>Si-</w:t>
         </w:r>
@@ -300,12 +300,12 @@
       <w:r>
         <w:t>C composition</w:t>
       </w:r>
-      <w:del w:id="25" w:author="JMRT R1 revision" w:date="2026-08-08T23:47:00Z" w16du:dateUtc="2026-08-09T03:47:00Z">
+      <w:del w:id="25" w:author="JMRT R1 revision" w:date="2026-08-09T02:38:00Z" w16du:dateUtc="2026-08-09T06:38:00Z">
         <w:r>
           <w:delText>,</w:delText>
         </w:r>
       </w:del>
-      <w:ins w:id="26" w:author="JMRT R1 revision" w:date="2026-08-08T23:47:00Z" w16du:dateUtc="2026-08-09T03:47:00Z">
+      <w:ins w:id="26" w:author="JMRT R1 revision" w:date="2026-08-09T02:38:00Z" w16du:dateUtc="2026-08-09T06:38:00Z">
         <w:r>
           <w:t xml:space="preserve"> was</w:t>
         </w:r>
@@ -313,12 +313,12 @@
       <w:r>
         <w:t xml:space="preserve"> benchmarked against an established super-elastic Fe-Mn-Al-Ni alloy processed </w:t>
       </w:r>
-      <w:del w:id="27" w:author="JMRT R1 revision" w:date="2026-08-08T23:47:00Z" w16du:dateUtc="2026-08-09T03:47:00Z">
+      <w:del w:id="27" w:author="JMRT R1 revision" w:date="2026-08-09T02:38:00Z" w16du:dateUtc="2026-08-09T06:38:00Z">
         <w:r>
           <w:delText>under identical conditions.</w:delText>
         </w:r>
       </w:del>
-      <w:ins w:id="28" w:author="JMRT R1 revision" w:date="2026-08-08T23:47:00Z" w16du:dateUtc="2026-08-09T03:47:00Z">
+      <w:ins w:id="28" w:author="JMRT R1 revision" w:date="2026-08-09T02:38:00Z" w16du:dateUtc="2026-08-09T06:38:00Z">
         <w:r>
           <w:t>by the same nominal route — an alloy whose super-elasticity depends on coherent B2 NiAl precipitates within a continuous BCC α parent.</w:t>
         </w:r>
@@ -326,12 +326,12 @@
       <w:r>
         <w:t xml:space="preserve"> The </w:t>
       </w:r>
-      <w:del w:id="29" w:author="JMRT R1 revision" w:date="2026-08-08T23:47:00Z" w16du:dateUtc="2026-08-09T03:47:00Z">
+      <w:del w:id="29" w:author="JMRT R1 revision" w:date="2026-08-09T02:38:00Z" w16du:dateUtc="2026-08-09T06:38:00Z">
         <w:r>
           <w:delText xml:space="preserve">AI-hypothesized </w:delText>
         </w:r>
       </w:del>
-      <w:ins w:id="30" w:author="JMRT R1 revision" w:date="2026-08-08T23:47:00Z" w16du:dateUtc="2026-08-09T03:47:00Z">
+      <w:ins w:id="30" w:author="JMRT R1 revision" w:date="2026-08-09T02:38:00Z" w16du:dateUtc="2026-08-09T06:38:00Z">
         <w:r>
           <w:t>LLM-</w:t>
         </w:r>
@@ -339,12 +339,12 @@
       <w:r>
         <w:t xml:space="preserve">alloy </w:t>
       </w:r>
-      <w:del w:id="31" w:author="JMRT R1 revision" w:date="2026-08-08T23:47:00Z" w16du:dateUtc="2026-08-09T03:47:00Z">
+      <w:del w:id="31" w:author="JMRT R1 revision" w:date="2026-08-09T02:38:00Z" w16du:dateUtc="2026-08-09T06:38:00Z">
         <w:r>
           <w:delText>was</w:delText>
         </w:r>
       </w:del>
-      <w:ins w:id="32" w:author="JMRT R1 revision" w:date="2026-08-08T23:47:00Z" w16du:dateUtc="2026-08-09T03:47:00Z">
+      <w:ins w:id="32" w:author="JMRT R1 revision" w:date="2026-08-09T02:38:00Z" w16du:dateUtc="2026-08-09T06:38:00Z">
         <w:r>
           <w:t>proved</w:t>
         </w:r>
@@ -352,12 +352,12 @@
       <w:r>
         <w:t xml:space="preserve"> readily castable </w:t>
       </w:r>
-      <w:del w:id="33" w:author="JMRT R1 revision" w:date="2026-08-08T23:47:00Z" w16du:dateUtc="2026-08-09T03:47:00Z">
+      <w:del w:id="33" w:author="JMRT R1 revision" w:date="2026-08-09T02:38:00Z" w16du:dateUtc="2026-08-09T06:38:00Z">
         <w:r>
           <w:delText>but failed to exhibit</w:delText>
         </w:r>
       </w:del>
-      <w:ins w:id="34" w:author="JMRT R1 revision" w:date="2026-08-08T23:47:00Z" w16du:dateUtc="2026-08-09T03:47:00Z">
+      <w:ins w:id="34" w:author="JMRT R1 revision" w:date="2026-08-09T02:38:00Z" w16du:dateUtc="2026-08-09T06:38:00Z">
         <w:r>
           <w:t>and mechanically serviceable, with 0.2% proof stress from 1948 to 502 MPa across the anneal series and elongation peaking at 33%, yet it showed no</w:t>
         </w:r>
@@ -365,12 +365,12 @@
       <w:r>
         <w:t xml:space="preserve"> super-elasticity under any condition tested</w:t>
       </w:r>
-      <w:del w:id="35" w:author="JMRT R1 revision" w:date="2026-08-08T23:47:00Z" w16du:dateUtc="2026-08-09T03:47:00Z">
+      <w:del w:id="35" w:author="JMRT R1 revision" w:date="2026-08-09T02:38:00Z" w16du:dateUtc="2026-08-09T06:38:00Z">
         <w:r>
           <w:delText>, deforming instead like a conventional</w:delText>
         </w:r>
       </w:del>
-      <w:ins w:id="36" w:author="JMRT R1 revision" w:date="2026-08-08T23:47:00Z" w16du:dateUtc="2026-08-09T03:47:00Z">
+      <w:ins w:id="36" w:author="JMRT R1 revision" w:date="2026-08-09T02:38:00Z" w16du:dateUtc="2026-08-09T06:38:00Z">
         <w:r>
           <w:t>: strain recovery on unloading was indistinguishable from</w:t>
         </w:r>
@@ -378,12 +378,12 @@
       <w:r>
         <w:t xml:space="preserve"> elastic </w:t>
       </w:r>
-      <w:del w:id="37" w:author="JMRT R1 revision" w:date="2026-08-08T23:47:00Z" w16du:dateUtc="2026-08-09T03:47:00Z">
+      <w:del w:id="37" w:author="JMRT R1 revision" w:date="2026-08-09T02:38:00Z" w16du:dateUtc="2026-08-09T06:38:00Z">
         <w:r>
           <w:delText>metal.</w:delText>
         </w:r>
       </w:del>
-      <w:ins w:id="38" w:author="JMRT R1 revision" w:date="2026-08-08T23:47:00Z" w16du:dateUtc="2026-08-09T03:47:00Z">
+      <w:ins w:id="38" w:author="JMRT R1 revision" w:date="2026-08-09T02:38:00Z" w16du:dateUtc="2026-08-09T06:38:00Z">
         <w:r>
           <w:t>springback, against ≈0.5% recoverable transformation strain in the benchmark.</w:t>
         </w:r>
@@ -391,7 +391,7 @@
       <w:r>
         <w:t xml:space="preserve"> Synchrotron </w:t>
       </w:r>
-      <w:del w:id="39" w:author="JMRT R1 revision" w:date="2026-08-08T23:47:00Z" w16du:dateUtc="2026-08-09T03:47:00Z">
+      <w:del w:id="39" w:author="JMRT R1 revision" w:date="2026-08-09T02:38:00Z" w16du:dateUtc="2026-08-09T06:38:00Z">
         <w:r>
           <w:delText xml:space="preserve">X-ray </w:delText>
         </w:r>
@@ -399,12 +399,12 @@
       <w:r>
         <w:t xml:space="preserve">diffraction </w:t>
       </w:r>
-      <w:del w:id="40" w:author="JMRT R1 revision" w:date="2026-08-08T23:47:00Z" w16du:dateUtc="2026-08-09T03:47:00Z">
+      <w:del w:id="40" w:author="JMRT R1 revision" w:date="2026-08-09T02:38:00Z" w16du:dateUtc="2026-08-09T06:38:00Z">
         <w:r>
           <w:delText>showed that</w:delText>
         </w:r>
       </w:del>
-      <w:ins w:id="41" w:author="JMRT R1 revision" w:date="2026-08-08T23:47:00Z" w16du:dateUtc="2026-08-09T03:47:00Z">
+      <w:ins w:id="41" w:author="JMRT R1 revision" w:date="2026-08-09T02:38:00Z" w16du:dateUtc="2026-08-09T06:38:00Z">
         <w:r>
           <w:t>attributes</w:t>
         </w:r>
@@ -412,12 +412,12 @@
       <w:r>
         <w:t xml:space="preserve"> this </w:t>
       </w:r>
-      <w:del w:id="42" w:author="JMRT R1 revision" w:date="2026-08-08T23:47:00Z" w16du:dateUtc="2026-08-09T03:47:00Z">
+      <w:del w:id="42" w:author="JMRT R1 revision" w:date="2026-08-09T02:38:00Z" w16du:dateUtc="2026-08-09T06:38:00Z">
         <w:r>
           <w:delText xml:space="preserve">failure stems from </w:delText>
         </w:r>
       </w:del>
-      <w:ins w:id="43" w:author="JMRT R1 revision" w:date="2026-08-08T23:47:00Z" w16du:dateUtc="2026-08-09T03:47:00Z">
+      <w:ins w:id="43" w:author="JMRT R1 revision" w:date="2026-08-09T02:38:00Z" w16du:dateUtc="2026-08-09T06:38:00Z">
         <w:r>
           <w:t xml:space="preserve">to </w:t>
         </w:r>
@@ -425,12 +425,12 @@
       <w:r>
         <w:t>a phase-stability mismatch</w:t>
       </w:r>
-      <w:del w:id="44" w:author="JMRT R1 revision" w:date="2026-08-08T23:47:00Z" w16du:dateUtc="2026-08-09T03:47:00Z">
+      <w:del w:id="44" w:author="JMRT R1 revision" w:date="2026-08-09T02:38:00Z" w16du:dateUtc="2026-08-09T06:38:00Z">
         <w:r>
           <w:delText>: the AI alloy forms</w:delText>
         </w:r>
       </w:del>
-      <w:ins w:id="45" w:author="JMRT R1 revision" w:date="2026-08-08T23:47:00Z" w16du:dateUtc="2026-08-09T03:47:00Z">
+      <w:ins w:id="45" w:author="JMRT R1 revision" w:date="2026-08-09T02:38:00Z" w16du:dateUtc="2026-08-09T06:38:00Z">
         <w:r>
           <w:t xml:space="preserve"> —</w:t>
         </w:r>
@@ -438,12 +438,12 @@
       <w:r>
         <w:t xml:space="preserve"> a stable </w:t>
       </w:r>
-      <w:del w:id="46" w:author="JMRT R1 revision" w:date="2026-08-08T23:47:00Z" w16du:dateUtc="2026-08-09T03:47:00Z">
+      <w:del w:id="46" w:author="JMRT R1 revision" w:date="2026-08-09T02:38:00Z" w16du:dateUtc="2026-08-09T06:38:00Z">
         <w:r>
           <w:delText>dual-phase</w:delText>
         </w:r>
       </w:del>
-      <w:ins w:id="47" w:author="JMRT R1 revision" w:date="2026-08-08T23:47:00Z" w16du:dateUtc="2026-08-09T03:47:00Z">
+      <w:ins w:id="47" w:author="JMRT R1 revision" w:date="2026-08-09T02:38:00Z" w16du:dateUtc="2026-08-09T06:38:00Z">
         <w:r>
           <w:t>FCC γ + BCC α duplex</w:t>
         </w:r>
@@ -451,12 +451,12 @@
       <w:r>
         <w:t xml:space="preserve"> microstructure with a minor ordered Fe</w:t>
       </w:r>
-      <w:del w:id="48" w:author="JMRT R1 revision" w:date="2026-08-08T23:47:00Z" w16du:dateUtc="2026-08-09T03:47:00Z">
+      <w:del w:id="48" w:author="JMRT R1 revision" w:date="2026-08-09T02:38:00Z" w16du:dateUtc="2026-08-09T06:38:00Z">
         <w:r>
           <w:delText>-</w:delText>
         </w:r>
       </w:del>
-      <w:ins w:id="49" w:author="JMRT R1 revision" w:date="2026-08-08T23:47:00Z" w16du:dateUtc="2026-08-09T03:47:00Z">
+      <w:ins w:id="49" w:author="JMRT R1 revision" w:date="2026-08-09T02:38:00Z" w16du:dateUtc="2026-08-09T06:38:00Z">
         <w:r>
           <w:t>₃</w:t>
         </w:r>
@@ -464,7 +464,7 @@
       <w:r>
         <w:t>Al phase</w:t>
       </w:r>
-      <w:ins w:id="50" w:author="JMRT R1 revision" w:date="2026-08-08T23:47:00Z" w16du:dateUtc="2026-08-09T03:47:00Z">
+      <w:ins w:id="50" w:author="JMRT R1 revision" w:date="2026-08-09T02:38:00Z" w16du:dateUtc="2026-08-09T06:38:00Z">
         <w:r>
           <w:t>, unchanged by deformation. Equilibrium CALPHAD calculations across three independent databases, validated against the benchmark, locate the cause. The benchmark solution-treats to single-phase</w:t>
         </w:r>
@@ -472,12 +472,12 @@
       <w:r>
         <w:t xml:space="preserve"> </w:t>
       </w:r>
-      <w:del w:id="51" w:author="JMRT R1 revision" w:date="2026-08-08T23:47:00Z" w16du:dateUtc="2026-08-09T03:47:00Z">
+      <w:del w:id="51" w:author="JMRT R1 revision" w:date="2026-08-09T02:38:00Z" w16du:dateUtc="2026-08-09T06:38:00Z">
         <w:r>
           <w:delText>that does not support the transformation pathway the benchmark alloy relies on, likely promoted by</w:delText>
         </w:r>
       </w:del>
-      <w:ins w:id="52" w:author="JMRT R1 revision" w:date="2026-08-08T23:47:00Z" w16du:dateUtc="2026-08-09T03:47:00Z">
+      <w:ins w:id="52" w:author="JMRT R1 revision" w:date="2026-08-09T02:38:00Z" w16du:dateUtc="2026-08-09T06:38:00Z">
         <w:r>
           <w:t>BCC α at 1200 °C, whereas the LLM-alloy is two-phase there and reaches single-phase α only at ≈1340 °C, above</w:t>
         </w:r>
@@ -485,12 +485,12 @@
       <w:r>
         <w:t xml:space="preserve"> its </w:t>
       </w:r>
-      <w:del w:id="53" w:author="JMRT R1 revision" w:date="2026-08-08T23:47:00Z" w16du:dateUtc="2026-08-09T03:47:00Z">
+      <w:del w:id="53" w:author="JMRT R1 revision" w:date="2026-08-09T02:38:00Z" w16du:dateUtc="2026-08-09T06:38:00Z">
         <w:r>
           <w:delText>elevated</w:delText>
         </w:r>
       </w:del>
-      <w:ins w:id="54" w:author="JMRT R1 revision" w:date="2026-08-08T23:47:00Z" w16du:dateUtc="2026-08-09T03:47:00Z">
+      <w:ins w:id="54" w:author="JMRT R1 revision" w:date="2026-08-09T02:38:00Z" w16du:dateUtc="2026-08-09T06:38:00Z">
         <w:r>
           <w:t>accessible processing range; deleting</w:t>
         </w:r>
@@ -498,12 +498,12 @@
       <w:r>
         <w:t xml:space="preserve"> carbon </w:t>
       </w:r>
-      <w:del w:id="55" w:author="JMRT R1 revision" w:date="2026-08-08T23:47:00Z" w16du:dateUtc="2026-08-09T03:47:00Z">
+      <w:del w:id="55" w:author="JMRT R1 revision" w:date="2026-08-09T02:38:00Z" w16du:dateUtc="2026-08-09T06:38:00Z">
         <w:r>
           <w:delText>content. We conclude that</w:delText>
         </w:r>
       </w:del>
-      <w:ins w:id="56" w:author="JMRT R1 revision" w:date="2026-08-08T23:47:00Z" w16du:dateUtc="2026-08-09T03:47:00Z">
+      <w:ins w:id="56" w:author="JMRT R1 revision" w:date="2026-08-09T02:38:00Z" w16du:dateUtc="2026-08-09T06:38:00Z">
         <w:r>
           <w:t>alone from the measured chemistry lowers that field to ≈1150 °C and restores the single-phase state. A carbon addition of ≈0.10 wt% is thus sufficient to close the processing window on which super-elasticity depends.</w:t>
         </w:r>
@@ -511,7 +511,7 @@
       <w:r>
         <w:t xml:space="preserve"> LLM-proposed </w:t>
       </w:r>
-      <w:del w:id="57" w:author="JMRT R1 revision" w:date="2026-08-08T23:47:00Z" w16du:dateUtc="2026-08-09T03:47:00Z">
+      <w:del w:id="57" w:author="JMRT R1 revision" w:date="2026-08-09T02:38:00Z" w16du:dateUtc="2026-08-09T06:38:00Z">
         <w:r>
           <w:delText xml:space="preserve">alloy </w:delText>
         </w:r>
@@ -519,12 +519,12 @@
       <w:r>
         <w:t xml:space="preserve">compositions </w:t>
       </w:r>
-      <w:del w:id="58" w:author="JMRT R1 revision" w:date="2026-08-08T23:47:00Z" w16du:dateUtc="2026-08-09T03:47:00Z">
+      <w:del w:id="58" w:author="JMRT R1 revision" w:date="2026-08-09T02:38:00Z" w16du:dateUtc="2026-08-09T06:38:00Z">
         <w:r>
           <w:delText>cannot be assumed to work as intended and should</w:delText>
         </w:r>
       </w:del>
-      <w:ins w:id="59" w:author="JMRT R1 revision" w:date="2026-08-08T23:47:00Z" w16du:dateUtc="2026-08-09T03:47:00Z">
+      <w:ins w:id="59" w:author="JMRT R1 revision" w:date="2026-08-09T02:38:00Z" w16du:dateUtc="2026-08-09T06:38:00Z">
         <w:r>
           <w:t>should therefore</w:t>
         </w:r>
@@ -532,7 +532,7 @@
       <w:r>
         <w:t xml:space="preserve"> be screened for competing phase stability and interstitial content before </w:t>
       </w:r>
-      <w:del w:id="60" w:author="JMRT R1 revision" w:date="2026-08-08T23:47:00Z" w16du:dateUtc="2026-08-09T03:47:00Z">
+      <w:del w:id="60" w:author="JMRT R1 revision" w:date="2026-08-09T02:38:00Z" w16du:dateUtc="2026-08-09T06:38:00Z">
         <w:r>
           <w:delText xml:space="preserve">physical </w:delText>
         </w:r>
@@ -540,12 +540,12 @@
       <w:r>
         <w:t xml:space="preserve">synthesis </w:t>
       </w:r>
-      <w:del w:id="61" w:author="JMRT R1 revision" w:date="2026-08-08T23:47:00Z" w16du:dateUtc="2026-08-09T03:47:00Z">
+      <w:del w:id="61" w:author="JMRT R1 revision" w:date="2026-08-09T02:38:00Z" w16du:dateUtc="2026-08-09T06:38:00Z">
         <w:r>
           <w:delText>is attempted</w:delText>
         </w:r>
       </w:del>
-      <w:ins w:id="62" w:author="JMRT R1 revision" w:date="2026-08-08T23:47:00Z" w16du:dateUtc="2026-08-09T03:47:00Z">
+      <w:ins w:id="62" w:author="JMRT R1 revision" w:date="2026-08-09T02:38:00Z" w16du:dateUtc="2026-08-09T06:38:00Z">
         <w:r>
           <w:t>— a check costing minutes with openly available databases</w:t>
         </w:r>
@@ -568,7 +568,7 @@
       <w:r>
         <w:t xml:space="preserve"> Fe-based shape memory alloy; super-elasticity; AI-guided alloy design</w:t>
       </w:r>
-      <w:ins w:id="63" w:author="JMRT R1 revision" w:date="2026-08-08T23:47:00Z" w16du:dateUtc="2026-08-09T03:47:00Z">
+      <w:ins w:id="63" w:author="JMRT R1 revision" w:date="2026-08-09T02:38:00Z" w16du:dateUtc="2026-08-09T06:38:00Z">
         <w:r>
           <w:t>; CALPHAD</w:t>
         </w:r>
@@ -598,7 +598,7 @@
       <w:pPr>
         <w:pStyle w:val="FirstParagraph"/>
         <w:rPr>
-          <w:ins w:id="65" w:author="JMRT R1 revision" w:date="2026-08-08T23:47:00Z" w16du:dateUtc="2026-08-09T03:47:00Z"/>
+          <w:ins w:id="65" w:author="JMRT R1 revision" w:date="2026-08-09T02:38:00Z" w16du:dateUtc="2026-08-09T06:38:00Z"/>
         </w:rPr>
       </w:pPr>
       <w:r>
@@ -610,12 +610,12 @@
       <w:r>
         <w:t xml:space="preserve">. Together these tools raise the possibility of alloy design that supplements intuition-guided iteration with AI-proposed, thermodynamically screened candidates. </w:t>
       </w:r>
-      <w:del w:id="66" w:author="JMRT R1 revision" w:date="2026-08-08T23:47:00Z" w16du:dateUtc="2026-08-09T03:47:00Z">
+      <w:del w:id="66" w:author="JMRT R1 revision" w:date="2026-08-09T02:38:00Z" w16du:dateUtc="2026-08-09T06:38:00Z">
         <w:r>
           <w:delText>Recent studies have begun applying such AI methods specifically to shape memory alloys, including data-driven composition screening [4], generative inverse design [5], and LLM-based hypothesis generation [6]. However, whether these AI models practically work or not is yet to be tested.</w:delText>
         </w:r>
       </w:del>
-      <w:ins w:id="67" w:author="JMRT R1 revision" w:date="2026-08-08T23:47:00Z" w16du:dateUtc="2026-08-09T03:47:00Z">
+      <w:ins w:id="67" w:author="JMRT R1 revision" w:date="2026-08-09T02:38:00Z" w16du:dateUtc="2026-08-09T06:38:00Z">
         <w:r>
           <w:t>Computational alloy design of this kind is not a single technique but a family of them, and the family is broader than the LLM agents examined here. Property-targeted screening searches an existing database or surrogate model for compositions meeting a specification, as in the AIMS framework for shape memory alloys [4]</w:t>
         </w:r>
@@ -628,7 +628,7 @@
       <w:pPr>
         <w:pStyle w:val="BodyText"/>
       </w:pPr>
-      <w:ins w:id="68" w:author="JMRT R1 revision" w:date="2026-08-08T23:47:00Z" w16du:dateUtc="2026-08-09T03:47:00Z">
+      <w:ins w:id="68" w:author="JMRT R1 revision" w:date="2026-08-09T02:38:00Z" w16du:dateUtc="2026-08-09T06:38:00Z">
         <w:r>
           <w:t>That shared output is where the difficulty lies, and it defines the gap this study addresses. Generating candidate compositions is now cheap and fast, and the literature reporting such candidates is growing quickly. Physically synthesizing one and testing whether it does what was claimed is neither cheap nor fast, and is correspondingly rare. Rarer still is the publication of a candidate that failed, even though a diagnosed failure constrains the design space at least as usefully as a success and is the onl</w:t>
         </w:r>
@@ -642,12 +642,12 @@
       <w:r>
         <w:t xml:space="preserve"> [1</w:t>
       </w:r>
-      <w:del w:id="69" w:author="JMRT R1 revision" w:date="2026-08-08T23:47:00Z" w16du:dateUtc="2026-08-09T03:47:00Z">
+      <w:del w:id="69" w:author="JMRT R1 revision" w:date="2026-08-09T02:38:00Z" w16du:dateUtc="2026-08-09T06:38:00Z">
         <w:r>
           <w:delText>].</w:delText>
         </w:r>
       </w:del>
-      <w:ins w:id="70" w:author="JMRT R1 revision" w:date="2026-08-08T23:47:00Z" w16du:dateUtc="2026-08-09T03:47:00Z">
+      <w:ins w:id="70" w:author="JMRT R1 revision" w:date="2026-08-09T02:38:00Z" w16du:dateUtc="2026-08-09T06:38:00Z">
         <w:r>
           <w:t>]; nor need they check that the phase fields their target microstructure requires are reachable by any processing route the laboratory can actually run.</w:t>
         </w:r>
@@ -655,7 +655,7 @@
       <w:r>
         <w:t xml:space="preserve"> A composition whose target phase lies on the DFT convex hull might still be difficult to realize in practice. </w:t>
       </w:r>
-      <w:del w:id="71" w:author="JMRT R1 revision" w:date="2026-08-08T23:47:00Z" w16du:dateUtc="2026-08-09T03:47:00Z">
+      <w:del w:id="71" w:author="JMRT R1 revision" w:date="2026-08-09T02:38:00Z" w16du:dateUtc="2026-08-09T06:38:00Z">
         <w:r>
           <w:delText xml:space="preserve">It is our interest to examine a large language model (LLM)-hypothesized shape memory alloy (SMA). </w:delText>
         </w:r>
@@ -663,12 +663,12 @@
       <w:r>
         <w:t xml:space="preserve">To the best of our knowledge, experimentally validated studies </w:t>
       </w:r>
-      <w:del w:id="72" w:author="JMRT R1 revision" w:date="2026-08-08T23:47:00Z" w16du:dateUtc="2026-08-09T03:47:00Z">
+      <w:del w:id="72" w:author="JMRT R1 revision" w:date="2026-08-09T02:38:00Z" w16du:dateUtc="2026-08-09T06:38:00Z">
         <w:r>
           <w:delText>on this topic</w:delText>
         </w:r>
       </w:del>
-      <w:ins w:id="73" w:author="JMRT R1 revision" w:date="2026-08-08T23:47:00Z" w16du:dateUtc="2026-08-09T03:47:00Z">
+      <w:ins w:id="73" w:author="JMRT R1 revision" w:date="2026-08-09T02:38:00Z" w16du:dateUtc="2026-08-09T06:38:00Z">
         <w:r>
           <w:t>of LLM-hypothesized alloys</w:t>
         </w:r>
@@ -711,12 +711,12 @@
       <w:r>
         <w:t xml:space="preserve">[13,14]. However, achieving a bamboo-like grain structure poses significant challenges, especially at industrial scale. In this study, we adopted this alloy system, trained an </w:t>
       </w:r>
-      <w:del w:id="74" w:author="JMRT R1 revision" w:date="2026-08-08T23:47:00Z" w16du:dateUtc="2026-08-09T03:47:00Z">
+      <w:del w:id="74" w:author="JMRT R1 revision" w:date="2026-08-09T02:38:00Z" w16du:dateUtc="2026-08-09T06:38:00Z">
         <w:r>
           <w:delText>AI with</w:delText>
         </w:r>
       </w:del>
-      <w:ins w:id="75" w:author="JMRT R1 revision" w:date="2026-08-08T23:47:00Z" w16du:dateUtc="2026-08-09T03:47:00Z">
+      <w:ins w:id="75" w:author="JMRT R1 revision" w:date="2026-08-09T02:38:00Z" w16du:dateUtc="2026-08-09T06:38:00Z">
         <w:r>
           <w:t>LLM agent on</w:t>
         </w:r>
@@ -724,12 +724,12 @@
       <w:r>
         <w:t xml:space="preserve"> over 200 published papers on Fe-based SMAs along with other publicly available information, and asked </w:t>
       </w:r>
-      <w:del w:id="76" w:author="JMRT R1 revision" w:date="2026-08-08T23:47:00Z" w16du:dateUtc="2026-08-09T03:47:00Z">
+      <w:del w:id="76" w:author="JMRT R1 revision" w:date="2026-08-09T02:38:00Z" w16du:dateUtc="2026-08-09T06:38:00Z">
         <w:r>
           <w:delText>the AI</w:delText>
         </w:r>
       </w:del>
-      <w:ins w:id="77" w:author="JMRT R1 revision" w:date="2026-08-08T23:47:00Z" w16du:dateUtc="2026-08-09T03:47:00Z">
+      <w:ins w:id="77" w:author="JMRT R1 revision" w:date="2026-08-09T02:38:00Z" w16du:dateUtc="2026-08-09T06:38:00Z">
         <w:r>
           <w:t>it</w:t>
         </w:r>
@@ -737,12 +737,12 @@
       <w:r>
         <w:t xml:space="preserve"> for lower-cost alternatives with the potential to exhibit super-elasticity with small grain sizes. We processed one of the </w:t>
       </w:r>
-      <w:del w:id="78" w:author="JMRT R1 revision" w:date="2026-08-08T23:47:00Z" w16du:dateUtc="2026-08-09T03:47:00Z">
+      <w:del w:id="78" w:author="JMRT R1 revision" w:date="2026-08-09T02:38:00Z" w16du:dateUtc="2026-08-09T06:38:00Z">
         <w:r>
           <w:delText>AI</w:delText>
         </w:r>
       </w:del>
-      <w:ins w:id="79" w:author="JMRT R1 revision" w:date="2026-08-08T23:47:00Z" w16du:dateUtc="2026-08-09T03:47:00Z">
+      <w:ins w:id="79" w:author="JMRT R1 revision" w:date="2026-08-09T02:38:00Z" w16du:dateUtc="2026-08-09T06:38:00Z">
         <w:r>
           <w:t>LLM</w:t>
         </w:r>
@@ -763,12 +763,12 @@
       <w:r>
         <w:t xml:space="preserve">. </w:t>
       </w:r>
-      <w:del w:id="80" w:author="JMRT R1 revision" w:date="2026-08-08T23:47:00Z" w16du:dateUtc="2026-08-09T03:47:00Z">
+      <w:del w:id="80" w:author="JMRT R1 revision" w:date="2026-08-09T02:38:00Z" w16du:dateUtc="2026-08-09T06:38:00Z">
         <w:r>
           <w:delText>Because</w:delText>
         </w:r>
       </w:del>
-      <w:ins w:id="81" w:author="JMRT R1 revision" w:date="2026-08-08T23:47:00Z" w16du:dateUtc="2026-08-09T03:47:00Z">
+      <w:ins w:id="81" w:author="JMRT R1 revision" w:date="2026-08-09T02:38:00Z" w16du:dateUtc="2026-08-09T06:38:00Z">
         <w:r>
           <w:t>Both alloys were then put through</w:t>
         </w:r>
@@ -776,7 +776,7 @@
       <w:r>
         <w:t xml:space="preserve"> the </w:t>
       </w:r>
-      <w:ins w:id="82" w:author="JMRT R1 revision" w:date="2026-08-08T23:47:00Z" w16du:dateUtc="2026-08-09T03:47:00Z">
+      <w:ins w:id="82" w:author="JMRT R1 revision" w:date="2026-08-09T02:38:00Z" w16du:dateUtc="2026-08-09T06:38:00Z">
         <w:r>
           <w:t xml:space="preserve">same nominal </w:t>
         </w:r>
@@ -784,12 +784,12 @@
       <w:r>
         <w:t xml:space="preserve">processing </w:t>
       </w:r>
-      <w:del w:id="83" w:author="JMRT R1 revision" w:date="2026-08-08T23:47:00Z" w16du:dateUtc="2026-08-09T03:47:00Z">
+      <w:del w:id="83" w:author="JMRT R1 revision" w:date="2026-08-09T02:38:00Z" w16du:dateUtc="2026-08-09T06:38:00Z">
         <w:r>
           <w:delText>history was kept</w:delText>
         </w:r>
       </w:del>
-      <w:ins w:id="84" w:author="JMRT R1 revision" w:date="2026-08-08T23:47:00Z" w16du:dateUtc="2026-08-09T03:47:00Z">
+      <w:ins w:id="84" w:author="JMRT R1 revision" w:date="2026-08-09T02:38:00Z" w16du:dateUtc="2026-08-09T06:38:00Z">
         <w:r>
           <w:t>route. Identical nominal parameters do not guarantee</w:t>
         </w:r>
@@ -797,12 +797,12 @@
       <w:r>
         <w:t xml:space="preserve"> identical </w:t>
       </w:r>
-      <w:del w:id="85" w:author="JMRT R1 revision" w:date="2026-08-08T23:47:00Z" w16du:dateUtc="2026-08-09T03:47:00Z">
+      <w:del w:id="85" w:author="JMRT R1 revision" w:date="2026-08-09T02:38:00Z" w16du:dateUtc="2026-08-09T06:38:00Z">
         <w:r>
           <w:delText>for both alloys, compositional differences</w:delText>
         </w:r>
       </w:del>
-      <w:ins w:id="86" w:author="JMRT R1 revision" w:date="2026-08-08T23:47:00Z" w16du:dateUtc="2026-08-09T03:47:00Z">
+      <w:ins w:id="86" w:author="JMRT R1 revision" w:date="2026-08-09T02:38:00Z" w16du:dateUtc="2026-08-09T06:38:00Z">
         <w:r>
           <w:t>recrystallization, grain size, texture or precipitation state in two different compositions, so what follows is a comparison of how each alloy responds to a common route rather than a controlled isolation of composition; the limits of that comparison</w:t>
         </w:r>
@@ -810,12 +810,12 @@
       <w:r>
         <w:t xml:space="preserve"> are </w:t>
       </w:r>
-      <w:del w:id="87" w:author="JMRT R1 revision" w:date="2026-08-08T23:47:00Z" w16du:dateUtc="2026-08-09T03:47:00Z">
+      <w:del w:id="87" w:author="JMRT R1 revision" w:date="2026-08-09T02:38:00Z" w16du:dateUtc="2026-08-09T06:38:00Z">
         <w:r>
           <w:delText>the sole variable determining the final mechanical properties</w:delText>
         </w:r>
       </w:del>
-      <w:ins w:id="88" w:author="JMRT R1 revision" w:date="2026-08-08T23:47:00Z" w16du:dateUtc="2026-08-09T03:47:00Z">
+      <w:ins w:id="88" w:author="JMRT R1 revision" w:date="2026-08-09T02:38:00Z" w16du:dateUtc="2026-08-09T06:38:00Z">
         <w:r>
           <w:t>stated in Sec. 4.1</w:t>
         </w:r>
@@ -828,10 +828,10 @@
       <w:pPr>
         <w:pStyle w:val="BodyText"/>
         <w:rPr>
-          <w:ins w:id="89" w:author="JMRT R1 revision" w:date="2026-08-08T23:47:00Z" w16du:dateUtc="2026-08-09T03:47:00Z"/>
-        </w:rPr>
-      </w:pPr>
-      <w:ins w:id="90" w:author="JMRT R1 revision" w:date="2026-08-08T23:47:00Z" w16du:dateUtc="2026-08-09T03:47:00Z">
+          <w:ins w:id="89" w:author="JMRT R1 revision" w:date="2026-08-09T02:38:00Z" w16du:dateUtc="2026-08-09T06:38:00Z"/>
+        </w:rPr>
+      </w:pPr>
+      <w:ins w:id="90" w:author="JMRT R1 revision" w:date="2026-08-09T02:38:00Z" w16du:dateUtc="2026-08-09T06:38:00Z">
         <w:r>
           <w:t>The hypothesis under test is the agent’s own, and it is worth stating in its own terms before it is examined. Reasoning from the Fe-Mn-Al-Ni family, the agent proposed that Ni could be reduced from 7.5 to 4 at% to lower cost, that ≈4 at% Si would compensate by stabilizing the BCC α parent and strengthening it in solid solution, and that ≈1000 ppm C would strengthen the parent further and, through fine carbides, raise the resistance to dislocation slip enough to favour stress-induced transformation over plas</w:t>
         </w:r>
@@ -876,12 +876,12 @@
       <w:r>
         <w:t xml:space="preserve">The </w:t>
       </w:r>
-      <w:del w:id="93" w:author="JMRT R1 revision" w:date="2026-08-08T23:47:00Z" w16du:dateUtc="2026-08-09T03:47:00Z">
+      <w:del w:id="93" w:author="JMRT R1 revision" w:date="2026-08-09T02:38:00Z" w16du:dateUtc="2026-08-09T06:38:00Z">
         <w:r>
           <w:delText>AI</w:delText>
         </w:r>
       </w:del>
-      <w:ins w:id="94" w:author="JMRT R1 revision" w:date="2026-08-08T23:47:00Z" w16du:dateUtc="2026-08-09T03:47:00Z">
+      <w:ins w:id="94" w:author="JMRT R1 revision" w:date="2026-08-09T02:38:00Z" w16du:dateUtc="2026-08-09T06:38:00Z">
         <w:r>
           <w:t>LLM</w:t>
         </w:r>
@@ -908,12 +908,12 @@
       <w:r>
         <w:t xml:space="preserve"> [12], was synthesized under identical conditions. These alloys are hereafter named the </w:t>
       </w:r>
-      <w:del w:id="95" w:author="JMRT R1 revision" w:date="2026-08-08T23:47:00Z" w16du:dateUtc="2026-08-09T03:47:00Z">
+      <w:del w:id="95" w:author="JMRT R1 revision" w:date="2026-08-09T02:38:00Z" w16du:dateUtc="2026-08-09T06:38:00Z">
         <w:r>
           <w:delText>AI</w:delText>
         </w:r>
       </w:del>
-      <w:ins w:id="96" w:author="JMRT R1 revision" w:date="2026-08-08T23:47:00Z" w16du:dateUtc="2026-08-09T03:47:00Z">
+      <w:ins w:id="96" w:author="JMRT R1 revision" w:date="2026-08-09T02:38:00Z" w16du:dateUtc="2026-08-09T06:38:00Z">
         <w:r>
           <w:t>LLM</w:t>
         </w:r>
@@ -921,12 +921,12 @@
       <w:r>
         <w:t xml:space="preserve">-alloy and </w:t>
       </w:r>
-      <w:del w:id="97" w:author="JMRT R1 revision" w:date="2026-08-08T23:47:00Z" w16du:dateUtc="2026-08-09T03:47:00Z">
+      <w:del w:id="97" w:author="JMRT R1 revision" w:date="2026-08-09T02:38:00Z" w16du:dateUtc="2026-08-09T06:38:00Z">
         <w:r>
           <w:delText>Omori-</w:delText>
         </w:r>
       </w:del>
-      <w:ins w:id="98" w:author="JMRT R1 revision" w:date="2026-08-08T23:47:00Z" w16du:dateUtc="2026-08-09T03:47:00Z">
+      <w:ins w:id="98" w:author="JMRT R1 revision" w:date="2026-08-09T02:38:00Z" w16du:dateUtc="2026-08-09T06:38:00Z">
         <w:r>
           <w:t xml:space="preserve">benchmark </w:t>
         </w:r>
@@ -942,7 +942,7 @@
       <w:r>
         <w:t xml:space="preserve">Using high-purity raw elements, about 2 kg of each alloy was melted in a vacuum induction furnace and cast into ø50 mm ingots. </w:t>
       </w:r>
-      <w:del w:id="99" w:author="JMRT R1 revision" w:date="2026-08-08T23:47:00Z" w16du:dateUtc="2026-08-09T03:47:00Z">
+      <w:del w:id="99" w:author="JMRT R1 revision" w:date="2026-08-09T02:38:00Z" w16du:dateUtc="2026-08-09T06:38:00Z">
         <w:r>
           <w:delText xml:space="preserve">Alloy chemistries are listed in </w:delText>
         </w:r>
@@ -957,7 +957,7 @@
           <w:delText>. For both alloys, the actual chemistries measured by inductively coupled plasma atomic emission spectroscopy (ICP-AES) are very close to the nominal values, except that Si is lower in the AI-alloy and unexpected P is present in the Omori-alloy; the source of the P is unknown.</w:delText>
         </w:r>
       </w:del>
-      <w:ins w:id="100" w:author="JMRT R1 revision" w:date="2026-08-08T23:47:00Z" w16du:dateUtc="2026-08-09T03:47:00Z">
+      <w:ins w:id="100" w:author="JMRT R1 revision" w:date="2026-08-09T02:38:00Z" w16du:dateUtc="2026-08-09T06:38:00Z">
         <w:r>
           <w:t xml:space="preserve">Measured chemistries, determined by inductively coupled plasma atomic emission spectroscopy (ICP-AES) with carbon by ASTM E1019, are listed in </w:t>
         </w:r>
@@ -1046,12 +1046,12 @@
             <w:pPr>
               <w:pStyle w:val="Compact"/>
             </w:pPr>
-            <w:del w:id="101" w:author="JMRT R1 revision" w:date="2026-08-08T23:47:00Z" w16du:dateUtc="2026-08-09T03:47:00Z">
+            <w:del w:id="101" w:author="JMRT R1 revision" w:date="2026-08-09T02:38:00Z" w16du:dateUtc="2026-08-09T06:38:00Z">
               <w:r>
                 <w:delText>AI</w:delText>
               </w:r>
             </w:del>
-            <w:ins w:id="102" w:author="JMRT R1 revision" w:date="2026-08-08T23:47:00Z" w16du:dateUtc="2026-08-09T03:47:00Z">
+            <w:ins w:id="102" w:author="JMRT R1 revision" w:date="2026-08-09T02:38:00Z" w16du:dateUtc="2026-08-09T06:38:00Z">
               <w:r>
                 <w:t>LLM</w:t>
               </w:r>
@@ -1069,12 +1069,12 @@
             <w:pPr>
               <w:pStyle w:val="Compact"/>
             </w:pPr>
-            <w:del w:id="103" w:author="JMRT R1 revision" w:date="2026-08-08T23:47:00Z" w16du:dateUtc="2026-08-09T03:47:00Z">
+            <w:del w:id="103" w:author="JMRT R1 revision" w:date="2026-08-09T02:38:00Z" w16du:dateUtc="2026-08-09T06:38:00Z">
               <w:r>
                 <w:delText>AI</w:delText>
               </w:r>
             </w:del>
-            <w:ins w:id="104" w:author="JMRT R1 revision" w:date="2026-08-08T23:47:00Z" w16du:dateUtc="2026-08-09T03:47:00Z">
+            <w:ins w:id="104" w:author="JMRT R1 revision" w:date="2026-08-09T02:38:00Z" w16du:dateUtc="2026-08-09T06:38:00Z">
               <w:r>
                 <w:t>LLM</w:t>
               </w:r>
@@ -1092,12 +1092,12 @@
             <w:pPr>
               <w:pStyle w:val="Compact"/>
             </w:pPr>
-            <w:del w:id="105" w:author="JMRT R1 revision" w:date="2026-08-08T23:47:00Z" w16du:dateUtc="2026-08-09T03:47:00Z">
+            <w:del w:id="105" w:author="JMRT R1 revision" w:date="2026-08-09T02:38:00Z" w16du:dateUtc="2026-08-09T06:38:00Z">
               <w:r>
                 <w:delText>Omori-</w:delText>
               </w:r>
             </w:del>
-            <w:ins w:id="106" w:author="JMRT R1 revision" w:date="2026-08-08T23:47:00Z" w16du:dateUtc="2026-08-09T03:47:00Z">
+            <w:ins w:id="106" w:author="JMRT R1 revision" w:date="2026-08-09T02:38:00Z" w16du:dateUtc="2026-08-09T06:38:00Z">
               <w:r>
                 <w:t xml:space="preserve">benchmark </w:t>
               </w:r>
@@ -1115,12 +1115,12 @@
             <w:pPr>
               <w:pStyle w:val="Compact"/>
             </w:pPr>
-            <w:del w:id="107" w:author="JMRT R1 revision" w:date="2026-08-08T23:47:00Z" w16du:dateUtc="2026-08-09T03:47:00Z">
+            <w:del w:id="107" w:author="JMRT R1 revision" w:date="2026-08-09T02:38:00Z" w16du:dateUtc="2026-08-09T06:38:00Z">
               <w:r>
                 <w:delText>Omori-</w:delText>
               </w:r>
             </w:del>
-            <w:ins w:id="108" w:author="JMRT R1 revision" w:date="2026-08-08T23:47:00Z" w16du:dateUtc="2026-08-09T03:47:00Z">
+            <w:ins w:id="108" w:author="JMRT R1 revision" w:date="2026-08-09T02:38:00Z" w16du:dateUtc="2026-08-09T06:38:00Z">
               <w:r>
                 <w:t xml:space="preserve">benchmark </w:t>
               </w:r>
@@ -1624,12 +1624,12 @@
       <w:r>
         <w:t xml:space="preserve"> [</w:t>
       </w:r>
-      <w:del w:id="110" w:author="JMRT R1 revision" w:date="2026-08-08T23:47:00Z" w16du:dateUtc="2026-08-09T03:47:00Z">
+      <w:del w:id="110" w:author="JMRT R1 revision" w:date="2026-08-09T02:38:00Z" w16du:dateUtc="2026-08-09T06:38:00Z">
         <w:r>
           <w:delText>16</w:delText>
         </w:r>
       </w:del>
-      <w:ins w:id="111" w:author="JMRT R1 revision" w:date="2026-08-08T23:47:00Z" w16du:dateUtc="2026-08-09T03:47:00Z">
+      <w:ins w:id="111" w:author="JMRT R1 revision" w:date="2026-08-09T02:38:00Z" w16du:dateUtc="2026-08-09T06:38:00Z">
         <w:r>
           <w:t>18</w:t>
         </w:r>
@@ -1676,12 +1676,12 @@
       <w:r>
         <w:t>Room-temperature cyclic tensile testing was performed on an Instron in displacement control. During the test, each specimen was cyclically loaded to fracture with a 1% strain increment for each cycle. The sample gauge length was 13 mm and the strain rate was 1 × 10⁻³ s⁻¹. This test reveals the material’s super-elasticity. A special loading–unloading–heating cyclic tensile test was also conducted to evaluate any potential shape-memory response. In this case, selected samples were loaded to 3% strain</w:t>
       </w:r>
-      <w:del w:id="114" w:author="JMRT R1 revision" w:date="2026-08-08T23:47:00Z" w16du:dateUtc="2026-08-09T03:47:00Z">
+      <w:del w:id="114" w:author="JMRT R1 revision" w:date="2026-08-09T02:38:00Z" w16du:dateUtc="2026-08-09T06:38:00Z">
         <w:r>
           <w:delText>,</w:delText>
         </w:r>
       </w:del>
-      <w:ins w:id="115" w:author="JMRT R1 revision" w:date="2026-08-08T23:47:00Z" w16du:dateUtc="2026-08-09T03:47:00Z">
+      <w:ins w:id="115" w:author="JMRT R1 revision" w:date="2026-08-09T02:38:00Z" w16du:dateUtc="2026-08-09T06:38:00Z">
         <w:r>
           <w:t xml:space="preserve"> and</w:t>
         </w:r>
@@ -1689,12 +1689,12 @@
       <w:r>
         <w:t xml:space="preserve"> unloaded to zero stress, </w:t>
       </w:r>
-      <w:del w:id="116" w:author="JMRT R1 revision" w:date="2026-08-08T23:47:00Z" w16du:dateUtc="2026-08-09T03:47:00Z">
+      <w:del w:id="116" w:author="JMRT R1 revision" w:date="2026-08-09T02:38:00Z" w16du:dateUtc="2026-08-09T06:38:00Z">
         <w:r>
           <w:delText>and continued</w:delText>
         </w:r>
       </w:del>
-      <w:ins w:id="117" w:author="JMRT R1 revision" w:date="2026-08-08T23:47:00Z" w16du:dateUtc="2026-08-09T03:47:00Z">
+      <w:ins w:id="117" w:author="JMRT R1 revision" w:date="2026-08-09T02:38:00Z" w16du:dateUtc="2026-08-09T06:38:00Z">
         <w:r>
           <w:t>after which the crosshead was returned</w:t>
         </w:r>
@@ -1702,7 +1702,7 @@
       <w:r>
         <w:t xml:space="preserve"> to </w:t>
       </w:r>
-      <w:ins w:id="118" w:author="JMRT R1 revision" w:date="2026-08-08T23:47:00Z" w16du:dateUtc="2026-08-09T03:47:00Z">
+      <w:ins w:id="118" w:author="JMRT R1 revision" w:date="2026-08-09T02:38:00Z" w16du:dateUtc="2026-08-09T06:38:00Z">
         <w:r>
           <w:t xml:space="preserve">its starting position (nominal </w:t>
         </w:r>
@@ -1710,12 +1710,12 @@
       <w:r>
         <w:t>zero strain</w:t>
       </w:r>
-      <w:del w:id="119" w:author="JMRT R1 revision" w:date="2026-08-08T23:47:00Z" w16du:dateUtc="2026-08-09T03:47:00Z">
+      <w:del w:id="119" w:author="JMRT R1 revision" w:date="2026-08-09T02:38:00Z" w16du:dateUtc="2026-08-09T06:38:00Z">
         <w:r>
           <w:delText>.</w:delText>
         </w:r>
       </w:del>
-      <w:ins w:id="120" w:author="JMRT R1 revision" w:date="2026-08-08T23:47:00Z" w16du:dateUtc="2026-08-09T03:47:00Z">
+      <w:ins w:id="120" w:author="JMRT R1 revision" w:date="2026-08-09T02:38:00Z" w16du:dateUtc="2026-08-09T06:38:00Z">
         <w:r>
           <w:t>).</w:t>
         </w:r>
@@ -1741,12 +1741,12 @@
       <w:r>
         <w:t>To identify phase constitution and potential phase change, synchrotron XRD measurements were performed at the ultra-hard X-ray multifunctional application beamline BL12SW of the Shanghai Synchrotron Radiation Facility (SSRF) [</w:t>
       </w:r>
-      <w:del w:id="122" w:author="JMRT R1 revision" w:date="2026-08-08T23:47:00Z" w16du:dateUtc="2026-08-09T03:47:00Z">
+      <w:del w:id="122" w:author="JMRT R1 revision" w:date="2026-08-09T02:38:00Z" w16du:dateUtc="2026-08-09T06:38:00Z">
         <w:r>
           <w:delText>17,18</w:delText>
         </w:r>
       </w:del>
-      <w:ins w:id="123" w:author="JMRT R1 revision" w:date="2026-08-08T23:47:00Z" w16du:dateUtc="2026-08-09T03:47:00Z">
+      <w:ins w:id="123" w:author="JMRT R1 revision" w:date="2026-08-09T02:38:00Z" w16du:dateUtc="2026-08-09T06:38:00Z">
         <w:r>
           <w:t>19,20</w:t>
         </w:r>
@@ -1757,12 +1757,12 @@
       <w:r>
         <w:t>. The incident wavelength was λ = 0.12587 Å with a beam size of 0.5 × 0.5 mm². Two-dimensional Debye–Scherrer patterns were collected from each specimen before and after tensile deformation to test for any potential phase transformation. These 2D images were processed using FIT2D [</w:t>
       </w:r>
-      <w:del w:id="124" w:author="JMRT R1 revision" w:date="2026-08-08T23:47:00Z" w16du:dateUtc="2026-08-09T03:47:00Z">
+      <w:del w:id="124" w:author="JMRT R1 revision" w:date="2026-08-09T02:38:00Z" w16du:dateUtc="2026-08-09T06:38:00Z">
         <w:r>
           <w:delText>19</w:delText>
         </w:r>
       </w:del>
-      <w:ins w:id="125" w:author="JMRT R1 revision" w:date="2026-08-08T23:47:00Z" w16du:dateUtc="2026-08-09T03:47:00Z">
+      <w:ins w:id="125" w:author="JMRT R1 revision" w:date="2026-08-09T02:38:00Z" w16du:dateUtc="2026-08-09T06:38:00Z">
         <w:r>
           <w:t>21</w:t>
         </w:r>
@@ -1770,12 +1770,12 @@
       <w:r>
         <w:t>], where diffraction data were sliced at 5-degree intervals along the 360-degree azimuth and integrated to generate 72 diffraction spectra, which were then fitted by Rietveld refinement [</w:t>
       </w:r>
-      <w:del w:id="126" w:author="JMRT R1 revision" w:date="2026-08-08T23:47:00Z" w16du:dateUtc="2026-08-09T03:47:00Z">
+      <w:del w:id="126" w:author="JMRT R1 revision" w:date="2026-08-09T02:38:00Z" w16du:dateUtc="2026-08-09T06:38:00Z">
         <w:r>
           <w:delText>20</w:delText>
         </w:r>
       </w:del>
-      <w:ins w:id="127" w:author="JMRT R1 revision" w:date="2026-08-08T23:47:00Z" w16du:dateUtc="2026-08-09T03:47:00Z">
+      <w:ins w:id="127" w:author="JMRT R1 revision" w:date="2026-08-09T02:38:00Z" w16du:dateUtc="2026-08-09T06:38:00Z">
         <w:r>
           <w:t>22</w:t>
         </w:r>
@@ -1783,12 +1783,12 @@
       <w:r>
         <w:t xml:space="preserve">] in MAUD </w:t>
       </w:r>
-      <w:del w:id="128" w:author="JMRT R1 revision" w:date="2026-08-08T23:47:00Z" w16du:dateUtc="2026-08-09T03:47:00Z">
+      <w:del w:id="128" w:author="JMRT R1 revision" w:date="2026-08-09T02:38:00Z" w16du:dateUtc="2026-08-09T06:38:00Z">
         <w:r>
           <w:delText>software [21</w:delText>
         </w:r>
       </w:del>
-      <w:ins w:id="129" w:author="JMRT R1 revision" w:date="2026-08-08T23:47:00Z" w16du:dateUtc="2026-08-09T03:47:00Z">
+      <w:ins w:id="129" w:author="JMRT R1 revision" w:date="2026-08-09T02:38:00Z" w16du:dateUtc="2026-08-09T06:38:00Z">
         <w:r>
           <w:t>version 2.33 [23</w:t>
         </w:r>
@@ -1799,7 +1799,7 @@
       <w:r>
         <w:t>to identify phase constitutions, volume fractions, and crystal orientations of the different phases.</w:t>
       </w:r>
-      <w:ins w:id="130" w:author="JMRT R1 revision" w:date="2026-08-08T23:47:00Z" w16du:dateUtc="2026-08-09T03:47:00Z">
+      <w:ins w:id="130" w:author="JMRT R1 revision" w:date="2026-08-09T02:38:00Z" w16du:dateUtc="2026-08-09T06:38:00Z">
         <w:r>
           <w:t xml:space="preserve"> All azimuthal spectra were refined simultaneously against a three-phase model — γ (Fm-3m), α (Im-3m) and D0₃ Fe₃Al (Fm-3m) — with lattice parameters a = 3.6366, 2.8865 and 5.7734 Å respectively. Crystallographic texture was treated explicitly by the E-WIMV orientation-distribution-function algorithm rather than by a preferred-orientation correction; this is necessary here because the cold-drawn wire carries a strong fibre texture, so that no single azimuthal slice is representative of the bulk and the azim</w:t>
         </w:r>
@@ -1812,12 +1812,12 @@
       <w:pPr>
         <w:pStyle w:val="Heading2"/>
         <w:rPr>
-          <w:ins w:id="131" w:author="JMRT R1 revision" w:date="2026-08-08T23:47:00Z" w16du:dateUtc="2026-08-09T03:47:00Z"/>
+          <w:ins w:id="131" w:author="JMRT R1 revision" w:date="2026-08-09T02:38:00Z" w16du:dateUtc="2026-08-09T06:38:00Z"/>
         </w:rPr>
       </w:pPr>
       <w:bookmarkStart w:id="132" w:name="equilibrium-thermodynamic-calculations"/>
       <w:bookmarkEnd w:id="121"/>
-      <w:ins w:id="133" w:author="JMRT R1 revision" w:date="2026-08-08T23:47:00Z" w16du:dateUtc="2026-08-09T03:47:00Z">
+      <w:ins w:id="133" w:author="JMRT R1 revision" w:date="2026-08-09T02:38:00Z" w16du:dateUtc="2026-08-09T06:38:00Z">
         <w:r>
           <w:t>2.6 Equilibrium thermodynamic calculations</w:t>
         </w:r>
@@ -1827,10 +1827,10 @@
       <w:pPr>
         <w:pStyle w:val="FirstParagraph"/>
         <w:rPr>
-          <w:ins w:id="134" w:author="JMRT R1 revision" w:date="2026-08-08T23:47:00Z" w16du:dateUtc="2026-08-09T03:47:00Z"/>
-        </w:rPr>
-      </w:pPr>
-      <w:ins w:id="135" w:author="JMRT R1 revision" w:date="2026-08-08T23:47:00Z" w16du:dateUtc="2026-08-09T03:47:00Z">
+          <w:ins w:id="134" w:author="JMRT R1 revision" w:date="2026-08-09T02:38:00Z" w16du:dateUtc="2026-08-09T06:38:00Z"/>
+        </w:rPr>
+      </w:pPr>
+      <w:ins w:id="135" w:author="JMRT R1 revision" w:date="2026-08-09T02:38:00Z" w16du:dateUtc="2026-08-09T06:38:00Z">
         <w:r>
           <w:t xml:space="preserve">Equilibrium phase fractions were computed with the CALPHAD method [24] using pycalphad 0.11.2, an open-source Python implementation of the Gibbs-energy-minimization formalism [25]. Isoplethal step diagrams were calculated at 1 atm from 400 to 1400 °C in 10 °C increments; a first pass on a 20 °C grid reproduced every shared point exactly, confirming that the results are grid-independent. Input compositions were the ICP-AES chemistries of </w:t>
         </w:r>
@@ -1856,10 +1856,10 @@
       <w:pPr>
         <w:pStyle w:val="BodyText"/>
         <w:rPr>
-          <w:ins w:id="136" w:author="JMRT R1 revision" w:date="2026-08-08T23:47:00Z" w16du:dateUtc="2026-08-09T03:47:00Z"/>
-        </w:rPr>
-      </w:pPr>
-      <w:ins w:id="137" w:author="JMRT R1 revision" w:date="2026-08-08T23:47:00Z" w16du:dateUtc="2026-08-09T03:47:00Z">
+          <w:ins w:id="136" w:author="JMRT R1 revision" w:date="2026-08-09T02:38:00Z" w16du:dateUtc="2026-08-09T06:38:00Z"/>
+        </w:rPr>
+      </w:pPr>
+      <w:ins w:id="137" w:author="JMRT R1 revision" w:date="2026-08-09T02:38:00Z" w16du:dateUtc="2026-08-09T06:38:00Z">
         <w:r>
           <w:t xml:space="preserve">No single publicly available thermodynamic database assesses Fe–Mn–Al–Ni–Si–C simultaneously </w:t>
         </w:r>
@@ -1918,10 +1918,10 @@
       <w:pPr>
         <w:pStyle w:val="BodyText"/>
         <w:rPr>
-          <w:ins w:id="138" w:author="JMRT R1 revision" w:date="2026-08-08T23:47:00Z" w16du:dateUtc="2026-08-09T03:47:00Z"/>
-        </w:rPr>
-      </w:pPr>
-      <w:ins w:id="139" w:author="JMRT R1 revision" w:date="2026-08-08T23:47:00Z" w16du:dateUtc="2026-08-09T03:47:00Z">
+          <w:ins w:id="138" w:author="JMRT R1 revision" w:date="2026-08-09T02:38:00Z" w16du:dateUtc="2026-08-09T06:38:00Z"/>
+        </w:rPr>
+      </w:pPr>
+      <w:ins w:id="139" w:author="JMRT R1 revision" w:date="2026-08-09T02:38:00Z" w16du:dateUtc="2026-08-09T06:38:00Z">
         <w:r>
           <w:t>Four limitations should be borne in mind when reading these calculations. First, they describe equilibrium, whereas the wires were annealed for 1 to 40 minutes and cooled rapidly; equilibrium is the destination, not the as-quenched state. Second, Si is absent from the primary database. Because Si is a ferrite stabilizer, omitting it biases that database toward γ, which is the same direction as the conclusion drawn below; the omission is therefore not conservative and must be checked rather than argued away.</w:t>
         </w:r>
@@ -1990,12 +1990,12 @@
       <w:r>
         <w:t xml:space="preserve"> shows the microstructure of the </w:t>
       </w:r>
-      <w:del w:id="142" w:author="JMRT R1 revision" w:date="2026-08-08T23:47:00Z" w16du:dateUtc="2026-08-09T03:47:00Z">
+      <w:del w:id="142" w:author="JMRT R1 revision" w:date="2026-08-09T02:38:00Z" w16du:dateUtc="2026-08-09T06:38:00Z">
         <w:r>
           <w:delText xml:space="preserve">AI </w:delText>
         </w:r>
       </w:del>
-      <w:ins w:id="143" w:author="JMRT R1 revision" w:date="2026-08-08T23:47:00Z" w16du:dateUtc="2026-08-09T03:47:00Z">
+      <w:ins w:id="143" w:author="JMRT R1 revision" w:date="2026-08-09T02:38:00Z" w16du:dateUtc="2026-08-09T06:38:00Z">
         <w:r>
           <w:t>LLM-</w:t>
         </w:r>
@@ -2013,12 +2013,12 @@
       <w:r>
         <w:t xml:space="preserve">) </w:t>
       </w:r>
-      <w:del w:id="144" w:author="JMRT R1 revision" w:date="2026-08-08T23:47:00Z" w16du:dateUtc="2026-08-09T03:47:00Z">
+      <w:del w:id="144" w:author="JMRT R1 revision" w:date="2026-08-09T02:38:00Z" w16du:dateUtc="2026-08-09T06:38:00Z">
         <w:r>
           <w:delText>identifies</w:delText>
         </w:r>
       </w:del>
-      <w:ins w:id="145" w:author="JMRT R1 revision" w:date="2026-08-08T23:47:00Z" w16du:dateUtc="2026-08-09T03:47:00Z">
+      <w:ins w:id="145" w:author="JMRT R1 revision" w:date="2026-08-09T02:38:00Z" w16du:dateUtc="2026-08-09T06:38:00Z">
         <w:r>
           <w:t>resolves</w:t>
         </w:r>
@@ -2026,12 +2026,12 @@
       <w:r>
         <w:t xml:space="preserve"> this morphology as an </w:t>
       </w:r>
-      <w:del w:id="146" w:author="JMRT R1 revision" w:date="2026-08-08T23:47:00Z" w16du:dateUtc="2026-08-09T03:47:00Z">
+      <w:del w:id="146" w:author="JMRT R1 revision" w:date="2026-08-09T02:38:00Z" w16du:dateUtc="2026-08-09T06:38:00Z">
         <w:r>
           <w:delText xml:space="preserve">intimate </w:delText>
         </w:r>
       </w:del>
-      <w:ins w:id="147" w:author="JMRT R1 revision" w:date="2026-08-08T23:47:00Z" w16du:dateUtc="2026-08-09T03:47:00Z">
+      <w:ins w:id="147" w:author="JMRT R1 revision" w:date="2026-08-09T02:38:00Z" w16du:dateUtc="2026-08-09T06:38:00Z">
         <w:r>
           <w:t xml:space="preserve">intimately interlocked two-phase </w:t>
         </w:r>
@@ -2039,7 +2039,7 @@
       <w:r>
         <w:t xml:space="preserve">mixture of a </w:t>
       </w:r>
-      <w:del w:id="148" w:author="JMRT R1 revision" w:date="2026-08-08T23:47:00Z" w16du:dateUtc="2026-08-09T03:47:00Z">
+      <w:del w:id="148" w:author="JMRT R1 revision" w:date="2026-08-09T02:38:00Z" w16du:dateUtc="2026-08-09T06:38:00Z">
         <w:r>
           <w:delText>matrix (</w:delText>
         </w:r>
@@ -2047,12 +2047,12 @@
       <w:r>
         <w:t xml:space="preserve">darker grey </w:t>
       </w:r>
-      <w:del w:id="149" w:author="JMRT R1 revision" w:date="2026-08-08T23:47:00Z" w16du:dateUtc="2026-08-09T03:47:00Z">
+      <w:del w:id="149" w:author="JMRT R1 revision" w:date="2026-08-09T02:38:00Z" w16du:dateUtc="2026-08-09T06:38:00Z">
         <w:r>
           <w:delText>area) interlocked with blocky islands (</w:delText>
         </w:r>
       </w:del>
-      <w:ins w:id="150" w:author="JMRT R1 revision" w:date="2026-08-08T23:47:00Z" w16du:dateUtc="2026-08-09T03:47:00Z">
+      <w:ins w:id="150" w:author="JMRT R1 revision" w:date="2026-08-09T02:38:00Z" w16du:dateUtc="2026-08-09T06:38:00Z">
         <w:r>
           <w:t xml:space="preserve">constituent and a </w:t>
         </w:r>
@@ -2060,12 +2060,12 @@
       <w:r>
         <w:t>brighter</w:t>
       </w:r>
-      <w:del w:id="151" w:author="JMRT R1 revision" w:date="2026-08-08T23:47:00Z" w16du:dateUtc="2026-08-09T03:47:00Z">
+      <w:del w:id="151" w:author="JMRT R1 revision" w:date="2026-08-09T02:38:00Z" w16du:dateUtc="2026-08-09T06:38:00Z">
         <w:r>
           <w:delText xml:space="preserve"> areas).</w:delText>
         </w:r>
       </w:del>
-      <w:ins w:id="152" w:author="JMRT R1 revision" w:date="2026-08-08T23:47:00Z" w16du:dateUtc="2026-08-09T03:47:00Z">
+      <w:ins w:id="152" w:author="JMRT R1 revision" w:date="2026-08-09T02:38:00Z" w16du:dateUtc="2026-08-09T06:38:00Z">
         <w:r>
           <w:t>, blockier one.</w:t>
         </w:r>
@@ -2073,7 +2073,7 @@
       <w:r>
         <w:t xml:space="preserve"> EDS </w:t>
       </w:r>
-      <w:del w:id="153" w:author="JMRT R1 revision" w:date="2026-08-08T23:47:00Z" w16du:dateUtc="2026-08-09T03:47:00Z">
+      <w:del w:id="153" w:author="JMRT R1 revision" w:date="2026-08-09T02:38:00Z" w16du:dateUtc="2026-08-09T06:38:00Z">
         <w:r>
           <w:delText xml:space="preserve">analysis </w:delText>
         </w:r>
@@ -2081,7 +2081,7 @@
       <w:r>
         <w:t xml:space="preserve">detected higher Al </w:t>
       </w:r>
-      <w:del w:id="154" w:author="JMRT R1 revision" w:date="2026-08-08T23:47:00Z" w16du:dateUtc="2026-08-09T03:47:00Z">
+      <w:del w:id="154" w:author="JMRT R1 revision" w:date="2026-08-09T02:38:00Z" w16du:dateUtc="2026-08-09T06:38:00Z">
         <w:r>
           <w:delText xml:space="preserve">content </w:delText>
         </w:r>
@@ -2089,12 +2089,12 @@
       <w:r>
         <w:t xml:space="preserve">in the </w:t>
       </w:r>
-      <w:del w:id="155" w:author="JMRT R1 revision" w:date="2026-08-08T23:47:00Z" w16du:dateUtc="2026-08-09T03:47:00Z">
+      <w:del w:id="155" w:author="JMRT R1 revision" w:date="2026-08-09T02:38:00Z" w16du:dateUtc="2026-08-09T06:38:00Z">
         <w:r>
           <w:delText>matrix but more</w:delText>
         </w:r>
       </w:del>
-      <w:ins w:id="156" w:author="JMRT R1 revision" w:date="2026-08-08T23:47:00Z" w16du:dateUtc="2026-08-09T03:47:00Z">
+      <w:ins w:id="156" w:author="JMRT R1 revision" w:date="2026-08-09T02:38:00Z" w16du:dateUtc="2026-08-09T06:38:00Z">
         <w:r>
           <w:t>darker constituent and higher</w:t>
         </w:r>
@@ -2102,12 +2102,12 @@
       <w:r>
         <w:t xml:space="preserve"> Mn in the </w:t>
       </w:r>
-      <w:del w:id="157" w:author="JMRT R1 revision" w:date="2026-08-08T23:47:00Z" w16du:dateUtc="2026-08-09T03:47:00Z">
+      <w:del w:id="157" w:author="JMRT R1 revision" w:date="2026-08-09T02:38:00Z" w16du:dateUtc="2026-08-09T06:38:00Z">
         <w:r>
           <w:delText xml:space="preserve">blocky islands, suggesting that the AI alloy has a dual-phase </w:delText>
         </w:r>
       </w:del>
-      <w:ins w:id="158" w:author="JMRT R1 revision" w:date="2026-08-08T23:47:00Z" w16du:dateUtc="2026-08-09T03:47:00Z">
+      <w:ins w:id="158" w:author="JMRT R1 revision" w:date="2026-08-09T02:38:00Z" w16du:dateUtc="2026-08-09T06:38:00Z">
         <w:r>
           <w:t xml:space="preserve">brighter one, consistent with a duplex </w:t>
         </w:r>
@@ -2115,12 +2115,12 @@
       <w:r>
         <w:t>structure</w:t>
       </w:r>
-      <w:del w:id="159" w:author="JMRT R1 revision" w:date="2026-08-08T23:47:00Z" w16du:dateUtc="2026-08-09T03:47:00Z">
+      <w:del w:id="159" w:author="JMRT R1 revision" w:date="2026-08-09T02:38:00Z" w16du:dateUtc="2026-08-09T06:38:00Z">
         <w:r>
           <w:delText>, where</w:delText>
         </w:r>
       </w:del>
-      <w:ins w:id="160" w:author="JMRT R1 revision" w:date="2026-08-08T23:47:00Z" w16du:dateUtc="2026-08-09T03:47:00Z">
+      <w:ins w:id="160" w:author="JMRT R1 revision" w:date="2026-08-09T02:38:00Z" w16du:dateUtc="2026-08-09T06:38:00Z">
         <w:r>
           <w:t xml:space="preserve"> in which</w:t>
         </w:r>
@@ -2128,12 +2128,12 @@
       <w:r>
         <w:t xml:space="preserve"> the Al-rich </w:t>
       </w:r>
-      <w:del w:id="161" w:author="JMRT R1 revision" w:date="2026-08-08T23:47:00Z" w16du:dateUtc="2026-08-09T03:47:00Z">
+      <w:del w:id="161" w:author="JMRT R1 revision" w:date="2026-08-09T02:38:00Z" w16du:dateUtc="2026-08-09T06:38:00Z">
         <w:r>
           <w:delText>areas</w:delText>
         </w:r>
       </w:del>
-      <w:ins w:id="162" w:author="JMRT R1 revision" w:date="2026-08-08T23:47:00Z" w16du:dateUtc="2026-08-09T03:47:00Z">
+      <w:ins w:id="162" w:author="JMRT R1 revision" w:date="2026-08-09T02:38:00Z" w16du:dateUtc="2026-08-09T06:38:00Z">
         <w:r>
           <w:t>regions</w:t>
         </w:r>
@@ -2141,7 +2141,7 @@
       <w:r>
         <w:t xml:space="preserve"> are </w:t>
       </w:r>
-      <w:del w:id="163" w:author="JMRT R1 revision" w:date="2026-08-08T23:47:00Z" w16du:dateUtc="2026-08-09T03:47:00Z">
+      <w:del w:id="163" w:author="JMRT R1 revision" w:date="2026-08-09T02:38:00Z" w16du:dateUtc="2026-08-09T06:38:00Z">
         <w:r>
           <w:delText xml:space="preserve">likely </w:delText>
         </w:r>
@@ -2149,12 +2149,12 @@
       <w:r>
         <w:t xml:space="preserve">BCC α-phase and the Mn-rich </w:t>
       </w:r>
-      <w:del w:id="164" w:author="JMRT R1 revision" w:date="2026-08-08T23:47:00Z" w16du:dateUtc="2026-08-09T03:47:00Z">
+      <w:del w:id="164" w:author="JMRT R1 revision" w:date="2026-08-09T02:38:00Z" w16du:dateUtc="2026-08-09T06:38:00Z">
         <w:r>
           <w:delText>areas</w:delText>
         </w:r>
       </w:del>
-      <w:ins w:id="165" w:author="JMRT R1 revision" w:date="2026-08-08T23:47:00Z" w16du:dateUtc="2026-08-09T03:47:00Z">
+      <w:ins w:id="165" w:author="JMRT R1 revision" w:date="2026-08-09T02:38:00Z" w16du:dateUtc="2026-08-09T06:38:00Z">
         <w:r>
           <w:t>regions</w:t>
         </w:r>
@@ -2162,7 +2162,7 @@
       <w:r>
         <w:t xml:space="preserve"> are FCC γ-phase.</w:t>
       </w:r>
-      <w:ins w:id="166" w:author="JMRT R1 revision" w:date="2026-08-08T23:47:00Z" w16du:dateUtc="2026-08-09T03:47:00Z">
+      <w:ins w:id="166" w:author="JMRT R1 revision" w:date="2026-08-09T02:38:00Z" w16du:dateUtc="2026-08-09T06:38:00Z">
         <w:r>
           <w:t xml:space="preserve"> We do not assign either constituent as the matrix and the other as a dispersed second phase: the phase fractions of Sec. 3.3 place γ in the majority, and a two-dimensional section through an interpenetrating duplex structure does not on its own establish which constituent is continuous in three dimensions.</w:t>
         </w:r>
@@ -2186,10 +2186,10 @@
         <w:pStyle w:val="CaptionedFigure"/>
         <w:spacing w:line="276" w:lineRule="auto"/>
         <w:rPr>
-          <w:del w:id="167" w:author="JMRT R1 revision" w:date="2026-08-08T23:47:00Z" w16du:dateUtc="2026-08-09T03:47:00Z"/>
-        </w:rPr>
-      </w:pPr>
-      <w:del w:id="168" w:author="JMRT R1 revision" w:date="2026-08-08T23:47:00Z" w16du:dateUtc="2026-08-09T03:47:00Z">
+          <w:del w:id="167" w:author="JMRT R1 revision" w:date="2026-08-09T02:38:00Z" w16du:dateUtc="2026-08-09T06:38:00Z"/>
+        </w:rPr>
+      </w:pPr>
+      <w:del w:id="168" w:author="JMRT R1 revision" w:date="2026-08-09T02:38:00Z" w16du:dateUtc="2026-08-09T06:38:00Z">
         <w:r>
           <w:rPr>
             <w:noProof/>
@@ -2242,10 +2242,10 @@
       <w:pPr>
         <w:pStyle w:val="CaptionedFigure"/>
         <w:rPr>
-          <w:ins w:id="169" w:author="JMRT R1 revision" w:date="2026-08-08T23:47:00Z" w16du:dateUtc="2026-08-09T03:47:00Z"/>
-        </w:rPr>
-      </w:pPr>
-      <w:ins w:id="170" w:author="JMRT R1 revision" w:date="2026-08-08T23:47:00Z" w16du:dateUtc="2026-08-09T03:47:00Z">
+          <w:ins w:id="169" w:author="JMRT R1 revision" w:date="2026-08-09T02:38:00Z" w16du:dateUtc="2026-08-09T06:38:00Z"/>
+        </w:rPr>
+      </w:pPr>
+      <w:ins w:id="170" w:author="JMRT R1 revision" w:date="2026-08-09T02:38:00Z" w16du:dateUtc="2026-08-09T06:38:00Z">
         <w:r>
           <w:rPr>
             <w:noProof/>
@@ -2311,12 +2311,12 @@
       <w:r>
         <w:t xml:space="preserve">Microstructure of the </w:t>
       </w:r>
-      <w:del w:id="171" w:author="JMRT R1 revision" w:date="2026-08-08T23:47:00Z" w16du:dateUtc="2026-08-09T03:47:00Z">
+      <w:del w:id="171" w:author="JMRT R1 revision" w:date="2026-08-09T02:38:00Z" w16du:dateUtc="2026-08-09T06:38:00Z">
         <w:r>
           <w:delText xml:space="preserve">AI </w:delText>
         </w:r>
       </w:del>
-      <w:ins w:id="172" w:author="JMRT R1 revision" w:date="2026-08-08T23:47:00Z" w16du:dateUtc="2026-08-09T03:47:00Z">
+      <w:ins w:id="172" w:author="JMRT R1 revision" w:date="2026-08-09T02:38:00Z" w16du:dateUtc="2026-08-09T06:38:00Z">
         <w:r>
           <w:t>LLM-</w:t>
         </w:r>
@@ -2342,12 +2342,12 @@
       <w:r>
         <w:t xml:space="preserve">Cyclic tensile stress–strain curves for the </w:t>
       </w:r>
-      <w:del w:id="174" w:author="JMRT R1 revision" w:date="2026-08-08T23:47:00Z" w16du:dateUtc="2026-08-09T03:47:00Z">
+      <w:del w:id="174" w:author="JMRT R1 revision" w:date="2026-08-09T02:38:00Z" w16du:dateUtc="2026-08-09T06:38:00Z">
         <w:r>
           <w:delText xml:space="preserve">AI </w:delText>
         </w:r>
       </w:del>
-      <w:ins w:id="175" w:author="JMRT R1 revision" w:date="2026-08-08T23:47:00Z" w16du:dateUtc="2026-08-09T03:47:00Z">
+      <w:ins w:id="175" w:author="JMRT R1 revision" w:date="2026-08-09T02:38:00Z" w16du:dateUtc="2026-08-09T06:38:00Z">
         <w:r>
           <w:t>LLM-</w:t>
         </w:r>
@@ -2378,12 +2378,12 @@
       <w:r>
         <w:t xml:space="preserve">king near 33% at 1000 °C. The elastic modulus, E, stays in the ≈150–165 GPa range across the well-annealed conditions. Across all </w:t>
       </w:r>
-      <w:del w:id="176" w:author="JMRT R1 revision" w:date="2026-08-08T23:47:00Z" w16du:dateUtc="2026-08-09T03:47:00Z">
+      <w:del w:id="176" w:author="JMRT R1 revision" w:date="2026-08-09T02:38:00Z" w16du:dateUtc="2026-08-09T06:38:00Z">
         <w:r>
           <w:delText>AI</w:delText>
         </w:r>
       </w:del>
-      <w:ins w:id="177" w:author="JMRT R1 revision" w:date="2026-08-08T23:47:00Z" w16du:dateUtc="2026-08-09T03:47:00Z">
+      <w:ins w:id="177" w:author="JMRT R1 revision" w:date="2026-08-09T02:38:00Z" w16du:dateUtc="2026-08-09T06:38:00Z">
         <w:r>
           <w:t>LLM</w:t>
         </w:r>
@@ -2394,12 +2394,12 @@
       <w:r>
         <w:t xml:space="preserve"> [</w:t>
       </w:r>
-      <w:del w:id="178" w:author="JMRT R1 revision" w:date="2026-08-08T23:47:00Z" w16du:dateUtc="2026-08-09T03:47:00Z">
+      <w:del w:id="178" w:author="JMRT R1 revision" w:date="2026-08-09T02:38:00Z" w16du:dateUtc="2026-08-09T06:38:00Z">
         <w:r>
           <w:delText>22,23</w:delText>
         </w:r>
       </w:del>
-      <w:ins w:id="179" w:author="JMRT R1 revision" w:date="2026-08-08T23:47:00Z" w16du:dateUtc="2026-08-09T03:47:00Z">
+      <w:ins w:id="179" w:author="JMRT R1 revision" w:date="2026-08-09T02:38:00Z" w16du:dateUtc="2026-08-09T06:38:00Z">
         <w:r>
           <w:t>30,31</w:t>
         </w:r>
@@ -2407,12 +2407,12 @@
       <w:r>
         <w:t xml:space="preserve">]; this was not the case for the </w:t>
       </w:r>
-      <w:del w:id="180" w:author="JMRT R1 revision" w:date="2026-08-08T23:47:00Z" w16du:dateUtc="2026-08-09T03:47:00Z">
+      <w:del w:id="180" w:author="JMRT R1 revision" w:date="2026-08-09T02:38:00Z" w16du:dateUtc="2026-08-09T06:38:00Z">
         <w:r>
           <w:delText xml:space="preserve">AI </w:delText>
         </w:r>
       </w:del>
-      <w:ins w:id="181" w:author="JMRT R1 revision" w:date="2026-08-08T23:47:00Z" w16du:dateUtc="2026-08-09T03:47:00Z">
+      <w:ins w:id="181" w:author="JMRT R1 revision" w:date="2026-08-09T02:38:00Z" w16du:dateUtc="2026-08-09T06:38:00Z">
         <w:r>
           <w:t>LLM-</w:t>
         </w:r>
@@ -2435,10 +2435,10 @@
       <w:pPr>
         <w:pStyle w:val="BodyText"/>
         <w:rPr>
-          <w:ins w:id="182" w:author="JMRT R1 revision" w:date="2026-08-08T23:47:00Z" w16du:dateUtc="2026-08-09T03:47:00Z"/>
-        </w:rPr>
-      </w:pPr>
-      <w:del w:id="183" w:author="JMRT R1 revision" w:date="2026-08-08T23:47:00Z" w16du:dateUtc="2026-08-09T03:47:00Z">
+          <w:ins w:id="182" w:author="JMRT R1 revision" w:date="2026-08-09T02:38:00Z" w16du:dateUtc="2026-08-09T06:38:00Z"/>
+        </w:rPr>
+      </w:pPr>
+      <w:del w:id="183" w:author="JMRT R1 revision" w:date="2026-08-09T02:38:00Z" w16du:dateUtc="2026-08-09T06:38:00Z">
         <w:r>
           <w:rPr>
             <w:b/>
@@ -2450,7 +2450,7 @@
           <w:delText xml:space="preserve"> Mechanical properties of the AI </w:delText>
         </w:r>
       </w:del>
-      <w:ins w:id="184" w:author="JMRT R1 revision" w:date="2026-08-08T23:47:00Z" w16du:dateUtc="2026-08-09T03:47:00Z">
+      <w:ins w:id="184" w:author="JMRT R1 revision" w:date="2026-08-09T02:38:00Z" w16du:dateUtc="2026-08-09T06:38:00Z">
         <w:r>
           <w:t xml:space="preserve">Read panel by panel, </w:t>
         </w:r>
@@ -2563,7 +2563,7 @@
       <w:pPr>
         <w:pStyle w:val="BodyText"/>
       </w:pPr>
-      <w:ins w:id="185" w:author="JMRT R1 revision" w:date="2026-08-08T23:47:00Z" w16du:dateUtc="2026-08-09T03:47:00Z">
+      <w:ins w:id="185" w:author="JMRT R1 revision" w:date="2026-08-09T02:38:00Z" w16du:dateUtc="2026-08-09T06:38:00Z">
         <w:r>
           <w:rPr>
             <w:b/>
@@ -3205,10 +3205,10 @@
         <w:pStyle w:val="CaptionedFigure"/>
         <w:spacing w:line="276" w:lineRule="auto"/>
         <w:rPr>
-          <w:del w:id="186" w:author="JMRT R1 revision" w:date="2026-08-08T23:47:00Z" w16du:dateUtc="2026-08-09T03:47:00Z"/>
-        </w:rPr>
-      </w:pPr>
-      <w:del w:id="187" w:author="JMRT R1 revision" w:date="2026-08-08T23:47:00Z" w16du:dateUtc="2026-08-09T03:47:00Z">
+          <w:del w:id="186" w:author="JMRT R1 revision" w:date="2026-08-09T02:38:00Z" w16du:dateUtc="2026-08-09T06:38:00Z"/>
+        </w:rPr>
+      </w:pPr>
+      <w:del w:id="187" w:author="JMRT R1 revision" w:date="2026-08-09T02:38:00Z" w16du:dateUtc="2026-08-09T06:38:00Z">
         <w:r>
           <w:rPr>
             <w:noProof/>
@@ -3261,10 +3261,10 @@
       <w:pPr>
         <w:pStyle w:val="CaptionedFigure"/>
         <w:rPr>
-          <w:ins w:id="188" w:author="JMRT R1 revision" w:date="2026-08-08T23:47:00Z" w16du:dateUtc="2026-08-09T03:47:00Z"/>
-        </w:rPr>
-      </w:pPr>
-      <w:ins w:id="189" w:author="JMRT R1 revision" w:date="2026-08-08T23:47:00Z" w16du:dateUtc="2026-08-09T03:47:00Z">
+          <w:ins w:id="188" w:author="JMRT R1 revision" w:date="2026-08-09T02:38:00Z" w16du:dateUtc="2026-08-09T06:38:00Z"/>
+        </w:rPr>
+      </w:pPr>
+      <w:ins w:id="189" w:author="JMRT R1 revision" w:date="2026-08-09T02:38:00Z" w16du:dateUtc="2026-08-09T06:38:00Z">
         <w:r>
           <w:rPr>
             <w:noProof/>
@@ -3327,12 +3327,12 @@
       <w:r>
         <w:t xml:space="preserve"> Cyclic stress–strain curves of the </w:t>
       </w:r>
-      <w:del w:id="190" w:author="JMRT R1 revision" w:date="2026-08-08T23:47:00Z" w16du:dateUtc="2026-08-09T03:47:00Z">
+      <w:del w:id="190" w:author="JMRT R1 revision" w:date="2026-08-09T02:38:00Z" w16du:dateUtc="2026-08-09T06:38:00Z">
         <w:r>
           <w:delText xml:space="preserve">AI </w:delText>
         </w:r>
       </w:del>
-      <w:ins w:id="191" w:author="JMRT R1 revision" w:date="2026-08-08T23:47:00Z" w16du:dateUtc="2026-08-09T03:47:00Z">
+      <w:ins w:id="191" w:author="JMRT R1 revision" w:date="2026-08-09T02:38:00Z" w16du:dateUtc="2026-08-09T06:38:00Z">
         <w:r>
           <w:t>LLM-</w:t>
         </w:r>
@@ -3358,12 +3358,12 @@
       <w:r>
         <w:t xml:space="preserve">compares the stress–strain behavior of the </w:t>
       </w:r>
-      <w:del w:id="192" w:author="JMRT R1 revision" w:date="2026-08-08T23:47:00Z" w16du:dateUtc="2026-08-09T03:47:00Z">
+      <w:del w:id="192" w:author="JMRT R1 revision" w:date="2026-08-09T02:38:00Z" w16du:dateUtc="2026-08-09T06:38:00Z">
         <w:r>
           <w:delText>AI</w:delText>
         </w:r>
       </w:del>
-      <w:ins w:id="193" w:author="JMRT R1 revision" w:date="2026-08-08T23:47:00Z" w16du:dateUtc="2026-08-09T03:47:00Z">
+      <w:ins w:id="193" w:author="JMRT R1 revision" w:date="2026-08-09T02:38:00Z" w16du:dateUtc="2026-08-09T06:38:00Z">
         <w:r>
           <w:t>LLM-</w:t>
         </w:r>
@@ -3371,12 +3371,12 @@
       <w:r>
         <w:t xml:space="preserve"> and </w:t>
       </w:r>
-      <w:del w:id="194" w:author="JMRT R1 revision" w:date="2026-08-08T23:47:00Z" w16du:dateUtc="2026-08-09T03:47:00Z">
+      <w:del w:id="194" w:author="JMRT R1 revision" w:date="2026-08-09T02:38:00Z" w16du:dateUtc="2026-08-09T06:38:00Z">
         <w:r>
           <w:delText>Omori</w:delText>
         </w:r>
       </w:del>
-      <w:ins w:id="195" w:author="JMRT R1 revision" w:date="2026-08-08T23:47:00Z" w16du:dateUtc="2026-08-09T03:47:00Z">
+      <w:ins w:id="195" w:author="JMRT R1 revision" w:date="2026-08-09T02:38:00Z" w16du:dateUtc="2026-08-09T06:38:00Z">
         <w:r>
           <w:t>benchmark</w:t>
         </w:r>
@@ -3384,12 +3384,12 @@
       <w:r>
         <w:t xml:space="preserve"> alloys during cyclic loading–unloading–heating deformation. In this test, any residual stress-induced martensite present at zero stress should transform back to austenite upon heating, causing the reloading stress to rise at a strain lower than the last unloading strain. This is exactly what happened in the </w:t>
       </w:r>
-      <w:del w:id="196" w:author="JMRT R1 revision" w:date="2026-08-08T23:47:00Z" w16du:dateUtc="2026-08-09T03:47:00Z">
+      <w:del w:id="196" w:author="JMRT R1 revision" w:date="2026-08-09T02:38:00Z" w16du:dateUtc="2026-08-09T06:38:00Z">
         <w:r>
           <w:delText>Omori</w:delText>
         </w:r>
       </w:del>
-      <w:ins w:id="197" w:author="JMRT R1 revision" w:date="2026-08-08T23:47:00Z" w16du:dateUtc="2026-08-09T03:47:00Z">
+      <w:ins w:id="197" w:author="JMRT R1 revision" w:date="2026-08-09T02:38:00Z" w16du:dateUtc="2026-08-09T06:38:00Z">
         <w:r>
           <w:t>benchmark</w:t>
         </w:r>
@@ -3410,12 +3410,12 @@
       <w:r>
         <w:t xml:space="preserve">shows that its residual strain after unloading from 3% deformation is ≈2.2%, and upon reloading, stress rises at a strain of ≈1.7%. This 0.5% strain recovery caused by heating is evidence of stress-induced martensite transformation in the </w:t>
       </w:r>
-      <w:del w:id="198" w:author="JMRT R1 revision" w:date="2026-08-08T23:47:00Z" w16du:dateUtc="2026-08-09T03:47:00Z">
+      <w:del w:id="198" w:author="JMRT R1 revision" w:date="2026-08-09T02:38:00Z" w16du:dateUtc="2026-08-09T06:38:00Z">
         <w:r>
           <w:delText>Omori</w:delText>
         </w:r>
       </w:del>
-      <w:ins w:id="199" w:author="JMRT R1 revision" w:date="2026-08-08T23:47:00Z" w16du:dateUtc="2026-08-09T03:47:00Z">
+      <w:ins w:id="199" w:author="JMRT R1 revision" w:date="2026-08-09T02:38:00Z" w16du:dateUtc="2026-08-09T06:38:00Z">
         <w:r>
           <w:t>benchmark</w:t>
         </w:r>
@@ -3436,12 +3436,12 @@
       <w:r>
         <w:t xml:space="preserve">shows no strain recovery of the </w:t>
       </w:r>
-      <w:del w:id="200" w:author="JMRT R1 revision" w:date="2026-08-08T23:47:00Z" w16du:dateUtc="2026-08-09T03:47:00Z">
+      <w:del w:id="200" w:author="JMRT R1 revision" w:date="2026-08-09T02:38:00Z" w16du:dateUtc="2026-08-09T06:38:00Z">
         <w:r>
           <w:delText xml:space="preserve">AI </w:delText>
         </w:r>
       </w:del>
-      <w:ins w:id="201" w:author="JMRT R1 revision" w:date="2026-08-08T23:47:00Z" w16du:dateUtc="2026-08-09T03:47:00Z">
+      <w:ins w:id="201" w:author="JMRT R1 revision" w:date="2026-08-09T02:38:00Z" w16du:dateUtc="2026-08-09T06:38:00Z">
         <w:r>
           <w:t>LLM-</w:t>
         </w:r>
@@ -3449,12 +3449,12 @@
       <w:r>
         <w:t xml:space="preserve">alloy during this test, indicating that it deforms plastically with no pseudo-elasticity regardless of heat-treating condition. We conclude that the microstructure of the </w:t>
       </w:r>
-      <w:del w:id="202" w:author="JMRT R1 revision" w:date="2026-08-08T23:47:00Z" w16du:dateUtc="2026-08-09T03:47:00Z">
+      <w:del w:id="202" w:author="JMRT R1 revision" w:date="2026-08-09T02:38:00Z" w16du:dateUtc="2026-08-09T06:38:00Z">
         <w:r>
           <w:delText xml:space="preserve">AI </w:delText>
         </w:r>
       </w:del>
-      <w:ins w:id="203" w:author="JMRT R1 revision" w:date="2026-08-08T23:47:00Z" w16du:dateUtc="2026-08-09T03:47:00Z">
+      <w:ins w:id="203" w:author="JMRT R1 revision" w:date="2026-08-09T02:38:00Z" w16du:dateUtc="2026-08-09T06:38:00Z">
         <w:r>
           <w:t>LLM-</w:t>
         </w:r>
@@ -3468,10 +3468,10 @@
         <w:pStyle w:val="CaptionedFigure"/>
         <w:spacing w:line="276" w:lineRule="auto"/>
         <w:rPr>
-          <w:del w:id="204" w:author="JMRT R1 revision" w:date="2026-08-08T23:47:00Z" w16du:dateUtc="2026-08-09T03:47:00Z"/>
-        </w:rPr>
-      </w:pPr>
-      <w:del w:id="205" w:author="JMRT R1 revision" w:date="2026-08-08T23:47:00Z" w16du:dateUtc="2026-08-09T03:47:00Z">
+          <w:del w:id="204" w:author="JMRT R1 revision" w:date="2026-08-09T02:38:00Z" w16du:dateUtc="2026-08-09T06:38:00Z"/>
+        </w:rPr>
+      </w:pPr>
+      <w:del w:id="205" w:author="JMRT R1 revision" w:date="2026-08-09T02:38:00Z" w16du:dateUtc="2026-08-09T06:38:00Z">
         <w:r>
           <w:rPr>
             <w:noProof/>
@@ -3524,10 +3524,10 @@
       <w:pPr>
         <w:pStyle w:val="CaptionedFigure"/>
         <w:rPr>
-          <w:ins w:id="206" w:author="JMRT R1 revision" w:date="2026-08-08T23:47:00Z" w16du:dateUtc="2026-08-09T03:47:00Z"/>
-        </w:rPr>
-      </w:pPr>
-      <w:ins w:id="207" w:author="JMRT R1 revision" w:date="2026-08-08T23:47:00Z" w16du:dateUtc="2026-08-09T03:47:00Z">
+          <w:ins w:id="206" w:author="JMRT R1 revision" w:date="2026-08-09T02:38:00Z" w16du:dateUtc="2026-08-09T06:38:00Z"/>
+        </w:rPr>
+      </w:pPr>
+      <w:ins w:id="207" w:author="JMRT R1 revision" w:date="2026-08-09T02:38:00Z" w16du:dateUtc="2026-08-09T06:38:00Z">
         <w:r>
           <w:rPr>
             <w:noProof/>
@@ -3593,12 +3593,12 @@
       <w:r>
         <w:t xml:space="preserve">Loading–unloading–heating tests of (a) the </w:t>
       </w:r>
-      <w:del w:id="208" w:author="JMRT R1 revision" w:date="2026-08-08T23:47:00Z" w16du:dateUtc="2026-08-09T03:47:00Z">
+      <w:del w:id="208" w:author="JMRT R1 revision" w:date="2026-08-09T02:38:00Z" w16du:dateUtc="2026-08-09T06:38:00Z">
         <w:r>
           <w:delText xml:space="preserve">AI </w:delText>
         </w:r>
       </w:del>
-      <w:ins w:id="209" w:author="JMRT R1 revision" w:date="2026-08-08T23:47:00Z" w16du:dateUtc="2026-08-09T03:47:00Z">
+      <w:ins w:id="209" w:author="JMRT R1 revision" w:date="2026-08-09T02:38:00Z" w16du:dateUtc="2026-08-09T06:38:00Z">
         <w:r>
           <w:t>LLM-</w:t>
         </w:r>
@@ -3606,12 +3606,12 @@
       <w:r>
         <w:t xml:space="preserve">alloy and (b) the </w:t>
       </w:r>
-      <w:del w:id="210" w:author="JMRT R1 revision" w:date="2026-08-08T23:47:00Z" w16du:dateUtc="2026-08-09T03:47:00Z">
+      <w:del w:id="210" w:author="JMRT R1 revision" w:date="2026-08-09T02:38:00Z" w16du:dateUtc="2026-08-09T06:38:00Z">
         <w:r>
           <w:delText>Omori</w:delText>
         </w:r>
       </w:del>
-      <w:ins w:id="211" w:author="JMRT R1 revision" w:date="2026-08-08T23:47:00Z" w16du:dateUtc="2026-08-09T03:47:00Z">
+      <w:ins w:id="211" w:author="JMRT R1 revision" w:date="2026-08-09T02:38:00Z" w16du:dateUtc="2026-08-09T06:38:00Z">
         <w:r>
           <w:t>benchmark</w:t>
         </w:r>
@@ -3660,7 +3660,7 @@
       <w:r>
         <w:t>shows good overall agreement between the experimental data (lower half</w:t>
       </w:r>
-      <w:ins w:id="213" w:author="JMRT R1 revision" w:date="2026-08-08T23:47:00Z" w16du:dateUtc="2026-08-09T03:47:00Z">
+      <w:ins w:id="213" w:author="JMRT R1 revision" w:date="2026-08-09T02:38:00Z" w16du:dateUtc="2026-08-09T06:38:00Z">
         <w:r>
           <w:t xml:space="preserve"> of each panel</w:t>
         </w:r>
@@ -3668,12 +3668,12 @@
       <w:r>
         <w:t>) and the results of Rietveld refinement (upper half</w:t>
       </w:r>
-      <w:del w:id="214" w:author="JMRT R1 revision" w:date="2026-08-08T23:47:00Z" w16du:dateUtc="2026-08-09T03:47:00Z">
+      <w:del w:id="214" w:author="JMRT R1 revision" w:date="2026-08-09T02:38:00Z" w16du:dateUtc="2026-08-09T06:38:00Z">
         <w:r>
           <w:delText>)</w:delText>
         </w:r>
       </w:del>
-      <w:ins w:id="215" w:author="JMRT R1 revision" w:date="2026-08-08T23:47:00Z" w16du:dateUtc="2026-08-09T03:47:00Z">
+      <w:ins w:id="215" w:author="JMRT R1 revision" w:date="2026-08-09T02:38:00Z" w16du:dateUtc="2026-08-09T06:38:00Z">
         <w:r>
           <w:t>), both before deformation (</w:t>
         </w:r>
@@ -3701,12 +3701,12 @@
       <w:r>
         <w:t xml:space="preserve"> for the </w:t>
       </w:r>
-      <w:del w:id="216" w:author="JMRT R1 revision" w:date="2026-08-08T23:47:00Z" w16du:dateUtc="2026-08-09T03:47:00Z">
+      <w:del w:id="216" w:author="JMRT R1 revision" w:date="2026-08-09T02:38:00Z" w16du:dateUtc="2026-08-09T06:38:00Z">
         <w:r>
           <w:delText>AI</w:delText>
         </w:r>
       </w:del>
-      <w:ins w:id="217" w:author="JMRT R1 revision" w:date="2026-08-08T23:47:00Z" w16du:dateUtc="2026-08-09T03:47:00Z">
+      <w:ins w:id="217" w:author="JMRT R1 revision" w:date="2026-08-09T02:38:00Z" w16du:dateUtc="2026-08-09T06:38:00Z">
         <w:r>
           <w:t>deformed specimen (R_wp = 12.5% against 21.4%), and the reason is visible in the patterns themselves: the undeformed wire gives a beaded, spotty ring pattern in which relatively few grains satisfy each Bragg condition, whereas deformation subdivides those grains and produces the more continuous rings on which powder averaging depends. The same grain-statistics argument recurs in a far stronger form for the benchmark</w:t>
         </w:r>
@@ -3714,7 +3714,7 @@
       <w:r>
         <w:t xml:space="preserve"> alloy</w:t>
       </w:r>
-      <w:ins w:id="218" w:author="JMRT R1 revision" w:date="2026-08-08T23:47:00Z" w16du:dateUtc="2026-08-09T03:47:00Z">
+      <w:ins w:id="218" w:author="JMRT R1 revision" w:date="2026-08-09T02:38:00Z" w16du:dateUtc="2026-08-09T06:38:00Z">
         <w:r>
           <w:t>, below</w:t>
         </w:r>
@@ -3722,12 +3722,12 @@
       <w:r>
         <w:t xml:space="preserve">. Based on this result, the </w:t>
       </w:r>
-      <w:del w:id="219" w:author="JMRT R1 revision" w:date="2026-08-08T23:47:00Z" w16du:dateUtc="2026-08-09T03:47:00Z">
+      <w:del w:id="219" w:author="JMRT R1 revision" w:date="2026-08-09T02:38:00Z" w16du:dateUtc="2026-08-09T06:38:00Z">
         <w:r>
           <w:delText xml:space="preserve">AI </w:delText>
         </w:r>
       </w:del>
-      <w:ins w:id="220" w:author="JMRT R1 revision" w:date="2026-08-08T23:47:00Z" w16du:dateUtc="2026-08-09T03:47:00Z">
+      <w:ins w:id="220" w:author="JMRT R1 revision" w:date="2026-08-09T02:38:00Z" w16du:dateUtc="2026-08-09T06:38:00Z">
         <w:r>
           <w:t>LLM-</w:t>
         </w:r>
@@ -3735,12 +3735,12 @@
       <w:r>
         <w:t xml:space="preserve">alloy is estimated to consist of ≈62% FCC γ-phase, ≈34% BCC α-phase, and ≈4% </w:t>
       </w:r>
-      <w:del w:id="221" w:author="JMRT R1 revision" w:date="2026-08-08T23:47:00Z" w16du:dateUtc="2026-08-09T03:47:00Z">
+      <w:del w:id="221" w:author="JMRT R1 revision" w:date="2026-08-09T02:38:00Z" w16du:dateUtc="2026-08-09T06:38:00Z">
         <w:r>
           <w:delText>DO</w:delText>
         </w:r>
       </w:del>
-      <w:ins w:id="222" w:author="JMRT R1 revision" w:date="2026-08-08T23:47:00Z" w16du:dateUtc="2026-08-09T03:47:00Z">
+      <w:ins w:id="222" w:author="JMRT R1 revision" w:date="2026-08-09T02:38:00Z" w16du:dateUtc="2026-08-09T06:38:00Z">
         <w:r>
           <w:t>D0</w:t>
         </w:r>
@@ -3766,241 +3766,310 @@
         <w:t>Fig. 6a</w:t>
       </w:r>
       <w:r>
-        <w:t>) are essentially unchanged: no new diffraction peaks appear and none disappear. Although an ex-situ measurement made after unloading cannot, on its own, exclude a fully reversible transformation that reverts on unloading, the absence of any mechanical recovery (</w:t>
+        <w:t xml:space="preserve">) are essentially unchanged: no new diffraction peaks appear and none disappear. </w:t>
+      </w:r>
+      <w:del w:id="223" w:author="JMRT R1 revision" w:date="2026-08-09T02:38:00Z" w16du:dateUtc="2026-08-09T06:38:00Z">
+        <w:r>
+          <w:delText>Although an</w:delText>
+        </w:r>
+      </w:del>
+      <w:ins w:id="224" w:author="JMRT R1 revision" w:date="2026-08-09T02:38:00Z" w16du:dateUtc="2026-08-09T06:38:00Z">
+        <w:r>
+          <w:t>An</w:t>
+        </w:r>
+      </w:ins>
+      <w:r>
+        <w:t xml:space="preserve"> ex-situ measurement made after unloading cannot, on its own, exclude a fully reversible transformation that reverts </w:t>
+      </w:r>
+      <w:del w:id="225" w:author="JMRT R1 revision" w:date="2026-08-09T02:38:00Z" w16du:dateUtc="2026-08-09T06:38:00Z">
+        <w:r>
+          <w:delText>on unloading, the absence of any mechanical recovery (</w:delText>
+        </w:r>
+        <w:r>
+          <w:rPr>
+            <w:b/>
+            <w:bCs/>
+          </w:rPr>
+          <w:delText>Figs. 2 and 3</w:delText>
+        </w:r>
+        <w:r>
+          <w:delText>) together with the unchanged multi-phase pattern points</w:delText>
+        </w:r>
+      </w:del>
+      <w:ins w:id="226" w:author="JMRT R1 revision" w:date="2026-08-09T02:38:00Z" w16du:dateUtc="2026-08-09T06:38:00Z">
+        <w:r>
+          <w:t xml:space="preserve">as the load is removed. The diffraction data are not what carry this conclusion, however, and the order of the evidence should be stated plainly. A transformation reversible enough to leave no diffraction signature after unloading would still have had to produce recoverable strain </w:t>
+        </w:r>
+        <w:r>
+          <w:rPr>
+            <w:i/>
+            <w:iCs/>
+          </w:rPr>
+          <w:t>during</w:t>
+        </w:r>
+        <w:r>
+          <w:t xml:space="preserve"> </w:t>
+        </w:r>
+        <w:r>
+          <w:t xml:space="preserve">that unloading, and the unloading segments of </w:t>
+        </w:r>
+        <w:r>
+          <w:rPr>
+            <w:b/>
+            <w:bCs/>
+          </w:rPr>
+          <w:t>Fig. 2</w:t>
+        </w:r>
+        <w:r>
+          <w:t xml:space="preserve"> are straight, parallel to the elastic line, and return no strain beyond σ/E in any of the eight anneal conditions. The loading–unloading–heating test of </w:t>
+        </w:r>
+        <w:r>
+          <w:rPr>
+            <w:b/>
+            <w:bCs/>
+          </w:rPr>
+          <w:t>Fig. 3a</w:t>
+        </w:r>
+        <w:r>
+          <w:t xml:space="preserve"> closes the remaining route by which a transformation could hide, since any retained martensite stable enough to survive unloading would revert on heating and show up as strain recovery, as it does for the benchmark in </w:t>
+        </w:r>
+        <w:r>
+          <w:rPr>
+            <w:b/>
+            <w:bCs/>
+          </w:rPr>
+          <w:t>Fig. 3b</w:t>
+        </w:r>
+        <w:r>
+          <w:t>. The mechanical measurement is therefore the primary evidence here and the unchanged multi-phase diffraction pattern is corroboration, not the other way round. What ex-situ diffraction genuinely cannot do is observe the material while it is loaded; a loading-stage or in-situ synchrotron measurement is the direct test of that remaining possibility and is named as future work in Sec. 4.4. Together the two lines of evidence point</w:t>
+        </w:r>
+      </w:ins>
+      <w:r>
+        <w:t xml:space="preserve"> consistently to deformation by dislocation slip rather than stress-induced phase transformation. The shift from sharp, discrete spotty patterns in the undeformed state (</w:t>
       </w:r>
       <w:r>
         <w:rPr>
           <w:b/>
           <w:bCs/>
         </w:rPr>
-        <w:t>Figs. 2 and 3</w:t>
-      </w:r>
-      <w:r>
-        <w:t>) together with the unchanged multi-phase pattern points consistently to deformation by dislocation slip rather than stress-induced phase transformation. The shift from sharp, discrete spotty patterns in the undeformed state (</w:t>
+        <w:t>Fig. 4a</w:t>
+      </w:r>
+      <w:r>
+        <w:t>) to broader, partially arced rings after deformation (</w:t>
       </w:r>
       <w:r>
         <w:rPr>
           <w:b/>
           <w:bCs/>
         </w:rPr>
-        <w:t>Fig. 4a</w:t>
-      </w:r>
-      <w:r>
-        <w:t>) to broader, partially arced rings after deformation (</w:t>
+        <w:t>Fig. 4b</w:t>
+      </w:r>
+      <w:r>
+        <w:t xml:space="preserve">) can be attributed to dislocation activity, which results in peak broadening and/or the formation of tiny sub-grains. In comparison, the </w:t>
+      </w:r>
+      <w:del w:id="227" w:author="JMRT R1 revision" w:date="2026-08-09T02:38:00Z" w16du:dateUtc="2026-08-09T06:38:00Z">
+        <w:r>
+          <w:delText>Omori</w:delText>
+        </w:r>
+      </w:del>
+      <w:ins w:id="228" w:author="JMRT R1 revision" w:date="2026-08-09T02:38:00Z" w16du:dateUtc="2026-08-09T06:38:00Z">
+        <w:r>
+          <w:t>benchmark</w:t>
+        </w:r>
+      </w:ins>
+      <w:r>
+        <w:t xml:space="preserve"> alloy presents a BCC α-dominated pattern with FCC γ-phase and ordered β-NiAl (B2) precipitate diffractions in the undeformed state (</w:t>
       </w:r>
       <w:r>
         <w:rPr>
           <w:b/>
           <w:bCs/>
         </w:rPr>
-        <w:t>Fig. 4b</w:t>
-      </w:r>
-      <w:r>
-        <w:t xml:space="preserve">) can be attributed to dislocation activity, which results in peak broadening and/or the formation of tiny sub-grains. In comparison, the </w:t>
-      </w:r>
-      <w:del w:id="223" w:author="JMRT R1 revision" w:date="2026-08-08T23:47:00Z" w16du:dateUtc="2026-08-09T03:47:00Z">
-        <w:r>
-          <w:delText>Omori</w:delText>
-        </w:r>
-      </w:del>
-      <w:ins w:id="224" w:author="JMRT R1 revision" w:date="2026-08-08T23:47:00Z" w16du:dateUtc="2026-08-09T03:47:00Z">
-        <w:r>
-          <w:t>benchmark</w:t>
-        </w:r>
-      </w:ins>
-      <w:r>
-        <w:t xml:space="preserve"> alloy presents a BCC α-dominated pattern with FCC γ-phase and ordered β-NiAl (B2) precipitate diffractions in the undeformed state (</w:t>
+        <w:t>Fig. 4c</w:t>
+      </w:r>
+      <w:r>
+        <w:t>); after 8% applied strain, the {111}γ reflection intensifies and the overlapping {200}α redistributes in intensity (</w:t>
       </w:r>
       <w:r>
         <w:rPr>
           <w:b/>
           <w:bCs/>
         </w:rPr>
-        <w:t>Fig. 4c</w:t>
-      </w:r>
-      <w:r>
-        <w:t>); after 8% applied strain, the {111}γ reflection intensifies and the overlapping {200}α redistributes in intensity (</w:t>
+        <w:t>Fig. 4d</w:t>
+      </w:r>
+      <w:r>
+        <w:t xml:space="preserve">), consistent with stress-induced γ formation and partial variant activation. The change in peak intensity after deformation of the </w:t>
+      </w:r>
+      <w:del w:id="229" w:author="JMRT R1 revision" w:date="2026-08-09T02:38:00Z" w16du:dateUtc="2026-08-09T06:38:00Z">
+        <w:r>
+          <w:delText>Omori</w:delText>
+        </w:r>
+      </w:del>
+      <w:ins w:id="230" w:author="JMRT R1 revision" w:date="2026-08-09T02:38:00Z" w16du:dateUtc="2026-08-09T06:38:00Z">
+        <w:r>
+          <w:t>benchmark</w:t>
+        </w:r>
+      </w:ins>
+      <w:r>
+        <w:t xml:space="preserve"> alloy is also clearly shown in </w:t>
       </w:r>
       <w:r>
         <w:rPr>
           <w:b/>
           <w:bCs/>
         </w:rPr>
-        <w:t>Fig. 4d</w:t>
-      </w:r>
-      <w:r>
-        <w:t xml:space="preserve">), consistent with stress-induced γ formation and partial variant activation. The change in peak intensity after deformation of the </w:t>
-      </w:r>
-      <w:del w:id="225" w:author="JMRT R1 revision" w:date="2026-08-08T23:47:00Z" w16du:dateUtc="2026-08-09T03:47:00Z">
-        <w:r>
-          <w:delText>Omori</w:delText>
-        </w:r>
-      </w:del>
-      <w:ins w:id="226" w:author="JMRT R1 revision" w:date="2026-08-08T23:47:00Z" w16du:dateUtc="2026-08-09T03:47:00Z">
-        <w:r>
-          <w:t>benchmark</w:t>
-        </w:r>
-      </w:ins>
-      <w:r>
-        <w:t xml:space="preserve"> alloy is also clearly shown in </w:t>
+        <w:t>Fig. 6b</w:t>
+      </w:r>
+      <w:r>
+        <w:t>.</w:t>
+      </w:r>
+    </w:p>
+    <w:p>
+      <w:pPr>
+        <w:pStyle w:val="BodyText"/>
+        <w:rPr>
+          <w:ins w:id="231" w:author="JMRT R1 revision" w:date="2026-08-09T02:38:00Z" w16du:dateUtc="2026-08-09T06:38:00Z"/>
+        </w:rPr>
+      </w:pPr>
+      <w:ins w:id="232" w:author="JMRT R1 revision" w:date="2026-08-09T02:38:00Z" w16du:dateUtc="2026-08-09T06:38:00Z">
+        <w:r>
+          <w:t xml:space="preserve">Two points of nomenclature should be made explicit here, because the convention in this alloy family is the reverse of the one familiar from carbon steels. In Fe-Mn-Al-Ni alloys the parent phase is BCC α and the martensite formed from it is FCC γ. The γ phase is therefore the transformation </w:t>
+        </w:r>
+        <w:r>
+          <w:rPr>
+            <w:i/>
+            <w:iCs/>
+          </w:rPr>
+          <w:t>product</w:t>
+        </w:r>
+        <w:r>
+          <w:t>, not the parent, and an alloy rich in γ is one in which less parent phase remains available to transform, not one that is closer to transforming. Second, the refinement resolved γ, α and D0₃ Fe₃Al and nothing else: no ε-HCP martensite and no α′ were required to fit any pattern from either alloy, and the γ present in the annealed LLM-alloy is thermally stable retained γ rather than a stress-induced product.</w:t>
+        </w:r>
+      </w:ins>
+    </w:p>
+    <w:p>
+      <w:pPr>
+        <w:pStyle w:val="BodyText"/>
+        <w:rPr>
+          <w:ins w:id="233" w:author="JMRT R1 revision" w:date="2026-08-09T02:38:00Z" w16du:dateUtc="2026-08-09T06:38:00Z"/>
+        </w:rPr>
+      </w:pPr>
+      <w:ins w:id="234" w:author="JMRT R1 revision" w:date="2026-08-09T02:38:00Z" w16du:dateUtc="2026-08-09T06:38:00Z">
+        <w:r>
+          <w:t>No B2 superlattice reflection was resolved in the LLM-alloy above the detection limit of the present measurement, and that limit can be quantified rather than merely asserted. At the B2-allowed {200} superlattice position the LLM-alloy carries 0.50–1.06% of maximum intensity, against 3.83–7.17% in the benchmark; and the LLM-alloy’s intensity at that position is itself fully accounted for by D0₃, which produces the same reflection. The discriminating measurement is the D0₃-only {111} reflection, present in t</w:t>
+        </w:r>
+        <w:r>
+          <w:t>he LLM-alloy at 0.49–1.02% of maximum with a signal-to-noise ratio of 16–27 across four independent patterns, and absent from the benchmark (0.19–0.28%, S/N 2.3–2.9). The benchmark thus carries the B2-allowed reflection without the D0₃-only one, and the LLM-alloy carries both at comparable strength — the signatures of B2 and D0₃ respectively. Any B2 present in the LLM-alloy is therefore at least four times less abundant than in the benchmark and may be absent altogether. This bounds the claim without over-r</w:t>
+        </w:r>
+        <w:r>
+          <w:t>eaching it: a coherent dispersion finer or more dilute than this limit cannot be excluded by diffraction alone, and transmission electron microscopy or atom-probe tomography would be required to do so.</w:t>
+        </w:r>
+      </w:ins>
+    </w:p>
+    <w:p>
+      <w:pPr>
+        <w:pStyle w:val="BodyText"/>
+        <w:rPr>
+          <w:ins w:id="235" w:author="JMRT R1 revision" w:date="2026-08-09T02:38:00Z" w16du:dateUtc="2026-08-09T06:38:00Z"/>
+        </w:rPr>
+      </w:pPr>
+      <w:ins w:id="236" w:author="JMRT R1 revision" w:date="2026-08-09T02:38:00Z" w16du:dateUtc="2026-08-09T06:38:00Z">
+        <w:r>
+          <w:t>The two alloys are not equally amenable to quantitative diffraction analysis, and the reason is itself microstructural. After the identical 1200 °C anneal the LLM-alloy retains a fine equiaxed structure with grain diameters well under 20 µm (</w:t>
+        </w:r>
+        <w:r>
+          <w:rPr>
+            <w:b/>
+            <w:bCs/>
+          </w:rPr>
+          <w:t>Fig. 1a</w:t>
+        </w:r>
+        <w:r>
+          <w:t>), so that a large number of grains is illuminated and the powder-averaging assumption underlying Rietveld quantification is satisfied. The benchmark alloy instead undergoes pronounced grain growth at this temperature: its Debye–Scherrer rings break up into a small number of discrete, intense spots rather than continuous rings (</w:t>
+        </w:r>
+        <w:r>
+          <w:rPr>
+            <w:b/>
+            <w:bCs/>
+          </w:rPr>
+          <w:t>Fig. 4c, d</w:t>
+        </w:r>
+        <w:r>
+          <w:t>), too few grains contribute to each reflection, and no Rietveld model could be brought into satisfactory agreement with the measured pattern. Phase fractions are therefore reported for the LLM-alloy only, and no attempt is made here to quantify the extent of transformation in the benchmark alloy.</w:t>
+        </w:r>
+      </w:ins>
+    </w:p>
+    <w:p>
+      <w:pPr>
+        <w:pStyle w:val="BodyText"/>
+        <w:rPr>
+          <w:ins w:id="237" w:author="JMRT R1 revision" w:date="2026-08-09T02:38:00Z" w16du:dateUtc="2026-08-09T06:38:00Z"/>
+        </w:rPr>
+      </w:pPr>
+      <w:ins w:id="238" w:author="JMRT R1 revision" w:date="2026-08-09T02:38:00Z" w16du:dateUtc="2026-08-09T06:38:00Z">
+        <w:r>
+          <w:t>This restriction does not affect the comparison on which the present work rests. That the benchmark alloy undergoes a stress-induced transformation is not in question: the diffracted intensities change markedly with deformation (</w:t>
+        </w:r>
+        <w:r>
+          <w:rPr>
+            <w:b/>
+            <w:bCs/>
+          </w:rPr>
+          <w:t>Fig. 6b</w:t>
+        </w:r>
+        <w:r>
+          <w:t>), the alloy recovers strain on heating (</w:t>
+        </w:r>
+        <w:r>
+          <w:rPr>
+            <w:b/>
+            <w:bCs/>
+          </w:rPr>
+          <w:t>Fig. 3b</w:t>
+        </w:r>
+        <w:r>
+          <w:t>), and the transformation behaviour of this composition is well established in the literature [12–14]</w:t>
+        </w:r>
+        <w:r>
+          <w:t>. What the coarse grain structure withholds is a number for how much of the parent phase transformed, not the fact that it transformed. The question addressed here is the converse one: why the LLM-alloy, processed identically, shows no corresponding change (</w:t>
+        </w:r>
+        <w:r>
+          <w:rPr>
+            <w:b/>
+            <w:bCs/>
+          </w:rPr>
+          <w:t>Fig. 6a</w:t>
+        </w:r>
+        <w:r>
+          <w:t>) and is instead dominated by the γ phase.</w:t>
+        </w:r>
+      </w:ins>
+    </w:p>
+    <w:p>
+      <w:pPr>
+        <w:pStyle w:val="BodyText"/>
+      </w:pPr>
+      <w:r>
+        <w:t xml:space="preserve">It is worth noting that the </w:t>
+      </w:r>
+      <w:del w:id="239" w:author="JMRT R1 revision" w:date="2026-08-09T02:38:00Z" w16du:dateUtc="2026-08-09T06:38:00Z">
+        <w:r>
+          <w:delText xml:space="preserve">AI </w:delText>
+        </w:r>
+      </w:del>
+      <w:ins w:id="240" w:author="JMRT R1 revision" w:date="2026-08-09T02:38:00Z" w16du:dateUtc="2026-08-09T06:38:00Z">
+        <w:r>
+          <w:t>LLM-</w:t>
+        </w:r>
+      </w:ins>
+      <w:r>
+        <w:t xml:space="preserve">alloy after AGG heat treatment showed an X-ray diffraction pattern similar to </w:t>
       </w:r>
       <w:r>
         <w:rPr>
           <w:b/>
           <w:bCs/>
         </w:rPr>
-        <w:t>Fig. 6b</w:t>
-      </w:r>
-      <w:r>
-        <w:t>.</w:t>
-      </w:r>
-    </w:p>
-    <w:p>
-      <w:pPr>
-        <w:pStyle w:val="BodyText"/>
-        <w:rPr>
-          <w:ins w:id="227" w:author="JMRT R1 revision" w:date="2026-08-08T23:47:00Z" w16du:dateUtc="2026-08-09T03:47:00Z"/>
-        </w:rPr>
-      </w:pPr>
-      <w:ins w:id="228" w:author="JMRT R1 revision" w:date="2026-08-08T23:47:00Z" w16du:dateUtc="2026-08-09T03:47:00Z">
-        <w:r>
-          <w:t xml:space="preserve">Two points of nomenclature should be made explicit here, because the convention in this alloy family is the reverse of the one familiar from carbon steels. In Fe-Mn-Al-Ni alloys the parent phase is BCC α and the martensite formed from it is FCC γ. The γ phase is therefore the transformation </w:t>
-        </w:r>
-        <w:r>
-          <w:rPr>
-            <w:i/>
-            <w:iCs/>
-          </w:rPr>
-          <w:t>product</w:t>
-        </w:r>
-        <w:r>
-          <w:t>, not the parent, and an alloy rich in γ is one in which less parent phase remains available to transform, not one that is closer to transforming. Second, the refinement resolved γ, α and D0₃ Fe₃Al and nothing else: no ε-HCP martensite and no α′ were required to fit any pattern from either alloy, and the γ present in the annealed LLM-alloy is thermally stable retained γ rather than a stress-induced product.</w:t>
-        </w:r>
-      </w:ins>
-    </w:p>
-    <w:p>
-      <w:pPr>
-        <w:pStyle w:val="BodyText"/>
-        <w:rPr>
-          <w:ins w:id="229" w:author="JMRT R1 revision" w:date="2026-08-08T23:47:00Z" w16du:dateUtc="2026-08-09T03:47:00Z"/>
-        </w:rPr>
-      </w:pPr>
-      <w:ins w:id="230" w:author="JMRT R1 revision" w:date="2026-08-08T23:47:00Z" w16du:dateUtc="2026-08-09T03:47:00Z">
-        <w:r>
-          <w:t>No B2 superlattice reflection was resolved in the LLM-alloy above the detection limit of the present measurement, and that limit can be quantified rather than merely asserted. At the B2-allowed {200} superlattice position the LLM-alloy carries 0.50–1.06% of maximum intensity, against 3.83–7.17% in the benchmark; and the LLM-alloy’s intensity at that position is itself fully accounted for by D0₃, which produces the same reflection. The discriminating measurement is the D0₃-only {111} reflection, present in t</w:t>
-        </w:r>
-        <w:r>
-          <w:t>he LLM-alloy at 0.49–1.02% of maximum with a signal-to-noise ratio of 16–27 across four independent patterns, and absent from the benchmark (0.19–0.28%, S/N 2.3–2.9). The benchmark thus carries the B2-allowed reflection without the D0₃-only one, and the LLM-alloy carries both at comparable strength — the signatures of B2 and D0₃ respectively. Any B2 present in the LLM-alloy is therefore at least four times less abundant than in the benchmark and may be absent altogether. This bounds the claim without over-r</w:t>
-        </w:r>
-        <w:r>
-          <w:t>eaching it: a coherent dispersion finer or more dilute than this limit cannot be excluded by diffraction alone, and transmission electron microscopy or atom-probe tomography would be required to do so.</w:t>
-        </w:r>
-      </w:ins>
-    </w:p>
-    <w:p>
-      <w:pPr>
-        <w:pStyle w:val="BodyText"/>
-        <w:rPr>
-          <w:ins w:id="231" w:author="JMRT R1 revision" w:date="2026-08-08T23:47:00Z" w16du:dateUtc="2026-08-09T03:47:00Z"/>
-        </w:rPr>
-      </w:pPr>
-      <w:ins w:id="232" w:author="JMRT R1 revision" w:date="2026-08-08T23:47:00Z" w16du:dateUtc="2026-08-09T03:47:00Z">
-        <w:r>
-          <w:t>The two alloys are not equally amenable to quantitative diffraction analysis, and the reason is itself microstructural. After the identical 1200 °C anneal the LLM-alloy retains a fine equiaxed structure with grain diameters well under 20 µm (</w:t>
-        </w:r>
-        <w:r>
-          <w:rPr>
-            <w:b/>
-            <w:bCs/>
-          </w:rPr>
-          <w:t>Fig. 1a</w:t>
-        </w:r>
-        <w:r>
-          <w:t>), so that a large number of grains is illuminated and the powder-averaging assumption underlying Rietveld quantification is satisfied. The benchmark alloy instead undergoes pronounced grain growth at this temperature: its Debye–Scherrer rings break up into a small number of discrete, intense spots rather than continuous rings (</w:t>
-        </w:r>
-        <w:r>
-          <w:rPr>
-            <w:b/>
-            <w:bCs/>
-          </w:rPr>
-          <w:t>Fig. 4c, d</w:t>
-        </w:r>
-        <w:r>
-          <w:t>), too few grains contribute to each reflection, and no Rietveld model could be brought into satisfactory agreement with the measured pattern. Phase fractions are therefore reported for the LLM-alloy only, and no attempt is made here to quantify the extent of transformation in the benchmark alloy.</w:t>
-        </w:r>
-      </w:ins>
-    </w:p>
-    <w:p>
-      <w:pPr>
-        <w:pStyle w:val="BodyText"/>
-        <w:rPr>
-          <w:ins w:id="233" w:author="JMRT R1 revision" w:date="2026-08-08T23:47:00Z" w16du:dateUtc="2026-08-09T03:47:00Z"/>
-        </w:rPr>
-      </w:pPr>
-      <w:ins w:id="234" w:author="JMRT R1 revision" w:date="2026-08-08T23:47:00Z" w16du:dateUtc="2026-08-09T03:47:00Z">
-        <w:r>
-          <w:t>This restriction does not affect the comparison on which the present work rests. That the benchmark alloy undergoes a stress-induced transformation is not in question: the diffracted intensities change markedly with deformation (</w:t>
-        </w:r>
-        <w:r>
-          <w:rPr>
-            <w:b/>
-            <w:bCs/>
-          </w:rPr>
-          <w:t>Fig. 6b</w:t>
-        </w:r>
-        <w:r>
-          <w:t>), the alloy recovers strain on heating (</w:t>
-        </w:r>
-        <w:r>
-          <w:rPr>
-            <w:b/>
-            <w:bCs/>
-          </w:rPr>
-          <w:t>Fig. 3b</w:t>
-        </w:r>
-        <w:r>
-          <w:t>), and the transformation behaviour of this composition is well established in the literature [12–14]</w:t>
-        </w:r>
-        <w:r>
-          <w:t>. What the coarse grain structure withholds is a number for how much of the parent phase transformed, not the fact that it transformed. The question addressed here is the converse one: why the LLM-alloy, processed identically, shows no corresponding change (</w:t>
-        </w:r>
-        <w:r>
-          <w:rPr>
-            <w:b/>
-            <w:bCs/>
-          </w:rPr>
-          <w:t>Fig. 6a</w:t>
-        </w:r>
-        <w:r>
-          <w:t>) and is instead dominated by the γ phase.</w:t>
-        </w:r>
-      </w:ins>
-    </w:p>
-    <w:p>
-      <w:pPr>
-        <w:pStyle w:val="BodyText"/>
-      </w:pPr>
-      <w:r>
-        <w:t xml:space="preserve">It is worth noting that the </w:t>
-      </w:r>
-      <w:del w:id="235" w:author="JMRT R1 revision" w:date="2026-08-08T23:47:00Z" w16du:dateUtc="2026-08-09T03:47:00Z">
-        <w:r>
-          <w:delText xml:space="preserve">AI </w:delText>
-        </w:r>
-      </w:del>
-      <w:ins w:id="236" w:author="JMRT R1 revision" w:date="2026-08-08T23:47:00Z" w16du:dateUtc="2026-08-09T03:47:00Z">
-        <w:r>
-          <w:t>LLM-</w:t>
-        </w:r>
-      </w:ins>
-      <w:r>
-        <w:t xml:space="preserve">alloy after AGG heat treatment showed an X-ray diffraction pattern similar to </w:t>
-      </w:r>
-      <w:r>
-        <w:rPr>
-          <w:b/>
-          <w:bCs/>
-        </w:rPr>
         <w:t>Fig. 4a</w:t>
       </w:r>
       <w:r>
@@ -4012,10 +4081,10 @@
         <w:pStyle w:val="CaptionedFigure"/>
         <w:spacing w:line="276" w:lineRule="auto"/>
         <w:rPr>
-          <w:del w:id="237" w:author="JMRT R1 revision" w:date="2026-08-08T23:47:00Z" w16du:dateUtc="2026-08-09T03:47:00Z"/>
-        </w:rPr>
-      </w:pPr>
-      <w:del w:id="238" w:author="JMRT R1 revision" w:date="2026-08-08T23:47:00Z" w16du:dateUtc="2026-08-09T03:47:00Z">
+          <w:del w:id="241" w:author="JMRT R1 revision" w:date="2026-08-09T02:38:00Z" w16du:dateUtc="2026-08-09T06:38:00Z"/>
+        </w:rPr>
+      </w:pPr>
+      <w:del w:id="242" w:author="JMRT R1 revision" w:date="2026-08-09T02:38:00Z" w16du:dateUtc="2026-08-09T06:38:00Z">
         <w:r>
           <w:rPr>
             <w:noProof/>
@@ -4024,7 +4093,7 @@
             <wp:inline distT="0" distB="0" distL="0" distR="0" wp14:anchorId="11078D98" wp14:editId="69CFAD40">
               <wp:extent cx="2426208" cy="2292096"/>
               <wp:effectExtent l="0" t="0" r="0" b="0"/>
-              <wp:docPr id="894693368" name="Picture" descr="Fig. 4. 2D synchrotron X-ray diffraction images of (a) AI alloy annealed at 1200 °C for 1 min, (b) annealed AI alloy after 10% tensile strain, (c) Omori alloy annealed at 1200 °C for 1 min, and (d) annealed Omori alloy after 8% tensile strain."/>
+              <wp:docPr id="1187929526" name="Picture" descr="Fig. 4. 2D synchrotron X-ray diffraction images of (a) AI alloy annealed at 1200 °C for 1 min, (b) annealed AI alloy after 10% tensile strain, (c) Omori alloy annealed at 1200 °C for 1 min, and (d) annealed Omori alloy after 8% tensile strain."/>
               <wp:cNvGraphicFramePr/>
               <a:graphic xmlns:a="http://schemas.openxmlformats.org/drawingml/2006/main">
                 <a:graphicData uri="http://schemas.openxmlformats.org/drawingml/2006/picture">
@@ -4068,10 +4137,10 @@
       <w:pPr>
         <w:pStyle w:val="CaptionedFigure"/>
         <w:rPr>
-          <w:ins w:id="239" w:author="JMRT R1 revision" w:date="2026-08-08T23:47:00Z" w16du:dateUtc="2026-08-09T03:47:00Z"/>
-        </w:rPr>
-      </w:pPr>
-      <w:ins w:id="240" w:author="JMRT R1 revision" w:date="2026-08-08T23:47:00Z" w16du:dateUtc="2026-08-09T03:47:00Z">
+          <w:ins w:id="243" w:author="JMRT R1 revision" w:date="2026-08-09T02:38:00Z" w16du:dateUtc="2026-08-09T06:38:00Z"/>
+        </w:rPr>
+      </w:pPr>
+      <w:ins w:id="244" w:author="JMRT R1 revision" w:date="2026-08-09T02:38:00Z" w16du:dateUtc="2026-08-09T06:38:00Z">
         <w:r>
           <w:rPr>
             <w:noProof/>
@@ -4134,12 +4203,12 @@
       <w:r>
         <w:t xml:space="preserve"> 2D synchrotron X-ray diffraction images of (a) </w:t>
       </w:r>
-      <w:del w:id="241" w:author="JMRT R1 revision" w:date="2026-08-08T23:47:00Z" w16du:dateUtc="2026-08-09T03:47:00Z">
+      <w:del w:id="245" w:author="JMRT R1 revision" w:date="2026-08-09T02:38:00Z" w16du:dateUtc="2026-08-09T06:38:00Z">
         <w:r>
           <w:delText xml:space="preserve">AI </w:delText>
         </w:r>
       </w:del>
-      <w:ins w:id="242" w:author="JMRT R1 revision" w:date="2026-08-08T23:47:00Z" w16du:dateUtc="2026-08-09T03:47:00Z">
+      <w:ins w:id="246" w:author="JMRT R1 revision" w:date="2026-08-09T02:38:00Z" w16du:dateUtc="2026-08-09T06:38:00Z">
         <w:r>
           <w:t>LLM-</w:t>
         </w:r>
@@ -4147,12 +4216,12 @@
       <w:r>
         <w:t xml:space="preserve">alloy annealed at 1200 °C for 1 min, (b) annealed </w:t>
       </w:r>
-      <w:del w:id="243" w:author="JMRT R1 revision" w:date="2026-08-08T23:47:00Z" w16du:dateUtc="2026-08-09T03:47:00Z">
+      <w:del w:id="247" w:author="JMRT R1 revision" w:date="2026-08-09T02:38:00Z" w16du:dateUtc="2026-08-09T06:38:00Z">
         <w:r>
           <w:delText xml:space="preserve">AI </w:delText>
         </w:r>
       </w:del>
-      <w:ins w:id="244" w:author="JMRT R1 revision" w:date="2026-08-08T23:47:00Z" w16du:dateUtc="2026-08-09T03:47:00Z">
+      <w:ins w:id="248" w:author="JMRT R1 revision" w:date="2026-08-09T02:38:00Z" w16du:dateUtc="2026-08-09T06:38:00Z">
         <w:r>
           <w:t>LLM-</w:t>
         </w:r>
@@ -4160,12 +4229,12 @@
       <w:r>
         <w:t xml:space="preserve">alloy after 10% tensile strain, (c) </w:t>
       </w:r>
-      <w:del w:id="245" w:author="JMRT R1 revision" w:date="2026-08-08T23:47:00Z" w16du:dateUtc="2026-08-09T03:47:00Z">
+      <w:del w:id="249" w:author="JMRT R1 revision" w:date="2026-08-09T02:38:00Z" w16du:dateUtc="2026-08-09T06:38:00Z">
         <w:r>
           <w:delText>Omori</w:delText>
         </w:r>
       </w:del>
-      <w:ins w:id="246" w:author="JMRT R1 revision" w:date="2026-08-08T23:47:00Z" w16du:dateUtc="2026-08-09T03:47:00Z">
+      <w:ins w:id="250" w:author="JMRT R1 revision" w:date="2026-08-09T02:38:00Z" w16du:dateUtc="2026-08-09T06:38:00Z">
         <w:r>
           <w:t>benchmark</w:t>
         </w:r>
@@ -4173,12 +4242,12 @@
       <w:r>
         <w:t xml:space="preserve"> alloy annealed at 1200 °C for 1 min, and (d) annealed </w:t>
       </w:r>
-      <w:del w:id="247" w:author="JMRT R1 revision" w:date="2026-08-08T23:47:00Z" w16du:dateUtc="2026-08-09T03:47:00Z">
+      <w:del w:id="251" w:author="JMRT R1 revision" w:date="2026-08-09T02:38:00Z" w16du:dateUtc="2026-08-09T06:38:00Z">
         <w:r>
           <w:delText>Omori</w:delText>
         </w:r>
       </w:del>
-      <w:ins w:id="248" w:author="JMRT R1 revision" w:date="2026-08-08T23:47:00Z" w16du:dateUtc="2026-08-09T03:47:00Z">
+      <w:ins w:id="252" w:author="JMRT R1 revision" w:date="2026-08-09T02:38:00Z" w16du:dateUtc="2026-08-09T06:38:00Z">
         <w:r>
           <w:t>benchmark</w:t>
         </w:r>
@@ -4192,10 +4261,10 @@
         <w:pStyle w:val="CaptionedFigure"/>
         <w:spacing w:line="276" w:lineRule="auto"/>
         <w:rPr>
-          <w:del w:id="249" w:author="JMRT R1 revision" w:date="2026-08-08T23:47:00Z" w16du:dateUtc="2026-08-09T03:47:00Z"/>
-        </w:rPr>
-      </w:pPr>
-      <w:del w:id="250" w:author="JMRT R1 revision" w:date="2026-08-08T23:47:00Z" w16du:dateUtc="2026-08-09T03:47:00Z">
+          <w:del w:id="253" w:author="JMRT R1 revision" w:date="2026-08-09T02:38:00Z" w16du:dateUtc="2026-08-09T06:38:00Z"/>
+        </w:rPr>
+      </w:pPr>
+      <w:del w:id="254" w:author="JMRT R1 revision" w:date="2026-08-09T02:38:00Z" w16du:dateUtc="2026-08-09T06:38:00Z">
         <w:r>
           <w:rPr>
             <w:noProof/>
@@ -4248,10 +4317,10 @@
       <w:pPr>
         <w:pStyle w:val="CaptionedFigure"/>
         <w:rPr>
-          <w:ins w:id="251" w:author="JMRT R1 revision" w:date="2026-08-08T23:47:00Z" w16du:dateUtc="2026-08-09T03:47:00Z"/>
-        </w:rPr>
-      </w:pPr>
-      <w:ins w:id="252" w:author="JMRT R1 revision" w:date="2026-08-08T23:47:00Z" w16du:dateUtc="2026-08-09T03:47:00Z">
+          <w:ins w:id="255" w:author="JMRT R1 revision" w:date="2026-08-09T02:38:00Z" w16du:dateUtc="2026-08-09T06:38:00Z"/>
+        </w:rPr>
+      </w:pPr>
+      <w:ins w:id="256" w:author="JMRT R1 revision" w:date="2026-08-09T02:38:00Z" w16du:dateUtc="2026-08-09T06:38:00Z">
         <w:r>
           <w:rPr>
             <w:noProof/>
@@ -4317,7 +4386,7 @@
       <w:r>
         <w:t>Comparison between synchrotron X-ray diffraction data (lower half</w:t>
       </w:r>
-      <w:ins w:id="253" w:author="JMRT R1 revision" w:date="2026-08-08T23:47:00Z" w16du:dateUtc="2026-08-09T03:47:00Z">
+      <w:ins w:id="257" w:author="JMRT R1 revision" w:date="2026-08-09T02:38:00Z" w16du:dateUtc="2026-08-09T06:38:00Z">
         <w:r>
           <w:t xml:space="preserve"> of each panel</w:t>
         </w:r>
@@ -4325,7 +4394,7 @@
       <w:r>
         <w:t>) and results of Rietveld refinement (upper half</w:t>
       </w:r>
-      <w:ins w:id="254" w:author="JMRT R1 revision" w:date="2026-08-08T23:47:00Z" w16du:dateUtc="2026-08-09T03:47:00Z">
+      <w:ins w:id="258" w:author="JMRT R1 revision" w:date="2026-08-09T02:38:00Z" w16du:dateUtc="2026-08-09T06:38:00Z">
         <w:r>
           <w:t xml:space="preserve"> of each panel</w:t>
         </w:r>
@@ -4333,12 +4402,12 @@
       <w:r>
         <w:t xml:space="preserve">) for the </w:t>
       </w:r>
-      <w:del w:id="255" w:author="JMRT R1 revision" w:date="2026-08-08T23:47:00Z" w16du:dateUtc="2026-08-09T03:47:00Z">
+      <w:del w:id="259" w:author="JMRT R1 revision" w:date="2026-08-09T02:38:00Z" w16du:dateUtc="2026-08-09T06:38:00Z">
         <w:r>
           <w:delText xml:space="preserve">AI </w:delText>
         </w:r>
       </w:del>
-      <w:ins w:id="256" w:author="JMRT R1 revision" w:date="2026-08-08T23:47:00Z" w16du:dateUtc="2026-08-09T03:47:00Z">
+      <w:ins w:id="260" w:author="JMRT R1 revision" w:date="2026-08-09T02:38:00Z" w16du:dateUtc="2026-08-09T06:38:00Z">
         <w:r>
           <w:t>LLM-</w:t>
         </w:r>
@@ -4346,7 +4415,7 @@
       <w:r>
         <w:t>alloy</w:t>
       </w:r>
-      <w:ins w:id="257" w:author="JMRT R1 revision" w:date="2026-08-08T23:47:00Z" w16du:dateUtc="2026-08-09T03:47:00Z">
+      <w:ins w:id="261" w:author="JMRT R1 revision" w:date="2026-08-09T02:38:00Z" w16du:dateUtc="2026-08-09T06:38:00Z">
         <w:r>
           <w:t>: (a)</w:t>
         </w:r>
@@ -4354,7 +4423,7 @@
       <w:r>
         <w:t xml:space="preserve"> heat</w:t>
       </w:r>
-      <w:ins w:id="258" w:author="JMRT R1 revision" w:date="2026-08-08T23:47:00Z" w16du:dateUtc="2026-08-09T03:47:00Z">
+      <w:ins w:id="262" w:author="JMRT R1 revision" w:date="2026-08-09T02:38:00Z" w16du:dateUtc="2026-08-09T06:38:00Z">
         <w:r>
           <w:t>-</w:t>
         </w:r>
@@ -4362,12 +4431,12 @@
       <w:r>
         <w:t>treated at 1200 °C for 1 minute</w:t>
       </w:r>
-      <w:del w:id="259" w:author="JMRT R1 revision" w:date="2026-08-08T23:47:00Z" w16du:dateUtc="2026-08-09T03:47:00Z">
+      <w:del w:id="263" w:author="JMRT R1 revision" w:date="2026-08-09T02:38:00Z" w16du:dateUtc="2026-08-09T06:38:00Z">
         <w:r>
           <w:delText>.</w:delText>
         </w:r>
       </w:del>
-      <w:ins w:id="260" w:author="JMRT R1 revision" w:date="2026-08-08T23:47:00Z" w16du:dateUtc="2026-08-09T03:47:00Z">
+      <w:ins w:id="264" w:author="JMRT R1 revision" w:date="2026-08-09T02:38:00Z" w16du:dateUtc="2026-08-09T06:38:00Z">
         <w:r>
           <w:t xml:space="preserve"> (R_wp = 21.4%, R_p = 8.7%), and (b) after unloading from 10% strain (R_wp = 12.5%, R_p = 5.9%). Both refinements used the three-phase model of Sec. 2.5, with lattice parameters fixed at a = 3.6366 Å (γ) and 2.8865 Å (α) in both cases, and 5.7734 Å (a) and 5.7801 Å (b) for D0₃.</w:t>
         </w:r>
@@ -4378,10 +4447,10 @@
         <w:pStyle w:val="CaptionedFigure"/>
         <w:spacing w:line="276" w:lineRule="auto"/>
         <w:rPr>
-          <w:del w:id="261" w:author="JMRT R1 revision" w:date="2026-08-08T23:47:00Z" w16du:dateUtc="2026-08-09T03:47:00Z"/>
-        </w:rPr>
-      </w:pPr>
-      <w:del w:id="262" w:author="JMRT R1 revision" w:date="2026-08-08T23:47:00Z" w16du:dateUtc="2026-08-09T03:47:00Z">
+          <w:del w:id="265" w:author="JMRT R1 revision" w:date="2026-08-09T02:38:00Z" w16du:dateUtc="2026-08-09T06:38:00Z"/>
+        </w:rPr>
+      </w:pPr>
+      <w:del w:id="266" w:author="JMRT R1 revision" w:date="2026-08-09T02:38:00Z" w16du:dateUtc="2026-08-09T06:38:00Z">
         <w:r>
           <w:rPr>
             <w:noProof/>
@@ -4434,10 +4503,10 @@
       <w:pPr>
         <w:pStyle w:val="CaptionedFigure"/>
         <w:rPr>
-          <w:ins w:id="263" w:author="JMRT R1 revision" w:date="2026-08-08T23:47:00Z" w16du:dateUtc="2026-08-09T03:47:00Z"/>
-        </w:rPr>
-      </w:pPr>
-      <w:ins w:id="264" w:author="JMRT R1 revision" w:date="2026-08-08T23:47:00Z" w16du:dateUtc="2026-08-09T03:47:00Z">
+          <w:ins w:id="267" w:author="JMRT R1 revision" w:date="2026-08-09T02:38:00Z" w16du:dateUtc="2026-08-09T06:38:00Z"/>
+        </w:rPr>
+      </w:pPr>
+      <w:ins w:id="268" w:author="JMRT R1 revision" w:date="2026-08-09T02:38:00Z" w16du:dateUtc="2026-08-09T06:38:00Z">
         <w:r>
           <w:rPr>
             <w:noProof/>
@@ -4503,12 +4572,12 @@
       <w:r>
         <w:t xml:space="preserve">Azimuthally integrated X-ray diffraction spectra of (a) the </w:t>
       </w:r>
-      <w:del w:id="265" w:author="JMRT R1 revision" w:date="2026-08-08T23:47:00Z" w16du:dateUtc="2026-08-09T03:47:00Z">
+      <w:del w:id="269" w:author="JMRT R1 revision" w:date="2026-08-09T02:38:00Z" w16du:dateUtc="2026-08-09T06:38:00Z">
         <w:r>
           <w:delText xml:space="preserve">AI </w:delText>
         </w:r>
       </w:del>
-      <w:ins w:id="266" w:author="JMRT R1 revision" w:date="2026-08-08T23:47:00Z" w16du:dateUtc="2026-08-09T03:47:00Z">
+      <w:ins w:id="270" w:author="JMRT R1 revision" w:date="2026-08-09T02:38:00Z" w16du:dateUtc="2026-08-09T06:38:00Z">
         <w:r>
           <w:t>LLM-</w:t>
         </w:r>
@@ -4516,12 +4585,12 @@
       <w:r>
         <w:t xml:space="preserve">alloy and (b) the </w:t>
       </w:r>
-      <w:del w:id="267" w:author="JMRT R1 revision" w:date="2026-08-08T23:47:00Z" w16du:dateUtc="2026-08-09T03:47:00Z">
+      <w:del w:id="271" w:author="JMRT R1 revision" w:date="2026-08-09T02:38:00Z" w16du:dateUtc="2026-08-09T06:38:00Z">
         <w:r>
           <w:delText>Omori</w:delText>
         </w:r>
       </w:del>
-      <w:ins w:id="268" w:author="JMRT R1 revision" w:date="2026-08-08T23:47:00Z" w16du:dateUtc="2026-08-09T03:47:00Z">
+      <w:ins w:id="272" w:author="JMRT R1 revision" w:date="2026-08-09T02:38:00Z" w16du:dateUtc="2026-08-09T06:38:00Z">
         <w:r>
           <w:t>benchmark</w:t>
         </w:r>
@@ -4534,12 +4603,12 @@
       <w:pPr>
         <w:pStyle w:val="Heading2"/>
         <w:rPr>
-          <w:ins w:id="269" w:author="JMRT R1 revision" w:date="2026-08-08T23:47:00Z" w16du:dateUtc="2026-08-09T03:47:00Z"/>
-        </w:rPr>
-      </w:pPr>
-      <w:bookmarkStart w:id="270" w:name="equilibrium-phase-stability"/>
+          <w:ins w:id="273" w:author="JMRT R1 revision" w:date="2026-08-09T02:38:00Z" w16du:dateUtc="2026-08-09T06:38:00Z"/>
+        </w:rPr>
+      </w:pPr>
+      <w:bookmarkStart w:id="274" w:name="equilibrium-phase-stability"/>
       <w:bookmarkEnd w:id="212"/>
-      <w:ins w:id="271" w:author="JMRT R1 revision" w:date="2026-08-08T23:47:00Z" w16du:dateUtc="2026-08-09T03:47:00Z">
+      <w:ins w:id="275" w:author="JMRT R1 revision" w:date="2026-08-09T02:38:00Z" w16du:dateUtc="2026-08-09T06:38:00Z">
         <w:r>
           <w:t>3.4 Equilibrium phase stability</w:t>
         </w:r>
@@ -4549,10 +4618,10 @@
       <w:pPr>
         <w:pStyle w:val="FirstParagraph"/>
         <w:rPr>
-          <w:ins w:id="272" w:author="JMRT R1 revision" w:date="2026-08-08T23:47:00Z" w16du:dateUtc="2026-08-09T03:47:00Z"/>
-        </w:rPr>
-      </w:pPr>
-      <w:ins w:id="273" w:author="JMRT R1 revision" w:date="2026-08-08T23:47:00Z" w16du:dateUtc="2026-08-09T03:47:00Z">
+          <w:ins w:id="276" w:author="JMRT R1 revision" w:date="2026-08-09T02:38:00Z" w16du:dateUtc="2026-08-09T06:38:00Z"/>
+        </w:rPr>
+      </w:pPr>
+      <w:ins w:id="277" w:author="JMRT R1 revision" w:date="2026-08-09T02:38:00Z" w16du:dateUtc="2026-08-09T06:38:00Z">
         <w:r>
           <w:rPr>
             <w:b/>
@@ -4589,10 +4658,10 @@
       <w:pPr>
         <w:pStyle w:val="BodyText"/>
         <w:rPr>
-          <w:ins w:id="274" w:author="JMRT R1 revision" w:date="2026-08-08T23:47:00Z" w16du:dateUtc="2026-08-09T03:47:00Z"/>
-        </w:rPr>
-      </w:pPr>
-      <w:ins w:id="275" w:author="JMRT R1 revision" w:date="2026-08-08T23:47:00Z" w16du:dateUtc="2026-08-09T03:47:00Z">
+          <w:ins w:id="278" w:author="JMRT R1 revision" w:date="2026-08-09T02:38:00Z" w16du:dateUtc="2026-08-09T06:38:00Z"/>
+        </w:rPr>
+      </w:pPr>
+      <w:ins w:id="279" w:author="JMRT R1 revision" w:date="2026-08-09T02:38:00Z" w16du:dateUtc="2026-08-09T06:38:00Z">
         <w:r>
           <w:t>The benchmark alloy (</w:t>
         </w:r>
@@ -4631,10 +4700,10 @@
       <w:pPr>
         <w:pStyle w:val="BodyText"/>
         <w:rPr>
-          <w:ins w:id="276" w:author="JMRT R1 revision" w:date="2026-08-08T23:47:00Z" w16du:dateUtc="2026-08-09T03:47:00Z"/>
-        </w:rPr>
-      </w:pPr>
-      <w:ins w:id="277" w:author="JMRT R1 revision" w:date="2026-08-08T23:47:00Z" w16du:dateUtc="2026-08-09T03:47:00Z">
+          <w:ins w:id="280" w:author="JMRT R1 revision" w:date="2026-08-09T02:38:00Z" w16du:dateUtc="2026-08-09T06:38:00Z"/>
+        </w:rPr>
+      </w:pPr>
+      <w:ins w:id="281" w:author="JMRT R1 revision" w:date="2026-08-09T02:38:00Z" w16du:dateUtc="2026-08-09T06:38:00Z">
         <w:r>
           <w:t>The LLM-alloy behaves differently in every respect that matters (</w:t>
         </w:r>
@@ -4660,10 +4729,10 @@
       <w:pPr>
         <w:pStyle w:val="BodyText"/>
         <w:rPr>
-          <w:ins w:id="278" w:author="JMRT R1 revision" w:date="2026-08-08T23:47:00Z" w16du:dateUtc="2026-08-09T03:47:00Z"/>
-        </w:rPr>
-      </w:pPr>
-      <w:ins w:id="279" w:author="JMRT R1 revision" w:date="2026-08-08T23:47:00Z" w16du:dateUtc="2026-08-09T03:47:00Z">
+          <w:ins w:id="282" w:author="JMRT R1 revision" w:date="2026-08-09T02:38:00Z" w16du:dateUtc="2026-08-09T06:38:00Z"/>
+        </w:rPr>
+      </w:pPr>
+      <w:ins w:id="283" w:author="JMRT R1 revision" w:date="2026-08-09T02:38:00Z" w16du:dateUtc="2026-08-09T06:38:00Z">
         <w:r>
           <w:t>Removing carbon and holding every other element fixed restores the missing field, and does so in every database. The single-phase α window opens at ≈1150 °C instead of ≈1340 °C in mpea-02b and at ≈1160 °C instead of ≈1390 °C in PrecHiMn-04, while mc_fe — which returns no single-phase α at all for the carbon-bearing composition below 1400 °C — places it at ≈1130 °C. The 1200 °C solution treatment therefore lands inside the single-phase field once carbon is removed, and the alloy reaches 100% α exactly as the</w:t>
         </w:r>
@@ -4686,10 +4755,10 @@
       <w:pPr>
         <w:pStyle w:val="BodyText"/>
         <w:rPr>
-          <w:ins w:id="280" w:author="JMRT R1 revision" w:date="2026-08-08T23:47:00Z" w16du:dateUtc="2026-08-09T03:47:00Z"/>
-        </w:rPr>
-      </w:pPr>
-      <w:ins w:id="281" w:author="JMRT R1 revision" w:date="2026-08-08T23:47:00Z" w16du:dateUtc="2026-08-09T03:47:00Z">
+          <w:ins w:id="284" w:author="JMRT R1 revision" w:date="2026-08-09T02:38:00Z" w16du:dateUtc="2026-08-09T06:38:00Z"/>
+        </w:rPr>
+      </w:pPr>
+      <w:ins w:id="285" w:author="JMRT R1 revision" w:date="2026-08-09T02:38:00Z" w16du:dateUtc="2026-08-09T06:38:00Z">
         <w:r>
           <w:rPr>
             <w:b/>
@@ -4718,7 +4787,7 @@
         <w:trPr>
           <w:cnfStyle w:val="100000000000" w:firstRow="1" w:lastRow="0" w:firstColumn="0" w:lastColumn="0" w:oddVBand="0" w:evenVBand="0" w:oddHBand="0" w:evenHBand="0" w:firstRowFirstColumn="0" w:firstRowLastColumn="0" w:lastRowFirstColumn="0" w:lastRowLastColumn="0"/>
           <w:tblHeader/>
-          <w:ins w:id="282" w:author="JMRT R1 revision" w:date="2026-08-08T23:47:00Z" w16du:dateUtc="2026-08-09T03:47:00Z"/>
+          <w:ins w:id="286" w:author="JMRT R1 revision" w:date="2026-08-09T02:38:00Z" w16du:dateUtc="2026-08-09T06:38:00Z"/>
         </w:trPr>
         <w:tc>
           <w:tcPr>
@@ -4728,10 +4797,10 @@
             <w:pPr>
               <w:pStyle w:val="Compact"/>
               <w:rPr>
-                <w:ins w:id="283" w:author="JMRT R1 revision" w:date="2026-08-08T23:47:00Z" w16du:dateUtc="2026-08-09T03:47:00Z"/>
+                <w:ins w:id="287" w:author="JMRT R1 revision" w:date="2026-08-09T02:38:00Z" w16du:dateUtc="2026-08-09T06:38:00Z"/>
               </w:rPr>
             </w:pPr>
-            <w:ins w:id="284" w:author="JMRT R1 revision" w:date="2026-08-08T23:47:00Z" w16du:dateUtc="2026-08-09T03:47:00Z">
+            <w:ins w:id="288" w:author="JMRT R1 revision" w:date="2026-08-09T02:38:00Z" w16du:dateUtc="2026-08-09T06:38:00Z">
               <w:r>
                 <w:t>Alloy</w:t>
               </w:r>
@@ -4746,10 +4815,10 @@
             <w:pPr>
               <w:pStyle w:val="Compact"/>
               <w:rPr>
-                <w:ins w:id="285" w:author="JMRT R1 revision" w:date="2026-08-08T23:47:00Z" w16du:dateUtc="2026-08-09T03:47:00Z"/>
+                <w:ins w:id="289" w:author="JMRT R1 revision" w:date="2026-08-09T02:38:00Z" w16du:dateUtc="2026-08-09T06:38:00Z"/>
               </w:rPr>
             </w:pPr>
-            <w:ins w:id="286" w:author="JMRT R1 revision" w:date="2026-08-08T23:47:00Z" w16du:dateUtc="2026-08-09T03:47:00Z">
+            <w:ins w:id="290" w:author="JMRT R1 revision" w:date="2026-08-09T02:38:00Z" w16du:dateUtc="2026-08-09T06:38:00Z">
               <w:r>
                 <w:t>mpea-02b</w:t>
               </w:r>
@@ -4764,10 +4833,10 @@
             <w:pPr>
               <w:pStyle w:val="Compact"/>
               <w:rPr>
-                <w:ins w:id="287" w:author="JMRT R1 revision" w:date="2026-08-08T23:47:00Z" w16du:dateUtc="2026-08-09T03:47:00Z"/>
+                <w:ins w:id="291" w:author="JMRT R1 revision" w:date="2026-08-09T02:38:00Z" w16du:dateUtc="2026-08-09T06:38:00Z"/>
               </w:rPr>
             </w:pPr>
-            <w:ins w:id="288" w:author="JMRT R1 revision" w:date="2026-08-08T23:47:00Z" w16du:dateUtc="2026-08-09T03:47:00Z">
+            <w:ins w:id="292" w:author="JMRT R1 revision" w:date="2026-08-09T02:38:00Z" w16du:dateUtc="2026-08-09T06:38:00Z">
               <w:r>
                 <w:t>PrecHiMn-04</w:t>
               </w:r>
@@ -4782,10 +4851,10 @@
             <w:pPr>
               <w:pStyle w:val="Compact"/>
               <w:rPr>
-                <w:ins w:id="289" w:author="JMRT R1 revision" w:date="2026-08-08T23:47:00Z" w16du:dateUtc="2026-08-09T03:47:00Z"/>
+                <w:ins w:id="293" w:author="JMRT R1 revision" w:date="2026-08-09T02:38:00Z" w16du:dateUtc="2026-08-09T06:38:00Z"/>
               </w:rPr>
             </w:pPr>
-            <w:ins w:id="290" w:author="JMRT R1 revision" w:date="2026-08-08T23:47:00Z" w16du:dateUtc="2026-08-09T03:47:00Z">
+            <w:ins w:id="294" w:author="JMRT R1 revision" w:date="2026-08-09T02:38:00Z" w16du:dateUtc="2026-08-09T06:38:00Z">
               <w:r>
                 <w:t>mc_fe v2.059</w:t>
               </w:r>
@@ -4795,7 +4864,7 @@
       </w:tr>
       <w:tr>
         <w:trPr>
-          <w:ins w:id="291" w:author="JMRT R1 revision" w:date="2026-08-08T23:47:00Z" w16du:dateUtc="2026-08-09T03:47:00Z"/>
+          <w:ins w:id="295" w:author="JMRT R1 revision" w:date="2026-08-09T02:38:00Z" w16du:dateUtc="2026-08-09T06:38:00Z"/>
         </w:trPr>
         <w:tc>
           <w:tcPr>
@@ -4805,10 +4874,10 @@
             <w:pPr>
               <w:pStyle w:val="Compact"/>
               <w:rPr>
-                <w:ins w:id="292" w:author="JMRT R1 revision" w:date="2026-08-08T23:47:00Z" w16du:dateUtc="2026-08-09T03:47:00Z"/>
+                <w:ins w:id="296" w:author="JMRT R1 revision" w:date="2026-08-09T02:38:00Z" w16du:dateUtc="2026-08-09T06:38:00Z"/>
               </w:rPr>
             </w:pPr>
-            <w:ins w:id="293" w:author="JMRT R1 revision" w:date="2026-08-08T23:47:00Z" w16du:dateUtc="2026-08-09T03:47:00Z">
+            <w:ins w:id="297" w:author="JMRT R1 revision" w:date="2026-08-09T02:38:00Z" w16du:dateUtc="2026-08-09T06:38:00Z">
               <w:r>
                 <w:t>benchmark alloy</w:t>
               </w:r>
@@ -4823,10 +4892,10 @@
             <w:pPr>
               <w:pStyle w:val="Compact"/>
               <w:rPr>
-                <w:ins w:id="294" w:author="JMRT R1 revision" w:date="2026-08-08T23:47:00Z" w16du:dateUtc="2026-08-09T03:47:00Z"/>
+                <w:ins w:id="298" w:author="JMRT R1 revision" w:date="2026-08-09T02:38:00Z" w16du:dateUtc="2026-08-09T06:38:00Z"/>
               </w:rPr>
             </w:pPr>
-            <w:ins w:id="295" w:author="JMRT R1 revision" w:date="2026-08-08T23:47:00Z" w16du:dateUtc="2026-08-09T03:47:00Z">
+            <w:ins w:id="299" w:author="JMRT R1 revision" w:date="2026-08-09T02:38:00Z" w16du:dateUtc="2026-08-09T06:38:00Z">
               <w:r>
                 <w:t>100 α</w:t>
               </w:r>
@@ -4841,10 +4910,10 @@
             <w:pPr>
               <w:pStyle w:val="Compact"/>
               <w:rPr>
-                <w:ins w:id="296" w:author="JMRT R1 revision" w:date="2026-08-08T23:47:00Z" w16du:dateUtc="2026-08-09T03:47:00Z"/>
+                <w:ins w:id="300" w:author="JMRT R1 revision" w:date="2026-08-09T02:38:00Z" w16du:dateUtc="2026-08-09T06:38:00Z"/>
               </w:rPr>
             </w:pPr>
-            <w:ins w:id="297" w:author="JMRT R1 revision" w:date="2026-08-08T23:47:00Z" w16du:dateUtc="2026-08-09T03:47:00Z">
+            <w:ins w:id="301" w:author="JMRT R1 revision" w:date="2026-08-09T02:38:00Z" w16du:dateUtc="2026-08-09T06:38:00Z">
               <w:r>
                 <w:t>–</w:t>
               </w:r>
@@ -4859,10 +4928,10 @@
             <w:pPr>
               <w:pStyle w:val="Compact"/>
               <w:rPr>
-                <w:ins w:id="298" w:author="JMRT R1 revision" w:date="2026-08-08T23:47:00Z" w16du:dateUtc="2026-08-09T03:47:00Z"/>
+                <w:ins w:id="302" w:author="JMRT R1 revision" w:date="2026-08-09T02:38:00Z" w16du:dateUtc="2026-08-09T06:38:00Z"/>
               </w:rPr>
             </w:pPr>
-            <w:ins w:id="299" w:author="JMRT R1 revision" w:date="2026-08-08T23:47:00Z" w16du:dateUtc="2026-08-09T03:47:00Z">
+            <w:ins w:id="303" w:author="JMRT R1 revision" w:date="2026-08-09T02:38:00Z" w16du:dateUtc="2026-08-09T06:38:00Z">
               <w:r>
                 <w:t>100 α</w:t>
               </w:r>
@@ -4872,7 +4941,7 @@
       </w:tr>
       <w:tr>
         <w:trPr>
-          <w:ins w:id="300" w:author="JMRT R1 revision" w:date="2026-08-08T23:47:00Z" w16du:dateUtc="2026-08-09T03:47:00Z"/>
+          <w:ins w:id="304" w:author="JMRT R1 revision" w:date="2026-08-09T02:38:00Z" w16du:dateUtc="2026-08-09T06:38:00Z"/>
         </w:trPr>
         <w:tc>
           <w:tcPr>
@@ -4882,10 +4951,10 @@
             <w:pPr>
               <w:pStyle w:val="Compact"/>
               <w:rPr>
-                <w:ins w:id="301" w:author="JMRT R1 revision" w:date="2026-08-08T23:47:00Z" w16du:dateUtc="2026-08-09T03:47:00Z"/>
+                <w:ins w:id="305" w:author="JMRT R1 revision" w:date="2026-08-09T02:38:00Z" w16du:dateUtc="2026-08-09T06:38:00Z"/>
               </w:rPr>
             </w:pPr>
-            <w:ins w:id="302" w:author="JMRT R1 revision" w:date="2026-08-08T23:47:00Z" w16du:dateUtc="2026-08-09T03:47:00Z">
+            <w:ins w:id="306" w:author="JMRT R1 revision" w:date="2026-08-09T02:38:00Z" w16du:dateUtc="2026-08-09T06:38:00Z">
               <w:r>
                 <w:t>LLM-alloy</w:t>
               </w:r>
@@ -4900,10 +4969,10 @@
             <w:pPr>
               <w:pStyle w:val="Compact"/>
               <w:rPr>
-                <w:ins w:id="303" w:author="JMRT R1 revision" w:date="2026-08-08T23:47:00Z" w16du:dateUtc="2026-08-09T03:47:00Z"/>
+                <w:ins w:id="307" w:author="JMRT R1 revision" w:date="2026-08-09T02:38:00Z" w16du:dateUtc="2026-08-09T06:38:00Z"/>
               </w:rPr>
             </w:pPr>
-            <w:ins w:id="304" w:author="JMRT R1 revision" w:date="2026-08-08T23:47:00Z" w16du:dateUtc="2026-08-09T03:47:00Z">
+            <w:ins w:id="308" w:author="JMRT R1 revision" w:date="2026-08-09T02:38:00Z" w16du:dateUtc="2026-08-09T06:38:00Z">
               <w:r>
                 <w:t>71.1 α + 28.9 γ</w:t>
               </w:r>
@@ -4918,10 +4987,10 @@
             <w:pPr>
               <w:pStyle w:val="Compact"/>
               <w:rPr>
-                <w:ins w:id="305" w:author="JMRT R1 revision" w:date="2026-08-08T23:47:00Z" w16du:dateUtc="2026-08-09T03:47:00Z"/>
+                <w:ins w:id="309" w:author="JMRT R1 revision" w:date="2026-08-09T02:38:00Z" w16du:dateUtc="2026-08-09T06:38:00Z"/>
               </w:rPr>
             </w:pPr>
-            <w:ins w:id="306" w:author="JMRT R1 revision" w:date="2026-08-08T23:47:00Z" w16du:dateUtc="2026-08-09T03:47:00Z">
+            <w:ins w:id="310" w:author="JMRT R1 revision" w:date="2026-08-09T02:38:00Z" w16du:dateUtc="2026-08-09T06:38:00Z">
               <w:r>
                 <w:t>64.5 α + 35.5 γ</w:t>
               </w:r>
@@ -4936,10 +5005,10 @@
             <w:pPr>
               <w:pStyle w:val="Compact"/>
               <w:rPr>
-                <w:ins w:id="307" w:author="JMRT R1 revision" w:date="2026-08-08T23:47:00Z" w16du:dateUtc="2026-08-09T03:47:00Z"/>
+                <w:ins w:id="311" w:author="JMRT R1 revision" w:date="2026-08-09T02:38:00Z" w16du:dateUtc="2026-08-09T06:38:00Z"/>
               </w:rPr>
             </w:pPr>
-            <w:ins w:id="308" w:author="JMRT R1 revision" w:date="2026-08-08T23:47:00Z" w16du:dateUtc="2026-08-09T03:47:00Z">
+            <w:ins w:id="312" w:author="JMRT R1 revision" w:date="2026-08-09T02:38:00Z" w16du:dateUtc="2026-08-09T06:38:00Z">
               <w:r>
                 <w:t>61.9 α + 38.1 γ</w:t>
               </w:r>
@@ -4949,7 +5018,7 @@
       </w:tr>
       <w:tr>
         <w:trPr>
-          <w:ins w:id="309" w:author="JMRT R1 revision" w:date="2026-08-08T23:47:00Z" w16du:dateUtc="2026-08-09T03:47:00Z"/>
+          <w:ins w:id="313" w:author="JMRT R1 revision" w:date="2026-08-09T02:38:00Z" w16du:dateUtc="2026-08-09T06:38:00Z"/>
         </w:trPr>
         <w:tc>
           <w:tcPr>
@@ -4959,10 +5028,10 @@
             <w:pPr>
               <w:pStyle w:val="Compact"/>
               <w:rPr>
-                <w:ins w:id="310" w:author="JMRT R1 revision" w:date="2026-08-08T23:47:00Z" w16du:dateUtc="2026-08-09T03:47:00Z"/>
+                <w:ins w:id="314" w:author="JMRT R1 revision" w:date="2026-08-09T02:38:00Z" w16du:dateUtc="2026-08-09T06:38:00Z"/>
               </w:rPr>
             </w:pPr>
-            <w:ins w:id="311" w:author="JMRT R1 revision" w:date="2026-08-08T23:47:00Z" w16du:dateUtc="2026-08-09T03:47:00Z">
+            <w:ins w:id="315" w:author="JMRT R1 revision" w:date="2026-08-09T02:38:00Z" w16du:dateUtc="2026-08-09T06:38:00Z">
               <w:r>
                 <w:t>LLM-alloy, C removed</w:t>
               </w:r>
@@ -4977,10 +5046,10 @@
             <w:pPr>
               <w:pStyle w:val="Compact"/>
               <w:rPr>
-                <w:ins w:id="312" w:author="JMRT R1 revision" w:date="2026-08-08T23:47:00Z" w16du:dateUtc="2026-08-09T03:47:00Z"/>
+                <w:ins w:id="316" w:author="JMRT R1 revision" w:date="2026-08-09T02:38:00Z" w16du:dateUtc="2026-08-09T06:38:00Z"/>
               </w:rPr>
             </w:pPr>
-            <w:ins w:id="313" w:author="JMRT R1 revision" w:date="2026-08-08T23:47:00Z" w16du:dateUtc="2026-08-09T03:47:00Z">
+            <w:ins w:id="317" w:author="JMRT R1 revision" w:date="2026-08-09T02:38:00Z" w16du:dateUtc="2026-08-09T06:38:00Z">
               <w:r>
                 <w:t>100 α</w:t>
               </w:r>
@@ -4995,10 +5064,10 @@
             <w:pPr>
               <w:pStyle w:val="Compact"/>
               <w:rPr>
-                <w:ins w:id="314" w:author="JMRT R1 revision" w:date="2026-08-08T23:47:00Z" w16du:dateUtc="2026-08-09T03:47:00Z"/>
+                <w:ins w:id="318" w:author="JMRT R1 revision" w:date="2026-08-09T02:38:00Z" w16du:dateUtc="2026-08-09T06:38:00Z"/>
               </w:rPr>
             </w:pPr>
-            <w:ins w:id="315" w:author="JMRT R1 revision" w:date="2026-08-08T23:47:00Z" w16du:dateUtc="2026-08-09T03:47:00Z">
+            <w:ins w:id="319" w:author="JMRT R1 revision" w:date="2026-08-09T02:38:00Z" w16du:dateUtc="2026-08-09T06:38:00Z">
               <w:r>
                 <w:t>100 α</w:t>
               </w:r>
@@ -5013,10 +5082,10 @@
             <w:pPr>
               <w:pStyle w:val="Compact"/>
               <w:rPr>
-                <w:ins w:id="316" w:author="JMRT R1 revision" w:date="2026-08-08T23:47:00Z" w16du:dateUtc="2026-08-09T03:47:00Z"/>
+                <w:ins w:id="320" w:author="JMRT R1 revision" w:date="2026-08-09T02:38:00Z" w16du:dateUtc="2026-08-09T06:38:00Z"/>
               </w:rPr>
             </w:pPr>
-            <w:ins w:id="317" w:author="JMRT R1 revision" w:date="2026-08-08T23:47:00Z" w16du:dateUtc="2026-08-09T03:47:00Z">
+            <w:ins w:id="321" w:author="JMRT R1 revision" w:date="2026-08-09T02:38:00Z" w16du:dateUtc="2026-08-09T06:38:00Z">
               <w:r>
                 <w:t>100 α</w:t>
               </w:r>
@@ -5029,10 +5098,78 @@
       <w:pPr>
         <w:pStyle w:val="BodyText"/>
         <w:rPr>
-          <w:ins w:id="318" w:author="JMRT R1 revision" w:date="2026-08-08T23:47:00Z" w16du:dateUtc="2026-08-09T03:47:00Z"/>
-        </w:rPr>
-      </w:pPr>
-      <w:ins w:id="319" w:author="JMRT R1 revision" w:date="2026-08-08T23:47:00Z" w16du:dateUtc="2026-08-09T03:47:00Z">
+          <w:ins w:id="322" w:author="JMRT R1 revision" w:date="2026-08-09T02:38:00Z" w16du:dateUtc="2026-08-09T06:38:00Z"/>
+        </w:rPr>
+      </w:pPr>
+      <w:ins w:id="323" w:author="JMRT R1 revision" w:date="2026-08-09T02:38:00Z" w16du:dateUtc="2026-08-09T06:38:00Z">
+        <w:r>
+          <w:t xml:space="preserve">Because the LLM-alloy also carries less nickel than the benchmark — 4.2 against 7.8 at% — the calculation was repeated in mpea-02b, the only database here carrying both Ni and C, with nickel stepped across that interval in 0.4 at% increments, iron taking up the difference while Mn, Al, Si and C stayed at their measured values. The two elements separate cleanly. </w:t>
+        </w:r>
+        <w:r>
+          <w:rPr>
+            <w:b/>
+            <w:bCs/>
+          </w:rPr>
+          <w:t>With carbon at its measured 0.45 at%, the α solvus does not move at all: it sits at 1340 °C at every nickel content from 4.2 to 7.8 at%, unchanged to within the 10 °C step of the calculation.</w:t>
+        </w:r>
+        <w:r>
+          <w:t xml:space="preserve"> With carbon removed, the solvus lies between 1150 and 1190 °C over the same nickel range and the alloy is 100% α at 1200 °C at every point in it. Carbon moves the solvus by ≈190 °C; nickel moves it by ≈0 °C when carbon is present, and by ≈40 °C when it is not — upward, in the unhelpful direction.</w:t>
+        </w:r>
+      </w:ins>
+    </w:p>
+    <w:p>
+      <w:pPr>
+        <w:pStyle w:val="BodyText"/>
+        <w:rPr>
+          <w:ins w:id="324" w:author="JMRT R1 revision" w:date="2026-08-09T02:38:00Z" w16du:dateUtc="2026-08-09T06:38:00Z"/>
+        </w:rPr>
+      </w:pPr>
+      <w:ins w:id="325" w:author="JMRT R1 revision" w:date="2026-08-09T02:38:00Z" w16du:dateUtc="2026-08-09T06:38:00Z">
+        <w:r>
+          <w:t>The endpoints were re-run in mc_fe as a cross-check, and they agree on everything that matters. With carbon present, mc_fe finds no single-phase α field in the solid state at either nickel content: melting begins at ≈1240 °C (4.2 at% Ni) and ≈1230 °C (7.8 at% Ni) while γ is still present, so the field never opens before the alloy starts to melt. With carbon removed the solvus falls to ≈1130 and ≈1070 °C respectively, several hundred degrees below the corresponding solidus, and 1200 °C again lies inside a fu</w:t>
+        </w:r>
+        <w:r>
+          <w:t>lly single-phase α field. The two databases do differ on one secondary point, and it is reported rather than reconciled: at 1200 °C with carbon present, added nickel makes the alloy slightly more austenitic in mpea-02b (bcc 71.1 → 59.6%) and slightly more ferritic in mc_fe (bcc 61.9 → 75.8%). The defensible statement is therefore that nickel does not open the solution-treatment window, not that it measurably closes it further.</w:t>
+        </w:r>
+      </w:ins>
+    </w:p>
+    <w:p>
+      <w:pPr>
+        <w:pStyle w:val="BodyText"/>
+        <w:rPr>
+          <w:ins w:id="326" w:author="JMRT R1 revision" w:date="2026-08-09T02:38:00Z" w16du:dateUtc="2026-08-09T06:38:00Z"/>
+        </w:rPr>
+      </w:pPr>
+      <w:ins w:id="327" w:author="JMRT R1 revision" w:date="2026-08-09T02:38:00Z" w16du:dateUtc="2026-08-09T06:38:00Z">
+        <w:r>
+          <w:t>Nickel is not inert, however. In mpea-02b it governs how much ordered bcc the alloy can form: at 700 °C the ordered fraction rises monotonically from 5.5% at 4.2 at% Ni to 13.9% at 7.8 at%, as expected of a NiAl-based B2. In every case that ordered bcc coexists with 86–94% γ rather than sitting within an α matrix. Five of the 1240 points in the mpea-02b scan failed to converge, all at 400–425 °C in the carbon-bearing series at the three lowest nickel contents; they are reported as gaps rather than as zeros.</w:t>
+        </w:r>
+        <w:r>
+          <w:t xml:space="preserve"> At the measured nickel content the scan reproduces the ordering curve of</w:t>
+        </w:r>
+        <w:r>
+          <w:t xml:space="preserve"> </w:t>
+        </w:r>
+        <w:r>
+          <w:rPr>
+            <w:b/>
+            <w:bCs/>
+          </w:rPr>
+          <w:t>Fig. 7b</w:t>
+        </w:r>
+        <w:r>
+          <w:t>, which is the internal check that it is consistent with the primary calculation.</w:t>
+        </w:r>
+      </w:ins>
+    </w:p>
+    <w:p>
+      <w:pPr>
+        <w:pStyle w:val="BodyText"/>
+        <w:rPr>
+          <w:ins w:id="328" w:author="JMRT R1 revision" w:date="2026-08-09T02:38:00Z" w16du:dateUtc="2026-08-09T06:38:00Z"/>
+        </w:rPr>
+      </w:pPr>
+      <w:ins w:id="329" w:author="JMRT R1 revision" w:date="2026-08-09T02:38:00Z" w16du:dateUtc="2026-08-09T06:38:00Z">
         <w:r>
           <w:t>Two further predictions bear on phases reported in Sec. 3.3. Carbide phases are calculated to be stable only well below the processing range: M₂₃C₆ appears in mpea-02b only below ≈420 °C, and κ-(Fe,Mn)₃AlC reaches 0.2–2.4% below ≈590 °C in PrecHiMn-04 and 0.1–0.8% between 510 and 540 °C in mc_fe. Neither is expected at or near 1200 °C. Separately, the ordered bcc of PrecHiMn-04 — the only description here capable of returning D0₃ — refines to the disordered A2 state at every temperature calculated, indicati</w:t>
         </w:r>
@@ -5045,10 +5182,10 @@
       <w:pPr>
         <w:pStyle w:val="CaptionedFigure"/>
         <w:rPr>
-          <w:ins w:id="320" w:author="JMRT R1 revision" w:date="2026-08-08T23:47:00Z" w16du:dateUtc="2026-08-09T03:47:00Z"/>
-        </w:rPr>
-      </w:pPr>
-      <w:ins w:id="321" w:author="JMRT R1 revision" w:date="2026-08-08T23:47:00Z" w16du:dateUtc="2026-08-09T03:47:00Z">
+          <w:ins w:id="330" w:author="JMRT R1 revision" w:date="2026-08-09T02:38:00Z" w16du:dateUtc="2026-08-09T06:38:00Z"/>
+        </w:rPr>
+      </w:pPr>
+      <w:ins w:id="331" w:author="JMRT R1 revision" w:date="2026-08-09T02:38:00Z" w16du:dateUtc="2026-08-09T06:38:00Z">
         <w:r>
           <w:rPr>
             <w:noProof/>
@@ -5057,7 +5194,7 @@
             <wp:inline distT="0" distB="0" distL="0" distR="0">
               <wp:extent cx="5943600" cy="2724150"/>
               <wp:effectExtent l="0" t="0" r="0" b="0"/>
-              <wp:docPr id="50" name="Picture" descr="Fig. 7. Calculated equilibrium step diagrams (mpea-02b database) for (a) the benchmark alloy, the benchmark, and (b) the LLM-alloy, the LLM-hypothesized composition. Both were computed from the measured ICP-AES chemistries of Table 1 converted from wt% to at%: Fe–34.1Mn–15.2Al–7.8Ni–0.04C and Fe–29.8Mn–11.9Al–4.2Ni–2.04Si–0.45C respectively. mpea-02b does not model Si, which was therefore omitted and the remaining elements renormalized (Sec. 2.6). The shaded band is the ordered (B2) portion of the total bcc fraction; it lies beneath the total bcc curve because B2 is an ordered partition of that phase rather than a separate one. The dashed line marks the 1200 °C solution-treatment temperature. The carbon-free control composition is reported in Table 3."/>
+              <wp:docPr id="50" name="Picture" descr="Fig. 7. Calculated equilibrium step diagrams (mpea-02b database) for (a) the benchmark alloy and (b) the LLM-hypothesized alloy. Both were computed from the measured ICP-AES chemistries of Table 1 converted from wt% to at%: Fe–34.1Mn–15.2Al–7.8Ni–0.04C and Fe–29.8Mn–11.9Al–4.2Ni–2.04Si–0.45C respectively. mpea-02b does not model Si, which was therefore omitted and the remaining elements renormalized (Sec. 2.6). The shaded band is the ordered (B2) portion of the total bcc fraction; it lies beneath the total bcc curve because B2 is an ordered partition of that phase rather than a separate one. The dashed line marks the 1200 °C solution-treatment temperature. The carbon-free control composition is reported in Table 3."/>
               <wp:cNvGraphicFramePr/>
               <a:graphic xmlns:a="http://schemas.openxmlformats.org/drawingml/2006/main">
                 <a:graphicData uri="http://schemas.openxmlformats.org/drawingml/2006/picture">
@@ -5101,10 +5238,10 @@
       <w:pPr>
         <w:pStyle w:val="ImageCaption"/>
         <w:rPr>
-          <w:ins w:id="322" w:author="JMRT R1 revision" w:date="2026-08-08T23:47:00Z" w16du:dateUtc="2026-08-09T03:47:00Z"/>
-        </w:rPr>
-      </w:pPr>
-      <w:ins w:id="323" w:author="JMRT R1 revision" w:date="2026-08-08T23:47:00Z" w16du:dateUtc="2026-08-09T03:47:00Z">
+          <w:ins w:id="332" w:author="JMRT R1 revision" w:date="2026-08-09T02:38:00Z" w16du:dateUtc="2026-08-09T06:38:00Z"/>
+        </w:rPr>
+      </w:pPr>
+      <w:ins w:id="333" w:author="JMRT R1 revision" w:date="2026-08-09T02:38:00Z" w16du:dateUtc="2026-08-09T06:38:00Z">
         <w:r>
           <w:rPr>
             <w:b/>
@@ -5116,10 +5253,10 @@
           <w:t xml:space="preserve"> </w:t>
         </w:r>
         <w:r>
-          <w:t>Calculated equilibrium step diagrams (mpea-02b database) for (a) the benchmark alloy, the benchmark, and (b) the LLM-alloy, the LLM-hypothesized composition. Both were computed from the measured ICP-AES chemistries of Table 1 converted from wt% to at%: Fe–34.1Mn–15.2Al–7.8Ni–0.04C and Fe–29.8Mn–11.9Al–4.2Ni–2.04Si–0.45C respectively. mpea-02b does not model Si, which was therefore omitted and the remaining elements renormalized (Sec. 2.6). The shaded band is the ordered (B2) portion of the total bcc fractio</w:t>
-        </w:r>
-        <w:r>
-          <w:t>n; it lies beneath the total bcc curve because B2 is an ordered partition of that phase rather than a separate one. The dashed line marks the 1200 °C solution-treatment temperature. The carbon-free control composition is reported in Table 3.</w:t>
+          <w:t>Calculated equilibrium step diagrams (mpea-02b database) for (a) the benchmark alloy and (b) the LLM-hypothesized alloy. Both were computed from the measured ICP-AES chemistries of Table 1 converted from wt% to at%: Fe–34.1Mn–15.2Al–7.8Ni–0.04C and Fe–29.8Mn–11.9Al–4.2Ni–2.04Si–0.45C respectively. mpea-02b does not model Si, which was therefore omitted and the remaining elements renormalized (Sec. 2.6). The shaded band is the ordered (B2) portion of the total bcc fraction; it lies beneath the total bcc curv</w:t>
+        </w:r>
+        <w:r>
+          <w:t>e because B2 is an ordered partition of that phase rather than a separate one. The dashed line marks the 1200 °C solution-treatment temperature. The carbon-free control composition is reported in Table 3.</w:t>
         </w:r>
       </w:ins>
     </w:p>
@@ -5134,9 +5271,9 @@
       <w:pPr>
         <w:pStyle w:val="Heading1"/>
       </w:pPr>
-      <w:bookmarkStart w:id="324" w:name="discussion"/>
+      <w:bookmarkStart w:id="334" w:name="discussion"/>
       <w:bookmarkEnd w:id="140"/>
-      <w:bookmarkEnd w:id="270"/>
+      <w:bookmarkEnd w:id="274"/>
       <w:r>
         <w:t>4. Discussion</w:t>
       </w:r>
@@ -5145,7 +5282,7 @@
       <w:pPr>
         <w:pStyle w:val="Heading2"/>
       </w:pPr>
-      <w:bookmarkStart w:id="325" w:name="X58357b202da789a88ec9478e0111cd3c94b5213"/>
+      <w:bookmarkStart w:id="335" w:name="X58357b202da789a88ec9478e0111cd3c94b5213"/>
       <w:r>
         <w:t>4.1 Origin of the absence of stress-induced phase transformation</w:t>
       </w:r>
@@ -5157,12 +5294,12 @@
       <w:r>
         <w:t xml:space="preserve">The failure of the </w:t>
       </w:r>
-      <w:del w:id="326" w:author="JMRT R1 revision" w:date="2026-08-08T23:47:00Z" w16du:dateUtc="2026-08-09T03:47:00Z">
+      <w:del w:id="336" w:author="JMRT R1 revision" w:date="2026-08-09T02:38:00Z" w16du:dateUtc="2026-08-09T06:38:00Z">
         <w:r>
           <w:delText>AI</w:delText>
         </w:r>
       </w:del>
-      <w:ins w:id="327" w:author="JMRT R1 revision" w:date="2026-08-08T23:47:00Z" w16du:dateUtc="2026-08-09T03:47:00Z">
+      <w:ins w:id="337" w:author="JMRT R1 revision" w:date="2026-08-09T02:38:00Z" w16du:dateUtc="2026-08-09T06:38:00Z">
         <w:r>
           <w:t>LLM</w:t>
         </w:r>
@@ -5170,12 +5307,12 @@
       <w:r>
         <w:t xml:space="preserve">-hypothesized alloy (50Fe-30Mn-12Al-4Ni-4Si at% with 1000 ppm C) to exhibit super-elasticity or a shape-memory response can be attributed to a fundamental misalignment between its phase stability and its active deformation mechanisms. In Fe-Mn-Al-Ni shape-memory systems, super-elastic behavior is contingent upon a reversible, stress-induced martensitic transformation from a BCC α parent phase to FCC γ martensite. However, quantitative Rietveld refinement of the synchrotron XRD data reveals that the </w:t>
       </w:r>
-      <w:del w:id="328" w:author="JMRT R1 revision" w:date="2026-08-08T23:47:00Z" w16du:dateUtc="2026-08-09T03:47:00Z">
+      <w:del w:id="338" w:author="JMRT R1 revision" w:date="2026-08-09T02:38:00Z" w16du:dateUtc="2026-08-09T06:38:00Z">
         <w:r>
           <w:delText>AI</w:delText>
         </w:r>
       </w:del>
-      <w:ins w:id="329" w:author="JMRT R1 revision" w:date="2026-08-08T23:47:00Z" w16du:dateUtc="2026-08-09T03:47:00Z">
+      <w:ins w:id="339" w:author="JMRT R1 revision" w:date="2026-08-09T02:38:00Z" w16du:dateUtc="2026-08-09T06:38:00Z">
         <w:r>
           <w:t>LLM</w:t>
         </w:r>
@@ -5183,12 +5320,12 @@
       <w:r>
         <w:t>-alloy is structurally dominated by the γ-phase (≈62%), whereas the α-phase accounts for only ≈</w:t>
       </w:r>
-      <w:del w:id="330" w:author="JMRT R1 revision" w:date="2026-08-08T23:47:00Z" w16du:dateUtc="2026-08-09T03:47:00Z">
+      <w:del w:id="340" w:author="JMRT R1 revision" w:date="2026-08-09T02:38:00Z" w16du:dateUtc="2026-08-09T06:38:00Z">
         <w:r>
           <w:delText>37</w:delText>
         </w:r>
       </w:del>
-      <w:ins w:id="331" w:author="JMRT R1 revision" w:date="2026-08-08T23:47:00Z" w16du:dateUtc="2026-08-09T03:47:00Z">
+      <w:ins w:id="341" w:author="JMRT R1 revision" w:date="2026-08-09T02:38:00Z" w16du:dateUtc="2026-08-09T06:38:00Z">
         <w:r>
           <w:t>34</w:t>
         </w:r>
@@ -5196,7 +5333,7 @@
       <w:r>
         <w:t>% of the volume fraction</w:t>
       </w:r>
-      <w:ins w:id="332" w:author="JMRT R1 revision" w:date="2026-08-08T23:47:00Z" w16du:dateUtc="2026-08-09T03:47:00Z">
+      <w:ins w:id="342" w:author="JMRT R1 revision" w:date="2026-08-09T02:38:00Z" w16du:dateUtc="2026-08-09T06:38:00Z">
         <w:r>
           <w:t>, with a further ≈4% present as ordered D0₃</w:t>
         </w:r>
@@ -5204,12 +5341,12 @@
       <w:r>
         <w:t xml:space="preserve"> (Sec. 3.3). Compared to the </w:t>
       </w:r>
-      <w:del w:id="333" w:author="JMRT R1 revision" w:date="2026-08-08T23:47:00Z" w16du:dateUtc="2026-08-09T03:47:00Z">
+      <w:del w:id="343" w:author="JMRT R1 revision" w:date="2026-08-09T02:38:00Z" w16du:dateUtc="2026-08-09T06:38:00Z">
         <w:r>
           <w:delText>Omori</w:delText>
         </w:r>
       </w:del>
-      <w:ins w:id="334" w:author="JMRT R1 revision" w:date="2026-08-08T23:47:00Z" w16du:dateUtc="2026-08-09T03:47:00Z">
+      <w:ins w:id="344" w:author="JMRT R1 revision" w:date="2026-08-09T02:38:00Z" w16du:dateUtc="2026-08-09T06:38:00Z">
         <w:r>
           <w:t>benchmark</w:t>
         </w:r>
@@ -5217,12 +5354,12 @@
       <w:r>
         <w:t xml:space="preserve"> alloy (43.5Fe-34Mn-15Al-7.5Ni at%), the </w:t>
       </w:r>
-      <w:del w:id="335" w:author="JMRT R1 revision" w:date="2026-08-08T23:47:00Z" w16du:dateUtc="2026-08-09T03:47:00Z">
+      <w:del w:id="345" w:author="JMRT R1 revision" w:date="2026-08-09T02:38:00Z" w16du:dateUtc="2026-08-09T06:38:00Z">
         <w:r>
           <w:delText xml:space="preserve">AI </w:delText>
         </w:r>
       </w:del>
-      <w:ins w:id="336" w:author="JMRT R1 revision" w:date="2026-08-08T23:47:00Z" w16du:dateUtc="2026-08-09T03:47:00Z">
+      <w:ins w:id="346" w:author="JMRT R1 revision" w:date="2026-08-09T02:38:00Z" w16du:dateUtc="2026-08-09T06:38:00Z">
         <w:r>
           <w:t>LLM-</w:t>
         </w:r>
@@ -5233,12 +5370,12 @@
       <w:r>
         <w:t xml:space="preserve"> [</w:t>
       </w:r>
-      <w:del w:id="337" w:author="JMRT R1 revision" w:date="2026-08-08T23:47:00Z" w16du:dateUtc="2026-08-09T03:47:00Z">
+      <w:del w:id="347" w:author="JMRT R1 revision" w:date="2026-08-09T02:38:00Z" w16du:dateUtc="2026-08-09T06:38:00Z">
         <w:r>
           <w:delText>24</w:delText>
         </w:r>
       </w:del>
-      <w:ins w:id="338" w:author="JMRT R1 revision" w:date="2026-08-08T23:47:00Z" w16du:dateUtc="2026-08-09T03:47:00Z">
+      <w:ins w:id="348" w:author="JMRT R1 revision" w:date="2026-08-09T02:38:00Z" w16du:dateUtc="2026-08-09T06:38:00Z">
         <w:r>
           <w:t>32</w:t>
         </w:r>
@@ -5249,7 +5386,7 @@
       <w:r>
         <w:t>. The original hypothesis was that these chemistry changes would not alter the phase constitution or stability, and that the additional C could also increase material strength to impede dislocation slip and promote stress-induced phase transformation. In practice, this chemistry modification favors the FCC crystal structure and raises γ-phase stability</w:t>
       </w:r>
-      <w:del w:id="339" w:author="JMRT R1 revision" w:date="2026-08-08T23:47:00Z" w16du:dateUtc="2026-08-09T03:47:00Z">
+      <w:del w:id="349" w:author="JMRT R1 revision" w:date="2026-08-09T02:38:00Z" w16du:dateUtc="2026-08-09T06:38:00Z">
         <w:r>
           <w:delText xml:space="preserve"> — adding C appears to be more consequential than the changes in other elements. It is also </w:delText>
         </w:r>
@@ -5257,7 +5394,7 @@
           <w:delText>worth noting that formation of the minor Fe₃Al phase extracts Fe and Al from the matrix, which could further decrease α-phase stability. Consequently, the AI alloy lacks the chemical driving force necessary to trigger a stress-induced phase transformation.</w:delText>
         </w:r>
       </w:del>
-      <w:ins w:id="340" w:author="JMRT R1 revision" w:date="2026-08-08T23:47:00Z" w16du:dateUtc="2026-08-09T03:47:00Z">
+      <w:ins w:id="350" w:author="JMRT R1 revision" w:date="2026-08-09T02:38:00Z" w16du:dateUtc="2026-08-09T06:38:00Z">
         <w:r>
           <w:t>, and the equilibrium calculations of Sec. 3.4 identify carbon as the element that closes the single-phase α field at the solution-treatment temperature (Sec. 4.2).</w:t>
         </w:r>
@@ -5267,10 +5404,10 @@
       <w:pPr>
         <w:pStyle w:val="BodyText"/>
         <w:rPr>
-          <w:ins w:id="341" w:author="JMRT R1 revision" w:date="2026-08-08T23:47:00Z" w16du:dateUtc="2026-08-09T03:47:00Z"/>
-        </w:rPr>
-      </w:pPr>
-      <w:ins w:id="342" w:author="JMRT R1 revision" w:date="2026-08-08T23:47:00Z" w16du:dateUtc="2026-08-09T03:47:00Z">
+          <w:ins w:id="351" w:author="JMRT R1 revision" w:date="2026-08-09T02:38:00Z" w16du:dateUtc="2026-08-09T06:38:00Z"/>
+        </w:rPr>
+      </w:pPr>
+      <w:ins w:id="352" w:author="JMRT R1 revision" w:date="2026-08-09T02:38:00Z" w16du:dateUtc="2026-08-09T06:38:00Z">
         <w:r>
           <w:t xml:space="preserve">The thermodynamic calculations place this argument on a quantitative footing and change its emphasis. The problem is not that the LLM-alloy possesses a BCC parent phase with an insufficient driving force for transformation; it is that no accessible heat treatment produces that parent phase in the first place. At 1200 °C the alloy is calculated to be a two-phase α + γ mixture in all three databases, and its single-phase α field lies at ≈1340 °C, above both the oxidation limit of the process and the ≈1240 °C </w:t>
         </w:r>
@@ -5326,10 +5463,10 @@
       <w:pPr>
         <w:pStyle w:val="BodyText"/>
         <w:rPr>
-          <w:ins w:id="343" w:author="JMRT R1 revision" w:date="2026-08-08T23:47:00Z" w16du:dateUtc="2026-08-09T03:47:00Z"/>
-        </w:rPr>
-      </w:pPr>
-      <w:ins w:id="344" w:author="JMRT R1 revision" w:date="2026-08-08T23:47:00Z" w16du:dateUtc="2026-08-09T03:47:00Z">
+          <w:ins w:id="353" w:author="JMRT R1 revision" w:date="2026-08-09T02:38:00Z" w16du:dateUtc="2026-08-09T06:38:00Z"/>
+        </w:rPr>
+      </w:pPr>
+      <w:ins w:id="354" w:author="JMRT R1 revision" w:date="2026-08-09T02:38:00Z" w16du:dateUtc="2026-08-09T06:38:00Z">
         <w:r>
           <w:t>One quantitative discrepancy should be stated plainly. The calculations place α in the majority at 1200 °C (62–71%), whereas the refinement of the quenched wire places γ in the majority (≈62%); the two agree that the alloy is duplex but not on which phase dominates. Because γ is the transformation product rather than the parent in this system, a partial α → γ transformation during cooling would invert the ratio, which would place the martensite start temperature above room temperature. That reading would su</w:t>
         </w:r>
@@ -5345,10 +5482,10 @@
       <w:pPr>
         <w:pStyle w:val="BodyText"/>
         <w:rPr>
-          <w:ins w:id="345" w:author="JMRT R1 revision" w:date="2026-08-08T23:47:00Z" w16du:dateUtc="2026-08-09T03:47:00Z"/>
-        </w:rPr>
-      </w:pPr>
-      <w:ins w:id="346" w:author="JMRT R1 revision" w:date="2026-08-08T23:47:00Z" w16du:dateUtc="2026-08-09T03:47:00Z">
+          <w:ins w:id="355" w:author="JMRT R1 revision" w:date="2026-08-09T02:38:00Z" w16du:dateUtc="2026-08-09T06:38:00Z"/>
+        </w:rPr>
+      </w:pPr>
+      <w:ins w:id="356" w:author="JMRT R1 revision" w:date="2026-08-09T02:38:00Z" w16du:dateUtc="2026-08-09T06:38:00Z">
         <w:r>
           <w:t>The calculations also clarify the status of the ordered phases. D0₃ is not predicted to be an equilibrium phase at ≈12 at% Al (Sec. 3.4), yet it is observed. Its presence is therefore best understood as a metastable ordering product formed on cooling — exactly the kind of kinetic outcome that a screening step based on composition and equilibrium thermodynamics alone cannot anticipate. It is not, however, peculiar to this heat. Both B2 and D0₃ are documented ordering products in the Fe-Mn-Al-C low-density st</w:t>
         </w:r>
@@ -5379,249 +5516,259 @@
     <w:p>
       <w:pPr>
         <w:pStyle w:val="BodyText"/>
-      </w:pPr>
-      <w:r>
-        <w:t xml:space="preserve">Furthermore, mechanical and structural analyses indicate that the </w:t>
-      </w:r>
-      <w:del w:id="347" w:author="JMRT R1 revision" w:date="2026-08-08T23:47:00Z" w16du:dateUtc="2026-08-09T03:47:00Z">
-        <w:r>
-          <w:delText>AI</w:delText>
-        </w:r>
-      </w:del>
-      <w:ins w:id="348" w:author="JMRT R1 revision" w:date="2026-08-08T23:47:00Z" w16du:dateUtc="2026-08-09T03:47:00Z">
-        <w:r>
-          <w:t>LLM</w:t>
-        </w:r>
-      </w:ins>
-      <w:r>
-        <w:t xml:space="preserve">-alloy accommodates macroscopic deformation via irreversible dislocation slip rather than phase transitions. </w:t>
-      </w:r>
-      <w:del w:id="349" w:author="JMRT R1 revision" w:date="2026-08-08T23:47:00Z" w16du:dateUtc="2026-08-09T03:47:00Z">
-        <w:r>
-          <w:delText>Whereas the Omori-alloy relies on coherent</w:delText>
-        </w:r>
-      </w:del>
-      <w:ins w:id="350" w:author="JMRT R1 revision" w:date="2026-08-08T23:47:00Z" w16du:dateUtc="2026-08-09T03:47:00Z">
-        <w:r>
-          <w:t>Coherent</w:t>
-        </w:r>
-      </w:ins>
-      <w:r>
-        <w:t xml:space="preserve">, ordered β-NiAl (B2) precipitates within </w:t>
-      </w:r>
-      <w:del w:id="351" w:author="JMRT R1 revision" w:date="2026-08-08T23:47:00Z" w16du:dateUtc="2026-08-09T03:47:00Z">
-        <w:r>
-          <w:delText>its</w:delText>
-        </w:r>
-      </w:del>
-      <w:ins w:id="352" w:author="JMRT R1 revision" w:date="2026-08-08T23:47:00Z" w16du:dateUtc="2026-08-09T03:47:00Z">
-        <w:r>
-          <w:t>a</w:t>
-        </w:r>
-      </w:ins>
-      <w:r>
-        <w:t xml:space="preserve"> BCC matrix </w:t>
-      </w:r>
-      <w:ins w:id="353" w:author="JMRT R1 revision" w:date="2026-08-08T23:47:00Z" w16du:dateUtc="2026-08-09T03:47:00Z">
-        <w:r>
-          <w:t xml:space="preserve">contribute </w:t>
-        </w:r>
-      </w:ins>
-      <w:r>
-        <w:t>to</w:t>
-      </w:r>
-      <w:del w:id="354" w:author="JMRT R1 revision" w:date="2026-08-08T23:47:00Z" w16du:dateUtc="2026-08-09T03:47:00Z">
-        <w:r>
-          <w:delText xml:space="preserve"> suppress permanent slip and promote </w:delText>
-        </w:r>
-      </w:del>
-      <w:ins w:id="355" w:author="JMRT R1 revision" w:date="2026-08-08T23:47:00Z" w16du:dateUtc="2026-08-09T03:47:00Z">
-        <w:r>
-          <w:t xml:space="preserve">, rather than solely determine, the </w:t>
-        </w:r>
-      </w:ins>
-      <w:r>
-        <w:t>transformation reversibility</w:t>
-      </w:r>
-      <w:del w:id="356" w:author="JMRT R1 revision" w:date="2026-08-08T23:47:00Z" w16du:dateUtc="2026-08-09T03:47:00Z">
-        <w:r>
-          <w:delText>,</w:delText>
-        </w:r>
-      </w:del>
-      <w:ins w:id="357" w:author="JMRT R1 revision" w:date="2026-08-08T23:47:00Z" w16du:dateUtc="2026-08-09T03:47:00Z">
-        <w:r>
-          <w:t xml:space="preserve"> of</w:t>
-        </w:r>
-      </w:ins>
-      <w:r>
-        <w:t xml:space="preserve"> the </w:t>
-      </w:r>
-      <w:del w:id="358" w:author="JMRT R1 revision" w:date="2026-08-08T23:47:00Z" w16du:dateUtc="2026-08-09T03:47:00Z">
-        <w:r>
-          <w:delText xml:space="preserve">AI-alloy instead forms a DO₃ Fe₃Al </w:delText>
-        </w:r>
-      </w:del>
-      <w:ins w:id="359" w:author="JMRT R1 revision" w:date="2026-08-08T23:47:00Z" w16du:dateUtc="2026-08-09T03:47:00Z">
-        <w:r>
-          <w:t>benchmark [33]</w:t>
-        </w:r>
-        <w:r>
-          <w:t>; parent-</w:t>
-        </w:r>
-      </w:ins>
-      <w:r>
-        <w:t>phase</w:t>
-      </w:r>
-      <w:del w:id="360" w:author="JMRT R1 revision" w:date="2026-08-08T23:47:00Z" w16du:dateUtc="2026-08-09T03:47:00Z">
-        <w:r>
-          <w:delText>. Without</w:delText>
-        </w:r>
-      </w:del>
-      <w:ins w:id="361" w:author="JMRT R1 revision" w:date="2026-08-08T23:47:00Z" w16du:dateUtc="2026-08-09T03:47:00Z">
-        <w:r>
-          <w:t xml:space="preserve"> stability, transformation temperature, grain size, crystallographic orientation and texture, and</w:t>
-        </w:r>
-      </w:ins>
-      <w:r>
-        <w:t xml:space="preserve"> the </w:t>
-      </w:r>
-      <w:del w:id="362" w:author="JMRT R1 revision" w:date="2026-08-08T23:47:00Z" w16du:dateUtc="2026-08-09T03:47:00Z">
-        <w:r>
-          <w:delText xml:space="preserve">precipitation-hardening effect provided by fine B2 </w:delText>
-        </w:r>
-      </w:del>
-      <w:ins w:id="363" w:author="JMRT R1 revision" w:date="2026-08-08T23:47:00Z" w16du:dateUtc="2026-08-09T03:47:00Z">
-        <w:r>
-          <w:t xml:space="preserve">competition between the transformation stress and the plastic yield stress all bear on whether a stress-induced transformation can proceed reversibly. The </w:t>
-        </w:r>
-      </w:ins>
-      <w:r>
-        <w:t>precipitates</w:t>
-      </w:r>
-      <w:del w:id="364" w:author="JMRT R1 revision" w:date="2026-08-08T23:47:00Z" w16du:dateUtc="2026-08-09T03:47:00Z">
-        <w:r>
-          <w:delText>,</w:delText>
-        </w:r>
-      </w:del>
-      <w:ins w:id="365" w:author="JMRT R1 revision" w:date="2026-08-08T23:47:00Z" w16du:dateUtc="2026-08-09T03:47:00Z">
-        <w:r>
-          <w:t xml:space="preserve"> are not even a purely mechanical contribution: by drawing Ni and Al out of solution they alter the composition of</w:t>
-        </w:r>
-      </w:ins>
-      <w:r>
-        <w:t xml:space="preserve"> the matrix </w:t>
-      </w:r>
-      <w:del w:id="366" w:author="JMRT R1 revision" w:date="2026-08-08T23:47:00Z" w16du:dateUtc="2026-08-09T03:47:00Z">
-        <w:r>
-          <w:delText>lacks sufficient</w:delText>
-        </w:r>
-      </w:del>
-      <w:ins w:id="367" w:author="JMRT R1 revision" w:date="2026-08-08T23:47:00Z" w16du:dateUtc="2026-08-09T03:47:00Z">
-        <w:r>
-          <w:t>that surrounds them, and hence its transformation temperatures, so that the same ageing treatment shifts both the obstacle field and the thermodynamic setting in which the transformation must occur</w:t>
-        </w:r>
-        <w:r>
-          <w:t xml:space="preserve"> [34]</w:t>
-        </w:r>
-        <w:r>
-          <w:t>. In the LLM-alloy the ordered phase that forms is D0₃ Fe₃Al, present as a bulk constituent rather than as a fine coherent dispersion, so it does not raise the</w:t>
-        </w:r>
-      </w:ins>
-      <w:r>
-        <w:t xml:space="preserve"> resistance to plastic flow</w:t>
-      </w:r>
-      <w:ins w:id="368" w:author="JMRT R1 revision" w:date="2026-08-08T23:47:00Z" w16du:dateUtc="2026-08-09T03:47:00Z">
-        <w:r>
-          <w:t xml:space="preserve"> in the way that B2 does in the benchmark</w:t>
-        </w:r>
-      </w:ins>
-      <w:r>
-        <w:t xml:space="preserve">. This is confirmed by the post-deformation synchrotron XRD patterns, where the transition from sharp, discrete spots to broad, partially arced rings reflects dislocation multiplication and sub-grain formation. Thus, the microstructural state of the </w:t>
-      </w:r>
-      <w:del w:id="369" w:author="JMRT R1 revision" w:date="2026-08-08T23:47:00Z" w16du:dateUtc="2026-08-09T03:47:00Z">
-        <w:r>
-          <w:delText>AI</w:delText>
-        </w:r>
-      </w:del>
-      <w:ins w:id="370" w:author="JMRT R1 revision" w:date="2026-08-08T23:47:00Z" w16du:dateUtc="2026-08-09T03:47:00Z">
-        <w:r>
-          <w:t>LLM</w:t>
-        </w:r>
-      </w:ins>
-      <w:r>
-        <w:t>-alloy remains highly stable at 1200 °C, favoring dislocation- or twinning-mediated plasticity over stress-induced martensitic transformation.</w:t>
-      </w:r>
-    </w:p>
-    <w:p>
-      <w:pPr>
-        <w:pStyle w:val="Heading2"/>
-        <w:rPr>
-          <w:ins w:id="371" w:author="JMRT R1 revision" w:date="2026-08-08T23:47:00Z" w16du:dateUtc="2026-08-09T03:47:00Z"/>
-        </w:rPr>
-      </w:pPr>
-      <w:bookmarkStart w:id="372" w:name="the-role-of-carbon"/>
-      <w:bookmarkEnd w:id="325"/>
-      <w:r>
-        <w:t>4.2</w:t>
-      </w:r>
-      <w:ins w:id="373" w:author="JMRT R1 revision" w:date="2026-08-08T23:47:00Z" w16du:dateUtc="2026-08-09T03:47:00Z">
-        <w:r>
-          <w:t xml:space="preserve"> The role of carbon</w:t>
-        </w:r>
-      </w:ins>
-    </w:p>
-    <w:p>
-      <w:pPr>
-        <w:pStyle w:val="FirstParagraph"/>
-        <w:rPr>
-          <w:ins w:id="374" w:author="JMRT R1 revision" w:date="2026-08-08T23:47:00Z" w16du:dateUtc="2026-08-09T03:47:00Z"/>
-        </w:rPr>
-      </w:pPr>
-      <w:ins w:id="375" w:author="JMRT R1 revision" w:date="2026-08-08T23:47:00Z" w16du:dateUtc="2026-08-09T03:47:00Z">
-        <w:r>
-          <w:t>Five elements differ between the two alloys, so no comparison of the two cast heats can by itself establish which of them is responsible for the loss of super-elasticity. On a plain atomic-percent basis carbon is the smallest of the five changes, and singling it out — as the original hypothesis did — would otherwise be arbitrary. The virtual carbon-free composition of Sec. 3.4 is the control that resolves this, because it changes carbon alone while holding Fe, Mn, Al, Ni and Si at the values actually measur</w:t>
-        </w:r>
-        <w:r>
-          <w:t>ed in the cast wire.</w:t>
-        </w:r>
-      </w:ins>
-    </w:p>
-    <w:p>
-      <w:pPr>
-        <w:pStyle w:val="BodyText"/>
-        <w:rPr>
-          <w:ins w:id="376" w:author="JMRT R1 revision" w:date="2026-08-08T23:47:00Z" w16du:dateUtc="2026-08-09T03:47:00Z"/>
-        </w:rPr>
-      </w:pPr>
-      <w:ins w:id="377" w:author="JMRT R1 revision" w:date="2026-08-08T23:47:00Z" w16du:dateUtc="2026-08-09T03:47:00Z">
-        <w:r>
-          <w:t>The result is unambiguous and reproduces across all three databases (</w:t>
+        <w:rPr>
+          <w:ins w:id="357" w:author="JMRT R1 revision" w:date="2026-08-09T02:38:00Z" w16du:dateUtc="2026-08-09T06:38:00Z"/>
+        </w:rPr>
+      </w:pPr>
+      <w:ins w:id="358" w:author="JMRT R1 revision" w:date="2026-08-09T02:38:00Z" w16du:dateUtc="2026-08-09T06:38:00Z">
+        <w:r>
+          <w:t>One asymmetry in the experimental design is worth making explicit, because it bears directly on whether the processing route was simply the wrong route for this composition. The two alloys were not treated identically in the respect that matters most for ageing. The LLM-alloy received the 200 °C / 3 h age reported to improve pseudo-elasticity in this family [30,31] and showed no response whatever (</w:t>
         </w:r>
         <w:r>
           <w:rPr>
             <w:b/>
             <w:bCs/>
           </w:rPr>
-          <w:t>Table 3</w:t>
-        </w:r>
-        <w:r>
-          <w:t>). Deleting 0.45 at% (≈0.10 wt%) carbon moves the α solvus of the LLM-alloy from ≈1340 °C to ≈1150 °C, a shift of roughly 190 °C, and converts the equilibrium constitution at 1200 °C from a 62–71% α + 29–38% γ mixture into 100% α — the same single-phase state the benchmark alloy reaches at that temperature. Carbon, at a concentration of one part in a thousand by weight, is what closes the solution-treatment window on which the entire processing route depends.</w:t>
+          <w:t>Fig. 2f</w:t>
+        </w:r>
+        <w:r>
+          <w:t xml:space="preserve">, indistinguishable from the unaged </w:t>
+        </w:r>
+        <w:r>
+          <w:rPr>
+            <w:b/>
+            <w:bCs/>
+          </w:rPr>
+          <w:t>Fig. 2e</w:t>
+        </w:r>
+        <w:r>
+          <w:t xml:space="preserve">). The benchmark in </w:t>
+        </w:r>
+        <w:r>
+          <w:rPr>
+            <w:b/>
+            <w:bCs/>
+          </w:rPr>
+          <w:t>Fig. 3b</w:t>
+        </w:r>
+        <w:r>
+          <w:t xml:space="preserve"> </w:t>
+        </w:r>
+        <w:r>
+          <w:t>received no age at all — 1200 °C for 1 min and cooling, nothing more — and still showed reverse transformation on heating. Whatever bias the shared route carries therefore runs in the LLM-alloy’s favour rather than against it, and the null result cannot be attributed to an ageing treatment that was withheld. This is not the same as claiming the route was optimal for the LLM composition: no route was optimised for either alloy, and whether some other solution or ageing window could unlock a transformation in</w:t>
+        </w:r>
+        <w:r>
+          <w:t xml:space="preserve"> this chemistry is untested and is named as such in Sec. 4.4.</w:t>
         </w:r>
       </w:ins>
     </w:p>
     <w:p>
       <w:pPr>
         <w:pStyle w:val="BodyText"/>
-        <w:rPr>
-          <w:ins w:id="378" w:author="JMRT R1 revision" w:date="2026-08-08T23:47:00Z" w16du:dateUtc="2026-08-09T03:47:00Z"/>
-        </w:rPr>
-      </w:pPr>
-      <w:ins w:id="379" w:author="JMRT R1 revision" w:date="2026-08-08T23:47:00Z" w16du:dateUtc="2026-08-09T03:47:00Z">
-        <w:r>
-          <w:t>Two elements are exonerated by the same calculation. Silicon was added as a ferrite stabilizer and solid-solution strengthener, and it remains at its measured 2.04 at% in the carbon-free variant of both Si-bearing databases, which nonetheless return 100% α at 1200 °C; silicon therefore does not obstruct the single-phase field, and the shortfall in the as-cast alloy is not attributable to it. The same argument applies to the reduction in Ni from 7.8 to 4.2 at%, which is likewise held at its measured value in</w:t>
-        </w:r>
-        <w:r>
-          <w:t xml:space="preserve"> the control.</w:t>
+      </w:pPr>
+      <w:r>
+        <w:t xml:space="preserve">Furthermore, mechanical and structural analyses indicate that the </w:t>
+      </w:r>
+      <w:del w:id="359" w:author="JMRT R1 revision" w:date="2026-08-09T02:38:00Z" w16du:dateUtc="2026-08-09T06:38:00Z">
+        <w:r>
+          <w:delText>AI</w:delText>
+        </w:r>
+      </w:del>
+      <w:ins w:id="360" w:author="JMRT R1 revision" w:date="2026-08-09T02:38:00Z" w16du:dateUtc="2026-08-09T06:38:00Z">
+        <w:r>
+          <w:t>LLM</w:t>
+        </w:r>
+      </w:ins>
+      <w:r>
+        <w:t xml:space="preserve">-alloy accommodates macroscopic deformation via irreversible dislocation slip rather than phase transitions. </w:t>
+      </w:r>
+      <w:del w:id="361" w:author="JMRT R1 revision" w:date="2026-08-09T02:38:00Z" w16du:dateUtc="2026-08-09T06:38:00Z">
+        <w:r>
+          <w:delText>Whereas the Omori-alloy relies on coherent</w:delText>
+        </w:r>
+      </w:del>
+      <w:ins w:id="362" w:author="JMRT R1 revision" w:date="2026-08-09T02:38:00Z" w16du:dateUtc="2026-08-09T06:38:00Z">
+        <w:r>
+          <w:t>Coherent</w:t>
+        </w:r>
+      </w:ins>
+      <w:r>
+        <w:t xml:space="preserve">, ordered β-NiAl (B2) precipitates within </w:t>
+      </w:r>
+      <w:del w:id="363" w:author="JMRT R1 revision" w:date="2026-08-09T02:38:00Z" w16du:dateUtc="2026-08-09T06:38:00Z">
+        <w:r>
+          <w:delText>its</w:delText>
+        </w:r>
+      </w:del>
+      <w:ins w:id="364" w:author="JMRT R1 revision" w:date="2026-08-09T02:38:00Z" w16du:dateUtc="2026-08-09T06:38:00Z">
+        <w:r>
+          <w:t>a</w:t>
+        </w:r>
+      </w:ins>
+      <w:r>
+        <w:t xml:space="preserve"> BCC matrix </w:t>
+      </w:r>
+      <w:ins w:id="365" w:author="JMRT R1 revision" w:date="2026-08-09T02:38:00Z" w16du:dateUtc="2026-08-09T06:38:00Z">
+        <w:r>
+          <w:t xml:space="preserve">contribute </w:t>
+        </w:r>
+      </w:ins>
+      <w:r>
+        <w:t>to</w:t>
+      </w:r>
+      <w:del w:id="366" w:author="JMRT R1 revision" w:date="2026-08-09T02:38:00Z" w16du:dateUtc="2026-08-09T06:38:00Z">
+        <w:r>
+          <w:delText xml:space="preserve"> suppress permanent slip and promote </w:delText>
+        </w:r>
+      </w:del>
+      <w:ins w:id="367" w:author="JMRT R1 revision" w:date="2026-08-09T02:38:00Z" w16du:dateUtc="2026-08-09T06:38:00Z">
+        <w:r>
+          <w:t xml:space="preserve">, rather than solely determine, the </w:t>
+        </w:r>
+      </w:ins>
+      <w:r>
+        <w:t>transformation reversibility</w:t>
+      </w:r>
+      <w:del w:id="368" w:author="JMRT R1 revision" w:date="2026-08-09T02:38:00Z" w16du:dateUtc="2026-08-09T06:38:00Z">
+        <w:r>
+          <w:delText>,</w:delText>
+        </w:r>
+      </w:del>
+      <w:ins w:id="369" w:author="JMRT R1 revision" w:date="2026-08-09T02:38:00Z" w16du:dateUtc="2026-08-09T06:38:00Z">
+        <w:r>
+          <w:t xml:space="preserve"> of</w:t>
+        </w:r>
+      </w:ins>
+      <w:r>
+        <w:t xml:space="preserve"> the </w:t>
+      </w:r>
+      <w:del w:id="370" w:author="JMRT R1 revision" w:date="2026-08-09T02:38:00Z" w16du:dateUtc="2026-08-09T06:38:00Z">
+        <w:r>
+          <w:delText xml:space="preserve">AI-alloy instead forms a DO₃ Fe₃Al </w:delText>
+        </w:r>
+      </w:del>
+      <w:ins w:id="371" w:author="JMRT R1 revision" w:date="2026-08-09T02:38:00Z" w16du:dateUtc="2026-08-09T06:38:00Z">
+        <w:r>
+          <w:t>benchmark [33]</w:t>
+        </w:r>
+        <w:r>
+          <w:t>; parent-</w:t>
+        </w:r>
+      </w:ins>
+      <w:r>
+        <w:t>phase</w:t>
+      </w:r>
+      <w:del w:id="372" w:author="JMRT R1 revision" w:date="2026-08-09T02:38:00Z" w16du:dateUtc="2026-08-09T06:38:00Z">
+        <w:r>
+          <w:delText>. Without</w:delText>
+        </w:r>
+      </w:del>
+      <w:ins w:id="373" w:author="JMRT R1 revision" w:date="2026-08-09T02:38:00Z" w16du:dateUtc="2026-08-09T06:38:00Z">
+        <w:r>
+          <w:t xml:space="preserve"> stability, transformation temperature, grain size, crystallographic orientation and texture, and</w:t>
+        </w:r>
+      </w:ins>
+      <w:r>
+        <w:t xml:space="preserve"> the </w:t>
+      </w:r>
+      <w:del w:id="374" w:author="JMRT R1 revision" w:date="2026-08-09T02:38:00Z" w16du:dateUtc="2026-08-09T06:38:00Z">
+        <w:r>
+          <w:delText xml:space="preserve">precipitation-hardening effect provided by fine B2 </w:delText>
+        </w:r>
+      </w:del>
+      <w:ins w:id="375" w:author="JMRT R1 revision" w:date="2026-08-09T02:38:00Z" w16du:dateUtc="2026-08-09T06:38:00Z">
+        <w:r>
+          <w:t xml:space="preserve">competition between the transformation stress and the plastic yield stress all bear on whether a stress-induced transformation can proceed reversibly. The </w:t>
+        </w:r>
+      </w:ins>
+      <w:r>
+        <w:t>precipitates</w:t>
+      </w:r>
+      <w:del w:id="376" w:author="JMRT R1 revision" w:date="2026-08-09T02:38:00Z" w16du:dateUtc="2026-08-09T06:38:00Z">
+        <w:r>
+          <w:delText>,</w:delText>
+        </w:r>
+      </w:del>
+      <w:ins w:id="377" w:author="JMRT R1 revision" w:date="2026-08-09T02:38:00Z" w16du:dateUtc="2026-08-09T06:38:00Z">
+        <w:r>
+          <w:t xml:space="preserve"> are not even a purely mechanical contribution: by drawing Ni and Al out of solution they alter the composition of</w:t>
+        </w:r>
+      </w:ins>
+      <w:r>
+        <w:t xml:space="preserve"> the matrix </w:t>
+      </w:r>
+      <w:del w:id="378" w:author="JMRT R1 revision" w:date="2026-08-09T02:38:00Z" w16du:dateUtc="2026-08-09T06:38:00Z">
+        <w:r>
+          <w:delText>lacks sufficient</w:delText>
+        </w:r>
+      </w:del>
+      <w:ins w:id="379" w:author="JMRT R1 revision" w:date="2026-08-09T02:38:00Z" w16du:dateUtc="2026-08-09T06:38:00Z">
+        <w:r>
+          <w:t>that surrounds them, and hence its transformation temperatures, so that the same ageing treatment shifts both the obstacle field and the thermodynamic setting in which the transformation must occur</w:t>
+        </w:r>
+        <w:r>
+          <w:t xml:space="preserve"> [34]</w:t>
+        </w:r>
+        <w:r>
+          <w:t>. In the LLM-alloy the ordered phase that forms is D0₃ Fe₃Al, present as a bulk constituent rather than as a fine coherent dispersion, so it does not raise the</w:t>
+        </w:r>
+      </w:ins>
+      <w:r>
+        <w:t xml:space="preserve"> resistance to plastic flow</w:t>
+      </w:r>
+      <w:ins w:id="380" w:author="JMRT R1 revision" w:date="2026-08-09T02:38:00Z" w16du:dateUtc="2026-08-09T06:38:00Z">
+        <w:r>
+          <w:t xml:space="preserve"> in the way that B2 does in the benchmark</w:t>
+        </w:r>
+      </w:ins>
+      <w:r>
+        <w:t xml:space="preserve">. This is confirmed by the post-deformation synchrotron XRD patterns, where the transition from sharp, discrete spots to broad, partially arced rings reflects dislocation multiplication and sub-grain formation. Thus, the microstructural state of the </w:t>
+      </w:r>
+      <w:del w:id="381" w:author="JMRT R1 revision" w:date="2026-08-09T02:38:00Z" w16du:dateUtc="2026-08-09T06:38:00Z">
+        <w:r>
+          <w:delText>AI</w:delText>
+        </w:r>
+      </w:del>
+      <w:ins w:id="382" w:author="JMRT R1 revision" w:date="2026-08-09T02:38:00Z" w16du:dateUtc="2026-08-09T06:38:00Z">
+        <w:r>
+          <w:t>LLM</w:t>
+        </w:r>
+      </w:ins>
+      <w:r>
+        <w:t>-alloy remains highly stable at 1200 °C, favoring dislocation- or twinning-mediated plasticity over stress-induced martensitic transformation.</w:t>
+      </w:r>
+    </w:p>
+    <w:p>
+      <w:pPr>
+        <w:pStyle w:val="Heading2"/>
+        <w:rPr>
+          <w:ins w:id="383" w:author="JMRT R1 revision" w:date="2026-08-09T02:38:00Z" w16du:dateUtc="2026-08-09T06:38:00Z"/>
+        </w:rPr>
+      </w:pPr>
+      <w:bookmarkStart w:id="384" w:name="the-role-of-carbon"/>
+      <w:bookmarkEnd w:id="335"/>
+      <w:r>
+        <w:t>4.2</w:t>
+      </w:r>
+      <w:ins w:id="385" w:author="JMRT R1 revision" w:date="2026-08-09T02:38:00Z" w16du:dateUtc="2026-08-09T06:38:00Z">
+        <w:r>
+          <w:t xml:space="preserve"> The role of carbon</w:t>
+        </w:r>
+      </w:ins>
+    </w:p>
+    <w:p>
+      <w:pPr>
+        <w:pStyle w:val="FirstParagraph"/>
+        <w:rPr>
+          <w:ins w:id="386" w:author="JMRT R1 revision" w:date="2026-08-09T02:38:00Z" w16du:dateUtc="2026-08-09T06:38:00Z"/>
+        </w:rPr>
+      </w:pPr>
+      <w:ins w:id="387" w:author="JMRT R1 revision" w:date="2026-08-09T02:38:00Z" w16du:dateUtc="2026-08-09T06:38:00Z">
+        <w:r>
+          <w:t>Five elements differ between the two alloys, so no comparison of the two cast heats can by itself establish which of them is responsible for the loss of super-elasticity. On a plain atomic-percent basis carbon is the smallest of the five changes, and singling it out — as the original hypothesis did — would otherwise be arbitrary. The virtual carbon-free composition of Sec. 3.4 is the control that resolves this, because it changes carbon alone while holding Fe, Mn, Al, Ni and Si at the values actually measur</w:t>
+        </w:r>
+        <w:r>
+          <w:t>ed in the cast wire.</w:t>
         </w:r>
       </w:ins>
     </w:p>
@@ -5629,31 +5776,41 @@
       <w:pPr>
         <w:pStyle w:val="BodyText"/>
         <w:rPr>
-          <w:ins w:id="380" w:author="JMRT R1 revision" w:date="2026-08-08T23:47:00Z" w16du:dateUtc="2026-08-09T03:47:00Z"/>
-        </w:rPr>
-      </w:pPr>
-      <w:ins w:id="381" w:author="JMRT R1 revision" w:date="2026-08-08T23:47:00Z" w16du:dateUtc="2026-08-09T03:47:00Z">
-        <w:r>
-          <w:t xml:space="preserve">Exonerating silicon of the primary failure is not the same as finding it inert, and the distinction matters because silicon was one of the two elements the agent added on its own initiative. Recovered at 2.04 at%, half the intended level, it cannot have delivered the solid-solution strengthening of the parent phase it was specified for; the calculation above shows it did not decisively shift α stability either. What it may well have done is contribute to the one ordered phase that did appear. Heo </w:t>
+          <w:ins w:id="388" w:author="JMRT R1 revision" w:date="2026-08-09T02:38:00Z" w16du:dateUtc="2026-08-09T06:38:00Z"/>
+        </w:rPr>
+      </w:pPr>
+      <w:ins w:id="389" w:author="JMRT R1 revision" w:date="2026-08-09T02:38:00Z" w16du:dateUtc="2026-08-09T06:38:00Z">
+        <w:r>
+          <w:t xml:space="preserve">A shortcut is available before that control, and it fails in a way worth recording, because reasoning of exactly this kind is what proposed the alloy. Austenite-stabilising potency is conventionally summarised by a Schaeffler-type nickel equivalent, Ni_eq = Ni + 30C + 0.5Mn in weight percent, in which carbon carries thirty times the weight of nickel and which would appear to settle the question immediately. Evaluated on the measured chemistries it returns </w:t>
+        </w:r>
+        <w:r>
+          <w:rPr>
+            <w:b/>
+            <w:bCs/>
+          </w:rPr>
+          <w:t>23.9 for the LLM-alloy against 27.5 for the benchmark</w:t>
+        </w:r>
+        <w:r>
+          <w:t xml:space="preserve"> — ranking the benchmark as the </w:t>
         </w:r>
         <w:r>
           <w:rPr>
             <w:i/>
             <w:iCs/>
           </w:rPr>
-          <w:t>et al.</w:t>
+          <w:t>more</w:t>
         </w:r>
         <w:r>
           <w:t xml:space="preserve"> </w:t>
         </w:r>
         <w:r>
-          <w:t xml:space="preserve">[35] </w:t>
-        </w:r>
-        <w:r>
-          <w:t xml:space="preserve">examined precisely this substitution — silicon added to a Fe-Mn-Al-C low-density steel to recover the density benefit of aluminum that had been removed to suppress κ-carbide — and found it undesirable, because silicon instead promotes (Fe,Mn)₅(Si,Al)C together with the (Fe,Mn)₃(Al,Si) D0₃ ordered phase in the ferrite grains, with a serious loss of ductility. D0₃ is the ordered phase observed here (Sec. 3.3), and it is the phase that appears in the α constituent. We cannot separate a silicon contribution to </w:t>
-        </w:r>
-        <w:r>
-          <w:t>that ordering from an iron-aluminum one with two heats and no silicon-free control, so we do not claim it. The point is narrower and worth making anyway: an addition that the design rationale treated as a strengthener has a documented second role in this compositional field, as a promoter of the very ordering product that was found, and nothing in the reasoning that proposed it engaged with that role.</w:t>
+          <w:t xml:space="preserve">austenite-stabilised of the two, the opposite of what both the calculations of Sec. 3.4 and the diffraction of Sec. 3.3 show. Two things defeat it. First, the expression carries no aluminium term at all, yet aluminium is the second-largest addition in both alloys (6.2 and 8.0 wt%) and the strongest ferrite stabiliser either of them contains; the difference in aluminium between the two heats is invisible to the formula. Second, the carbon term is a weight-percent term, and the distinction is not cosmetic at </w:t>
+        </w:r>
+        <w:r>
+          <w:t>these levels: 0.105 wt% carbon contributes 3.2 units, where the same carbon expressed as 0.45 at% would contribute 13.5 and would reverse the ranking. Underlying both is a domain problem that the arithmetic hides: the companion chromium equivalent evaluates to ≈1.7 and ≈0.0 for the two alloys, since neither contains chromium, so both sit far outside the Cr_eq ≈ 15–30 band over which the Schaeffler construction was calibrated. A correlation fitted to Fe-Cr-Ni stainless steels, in which aluminium is absent an</w:t>
+        </w:r>
+        <w:r>
+          <w:t>d chromium supplies the ferrite stabilisation, does not transfer to Fe-Mn-Al. We report the attempt and its failure rather than omitting it, because a tabulated composition–potency heuristic is precisely what a screening step short of a real calculation would supply, and here it points the wrong way. What follows is therefore not a more precise version of this argument but a different kind of argument.</w:t>
         </w:r>
       </w:ins>
     </w:p>
@@ -5661,31 +5818,22 @@
       <w:pPr>
         <w:pStyle w:val="BodyText"/>
         <w:rPr>
-          <w:ins w:id="382" w:author="JMRT R1 revision" w:date="2026-08-08T23:47:00Z" w16du:dateUtc="2026-08-09T03:47:00Z"/>
-        </w:rPr>
-      </w:pPr>
-      <w:ins w:id="383" w:author="JMRT R1 revision" w:date="2026-08-08T23:47:00Z" w16du:dateUtc="2026-08-09T03:47:00Z">
-        <w:r>
-          <w:t>The limits of this conclusion should be stated as clearly as the conclusion itself. Carbon is decisive at the temperature where the process operates, not across the whole temperature range. Over roughly 850–1020 °C both the as-measured composition (</w:t>
+          <w:ins w:id="390" w:author="JMRT R1 revision" w:date="2026-08-09T02:38:00Z" w16du:dateUtc="2026-08-09T06:38:00Z"/>
+        </w:rPr>
+      </w:pPr>
+      <w:ins w:id="391" w:author="JMRT R1 revision" w:date="2026-08-09T02:38:00Z" w16du:dateUtc="2026-08-09T06:38:00Z">
+        <w:r>
+          <w:t>The result is unambiguous and reproduces across all three databases (</w:t>
         </w:r>
         <w:r>
           <w:rPr>
             <w:b/>
             <w:bCs/>
           </w:rPr>
-          <w:t>Fig. 7b</w:t>
-        </w:r>
-        <w:r>
-          <w:t xml:space="preserve">) and the carbon-free control are calculated to be fully austenitic, so the lower Al and Ni contents of the LLM-alloy do move the α/γ boundary independently of carbon. The defensible claim is therefore narrower and more useful than </w:t>
-        </w:r>
-        <w:r>
-          <w:t>“carbon caused the failure”</w:t>
-        </w:r>
-        <w:r>
-          <w:t>: carbon closes the single-phase α field at the solution-treatment temperature, and without that field the alloy cannot be brought into the parent state that super-elasticity requires, whatever the other elements do elsewhere. Nor is a calculated control a substitute for the experiment it stands in for. Casting this composition without carbon and processing it identically remains the direct test; what the calculation contributes is to reduce that test from an open compositional search to a single, well-spec</w:t>
-        </w:r>
-        <w:r>
-          <w:t>ified heat.</w:t>
+          <w:t>Table 3</w:t>
+        </w:r>
+        <w:r>
+          <w:t>). Deleting 0.45 at% (≈0.10 wt%) carbon moves the α solvus of the LLM-alloy from ≈1340 °C to ≈1150 °C, a shift of roughly 190 °C, and converts the equilibrium constitution at 1200 °C from a 62–71% α + 29–38% γ mixture into 100% α — the same single-phase state the benchmark alloy reaches at that temperature. Carbon, at a concentration of one part in a thousand by weight, is what closes the solution-treatment window on which the entire processing route depends.</w:t>
         </w:r>
       </w:ins>
     </w:p>
@@ -5693,319 +5841,415 @@
       <w:pPr>
         <w:pStyle w:val="BodyText"/>
         <w:rPr>
-          <w:ins w:id="384" w:author="JMRT R1 revision" w:date="2026-08-08T23:47:00Z" w16du:dateUtc="2026-08-09T03:47:00Z"/>
-        </w:rPr>
-      </w:pPr>
-      <w:ins w:id="385" w:author="JMRT R1 revision" w:date="2026-08-08T23:47:00Z" w16du:dateUtc="2026-08-09T03:47:00Z">
-        <w:r>
-          <w:t>Carbon was added on the expectation that it would strengthen the parent phase interstitially and, through fine dispersed carbides, raise the resistance to slip enough to favor stress-induced transformation over plasticity. The calculations indicate that neither mechanism was available. Carbides are predicted to be stable only well below the processing range — M₂₃C₆ below ≈420 °C, κ-(Fe,Mn)₃AlC below ≈590 °C and never above ≈2.4% — so no carbide dispersion exists at or near 1200 °C to provide the intended st</w:t>
-        </w:r>
-        <w:r>
-          <w:t>rengthening, and none was observed. This places the LLM-alloy in an unfavorable position with respect to the Fe-Mn-Al-C lightweight-steel family, whose compositional field it otherwise resembles: those alloys derive their strength from κ-carbide precipitation at carbon contents of 1–1.5 wt%, an order of magnitude above the ≈0.10 wt% present here. The LLM-alloy carries enough carbon to incur the γ-stabilization penalty that destroys the shape-memory field, but not enough to collect the precipitation strength</w:t>
-        </w:r>
-        <w:r>
-          <w:t>ening that would justify it.</w:t>
-        </w:r>
-      </w:ins>
-    </w:p>
-    <w:p>
-      <w:pPr>
-        <w:pStyle w:val="BodyText"/>
-        <w:rPr>
-          <w:ins w:id="386" w:author="JMRT R1 revision" w:date="2026-08-08T23:47:00Z" w16du:dateUtc="2026-08-09T03:47:00Z"/>
-        </w:rPr>
-      </w:pPr>
-      <w:ins w:id="387" w:author="JMRT R1 revision" w:date="2026-08-08T23:47:00Z" w16du:dateUtc="2026-08-09T03:47:00Z">
-        <w:r>
-          <w:t>The comparison is worth drawing out, because it is the clearest single statement of what this alloy is. The Ni-alloyed Fe-Mn-Al-C low-density steels are built from the same four principal elements as the Fe-Mn-Al-Ni shape-memory alloys, at a similar nickel level, and they are known to produce the same ordered phases — B2 and D0₃ in the ferrite, κ-carbide in the austenite [16,17]</w:t>
-        </w:r>
-        <w:r>
-          <w:t>. What differs is the purpose those phases are put to. In the shape-memory alloys, coherent B2 within a single-phase α parent raises the resistance to slip so that a reversible transformation can outrun plasticity. In the low-density steels, the same precipitates are strengtheners in an alloy that is never intended to transform: the design objective is specific strength and ductility in a duplex or γ-majority structure, nickel is added specifically to form NiAl-type B2 and to hold it stable above the recrys</w:t>
-        </w:r>
-        <w:r>
-          <w:t>tallization temperature, and the ordering of α to B2 is a liability to be managed for its embrittling effect rather than a mechanism to be exploited</w:t>
-        </w:r>
-        <w:r>
-          <w:t xml:space="preserve"> [16]. Judged against that second family, the LLM-alloy is neither anomalous nor a failure. It is a γ-majority duplex Fe-Mn-Al-Ni-C alloy that orders and deforms by slip, which is what alloys of that chemistry do. The failure lies in the expectation that was attached to it, and the practical lesson is that a composition can sit in two literatures at once while satisfying the design intent of only one.</w:t>
-        </w:r>
-      </w:ins>
-    </w:p>
-    <w:p>
-      <w:pPr>
-        <w:pStyle w:val="BodyText"/>
-        <w:rPr>
-          <w:ins w:id="388" w:author="JMRT R1 revision" w:date="2026-08-08T23:47:00Z" w16du:dateUtc="2026-08-09T03:47:00Z"/>
-        </w:rPr>
-      </w:pPr>
-      <w:ins w:id="389" w:author="JMRT R1 revision" w:date="2026-08-08T23:47:00Z" w16du:dateUtc="2026-08-09T03:47:00Z">
-        <w:r>
-          <w:t>Two general points follow. First, the sensitivity of this alloy family to interstitial content is severe enough that carbon must be treated as a primary design variable rather than a minor addition, and specified and controlled accordingly — a 1000 ppm addition is not a perturbation here. Second, the calculation that establishes all of this takes minutes on a desktop computer and uses only openly available databases. Had it been run before melting, it would have rejected the composition at the point where t</w:t>
-        </w:r>
-        <w:r>
-          <w:t>he intended 1200 °C solution treatment was found to lie 140 °C below the alloy’s single-phase α field.</w:t>
-        </w:r>
-      </w:ins>
-    </w:p>
-    <w:p>
-      <w:pPr>
-        <w:pStyle w:val="Heading2"/>
-      </w:pPr>
-      <w:bookmarkStart w:id="390" w:name="X14190cefc5af7e6c61eb8a7f0ac8ec72264613c"/>
-      <w:bookmarkEnd w:id="372"/>
-      <w:ins w:id="391" w:author="JMRT R1 revision" w:date="2026-08-08T23:47:00Z" w16du:dateUtc="2026-08-09T03:47:00Z">
-        <w:r>
-          <w:t>4.3</w:t>
-        </w:r>
-      </w:ins>
-      <w:r>
-        <w:t xml:space="preserve"> Anneal-temperature dependence of mechanical properties</w:t>
-      </w:r>
-    </w:p>
-    <w:p>
-      <w:pPr>
-        <w:pStyle w:val="FirstParagraph"/>
-      </w:pPr>
-      <w:r>
-        <w:t xml:space="preserve">Although the </w:t>
-      </w:r>
-      <w:del w:id="392" w:author="JMRT R1 revision" w:date="2026-08-08T23:47:00Z" w16du:dateUtc="2026-08-09T03:47:00Z">
-        <w:r>
-          <w:delText xml:space="preserve">AI </w:delText>
-        </w:r>
-      </w:del>
-      <w:ins w:id="393" w:author="JMRT R1 revision" w:date="2026-08-08T23:47:00Z" w16du:dateUtc="2026-08-09T03:47:00Z">
-        <w:r>
-          <w:t>LLM-</w:t>
-        </w:r>
-      </w:ins>
-      <w:r>
-        <w:t>alloy did not show super-elastic behavior, its monotonic tensile behavior varies strongly with annealing temperature, and the trends are exactly those expected for a cold-drawn wire passing through recovery, recrystallization, and grain growth. Reading these as a single-specimen survey, three regimes emerge.</w:t>
-      </w:r>
-    </w:p>
-    <w:p>
-      <w:pPr>
-        <w:pStyle w:val="BodyText"/>
-      </w:pPr>
-      <w:r>
-        <w:t>At the lowest temperatures (600–700 °C) the wire is very strong but essentially brittle: tensile strengths of ≈2009–2293 MPa and yield strengths of ≈1683–1948 MPa, but elongation of only ≈2%. These temperatures are below the recrystallization range of the heavily cold-drawn wire, so annealing here drives only recovery (relief of residual drawing stresses and partial rearrangement of the dislocation substructure) without nucleating new strain-free grains. The high dislocation density retained from cold drawi</w:t>
-      </w:r>
-      <w:r>
-        <w:t>ng is what sustains the high strength, and the small ductility gains in this window reflect stress relief rather than any genuine restoration of formability; the wire still fractures soon after yield.</w:t>
-      </w:r>
-    </w:p>
-    <w:p>
-      <w:pPr>
-        <w:pStyle w:val="BodyText"/>
-      </w:pPr>
-      <w:r>
-        <w:t xml:space="preserve">The abrupt change near 800 °C </w:t>
-      </w:r>
-      <w:del w:id="394" w:author="JMRT R1 revision" w:date="2026-08-08T23:47:00Z" w16du:dateUtc="2026-08-09T03:47:00Z">
-        <w:r>
-          <w:delText>marks</w:delText>
-        </w:r>
-      </w:del>
-      <w:ins w:id="395" w:author="JMRT R1 revision" w:date="2026-08-08T23:47:00Z" w16du:dateUtc="2026-08-09T03:47:00Z">
-        <w:r>
-          <w:t>is consistent with</w:t>
-        </w:r>
-      </w:ins>
-      <w:r>
-        <w:t xml:space="preserve"> the onset of recrystallization. Elongation jumps from 2.2% at 700 °C to 24.0% at 800 °C, while tensile strength falls from 2009 to 1216 MPa and yield strength from 1683 to 1167 MPa. </w:t>
-      </w:r>
-      <w:del w:id="396" w:author="JMRT R1 revision" w:date="2026-08-08T23:47:00Z" w16du:dateUtc="2026-08-09T03:47:00Z">
-        <w:r>
-          <w:delText>This</w:delText>
-        </w:r>
-      </w:del>
-      <w:ins w:id="397" w:author="JMRT R1 revision" w:date="2026-08-08T23:47:00Z" w16du:dateUtc="2026-08-09T03:47:00Z">
-        <w:r>
-          <w:t>A</w:t>
-        </w:r>
-      </w:ins>
-      <w:r>
-        <w:t xml:space="preserve"> discontinuity</w:t>
-      </w:r>
-      <w:ins w:id="398" w:author="JMRT R1 revision" w:date="2026-08-08T23:47:00Z" w16du:dateUtc="2026-08-09T03:47:00Z">
-        <w:r>
-          <w:t xml:space="preserve"> of this kind</w:t>
-        </w:r>
-      </w:ins>
-      <w:r>
-        <w:t xml:space="preserve"> — rather than a smooth softening — is the signature of recrystallization: new equiaxed, strain-free grains nucleate and consume the deformed matrix, removing most of the stored dislocation content and abruptly restoring ductility. </w:t>
-      </w:r>
-      <w:del w:id="399" w:author="JMRT R1 revision" w:date="2026-08-08T23:47:00Z" w16du:dateUtc="2026-08-09T03:47:00Z">
-        <w:r>
-          <w:delText>It is this recrystallization threshold, not a gradual process, that makes ductility appear only above ≈800 °C</w:delText>
-        </w:r>
-      </w:del>
-      <w:ins w:id="400" w:author="JMRT R1 revision" w:date="2026-08-08T23:47:00Z" w16du:dateUtc="2026-08-09T03:47:00Z">
-        <w:r>
-          <w:t>We infer the recrystallization threshold from the mechanical response rather than observe it directly, since micrographs were not taken at every anneal temperature; electron backscatter diffraction across the anneal series would settle it</w:t>
-        </w:r>
-      </w:ins>
-      <w:r>
-        <w:t>.</w:t>
-      </w:r>
-    </w:p>
-    <w:p>
-      <w:pPr>
-        <w:pStyle w:val="BodyText"/>
-      </w:pPr>
-      <w:r>
-        <w:t xml:space="preserve">From 800 to 1200 °C the </w:t>
-      </w:r>
-      <w:del w:id="401" w:author="JMRT R1 revision" w:date="2026-08-08T23:47:00Z" w16du:dateUtc="2026-08-09T03:47:00Z">
-        <w:r>
-          <w:delText>wire</w:delText>
-        </w:r>
-      </w:del>
-      <w:ins w:id="402" w:author="JMRT R1 revision" w:date="2026-08-08T23:47:00Z" w16du:dateUtc="2026-08-09T03:47:00Z">
-        <w:r>
-          <w:t>behaviour</w:t>
-        </w:r>
-      </w:ins>
-      <w:r>
-        <w:t xml:space="preserve"> is </w:t>
-      </w:r>
-      <w:del w:id="403" w:author="JMRT R1 revision" w:date="2026-08-08T23:47:00Z" w16du:dateUtc="2026-08-09T03:47:00Z">
-        <w:r>
-          <w:delText>fully</w:delText>
-        </w:r>
-      </w:del>
-      <w:ins w:id="404" w:author="JMRT R1 revision" w:date="2026-08-08T23:47:00Z" w16du:dateUtc="2026-08-09T03:47:00Z">
-        <w:r>
-          <w:t>that of a</w:t>
-        </w:r>
-      </w:ins>
-      <w:r>
-        <w:t xml:space="preserve"> recrystallized </w:t>
-      </w:r>
-      <w:del w:id="405" w:author="JMRT R1 revision" w:date="2026-08-08T23:47:00Z" w16du:dateUtc="2026-08-09T03:47:00Z">
-        <w:r>
-          <w:delText>and</w:delText>
-        </w:r>
-      </w:del>
-      <w:ins w:id="406" w:author="JMRT R1 revision" w:date="2026-08-08T23:47:00Z" w16du:dateUtc="2026-08-09T03:47:00Z">
-        <w:r>
-          <w:t>wire in which</w:t>
-        </w:r>
-      </w:ins>
-      <w:r>
-        <w:t xml:space="preserve"> the dominant process is grain growth. Yield strength falls monotonically with temperature (1167 → 502 MPa) as a result of continuous grain growth; larger grains allow more uniform slip, which raises elongation to a peak of ≈33% near 1000 °C. In other words, across this regime, increasing grain size simultaneously decreases strength and increases ductility — the classic strength–ductility trade-off of a </w:t>
-      </w:r>
-      <w:del w:id="407" w:author="JMRT R1 revision" w:date="2026-08-08T23:47:00Z" w16du:dateUtc="2026-08-09T03:47:00Z">
-        <w:r>
-          <w:delText xml:space="preserve">single-phase-controlled </w:delText>
-        </w:r>
-      </w:del>
-      <w:r>
-        <w:t>structural metal</w:t>
-      </w:r>
-      <w:ins w:id="408" w:author="JMRT R1 revision" w:date="2026-08-08T23:47:00Z" w16du:dateUtc="2026-08-09T03:47:00Z">
-        <w:r>
-          <w:t xml:space="preserve"> whose flow stress is grain-size controlled</w:t>
-        </w:r>
-      </w:ins>
-      <w:r>
-        <w:t>. Above 1000 °C, elongation eases back slightly (29.7% at 1100 °C, 23.9% at 1200 °C), which we attribute to excessive coarsening reducing uniform elongation even as the matrix continues to soften. Throughout the sweep, the elastic modulus stays within ≈150–165 GPa, as expected for a structure-insensitive property of an essentially unchanged multi-phase mixture.</w:t>
-      </w:r>
-    </w:p>
-    <w:p>
-      <w:pPr>
-        <w:pStyle w:val="BodyText"/>
-        <w:rPr>
-          <w:ins w:id="409" w:author="JMRT R1 revision" w:date="2026-08-08T23:47:00Z" w16du:dateUtc="2026-08-09T03:47:00Z"/>
-        </w:rPr>
-      </w:pPr>
-      <w:del w:id="410" w:author="JMRT R1 revision" w:date="2026-08-08T23:47:00Z" w16du:dateUtc="2026-08-09T03:47:00Z">
-        <w:r>
-          <w:delText>4.3</w:delText>
-        </w:r>
-      </w:del>
-      <w:ins w:id="411" w:author="JMRT R1 revision" w:date="2026-08-08T23:47:00Z" w16du:dateUtc="2026-08-09T03:47:00Z">
-        <w:r>
-          <w:t>The peak elongation of ≈33% at 1000 °C deserves a comment in its own right. It is a respectable figure but not an exceptional one for a duplex γ + α Fe-Mn-Al alloy, and that is precisely the point: judged on conventional structural criteria this composition performs perfectly creditably, combining ≈670 MPa yield strength with ≈33% elongation. What it does not do is transform. The alloy is therefore best read not as a failed material but as a serviceable structural metal that was hypothesized to be a shape-m</w:t>
-        </w:r>
-        <w:r>
-          <w:t>emory alloy and is not one — a distinction that matters for how AI-proposed compositions should be evaluated (Sec. 4.4). Read against the low-density steels its chemistry places it among (Sec. 4.2), the numbers are ordinary rather than disappointing. That family spans yield strengths of ≈500–940 MPa, tensile strengths of ≈710–1020 MPa and elongations of 8–78% depending on which phases its microstructure contains</w:t>
-        </w:r>
-        <w:r>
-          <w:t xml:space="preserve"> [16], and the 1000–1200 °C conditions of </w:t>
+          <w:ins w:id="392" w:author="JMRT R1 revision" w:date="2026-08-09T02:38:00Z" w16du:dateUtc="2026-08-09T06:38:00Z"/>
+        </w:rPr>
+      </w:pPr>
+      <w:ins w:id="393" w:author="JMRT R1 revision" w:date="2026-08-09T02:38:00Z" w16du:dateUtc="2026-08-09T06:38:00Z">
+        <w:r>
+          <w:t>Two elements are exonerated by the same calculation. Silicon was added as a ferrite stabilizer and solid-solution strengthener, and it remains at its measured 2.04 at% in the carbon-free variant of both Si-bearing databases, which nonetheless return 100% α at 1200 °C; silicon therefore does not obstruct the single-phase field, and the shortfall in the as-cast alloy is not attributable to it. The reduction in Ni from 7.8 to 4.2 at% is held at its measured value by the same construction, but nickel deserves m</w:t>
+        </w:r>
+        <w:r>
+          <w:t>ore than that, because it is the substitution a reader would most reasonably expect to matter: the benchmark’s super-elasticity depends on NiAl precipitation and the LLM-alloy carries barely half the nickel. The scan reported in Sec. 3.4 addresses it directly, and the separation it produces is clean. Nickel has no influence whatever on the α solvus — with carbon present it stays at 1340 °C from 4.2 to 7.8 at% Ni, unchanged to within the resolution of the calculation — so</w:t>
+        </w:r>
+        <w:r>
+          <w:t xml:space="preserve"> </w:t>
         </w:r>
         <w:r>
           <w:rPr>
             <w:b/>
             <w:bCs/>
           </w:rPr>
-          <w:t>Table 2</w:t>
+          <w:t>restoring the benchmark’s own nickel content to this alloy would not have opened the solution-treatment window by a single degree.</w:t>
         </w:r>
         <w:r>
           <w:t xml:space="preserve"> </w:t>
         </w:r>
         <w:r>
-          <w:t>sit inside that envelope on all three measures (σ₀.₂ 502–673 MPa, UTS 938–967 MPa, elongation 23.9–33.4%), with the 900 °C condition just outside it. The colder anneals are far stronger than the envelope allows, but that is a consequence of form rather than chemistry: these are 0.36 mm wires still carrying the substructure of an ≈85% drawing reduction, not annealed plate. What the alloy lacks relative to the low-density steels is the carbon needed for κ-carbide strengthening (Sec. 4.2); what it lacks relati</w:t>
-        </w:r>
-        <w:r>
-          <w:t>ve to the shape-memory alloys is an accessible parent phase (Sec. 4.1). It is an unoptimized member of the first family rather than a failed member of the second, which is a more informative outcome than failure alone.</w:t>
-        </w:r>
-      </w:ins>
-    </w:p>
-    <w:p>
-      <w:pPr>
-        <w:pStyle w:val="Heading2"/>
-      </w:pPr>
-      <w:bookmarkStart w:id="412" w:name="implications-for-ai-guided-alloy-design"/>
-      <w:bookmarkEnd w:id="390"/>
-      <w:ins w:id="413" w:author="JMRT R1 revision" w:date="2026-08-08T23:47:00Z" w16du:dateUtc="2026-08-09T03:47:00Z">
-        <w:r>
-          <w:t>4.4</w:t>
-        </w:r>
-      </w:ins>
-      <w:r>
-        <w:t xml:space="preserve"> Implications for AI-guided alloy design</w:t>
-      </w:r>
-    </w:p>
-    <w:p>
-      <w:pPr>
-        <w:pStyle w:val="FirstParagraph"/>
-      </w:pPr>
-      <w:r>
-        <w:t xml:space="preserve">The AI-guided alloy design did not achieve the intended super-elastic or shape-memory behavior because the model primarily relied on thermodynamic and literature-based correlations rather than a complete understanding of the complex phase-transformation mechanisms required for functional Fe-based SMAs. As shown in this study, the </w:t>
-      </w:r>
-      <w:del w:id="414" w:author="JMRT R1 revision" w:date="2026-08-08T23:47:00Z" w16du:dateUtc="2026-08-09T03:47:00Z">
-        <w:r>
-          <w:delText>AI</w:delText>
-        </w:r>
-      </w:del>
-      <w:ins w:id="415" w:author="JMRT R1 revision" w:date="2026-08-08T23:47:00Z" w16du:dateUtc="2026-08-09T03:47:00Z">
-        <w:r>
-          <w:t>LLM</w:t>
-        </w:r>
-      </w:ins>
-      <w:r>
-        <w:t>-hypothesized alloy developed a stable multiphase microstructure consisting mainly of FCC γ and BCC α phases, and neither mechanical testing nor synchrotron diffraction provided evidence of stress-induced martensitic transformation; deformation was instead accommodated largely by conventional dislocation slip. Although the composition appeared reasonable from a thermodynamic and strengthening perspective, the AI model was unable to accurately predict the delicate balance among phase stability, transformatio</w:t>
-      </w:r>
-      <w:r>
-        <w:t>n driving force, defect structure, precipitation behavior, and processing history that governs pseudo-elasticity. This outcome highlights a current limitation of AI-assisted alloy design: available models are often trained on composition–property relationships and equilibrium thermodynamics, while kinetic effects and microstructure evolution during manufacturing remain insufficiently represented.</w:t>
-      </w:r>
+          <w:t>What nickel does control is how much ordered bcc can form, 5.5% to 13.9% at 700 °C across the same interval, which is precisely the B2 the design rationale was reaching for. The two elements therefore act on different parts of the problem: nickel sets how much B2 the alloy could form, and carbon sets whether there is ever an α matrix in which to form it coherently. They are not competing explanations of one failure, and the lower nickel content cannot substitute for carbon as its cause.</w:t>
+        </w:r>
+      </w:ins>
     </w:p>
     <w:p>
       <w:pPr>
         <w:pStyle w:val="BodyText"/>
         <w:rPr>
-          <w:ins w:id="416" w:author="JMRT R1 revision" w:date="2026-08-08T23:47:00Z" w16du:dateUtc="2026-08-09T03:47:00Z"/>
-        </w:rPr>
-      </w:pPr>
-      <w:ins w:id="417" w:author="JMRT R1 revision" w:date="2026-08-08T23:47:00Z" w16du:dateUtc="2026-08-09T03:47:00Z">
-        <w:r>
-          <w:t xml:space="preserve">The calculations reported here allow this limitation to be stated as a concrete and inexpensive remedy rather than a general caution. The screening step that would have caught this composition is a single equilibrium step diagram, evaluated not for the existence of the desired phase but for whether the phase fields required by the </w:t>
+          <w:ins w:id="394" w:author="JMRT R1 revision" w:date="2026-08-09T02:38:00Z" w16du:dateUtc="2026-08-09T06:38:00Z"/>
+        </w:rPr>
+      </w:pPr>
+      <w:ins w:id="395" w:author="JMRT R1 revision" w:date="2026-08-09T02:38:00Z" w16du:dateUtc="2026-08-09T06:38:00Z">
+        <w:r>
+          <w:t xml:space="preserve">Exonerating silicon of the primary failure is not the same as finding it inert, and the distinction matters because silicon was one of the two elements the agent added on its own initiative. Recovered at 2.04 at%, half the intended level, it cannot have delivered the solid-solution strengthening of the parent phase it was specified for; the calculation above shows it did not decisively shift α stability either. What it may well have done is contribute to the one ordered phase that did appear. Heo </w:t>
         </w:r>
         <w:r>
           <w:rPr>
             <w:i/>
             <w:iCs/>
           </w:rPr>
+          <w:t>et al.</w:t>
+        </w:r>
+        <w:r>
+          <w:t xml:space="preserve"> </w:t>
+        </w:r>
+        <w:r>
+          <w:t xml:space="preserve">[35] </w:t>
+        </w:r>
+        <w:r>
+          <w:t xml:space="preserve">examined precisely this substitution — silicon added to a Fe-Mn-Al-C low-density steel to recover the density benefit of aluminum that had been removed to suppress κ-carbide — and found it undesirable, because silicon instead promotes (Fe,Mn)₅(Si,Al)C together with the (Fe,Mn)₃(Al,Si) D0₃ ordered phase in the ferrite grains, with a serious loss of ductility. D0₃ is the ordered phase observed here (Sec. 3.3), and it is the phase that appears in the α constituent. We cannot separate a silicon contribution to </w:t>
+        </w:r>
+        <w:r>
+          <w:t>that ordering from an iron-aluminum one with two heats and no silicon-free control, so we do not claim it. The point is narrower and worth making anyway: an addition that the design rationale treated as a strengthener has a documented second role in this compositional field, as a promoter of the very ordering product that was found, and nothing in the reasoning that proposed it engaged with that role.</w:t>
+        </w:r>
+      </w:ins>
+    </w:p>
+    <w:p>
+      <w:pPr>
+        <w:pStyle w:val="BodyText"/>
+        <w:rPr>
+          <w:ins w:id="396" w:author="JMRT R1 revision" w:date="2026-08-09T02:38:00Z" w16du:dateUtc="2026-08-09T06:38:00Z"/>
+        </w:rPr>
+      </w:pPr>
+      <w:ins w:id="397" w:author="JMRT R1 revision" w:date="2026-08-09T02:38:00Z" w16du:dateUtc="2026-08-09T06:38:00Z">
+        <w:r>
+          <w:t>The limits of this conclusion should be stated as clearly as the conclusion itself. Carbon is decisive at the temperature where the process operates, not across the whole temperature range. Over roughly 850–1020 °C both the as-measured composition (</w:t>
+        </w:r>
+        <w:r>
+          <w:rPr>
+            <w:b/>
+            <w:bCs/>
+          </w:rPr>
+          <w:t>Fig. 7b</w:t>
+        </w:r>
+        <w:r>
+          <w:t xml:space="preserve">) and the carbon-free control are calculated to be fully austenitic, so the lower Al and Ni contents of the LLM-alloy do move the α/γ boundary independently of carbon. The defensible claim is therefore narrower and more useful than </w:t>
+        </w:r>
+        <w:r>
+          <w:t>“carbon caused the failure”</w:t>
+        </w:r>
+        <w:r>
+          <w:t>: carbon closes the single-phase α field at the solution-treatment temperature, and without that field the alloy cannot be brought into the parent state that super-elasticity requires, whatever the other elements do elsewhere. Nor is a calculated control a substitute for the experiment it stands in for. Casting this composition without carbon and processing it identically remains the direct test; what the calculation contributes is to reduce that test from an open compositional search to a single, well-spec</w:t>
+        </w:r>
+        <w:r>
+          <w:t>ified heat.</w:t>
+        </w:r>
+      </w:ins>
+    </w:p>
+    <w:p>
+      <w:pPr>
+        <w:pStyle w:val="BodyText"/>
+        <w:rPr>
+          <w:ins w:id="398" w:author="JMRT R1 revision" w:date="2026-08-09T02:38:00Z" w16du:dateUtc="2026-08-09T06:38:00Z"/>
+        </w:rPr>
+      </w:pPr>
+      <w:ins w:id="399" w:author="JMRT R1 revision" w:date="2026-08-09T02:38:00Z" w16du:dateUtc="2026-08-09T06:38:00Z">
+        <w:r>
+          <w:t>Carbon was added on the expectation that it would strengthen the parent phase interstitially and, through fine dispersed carbides, raise the resistance to slip enough to favor stress-induced transformation over plasticity. The calculations indicate that neither mechanism was available. Carbides are predicted to be stable only well below the processing range — M₂₃C₆ below ≈420 °C, κ-(Fe,Mn)₃AlC below ≈590 °C and never above ≈2.4% — so no carbide dispersion exists at or near 1200 °C to provide the intended st</w:t>
+        </w:r>
+        <w:r>
+          <w:t>rengthening, and none was observed. This places the LLM-alloy in an unfavorable position with respect to the Fe-Mn-Al-C lightweight-steel family, whose compositional field it otherwise resembles: those alloys derive their strength from κ-carbide precipitation at carbon contents of 1–1.5 wt%, an order of magnitude above the ≈0.10 wt% present here. The LLM-alloy carries enough carbon to incur the γ-stabilization penalty that destroys the shape-memory field, but not enough to collect the precipitation strength</w:t>
+        </w:r>
+        <w:r>
+          <w:t>ening that would justify it.</w:t>
+        </w:r>
+      </w:ins>
+    </w:p>
+    <w:p>
+      <w:pPr>
+        <w:pStyle w:val="BodyText"/>
+        <w:rPr>
+          <w:ins w:id="400" w:author="JMRT R1 revision" w:date="2026-08-09T02:38:00Z" w16du:dateUtc="2026-08-09T06:38:00Z"/>
+        </w:rPr>
+      </w:pPr>
+      <w:ins w:id="401" w:author="JMRT R1 revision" w:date="2026-08-09T02:38:00Z" w16du:dateUtc="2026-08-09T06:38:00Z">
+        <w:r>
+          <w:t>The comparison is worth drawing out, because it is the clearest single statement of what this alloy is. The Ni-alloyed Fe-Mn-Al-C low-density steels are built from the same four principal elements as the Fe-Mn-Al-Ni shape-memory alloys, at a similar nickel level, and they are known to produce the same ordered phases — B2 and D0₃ in the ferrite, κ-carbide in the austenite [16,17]</w:t>
+        </w:r>
+        <w:r>
+          <w:t>. What differs is the purpose those phases are put to. In the shape-memory alloys, coherent B2 within a single-phase α parent raises the resistance to slip so that a reversible transformation can outrun plasticity. In the low-density steels, the same precipitates are strengtheners in an alloy that is never intended to transform: the design objective is specific strength and ductility in a duplex or γ-majority structure, nickel is added specifically to form NiAl-type B2 and to hold it stable above the recrys</w:t>
+        </w:r>
+        <w:r>
+          <w:t>tallization temperature, and the ordering of α to B2 is a liability to be managed for its embrittling effect rather than a mechanism to be exploited</w:t>
+        </w:r>
+        <w:r>
+          <w:t xml:space="preserve"> [16]. Judged against that second family, the LLM-alloy is neither anomalous nor a failure. It is a γ-majority duplex Fe-Mn-Al-Ni-C alloy that orders and deforms by slip, which is what alloys of that chemistry do. The failure lies in the expectation that was attached to it, and the practical lesson is that a composition can sit in two literatures at once while satisfying the design intent of only one.</w:t>
+        </w:r>
+      </w:ins>
+    </w:p>
+    <w:p>
+      <w:pPr>
+        <w:pStyle w:val="BodyText"/>
+        <w:rPr>
+          <w:ins w:id="402" w:author="JMRT R1 revision" w:date="2026-08-09T02:38:00Z" w16du:dateUtc="2026-08-09T06:38:00Z"/>
+        </w:rPr>
+      </w:pPr>
+      <w:ins w:id="403" w:author="JMRT R1 revision" w:date="2026-08-09T02:38:00Z" w16du:dateUtc="2026-08-09T06:38:00Z">
+        <w:r>
+          <w:t>Two general points follow. First, the sensitivity of this alloy family to interstitial content is severe enough that carbon must be treated as a primary design variable rather than a minor addition, and specified and controlled accordingly — a 1000 ppm addition is not a perturbation here. Second, the calculation that establishes all of this takes minutes on a desktop computer and uses only openly available databases. Had it been run before melting, it would have rejected the composition at the point where t</w:t>
+        </w:r>
+        <w:r>
+          <w:t>he intended 1200 °C solution treatment was found to lie 140 °C below the alloy’s single-phase α field.</w:t>
+        </w:r>
+      </w:ins>
+    </w:p>
+    <w:p>
+      <w:pPr>
+        <w:pStyle w:val="Heading2"/>
+      </w:pPr>
+      <w:bookmarkStart w:id="404" w:name="X14190cefc5af7e6c61eb8a7f0ac8ec72264613c"/>
+      <w:bookmarkEnd w:id="384"/>
+      <w:ins w:id="405" w:author="JMRT R1 revision" w:date="2026-08-09T02:38:00Z" w16du:dateUtc="2026-08-09T06:38:00Z">
+        <w:r>
+          <w:t>4.3</w:t>
+        </w:r>
+      </w:ins>
+      <w:r>
+        <w:t xml:space="preserve"> Anneal-temperature dependence of mechanical properties</w:t>
+      </w:r>
+    </w:p>
+    <w:p>
+      <w:pPr>
+        <w:pStyle w:val="FirstParagraph"/>
+      </w:pPr>
+      <w:r>
+        <w:t xml:space="preserve">Although the </w:t>
+      </w:r>
+      <w:del w:id="406" w:author="JMRT R1 revision" w:date="2026-08-09T02:38:00Z" w16du:dateUtc="2026-08-09T06:38:00Z">
+        <w:r>
+          <w:delText xml:space="preserve">AI </w:delText>
+        </w:r>
+      </w:del>
+      <w:ins w:id="407" w:author="JMRT R1 revision" w:date="2026-08-09T02:38:00Z" w16du:dateUtc="2026-08-09T06:38:00Z">
+        <w:r>
+          <w:t>LLM-</w:t>
+        </w:r>
+      </w:ins>
+      <w:r>
+        <w:t>alloy did not show super-elastic behavior, its monotonic tensile behavior varies strongly with annealing temperature, and the trends are exactly those expected for a cold-drawn wire passing through recovery, recrystallization, and grain growth. Reading these as a single-specimen survey, three regimes emerge.</w:t>
+      </w:r>
+    </w:p>
+    <w:p>
+      <w:pPr>
+        <w:pStyle w:val="BodyText"/>
+      </w:pPr>
+      <w:r>
+        <w:t>At the lowest temperatures (600–700 °C) the wire is very strong but essentially brittle: tensile strengths of ≈2009–2293 MPa and yield strengths of ≈1683–1948 MPa, but elongation of only ≈2%. These temperatures are below the recrystallization range of the heavily cold-drawn wire, so annealing here drives only recovery (relief of residual drawing stresses and partial rearrangement of the dislocation substructure) without nucleating new strain-free grains. The high dislocation density retained from cold drawi</w:t>
+      </w:r>
+      <w:r>
+        <w:t>ng is what sustains the high strength, and the small ductility gains in this window reflect stress relief rather than any genuine restoration of formability; the wire still fractures soon after yield.</w:t>
+      </w:r>
+    </w:p>
+    <w:p>
+      <w:pPr>
+        <w:pStyle w:val="BodyText"/>
+      </w:pPr>
+      <w:r>
+        <w:t xml:space="preserve">The abrupt change near 800 °C </w:t>
+      </w:r>
+      <w:del w:id="408" w:author="JMRT R1 revision" w:date="2026-08-09T02:38:00Z" w16du:dateUtc="2026-08-09T06:38:00Z">
+        <w:r>
+          <w:delText>marks</w:delText>
+        </w:r>
+      </w:del>
+      <w:ins w:id="409" w:author="JMRT R1 revision" w:date="2026-08-09T02:38:00Z" w16du:dateUtc="2026-08-09T06:38:00Z">
+        <w:r>
+          <w:t>is consistent with</w:t>
+        </w:r>
+      </w:ins>
+      <w:r>
+        <w:t xml:space="preserve"> the onset of recrystallization. Elongation jumps from 2.2% at 700 °C to 24.0% at 800 °C, while tensile strength falls from 2009 to 1216 MPa and yield strength from 1683 to 1167 MPa. </w:t>
+      </w:r>
+      <w:del w:id="410" w:author="JMRT R1 revision" w:date="2026-08-09T02:38:00Z" w16du:dateUtc="2026-08-09T06:38:00Z">
+        <w:r>
+          <w:delText>This</w:delText>
+        </w:r>
+      </w:del>
+      <w:ins w:id="411" w:author="JMRT R1 revision" w:date="2026-08-09T02:38:00Z" w16du:dateUtc="2026-08-09T06:38:00Z">
+        <w:r>
+          <w:t>A</w:t>
+        </w:r>
+      </w:ins>
+      <w:r>
+        <w:t xml:space="preserve"> discontinuity</w:t>
+      </w:r>
+      <w:ins w:id="412" w:author="JMRT R1 revision" w:date="2026-08-09T02:38:00Z" w16du:dateUtc="2026-08-09T06:38:00Z">
+        <w:r>
+          <w:t xml:space="preserve"> of this kind</w:t>
+        </w:r>
+      </w:ins>
+      <w:r>
+        <w:t xml:space="preserve"> — rather than a smooth softening — is the signature of recrystallization: new equiaxed, strain-free grains nucleate and consume the deformed matrix, removing most of the stored dislocation content and abruptly restoring ductility. </w:t>
+      </w:r>
+      <w:del w:id="413" w:author="JMRT R1 revision" w:date="2026-08-09T02:38:00Z" w16du:dateUtc="2026-08-09T06:38:00Z">
+        <w:r>
+          <w:delText>It is this recrystallization threshold, not a gradual process, that makes ductility appear only above ≈800 °C</w:delText>
+        </w:r>
+      </w:del>
+      <w:ins w:id="414" w:author="JMRT R1 revision" w:date="2026-08-09T02:38:00Z" w16du:dateUtc="2026-08-09T06:38:00Z">
+        <w:r>
+          <w:t>We infer the recrystallization threshold from the mechanical response rather than observe it directly, since micrographs were not taken at every anneal temperature; electron backscatter diffraction across the anneal series would settle it</w:t>
+        </w:r>
+      </w:ins>
+      <w:r>
+        <w:t>.</w:t>
+      </w:r>
+    </w:p>
+    <w:p>
+      <w:pPr>
+        <w:pStyle w:val="BodyText"/>
+      </w:pPr>
+      <w:r>
+        <w:t xml:space="preserve">From 800 to 1200 °C the </w:t>
+      </w:r>
+      <w:del w:id="415" w:author="JMRT R1 revision" w:date="2026-08-09T02:38:00Z" w16du:dateUtc="2026-08-09T06:38:00Z">
+        <w:r>
+          <w:delText>wire</w:delText>
+        </w:r>
+      </w:del>
+      <w:ins w:id="416" w:author="JMRT R1 revision" w:date="2026-08-09T02:38:00Z" w16du:dateUtc="2026-08-09T06:38:00Z">
+        <w:r>
+          <w:t>behaviour</w:t>
+        </w:r>
+      </w:ins>
+      <w:r>
+        <w:t xml:space="preserve"> is </w:t>
+      </w:r>
+      <w:del w:id="417" w:author="JMRT R1 revision" w:date="2026-08-09T02:38:00Z" w16du:dateUtc="2026-08-09T06:38:00Z">
+        <w:r>
+          <w:delText>fully</w:delText>
+        </w:r>
+      </w:del>
+      <w:ins w:id="418" w:author="JMRT R1 revision" w:date="2026-08-09T02:38:00Z" w16du:dateUtc="2026-08-09T06:38:00Z">
+        <w:r>
+          <w:t>that of a</w:t>
+        </w:r>
+      </w:ins>
+      <w:r>
+        <w:t xml:space="preserve"> recrystallized </w:t>
+      </w:r>
+      <w:del w:id="419" w:author="JMRT R1 revision" w:date="2026-08-09T02:38:00Z" w16du:dateUtc="2026-08-09T06:38:00Z">
+        <w:r>
+          <w:delText>and</w:delText>
+        </w:r>
+      </w:del>
+      <w:ins w:id="420" w:author="JMRT R1 revision" w:date="2026-08-09T02:38:00Z" w16du:dateUtc="2026-08-09T06:38:00Z">
+        <w:r>
+          <w:t>wire in which</w:t>
+        </w:r>
+      </w:ins>
+      <w:r>
+        <w:t xml:space="preserve"> the dominant process is grain growth. Yield strength falls monotonically with temperature (1167 → 502 MPa) as a result of continuous grain growth; larger grains allow more uniform slip, which raises elongation to a peak of ≈33% near 1000 °C. In other words, across this regime, increasing grain size simultaneously decreases strength and increases ductility — the classic strength–ductility trade-off of a </w:t>
+      </w:r>
+      <w:del w:id="421" w:author="JMRT R1 revision" w:date="2026-08-09T02:38:00Z" w16du:dateUtc="2026-08-09T06:38:00Z">
+        <w:r>
+          <w:delText xml:space="preserve">single-phase-controlled </w:delText>
+        </w:r>
+      </w:del>
+      <w:r>
+        <w:t>structural metal</w:t>
+      </w:r>
+      <w:ins w:id="422" w:author="JMRT R1 revision" w:date="2026-08-09T02:38:00Z" w16du:dateUtc="2026-08-09T06:38:00Z">
+        <w:r>
+          <w:t xml:space="preserve"> whose flow stress is grain-size controlled</w:t>
+        </w:r>
+      </w:ins>
+      <w:r>
+        <w:t>. Above 1000 °C, elongation eases back slightly (29.7% at 1100 °C, 23.9% at 1200 °C), which we attribute to excessive coarsening reducing uniform elongation even as the matrix continues to soften. Throughout the sweep, the elastic modulus stays within ≈150–165 GPa, as expected for a structure-insensitive property of an essentially unchanged multi-phase mixture.</w:t>
+      </w:r>
+    </w:p>
+    <w:p>
+      <w:pPr>
+        <w:pStyle w:val="BodyText"/>
+        <w:rPr>
+          <w:ins w:id="423" w:author="JMRT R1 revision" w:date="2026-08-09T02:38:00Z" w16du:dateUtc="2026-08-09T06:38:00Z"/>
+        </w:rPr>
+      </w:pPr>
+      <w:del w:id="424" w:author="JMRT R1 revision" w:date="2026-08-09T02:38:00Z" w16du:dateUtc="2026-08-09T06:38:00Z">
+        <w:r>
+          <w:delText>4.3</w:delText>
+        </w:r>
+      </w:del>
+      <w:ins w:id="425" w:author="JMRT R1 revision" w:date="2026-08-09T02:38:00Z" w16du:dateUtc="2026-08-09T06:38:00Z">
+        <w:r>
+          <w:t>The peak elongation of ≈33% at 1000 °C deserves a comment in its own right. It is a respectable figure but not an exceptional one for a duplex γ + α Fe-Mn-Al alloy, and that is precisely the point: judged on conventional structural criteria this composition performs perfectly creditably, combining ≈670 MPa yield strength with ≈33% elongation. What it does not do is transform. The alloy is therefore best read not as a failed material but as a serviceable structural metal that was hypothesized to be a shape-m</w:t>
+        </w:r>
+        <w:r>
+          <w:t>emory alloy and is not one — a distinction that matters for how AI-proposed compositions should be evaluated (Sec. 4.4). Read against the low-density steels its chemistry places it among (Sec. 4.2), the numbers are ordinary rather than disappointing. That family spans yield strengths of ≈500–940 MPa, tensile strengths of ≈710–1020 MPa and elongations of 8–78% depending on which phases its microstructure contains</w:t>
+        </w:r>
+        <w:r>
+          <w:t xml:space="preserve"> [16], and the 1000–1200 °C conditions of </w:t>
+        </w:r>
+        <w:r>
+          <w:rPr>
+            <w:b/>
+            <w:bCs/>
+          </w:rPr>
+          <w:t>Table 2</w:t>
+        </w:r>
+        <w:r>
+          <w:t xml:space="preserve"> </w:t>
+        </w:r>
+        <w:r>
+          <w:t>sit inside that envelope on all three measures (σ₀.₂ 502–673 MPa, UTS 938–967 MPa, elongation 23.9–33.4%), with the 900 °C condition just outside it. The colder anneals are far stronger than the envelope allows, but that is a consequence of form rather than chemistry: these are 0.36 mm wires still carrying the substructure of an ≈85% drawing reduction, not annealed plate. What the alloy lacks relative to the low-density steels is the carbon needed for κ-carbide strengthening (Sec. 4.2); what it lacks relati</w:t>
+        </w:r>
+        <w:r>
+          <w:t>ve to the shape-memory alloys is an accessible parent phase (Sec. 4.1). It is an unoptimized member of the first family rather than a failed member of the second, which is a more informative outcome than failure alone.</w:t>
+        </w:r>
+      </w:ins>
+    </w:p>
+    <w:p>
+      <w:pPr>
+        <w:pStyle w:val="Heading2"/>
+      </w:pPr>
+      <w:bookmarkStart w:id="426" w:name="implications-for-ai-guided-alloy-design"/>
+      <w:bookmarkEnd w:id="404"/>
+      <w:ins w:id="427" w:author="JMRT R1 revision" w:date="2026-08-09T02:38:00Z" w16du:dateUtc="2026-08-09T06:38:00Z">
+        <w:r>
+          <w:t>4.4</w:t>
+        </w:r>
+      </w:ins>
+      <w:r>
+        <w:t xml:space="preserve"> Implications for AI-guided alloy design</w:t>
+      </w:r>
+    </w:p>
+    <w:p>
+      <w:pPr>
+        <w:pStyle w:val="FirstParagraph"/>
+      </w:pPr>
+      <w:r>
+        <w:t xml:space="preserve">The AI-guided alloy design did not achieve the intended super-elastic or shape-memory behavior because the model primarily relied on thermodynamic and literature-based correlations rather than a complete understanding of the complex phase-transformation mechanisms required for functional Fe-based SMAs. As shown in this study, the </w:t>
+      </w:r>
+      <w:del w:id="428" w:author="JMRT R1 revision" w:date="2026-08-09T02:38:00Z" w16du:dateUtc="2026-08-09T06:38:00Z">
+        <w:r>
+          <w:delText>AI</w:delText>
+        </w:r>
+      </w:del>
+      <w:ins w:id="429" w:author="JMRT R1 revision" w:date="2026-08-09T02:38:00Z" w16du:dateUtc="2026-08-09T06:38:00Z">
+        <w:r>
+          <w:t>LLM</w:t>
+        </w:r>
+      </w:ins>
+      <w:r>
+        <w:t>-hypothesized alloy developed a stable multiphase microstructure consisting mainly of FCC γ and BCC α phases, and neither mechanical testing nor synchrotron diffraction provided evidence of stress-induced martensitic transformation; deformation was instead accommodated largely by conventional dislocation slip. Although the composition appeared reasonable from a thermodynamic and strengthening perspective, the AI model was unable to accurately predict the delicate balance among phase stability, transformatio</w:t>
+      </w:r>
+      <w:r>
+        <w:t>n driving force, defect structure, precipitation behavior, and processing history that governs pseudo-elasticity. This outcome highlights a current limitation of AI-assisted alloy design: available models are often trained on composition–property relationships and equilibrium thermodynamics, while kinetic effects and microstructure evolution during manufacturing remain insufficiently represented.</w:t>
+      </w:r>
+    </w:p>
+    <w:p>
+      <w:pPr>
+        <w:pStyle w:val="BodyText"/>
+        <w:rPr>
+          <w:ins w:id="430" w:author="JMRT R1 revision" w:date="2026-08-09T02:38:00Z" w16du:dateUtc="2026-08-09T06:38:00Z"/>
+        </w:rPr>
+      </w:pPr>
+      <w:ins w:id="431" w:author="JMRT R1 revision" w:date="2026-08-09T02:38:00Z" w16du:dateUtc="2026-08-09T06:38:00Z">
+        <w:r>
+          <w:t xml:space="preserve">The calculations reported here allow this limitation to be stated as a concrete and inexpensive remedy rather than a general caution. The screening step that would have caught this composition is a single equilibrium step diagram, evaluated not for the existence of the desired phase but for whether the phase fields required by the </w:t>
+        </w:r>
+        <w:r>
+          <w:rPr>
+            <w:i/>
+            <w:iCs/>
+          </w:rPr>
           <w:t>intended processing route</w:t>
         </w:r>
         <w:r>
@@ -6023,18 +6267,24 @@
       <w:pPr>
         <w:pStyle w:val="BodyText"/>
         <w:rPr>
-          <w:ins w:id="418" w:author="JMRT R1 revision" w:date="2026-08-08T23:47:00Z" w16du:dateUtc="2026-08-09T03:47:00Z"/>
-        </w:rPr>
-      </w:pPr>
-      <w:ins w:id="419" w:author="JMRT R1 revision" w:date="2026-08-08T23:47:00Z" w16du:dateUtc="2026-08-09T03:47:00Z">
-        <w:r>
-          <w:t>The scope of what a single experiment can support should be stated plainly. One composition, proposed by one agent in one session and processed by one route, is a case study and not an evaluation of AI-assisted alloy design as a practice. Nothing here establishes a failure rate, and a different prompt, a different agent, or a different processing window might well have produced a different outcome; the experimental claims of this paper are bounded accordingly. What generalises is narrower, and we think more</w:t>
-        </w:r>
-        <w:r>
-          <w:t xml:space="preserve"> useful. The failure mode was not exotic or specific to this composition — it was a phase field lying in the wrong place relative to the temperatures at which the alloy can be annealed, and it was diagnosable in minutes by a calculation requiring no proprietary software and no measurement on the candidate itself. A design workflow that terminates in a plausible narrative cannot catch that; one that terminates in a verified calculation can. That claim rests on the diagnosis rather than on the sample size, an</w:t>
-        </w:r>
-        <w:r>
-          <w:t>d it is the claim we make.</w:t>
+          <w:ins w:id="432" w:author="JMRT R1 revision" w:date="2026-08-09T02:38:00Z" w16du:dateUtc="2026-08-09T06:38:00Z"/>
+        </w:rPr>
+      </w:pPr>
+      <w:ins w:id="433" w:author="JMRT R1 revision" w:date="2026-08-09T02:38:00Z" w16du:dateUtc="2026-08-09T06:38:00Z">
+        <w:r>
+          <w:t>The scope of what a single experiment can support should be stated plainly. One composition, proposed by one agent in one session and processed by one route, is a case study and not an evaluation of AI-assisted alloy design as a practice. Nothing here establishes a failure rate, and a different prompt, a different agent, or a different processing window might well have produced a different outcome; the experimental claims of this paper are bounded accordingly. Three specific tests remain open, and are named</w:t>
+        </w:r>
+        <w:r>
+          <w:t xml:space="preserve"> here rather than left implicit. A solution-and-ageing window optimised for this composition, rather than inherited from the benchmark, would establish whether any accessible treatment can produce a transforming state — the route used here was biased in the LLM-alloy’s favour (Sec. 4.1) but was not optimised for it. An in-situ or loading-stage diffraction measurement would observe the material under load instead of after unloading, closing the one gap that ex-situ patterns cannot (Sec. 3.3). And the carbon-</w:t>
+        </w:r>
+        <w:r>
+          <w:t>free heat of Sec. 4.2 remains the direct experimental form of the control that was performed here in silico. None of the three is expected to overturn the phase-stability diagnosis, which rests on where the single-phase α field lies relative to the annealing limit and is therefore a property of the composition rather than of the treatment; but each bounds a different part of the claim, and the paper does not assert what they would show. What generalises is narrower, and we think more useful. The failure mod</w:t>
+        </w:r>
+        <w:r>
+          <w:t>e was not exotic or specific to this composition — it was a phase field lying in the wrong place relative to the temperatures at which the alloy can be annealed, and it was diagnosable in minutes by a calculation requiring no proprietary software and no measurement on the candidate itself. A design workflow that terminates in a plausible narrative cannot catch that; one that terminates in a verified calculation can. That claim rests on the diagnosis rather than on the sample size, and it is the claim we mak</w:t>
+        </w:r>
+        <w:r>
+          <w:t>e.</w:t>
         </w:r>
       </w:ins>
     </w:p>
@@ -6042,10 +6292,10 @@
       <w:pPr>
         <w:pStyle w:val="BodyText"/>
         <w:rPr>
-          <w:ins w:id="420" w:author="JMRT R1 revision" w:date="2026-08-08T23:47:00Z" w16du:dateUtc="2026-08-09T03:47:00Z"/>
-        </w:rPr>
-      </w:pPr>
-      <w:ins w:id="421" w:author="JMRT R1 revision" w:date="2026-08-08T23:47:00Z" w16du:dateUtc="2026-08-09T03:47:00Z">
+          <w:ins w:id="434" w:author="JMRT R1 revision" w:date="2026-08-09T02:38:00Z" w16du:dateUtc="2026-08-09T06:38:00Z"/>
+        </w:rPr>
+      </w:pPr>
+      <w:ins w:id="435" w:author="JMRT R1 revision" w:date="2026-08-09T02:38:00Z" w16du:dateUtc="2026-08-09T06:38:00Z">
         <w:r>
           <w:t xml:space="preserve">It is also worth saying what a negative result of this kind is good for, since such results are rarely published in this area. A single validated failure with an identified mechanism does more to constrain the design space than a comparable number of untested proposals: it converts “this family of compositions may or may not work” into “compositions in this family whose single-phase α field lies above the practical annealing limit will not work, and here is how to check in advance.” </w:t>
         </w:r>
@@ -6079,9 +6329,9 @@
       <w:pPr>
         <w:pStyle w:val="Heading1"/>
       </w:pPr>
-      <w:bookmarkStart w:id="422" w:name="conclusions"/>
-      <w:bookmarkEnd w:id="324"/>
-      <w:bookmarkEnd w:id="412"/>
+      <w:bookmarkStart w:id="436" w:name="conclusions"/>
+      <w:bookmarkEnd w:id="334"/>
+      <w:bookmarkEnd w:id="426"/>
       <w:r>
         <w:t>5. Conclusions</w:t>
       </w:r>
@@ -6103,12 +6353,12 @@
       <w:r>
         <w:t xml:space="preserve"> </w:t>
       </w:r>
-      <w:del w:id="423" w:author="JMRT R1 revision" w:date="2026-08-08T23:47:00Z" w16du:dateUtc="2026-08-09T03:47:00Z">
+      <w:del w:id="437" w:author="JMRT R1 revision" w:date="2026-08-09T02:38:00Z" w16du:dateUtc="2026-08-09T06:38:00Z">
         <w:r>
           <w:delText>under identical processing conditions. The AI-designed alloy developed a stable dual-phase FCC/BCC microstructure and exhibited deformation primarily through dislocation slip rather than stress-induced martensitic transformation. Consequently, neither super-elasticity nor shape-memory behavior was observed, whereas the reference alloy showed clear evidence of transformational deformation</w:delText>
         </w:r>
       </w:del>
-      <w:ins w:id="424" w:author="JMRT R1 revision" w:date="2026-08-08T23:47:00Z" w16du:dateUtc="2026-08-09T03:47:00Z">
+      <w:ins w:id="438" w:author="JMRT R1 revision" w:date="2026-08-09T02:38:00Z" w16du:dateUtc="2026-08-09T06:38:00Z">
         <w:r>
           <w:t>under the same nominal processing route</w:t>
         </w:r>
@@ -6121,10 +6371,10 @@
       <w:pPr>
         <w:pStyle w:val="BodyText"/>
         <w:rPr>
-          <w:ins w:id="425" w:author="JMRT R1 revision" w:date="2026-08-08T23:47:00Z" w16du:dateUtc="2026-08-09T03:47:00Z"/>
-        </w:rPr>
-      </w:pPr>
-      <w:ins w:id="426" w:author="JMRT R1 revision" w:date="2026-08-08T23:47:00Z" w16du:dateUtc="2026-08-09T03:47:00Z">
+          <w:ins w:id="439" w:author="JMRT R1 revision" w:date="2026-08-09T02:38:00Z" w16du:dateUtc="2026-08-09T06:38:00Z"/>
+        </w:rPr>
+      </w:pPr>
+      <w:ins w:id="440" w:author="JMRT R1 revision" w:date="2026-08-09T02:38:00Z" w16du:dateUtc="2026-08-09T06:38:00Z">
         <w:r>
           <w:t>What was observed is the following. The LLM-alloy proved readily castable and drew to 0.36 mm wire without difficulty. Across seven anneal temperatures its 0.2% proof stress fell from 1948 to 502 MPa and its elongation peaked at 33%, but in no condition — including after the 200 °C / 3 h age reported to develop pseudo-elasticity in this family — did the unloading curve depart from elastic springback. The benchmark, processed identically and given no age at all, recovered ≈0.5% strain on heating. Synchrotron</w:t>
         </w:r>
@@ -6137,10 +6387,10 @@
       <w:pPr>
         <w:pStyle w:val="BodyText"/>
         <w:rPr>
-          <w:ins w:id="427" w:author="JMRT R1 revision" w:date="2026-08-08T23:47:00Z" w16du:dateUtc="2026-08-09T03:47:00Z"/>
-        </w:rPr>
-      </w:pPr>
-      <w:ins w:id="428" w:author="JMRT R1 revision" w:date="2026-08-08T23:47:00Z" w16du:dateUtc="2026-08-09T03:47:00Z">
+          <w:ins w:id="441" w:author="JMRT R1 revision" w:date="2026-08-09T02:38:00Z" w16du:dateUtc="2026-08-09T06:38:00Z"/>
+        </w:rPr>
+      </w:pPr>
+      <w:ins w:id="442" w:author="JMRT R1 revision" w:date="2026-08-09T02:38:00Z" w16du:dateUtc="2026-08-09T06:38:00Z">
         <w:r>
           <w:t>What we interpret from this is that the LLM-alloy accommodates deformation by dislocation slip rather than stress-induced martensitic transformation, and that it does so because the parent phase the transformation requires is largely absent rather than because it is present but unwilling to transform.</w:t>
         </w:r>
@@ -6150,10 +6400,10 @@
       <w:pPr>
         <w:pStyle w:val="BodyText"/>
         <w:rPr>
-          <w:ins w:id="429" w:author="JMRT R1 revision" w:date="2026-08-08T23:47:00Z" w16du:dateUtc="2026-08-09T03:47:00Z"/>
-        </w:rPr>
-      </w:pPr>
-      <w:ins w:id="430" w:author="JMRT R1 revision" w:date="2026-08-08T23:47:00Z" w16du:dateUtc="2026-08-09T03:47:00Z">
+          <w:ins w:id="443" w:author="JMRT R1 revision" w:date="2026-08-09T02:38:00Z" w16du:dateUtc="2026-08-09T06:38:00Z"/>
+        </w:rPr>
+      </w:pPr>
+      <w:ins w:id="444" w:author="JMRT R1 revision" w:date="2026-08-09T02:38:00Z" w16du:dateUtc="2026-08-09T06:38:00Z">
         <w:r>
           <w:t xml:space="preserve">Equilibrium CALPHAD calculations, performed with three independent open databases and validated against the benchmark alloy, identify the origin of this failure. The benchmark solution-treats to single-phase α at 1200 °C and orders on cooling below ≈1090 °C to the ≈20% ordered bcc that its processing route requires. The LLM-alloy does neither: at 1200 °C it is a two-phase α + γ mixture, and its single-phase α field lies at ≈1340 °C, above the temperature at which the alloy can be annealed without oxidation </w:t>
         </w:r>
@@ -6166,18 +6416,18 @@
       <w:pPr>
         <w:pStyle w:val="BodyText"/>
         <w:rPr>
-          <w:ins w:id="431" w:author="JMRT R1 revision" w:date="2026-08-08T23:47:00Z" w16du:dateUtc="2026-08-09T03:47:00Z"/>
+          <w:ins w:id="445" w:author="JMRT R1 revision" w:date="2026-08-09T02:38:00Z" w16du:dateUtc="2026-08-09T06:38:00Z"/>
         </w:rPr>
       </w:pPr>
       <w:r>
         <w:t xml:space="preserve">These results highlight an important limitation of current AI-assisted alloy design. While AI can rapidly generate compositionally plausible alloy candidates based on thermodynamic considerations and literature knowledge, it does not yet fully capture the complex interactions among composition, processing, microstructure evolution, and deformation mechanisms that govern shape-memory performance. </w:t>
       </w:r>
-      <w:del w:id="432" w:author="JMRT R1 revision" w:date="2026-08-08T23:47:00Z" w16du:dateUtc="2026-08-09T03:47:00Z">
+      <w:del w:id="446" w:author="JMRT R1 revision" w:date="2026-08-09T02:38:00Z" w16du:dateUtc="2026-08-09T06:38:00Z">
         <w:r>
           <w:delText>Nevertheless</w:delText>
         </w:r>
       </w:del>
-      <w:ins w:id="433" w:author="JMRT R1 revision" w:date="2026-08-08T23:47:00Z" w16du:dateUtc="2026-08-09T03:47:00Z">
+      <w:ins w:id="447" w:author="JMRT R1 revision" w:date="2026-08-09T02:38:00Z" w16du:dateUtc="2026-08-09T06:38:00Z">
         <w:r>
           <w:t>They also point to a specific and inexpensive remedy: an equilibrium step diagram, checked for overlap between the phase fields the intended processing route requires and the temperatures at which that route can be run, would have rejected this composition before 2 kg of it was melted.</w:t>
         </w:r>
@@ -6187,7 +6437,7 @@
       <w:pPr>
         <w:pStyle w:val="BodyText"/>
       </w:pPr>
-      <w:ins w:id="434" w:author="JMRT R1 revision" w:date="2026-08-08T23:47:00Z" w16du:dateUtc="2026-08-09T03:47:00Z">
+      <w:ins w:id="448" w:author="JMRT R1 revision" w:date="2026-08-09T02:38:00Z" w16du:dateUtc="2026-08-09T06:38:00Z">
         <w:r>
           <w:t>Three limitations bound these conclusions. First, this is a single composition from a single agent session processed by a single route: the experimental findings are a case study, and the generalisable claim is the diagnostic one about pre-screening rather than any statement about how often such workflows fail. Second, composition-only reasoning of the kind the agent performed is intrinsically blind to the distinction that decided this case — not whether a phase is stable, but whether the temperature at whi</w:t>
         </w:r>
@@ -6210,8 +6460,8 @@
       <w:pPr>
         <w:pStyle w:val="Heading1"/>
       </w:pPr>
-      <w:bookmarkStart w:id="435" w:name="acknowledgments"/>
-      <w:bookmarkEnd w:id="422"/>
+      <w:bookmarkStart w:id="449" w:name="acknowledgments"/>
+      <w:bookmarkEnd w:id="436"/>
       <w:r>
         <w:t>Acknowledgments</w:t>
       </w:r>
@@ -6243,8 +6493,8 @@
       <w:pPr>
         <w:pStyle w:val="Heading1"/>
       </w:pPr>
-      <w:bookmarkStart w:id="436" w:name="declarations"/>
-      <w:bookmarkEnd w:id="435"/>
+      <w:bookmarkStart w:id="450" w:name="declarations"/>
+      <w:bookmarkEnd w:id="449"/>
       <w:r>
         <w:t>Declarations</w:t>
       </w:r>
@@ -6296,12 +6546,12 @@
       <w:r>
         <w:t xml:space="preserve"> </w:t>
       </w:r>
-      <w:del w:id="437" w:author="JMRT R1 revision" w:date="2026-08-08T23:47:00Z" w16du:dateUtc="2026-08-09T03:47:00Z">
+      <w:del w:id="451" w:author="JMRT R1 revision" w:date="2026-08-09T02:38:00Z" w16du:dateUtc="2026-08-09T06:38:00Z">
         <w:r>
           <w:delText>An</w:delText>
         </w:r>
       </w:del>
-      <w:ins w:id="438" w:author="JMRT R1 revision" w:date="2026-08-08T23:47:00Z" w16du:dateUtc="2026-08-09T03:47:00Z">
+      <w:ins w:id="452" w:author="JMRT R1 revision" w:date="2026-08-09T02:38:00Z" w16du:dateUtc="2026-08-09T06:38:00Z">
         <w:r>
           <w:t>Generative AI enters this work in two distinct roles, which are reported separately. First, an</w:t>
         </w:r>
@@ -6309,12 +6559,12 @@
       <w:r>
         <w:t xml:space="preserve"> LLM deep-research agent (Google Gemini 2.5, Deep Research) was used to hypothesize the </w:t>
       </w:r>
-      <w:del w:id="439" w:author="JMRT R1 revision" w:date="2026-08-08T23:47:00Z" w16du:dateUtc="2026-08-09T03:47:00Z">
+      <w:del w:id="453" w:author="JMRT R1 revision" w:date="2026-08-09T02:38:00Z" w16du:dateUtc="2026-08-09T06:38:00Z">
         <w:r>
           <w:delText>AI</w:delText>
         </w:r>
       </w:del>
-      <w:ins w:id="440" w:author="JMRT R1 revision" w:date="2026-08-08T23:47:00Z" w16du:dateUtc="2026-08-09T03:47:00Z">
+      <w:ins w:id="454" w:author="JMRT R1 revision" w:date="2026-08-09T02:38:00Z" w16du:dateUtc="2026-08-09T06:38:00Z">
         <w:r>
           <w:t>LLM</w:t>
         </w:r>
@@ -6322,12 +6572,12 @@
       <w:r>
         <w:t>-alloy composition under study, as described in Sec. 2.1; this use is a study method</w:t>
       </w:r>
-      <w:del w:id="441" w:author="JMRT R1 revision" w:date="2026-08-08T23:47:00Z" w16du:dateUtc="2026-08-09T03:47:00Z">
+      <w:del w:id="455" w:author="JMRT R1 revision" w:date="2026-08-09T02:38:00Z" w16du:dateUtc="2026-08-09T06:38:00Z">
         <w:r>
           <w:delText>, not a manuscript-</w:delText>
         </w:r>
       </w:del>
-      <w:ins w:id="442" w:author="JMRT R1 revision" w:date="2026-08-08T23:47:00Z" w16du:dateUtc="2026-08-09T03:47:00Z">
+      <w:ins w:id="456" w:author="JMRT R1 revision" w:date="2026-08-09T02:38:00Z" w16du:dateUtc="2026-08-09T06:38:00Z">
         <w:r>
           <w:t xml:space="preserve"> and is itself the object of the investigation. Second, during </w:t>
         </w:r>
@@ -6335,12 +6585,12 @@
       <w:r>
         <w:t xml:space="preserve">preparation </w:t>
       </w:r>
-      <w:del w:id="443" w:author="JMRT R1 revision" w:date="2026-08-08T23:47:00Z" w16du:dateUtc="2026-08-09T03:47:00Z">
+      <w:del w:id="457" w:author="JMRT R1 revision" w:date="2026-08-09T02:38:00Z" w16du:dateUtc="2026-08-09T06:38:00Z">
         <w:r>
           <w:delText xml:space="preserve">aid. No </w:delText>
         </w:r>
       </w:del>
-      <w:ins w:id="444" w:author="JMRT R1 revision" w:date="2026-08-08T23:47:00Z" w16du:dateUtc="2026-08-09T03:47:00Z">
+      <w:ins w:id="458" w:author="JMRT R1 revision" w:date="2026-08-09T02:38:00Z" w16du:dateUtc="2026-08-09T06:38:00Z">
         <w:r>
           <w:t xml:space="preserve">of this revision a </w:t>
         </w:r>
@@ -6348,12 +6598,12 @@
       <w:r>
         <w:t xml:space="preserve">generative AI </w:t>
       </w:r>
-      <w:del w:id="445" w:author="JMRT R1 revision" w:date="2026-08-08T23:47:00Z" w16du:dateUtc="2026-08-09T03:47:00Z">
+      <w:del w:id="459" w:author="JMRT R1 revision" w:date="2026-08-09T02:38:00Z" w16du:dateUtc="2026-08-09T06:38:00Z">
         <w:r>
           <w:delText xml:space="preserve">tools were </w:delText>
         </w:r>
       </w:del>
-      <w:ins w:id="446" w:author="JMRT R1 revision" w:date="2026-08-08T23:47:00Z" w16du:dateUtc="2026-08-09T03:47:00Z">
+      <w:ins w:id="460" w:author="JMRT R1 revision" w:date="2026-08-09T02:38:00Z" w16du:dateUtc="2026-08-09T06:38:00Z">
         <w:r>
           <w:t xml:space="preserve">assistant (Anthropic Claude) was </w:t>
         </w:r>
@@ -6361,7 +6611,7 @@
       <w:r>
         <w:t xml:space="preserve">used to </w:t>
       </w:r>
-      <w:ins w:id="447" w:author="JMRT R1 revision" w:date="2026-08-08T23:47:00Z" w16du:dateUtc="2026-08-09T03:47:00Z">
+      <w:ins w:id="461" w:author="JMRT R1 revision" w:date="2026-08-09T02:38:00Z" w16du:dateUtc="2026-08-09T06:38:00Z">
         <w:r>
           <w:t xml:space="preserve">help write and debug the pycalphad scripts underlying Secs. 2.6 and 3.4, to assist in extracting and checking numerical results from the Rietveld refinement output, and to </w:t>
         </w:r>
@@ -6369,12 +6619,12 @@
       <w:r>
         <w:t>draft</w:t>
       </w:r>
-      <w:del w:id="448" w:author="JMRT R1 revision" w:date="2026-08-08T23:47:00Z" w16du:dateUtc="2026-08-09T03:47:00Z">
+      <w:del w:id="462" w:author="JMRT R1 revision" w:date="2026-08-09T02:38:00Z" w16du:dateUtc="2026-08-09T06:38:00Z">
         <w:r>
           <w:delText>,</w:delText>
         </w:r>
       </w:del>
-      <w:ins w:id="449" w:author="JMRT R1 revision" w:date="2026-08-08T23:47:00Z" w16du:dateUtc="2026-08-09T03:47:00Z">
+      <w:ins w:id="463" w:author="JMRT R1 revision" w:date="2026-08-09T02:38:00Z" w16du:dateUtc="2026-08-09T06:38:00Z">
         <w:r>
           <w:t xml:space="preserve"> and</w:t>
         </w:r>
@@ -6382,12 +6632,12 @@
       <w:r>
         <w:t xml:space="preserve"> edit</w:t>
       </w:r>
-      <w:del w:id="450" w:author="JMRT R1 revision" w:date="2026-08-08T23:47:00Z" w16du:dateUtc="2026-08-09T03:47:00Z">
+      <w:del w:id="464" w:author="JMRT R1 revision" w:date="2026-08-09T02:38:00Z" w16du:dateUtc="2026-08-09T06:38:00Z">
         <w:r>
           <w:delText>, or otherwise prepare</w:delText>
         </w:r>
       </w:del>
-      <w:ins w:id="451" w:author="JMRT R1 revision" w:date="2026-08-08T23:47:00Z" w16du:dateUtc="2026-08-09T03:47:00Z">
+      <w:ins w:id="465" w:author="JMRT R1 revision" w:date="2026-08-09T02:38:00Z" w16du:dateUtc="2026-08-09T06:38:00Z">
         <w:r>
           <w:t xml:space="preserve"> portions of</w:t>
         </w:r>
@@ -6395,12 +6645,12 @@
       <w:r>
         <w:t xml:space="preserve"> the text</w:t>
       </w:r>
-      <w:del w:id="452" w:author="JMRT R1 revision" w:date="2026-08-08T23:47:00Z" w16du:dateUtc="2026-08-09T03:47:00Z">
+      <w:del w:id="466" w:author="JMRT R1 revision" w:date="2026-08-09T02:38:00Z" w16du:dateUtc="2026-08-09T06:38:00Z">
         <w:r>
           <w:delText xml:space="preserve"> of this manuscript</w:delText>
         </w:r>
       </w:del>
-      <w:ins w:id="453" w:author="JMRT R1 revision" w:date="2026-08-08T23:47:00Z" w16du:dateUtc="2026-08-09T03:47:00Z">
+      <w:ins w:id="467" w:author="JMRT R1 revision" w:date="2026-08-09T02:38:00Z" w16du:dateUtc="2026-08-09T06:38:00Z">
         <w:r>
           <w:t>. No AI system generated experimental data or determined any reported measurement. All calculations were checked against their source databases, all numerical values were verified against the primary records, and the authors reviewed the entire manuscript and take full responsibility for its content</w:t>
         </w:r>
@@ -6426,7 +6676,7 @@
       <w:r>
         <w:t>ICP-AES and interstitial-gas (ASTM E1019) chemistry certificates for both heats, raw synchrotron diffraction data, Instron cyclic-tensile export data, and metallographic images are available from the corresponding author on reasonable request.</w:t>
       </w:r>
-      <w:ins w:id="454" w:author="JMRT R1 revision" w:date="2026-08-08T23:47:00Z" w16du:dateUtc="2026-08-09T03:47:00Z">
+      <w:ins w:id="468" w:author="JMRT R1 revision" w:date="2026-08-09T02:38:00Z" w16du:dateUtc="2026-08-09T06:38:00Z">
         <w:r>
           <w:t xml:space="preserve"> The scripts used to compute the equilibrium step diagrams of Sec. 3.4, together with the resulting phase-fraction tables and the calculation logs, are also available on request; the thermodynamic databases themselves are the property of their respective authors and must be obtained from the sources cited in Sec. 2.6.</w:t>
         </w:r>
@@ -6443,8 +6693,8 @@
       <w:pPr>
         <w:pStyle w:val="Bibliography"/>
       </w:pPr>
-      <w:bookmarkStart w:id="455" w:name="ref-merchant2023gnome"/>
-      <w:bookmarkStart w:id="456" w:name="refs"/>
+      <w:bookmarkStart w:id="469" w:name="ref-merchant2023gnome"/>
+      <w:bookmarkStart w:id="470" w:name="refs"/>
       <w:r>
         <w:t xml:space="preserve">[1] </w:t>
       </w:r>
@@ -6468,8 +6718,8 @@
       <w:pPr>
         <w:pStyle w:val="Bibliography"/>
       </w:pPr>
-      <w:bookmarkStart w:id="457" w:name="ref-comanici2025gemini"/>
-      <w:bookmarkEnd w:id="455"/>
+      <w:bookmarkStart w:id="471" w:name="ref-comanici2025gemini"/>
+      <w:bookmarkEnd w:id="469"/>
       <w:r>
         <w:t xml:space="preserve">[2] </w:t>
       </w:r>
@@ -6493,8 +6743,8 @@
       <w:pPr>
         <w:pStyle w:val="Bibliography"/>
       </w:pPr>
-      <w:bookmarkStart w:id="458" w:name="ref-xu2025deepresearch"/>
-      <w:bookmarkEnd w:id="457"/>
+      <w:bookmarkStart w:id="472" w:name="ref-xu2025deepresearch"/>
+      <w:bookmarkEnd w:id="471"/>
       <w:r>
         <w:t xml:space="preserve">[3] </w:t>
       </w:r>
@@ -6520,8 +6770,8 @@
       <w:pPr>
         <w:pStyle w:val="Bibliography"/>
       </w:pPr>
-      <w:bookmarkStart w:id="459" w:name="ref-aims2022"/>
-      <w:bookmarkEnd w:id="458"/>
+      <w:bookmarkStart w:id="473" w:name="ref-aims2022"/>
+      <w:bookmarkEnd w:id="472"/>
       <w:r>
         <w:t xml:space="preserve">[4] </w:t>
       </w:r>
@@ -6545,8 +6795,8 @@
       <w:pPr>
         <w:pStyle w:val="Bibliography"/>
       </w:pPr>
-      <w:bookmarkStart w:id="460" w:name="ref-generativeinversion2025"/>
-      <w:bookmarkEnd w:id="459"/>
+      <w:bookmarkStart w:id="474" w:name="ref-generativeinversion2025"/>
+      <w:bookmarkEnd w:id="473"/>
       <w:r>
         <w:t xml:space="preserve">[5] </w:t>
       </w:r>
@@ -6570,8 +6820,8 @@
       <w:pPr>
         <w:pStyle w:val="Bibliography"/>
       </w:pPr>
-      <w:bookmarkStart w:id="461" w:name="ref-hu2024beyond"/>
-      <w:bookmarkEnd w:id="460"/>
+      <w:bookmarkStart w:id="475" w:name="ref-hu2024beyond"/>
+      <w:bookmarkEnd w:id="474"/>
       <w:r>
         <w:t xml:space="preserve">[6] </w:t>
       </w:r>
@@ -6595,8 +6845,8 @@
       <w:pPr>
         <w:pStyle w:val="Bibliography"/>
       </w:pPr>
-      <w:bookmarkStart w:id="462" w:name="ref-otsuka2005physical"/>
-      <w:bookmarkEnd w:id="461"/>
+      <w:bookmarkStart w:id="476" w:name="ref-otsuka2005physical"/>
+      <w:bookmarkEnd w:id="475"/>
       <w:r>
         <w:t xml:space="preserve">[7] </w:t>
       </w:r>
@@ -6609,8 +6859,8 @@
       <w:pPr>
         <w:pStyle w:val="Bibliography"/>
       </w:pPr>
-      <w:bookmarkStart w:id="463" w:name="ref-lagoudas2008shape"/>
-      <w:bookmarkEnd w:id="462"/>
+      <w:bookmarkStart w:id="477" w:name="ref-lagoudas2008shape"/>
+      <w:bookmarkEnd w:id="476"/>
       <w:r>
         <w:t xml:space="preserve">[8] </w:t>
       </w:r>
@@ -6634,8 +6884,8 @@
       <w:pPr>
         <w:pStyle w:val="Bibliography"/>
       </w:pPr>
-      <w:bookmarkStart w:id="464" w:name="ref-duerig1999overview"/>
-      <w:bookmarkEnd w:id="463"/>
+      <w:bookmarkStart w:id="478" w:name="ref-duerig1999overview"/>
+      <w:bookmarkEnd w:id="477"/>
       <w:r>
         <w:t xml:space="preserve">[9] </w:t>
       </w:r>
@@ -6661,8 +6911,8 @@
       <w:pPr>
         <w:pStyle w:val="Bibliography"/>
       </w:pPr>
-      <w:bookmarkStart w:id="465" w:name="ref-mohd2014nitinol"/>
-      <w:bookmarkEnd w:id="464"/>
+      <w:bookmarkStart w:id="479" w:name="ref-mohd2014nitinol"/>
+      <w:bookmarkEnd w:id="478"/>
       <w:r>
         <w:t xml:space="preserve">[10] </w:t>
       </w:r>
@@ -6686,8 +6936,8 @@
       <w:pPr>
         <w:pStyle w:val="Bibliography"/>
       </w:pPr>
-      <w:bookmarkStart w:id="466" w:name="ref-cladera2014ironbased"/>
-      <w:bookmarkEnd w:id="465"/>
+      <w:bookmarkStart w:id="480" w:name="ref-cladera2014ironbased"/>
+      <w:bookmarkEnd w:id="479"/>
       <w:r>
         <w:t xml:space="preserve">[11] </w:t>
       </w:r>
@@ -6711,8 +6961,8 @@
       <w:pPr>
         <w:pStyle w:val="Bibliography"/>
       </w:pPr>
-      <w:bookmarkStart w:id="467" w:name="ref-omori2011superelastic"/>
-      <w:bookmarkEnd w:id="466"/>
+      <w:bookmarkStart w:id="481" w:name="ref-omori2011superelastic"/>
+      <w:bookmarkEnd w:id="480"/>
       <w:r>
         <w:t xml:space="preserve">[12] </w:t>
       </w:r>
@@ -6738,8 +6988,8 @@
       <w:pPr>
         <w:pStyle w:val="Bibliography"/>
       </w:pPr>
-      <w:bookmarkStart w:id="468" w:name="ref-vollmer2016cyclic"/>
-      <w:bookmarkEnd w:id="467"/>
+      <w:bookmarkStart w:id="482" w:name="ref-vollmer2016cyclic"/>
+      <w:bookmarkEnd w:id="481"/>
       <w:r>
         <w:t xml:space="preserve">[13] </w:t>
       </w:r>
@@ -6766,8 +7016,8 @@
       <w:pPr>
         <w:pStyle w:val="Bibliography"/>
       </w:pPr>
-      <w:bookmarkStart w:id="469" w:name="ref-abuzaid2019femnnial"/>
-      <w:bookmarkEnd w:id="468"/>
+      <w:bookmarkStart w:id="483" w:name="ref-abuzaid2019femnnial"/>
+      <w:bookmarkEnd w:id="482"/>
       <w:r>
         <w:t xml:space="preserve">[14] </w:t>
       </w:r>
@@ -6791,8 +7041,8 @@
       <w:pPr>
         <w:pStyle w:val="Bibliography"/>
       </w:pPr>
-      <w:bookmarkStart w:id="470" w:name="ref-omori2017martensitic"/>
-      <w:bookmarkEnd w:id="469"/>
+      <w:bookmarkStart w:id="484" w:name="ref-omori2017martensitic"/>
+      <w:bookmarkEnd w:id="483"/>
       <w:r>
         <w:t xml:space="preserve">[15] </w:t>
       </w:r>
@@ -6816,20 +7066,20 @@
       <w:pPr>
         <w:pStyle w:val="Bibliography"/>
       </w:pPr>
-      <w:bookmarkStart w:id="471" w:name="ref-rahnama2017acta"/>
-      <w:bookmarkEnd w:id="470"/>
+      <w:bookmarkStart w:id="485" w:name="ref-rahnama2017acta"/>
+      <w:bookmarkEnd w:id="484"/>
       <w:r>
         <w:t xml:space="preserve">[16] </w:t>
       </w:r>
       <w:r>
         <w:tab/>
       </w:r>
-      <w:del w:id="472" w:author="JMRT R1 revision" w:date="2026-08-08T23:47:00Z" w16du:dateUtc="2026-08-09T03:47:00Z">
+      <w:del w:id="486" w:author="JMRT R1 revision" w:date="2026-08-09T02:38:00Z" w16du:dateUtc="2026-08-09T06:38:00Z">
         <w:r>
           <w:delText>T. Omori</w:delText>
         </w:r>
       </w:del>
-      <w:ins w:id="473" w:author="JMRT R1 revision" w:date="2026-08-08T23:47:00Z" w16du:dateUtc="2026-08-09T03:47:00Z">
+      <w:ins w:id="487" w:author="JMRT R1 revision" w:date="2026-08-09T02:38:00Z" w16du:dateUtc="2026-08-09T06:38:00Z">
         <w:r>
           <w:t>A. Rahnama</w:t>
         </w:r>
@@ -6837,12 +7087,12 @@
       <w:r>
         <w:t xml:space="preserve">, H. </w:t>
       </w:r>
-      <w:del w:id="474" w:author="JMRT R1 revision" w:date="2026-08-08T23:47:00Z" w16du:dateUtc="2026-08-09T03:47:00Z">
+      <w:del w:id="488" w:author="JMRT R1 revision" w:date="2026-08-09T02:38:00Z" w16du:dateUtc="2026-08-09T06:38:00Z">
         <w:r>
           <w:delText>Iwaizako, R. Kainuma, Abnormal grain growth induced by cyclic heat treatment in Fe-Mn-Al-</w:delText>
         </w:r>
       </w:del>
-      <w:ins w:id="475" w:author="JMRT R1 revision" w:date="2026-08-08T23:47:00Z" w16du:dateUtc="2026-08-09T03:47:00Z">
+      <w:ins w:id="489" w:author="JMRT R1 revision" w:date="2026-08-09T02:38:00Z" w16du:dateUtc="2026-08-09T06:38:00Z">
         <w:r>
           <w:t xml:space="preserve">Kotadia, S. Sridhar, Effect of </w:t>
         </w:r>
@@ -6850,12 +7100,12 @@
       <w:r>
         <w:t xml:space="preserve">Ni </w:t>
       </w:r>
-      <w:del w:id="476" w:author="JMRT R1 revision" w:date="2026-08-08T23:47:00Z" w16du:dateUtc="2026-08-09T03:47:00Z">
+      <w:del w:id="490" w:author="JMRT R1 revision" w:date="2026-08-09T02:38:00Z" w16du:dateUtc="2026-08-09T06:38:00Z">
         <w:r>
           <w:delText>superelastic alloy, Materials &amp; Design 101 (2016) 263–269.</w:delText>
         </w:r>
       </w:del>
-      <w:ins w:id="477" w:author="JMRT R1 revision" w:date="2026-08-08T23:47:00Z" w16du:dateUtc="2026-08-09T03:47:00Z">
+      <w:ins w:id="491" w:author="JMRT R1 revision" w:date="2026-08-09T02:38:00Z" w16du:dateUtc="2026-08-09T06:38:00Z">
         <w:r>
           <w:t>alloying on the microstructural evolution and mechanical properties of two duplex light-weight steels during different annealing temperatures: Experiment and phase-field simulation, Acta Materialia 132 (2017) 627–643.</w:t>
         </w:r>
@@ -6869,12 +7119,12 @@
       <w:r>
         <w:instrText>HYPERLINK "https://doi.org/10.1016/j.</w:instrText>
       </w:r>
-      <w:del w:id="478" w:author="JMRT R1 revision" w:date="2026-08-08T23:47:00Z" w16du:dateUtc="2026-08-09T03:47:00Z">
+      <w:del w:id="492" w:author="JMRT R1 revision" w:date="2026-08-09T02:38:00Z" w16du:dateUtc="2026-08-09T06:38:00Z">
         <w:r>
           <w:delInstrText>matdes.2016.04.011</w:delInstrText>
         </w:r>
       </w:del>
-      <w:ins w:id="479" w:author="JMRT R1 revision" w:date="2026-08-08T23:47:00Z" w16du:dateUtc="2026-08-09T03:47:00Z">
+      <w:ins w:id="493" w:author="JMRT R1 revision" w:date="2026-08-09T02:38:00Z" w16du:dateUtc="2026-08-09T06:38:00Z">
         <w:r>
           <w:instrText>actamat.2017.03.043</w:instrText>
         </w:r>
@@ -6891,7 +7141,7 @@
         </w:rPr>
         <w:t>10.1016/j.</w:t>
       </w:r>
-      <w:del w:id="480" w:author="JMRT R1 revision" w:date="2026-08-08T23:47:00Z" w16du:dateUtc="2026-08-09T03:47:00Z">
+      <w:del w:id="494" w:author="JMRT R1 revision" w:date="2026-08-09T02:38:00Z" w16du:dateUtc="2026-08-09T06:38:00Z">
         <w:r>
           <w:rPr>
             <w:rStyle w:val="Hyperlink"/>
@@ -6899,7 +7149,7 @@
           <w:delText>matdes.2016.04.011</w:delText>
         </w:r>
       </w:del>
-      <w:ins w:id="481" w:author="JMRT R1 revision" w:date="2026-08-08T23:47:00Z" w16du:dateUtc="2026-08-09T03:47:00Z">
+      <w:ins w:id="495" w:author="JMRT R1 revision" w:date="2026-08-09T02:38:00Z" w16du:dateUtc="2026-08-09T06:38:00Z">
         <w:r>
           <w:rPr>
             <w:rStyle w:val="Hyperlink"/>
@@ -6918,17 +7168,17 @@
       <w:pPr>
         <w:pStyle w:val="Bibliography"/>
         <w:rPr>
-          <w:ins w:id="482" w:author="JMRT R1 revision" w:date="2026-08-08T23:47:00Z" w16du:dateUtc="2026-08-09T03:47:00Z"/>
-        </w:rPr>
-      </w:pPr>
-      <w:bookmarkStart w:id="483" w:name="ref-saha2022jom"/>
-      <w:bookmarkEnd w:id="471"/>
-      <w:del w:id="484" w:author="JMRT R1 revision" w:date="2026-08-08T23:47:00Z" w16du:dateUtc="2026-08-09T03:47:00Z">
+          <w:ins w:id="496" w:author="JMRT R1 revision" w:date="2026-08-09T02:38:00Z" w16du:dateUtc="2026-08-09T06:38:00Z"/>
+        </w:rPr>
+      </w:pPr>
+      <w:bookmarkStart w:id="497" w:name="ref-saha2022jom"/>
+      <w:bookmarkEnd w:id="485"/>
+      <w:del w:id="498" w:author="JMRT R1 revision" w:date="2026-08-09T02:38:00Z" w16du:dateUtc="2026-08-09T06:38:00Z">
         <w:r>
           <w:delText>[17</w:delText>
         </w:r>
       </w:del>
-      <w:ins w:id="485" w:author="JMRT R1 revision" w:date="2026-08-08T23:47:00Z" w16du:dateUtc="2026-08-09T03:47:00Z">
+      <w:ins w:id="499" w:author="JMRT R1 revision" w:date="2026-08-09T02:38:00Z" w16du:dateUtc="2026-08-09T06:38:00Z">
         <w:r>
           <w:t xml:space="preserve">[17] </w:t>
         </w:r>
@@ -6965,12 +7215,12 @@
       <w:pPr>
         <w:pStyle w:val="Bibliography"/>
         <w:rPr>
-          <w:ins w:id="486" w:author="JMRT R1 revision" w:date="2026-08-08T23:47:00Z" w16du:dateUtc="2026-08-09T03:47:00Z"/>
-        </w:rPr>
-      </w:pPr>
-      <w:bookmarkStart w:id="487" w:name="ref-omori2016agg"/>
-      <w:bookmarkEnd w:id="483"/>
-      <w:ins w:id="488" w:author="JMRT R1 revision" w:date="2026-08-08T23:47:00Z" w16du:dateUtc="2026-08-09T03:47:00Z">
+          <w:ins w:id="500" w:author="JMRT R1 revision" w:date="2026-08-09T02:38:00Z" w16du:dateUtc="2026-08-09T06:38:00Z"/>
+        </w:rPr>
+      </w:pPr>
+      <w:bookmarkStart w:id="501" w:name="ref-omori2016agg"/>
+      <w:bookmarkEnd w:id="497"/>
+      <w:ins w:id="502" w:author="JMRT R1 revision" w:date="2026-08-09T02:38:00Z" w16du:dateUtc="2026-08-09T06:38:00Z">
         <w:r>
           <w:t xml:space="preserve">[18] </w:t>
         </w:r>
@@ -7008,9 +7258,9 @@
       <w:pPr>
         <w:pStyle w:val="Bibliography"/>
       </w:pPr>
-      <w:bookmarkStart w:id="489" w:name="ref-tai2024ssrf"/>
-      <w:bookmarkEnd w:id="487"/>
-      <w:ins w:id="490" w:author="JMRT R1 revision" w:date="2026-08-08T23:47:00Z" w16du:dateUtc="2026-08-09T03:47:00Z">
+      <w:bookmarkStart w:id="503" w:name="ref-tai2024ssrf"/>
+      <w:bookmarkEnd w:id="501"/>
+      <w:ins w:id="504" w:author="JMRT R1 revision" w:date="2026-08-09T02:38:00Z" w16du:dateUtc="2026-08-09T06:38:00Z">
         <w:r>
           <w:t>[19</w:t>
         </w:r>
@@ -7038,17 +7288,17 @@
       <w:pPr>
         <w:pStyle w:val="Bibliography"/>
       </w:pPr>
-      <w:bookmarkStart w:id="491" w:name="ref-yang2024ssrf"/>
-      <w:bookmarkEnd w:id="489"/>
+      <w:bookmarkStart w:id="505" w:name="ref-yang2024ssrf"/>
+      <w:bookmarkEnd w:id="503"/>
       <w:r>
         <w:t>[</w:t>
       </w:r>
-      <w:del w:id="492" w:author="JMRT R1 revision" w:date="2026-08-08T23:47:00Z" w16du:dateUtc="2026-08-09T03:47:00Z">
+      <w:del w:id="506" w:author="JMRT R1 revision" w:date="2026-08-09T02:38:00Z" w16du:dateUtc="2026-08-09T06:38:00Z">
         <w:r>
           <w:delText>18</w:delText>
         </w:r>
       </w:del>
-      <w:ins w:id="493" w:author="JMRT R1 revision" w:date="2026-08-08T23:47:00Z" w16du:dateUtc="2026-08-09T03:47:00Z">
+      <w:ins w:id="507" w:author="JMRT R1 revision" w:date="2026-08-09T02:38:00Z" w16du:dateUtc="2026-08-09T06:38:00Z">
         <w:r>
           <w:t>20</w:t>
         </w:r>
@@ -7079,17 +7329,17 @@
       <w:pPr>
         <w:pStyle w:val="Bibliography"/>
       </w:pPr>
-      <w:bookmarkStart w:id="494" w:name="ref-hammersley1998fit2d"/>
-      <w:bookmarkEnd w:id="491"/>
+      <w:bookmarkStart w:id="508" w:name="ref-hammersley1998fit2d"/>
+      <w:bookmarkEnd w:id="505"/>
       <w:r>
         <w:t>[</w:t>
       </w:r>
-      <w:del w:id="495" w:author="JMRT R1 revision" w:date="2026-08-08T23:47:00Z" w16du:dateUtc="2026-08-09T03:47:00Z">
+      <w:del w:id="509" w:author="JMRT R1 revision" w:date="2026-08-09T02:38:00Z" w16du:dateUtc="2026-08-09T06:38:00Z">
         <w:r>
           <w:delText>19</w:delText>
         </w:r>
       </w:del>
-      <w:ins w:id="496" w:author="JMRT R1 revision" w:date="2026-08-08T23:47:00Z" w16du:dateUtc="2026-08-09T03:47:00Z">
+      <w:ins w:id="510" w:author="JMRT R1 revision" w:date="2026-08-09T02:38:00Z" w16du:dateUtc="2026-08-09T06:38:00Z">
         <w:r>
           <w:t>21</w:t>
         </w:r>
@@ -7106,17 +7356,17 @@
       <w:pPr>
         <w:pStyle w:val="Bibliography"/>
       </w:pPr>
-      <w:bookmarkStart w:id="497" w:name="ref-rietveld1969"/>
-      <w:bookmarkEnd w:id="494"/>
+      <w:bookmarkStart w:id="511" w:name="ref-rietveld1969"/>
+      <w:bookmarkEnd w:id="508"/>
       <w:r>
         <w:t>[</w:t>
       </w:r>
-      <w:del w:id="498" w:author="JMRT R1 revision" w:date="2026-08-08T23:47:00Z" w16du:dateUtc="2026-08-09T03:47:00Z">
+      <w:del w:id="512" w:author="JMRT R1 revision" w:date="2026-08-09T02:38:00Z" w16du:dateUtc="2026-08-09T06:38:00Z">
         <w:r>
           <w:delText>20</w:delText>
         </w:r>
       </w:del>
-      <w:ins w:id="499" w:author="JMRT R1 revision" w:date="2026-08-08T23:47:00Z" w16du:dateUtc="2026-08-09T03:47:00Z">
+      <w:ins w:id="513" w:author="JMRT R1 revision" w:date="2026-08-09T02:38:00Z" w16du:dateUtc="2026-08-09T06:38:00Z">
         <w:r>
           <w:t>22</w:t>
         </w:r>
@@ -7144,17 +7394,17 @@
       <w:pPr>
         <w:pStyle w:val="Bibliography"/>
       </w:pPr>
-      <w:bookmarkStart w:id="500" w:name="ref-lutterotti1997maud"/>
-      <w:bookmarkEnd w:id="497"/>
+      <w:bookmarkStart w:id="514" w:name="ref-lutterotti1997maud"/>
+      <w:bookmarkEnd w:id="511"/>
       <w:r>
         <w:t>[</w:t>
       </w:r>
-      <w:del w:id="501" w:author="JMRT R1 revision" w:date="2026-08-08T23:47:00Z" w16du:dateUtc="2026-08-09T03:47:00Z">
+      <w:del w:id="515" w:author="JMRT R1 revision" w:date="2026-08-09T02:38:00Z" w16du:dateUtc="2026-08-09T06:38:00Z">
         <w:r>
           <w:delText>21</w:delText>
         </w:r>
       </w:del>
-      <w:ins w:id="502" w:author="JMRT R1 revision" w:date="2026-08-08T23:47:00Z" w16du:dateUtc="2026-08-09T03:47:00Z">
+      <w:ins w:id="516" w:author="JMRT R1 revision" w:date="2026-08-09T02:38:00Z" w16du:dateUtc="2026-08-09T06:38:00Z">
         <w:r>
           <w:t>23</w:t>
         </w:r>
@@ -7182,17 +7432,17 @@
       <w:pPr>
         <w:pStyle w:val="Bibliography"/>
         <w:rPr>
-          <w:ins w:id="503" w:author="JMRT R1 revision" w:date="2026-08-08T23:47:00Z" w16du:dateUtc="2026-08-09T03:47:00Z"/>
-        </w:rPr>
-      </w:pPr>
-      <w:bookmarkStart w:id="504" w:name="ref-lukas2007calphad"/>
-      <w:bookmarkEnd w:id="500"/>
-      <w:del w:id="505" w:author="JMRT R1 revision" w:date="2026-08-08T23:47:00Z" w16du:dateUtc="2026-08-09T03:47:00Z">
+          <w:ins w:id="517" w:author="JMRT R1 revision" w:date="2026-08-09T02:38:00Z" w16du:dateUtc="2026-08-09T06:38:00Z"/>
+        </w:rPr>
+      </w:pPr>
+      <w:bookmarkStart w:id="518" w:name="ref-lukas2007calphad"/>
+      <w:bookmarkEnd w:id="514"/>
+      <w:del w:id="519" w:author="JMRT R1 revision" w:date="2026-08-09T02:38:00Z" w16du:dateUtc="2026-08-09T06:38:00Z">
         <w:r>
           <w:delText>[22</w:delText>
         </w:r>
       </w:del>
-      <w:ins w:id="506" w:author="JMRT R1 revision" w:date="2026-08-08T23:47:00Z" w16du:dateUtc="2026-08-09T03:47:00Z">
+      <w:ins w:id="520" w:author="JMRT R1 revision" w:date="2026-08-09T02:38:00Z" w16du:dateUtc="2026-08-09T06:38:00Z">
         <w:r>
           <w:t xml:space="preserve">[24] </w:t>
         </w:r>
@@ -7227,12 +7477,12 @@
       <w:pPr>
         <w:pStyle w:val="Bibliography"/>
         <w:rPr>
-          <w:ins w:id="507" w:author="JMRT R1 revision" w:date="2026-08-08T23:47:00Z" w16du:dateUtc="2026-08-09T03:47:00Z"/>
-        </w:rPr>
-      </w:pPr>
-      <w:bookmarkStart w:id="508" w:name="ref-otis2017pycalphad"/>
-      <w:bookmarkEnd w:id="504"/>
-      <w:ins w:id="509" w:author="JMRT R1 revision" w:date="2026-08-08T23:47:00Z" w16du:dateUtc="2026-08-09T03:47:00Z">
+          <w:ins w:id="521" w:author="JMRT R1 revision" w:date="2026-08-09T02:38:00Z" w16du:dateUtc="2026-08-09T06:38:00Z"/>
+        </w:rPr>
+      </w:pPr>
+      <w:bookmarkStart w:id="522" w:name="ref-otis2017pycalphad"/>
+      <w:bookmarkEnd w:id="518"/>
+      <w:ins w:id="523" w:author="JMRT R1 revision" w:date="2026-08-09T02:38:00Z" w16du:dateUtc="2026-08-09T06:38:00Z">
         <w:r>
           <w:t xml:space="preserve">[25] </w:t>
         </w:r>
@@ -7267,12 +7517,12 @@
       <w:pPr>
         <w:pStyle w:val="Bibliography"/>
         <w:rPr>
-          <w:ins w:id="510" w:author="JMRT R1 revision" w:date="2026-08-08T23:47:00Z" w16du:dateUtc="2026-08-09T03:47:00Z"/>
-        </w:rPr>
-      </w:pPr>
-      <w:bookmarkStart w:id="511" w:name="ref-hallstedt2017mpea"/>
-      <w:bookmarkEnd w:id="508"/>
-      <w:ins w:id="512" w:author="JMRT R1 revision" w:date="2026-08-08T23:47:00Z" w16du:dateUtc="2026-08-09T03:47:00Z">
+          <w:ins w:id="524" w:author="JMRT R1 revision" w:date="2026-08-09T02:38:00Z" w16du:dateUtc="2026-08-09T06:38:00Z"/>
+        </w:rPr>
+      </w:pPr>
+      <w:bookmarkStart w:id="525" w:name="ref-hallstedt2017mpea"/>
+      <w:bookmarkEnd w:id="522"/>
+      <w:ins w:id="526" w:author="JMRT R1 revision" w:date="2026-08-09T02:38:00Z" w16du:dateUtc="2026-08-09T06:38:00Z">
         <w:r>
           <w:t xml:space="preserve">[26] </w:t>
         </w:r>
@@ -7286,12 +7536,12 @@
       <w:pPr>
         <w:pStyle w:val="Bibliography"/>
         <w:rPr>
-          <w:ins w:id="513" w:author="JMRT R1 revision" w:date="2026-08-08T23:47:00Z" w16du:dateUtc="2026-08-09T03:47:00Z"/>
-        </w:rPr>
-      </w:pPr>
-      <w:bookmarkStart w:id="514" w:name="ref-hallstedt2023mpea"/>
-      <w:bookmarkEnd w:id="511"/>
-      <w:ins w:id="515" w:author="JMRT R1 revision" w:date="2026-08-08T23:47:00Z" w16du:dateUtc="2026-08-09T03:47:00Z">
+          <w:ins w:id="527" w:author="JMRT R1 revision" w:date="2026-08-09T02:38:00Z" w16du:dateUtc="2026-08-09T06:38:00Z"/>
+        </w:rPr>
+      </w:pPr>
+      <w:bookmarkStart w:id="528" w:name="ref-hallstedt2023mpea"/>
+      <w:bookmarkEnd w:id="525"/>
+      <w:ins w:id="529" w:author="JMRT R1 revision" w:date="2026-08-09T02:38:00Z" w16du:dateUtc="2026-08-09T06:38:00Z">
         <w:r>
           <w:t xml:space="preserve">[27] </w:t>
         </w:r>
@@ -7328,12 +7578,12 @@
       <w:pPr>
         <w:pStyle w:val="Bibliography"/>
         <w:rPr>
-          <w:ins w:id="516" w:author="JMRT R1 revision" w:date="2026-08-08T23:47:00Z" w16du:dateUtc="2026-08-09T03:47:00Z"/>
-        </w:rPr>
-      </w:pPr>
-      <w:bookmarkStart w:id="517" w:name="ref-prechimn04"/>
-      <w:bookmarkEnd w:id="514"/>
-      <w:ins w:id="518" w:author="JMRT R1 revision" w:date="2026-08-08T23:47:00Z" w16du:dateUtc="2026-08-09T03:47:00Z">
+          <w:ins w:id="530" w:author="JMRT R1 revision" w:date="2026-08-09T02:38:00Z" w16du:dateUtc="2026-08-09T06:38:00Z"/>
+        </w:rPr>
+      </w:pPr>
+      <w:bookmarkStart w:id="531" w:name="ref-prechimn04"/>
+      <w:bookmarkEnd w:id="528"/>
+      <w:ins w:id="532" w:author="JMRT R1 revision" w:date="2026-08-09T02:38:00Z" w16du:dateUtc="2026-08-09T06:38:00Z">
         <w:r>
           <w:t xml:space="preserve">[28] </w:t>
         </w:r>
@@ -7368,12 +7618,12 @@
       <w:pPr>
         <w:pStyle w:val="Bibliography"/>
         <w:rPr>
-          <w:ins w:id="519" w:author="JMRT R1 revision" w:date="2026-08-08T23:47:00Z" w16du:dateUtc="2026-08-09T03:47:00Z"/>
-        </w:rPr>
-      </w:pPr>
-      <w:bookmarkStart w:id="520" w:name="ref-mcfe"/>
-      <w:bookmarkEnd w:id="517"/>
-      <w:ins w:id="521" w:author="JMRT R1 revision" w:date="2026-08-08T23:47:00Z" w16du:dateUtc="2026-08-09T03:47:00Z">
+          <w:ins w:id="533" w:author="JMRT R1 revision" w:date="2026-08-09T02:38:00Z" w16du:dateUtc="2026-08-09T06:38:00Z"/>
+        </w:rPr>
+      </w:pPr>
+      <w:bookmarkStart w:id="534" w:name="ref-mcfe"/>
+      <w:bookmarkEnd w:id="531"/>
+      <w:ins w:id="535" w:author="JMRT R1 revision" w:date="2026-08-09T02:38:00Z" w16du:dateUtc="2026-08-09T06:38:00Z">
         <w:r>
           <w:t xml:space="preserve">[29] </w:t>
         </w:r>
@@ -7387,9 +7637,9 @@
       <w:pPr>
         <w:pStyle w:val="Bibliography"/>
       </w:pPr>
-      <w:bookmarkStart w:id="522" w:name="ref-tanaka2010science"/>
-      <w:bookmarkEnd w:id="520"/>
-      <w:ins w:id="523" w:author="JMRT R1 revision" w:date="2026-08-08T23:47:00Z" w16du:dateUtc="2026-08-09T03:47:00Z">
+      <w:bookmarkStart w:id="536" w:name="ref-tanaka2010science"/>
+      <w:bookmarkEnd w:id="534"/>
+      <w:ins w:id="537" w:author="JMRT R1 revision" w:date="2026-08-09T02:38:00Z" w16du:dateUtc="2026-08-09T06:38:00Z">
         <w:r>
           <w:t>[30</w:t>
         </w:r>
@@ -7417,17 +7667,17 @@
       <w:pPr>
         <w:pStyle w:val="Bibliography"/>
       </w:pPr>
-      <w:bookmarkStart w:id="524" w:name="ref-vollmer2019natcomm"/>
-      <w:bookmarkEnd w:id="522"/>
+      <w:bookmarkStart w:id="538" w:name="ref-vollmer2019natcomm"/>
+      <w:bookmarkEnd w:id="536"/>
       <w:r>
         <w:t>[</w:t>
       </w:r>
-      <w:del w:id="525" w:author="JMRT R1 revision" w:date="2026-08-08T23:47:00Z" w16du:dateUtc="2026-08-09T03:47:00Z">
+      <w:del w:id="539" w:author="JMRT R1 revision" w:date="2026-08-09T02:38:00Z" w16du:dateUtc="2026-08-09T06:38:00Z">
         <w:r>
           <w:delText>23</w:delText>
         </w:r>
       </w:del>
-      <w:ins w:id="526" w:author="JMRT R1 revision" w:date="2026-08-08T23:47:00Z" w16du:dateUtc="2026-08-09T03:47:00Z">
+      <w:ins w:id="540" w:author="JMRT R1 revision" w:date="2026-08-09T02:38:00Z" w16du:dateUtc="2026-08-09T06:38:00Z">
         <w:r>
           <w:t>31</w:t>
         </w:r>
@@ -7457,20 +7707,20 @@
       <w:pPr>
         <w:pStyle w:val="Bibliography"/>
         <w:rPr>
-          <w:ins w:id="527" w:author="JMRT R1 revision" w:date="2026-08-08T23:47:00Z" w16du:dateUtc="2026-08-09T03:47:00Z"/>
-        </w:rPr>
-      </w:pPr>
-      <w:bookmarkStart w:id="528" w:name="ref-bhadeshia2010steels"/>
-      <w:bookmarkEnd w:id="524"/>
+          <w:ins w:id="541" w:author="JMRT R1 revision" w:date="2026-08-09T02:38:00Z" w16du:dateUtc="2026-08-09T06:38:00Z"/>
+        </w:rPr>
+      </w:pPr>
+      <w:bookmarkStart w:id="542" w:name="ref-bhadeshia2010steels"/>
+      <w:bookmarkEnd w:id="538"/>
       <w:r>
         <w:t>[</w:t>
       </w:r>
-      <w:del w:id="529" w:author="JMRT R1 revision" w:date="2026-08-08T23:47:00Z" w16du:dateUtc="2026-08-09T03:47:00Z">
+      <w:del w:id="543" w:author="JMRT R1 revision" w:date="2026-08-09T02:38:00Z" w16du:dateUtc="2026-08-09T06:38:00Z">
         <w:r>
           <w:delText>24</w:delText>
         </w:r>
       </w:del>
-      <w:ins w:id="530" w:author="JMRT R1 revision" w:date="2026-08-08T23:47:00Z" w16du:dateUtc="2026-08-09T03:47:00Z">
+      <w:ins w:id="544" w:author="JMRT R1 revision" w:date="2026-08-09T02:38:00Z" w16du:dateUtc="2026-08-09T06:38:00Z">
         <w:r>
           <w:t>32</w:t>
         </w:r>
@@ -7487,12 +7737,12 @@
       <w:pPr>
         <w:pStyle w:val="Bibliography"/>
         <w:rPr>
-          <w:ins w:id="531" w:author="JMRT R1 revision" w:date="2026-08-08T23:47:00Z" w16du:dateUtc="2026-08-09T03:47:00Z"/>
-        </w:rPr>
-      </w:pPr>
-      <w:bookmarkStart w:id="532" w:name="ref-omori2012apl"/>
-      <w:bookmarkEnd w:id="528"/>
-      <w:ins w:id="533" w:author="JMRT R1 revision" w:date="2026-08-08T23:47:00Z" w16du:dateUtc="2026-08-09T03:47:00Z">
+          <w:ins w:id="545" w:author="JMRT R1 revision" w:date="2026-08-09T02:38:00Z" w16du:dateUtc="2026-08-09T06:38:00Z"/>
+        </w:rPr>
+      </w:pPr>
+      <w:bookmarkStart w:id="546" w:name="ref-omori2012apl"/>
+      <w:bookmarkEnd w:id="542"/>
+      <w:ins w:id="547" w:author="JMRT R1 revision" w:date="2026-08-09T02:38:00Z" w16du:dateUtc="2026-08-09T06:38:00Z">
         <w:r>
           <w:t xml:space="preserve">[33] </w:t>
         </w:r>
@@ -7529,12 +7779,12 @@
       <w:pPr>
         <w:pStyle w:val="Bibliography"/>
         <w:rPr>
-          <w:ins w:id="534" w:author="JMRT R1 revision" w:date="2026-08-08T23:47:00Z" w16du:dateUtc="2026-08-09T03:47:00Z"/>
-        </w:rPr>
-      </w:pPr>
-      <w:bookmarkStart w:id="535" w:name="ref-laroca2017jalcom"/>
-      <w:bookmarkEnd w:id="532"/>
-      <w:ins w:id="536" w:author="JMRT R1 revision" w:date="2026-08-08T23:47:00Z" w16du:dateUtc="2026-08-09T03:47:00Z">
+          <w:ins w:id="548" w:author="JMRT R1 revision" w:date="2026-08-09T02:38:00Z" w16du:dateUtc="2026-08-09T06:38:00Z"/>
+        </w:rPr>
+      </w:pPr>
+      <w:bookmarkStart w:id="549" w:name="ref-laroca2017jalcom"/>
+      <w:bookmarkEnd w:id="546"/>
+      <w:ins w:id="550" w:author="JMRT R1 revision" w:date="2026-08-09T02:38:00Z" w16du:dateUtc="2026-08-09T06:38:00Z">
         <w:r>
           <w:t xml:space="preserve">[34] </w:t>
         </w:r>
@@ -7569,9 +7819,9 @@
       <w:pPr>
         <w:pStyle w:val="Bibliography"/>
       </w:pPr>
-      <w:bookmarkStart w:id="537" w:name="ref-heo2012mmta"/>
-      <w:bookmarkEnd w:id="535"/>
-      <w:ins w:id="538" w:author="JMRT R1 revision" w:date="2026-08-08T23:47:00Z" w16du:dateUtc="2026-08-09T03:47:00Z">
+      <w:bookmarkStart w:id="551" w:name="ref-heo2012mmta"/>
+      <w:bookmarkEnd w:id="549"/>
+      <w:ins w:id="552" w:author="JMRT R1 revision" w:date="2026-08-09T02:38:00Z" w16du:dateUtc="2026-08-09T06:38:00Z">
         <w:r>
           <w:t xml:space="preserve">[35] </w:t>
         </w:r>
@@ -7601,9 +7851,9 @@
           <w:t>.</w:t>
         </w:r>
       </w:ins>
-      <w:bookmarkEnd w:id="436"/>
-      <w:bookmarkEnd w:id="456"/>
-      <w:bookmarkEnd w:id="537"/>
+      <w:bookmarkEnd w:id="450"/>
+      <w:bookmarkEnd w:id="470"/>
+      <w:bookmarkEnd w:id="551"/>
     </w:p>
     <w:sectPr>
       <w:footnotePr>
@@ -7699,7 +7949,7 @@
   <w:num w:numId="1" w16cid:durableId="1561406982">
     <w:abstractNumId w:val="0"/>
   </w:num>
-  <w:num w:numId="2" w16cid:durableId="2003193060">
+  <w:num w:numId="2" w16cid:durableId="1779324598">
     <w:abstractNumId w:val="0"/>
   </w:num>
 </w:numbering>
@@ -8917,7 +9167,7 @@
   <w:style w:type="paragraph" w:styleId="Revision">
     <w:name w:val="Revision"/>
     <w:hidden/>
-    <w:rsid w:val="000664FB"/>
+    <w:rsid w:val="007E751E"/>
     <w:pPr>
       <w:spacing w:after="0"/>
     </w:pPr>

--- a/revision/JMRT-R1/R1-manuscript/Cai_Fe-SMA_JMRT_R1_marked-up.docx
+++ b/revision/JMRT-R1/R1-manuscript/Cai_Fe-SMA_JMRT_R1_marked-up.docx
@@ -6,12 +6,12 @@
       <w:pPr>
         <w:pStyle w:val="Title"/>
       </w:pPr>
-      <w:del w:id="0" w:author="JMRT R1 revision" w:date="2026-08-09T02:38:00Z" w16du:dateUtc="2026-08-09T06:38:00Z">
+      <w:del w:id="0" w:author="JMRT R1 revision" w:date="2026-08-09T17:38:00Z" w16du:dateUtc="2026-08-09T21:38:00Z">
         <w:r>
           <w:delText>Mechanical Responses</w:delText>
         </w:r>
       </w:del>
-      <w:ins w:id="1" w:author="JMRT R1 revision" w:date="2026-08-09T02:38:00Z" w16du:dateUtc="2026-08-09T06:38:00Z">
+      <w:ins w:id="1" w:author="JMRT R1 revision" w:date="2026-08-09T17:38:00Z" w16du:dateUtc="2026-08-09T21:38:00Z">
         <w:r>
           <w:t>Experimental Validation</w:t>
         </w:r>
@@ -19,12 +19,12 @@
       <w:r>
         <w:t xml:space="preserve"> of an </w:t>
       </w:r>
-      <w:del w:id="2" w:author="JMRT R1 revision" w:date="2026-08-09T02:38:00Z" w16du:dateUtc="2026-08-09T06:38:00Z">
+      <w:del w:id="2" w:author="JMRT R1 revision" w:date="2026-08-09T17:38:00Z" w16du:dateUtc="2026-08-09T21:38:00Z">
         <w:r>
           <w:delText>AI</w:delText>
         </w:r>
       </w:del>
-      <w:ins w:id="3" w:author="JMRT R1 revision" w:date="2026-08-09T02:38:00Z" w16du:dateUtc="2026-08-09T06:38:00Z">
+      <w:ins w:id="3" w:author="JMRT R1 revision" w:date="2026-08-09T17:38:00Z" w16du:dateUtc="2026-08-09T21:38:00Z">
         <w:r>
           <w:t>LLM</w:t>
         </w:r>
@@ -32,7 +32,7 @@
       <w:r>
         <w:t xml:space="preserve">-Hypothesized </w:t>
       </w:r>
-      <w:del w:id="4" w:author="JMRT R1 revision" w:date="2026-08-09T02:38:00Z" w16du:dateUtc="2026-08-09T06:38:00Z">
+      <w:del w:id="4" w:author="JMRT R1 revision" w:date="2026-08-09T17:38:00Z" w16du:dateUtc="2026-08-09T21:38:00Z">
         <w:r>
           <w:delText xml:space="preserve">Super-elastic </w:delText>
         </w:r>
@@ -40,7 +40,7 @@
       <w:r>
         <w:t>Fe-Mn-Al-Ni-Si-C Alloy</w:t>
       </w:r>
-      <w:ins w:id="5" w:author="JMRT R1 revision" w:date="2026-08-09T02:38:00Z" w16du:dateUtc="2026-08-09T06:38:00Z">
+      <w:ins w:id="5" w:author="JMRT R1 revision" w:date="2026-08-09T17:38:00Z" w16du:dateUtc="2026-08-09T21:38:00Z">
         <w:r>
           <w:t>: Phase Stability Governs the Absence of Super-elasticity</w:t>
         </w:r>
@@ -100,7 +100,7 @@
       <w:r>
         <w:t>School of Engineering Technologies, Purdue University, West Lafayette, Indiana</w:t>
       </w:r>
-      <w:ins w:id="6" w:author="JMRT R1 revision" w:date="2026-08-09T02:38:00Z" w16du:dateUtc="2026-08-09T06:38:00Z">
+      <w:ins w:id="6" w:author="JMRT R1 revision" w:date="2026-08-09T17:38:00Z" w16du:dateUtc="2026-08-09T21:38:00Z">
         <w:r>
           <w:t xml:space="preserve"> 47907</w:t>
         </w:r>
@@ -122,12 +122,12 @@
       <w:r>
         <w:t>Fort Wayne Metals, Fort Wayne, Indiana</w:t>
       </w:r>
-      <w:del w:id="7" w:author="JMRT R1 revision" w:date="2026-08-09T02:38:00Z" w16du:dateUtc="2026-08-09T06:38:00Z">
+      <w:del w:id="7" w:author="JMRT R1 revision" w:date="2026-08-09T17:38:00Z" w16du:dateUtc="2026-08-09T21:38:00Z">
         <w:r>
           <w:delText>,</w:delText>
         </w:r>
       </w:del>
-      <w:ins w:id="8" w:author="JMRT R1 revision" w:date="2026-08-09T02:38:00Z" w16du:dateUtc="2026-08-09T06:38:00Z">
+      <w:ins w:id="8" w:author="JMRT R1 revision" w:date="2026-08-09T17:38:00Z" w16du:dateUtc="2026-08-09T21:38:00Z">
         <w:r>
           <w:t xml:space="preserve"> [ZIP — confirm],</w:t>
         </w:r>
@@ -149,7 +149,7 @@
       <w:r>
         <w:t>School of Engineering Technologies, Purdue University, West Lafayette, Indiana</w:t>
       </w:r>
-      <w:ins w:id="9" w:author="JMRT R1 revision" w:date="2026-08-09T02:38:00Z" w16du:dateUtc="2026-08-09T06:38:00Z">
+      <w:ins w:id="9" w:author="JMRT R1 revision" w:date="2026-08-09T17:38:00Z" w16du:dateUtc="2026-08-09T21:38:00Z">
         <w:r>
           <w:t xml:space="preserve"> 47907</w:t>
         </w:r>
@@ -171,12 +171,12 @@
       <w:r>
         <w:t>Shanghai Synchrotron Radiation Facility, Shanghai</w:t>
       </w:r>
-      <w:del w:id="10" w:author="JMRT R1 revision" w:date="2026-08-09T02:38:00Z" w16du:dateUtc="2026-08-09T06:38:00Z">
+      <w:del w:id="10" w:author="JMRT R1 revision" w:date="2026-08-09T17:38:00Z" w16du:dateUtc="2026-08-09T21:38:00Z">
         <w:r>
           <w:delText>,</w:delText>
         </w:r>
       </w:del>
-      <w:ins w:id="11" w:author="JMRT R1 revision" w:date="2026-08-09T02:38:00Z" w16du:dateUtc="2026-08-09T06:38:00Z">
+      <w:ins w:id="11" w:author="JMRT R1 revision" w:date="2026-08-09T17:38:00Z" w16du:dateUtc="2026-08-09T21:38:00Z">
         <w:r>
           <w:t xml:space="preserve"> [postal code — confirm],</w:t>
         </w:r>
@@ -192,7 +192,7 @@
       <w:r>
         <w:t>*Corresponding author. E-mail</w:t>
       </w:r>
-      <w:del w:id="12" w:author="JMRT R1 revision" w:date="2026-08-09T02:38:00Z" w16du:dateUtc="2026-08-09T06:38:00Z">
+      <w:del w:id="12" w:author="JMRT R1 revision" w:date="2026-08-09T17:38:00Z" w16du:dateUtc="2026-08-09T21:38:00Z">
         <w:r>
           <w:delText xml:space="preserve"> address</w:delText>
         </w:r>
@@ -200,7 +200,7 @@
       <w:r>
         <w:t>: cai485@purdue.edu</w:t>
       </w:r>
-      <w:del w:id="13" w:author="JMRT R1 revision" w:date="2026-08-09T02:38:00Z" w16du:dateUtc="2026-08-09T06:38:00Z">
+      <w:del w:id="13" w:author="JMRT R1 revision" w:date="2026-08-09T17:38:00Z" w16du:dateUtc="2026-08-09T21:38:00Z">
         <w:r>
           <w:delText xml:space="preserve"> (F.Y. Cai).</w:delText>
         </w:r>
@@ -229,12 +229,12 @@
       <w:r>
         <w:t xml:space="preserve">Iron-based shape memory alloys (Fe-SMAs) offer a low-cost alternative to Nitinol, but their super-elastic response is highly sensitive to composition and processing. Large language model (LLM) deep-research agents can now propose new alloy compositions in seconds, raising the question of whether such proposals </w:t>
       </w:r>
-      <w:del w:id="15" w:author="JMRT R1 revision" w:date="2026-08-09T02:38:00Z" w16du:dateUtc="2026-08-09T06:38:00Z">
+      <w:del w:id="15" w:author="JMRT R1 revision" w:date="2026-08-09T17:38:00Z" w16du:dateUtc="2026-08-09T21:38:00Z">
         <w:r>
           <w:delText xml:space="preserve">actually work once synthesized. Here we </w:delText>
         </w:r>
       </w:del>
-      <w:ins w:id="16" w:author="JMRT R1 revision" w:date="2026-08-09T02:38:00Z" w16du:dateUtc="2026-08-09T06:38:00Z">
+      <w:ins w:id="16" w:author="JMRT R1 revision" w:date="2026-08-09T17:38:00Z" w16du:dateUtc="2026-08-09T21:38:00Z">
         <w:r>
           <w:t xml:space="preserve">survive contact with a furnace. We </w:t>
         </w:r>
@@ -242,7 +242,7 @@
       <w:r>
         <w:t xml:space="preserve">report </w:t>
       </w:r>
-      <w:ins w:id="17" w:author="JMRT R1 revision" w:date="2026-08-09T02:38:00Z" w16du:dateUtc="2026-08-09T06:38:00Z">
+      <w:ins w:id="17" w:author="JMRT R1 revision" w:date="2026-08-09T17:38:00Z" w16du:dateUtc="2026-08-09T21:38:00Z">
         <w:r>
           <w:t xml:space="preserve">what is, to our knowledge, </w:t>
         </w:r>
@@ -250,12 +250,12 @@
       <w:r>
         <w:t xml:space="preserve">the </w:t>
       </w:r>
-      <w:del w:id="18" w:author="JMRT R1 revision" w:date="2026-08-09T02:38:00Z" w16du:dateUtc="2026-08-09T06:38:00Z">
+      <w:del w:id="18" w:author="JMRT R1 revision" w:date="2026-08-09T17:38:00Z" w16du:dateUtc="2026-08-09T21:38:00Z">
         <w:r>
           <w:delText xml:space="preserve">synthesis and </w:delText>
         </w:r>
       </w:del>
-      <w:ins w:id="19" w:author="JMRT R1 revision" w:date="2026-08-09T02:38:00Z" w16du:dateUtc="2026-08-09T06:38:00Z">
+      <w:ins w:id="19" w:author="JMRT R1 revision" w:date="2026-08-09T17:38:00Z" w16du:dateUtc="2026-08-09T21:38:00Z">
         <w:r>
           <w:t xml:space="preserve">first experimental test of an LLM-hypothesized shape memory alloy carried from proposal through processing to </w:t>
         </w:r>
@@ -263,7 +263,7 @@
       <w:r>
         <w:t xml:space="preserve">mechanical </w:t>
       </w:r>
-      <w:ins w:id="20" w:author="JMRT R1 revision" w:date="2026-08-09T02:38:00Z" w16du:dateUtc="2026-08-09T06:38:00Z">
+      <w:ins w:id="20" w:author="JMRT R1 revision" w:date="2026-08-09T17:38:00Z" w16du:dateUtc="2026-08-09T21:38:00Z">
         <w:r>
           <w:t xml:space="preserve">and synchrotron </w:t>
         </w:r>
@@ -271,12 +271,12 @@
       <w:r>
         <w:t>characterization</w:t>
       </w:r>
-      <w:del w:id="21" w:author="JMRT R1 revision" w:date="2026-08-09T02:38:00Z" w16du:dateUtc="2026-08-09T06:38:00Z">
+      <w:del w:id="21" w:author="JMRT R1 revision" w:date="2026-08-09T17:38:00Z" w16du:dateUtc="2026-08-09T21:38:00Z">
         <w:r>
           <w:delText xml:space="preserve"> of an</w:delText>
         </w:r>
       </w:del>
-      <w:ins w:id="22" w:author="JMRT R1 revision" w:date="2026-08-09T02:38:00Z" w16du:dateUtc="2026-08-09T06:38:00Z">
+      <w:ins w:id="22" w:author="JMRT R1 revision" w:date="2026-08-09T17:38:00Z" w16du:dateUtc="2026-08-09T21:38:00Z">
         <w:r>
           <w:t>. An</w:t>
         </w:r>
@@ -284,7 +284,7 @@
       <w:r>
         <w:t xml:space="preserve"> LLM-hypothesized Fe-Mn-Al-</w:t>
       </w:r>
-      <w:del w:id="23" w:author="JMRT R1 revision" w:date="2026-08-09T02:38:00Z" w16du:dateUtc="2026-08-09T06:38:00Z">
+      <w:del w:id="23" w:author="JMRT R1 revision" w:date="2026-08-09T17:38:00Z" w16du:dateUtc="2026-08-09T21:38:00Z">
         <w:r>
           <w:delText>Si-</w:delText>
         </w:r>
@@ -292,7 +292,7 @@
       <w:r>
         <w:t>Ni-</w:t>
       </w:r>
-      <w:ins w:id="24" w:author="JMRT R1 revision" w:date="2026-08-09T02:38:00Z" w16du:dateUtc="2026-08-09T06:38:00Z">
+      <w:ins w:id="24" w:author="JMRT R1 revision" w:date="2026-08-09T17:38:00Z" w16du:dateUtc="2026-08-09T21:38:00Z">
         <w:r>
           <w:t>Si-</w:t>
         </w:r>
@@ -300,12 +300,12 @@
       <w:r>
         <w:t>C composition</w:t>
       </w:r>
-      <w:del w:id="25" w:author="JMRT R1 revision" w:date="2026-08-09T02:38:00Z" w16du:dateUtc="2026-08-09T06:38:00Z">
+      <w:del w:id="25" w:author="JMRT R1 revision" w:date="2026-08-09T17:38:00Z" w16du:dateUtc="2026-08-09T21:38:00Z">
         <w:r>
           <w:delText>,</w:delText>
         </w:r>
       </w:del>
-      <w:ins w:id="26" w:author="JMRT R1 revision" w:date="2026-08-09T02:38:00Z" w16du:dateUtc="2026-08-09T06:38:00Z">
+      <w:ins w:id="26" w:author="JMRT R1 revision" w:date="2026-08-09T17:38:00Z" w16du:dateUtc="2026-08-09T21:38:00Z">
         <w:r>
           <w:t xml:space="preserve"> was</w:t>
         </w:r>
@@ -313,12 +313,12 @@
       <w:r>
         <w:t xml:space="preserve"> benchmarked against an established super-elastic Fe-Mn-Al-Ni alloy processed </w:t>
       </w:r>
-      <w:del w:id="27" w:author="JMRT R1 revision" w:date="2026-08-09T02:38:00Z" w16du:dateUtc="2026-08-09T06:38:00Z">
+      <w:del w:id="27" w:author="JMRT R1 revision" w:date="2026-08-09T17:38:00Z" w16du:dateUtc="2026-08-09T21:38:00Z">
         <w:r>
           <w:delText>under identical conditions.</w:delText>
         </w:r>
       </w:del>
-      <w:ins w:id="28" w:author="JMRT R1 revision" w:date="2026-08-09T02:38:00Z" w16du:dateUtc="2026-08-09T06:38:00Z">
+      <w:ins w:id="28" w:author="JMRT R1 revision" w:date="2026-08-09T17:38:00Z" w16du:dateUtc="2026-08-09T21:38:00Z">
         <w:r>
           <w:t>by the same nominal route — an alloy whose super-elasticity depends on coherent B2 NiAl precipitates within a continuous BCC α parent.</w:t>
         </w:r>
@@ -326,12 +326,12 @@
       <w:r>
         <w:t xml:space="preserve"> The </w:t>
       </w:r>
-      <w:del w:id="29" w:author="JMRT R1 revision" w:date="2026-08-09T02:38:00Z" w16du:dateUtc="2026-08-09T06:38:00Z">
+      <w:del w:id="29" w:author="JMRT R1 revision" w:date="2026-08-09T17:38:00Z" w16du:dateUtc="2026-08-09T21:38:00Z">
         <w:r>
           <w:delText xml:space="preserve">AI-hypothesized </w:delText>
         </w:r>
       </w:del>
-      <w:ins w:id="30" w:author="JMRT R1 revision" w:date="2026-08-09T02:38:00Z" w16du:dateUtc="2026-08-09T06:38:00Z">
+      <w:ins w:id="30" w:author="JMRT R1 revision" w:date="2026-08-09T17:38:00Z" w16du:dateUtc="2026-08-09T21:38:00Z">
         <w:r>
           <w:t>LLM-</w:t>
         </w:r>
@@ -339,12 +339,12 @@
       <w:r>
         <w:t xml:space="preserve">alloy </w:t>
       </w:r>
-      <w:del w:id="31" w:author="JMRT R1 revision" w:date="2026-08-09T02:38:00Z" w16du:dateUtc="2026-08-09T06:38:00Z">
+      <w:del w:id="31" w:author="JMRT R1 revision" w:date="2026-08-09T17:38:00Z" w16du:dateUtc="2026-08-09T21:38:00Z">
         <w:r>
           <w:delText>was</w:delText>
         </w:r>
       </w:del>
-      <w:ins w:id="32" w:author="JMRT R1 revision" w:date="2026-08-09T02:38:00Z" w16du:dateUtc="2026-08-09T06:38:00Z">
+      <w:ins w:id="32" w:author="JMRT R1 revision" w:date="2026-08-09T17:38:00Z" w16du:dateUtc="2026-08-09T21:38:00Z">
         <w:r>
           <w:t>proved</w:t>
         </w:r>
@@ -352,12 +352,12 @@
       <w:r>
         <w:t xml:space="preserve"> readily castable </w:t>
       </w:r>
-      <w:del w:id="33" w:author="JMRT R1 revision" w:date="2026-08-09T02:38:00Z" w16du:dateUtc="2026-08-09T06:38:00Z">
+      <w:del w:id="33" w:author="JMRT R1 revision" w:date="2026-08-09T17:38:00Z" w16du:dateUtc="2026-08-09T21:38:00Z">
         <w:r>
           <w:delText>but failed to exhibit</w:delText>
         </w:r>
       </w:del>
-      <w:ins w:id="34" w:author="JMRT R1 revision" w:date="2026-08-09T02:38:00Z" w16du:dateUtc="2026-08-09T06:38:00Z">
+      <w:ins w:id="34" w:author="JMRT R1 revision" w:date="2026-08-09T17:38:00Z" w16du:dateUtc="2026-08-09T21:38:00Z">
         <w:r>
           <w:t>and mechanically serviceable, with 0.2% proof stress from 1948 to 502 MPa across the anneal series and elongation peaking at 33%, yet it showed no</w:t>
         </w:r>
@@ -365,12 +365,12 @@
       <w:r>
         <w:t xml:space="preserve"> super-elasticity under any condition tested</w:t>
       </w:r>
-      <w:del w:id="35" w:author="JMRT R1 revision" w:date="2026-08-09T02:38:00Z" w16du:dateUtc="2026-08-09T06:38:00Z">
+      <w:del w:id="35" w:author="JMRT R1 revision" w:date="2026-08-09T17:38:00Z" w16du:dateUtc="2026-08-09T21:38:00Z">
         <w:r>
           <w:delText>, deforming instead like a conventional</w:delText>
         </w:r>
       </w:del>
-      <w:ins w:id="36" w:author="JMRT R1 revision" w:date="2026-08-09T02:38:00Z" w16du:dateUtc="2026-08-09T06:38:00Z">
+      <w:ins w:id="36" w:author="JMRT R1 revision" w:date="2026-08-09T17:38:00Z" w16du:dateUtc="2026-08-09T21:38:00Z">
         <w:r>
           <w:t>: strain recovery on unloading was indistinguishable from</w:t>
         </w:r>
@@ -378,12 +378,12 @@
       <w:r>
         <w:t xml:space="preserve"> elastic </w:t>
       </w:r>
-      <w:del w:id="37" w:author="JMRT R1 revision" w:date="2026-08-09T02:38:00Z" w16du:dateUtc="2026-08-09T06:38:00Z">
+      <w:del w:id="37" w:author="JMRT R1 revision" w:date="2026-08-09T17:38:00Z" w16du:dateUtc="2026-08-09T21:38:00Z">
         <w:r>
           <w:delText>metal.</w:delText>
         </w:r>
       </w:del>
-      <w:ins w:id="38" w:author="JMRT R1 revision" w:date="2026-08-09T02:38:00Z" w16du:dateUtc="2026-08-09T06:38:00Z">
+      <w:ins w:id="38" w:author="JMRT R1 revision" w:date="2026-08-09T17:38:00Z" w16du:dateUtc="2026-08-09T21:38:00Z">
         <w:r>
           <w:t>springback, against ≈0.5% recoverable transformation strain in the benchmark.</w:t>
         </w:r>
@@ -391,7 +391,7 @@
       <w:r>
         <w:t xml:space="preserve"> Synchrotron </w:t>
       </w:r>
-      <w:del w:id="39" w:author="JMRT R1 revision" w:date="2026-08-09T02:38:00Z" w16du:dateUtc="2026-08-09T06:38:00Z">
+      <w:del w:id="39" w:author="JMRT R1 revision" w:date="2026-08-09T17:38:00Z" w16du:dateUtc="2026-08-09T21:38:00Z">
         <w:r>
           <w:delText xml:space="preserve">X-ray </w:delText>
         </w:r>
@@ -399,12 +399,12 @@
       <w:r>
         <w:t xml:space="preserve">diffraction </w:t>
       </w:r>
-      <w:del w:id="40" w:author="JMRT R1 revision" w:date="2026-08-09T02:38:00Z" w16du:dateUtc="2026-08-09T06:38:00Z">
+      <w:del w:id="40" w:author="JMRT R1 revision" w:date="2026-08-09T17:38:00Z" w16du:dateUtc="2026-08-09T21:38:00Z">
         <w:r>
           <w:delText>showed that</w:delText>
         </w:r>
       </w:del>
-      <w:ins w:id="41" w:author="JMRT R1 revision" w:date="2026-08-09T02:38:00Z" w16du:dateUtc="2026-08-09T06:38:00Z">
+      <w:ins w:id="41" w:author="JMRT R1 revision" w:date="2026-08-09T17:38:00Z" w16du:dateUtc="2026-08-09T21:38:00Z">
         <w:r>
           <w:t>attributes</w:t>
         </w:r>
@@ -412,12 +412,12 @@
       <w:r>
         <w:t xml:space="preserve"> this </w:t>
       </w:r>
-      <w:del w:id="42" w:author="JMRT R1 revision" w:date="2026-08-09T02:38:00Z" w16du:dateUtc="2026-08-09T06:38:00Z">
+      <w:del w:id="42" w:author="JMRT R1 revision" w:date="2026-08-09T17:38:00Z" w16du:dateUtc="2026-08-09T21:38:00Z">
         <w:r>
           <w:delText xml:space="preserve">failure stems from </w:delText>
         </w:r>
       </w:del>
-      <w:ins w:id="43" w:author="JMRT R1 revision" w:date="2026-08-09T02:38:00Z" w16du:dateUtc="2026-08-09T06:38:00Z">
+      <w:ins w:id="43" w:author="JMRT R1 revision" w:date="2026-08-09T17:38:00Z" w16du:dateUtc="2026-08-09T21:38:00Z">
         <w:r>
           <w:t xml:space="preserve">to </w:t>
         </w:r>
@@ -425,12 +425,12 @@
       <w:r>
         <w:t>a phase-stability mismatch</w:t>
       </w:r>
-      <w:del w:id="44" w:author="JMRT R1 revision" w:date="2026-08-09T02:38:00Z" w16du:dateUtc="2026-08-09T06:38:00Z">
+      <w:del w:id="44" w:author="JMRT R1 revision" w:date="2026-08-09T17:38:00Z" w16du:dateUtc="2026-08-09T21:38:00Z">
         <w:r>
           <w:delText>: the AI alloy forms</w:delText>
         </w:r>
       </w:del>
-      <w:ins w:id="45" w:author="JMRT R1 revision" w:date="2026-08-09T02:38:00Z" w16du:dateUtc="2026-08-09T06:38:00Z">
+      <w:ins w:id="45" w:author="JMRT R1 revision" w:date="2026-08-09T17:38:00Z" w16du:dateUtc="2026-08-09T21:38:00Z">
         <w:r>
           <w:t xml:space="preserve"> —</w:t>
         </w:r>
@@ -438,12 +438,12 @@
       <w:r>
         <w:t xml:space="preserve"> a stable </w:t>
       </w:r>
-      <w:del w:id="46" w:author="JMRT R1 revision" w:date="2026-08-09T02:38:00Z" w16du:dateUtc="2026-08-09T06:38:00Z">
+      <w:del w:id="46" w:author="JMRT R1 revision" w:date="2026-08-09T17:38:00Z" w16du:dateUtc="2026-08-09T21:38:00Z">
         <w:r>
           <w:delText>dual-phase</w:delText>
         </w:r>
       </w:del>
-      <w:ins w:id="47" w:author="JMRT R1 revision" w:date="2026-08-09T02:38:00Z" w16du:dateUtc="2026-08-09T06:38:00Z">
+      <w:ins w:id="47" w:author="JMRT R1 revision" w:date="2026-08-09T17:38:00Z" w16du:dateUtc="2026-08-09T21:38:00Z">
         <w:r>
           <w:t>FCC γ + BCC α duplex</w:t>
         </w:r>
@@ -451,12 +451,12 @@
       <w:r>
         <w:t xml:space="preserve"> microstructure with a minor ordered Fe</w:t>
       </w:r>
-      <w:del w:id="48" w:author="JMRT R1 revision" w:date="2026-08-09T02:38:00Z" w16du:dateUtc="2026-08-09T06:38:00Z">
+      <w:del w:id="48" w:author="JMRT R1 revision" w:date="2026-08-09T17:38:00Z" w16du:dateUtc="2026-08-09T21:38:00Z">
         <w:r>
           <w:delText>-</w:delText>
         </w:r>
       </w:del>
-      <w:ins w:id="49" w:author="JMRT R1 revision" w:date="2026-08-09T02:38:00Z" w16du:dateUtc="2026-08-09T06:38:00Z">
+      <w:ins w:id="49" w:author="JMRT R1 revision" w:date="2026-08-09T17:38:00Z" w16du:dateUtc="2026-08-09T21:38:00Z">
         <w:r>
           <w:t>₃</w:t>
         </w:r>
@@ -464,7 +464,7 @@
       <w:r>
         <w:t>Al phase</w:t>
       </w:r>
-      <w:ins w:id="50" w:author="JMRT R1 revision" w:date="2026-08-09T02:38:00Z" w16du:dateUtc="2026-08-09T06:38:00Z">
+      <w:ins w:id="50" w:author="JMRT R1 revision" w:date="2026-08-09T17:38:00Z" w16du:dateUtc="2026-08-09T21:38:00Z">
         <w:r>
           <w:t>, unchanged by deformation. Equilibrium CALPHAD calculations across three independent databases, validated against the benchmark, locate the cause. The benchmark solution-treats to single-phase</w:t>
         </w:r>
@@ -472,12 +472,12 @@
       <w:r>
         <w:t xml:space="preserve"> </w:t>
       </w:r>
-      <w:del w:id="51" w:author="JMRT R1 revision" w:date="2026-08-09T02:38:00Z" w16du:dateUtc="2026-08-09T06:38:00Z">
+      <w:del w:id="51" w:author="JMRT R1 revision" w:date="2026-08-09T17:38:00Z" w16du:dateUtc="2026-08-09T21:38:00Z">
         <w:r>
           <w:delText>that does not support the transformation pathway the benchmark alloy relies on, likely promoted by</w:delText>
         </w:r>
       </w:del>
-      <w:ins w:id="52" w:author="JMRT R1 revision" w:date="2026-08-09T02:38:00Z" w16du:dateUtc="2026-08-09T06:38:00Z">
+      <w:ins w:id="52" w:author="JMRT R1 revision" w:date="2026-08-09T17:38:00Z" w16du:dateUtc="2026-08-09T21:38:00Z">
         <w:r>
           <w:t>BCC α at 1200 °C, whereas the LLM-alloy is two-phase there and reaches single-phase α only at ≈1340 °C, above</w:t>
         </w:r>
@@ -485,12 +485,12 @@
       <w:r>
         <w:t xml:space="preserve"> its </w:t>
       </w:r>
-      <w:del w:id="53" w:author="JMRT R1 revision" w:date="2026-08-09T02:38:00Z" w16du:dateUtc="2026-08-09T06:38:00Z">
+      <w:del w:id="53" w:author="JMRT R1 revision" w:date="2026-08-09T17:38:00Z" w16du:dateUtc="2026-08-09T21:38:00Z">
         <w:r>
           <w:delText>elevated</w:delText>
         </w:r>
       </w:del>
-      <w:ins w:id="54" w:author="JMRT R1 revision" w:date="2026-08-09T02:38:00Z" w16du:dateUtc="2026-08-09T06:38:00Z">
+      <w:ins w:id="54" w:author="JMRT R1 revision" w:date="2026-08-09T17:38:00Z" w16du:dateUtc="2026-08-09T21:38:00Z">
         <w:r>
           <w:t>accessible processing range; deleting</w:t>
         </w:r>
@@ -498,12 +498,12 @@
       <w:r>
         <w:t xml:space="preserve"> carbon </w:t>
       </w:r>
-      <w:del w:id="55" w:author="JMRT R1 revision" w:date="2026-08-09T02:38:00Z" w16du:dateUtc="2026-08-09T06:38:00Z">
+      <w:del w:id="55" w:author="JMRT R1 revision" w:date="2026-08-09T17:38:00Z" w16du:dateUtc="2026-08-09T21:38:00Z">
         <w:r>
           <w:delText>content. We conclude that</w:delText>
         </w:r>
       </w:del>
-      <w:ins w:id="56" w:author="JMRT R1 revision" w:date="2026-08-09T02:38:00Z" w16du:dateUtc="2026-08-09T06:38:00Z">
+      <w:ins w:id="56" w:author="JMRT R1 revision" w:date="2026-08-09T17:38:00Z" w16du:dateUtc="2026-08-09T21:38:00Z">
         <w:r>
           <w:t>alone from the measured chemistry lowers that field to ≈1150 °C and restores the single-phase state. A carbon addition of ≈0.10 wt% is thus sufficient to close the processing window on which super-elasticity depends.</w:t>
         </w:r>
@@ -511,7 +511,7 @@
       <w:r>
         <w:t xml:space="preserve"> LLM-proposed </w:t>
       </w:r>
-      <w:del w:id="57" w:author="JMRT R1 revision" w:date="2026-08-09T02:38:00Z" w16du:dateUtc="2026-08-09T06:38:00Z">
+      <w:del w:id="57" w:author="JMRT R1 revision" w:date="2026-08-09T17:38:00Z" w16du:dateUtc="2026-08-09T21:38:00Z">
         <w:r>
           <w:delText xml:space="preserve">alloy </w:delText>
         </w:r>
@@ -519,12 +519,12 @@
       <w:r>
         <w:t xml:space="preserve">compositions </w:t>
       </w:r>
-      <w:del w:id="58" w:author="JMRT R1 revision" w:date="2026-08-09T02:38:00Z" w16du:dateUtc="2026-08-09T06:38:00Z">
+      <w:del w:id="58" w:author="JMRT R1 revision" w:date="2026-08-09T17:38:00Z" w16du:dateUtc="2026-08-09T21:38:00Z">
         <w:r>
           <w:delText>cannot be assumed to work as intended and should</w:delText>
         </w:r>
       </w:del>
-      <w:ins w:id="59" w:author="JMRT R1 revision" w:date="2026-08-09T02:38:00Z" w16du:dateUtc="2026-08-09T06:38:00Z">
+      <w:ins w:id="59" w:author="JMRT R1 revision" w:date="2026-08-09T17:38:00Z" w16du:dateUtc="2026-08-09T21:38:00Z">
         <w:r>
           <w:t>should therefore</w:t>
         </w:r>
@@ -532,7 +532,7 @@
       <w:r>
         <w:t xml:space="preserve"> be screened for competing phase stability and interstitial content before </w:t>
       </w:r>
-      <w:del w:id="60" w:author="JMRT R1 revision" w:date="2026-08-09T02:38:00Z" w16du:dateUtc="2026-08-09T06:38:00Z">
+      <w:del w:id="60" w:author="JMRT R1 revision" w:date="2026-08-09T17:38:00Z" w16du:dateUtc="2026-08-09T21:38:00Z">
         <w:r>
           <w:delText xml:space="preserve">physical </w:delText>
         </w:r>
@@ -540,12 +540,12 @@
       <w:r>
         <w:t xml:space="preserve">synthesis </w:t>
       </w:r>
-      <w:del w:id="61" w:author="JMRT R1 revision" w:date="2026-08-09T02:38:00Z" w16du:dateUtc="2026-08-09T06:38:00Z">
+      <w:del w:id="61" w:author="JMRT R1 revision" w:date="2026-08-09T17:38:00Z" w16du:dateUtc="2026-08-09T21:38:00Z">
         <w:r>
           <w:delText>is attempted</w:delText>
         </w:r>
       </w:del>
-      <w:ins w:id="62" w:author="JMRT R1 revision" w:date="2026-08-09T02:38:00Z" w16du:dateUtc="2026-08-09T06:38:00Z">
+      <w:ins w:id="62" w:author="JMRT R1 revision" w:date="2026-08-09T17:38:00Z" w16du:dateUtc="2026-08-09T21:38:00Z">
         <w:r>
           <w:t>— a check costing minutes with openly available databases</w:t>
         </w:r>
@@ -568,7 +568,7 @@
       <w:r>
         <w:t xml:space="preserve"> Fe-based shape memory alloy; super-elasticity; AI-guided alloy design</w:t>
       </w:r>
-      <w:ins w:id="63" w:author="JMRT R1 revision" w:date="2026-08-09T02:38:00Z" w16du:dateUtc="2026-08-09T06:38:00Z">
+      <w:ins w:id="63" w:author="JMRT R1 revision" w:date="2026-08-09T17:38:00Z" w16du:dateUtc="2026-08-09T21:38:00Z">
         <w:r>
           <w:t>; CALPHAD</w:t>
         </w:r>
@@ -598,7 +598,7 @@
       <w:pPr>
         <w:pStyle w:val="FirstParagraph"/>
         <w:rPr>
-          <w:ins w:id="65" w:author="JMRT R1 revision" w:date="2026-08-09T02:38:00Z" w16du:dateUtc="2026-08-09T06:38:00Z"/>
+          <w:ins w:id="65" w:author="JMRT R1 revision" w:date="2026-08-09T17:38:00Z" w16du:dateUtc="2026-08-09T21:38:00Z"/>
         </w:rPr>
       </w:pPr>
       <w:r>
@@ -610,12 +610,12 @@
       <w:r>
         <w:t xml:space="preserve">. Together these tools raise the possibility of alloy design that supplements intuition-guided iteration with AI-proposed, thermodynamically screened candidates. </w:t>
       </w:r>
-      <w:del w:id="66" w:author="JMRT R1 revision" w:date="2026-08-09T02:38:00Z" w16du:dateUtc="2026-08-09T06:38:00Z">
+      <w:del w:id="66" w:author="JMRT R1 revision" w:date="2026-08-09T17:38:00Z" w16du:dateUtc="2026-08-09T21:38:00Z">
         <w:r>
           <w:delText>Recent studies have begun applying such AI methods specifically to shape memory alloys, including data-driven composition screening [4], generative inverse design [5], and LLM-based hypothesis generation [6]. However, whether these AI models practically work or not is yet to be tested.</w:delText>
         </w:r>
       </w:del>
-      <w:ins w:id="67" w:author="JMRT R1 revision" w:date="2026-08-09T02:38:00Z" w16du:dateUtc="2026-08-09T06:38:00Z">
+      <w:ins w:id="67" w:author="JMRT R1 revision" w:date="2026-08-09T17:38:00Z" w16du:dateUtc="2026-08-09T21:38:00Z">
         <w:r>
           <w:t>Computational alloy design of this kind is not a single technique but a family of them, and the family is broader than the LLM agents examined here. Property-targeted screening searches an existing database or surrogate model for compositions meeting a specification, as in the AIMS framework for shape memory alloys [4]</w:t>
         </w:r>
@@ -628,7 +628,7 @@
       <w:pPr>
         <w:pStyle w:val="BodyText"/>
       </w:pPr>
-      <w:ins w:id="68" w:author="JMRT R1 revision" w:date="2026-08-09T02:38:00Z" w16du:dateUtc="2026-08-09T06:38:00Z">
+      <w:ins w:id="68" w:author="JMRT R1 revision" w:date="2026-08-09T17:38:00Z" w16du:dateUtc="2026-08-09T21:38:00Z">
         <w:r>
           <w:t>That shared output is where the difficulty lies, and it defines the gap this study addresses. Generating candidate compositions is now cheap and fast, and the literature reporting such candidates is growing quickly. Physically synthesizing one and testing whether it does what was claimed is neither cheap nor fast, and is correspondingly rare. Rarer still is the publication of a candidate that failed, even though a diagnosed failure constrains the design space at least as usefully as a success and is the onl</w:t>
         </w:r>
@@ -642,12 +642,12 @@
       <w:r>
         <w:t xml:space="preserve"> [1</w:t>
       </w:r>
-      <w:del w:id="69" w:author="JMRT R1 revision" w:date="2026-08-09T02:38:00Z" w16du:dateUtc="2026-08-09T06:38:00Z">
+      <w:del w:id="69" w:author="JMRT R1 revision" w:date="2026-08-09T17:38:00Z" w16du:dateUtc="2026-08-09T21:38:00Z">
         <w:r>
           <w:delText>].</w:delText>
         </w:r>
       </w:del>
-      <w:ins w:id="70" w:author="JMRT R1 revision" w:date="2026-08-09T02:38:00Z" w16du:dateUtc="2026-08-09T06:38:00Z">
+      <w:ins w:id="70" w:author="JMRT R1 revision" w:date="2026-08-09T17:38:00Z" w16du:dateUtc="2026-08-09T21:38:00Z">
         <w:r>
           <w:t>]; nor need they check that the phase fields their target microstructure requires are reachable by any processing route the laboratory can actually run.</w:t>
         </w:r>
@@ -655,7 +655,7 @@
       <w:r>
         <w:t xml:space="preserve"> A composition whose target phase lies on the DFT convex hull might still be difficult to realize in practice. </w:t>
       </w:r>
-      <w:del w:id="71" w:author="JMRT R1 revision" w:date="2026-08-09T02:38:00Z" w16du:dateUtc="2026-08-09T06:38:00Z">
+      <w:del w:id="71" w:author="JMRT R1 revision" w:date="2026-08-09T17:38:00Z" w16du:dateUtc="2026-08-09T21:38:00Z">
         <w:r>
           <w:delText xml:space="preserve">It is our interest to examine a large language model (LLM)-hypothesized shape memory alloy (SMA). </w:delText>
         </w:r>
@@ -663,12 +663,12 @@
       <w:r>
         <w:t xml:space="preserve">To the best of our knowledge, experimentally validated studies </w:t>
       </w:r>
-      <w:del w:id="72" w:author="JMRT R1 revision" w:date="2026-08-09T02:38:00Z" w16du:dateUtc="2026-08-09T06:38:00Z">
+      <w:del w:id="72" w:author="JMRT R1 revision" w:date="2026-08-09T17:38:00Z" w16du:dateUtc="2026-08-09T21:38:00Z">
         <w:r>
           <w:delText>on this topic</w:delText>
         </w:r>
       </w:del>
-      <w:ins w:id="73" w:author="JMRT R1 revision" w:date="2026-08-09T02:38:00Z" w16du:dateUtc="2026-08-09T06:38:00Z">
+      <w:ins w:id="73" w:author="JMRT R1 revision" w:date="2026-08-09T17:38:00Z" w16du:dateUtc="2026-08-09T21:38:00Z">
         <w:r>
           <w:t>of LLM-hypothesized alloys</w:t>
         </w:r>
@@ -711,12 +711,12 @@
       <w:r>
         <w:t xml:space="preserve">[13,14]. However, achieving a bamboo-like grain structure poses significant challenges, especially at industrial scale. In this study, we adopted this alloy system, trained an </w:t>
       </w:r>
-      <w:del w:id="74" w:author="JMRT R1 revision" w:date="2026-08-09T02:38:00Z" w16du:dateUtc="2026-08-09T06:38:00Z">
+      <w:del w:id="74" w:author="JMRT R1 revision" w:date="2026-08-09T17:38:00Z" w16du:dateUtc="2026-08-09T21:38:00Z">
         <w:r>
           <w:delText>AI with</w:delText>
         </w:r>
       </w:del>
-      <w:ins w:id="75" w:author="JMRT R1 revision" w:date="2026-08-09T02:38:00Z" w16du:dateUtc="2026-08-09T06:38:00Z">
+      <w:ins w:id="75" w:author="JMRT R1 revision" w:date="2026-08-09T17:38:00Z" w16du:dateUtc="2026-08-09T21:38:00Z">
         <w:r>
           <w:t>LLM agent on</w:t>
         </w:r>
@@ -724,12 +724,12 @@
       <w:r>
         <w:t xml:space="preserve"> over 200 published papers on Fe-based SMAs along with other publicly available information, and asked </w:t>
       </w:r>
-      <w:del w:id="76" w:author="JMRT R1 revision" w:date="2026-08-09T02:38:00Z" w16du:dateUtc="2026-08-09T06:38:00Z">
+      <w:del w:id="76" w:author="JMRT R1 revision" w:date="2026-08-09T17:38:00Z" w16du:dateUtc="2026-08-09T21:38:00Z">
         <w:r>
           <w:delText>the AI</w:delText>
         </w:r>
       </w:del>
-      <w:ins w:id="77" w:author="JMRT R1 revision" w:date="2026-08-09T02:38:00Z" w16du:dateUtc="2026-08-09T06:38:00Z">
+      <w:ins w:id="77" w:author="JMRT R1 revision" w:date="2026-08-09T17:38:00Z" w16du:dateUtc="2026-08-09T21:38:00Z">
         <w:r>
           <w:t>it</w:t>
         </w:r>
@@ -737,12 +737,12 @@
       <w:r>
         <w:t xml:space="preserve"> for lower-cost alternatives with the potential to exhibit super-elasticity with small grain sizes. We processed one of the </w:t>
       </w:r>
-      <w:del w:id="78" w:author="JMRT R1 revision" w:date="2026-08-09T02:38:00Z" w16du:dateUtc="2026-08-09T06:38:00Z">
+      <w:del w:id="78" w:author="JMRT R1 revision" w:date="2026-08-09T17:38:00Z" w16du:dateUtc="2026-08-09T21:38:00Z">
         <w:r>
           <w:delText>AI</w:delText>
         </w:r>
       </w:del>
-      <w:ins w:id="79" w:author="JMRT R1 revision" w:date="2026-08-09T02:38:00Z" w16du:dateUtc="2026-08-09T06:38:00Z">
+      <w:ins w:id="79" w:author="JMRT R1 revision" w:date="2026-08-09T17:38:00Z" w16du:dateUtc="2026-08-09T21:38:00Z">
         <w:r>
           <w:t>LLM</w:t>
         </w:r>
@@ -763,12 +763,12 @@
       <w:r>
         <w:t xml:space="preserve">. </w:t>
       </w:r>
-      <w:del w:id="80" w:author="JMRT R1 revision" w:date="2026-08-09T02:38:00Z" w16du:dateUtc="2026-08-09T06:38:00Z">
+      <w:del w:id="80" w:author="JMRT R1 revision" w:date="2026-08-09T17:38:00Z" w16du:dateUtc="2026-08-09T21:38:00Z">
         <w:r>
           <w:delText>Because</w:delText>
         </w:r>
       </w:del>
-      <w:ins w:id="81" w:author="JMRT R1 revision" w:date="2026-08-09T02:38:00Z" w16du:dateUtc="2026-08-09T06:38:00Z">
+      <w:ins w:id="81" w:author="JMRT R1 revision" w:date="2026-08-09T17:38:00Z" w16du:dateUtc="2026-08-09T21:38:00Z">
         <w:r>
           <w:t>Both alloys were then put through</w:t>
         </w:r>
@@ -776,7 +776,7 @@
       <w:r>
         <w:t xml:space="preserve"> the </w:t>
       </w:r>
-      <w:ins w:id="82" w:author="JMRT R1 revision" w:date="2026-08-09T02:38:00Z" w16du:dateUtc="2026-08-09T06:38:00Z">
+      <w:ins w:id="82" w:author="JMRT R1 revision" w:date="2026-08-09T17:38:00Z" w16du:dateUtc="2026-08-09T21:38:00Z">
         <w:r>
           <w:t xml:space="preserve">same nominal </w:t>
         </w:r>
@@ -784,12 +784,12 @@
       <w:r>
         <w:t xml:space="preserve">processing </w:t>
       </w:r>
-      <w:del w:id="83" w:author="JMRT R1 revision" w:date="2026-08-09T02:38:00Z" w16du:dateUtc="2026-08-09T06:38:00Z">
+      <w:del w:id="83" w:author="JMRT R1 revision" w:date="2026-08-09T17:38:00Z" w16du:dateUtc="2026-08-09T21:38:00Z">
         <w:r>
           <w:delText>history was kept</w:delText>
         </w:r>
       </w:del>
-      <w:ins w:id="84" w:author="JMRT R1 revision" w:date="2026-08-09T02:38:00Z" w16du:dateUtc="2026-08-09T06:38:00Z">
+      <w:ins w:id="84" w:author="JMRT R1 revision" w:date="2026-08-09T17:38:00Z" w16du:dateUtc="2026-08-09T21:38:00Z">
         <w:r>
           <w:t>route. Identical nominal parameters do not guarantee</w:t>
         </w:r>
@@ -797,12 +797,12 @@
       <w:r>
         <w:t xml:space="preserve"> identical </w:t>
       </w:r>
-      <w:del w:id="85" w:author="JMRT R1 revision" w:date="2026-08-09T02:38:00Z" w16du:dateUtc="2026-08-09T06:38:00Z">
+      <w:del w:id="85" w:author="JMRT R1 revision" w:date="2026-08-09T17:38:00Z" w16du:dateUtc="2026-08-09T21:38:00Z">
         <w:r>
           <w:delText>for both alloys, compositional differences</w:delText>
         </w:r>
       </w:del>
-      <w:ins w:id="86" w:author="JMRT R1 revision" w:date="2026-08-09T02:38:00Z" w16du:dateUtc="2026-08-09T06:38:00Z">
+      <w:ins w:id="86" w:author="JMRT R1 revision" w:date="2026-08-09T17:38:00Z" w16du:dateUtc="2026-08-09T21:38:00Z">
         <w:r>
           <w:t>recrystallization, grain size, texture or precipitation state in two different compositions, so what follows is a comparison of how each alloy responds to a common route rather than a controlled isolation of composition; the limits of that comparison</w:t>
         </w:r>
@@ -810,12 +810,12 @@
       <w:r>
         <w:t xml:space="preserve"> are </w:t>
       </w:r>
-      <w:del w:id="87" w:author="JMRT R1 revision" w:date="2026-08-09T02:38:00Z" w16du:dateUtc="2026-08-09T06:38:00Z">
+      <w:del w:id="87" w:author="JMRT R1 revision" w:date="2026-08-09T17:38:00Z" w16du:dateUtc="2026-08-09T21:38:00Z">
         <w:r>
           <w:delText>the sole variable determining the final mechanical properties</w:delText>
         </w:r>
       </w:del>
-      <w:ins w:id="88" w:author="JMRT R1 revision" w:date="2026-08-09T02:38:00Z" w16du:dateUtc="2026-08-09T06:38:00Z">
+      <w:ins w:id="88" w:author="JMRT R1 revision" w:date="2026-08-09T17:38:00Z" w16du:dateUtc="2026-08-09T21:38:00Z">
         <w:r>
           <w:t>stated in Sec. 4.1</w:t>
         </w:r>
@@ -828,10 +828,10 @@
       <w:pPr>
         <w:pStyle w:val="BodyText"/>
         <w:rPr>
-          <w:ins w:id="89" w:author="JMRT R1 revision" w:date="2026-08-09T02:38:00Z" w16du:dateUtc="2026-08-09T06:38:00Z"/>
-        </w:rPr>
-      </w:pPr>
-      <w:ins w:id="90" w:author="JMRT R1 revision" w:date="2026-08-09T02:38:00Z" w16du:dateUtc="2026-08-09T06:38:00Z">
+          <w:ins w:id="89" w:author="JMRT R1 revision" w:date="2026-08-09T17:38:00Z" w16du:dateUtc="2026-08-09T21:38:00Z"/>
+        </w:rPr>
+      </w:pPr>
+      <w:ins w:id="90" w:author="JMRT R1 revision" w:date="2026-08-09T17:38:00Z" w16du:dateUtc="2026-08-09T21:38:00Z">
         <w:r>
           <w:t>The hypothesis under test is the agent’s own, and it is worth stating in its own terms before it is examined. Reasoning from the Fe-Mn-Al-Ni family, the agent proposed that Ni could be reduced from 7.5 to 4 at% to lower cost, that ≈4 at% Si would compensate by stabilizing the BCC α parent and strengthening it in solid solution, and that ≈1000 ppm C would strengthen the parent further and, through fine carbides, raise the resistance to dislocation slip enough to favour stress-induced transformation over plas</w:t>
         </w:r>
@@ -872,28 +872,334 @@
     <w:p>
       <w:pPr>
         <w:pStyle w:val="FirstParagraph"/>
+        <w:rPr>
+          <w:ins w:id="93" w:author="JMRT R1 revision" w:date="2026-08-09T17:38:00Z" w16du:dateUtc="2026-08-09T21:38:00Z"/>
+        </w:rPr>
       </w:pPr>
       <w:r>
         <w:t xml:space="preserve">The </w:t>
       </w:r>
-      <w:del w:id="93" w:author="JMRT R1 revision" w:date="2026-08-09T02:38:00Z" w16du:dateUtc="2026-08-09T06:38:00Z">
+      <w:del w:id="94" w:author="JMRT R1 revision" w:date="2026-08-09T17:38:00Z" w16du:dateUtc="2026-08-09T21:38:00Z">
         <w:r>
           <w:delText>AI</w:delText>
         </w:r>
       </w:del>
-      <w:ins w:id="94" w:author="JMRT R1 revision" w:date="2026-08-09T02:38:00Z" w16du:dateUtc="2026-08-09T06:38:00Z">
+      <w:ins w:id="95" w:author="JMRT R1 revision" w:date="2026-08-09T17:38:00Z" w16du:dateUtc="2026-08-09T21:38:00Z">
         <w:r>
           <w:t>LLM</w:t>
         </w:r>
       </w:ins>
       <w:r>
-        <w:t xml:space="preserve">-hypothesized composition was generated by an LLM deep-research agent (Gemini 2.5 with the Deep Research tool [2]) prompted to propose an Fe-Mn-Al-based composition optimized for room-temperature super-elasticity. The agent was instructed to (i) reason from the Fe-Mn-Al-Ni family established by Omori and co-workers [12,15] </w:t>
-      </w:r>
-      <w:r>
-        <w:t>as a starting point and search for even cheaper alternatives, (ii) consult thermodynamic-stability data, (iii) target β-NiAl/carbide precipitation as a strengthening pathway, and (iv) minimize cost by excluding cobalt and tantalum. Within one of the AI-suggested composition ranges, we selected a composition of 50Fe-30Mn-12Al-4Ni-4Si (at%) with an additional 1000 ppm C, where the Fe, Mn, Al, and Ni are intended to form a BCC parent phase and β (NiAl-type) precipitates. Ni content is kept moderate to lower co</w:t>
-      </w:r>
-      <w:r>
-        <w:t>st. Si is added to strengthen the parent BCC matrix through solid-solution strengthening; Si is also known to increase resistance to slip in ferritic structures and could potentially modify the stability or morphology of β precipitates, or influence stacking-fault energy. C is added for interstitial strengthening of the parent phase and possible formation of very fine, dispersed carbides. For direct comparison, a second alloy of composition 43.5Fe-34Mn-15Al-7.5Ni (at%), based on the work of Omori</w:t>
+        <w:t xml:space="preserve">-hypothesized composition </w:t>
+      </w:r>
+      <w:del w:id="96" w:author="JMRT R1 revision" w:date="2026-08-09T17:38:00Z" w16du:dateUtc="2026-08-09T21:38:00Z">
+        <w:r>
+          <w:delText>was generated by an LLM deep-research agent (</w:delText>
+        </w:r>
+      </w:del>
+      <w:ins w:id="97" w:author="JMRT R1 revision" w:date="2026-08-09T17:38:00Z" w16du:dateUtc="2026-08-09T21:38:00Z">
+        <w:r>
+          <w:t xml:space="preserve">originated in a </w:t>
+        </w:r>
+      </w:ins>
+      <w:r>
+        <w:t xml:space="preserve">Gemini </w:t>
+      </w:r>
+      <w:del w:id="98" w:author="JMRT R1 revision" w:date="2026-08-09T17:38:00Z" w16du:dateUtc="2026-08-09T21:38:00Z">
+        <w:r>
+          <w:delText xml:space="preserve">2.5 with the </w:delText>
+        </w:r>
+      </w:del>
+      <w:r>
+        <w:t xml:space="preserve">Deep Research </w:t>
+      </w:r>
+      <w:del w:id="99" w:author="JMRT R1 revision" w:date="2026-08-09T17:38:00Z" w16du:dateUtc="2026-08-09T21:38:00Z">
+        <w:r>
+          <w:delText>tool [2]) prompted to propose an Fe-Mn-Al</w:delText>
+        </w:r>
+      </w:del>
+      <w:ins w:id="100" w:author="JMRT R1 revision" w:date="2026-08-09T17:38:00Z" w16du:dateUtc="2026-08-09T21:38:00Z">
+        <w:r>
+          <w:t>session [2] asked for iron</w:t>
+        </w:r>
+      </w:ins>
+      <w:r>
+        <w:t xml:space="preserve">-based </w:t>
+      </w:r>
+      <w:del w:id="101" w:author="JMRT R1 revision" w:date="2026-08-09T17:38:00Z" w16du:dateUtc="2026-08-09T21:38:00Z">
+        <w:r>
+          <w:delText>composition optimized for room-temperature super</w:delText>
+        </w:r>
+      </w:del>
+      <w:ins w:id="102" w:author="JMRT R1 revision" w:date="2026-08-09T17:38:00Z" w16du:dateUtc="2026-08-09T21:38:00Z">
+        <w:r>
+          <w:t>compositions that might approach Nitinol-like pseudo</w:t>
+        </w:r>
+      </w:ins>
+      <w:r>
+        <w:t>-elasticity</w:t>
+      </w:r>
+      <w:del w:id="103" w:author="JMRT R1 revision" w:date="2026-08-09T17:38:00Z" w16du:dateUtc="2026-08-09T21:38:00Z">
+        <w:r>
+          <w:delText>. The agent was instructed to (i) reason</w:delText>
+        </w:r>
+      </w:del>
+      <w:ins w:id="104" w:author="JMRT R1 revision" w:date="2026-08-09T17:38:00Z" w16du:dateUtc="2026-08-09T21:38:00Z">
+        <w:r>
+          <w:t xml:space="preserve"> at substantially lower cost, reasoning</w:t>
+        </w:r>
+      </w:ins>
+      <w:r>
+        <w:t xml:space="preserve"> from the Fe-Mn-Al-Ni family established by Omori and co-workers [12,15] </w:t>
+      </w:r>
+      <w:del w:id="105" w:author="JMRT R1 revision" w:date="2026-08-09T17:38:00Z" w16du:dateUtc="2026-08-09T21:38:00Z">
+        <w:r>
+          <w:delText>as a starting point and search for even cheaper alternatives, (ii) consult thermodynamic-stability data, (iii) target β-NiAl/carbide precipitation as a strengthening pathway, and (iv) minimize cost by</w:delText>
+        </w:r>
+      </w:del>
+      <w:ins w:id="106" w:author="JMRT R1 revision" w:date="2026-08-09T17:38:00Z" w16du:dateUtc="2026-08-09T21:38:00Z">
+        <w:r>
+          <w:t>and</w:t>
+        </w:r>
+      </w:ins>
+      <w:r>
+        <w:t xml:space="preserve"> excluding </w:t>
+      </w:r>
+      <w:ins w:id="107" w:author="JMRT R1 revision" w:date="2026-08-09T17:38:00Z" w16du:dateUtc="2026-08-09T21:38:00Z">
+        <w:r>
+          <w:t xml:space="preserve">expensive additions such as </w:t>
+        </w:r>
+      </w:ins>
+      <w:r>
+        <w:t xml:space="preserve">cobalt and tantalum. </w:t>
+      </w:r>
+      <w:del w:id="108" w:author="JMRT R1 revision" w:date="2026-08-09T17:38:00Z" w16du:dateUtc="2026-08-09T21:38:00Z">
+        <w:r>
+          <w:delText xml:space="preserve">Within one of the AI-suggested composition ranges, we selected a composition of </w:delText>
+        </w:r>
+      </w:del>
+      <w:ins w:id="109" w:author="JMRT R1 revision" w:date="2026-08-09T17:38:00Z" w16du:dateUtc="2026-08-09T21:38:00Z">
+        <w:r>
+          <w:t xml:space="preserve">Its report — </w:t>
+        </w:r>
+        <w:r>
+          <w:rPr>
+            <w:i/>
+            <w:iCs/>
+          </w:rPr>
+          <w:t>New Fe-SMA Alloy Hypotheses</w:t>
+        </w:r>
+        <w:r>
+          <w:t>, 41 pages drawing on 76 sources, all accessed 19 May 2025, compiled 4 June 2025 — is supplied in full as Supplementary Material. It is supplied rather than summarized because the verbatim prompt was not preserved and the report does not embed it, so the report is the whole of the recoverable record; that gap is itself worth reporting, since provenance is the first thing an AI-assisted design claim needs and it is easily lost. The report proposes six candidate families and ranks them for experimental priori</w:t>
+        </w:r>
+        <w:r>
+          <w:t>ty: three Fe-Mn-Al-(Ni) variants, two Fe-Mn-Si-Cr variants, and one Fe-Al-Cr-Mn interstitial alloy.</w:t>
+        </w:r>
+      </w:ins>
+    </w:p>
+    <w:p>
+      <w:pPr>
+        <w:pStyle w:val="BodyText"/>
+        <w:rPr>
+          <w:ins w:id="110" w:author="JMRT R1 revision" w:date="2026-08-09T17:38:00Z" w16du:dateUtc="2026-08-09T21:38:00Z"/>
+        </w:rPr>
+      </w:pPr>
+      <w:ins w:id="111" w:author="JMRT R1 revision" w:date="2026-08-09T17:38:00Z" w16du:dateUtc="2026-08-09T21:38:00Z">
+        <w:r>
+          <w:t xml:space="preserve">The composition made here was drawn from Hypothesis A2, Fe-Mn-Al-Si-Ni-(B/C), which the report ranked joint second of the six; its first-ranked candidate, an Fe-Mn-Si-Cr-V-C alloy, was not synthesized. A2’s proposed range is Fe (bal.), Mn 20–30, Al 8–12, Si 1–4, Ni 3–6, and either B 0.005–0.05 or C 0.1–0.3, all in wt%. The alloy melted — 54.5Fe-32.3Mn-6.4Al-4.6Ni-2.2Si-0.1C (wt%), equivalently </w:t>
+        </w:r>
+      </w:ins>
+      <w:r>
+        <w:t xml:space="preserve">50Fe-30Mn-12Al-4Ni-4Si (at%) with </w:t>
+      </w:r>
+      <w:del w:id="112" w:author="JMRT R1 revision" w:date="2026-08-09T17:38:00Z" w16du:dateUtc="2026-08-09T21:38:00Z">
+        <w:r>
+          <w:delText xml:space="preserve">an additional </w:delText>
+        </w:r>
+      </w:del>
+      <w:r>
+        <w:t>1000 ppm C</w:t>
+      </w:r>
+      <w:del w:id="113" w:author="JMRT R1 revision" w:date="2026-08-09T17:38:00Z" w16du:dateUtc="2026-08-09T21:38:00Z">
+        <w:r>
+          <w:delText xml:space="preserve">, where the Fe, Mn, Al, and Ni are </w:delText>
+        </w:r>
+      </w:del>
+      <w:ins w:id="114" w:author="JMRT R1 revision" w:date="2026-08-09T17:38:00Z" w16du:dateUtc="2026-08-09T21:38:00Z">
+        <w:r>
+          <w:t xml:space="preserve"> — lies inside that range in silicon, nickel and carbon and outside it in manganese and aluminum: 32.3 wt% Mn against a ceiling of 30, and 6.4 wt% Al against a floor of 8. The aluminum shortfall is the larger of the two, and larger than the weight percentages make it look, because in this alloy A2’s 8–12 wt% Al corresponds to 14.9–21.5 at% while the melt carries 12.1 at%. Since aluminum is the strongest ferrite stabilizer present, the deviation runs in the austenite-forming direction — that is, toward the o</w:t>
+        </w:r>
+        <w:r>
+          <w:t>utcome actually observed — so it cannot simply be noted and set aside. Whether it is responsible for that outcome is tested directly in Sec. 3.4.</w:t>
+        </w:r>
+      </w:ins>
+    </w:p>
+    <w:p>
+      <w:pPr>
+        <w:pStyle w:val="BodyText"/>
+      </w:pPr>
+      <w:ins w:id="115" w:author="JMRT R1 revision" w:date="2026-08-09T17:38:00Z" w16du:dateUtc="2026-08-09T21:38:00Z">
+        <w:r>
+          <w:t xml:space="preserve">The </w:t>
+        </w:r>
+      </w:ins>
+      <w:r>
+        <w:t xml:space="preserve">intended </w:t>
+      </w:r>
+      <w:ins w:id="116" w:author="JMRT R1 revision" w:date="2026-08-09T17:38:00Z" w16du:dateUtc="2026-08-09T21:38:00Z">
+        <w:r>
+          <w:t xml:space="preserve">roles of the elements are those the report assigns them in A2: Fe, Mn, Al and Ni </w:t>
+        </w:r>
+      </w:ins>
+      <w:r>
+        <w:t xml:space="preserve">to form a BCC parent phase and </w:t>
+      </w:r>
+      <w:ins w:id="117" w:author="JMRT R1 revision" w:date="2026-08-09T17:38:00Z" w16du:dateUtc="2026-08-09T21:38:00Z">
+        <w:r>
+          <w:t xml:space="preserve">coherent 5–15 nm </w:t>
+        </w:r>
+      </w:ins>
+      <w:r>
+        <w:t>β (NiAl-type) precipitates</w:t>
+      </w:r>
+      <w:del w:id="118" w:author="JMRT R1 revision" w:date="2026-08-09T17:38:00Z" w16du:dateUtc="2026-08-09T21:38:00Z">
+        <w:r>
+          <w:delText>.</w:delText>
+        </w:r>
+      </w:del>
+      <w:ins w:id="119" w:author="JMRT R1 revision" w:date="2026-08-09T17:38:00Z" w16du:dateUtc="2026-08-09T21:38:00Z">
+        <w:r>
+          <w:t>, with</w:t>
+        </w:r>
+      </w:ins>
+      <w:r>
+        <w:t xml:space="preserve"> Ni </w:t>
+      </w:r>
+      <w:del w:id="120" w:author="JMRT R1 revision" w:date="2026-08-09T17:38:00Z" w16du:dateUtc="2026-08-09T21:38:00Z">
+        <w:r>
+          <w:delText xml:space="preserve">content is </w:delText>
+        </w:r>
+      </w:del>
+      <w:r>
+        <w:t>kept moderate to lower cost</w:t>
+      </w:r>
+      <w:del w:id="121" w:author="JMRT R1 revision" w:date="2026-08-09T17:38:00Z" w16du:dateUtc="2026-08-09T21:38:00Z">
+        <w:r>
+          <w:delText>.</w:delText>
+        </w:r>
+      </w:del>
+      <w:ins w:id="122" w:author="JMRT R1 revision" w:date="2026-08-09T17:38:00Z" w16du:dateUtc="2026-08-09T21:38:00Z">
+        <w:r>
+          <w:t>;</w:t>
+        </w:r>
+      </w:ins>
+      <w:r>
+        <w:t xml:space="preserve"> Si</w:t>
+      </w:r>
+      <w:del w:id="123" w:author="JMRT R1 revision" w:date="2026-08-09T17:38:00Z" w16du:dateUtc="2026-08-09T21:38:00Z">
+        <w:r>
+          <w:delText xml:space="preserve"> is added</w:delText>
+        </w:r>
+      </w:del>
+      <w:r>
+        <w:t xml:space="preserve"> to strengthen the parent BCC matrix </w:t>
+      </w:r>
+      <w:del w:id="124" w:author="JMRT R1 revision" w:date="2026-08-09T17:38:00Z" w16du:dateUtc="2026-08-09T21:38:00Z">
+        <w:r>
+          <w:delText>through</w:delText>
+        </w:r>
+      </w:del>
+      <w:ins w:id="125" w:author="JMRT R1 revision" w:date="2026-08-09T17:38:00Z" w16du:dateUtc="2026-08-09T21:38:00Z">
+        <w:r>
+          <w:t>by</w:t>
+        </w:r>
+      </w:ins>
+      <w:r>
+        <w:t xml:space="preserve"> solid </w:t>
+      </w:r>
+      <w:del w:id="126" w:author="JMRT R1 revision" w:date="2026-08-09T17:38:00Z" w16du:dateUtc="2026-08-09T21:38:00Z">
+        <w:r>
+          <w:delText>-</w:delText>
+        </w:r>
+      </w:del>
+      <w:r>
+        <w:t>solution</w:t>
+      </w:r>
+      <w:del w:id="127" w:author="JMRT R1 revision" w:date="2026-08-09T17:38:00Z" w16du:dateUtc="2026-08-09T21:38:00Z">
+        <w:r>
+          <w:delText xml:space="preserve"> strengthening;</w:delText>
+        </w:r>
+      </w:del>
+      <w:ins w:id="128" w:author="JMRT R1 revision" w:date="2026-08-09T17:38:00Z" w16du:dateUtc="2026-08-09T21:38:00Z">
+        <w:r>
+          <w:t>,</w:t>
+        </w:r>
+      </w:ins>
+      <w:r>
+        <w:t xml:space="preserve"> Si </w:t>
+      </w:r>
+      <w:del w:id="129" w:author="JMRT R1 revision" w:date="2026-08-09T17:38:00Z" w16du:dateUtc="2026-08-09T21:38:00Z">
+        <w:r>
+          <w:delText>is</w:delText>
+        </w:r>
+      </w:del>
+      <w:ins w:id="130" w:author="JMRT R1 revision" w:date="2026-08-09T17:38:00Z" w16du:dateUtc="2026-08-09T21:38:00Z">
+        <w:r>
+          <w:t>being</w:t>
+        </w:r>
+      </w:ins>
+      <w:r>
+        <w:t xml:space="preserve"> also known to increase resistance to slip in ferritic structures and </w:t>
+      </w:r>
+      <w:del w:id="131" w:author="JMRT R1 revision" w:date="2026-08-09T17:38:00Z" w16du:dateUtc="2026-08-09T21:38:00Z">
+        <w:r>
+          <w:delText>could</w:delText>
+        </w:r>
+      </w:del>
+      <w:ins w:id="132" w:author="JMRT R1 revision" w:date="2026-08-09T17:38:00Z" w16du:dateUtc="2026-08-09T21:38:00Z">
+        <w:r>
+          <w:t>to</w:t>
+        </w:r>
+      </w:ins>
+      <w:r>
+        <w:t xml:space="preserve"> potentially modify the stability or morphology of β precipitates</w:t>
+      </w:r>
+      <w:del w:id="133" w:author="JMRT R1 revision" w:date="2026-08-09T17:38:00Z" w16du:dateUtc="2026-08-09T21:38:00Z">
+        <w:r>
+          <w:delText>,</w:delText>
+        </w:r>
+      </w:del>
+      <w:r>
+        <w:t xml:space="preserve"> or influence stacking-fault energy</w:t>
+      </w:r>
+      <w:del w:id="134" w:author="JMRT R1 revision" w:date="2026-08-09T17:38:00Z" w16du:dateUtc="2026-08-09T21:38:00Z">
+        <w:r>
+          <w:delText>.</w:delText>
+        </w:r>
+      </w:del>
+      <w:ins w:id="135" w:author="JMRT R1 revision" w:date="2026-08-09T17:38:00Z" w16du:dateUtc="2026-08-09T21:38:00Z">
+        <w:r>
+          <w:t>; and</w:t>
+        </w:r>
+      </w:ins>
+      <w:r>
+        <w:t xml:space="preserve"> C</w:t>
+      </w:r>
+      <w:del w:id="136" w:author="JMRT R1 revision" w:date="2026-08-09T17:38:00Z" w16du:dateUtc="2026-08-09T21:38:00Z">
+        <w:r>
+          <w:delText xml:space="preserve"> is added</w:delText>
+        </w:r>
+      </w:del>
+      <w:r>
+        <w:t xml:space="preserve"> for interstitial strengthening of the parent phase and possible formation of very fine, dispersed carbides. </w:t>
+      </w:r>
+      <w:ins w:id="137" w:author="JMRT R1 revision" w:date="2026-08-09T17:38:00Z" w16du:dateUtc="2026-08-09T21:38:00Z">
+        <w:r>
+          <w:t xml:space="preserve">The report’s stated performance target for A2 was 5–8% recoverable strain at a transformation stress of 400–700 MPa. </w:t>
+        </w:r>
+      </w:ins>
+      <w:r>
+        <w:t>For direct comparison, a second alloy of composition 43.5Fe-34Mn-15Al-7.5Ni (at%), based on the work of Omori</w:t>
       </w:r>
       <w:r>
         <w:t xml:space="preserve"> </w:t>
@@ -906,14 +1212,27 @@
         <w:t>et al.</w:t>
       </w:r>
       <w:r>
-        <w:t xml:space="preserve"> [12], was synthesized under identical conditions. These alloys are hereafter named the </w:t>
-      </w:r>
-      <w:del w:id="95" w:author="JMRT R1 revision" w:date="2026-08-09T02:38:00Z" w16du:dateUtc="2026-08-09T06:38:00Z">
+        <w:t xml:space="preserve"> [12], was synthesized </w:t>
+      </w:r>
+      <w:del w:id="138" w:author="JMRT R1 revision" w:date="2026-08-09T17:38:00Z" w16du:dateUtc="2026-08-09T21:38:00Z">
+        <w:r>
+          <w:delText>under identical conditions.</w:delText>
+        </w:r>
+      </w:del>
+      <w:ins w:id="139" w:author="JMRT R1 revision" w:date="2026-08-09T17:38:00Z" w16du:dateUtc="2026-08-09T21:38:00Z">
+        <w:r>
+          <w:t>and processed alongside it.</w:t>
+        </w:r>
+      </w:ins>
+      <w:r>
+        <w:t xml:space="preserve"> These alloys are hereafter named the </w:t>
+      </w:r>
+      <w:del w:id="140" w:author="JMRT R1 revision" w:date="2026-08-09T17:38:00Z" w16du:dateUtc="2026-08-09T21:38:00Z">
         <w:r>
           <w:delText>AI</w:delText>
         </w:r>
       </w:del>
-      <w:ins w:id="96" w:author="JMRT R1 revision" w:date="2026-08-09T02:38:00Z" w16du:dateUtc="2026-08-09T06:38:00Z">
+      <w:ins w:id="141" w:author="JMRT R1 revision" w:date="2026-08-09T17:38:00Z" w16du:dateUtc="2026-08-09T21:38:00Z">
         <w:r>
           <w:t>LLM</w:t>
         </w:r>
@@ -921,12 +1240,12 @@
       <w:r>
         <w:t xml:space="preserve">-alloy and </w:t>
       </w:r>
-      <w:del w:id="97" w:author="JMRT R1 revision" w:date="2026-08-09T02:38:00Z" w16du:dateUtc="2026-08-09T06:38:00Z">
+      <w:del w:id="142" w:author="JMRT R1 revision" w:date="2026-08-09T17:38:00Z" w16du:dateUtc="2026-08-09T21:38:00Z">
         <w:r>
           <w:delText>Omori-</w:delText>
         </w:r>
       </w:del>
-      <w:ins w:id="98" w:author="JMRT R1 revision" w:date="2026-08-09T02:38:00Z" w16du:dateUtc="2026-08-09T06:38:00Z">
+      <w:ins w:id="143" w:author="JMRT R1 revision" w:date="2026-08-09T17:38:00Z" w16du:dateUtc="2026-08-09T21:38:00Z">
         <w:r>
           <w:t xml:space="preserve">benchmark </w:t>
         </w:r>
@@ -942,7 +1261,7 @@
       <w:r>
         <w:t xml:space="preserve">Using high-purity raw elements, about 2 kg of each alloy was melted in a vacuum induction furnace and cast into ø50 mm ingots. </w:t>
       </w:r>
-      <w:del w:id="99" w:author="JMRT R1 revision" w:date="2026-08-09T02:38:00Z" w16du:dateUtc="2026-08-09T06:38:00Z">
+      <w:del w:id="144" w:author="JMRT R1 revision" w:date="2026-08-09T17:38:00Z" w16du:dateUtc="2026-08-09T21:38:00Z">
         <w:r>
           <w:delText xml:space="preserve">Alloy chemistries are listed in </w:delText>
         </w:r>
@@ -957,7 +1276,7 @@
           <w:delText>. For both alloys, the actual chemistries measured by inductively coupled plasma atomic emission spectroscopy (ICP-AES) are very close to the nominal values, except that Si is lower in the AI-alloy and unexpected P is present in the Omori-alloy; the source of the P is unknown.</w:delText>
         </w:r>
       </w:del>
-      <w:ins w:id="100" w:author="JMRT R1 revision" w:date="2026-08-09T02:38:00Z" w16du:dateUtc="2026-08-09T06:38:00Z">
+      <w:ins w:id="145" w:author="JMRT R1 revision" w:date="2026-08-09T17:38:00Z" w16du:dateUtc="2026-08-09T21:38:00Z">
         <w:r>
           <w:t xml:space="preserve">Measured chemistries, determined by inductively coupled plasma atomic emission spectroscopy (ICP-AES) with carbon by ASTM E1019, are listed in </w:t>
         </w:r>
@@ -1046,12 +1365,12 @@
             <w:pPr>
               <w:pStyle w:val="Compact"/>
             </w:pPr>
-            <w:del w:id="101" w:author="JMRT R1 revision" w:date="2026-08-09T02:38:00Z" w16du:dateUtc="2026-08-09T06:38:00Z">
+            <w:del w:id="146" w:author="JMRT R1 revision" w:date="2026-08-09T17:38:00Z" w16du:dateUtc="2026-08-09T21:38:00Z">
               <w:r>
                 <w:delText>AI</w:delText>
               </w:r>
             </w:del>
-            <w:ins w:id="102" w:author="JMRT R1 revision" w:date="2026-08-09T02:38:00Z" w16du:dateUtc="2026-08-09T06:38:00Z">
+            <w:ins w:id="147" w:author="JMRT R1 revision" w:date="2026-08-09T17:38:00Z" w16du:dateUtc="2026-08-09T21:38:00Z">
               <w:r>
                 <w:t>LLM</w:t>
               </w:r>
@@ -1069,12 +1388,12 @@
             <w:pPr>
               <w:pStyle w:val="Compact"/>
             </w:pPr>
-            <w:del w:id="103" w:author="JMRT R1 revision" w:date="2026-08-09T02:38:00Z" w16du:dateUtc="2026-08-09T06:38:00Z">
+            <w:del w:id="148" w:author="JMRT R1 revision" w:date="2026-08-09T17:38:00Z" w16du:dateUtc="2026-08-09T21:38:00Z">
               <w:r>
                 <w:delText>AI</w:delText>
               </w:r>
             </w:del>
-            <w:ins w:id="104" w:author="JMRT R1 revision" w:date="2026-08-09T02:38:00Z" w16du:dateUtc="2026-08-09T06:38:00Z">
+            <w:ins w:id="149" w:author="JMRT R1 revision" w:date="2026-08-09T17:38:00Z" w16du:dateUtc="2026-08-09T21:38:00Z">
               <w:r>
                 <w:t>LLM</w:t>
               </w:r>
@@ -1092,12 +1411,12 @@
             <w:pPr>
               <w:pStyle w:val="Compact"/>
             </w:pPr>
-            <w:del w:id="105" w:author="JMRT R1 revision" w:date="2026-08-09T02:38:00Z" w16du:dateUtc="2026-08-09T06:38:00Z">
+            <w:del w:id="150" w:author="JMRT R1 revision" w:date="2026-08-09T17:38:00Z" w16du:dateUtc="2026-08-09T21:38:00Z">
               <w:r>
                 <w:delText>Omori-</w:delText>
               </w:r>
             </w:del>
-            <w:ins w:id="106" w:author="JMRT R1 revision" w:date="2026-08-09T02:38:00Z" w16du:dateUtc="2026-08-09T06:38:00Z">
+            <w:ins w:id="151" w:author="JMRT R1 revision" w:date="2026-08-09T17:38:00Z" w16du:dateUtc="2026-08-09T21:38:00Z">
               <w:r>
                 <w:t xml:space="preserve">benchmark </w:t>
               </w:r>
@@ -1115,12 +1434,12 @@
             <w:pPr>
               <w:pStyle w:val="Compact"/>
             </w:pPr>
-            <w:del w:id="107" w:author="JMRT R1 revision" w:date="2026-08-09T02:38:00Z" w16du:dateUtc="2026-08-09T06:38:00Z">
+            <w:del w:id="152" w:author="JMRT R1 revision" w:date="2026-08-09T17:38:00Z" w16du:dateUtc="2026-08-09T21:38:00Z">
               <w:r>
                 <w:delText>Omori-</w:delText>
               </w:r>
             </w:del>
-            <w:ins w:id="108" w:author="JMRT R1 revision" w:date="2026-08-09T02:38:00Z" w16du:dateUtc="2026-08-09T06:38:00Z">
+            <w:ins w:id="153" w:author="JMRT R1 revision" w:date="2026-08-09T17:38:00Z" w16du:dateUtc="2026-08-09T21:38:00Z">
               <w:r>
                 <w:t xml:space="preserve">benchmark </w:t>
               </w:r>
@@ -1605,7 +1924,7 @@
       <w:pPr>
         <w:pStyle w:val="Heading2"/>
       </w:pPr>
-      <w:bookmarkStart w:id="109" w:name="heat-treatments"/>
+      <w:bookmarkStart w:id="154" w:name="heat-treatments"/>
       <w:bookmarkEnd w:id="92"/>
       <w:r>
         <w:t>2.2 Heat treatments</w:t>
@@ -1624,12 +1943,12 @@
       <w:r>
         <w:t xml:space="preserve"> [</w:t>
       </w:r>
-      <w:del w:id="110" w:author="JMRT R1 revision" w:date="2026-08-09T02:38:00Z" w16du:dateUtc="2026-08-09T06:38:00Z">
+      <w:del w:id="155" w:author="JMRT R1 revision" w:date="2026-08-09T17:38:00Z" w16du:dateUtc="2026-08-09T21:38:00Z">
         <w:r>
           <w:delText>16</w:delText>
         </w:r>
       </w:del>
-      <w:ins w:id="111" w:author="JMRT R1 revision" w:date="2026-08-09T02:38:00Z" w16du:dateUtc="2026-08-09T06:38:00Z">
+      <w:ins w:id="156" w:author="JMRT R1 revision" w:date="2026-08-09T17:38:00Z" w16du:dateUtc="2026-08-09T21:38:00Z">
         <w:r>
           <w:t>18</w:t>
         </w:r>
@@ -1642,8 +1961,8 @@
       <w:pPr>
         <w:pStyle w:val="Heading2"/>
       </w:pPr>
-      <w:bookmarkStart w:id="112" w:name="metallography"/>
-      <w:bookmarkEnd w:id="109"/>
+      <w:bookmarkStart w:id="157" w:name="metallography"/>
+      <w:bookmarkEnd w:id="154"/>
       <w:r>
         <w:t>2.3 Metallography</w:t>
       </w:r>
@@ -1663,8 +1982,8 @@
       <w:pPr>
         <w:pStyle w:val="Heading2"/>
       </w:pPr>
-      <w:bookmarkStart w:id="113" w:name="mechanical-testing"/>
-      <w:bookmarkEnd w:id="112"/>
+      <w:bookmarkStart w:id="158" w:name="mechanical-testing"/>
+      <w:bookmarkEnd w:id="157"/>
       <w:r>
         <w:t>2.4 Mechanical testing</w:t>
       </w:r>
@@ -1674,171 +1993,220 @@
         <w:pStyle w:val="FirstParagraph"/>
       </w:pPr>
       <w:r>
-        <w:t>Room-temperature cyclic tensile testing was performed on an Instron in displacement control. During the test, each specimen was cyclically loaded to fracture with a 1% strain increment for each cycle. The sample gauge length was 13 mm and the strain rate was 1 × 10⁻³ s⁻¹. This test reveals the material’s super-elasticity. A special loading–unloading–heating cyclic tensile test was also conducted to evaluate any potential shape-memory response. In this case, selected samples were loaded to 3% strain</w:t>
-      </w:r>
-      <w:del w:id="114" w:author="JMRT R1 revision" w:date="2026-08-09T02:38:00Z" w16du:dateUtc="2026-08-09T06:38:00Z">
-        <w:r>
-          <w:delText>,</w:delText>
-        </w:r>
-      </w:del>
-      <w:ins w:id="115" w:author="JMRT R1 revision" w:date="2026-08-09T02:38:00Z" w16du:dateUtc="2026-08-09T06:38:00Z">
-        <w:r>
-          <w:t xml:space="preserve"> and</w:t>
-        </w:r>
-      </w:ins>
-      <w:r>
-        <w:t xml:space="preserve"> unloaded to zero stress, </w:t>
-      </w:r>
-      <w:del w:id="116" w:author="JMRT R1 revision" w:date="2026-08-09T02:38:00Z" w16du:dateUtc="2026-08-09T06:38:00Z">
-        <w:r>
-          <w:delText>and continued</w:delText>
-        </w:r>
-      </w:del>
-      <w:ins w:id="117" w:author="JMRT R1 revision" w:date="2026-08-09T02:38:00Z" w16du:dateUtc="2026-08-09T06:38:00Z">
-        <w:r>
-          <w:t>after which the crosshead was returned</w:t>
-        </w:r>
-      </w:ins>
-      <w:r>
-        <w:t xml:space="preserve"> to </w:t>
-      </w:r>
-      <w:ins w:id="118" w:author="JMRT R1 revision" w:date="2026-08-09T02:38:00Z" w16du:dateUtc="2026-08-09T06:38:00Z">
-        <w:r>
-          <w:t xml:space="preserve">its starting position (nominal </w:t>
-        </w:r>
-      </w:ins>
-      <w:r>
-        <w:t>zero strain</w:t>
-      </w:r>
-      <w:del w:id="119" w:author="JMRT R1 revision" w:date="2026-08-09T02:38:00Z" w16du:dateUtc="2026-08-09T06:38:00Z">
-        <w:r>
-          <w:delText>.</w:delText>
-        </w:r>
-      </w:del>
-      <w:ins w:id="120" w:author="JMRT R1 revision" w:date="2026-08-09T02:38:00Z" w16du:dateUtc="2026-08-09T06:38:00Z">
-        <w:r>
-          <w:t>).</w:t>
-        </w:r>
-      </w:ins>
-      <w:r>
-        <w:t xml:space="preserve"> At the same time, the sample was heated to ≈200 °C to trigger any potential reversal of martensite to austenite. In this test, any shape-memory effect would be revealed during the heating stage, which causes the reloading stress to rise at a lower deformation strain.</w:t>
-      </w:r>
-    </w:p>
-    <w:p>
-      <w:pPr>
-        <w:pStyle w:val="Heading2"/>
-      </w:pPr>
-      <w:bookmarkStart w:id="121" w:name="synchrotron-x-ray-diffraction"/>
-      <w:bookmarkEnd w:id="113"/>
-      <w:r>
-        <w:t>2.5 Synchrotron X-ray diffraction</w:t>
-      </w:r>
-    </w:p>
-    <w:p>
-      <w:pPr>
-        <w:pStyle w:val="FirstParagraph"/>
-      </w:pPr>
-      <w:r>
-        <w:t>To identify phase constitution and potential phase change, synchrotron XRD measurements were performed at the ultra-hard X-ray multifunctional application beamline BL12SW of the Shanghai Synchrotron Radiation Facility (SSRF) [</w:t>
-      </w:r>
-      <w:del w:id="122" w:author="JMRT R1 revision" w:date="2026-08-09T02:38:00Z" w16du:dateUtc="2026-08-09T06:38:00Z">
-        <w:r>
-          <w:delText>17,18</w:delText>
-        </w:r>
-      </w:del>
-      <w:ins w:id="123" w:author="JMRT R1 revision" w:date="2026-08-09T02:38:00Z" w16du:dateUtc="2026-08-09T06:38:00Z">
-        <w:r>
-          <w:t>19,20</w:t>
-        </w:r>
-      </w:ins>
-      <w:r>
-        <w:t>]</w:t>
-      </w:r>
-      <w:r>
-        <w:t>. The incident wavelength was λ = 0.12587 Å with a beam size of 0.5 × 0.5 mm². Two-dimensional Debye–Scherrer patterns were collected from each specimen before and after tensile deformation to test for any potential phase transformation. These 2D images were processed using FIT2D [</w:t>
-      </w:r>
-      <w:del w:id="124" w:author="JMRT R1 revision" w:date="2026-08-09T02:38:00Z" w16du:dateUtc="2026-08-09T06:38:00Z">
-        <w:r>
-          <w:delText>19</w:delText>
-        </w:r>
-      </w:del>
-      <w:ins w:id="125" w:author="JMRT R1 revision" w:date="2026-08-09T02:38:00Z" w16du:dateUtc="2026-08-09T06:38:00Z">
-        <w:r>
-          <w:t>21</w:t>
-        </w:r>
-      </w:ins>
-      <w:r>
-        <w:t>], where diffraction data were sliced at 5-degree intervals along the 360-degree azimuth and integrated to generate 72 diffraction spectra, which were then fitted by Rietveld refinement [</w:t>
-      </w:r>
-      <w:del w:id="126" w:author="JMRT R1 revision" w:date="2026-08-09T02:38:00Z" w16du:dateUtc="2026-08-09T06:38:00Z">
-        <w:r>
-          <w:delText>20</w:delText>
-        </w:r>
-      </w:del>
-      <w:ins w:id="127" w:author="JMRT R1 revision" w:date="2026-08-09T02:38:00Z" w16du:dateUtc="2026-08-09T06:38:00Z">
-        <w:r>
-          <w:t>22</w:t>
-        </w:r>
-      </w:ins>
-      <w:r>
-        <w:t xml:space="preserve">] in MAUD </w:t>
-      </w:r>
-      <w:del w:id="128" w:author="JMRT R1 revision" w:date="2026-08-09T02:38:00Z" w16du:dateUtc="2026-08-09T06:38:00Z">
-        <w:r>
-          <w:delText>software [21</w:delText>
-        </w:r>
-      </w:del>
-      <w:ins w:id="129" w:author="JMRT R1 revision" w:date="2026-08-09T02:38:00Z" w16du:dateUtc="2026-08-09T06:38:00Z">
-        <w:r>
-          <w:t>version 2.33 [23</w:t>
-        </w:r>
-      </w:ins>
-      <w:r>
-        <w:t xml:space="preserve">] </w:t>
-      </w:r>
-      <w:r>
-        <w:t>to identify phase constitutions, volume fractions, and crystal orientations of the different phases.</w:t>
-      </w:r>
-      <w:ins w:id="130" w:author="JMRT R1 revision" w:date="2026-08-09T02:38:00Z" w16du:dateUtc="2026-08-09T06:38:00Z">
-        <w:r>
-          <w:t xml:space="preserve"> All azimuthal spectra were refined simultaneously against a three-phase model — γ (Fm-3m), α (Im-3m) and D0₃ Fe₃Al (Fm-3m) — with lattice parameters a = 3.6366, 2.8865 and 5.7734 Å respectively. Crystallographic texture was treated explicitly by the E-WIMV orientation-distribution-function algorithm rather than by a preferred-orientation correction; this is necessary here because the cold-drawn wire carries a strong fibre texture, so that no single azimuthal slice is representative of the bulk and the azim</w:t>
-        </w:r>
-        <w:r>
-          <w:t>uthal dimension must be retained in the fit. Profile residuals are quoted with the corresponding patterns in Sec. 3.3. Quantitative refinement proved feasible for the LLM-alloy only; the reason is microstructural and is given in Sec. 3.3.</w:t>
-        </w:r>
-      </w:ins>
-    </w:p>
-    <w:p>
-      <w:pPr>
-        <w:pStyle w:val="Heading2"/>
-        <w:rPr>
-          <w:ins w:id="131" w:author="JMRT R1 revision" w:date="2026-08-09T02:38:00Z" w16du:dateUtc="2026-08-09T06:38:00Z"/>
-        </w:rPr>
-      </w:pPr>
-      <w:bookmarkStart w:id="132" w:name="equilibrium-thermodynamic-calculations"/>
-      <w:bookmarkEnd w:id="121"/>
-      <w:ins w:id="133" w:author="JMRT R1 revision" w:date="2026-08-09T02:38:00Z" w16du:dateUtc="2026-08-09T06:38:00Z">
-        <w:r>
-          <w:t>2.6 Equilibrium thermodynamic calculations</w:t>
-        </w:r>
-      </w:ins>
-    </w:p>
-    <w:p>
-      <w:pPr>
-        <w:pStyle w:val="FirstParagraph"/>
-        <w:rPr>
-          <w:ins w:id="134" w:author="JMRT R1 revision" w:date="2026-08-09T02:38:00Z" w16du:dateUtc="2026-08-09T06:38:00Z"/>
-        </w:rPr>
-      </w:pPr>
-      <w:ins w:id="135" w:author="JMRT R1 revision" w:date="2026-08-09T02:38:00Z" w16du:dateUtc="2026-08-09T06:38:00Z">
-        <w:r>
-          <w:t xml:space="preserve">Equilibrium phase fractions were computed with the CALPHAD method [24] using pycalphad 0.11.2, an open-source Python implementation of the Gibbs-energy-minimization formalism [25]. Isoplethal step diagrams were calculated at 1 atm from 400 to 1400 °C in 10 °C increments; a first pass on a 20 °C grid reproduced every shared point exactly, confirming that the results are grid-independent. Input compositions were the ICP-AES chemistries of </w:t>
+        <w:t xml:space="preserve">Room-temperature cyclic tensile testing was performed on an Instron in displacement control. During the test, each specimen was cyclically loaded to fracture with a 1% strain increment for each cycle. </w:t>
+      </w:r>
+      <w:del w:id="159" w:author="JMRT R1 revision" w:date="2026-08-09T17:38:00Z" w16du:dateUtc="2026-08-09T21:38:00Z">
+        <w:r>
+          <w:delText>The sample gauge length was 13 mm and the strain rate was 1 × 10⁻³ s⁻¹. This test reveals the material’s super-elasticity.</w:delText>
+        </w:r>
+      </w:del>
+      <w:ins w:id="160" w:author="JMRT R1 revision" w:date="2026-08-09T17:38:00Z" w16du:dateUtc="2026-08-09T21:38:00Z">
+        <w:r>
+          <w:t xml:space="preserve">The gauge length for the anneal sweep of </w:t>
         </w:r>
         <w:r>
           <w:rPr>
             <w:b/>
             <w:bCs/>
           </w:rPr>
+          <w:t>Table 2</w:t>
+        </w:r>
+        <w:r>
+          <w:t xml:space="preserve"> </w:t>
+        </w:r>
+        <w:r>
+          <w:t xml:space="preserve">was 127 mm and the crosshead speed 0.25 in min⁻¹, giving a nominal strain rate of 8.3 × 10⁻⁴ s⁻¹; engineering strain is reported throughout as crosshead extension divided by that gauge length, without extensometry, so the elastic portion of each curve carries the compliance of the load train and the moduli in </w:t>
+        </w:r>
+        <w:r>
+          <w:rPr>
+            <w:b/>
+            <w:bCs/>
+          </w:rPr>
+          <w:t>Table 2</w:t>
+        </w:r>
+        <w:r>
+          <w:t xml:space="preserve"> are apparent rather than true. This test reveals the material’s super-elasticity. One specimen was tested per anneal condition; the values in </w:t>
+        </w:r>
+        <w:r>
+          <w:rPr>
+            <w:b/>
+            <w:bCs/>
+          </w:rPr>
+          <w:t>Table 2</w:t>
+        </w:r>
+        <w:r>
+          <w:t xml:space="preserve"> </w:t>
+        </w:r>
+        <w:r>
+          <w:t>are therefore single measurements, and no scatter is reported for them because none was measured. Replicate specimens were run only for the abnormal-grain-growth treatments, and are discussed where those results are presented.</w:t>
+        </w:r>
+      </w:ins>
+      <w:r>
+        <w:t xml:space="preserve"> A special loading–unloading–heating cyclic tensile test was also conducted to evaluate any potential shape-memory response. In this case, selected samples were loaded to 3% strain</w:t>
+      </w:r>
+      <w:del w:id="161" w:author="JMRT R1 revision" w:date="2026-08-09T17:38:00Z" w16du:dateUtc="2026-08-09T21:38:00Z">
+        <w:r>
+          <w:delText>,</w:delText>
+        </w:r>
+      </w:del>
+      <w:ins w:id="162" w:author="JMRT R1 revision" w:date="2026-08-09T17:38:00Z" w16du:dateUtc="2026-08-09T21:38:00Z">
+        <w:r>
+          <w:t xml:space="preserve"> and</w:t>
+        </w:r>
+      </w:ins>
+      <w:r>
+        <w:t xml:space="preserve"> unloaded to zero stress, </w:t>
+      </w:r>
+      <w:del w:id="163" w:author="JMRT R1 revision" w:date="2026-08-09T17:38:00Z" w16du:dateUtc="2026-08-09T21:38:00Z">
+        <w:r>
+          <w:delText>and continued</w:delText>
+        </w:r>
+      </w:del>
+      <w:ins w:id="164" w:author="JMRT R1 revision" w:date="2026-08-09T17:38:00Z" w16du:dateUtc="2026-08-09T21:38:00Z">
+        <w:r>
+          <w:t>after which the crosshead was returned</w:t>
+        </w:r>
+      </w:ins>
+      <w:r>
+        <w:t xml:space="preserve"> to </w:t>
+      </w:r>
+      <w:ins w:id="165" w:author="JMRT R1 revision" w:date="2026-08-09T17:38:00Z" w16du:dateUtc="2026-08-09T21:38:00Z">
+        <w:r>
+          <w:t xml:space="preserve">its starting position (nominal </w:t>
+        </w:r>
+      </w:ins>
+      <w:r>
+        <w:t>zero strain</w:t>
+      </w:r>
+      <w:del w:id="166" w:author="JMRT R1 revision" w:date="2026-08-09T17:38:00Z" w16du:dateUtc="2026-08-09T21:38:00Z">
+        <w:r>
+          <w:delText>.</w:delText>
+        </w:r>
+      </w:del>
+      <w:ins w:id="167" w:author="JMRT R1 revision" w:date="2026-08-09T17:38:00Z" w16du:dateUtc="2026-08-09T21:38:00Z">
+        <w:r>
+          <w:t>).</w:t>
+        </w:r>
+      </w:ins>
+      <w:r>
+        <w:t xml:space="preserve"> At the same time, the sample was heated to ≈200 °C to trigger any potential reversal of martensite to austenite. In this test, any shape-memory effect would be revealed during the heating stage, which causes the reloading stress to rise at a lower deformation strain.</w:t>
+      </w:r>
+    </w:p>
+    <w:p>
+      <w:pPr>
+        <w:pStyle w:val="Heading2"/>
+      </w:pPr>
+      <w:bookmarkStart w:id="168" w:name="synchrotron-x-ray-diffraction"/>
+      <w:bookmarkEnd w:id="158"/>
+      <w:r>
+        <w:t>2.5 Synchrotron X-ray diffraction</w:t>
+      </w:r>
+    </w:p>
+    <w:p>
+      <w:pPr>
+        <w:pStyle w:val="FirstParagraph"/>
+      </w:pPr>
+      <w:r>
+        <w:t>To identify phase constitution and potential phase change, synchrotron XRD measurements were performed at the ultra-hard X-ray multifunctional application beamline BL12SW of the Shanghai Synchrotron Radiation Facility (SSRF) [</w:t>
+      </w:r>
+      <w:del w:id="169" w:author="JMRT R1 revision" w:date="2026-08-09T17:38:00Z" w16du:dateUtc="2026-08-09T21:38:00Z">
+        <w:r>
+          <w:delText>17,18</w:delText>
+        </w:r>
+      </w:del>
+      <w:ins w:id="170" w:author="JMRT R1 revision" w:date="2026-08-09T17:38:00Z" w16du:dateUtc="2026-08-09T21:38:00Z">
+        <w:r>
+          <w:t>19,20</w:t>
+        </w:r>
+      </w:ins>
+      <w:r>
+        <w:t>]</w:t>
+      </w:r>
+      <w:r>
+        <w:t>. The incident wavelength was λ = 0.12587 Å with a beam size of 0.5 × 0.5 mm². Two-dimensional Debye–Scherrer patterns were collected from each specimen before and after tensile deformation to test for any potential phase transformation. These 2D images were processed using FIT2D [</w:t>
+      </w:r>
+      <w:del w:id="171" w:author="JMRT R1 revision" w:date="2026-08-09T17:38:00Z" w16du:dateUtc="2026-08-09T21:38:00Z">
+        <w:r>
+          <w:delText>19</w:delText>
+        </w:r>
+      </w:del>
+      <w:ins w:id="172" w:author="JMRT R1 revision" w:date="2026-08-09T17:38:00Z" w16du:dateUtc="2026-08-09T21:38:00Z">
+        <w:r>
+          <w:t>21</w:t>
+        </w:r>
+      </w:ins>
+      <w:r>
+        <w:t>], where diffraction data were sliced at 5-degree intervals along the 360-degree azimuth and integrated to generate 72 diffraction spectra, which were then fitted by Rietveld refinement [</w:t>
+      </w:r>
+      <w:del w:id="173" w:author="JMRT R1 revision" w:date="2026-08-09T17:38:00Z" w16du:dateUtc="2026-08-09T21:38:00Z">
+        <w:r>
+          <w:delText>20</w:delText>
+        </w:r>
+      </w:del>
+      <w:ins w:id="174" w:author="JMRT R1 revision" w:date="2026-08-09T17:38:00Z" w16du:dateUtc="2026-08-09T21:38:00Z">
+        <w:r>
+          <w:t>22</w:t>
+        </w:r>
+      </w:ins>
+      <w:r>
+        <w:t xml:space="preserve">] in MAUD </w:t>
+      </w:r>
+      <w:del w:id="175" w:author="JMRT R1 revision" w:date="2026-08-09T17:38:00Z" w16du:dateUtc="2026-08-09T21:38:00Z">
+        <w:r>
+          <w:delText>software [21</w:delText>
+        </w:r>
+      </w:del>
+      <w:ins w:id="176" w:author="JMRT R1 revision" w:date="2026-08-09T17:38:00Z" w16du:dateUtc="2026-08-09T21:38:00Z">
+        <w:r>
+          <w:t>version 2.33 [23</w:t>
+        </w:r>
+      </w:ins>
+      <w:r>
+        <w:t xml:space="preserve">] </w:t>
+      </w:r>
+      <w:r>
+        <w:t>to identify phase constitutions, volume fractions, and crystal orientations of the different phases.</w:t>
+      </w:r>
+      <w:ins w:id="177" w:author="JMRT R1 revision" w:date="2026-08-09T17:38:00Z" w16du:dateUtc="2026-08-09T21:38:00Z">
+        <w:r>
+          <w:t xml:space="preserve"> All azimuthal spectra were refined simultaneously against a three-phase model — γ (Fm-3m), α (Im-3m) and D0₃ Fe₃Al (Fm-3m) — with lattice parameters a = 3.6366, 2.8865 and 5.7734 Å respectively. Crystallographic texture was treated explicitly by the E-WIMV orientation-distribution-function algorithm rather than by a preferred-orientation correction; this is necessary here because the cold-drawn wire carries a strong fibre texture, so that no single azimuthal slice is representative of the bulk and the azim</w:t>
+        </w:r>
+        <w:r>
+          <w:t>uthal dimension must be retained in the fit. Profile residuals are quoted with the corresponding patterns in Sec. 3.3. Quantitative refinement proved feasible for the LLM-alloy only; the reason is microstructural and is given in Sec. 3.3.</w:t>
+        </w:r>
+      </w:ins>
+    </w:p>
+    <w:p>
+      <w:pPr>
+        <w:pStyle w:val="Heading2"/>
+        <w:rPr>
+          <w:ins w:id="178" w:author="JMRT R1 revision" w:date="2026-08-09T17:38:00Z" w16du:dateUtc="2026-08-09T21:38:00Z"/>
+        </w:rPr>
+      </w:pPr>
+      <w:bookmarkStart w:id="179" w:name="equilibrium-thermodynamic-calculations"/>
+      <w:bookmarkEnd w:id="168"/>
+      <w:ins w:id="180" w:author="JMRT R1 revision" w:date="2026-08-09T17:38:00Z" w16du:dateUtc="2026-08-09T21:38:00Z">
+        <w:r>
+          <w:t>2.6 Equilibrium thermodynamic calculations</w:t>
+        </w:r>
+      </w:ins>
+    </w:p>
+    <w:p>
+      <w:pPr>
+        <w:pStyle w:val="FirstParagraph"/>
+        <w:rPr>
+          <w:ins w:id="181" w:author="JMRT R1 revision" w:date="2026-08-09T17:38:00Z" w16du:dateUtc="2026-08-09T21:38:00Z"/>
+        </w:rPr>
+      </w:pPr>
+      <w:ins w:id="182" w:author="JMRT R1 revision" w:date="2026-08-09T17:38:00Z" w16du:dateUtc="2026-08-09T21:38:00Z">
+        <w:r>
+          <w:t xml:space="preserve">Equilibrium phase fractions were computed with the CALPHAD method [24] using pycalphad 0.11.2, an open-source Python implementation of the Gibbs-energy-minimization formalism [25]. Isoplethal step diagrams were calculated at 1 atm from 400 to 1400 °C in 10 °C increments; a first pass on a 20 °C grid reproduced every shared point exactly, confirming that the results are grid-independent. Input compositions were the ICP-AES chemistries of </w:t>
+        </w:r>
+        <w:r>
+          <w:rPr>
+            <w:b/>
+            <w:bCs/>
+          </w:rPr>
           <w:t>Table 1</w:t>
         </w:r>
         <w:r>
@@ -1856,10 +2224,10 @@
       <w:pPr>
         <w:pStyle w:val="BodyText"/>
         <w:rPr>
-          <w:ins w:id="136" w:author="JMRT R1 revision" w:date="2026-08-09T02:38:00Z" w16du:dateUtc="2026-08-09T06:38:00Z"/>
-        </w:rPr>
-      </w:pPr>
-      <w:ins w:id="137" w:author="JMRT R1 revision" w:date="2026-08-09T02:38:00Z" w16du:dateUtc="2026-08-09T06:38:00Z">
+          <w:ins w:id="183" w:author="JMRT R1 revision" w:date="2026-08-09T17:38:00Z" w16du:dateUtc="2026-08-09T21:38:00Z"/>
+        </w:rPr>
+      </w:pPr>
+      <w:ins w:id="184" w:author="JMRT R1 revision" w:date="2026-08-09T17:38:00Z" w16du:dateUtc="2026-08-09T21:38:00Z">
         <w:r>
           <w:t xml:space="preserve">No single publicly available thermodynamic database assesses Fe–Mn–Al–Ni–Si–C simultaneously </w:t>
         </w:r>
@@ -1918,10 +2286,10 @@
       <w:pPr>
         <w:pStyle w:val="BodyText"/>
         <w:rPr>
-          <w:ins w:id="138" w:author="JMRT R1 revision" w:date="2026-08-09T02:38:00Z" w16du:dateUtc="2026-08-09T06:38:00Z"/>
-        </w:rPr>
-      </w:pPr>
-      <w:ins w:id="139" w:author="JMRT R1 revision" w:date="2026-08-09T02:38:00Z" w16du:dateUtc="2026-08-09T06:38:00Z">
+          <w:ins w:id="185" w:author="JMRT R1 revision" w:date="2026-08-09T17:38:00Z" w16du:dateUtc="2026-08-09T21:38:00Z"/>
+        </w:rPr>
+      </w:pPr>
+      <w:ins w:id="186" w:author="JMRT R1 revision" w:date="2026-08-09T17:38:00Z" w16du:dateUtc="2026-08-09T21:38:00Z">
         <w:r>
           <w:t>Four limitations should be borne in mind when reading these calculations. First, they describe equilibrium, whereas the wires were annealed for 1 to 40 minutes and cooled rapidly; equilibrium is the destination, not the as-quenched state. Second, Si is absent from the primary database. Because Si is a ferrite stabilizer, omitting it biases that database toward γ, which is the same direction as the conclusion drawn below; the omission is therefore not conservative and must be checked rather than argued away.</w:t>
         </w:r>
@@ -1960,9 +2328,9 @@
       <w:pPr>
         <w:pStyle w:val="Heading1"/>
       </w:pPr>
-      <w:bookmarkStart w:id="140" w:name="experiment-results"/>
+      <w:bookmarkStart w:id="187" w:name="experiment-results"/>
       <w:bookmarkEnd w:id="91"/>
-      <w:bookmarkEnd w:id="132"/>
+      <w:bookmarkEnd w:id="179"/>
       <w:r>
         <w:t>3. Experiment Results</w:t>
       </w:r>
@@ -1971,7 +2339,7 @@
       <w:pPr>
         <w:pStyle w:val="Heading2"/>
       </w:pPr>
-      <w:bookmarkStart w:id="141" w:name="microstructure"/>
+      <w:bookmarkStart w:id="188" w:name="microstructure"/>
       <w:r>
         <w:t>3.1 Microstructure</w:t>
       </w:r>
@@ -1990,12 +2358,12 @@
       <w:r>
         <w:t xml:space="preserve"> shows the microstructure of the </w:t>
       </w:r>
-      <w:del w:id="142" w:author="JMRT R1 revision" w:date="2026-08-09T02:38:00Z" w16du:dateUtc="2026-08-09T06:38:00Z">
+      <w:del w:id="189" w:author="JMRT R1 revision" w:date="2026-08-09T17:38:00Z" w16du:dateUtc="2026-08-09T21:38:00Z">
         <w:r>
           <w:delText xml:space="preserve">AI </w:delText>
         </w:r>
       </w:del>
-      <w:ins w:id="143" w:author="JMRT R1 revision" w:date="2026-08-09T02:38:00Z" w16du:dateUtc="2026-08-09T06:38:00Z">
+      <w:ins w:id="190" w:author="JMRT R1 revision" w:date="2026-08-09T17:38:00Z" w16du:dateUtc="2026-08-09T21:38:00Z">
         <w:r>
           <w:t>LLM-</w:t>
         </w:r>
@@ -2013,12 +2381,12 @@
       <w:r>
         <w:t xml:space="preserve">) </w:t>
       </w:r>
-      <w:del w:id="144" w:author="JMRT R1 revision" w:date="2026-08-09T02:38:00Z" w16du:dateUtc="2026-08-09T06:38:00Z">
+      <w:del w:id="191" w:author="JMRT R1 revision" w:date="2026-08-09T17:38:00Z" w16du:dateUtc="2026-08-09T21:38:00Z">
         <w:r>
           <w:delText>identifies</w:delText>
         </w:r>
       </w:del>
-      <w:ins w:id="145" w:author="JMRT R1 revision" w:date="2026-08-09T02:38:00Z" w16du:dateUtc="2026-08-09T06:38:00Z">
+      <w:ins w:id="192" w:author="JMRT R1 revision" w:date="2026-08-09T17:38:00Z" w16du:dateUtc="2026-08-09T21:38:00Z">
         <w:r>
           <w:t>resolves</w:t>
         </w:r>
@@ -2026,12 +2394,12 @@
       <w:r>
         <w:t xml:space="preserve"> this morphology as an </w:t>
       </w:r>
-      <w:del w:id="146" w:author="JMRT R1 revision" w:date="2026-08-09T02:38:00Z" w16du:dateUtc="2026-08-09T06:38:00Z">
+      <w:del w:id="193" w:author="JMRT R1 revision" w:date="2026-08-09T17:38:00Z" w16du:dateUtc="2026-08-09T21:38:00Z">
         <w:r>
           <w:delText xml:space="preserve">intimate </w:delText>
         </w:r>
       </w:del>
-      <w:ins w:id="147" w:author="JMRT R1 revision" w:date="2026-08-09T02:38:00Z" w16du:dateUtc="2026-08-09T06:38:00Z">
+      <w:ins w:id="194" w:author="JMRT R1 revision" w:date="2026-08-09T17:38:00Z" w16du:dateUtc="2026-08-09T21:38:00Z">
         <w:r>
           <w:t xml:space="preserve">intimately interlocked two-phase </w:t>
         </w:r>
@@ -2039,7 +2407,7 @@
       <w:r>
         <w:t xml:space="preserve">mixture of a </w:t>
       </w:r>
-      <w:del w:id="148" w:author="JMRT R1 revision" w:date="2026-08-09T02:38:00Z" w16du:dateUtc="2026-08-09T06:38:00Z">
+      <w:del w:id="195" w:author="JMRT R1 revision" w:date="2026-08-09T17:38:00Z" w16du:dateUtc="2026-08-09T21:38:00Z">
         <w:r>
           <w:delText>matrix (</w:delText>
         </w:r>
@@ -2047,12 +2415,12 @@
       <w:r>
         <w:t xml:space="preserve">darker grey </w:t>
       </w:r>
-      <w:del w:id="149" w:author="JMRT R1 revision" w:date="2026-08-09T02:38:00Z" w16du:dateUtc="2026-08-09T06:38:00Z">
+      <w:del w:id="196" w:author="JMRT R1 revision" w:date="2026-08-09T17:38:00Z" w16du:dateUtc="2026-08-09T21:38:00Z">
         <w:r>
           <w:delText>area) interlocked with blocky islands (</w:delText>
         </w:r>
       </w:del>
-      <w:ins w:id="150" w:author="JMRT R1 revision" w:date="2026-08-09T02:38:00Z" w16du:dateUtc="2026-08-09T06:38:00Z">
+      <w:ins w:id="197" w:author="JMRT R1 revision" w:date="2026-08-09T17:38:00Z" w16du:dateUtc="2026-08-09T21:38:00Z">
         <w:r>
           <w:t xml:space="preserve">constituent and a </w:t>
         </w:r>
@@ -2060,12 +2428,12 @@
       <w:r>
         <w:t>brighter</w:t>
       </w:r>
-      <w:del w:id="151" w:author="JMRT R1 revision" w:date="2026-08-09T02:38:00Z" w16du:dateUtc="2026-08-09T06:38:00Z">
+      <w:del w:id="198" w:author="JMRT R1 revision" w:date="2026-08-09T17:38:00Z" w16du:dateUtc="2026-08-09T21:38:00Z">
         <w:r>
           <w:delText xml:space="preserve"> areas).</w:delText>
         </w:r>
       </w:del>
-      <w:ins w:id="152" w:author="JMRT R1 revision" w:date="2026-08-09T02:38:00Z" w16du:dateUtc="2026-08-09T06:38:00Z">
+      <w:ins w:id="199" w:author="JMRT R1 revision" w:date="2026-08-09T17:38:00Z" w16du:dateUtc="2026-08-09T21:38:00Z">
         <w:r>
           <w:t>, blockier one.</w:t>
         </w:r>
@@ -2073,7 +2441,7 @@
       <w:r>
         <w:t xml:space="preserve"> EDS </w:t>
       </w:r>
-      <w:del w:id="153" w:author="JMRT R1 revision" w:date="2026-08-09T02:38:00Z" w16du:dateUtc="2026-08-09T06:38:00Z">
+      <w:del w:id="200" w:author="JMRT R1 revision" w:date="2026-08-09T17:38:00Z" w16du:dateUtc="2026-08-09T21:38:00Z">
         <w:r>
           <w:delText xml:space="preserve">analysis </w:delText>
         </w:r>
@@ -2081,7 +2449,7 @@
       <w:r>
         <w:t xml:space="preserve">detected higher Al </w:t>
       </w:r>
-      <w:del w:id="154" w:author="JMRT R1 revision" w:date="2026-08-09T02:38:00Z" w16du:dateUtc="2026-08-09T06:38:00Z">
+      <w:del w:id="201" w:author="JMRT R1 revision" w:date="2026-08-09T17:38:00Z" w16du:dateUtc="2026-08-09T21:38:00Z">
         <w:r>
           <w:delText xml:space="preserve">content </w:delText>
         </w:r>
@@ -2089,12 +2457,12 @@
       <w:r>
         <w:t xml:space="preserve">in the </w:t>
       </w:r>
-      <w:del w:id="155" w:author="JMRT R1 revision" w:date="2026-08-09T02:38:00Z" w16du:dateUtc="2026-08-09T06:38:00Z">
+      <w:del w:id="202" w:author="JMRT R1 revision" w:date="2026-08-09T17:38:00Z" w16du:dateUtc="2026-08-09T21:38:00Z">
         <w:r>
           <w:delText>matrix but more</w:delText>
         </w:r>
       </w:del>
-      <w:ins w:id="156" w:author="JMRT R1 revision" w:date="2026-08-09T02:38:00Z" w16du:dateUtc="2026-08-09T06:38:00Z">
+      <w:ins w:id="203" w:author="JMRT R1 revision" w:date="2026-08-09T17:38:00Z" w16du:dateUtc="2026-08-09T21:38:00Z">
         <w:r>
           <w:t>darker constituent and higher</w:t>
         </w:r>
@@ -2102,12 +2470,12 @@
       <w:r>
         <w:t xml:space="preserve"> Mn in the </w:t>
       </w:r>
-      <w:del w:id="157" w:author="JMRT R1 revision" w:date="2026-08-09T02:38:00Z" w16du:dateUtc="2026-08-09T06:38:00Z">
+      <w:del w:id="204" w:author="JMRT R1 revision" w:date="2026-08-09T17:38:00Z" w16du:dateUtc="2026-08-09T21:38:00Z">
         <w:r>
           <w:delText xml:space="preserve">blocky islands, suggesting that the AI alloy has a dual-phase </w:delText>
         </w:r>
       </w:del>
-      <w:ins w:id="158" w:author="JMRT R1 revision" w:date="2026-08-09T02:38:00Z" w16du:dateUtc="2026-08-09T06:38:00Z">
+      <w:ins w:id="205" w:author="JMRT R1 revision" w:date="2026-08-09T17:38:00Z" w16du:dateUtc="2026-08-09T21:38:00Z">
         <w:r>
           <w:t xml:space="preserve">brighter one, consistent with a duplex </w:t>
         </w:r>
@@ -2115,12 +2483,12 @@
       <w:r>
         <w:t>structure</w:t>
       </w:r>
-      <w:del w:id="159" w:author="JMRT R1 revision" w:date="2026-08-09T02:38:00Z" w16du:dateUtc="2026-08-09T06:38:00Z">
+      <w:del w:id="206" w:author="JMRT R1 revision" w:date="2026-08-09T17:38:00Z" w16du:dateUtc="2026-08-09T21:38:00Z">
         <w:r>
           <w:delText>, where</w:delText>
         </w:r>
       </w:del>
-      <w:ins w:id="160" w:author="JMRT R1 revision" w:date="2026-08-09T02:38:00Z" w16du:dateUtc="2026-08-09T06:38:00Z">
+      <w:ins w:id="207" w:author="JMRT R1 revision" w:date="2026-08-09T17:38:00Z" w16du:dateUtc="2026-08-09T21:38:00Z">
         <w:r>
           <w:t xml:space="preserve"> in which</w:t>
         </w:r>
@@ -2128,12 +2496,12 @@
       <w:r>
         <w:t xml:space="preserve"> the Al-rich </w:t>
       </w:r>
-      <w:del w:id="161" w:author="JMRT R1 revision" w:date="2026-08-09T02:38:00Z" w16du:dateUtc="2026-08-09T06:38:00Z">
+      <w:del w:id="208" w:author="JMRT R1 revision" w:date="2026-08-09T17:38:00Z" w16du:dateUtc="2026-08-09T21:38:00Z">
         <w:r>
           <w:delText>areas</w:delText>
         </w:r>
       </w:del>
-      <w:ins w:id="162" w:author="JMRT R1 revision" w:date="2026-08-09T02:38:00Z" w16du:dateUtc="2026-08-09T06:38:00Z">
+      <w:ins w:id="209" w:author="JMRT R1 revision" w:date="2026-08-09T17:38:00Z" w16du:dateUtc="2026-08-09T21:38:00Z">
         <w:r>
           <w:t>regions</w:t>
         </w:r>
@@ -2141,7 +2509,7 @@
       <w:r>
         <w:t xml:space="preserve"> are </w:t>
       </w:r>
-      <w:del w:id="163" w:author="JMRT R1 revision" w:date="2026-08-09T02:38:00Z" w16du:dateUtc="2026-08-09T06:38:00Z">
+      <w:del w:id="210" w:author="JMRT R1 revision" w:date="2026-08-09T17:38:00Z" w16du:dateUtc="2026-08-09T21:38:00Z">
         <w:r>
           <w:delText xml:space="preserve">likely </w:delText>
         </w:r>
@@ -2149,12 +2517,12 @@
       <w:r>
         <w:t xml:space="preserve">BCC α-phase and the Mn-rich </w:t>
       </w:r>
-      <w:del w:id="164" w:author="JMRT R1 revision" w:date="2026-08-09T02:38:00Z" w16du:dateUtc="2026-08-09T06:38:00Z">
+      <w:del w:id="211" w:author="JMRT R1 revision" w:date="2026-08-09T17:38:00Z" w16du:dateUtc="2026-08-09T21:38:00Z">
         <w:r>
           <w:delText>areas</w:delText>
         </w:r>
       </w:del>
-      <w:ins w:id="165" w:author="JMRT R1 revision" w:date="2026-08-09T02:38:00Z" w16du:dateUtc="2026-08-09T06:38:00Z">
+      <w:ins w:id="212" w:author="JMRT R1 revision" w:date="2026-08-09T17:38:00Z" w16du:dateUtc="2026-08-09T21:38:00Z">
         <w:r>
           <w:t>regions</w:t>
         </w:r>
@@ -2162,7 +2530,7 @@
       <w:r>
         <w:t xml:space="preserve"> are FCC γ-phase.</w:t>
       </w:r>
-      <w:ins w:id="166" w:author="JMRT R1 revision" w:date="2026-08-09T02:38:00Z" w16du:dateUtc="2026-08-09T06:38:00Z">
+      <w:ins w:id="213" w:author="JMRT R1 revision" w:date="2026-08-09T17:38:00Z" w16du:dateUtc="2026-08-09T21:38:00Z">
         <w:r>
           <w:t xml:space="preserve"> We do not assign either constituent as the matrix and the other as a dispersed second phase: the phase fractions of Sec. 3.3 place γ in the majority, and a two-dimensional section through an interpenetrating duplex structure does not on its own establish which constituent is continuous in three dimensions.</w:t>
         </w:r>
@@ -2186,10 +2554,10 @@
         <w:pStyle w:val="CaptionedFigure"/>
         <w:spacing w:line="276" w:lineRule="auto"/>
         <w:rPr>
-          <w:del w:id="167" w:author="JMRT R1 revision" w:date="2026-08-09T02:38:00Z" w16du:dateUtc="2026-08-09T06:38:00Z"/>
-        </w:rPr>
-      </w:pPr>
-      <w:del w:id="168" w:author="JMRT R1 revision" w:date="2026-08-09T02:38:00Z" w16du:dateUtc="2026-08-09T06:38:00Z">
+          <w:del w:id="214" w:author="JMRT R1 revision" w:date="2026-08-09T17:38:00Z" w16du:dateUtc="2026-08-09T21:38:00Z"/>
+        </w:rPr>
+      </w:pPr>
+      <w:del w:id="215" w:author="JMRT R1 revision" w:date="2026-08-09T17:38:00Z" w16du:dateUtc="2026-08-09T21:38:00Z">
         <w:r>
           <w:rPr>
             <w:noProof/>
@@ -2242,10 +2610,10 @@
       <w:pPr>
         <w:pStyle w:val="CaptionedFigure"/>
         <w:rPr>
-          <w:ins w:id="169" w:author="JMRT R1 revision" w:date="2026-08-09T02:38:00Z" w16du:dateUtc="2026-08-09T06:38:00Z"/>
-        </w:rPr>
-      </w:pPr>
-      <w:ins w:id="170" w:author="JMRT R1 revision" w:date="2026-08-09T02:38:00Z" w16du:dateUtc="2026-08-09T06:38:00Z">
+          <w:ins w:id="216" w:author="JMRT R1 revision" w:date="2026-08-09T17:38:00Z" w16du:dateUtc="2026-08-09T21:38:00Z"/>
+        </w:rPr>
+      </w:pPr>
+      <w:ins w:id="217" w:author="JMRT R1 revision" w:date="2026-08-09T17:38:00Z" w16du:dateUtc="2026-08-09T21:38:00Z">
         <w:r>
           <w:rPr>
             <w:noProof/>
@@ -2311,12 +2679,12 @@
       <w:r>
         <w:t xml:space="preserve">Microstructure of the </w:t>
       </w:r>
-      <w:del w:id="171" w:author="JMRT R1 revision" w:date="2026-08-09T02:38:00Z" w16du:dateUtc="2026-08-09T06:38:00Z">
+      <w:del w:id="218" w:author="JMRT R1 revision" w:date="2026-08-09T17:38:00Z" w16du:dateUtc="2026-08-09T21:38:00Z">
         <w:r>
           <w:delText xml:space="preserve">AI </w:delText>
         </w:r>
       </w:del>
-      <w:ins w:id="172" w:author="JMRT R1 revision" w:date="2026-08-09T02:38:00Z" w16du:dateUtc="2026-08-09T06:38:00Z">
+      <w:ins w:id="219" w:author="JMRT R1 revision" w:date="2026-08-09T17:38:00Z" w16du:dateUtc="2026-08-09T21:38:00Z">
         <w:r>
           <w:t>LLM-</w:t>
         </w:r>
@@ -2329,8 +2697,8 @@
       <w:pPr>
         <w:pStyle w:val="Heading2"/>
       </w:pPr>
-      <w:bookmarkStart w:id="173" w:name="cyclic-stressstrain-response"/>
-      <w:bookmarkEnd w:id="141"/>
+      <w:bookmarkStart w:id="220" w:name="cyclic-stressstrain-response"/>
+      <w:bookmarkEnd w:id="188"/>
       <w:r>
         <w:t>3.2 Cyclic stress–strain response</w:t>
       </w:r>
@@ -2342,12 +2710,12 @@
       <w:r>
         <w:t xml:space="preserve">Cyclic tensile stress–strain curves for the </w:t>
       </w:r>
-      <w:del w:id="174" w:author="JMRT R1 revision" w:date="2026-08-09T02:38:00Z" w16du:dateUtc="2026-08-09T06:38:00Z">
+      <w:del w:id="221" w:author="JMRT R1 revision" w:date="2026-08-09T17:38:00Z" w16du:dateUtc="2026-08-09T21:38:00Z">
         <w:r>
           <w:delText xml:space="preserve">AI </w:delText>
         </w:r>
       </w:del>
-      <w:ins w:id="175" w:author="JMRT R1 revision" w:date="2026-08-09T02:38:00Z" w16du:dateUtc="2026-08-09T06:38:00Z">
+      <w:ins w:id="222" w:author="JMRT R1 revision" w:date="2026-08-09T17:38:00Z" w16du:dateUtc="2026-08-09T21:38:00Z">
         <w:r>
           <w:t>LLM-</w:t>
         </w:r>
@@ -2378,12 +2746,12 @@
       <w:r>
         <w:t xml:space="preserve">king near 33% at 1000 °C. The elastic modulus, E, stays in the ≈150–165 GPa range across the well-annealed conditions. Across all </w:t>
       </w:r>
-      <w:del w:id="176" w:author="JMRT R1 revision" w:date="2026-08-09T02:38:00Z" w16du:dateUtc="2026-08-09T06:38:00Z">
+      <w:del w:id="223" w:author="JMRT R1 revision" w:date="2026-08-09T17:38:00Z" w16du:dateUtc="2026-08-09T21:38:00Z">
         <w:r>
           <w:delText>AI</w:delText>
         </w:r>
       </w:del>
-      <w:ins w:id="177" w:author="JMRT R1 revision" w:date="2026-08-09T02:38:00Z" w16du:dateUtc="2026-08-09T06:38:00Z">
+      <w:ins w:id="224" w:author="JMRT R1 revision" w:date="2026-08-09T17:38:00Z" w16du:dateUtc="2026-08-09T21:38:00Z">
         <w:r>
           <w:t>LLM</w:t>
         </w:r>
@@ -2394,12 +2762,12 @@
       <w:r>
         <w:t xml:space="preserve"> [</w:t>
       </w:r>
-      <w:del w:id="178" w:author="JMRT R1 revision" w:date="2026-08-09T02:38:00Z" w16du:dateUtc="2026-08-09T06:38:00Z">
+      <w:del w:id="225" w:author="JMRT R1 revision" w:date="2026-08-09T17:38:00Z" w16du:dateUtc="2026-08-09T21:38:00Z">
         <w:r>
           <w:delText>22,23</w:delText>
         </w:r>
       </w:del>
-      <w:ins w:id="179" w:author="JMRT R1 revision" w:date="2026-08-09T02:38:00Z" w16du:dateUtc="2026-08-09T06:38:00Z">
+      <w:ins w:id="226" w:author="JMRT R1 revision" w:date="2026-08-09T17:38:00Z" w16du:dateUtc="2026-08-09T21:38:00Z">
         <w:r>
           <w:t>30,31</w:t>
         </w:r>
@@ -2407,12 +2775,12 @@
       <w:r>
         <w:t xml:space="preserve">]; this was not the case for the </w:t>
       </w:r>
-      <w:del w:id="180" w:author="JMRT R1 revision" w:date="2026-08-09T02:38:00Z" w16du:dateUtc="2026-08-09T06:38:00Z">
+      <w:del w:id="227" w:author="JMRT R1 revision" w:date="2026-08-09T17:38:00Z" w16du:dateUtc="2026-08-09T21:38:00Z">
         <w:r>
           <w:delText xml:space="preserve">AI </w:delText>
         </w:r>
       </w:del>
-      <w:ins w:id="181" w:author="JMRT R1 revision" w:date="2026-08-09T02:38:00Z" w16du:dateUtc="2026-08-09T06:38:00Z">
+      <w:ins w:id="228" w:author="JMRT R1 revision" w:date="2026-08-09T17:38:00Z" w16du:dateUtc="2026-08-09T21:38:00Z">
         <w:r>
           <w:t>LLM-</w:t>
         </w:r>
@@ -2435,10 +2803,10 @@
       <w:pPr>
         <w:pStyle w:val="BodyText"/>
         <w:rPr>
-          <w:ins w:id="182" w:author="JMRT R1 revision" w:date="2026-08-09T02:38:00Z" w16du:dateUtc="2026-08-09T06:38:00Z"/>
-        </w:rPr>
-      </w:pPr>
-      <w:del w:id="183" w:author="JMRT R1 revision" w:date="2026-08-09T02:38:00Z" w16du:dateUtc="2026-08-09T06:38:00Z">
+          <w:ins w:id="229" w:author="JMRT R1 revision" w:date="2026-08-09T17:38:00Z" w16du:dateUtc="2026-08-09T21:38:00Z"/>
+        </w:rPr>
+      </w:pPr>
+      <w:del w:id="230" w:author="JMRT R1 revision" w:date="2026-08-09T17:38:00Z" w16du:dateUtc="2026-08-09T21:38:00Z">
         <w:r>
           <w:rPr>
             <w:b/>
@@ -2450,7 +2818,7 @@
           <w:delText xml:space="preserve"> Mechanical properties of the AI </w:delText>
         </w:r>
       </w:del>
-      <w:ins w:id="184" w:author="JMRT R1 revision" w:date="2026-08-09T02:38:00Z" w16du:dateUtc="2026-08-09T06:38:00Z">
+      <w:ins w:id="231" w:author="JMRT R1 revision" w:date="2026-08-09T17:38:00Z" w16du:dateUtc="2026-08-09T21:38:00Z">
         <w:r>
           <w:t xml:space="preserve">Read panel by panel, </w:t>
         </w:r>
@@ -2563,7 +2931,7 @@
       <w:pPr>
         <w:pStyle w:val="BodyText"/>
       </w:pPr>
-      <w:ins w:id="185" w:author="JMRT R1 revision" w:date="2026-08-09T02:38:00Z" w16du:dateUtc="2026-08-09T06:38:00Z">
+      <w:ins w:id="232" w:author="JMRT R1 revision" w:date="2026-08-09T17:38:00Z" w16du:dateUtc="2026-08-09T21:38:00Z">
         <w:r>
           <w:rPr>
             <w:b/>
@@ -3205,10 +3573,10 @@
         <w:pStyle w:val="CaptionedFigure"/>
         <w:spacing w:line="276" w:lineRule="auto"/>
         <w:rPr>
-          <w:del w:id="186" w:author="JMRT R1 revision" w:date="2026-08-09T02:38:00Z" w16du:dateUtc="2026-08-09T06:38:00Z"/>
-        </w:rPr>
-      </w:pPr>
-      <w:del w:id="187" w:author="JMRT R1 revision" w:date="2026-08-09T02:38:00Z" w16du:dateUtc="2026-08-09T06:38:00Z">
+          <w:del w:id="233" w:author="JMRT R1 revision" w:date="2026-08-09T17:38:00Z" w16du:dateUtc="2026-08-09T21:38:00Z"/>
+        </w:rPr>
+      </w:pPr>
+      <w:del w:id="234" w:author="JMRT R1 revision" w:date="2026-08-09T17:38:00Z" w16du:dateUtc="2026-08-09T21:38:00Z">
         <w:r>
           <w:rPr>
             <w:noProof/>
@@ -3261,10 +3629,10 @@
       <w:pPr>
         <w:pStyle w:val="CaptionedFigure"/>
         <w:rPr>
-          <w:ins w:id="188" w:author="JMRT R1 revision" w:date="2026-08-09T02:38:00Z" w16du:dateUtc="2026-08-09T06:38:00Z"/>
-        </w:rPr>
-      </w:pPr>
-      <w:ins w:id="189" w:author="JMRT R1 revision" w:date="2026-08-09T02:38:00Z" w16du:dateUtc="2026-08-09T06:38:00Z">
+          <w:ins w:id="235" w:author="JMRT R1 revision" w:date="2026-08-09T17:38:00Z" w16du:dateUtc="2026-08-09T21:38:00Z"/>
+        </w:rPr>
+      </w:pPr>
+      <w:ins w:id="236" w:author="JMRT R1 revision" w:date="2026-08-09T17:38:00Z" w16du:dateUtc="2026-08-09T21:38:00Z">
         <w:r>
           <w:rPr>
             <w:noProof/>
@@ -3327,12 +3695,12 @@
       <w:r>
         <w:t xml:space="preserve"> Cyclic stress–strain curves of the </w:t>
       </w:r>
-      <w:del w:id="190" w:author="JMRT R1 revision" w:date="2026-08-09T02:38:00Z" w16du:dateUtc="2026-08-09T06:38:00Z">
+      <w:del w:id="237" w:author="JMRT R1 revision" w:date="2026-08-09T17:38:00Z" w16du:dateUtc="2026-08-09T21:38:00Z">
         <w:r>
           <w:delText xml:space="preserve">AI </w:delText>
         </w:r>
       </w:del>
-      <w:ins w:id="191" w:author="JMRT R1 revision" w:date="2026-08-09T02:38:00Z" w16du:dateUtc="2026-08-09T06:38:00Z">
+      <w:ins w:id="238" w:author="JMRT R1 revision" w:date="2026-08-09T17:38:00Z" w16du:dateUtc="2026-08-09T21:38:00Z">
         <w:r>
           <w:t>LLM-</w:t>
         </w:r>
@@ -3358,12 +3726,12 @@
       <w:r>
         <w:t xml:space="preserve">compares the stress–strain behavior of the </w:t>
       </w:r>
-      <w:del w:id="192" w:author="JMRT R1 revision" w:date="2026-08-09T02:38:00Z" w16du:dateUtc="2026-08-09T06:38:00Z">
+      <w:del w:id="239" w:author="JMRT R1 revision" w:date="2026-08-09T17:38:00Z" w16du:dateUtc="2026-08-09T21:38:00Z">
         <w:r>
           <w:delText>AI</w:delText>
         </w:r>
       </w:del>
-      <w:ins w:id="193" w:author="JMRT R1 revision" w:date="2026-08-09T02:38:00Z" w16du:dateUtc="2026-08-09T06:38:00Z">
+      <w:ins w:id="240" w:author="JMRT R1 revision" w:date="2026-08-09T17:38:00Z" w16du:dateUtc="2026-08-09T21:38:00Z">
         <w:r>
           <w:t>LLM-</w:t>
         </w:r>
@@ -3371,12 +3739,12 @@
       <w:r>
         <w:t xml:space="preserve"> and </w:t>
       </w:r>
-      <w:del w:id="194" w:author="JMRT R1 revision" w:date="2026-08-09T02:38:00Z" w16du:dateUtc="2026-08-09T06:38:00Z">
+      <w:del w:id="241" w:author="JMRT R1 revision" w:date="2026-08-09T17:38:00Z" w16du:dateUtc="2026-08-09T21:38:00Z">
         <w:r>
           <w:delText>Omori</w:delText>
         </w:r>
       </w:del>
-      <w:ins w:id="195" w:author="JMRT R1 revision" w:date="2026-08-09T02:38:00Z" w16du:dateUtc="2026-08-09T06:38:00Z">
+      <w:ins w:id="242" w:author="JMRT R1 revision" w:date="2026-08-09T17:38:00Z" w16du:dateUtc="2026-08-09T21:38:00Z">
         <w:r>
           <w:t>benchmark</w:t>
         </w:r>
@@ -3384,12 +3752,12 @@
       <w:r>
         <w:t xml:space="preserve"> alloys during cyclic loading–unloading–heating deformation. In this test, any residual stress-induced martensite present at zero stress should transform back to austenite upon heating, causing the reloading stress to rise at a strain lower than the last unloading strain. This is exactly what happened in the </w:t>
       </w:r>
-      <w:del w:id="196" w:author="JMRT R1 revision" w:date="2026-08-09T02:38:00Z" w16du:dateUtc="2026-08-09T06:38:00Z">
+      <w:del w:id="243" w:author="JMRT R1 revision" w:date="2026-08-09T17:38:00Z" w16du:dateUtc="2026-08-09T21:38:00Z">
         <w:r>
           <w:delText>Omori</w:delText>
         </w:r>
       </w:del>
-      <w:ins w:id="197" w:author="JMRT R1 revision" w:date="2026-08-09T02:38:00Z" w16du:dateUtc="2026-08-09T06:38:00Z">
+      <w:ins w:id="244" w:author="JMRT R1 revision" w:date="2026-08-09T17:38:00Z" w16du:dateUtc="2026-08-09T21:38:00Z">
         <w:r>
           <w:t>benchmark</w:t>
         </w:r>
@@ -3410,12 +3778,12 @@
       <w:r>
         <w:t xml:space="preserve">shows that its residual strain after unloading from 3% deformation is ≈2.2%, and upon reloading, stress rises at a strain of ≈1.7%. This 0.5% strain recovery caused by heating is evidence of stress-induced martensite transformation in the </w:t>
       </w:r>
-      <w:del w:id="198" w:author="JMRT R1 revision" w:date="2026-08-09T02:38:00Z" w16du:dateUtc="2026-08-09T06:38:00Z">
+      <w:del w:id="245" w:author="JMRT R1 revision" w:date="2026-08-09T17:38:00Z" w16du:dateUtc="2026-08-09T21:38:00Z">
         <w:r>
           <w:delText>Omori</w:delText>
         </w:r>
       </w:del>
-      <w:ins w:id="199" w:author="JMRT R1 revision" w:date="2026-08-09T02:38:00Z" w16du:dateUtc="2026-08-09T06:38:00Z">
+      <w:ins w:id="246" w:author="JMRT R1 revision" w:date="2026-08-09T17:38:00Z" w16du:dateUtc="2026-08-09T21:38:00Z">
         <w:r>
           <w:t>benchmark</w:t>
         </w:r>
@@ -3436,12 +3804,12 @@
       <w:r>
         <w:t xml:space="preserve">shows no strain recovery of the </w:t>
       </w:r>
-      <w:del w:id="200" w:author="JMRT R1 revision" w:date="2026-08-09T02:38:00Z" w16du:dateUtc="2026-08-09T06:38:00Z">
+      <w:del w:id="247" w:author="JMRT R1 revision" w:date="2026-08-09T17:38:00Z" w16du:dateUtc="2026-08-09T21:38:00Z">
         <w:r>
           <w:delText xml:space="preserve">AI </w:delText>
         </w:r>
       </w:del>
-      <w:ins w:id="201" w:author="JMRT R1 revision" w:date="2026-08-09T02:38:00Z" w16du:dateUtc="2026-08-09T06:38:00Z">
+      <w:ins w:id="248" w:author="JMRT R1 revision" w:date="2026-08-09T17:38:00Z" w16du:dateUtc="2026-08-09T21:38:00Z">
         <w:r>
           <w:t>LLM-</w:t>
         </w:r>
@@ -3449,12 +3817,12 @@
       <w:r>
         <w:t xml:space="preserve">alloy during this test, indicating that it deforms plastically with no pseudo-elasticity regardless of heat-treating condition. We conclude that the microstructure of the </w:t>
       </w:r>
-      <w:del w:id="202" w:author="JMRT R1 revision" w:date="2026-08-09T02:38:00Z" w16du:dateUtc="2026-08-09T06:38:00Z">
+      <w:del w:id="249" w:author="JMRT R1 revision" w:date="2026-08-09T17:38:00Z" w16du:dateUtc="2026-08-09T21:38:00Z">
         <w:r>
           <w:delText xml:space="preserve">AI </w:delText>
         </w:r>
       </w:del>
-      <w:ins w:id="203" w:author="JMRT R1 revision" w:date="2026-08-09T02:38:00Z" w16du:dateUtc="2026-08-09T06:38:00Z">
+      <w:ins w:id="250" w:author="JMRT R1 revision" w:date="2026-08-09T17:38:00Z" w16du:dateUtc="2026-08-09T21:38:00Z">
         <w:r>
           <w:t>LLM-</w:t>
         </w:r>
@@ -3468,10 +3836,10 @@
         <w:pStyle w:val="CaptionedFigure"/>
         <w:spacing w:line="276" w:lineRule="auto"/>
         <w:rPr>
-          <w:del w:id="204" w:author="JMRT R1 revision" w:date="2026-08-09T02:38:00Z" w16du:dateUtc="2026-08-09T06:38:00Z"/>
-        </w:rPr>
-      </w:pPr>
-      <w:del w:id="205" w:author="JMRT R1 revision" w:date="2026-08-09T02:38:00Z" w16du:dateUtc="2026-08-09T06:38:00Z">
+          <w:del w:id="251" w:author="JMRT R1 revision" w:date="2026-08-09T17:38:00Z" w16du:dateUtc="2026-08-09T21:38:00Z"/>
+        </w:rPr>
+      </w:pPr>
+      <w:del w:id="252" w:author="JMRT R1 revision" w:date="2026-08-09T17:38:00Z" w16du:dateUtc="2026-08-09T21:38:00Z">
         <w:r>
           <w:rPr>
             <w:noProof/>
@@ -3524,10 +3892,10 @@
       <w:pPr>
         <w:pStyle w:val="CaptionedFigure"/>
         <w:rPr>
-          <w:ins w:id="206" w:author="JMRT R1 revision" w:date="2026-08-09T02:38:00Z" w16du:dateUtc="2026-08-09T06:38:00Z"/>
-        </w:rPr>
-      </w:pPr>
-      <w:ins w:id="207" w:author="JMRT R1 revision" w:date="2026-08-09T02:38:00Z" w16du:dateUtc="2026-08-09T06:38:00Z">
+          <w:ins w:id="253" w:author="JMRT R1 revision" w:date="2026-08-09T17:38:00Z" w16du:dateUtc="2026-08-09T21:38:00Z"/>
+        </w:rPr>
+      </w:pPr>
+      <w:ins w:id="254" w:author="JMRT R1 revision" w:date="2026-08-09T17:38:00Z" w16du:dateUtc="2026-08-09T21:38:00Z">
         <w:r>
           <w:rPr>
             <w:noProof/>
@@ -3593,12 +3961,12 @@
       <w:r>
         <w:t xml:space="preserve">Loading–unloading–heating tests of (a) the </w:t>
       </w:r>
-      <w:del w:id="208" w:author="JMRT R1 revision" w:date="2026-08-09T02:38:00Z" w16du:dateUtc="2026-08-09T06:38:00Z">
+      <w:del w:id="255" w:author="JMRT R1 revision" w:date="2026-08-09T17:38:00Z" w16du:dateUtc="2026-08-09T21:38:00Z">
         <w:r>
           <w:delText xml:space="preserve">AI </w:delText>
         </w:r>
       </w:del>
-      <w:ins w:id="209" w:author="JMRT R1 revision" w:date="2026-08-09T02:38:00Z" w16du:dateUtc="2026-08-09T06:38:00Z">
+      <w:ins w:id="256" w:author="JMRT R1 revision" w:date="2026-08-09T17:38:00Z" w16du:dateUtc="2026-08-09T21:38:00Z">
         <w:r>
           <w:t>LLM-</w:t>
         </w:r>
@@ -3606,12 +3974,12 @@
       <w:r>
         <w:t xml:space="preserve">alloy and (b) the </w:t>
       </w:r>
-      <w:del w:id="210" w:author="JMRT R1 revision" w:date="2026-08-09T02:38:00Z" w16du:dateUtc="2026-08-09T06:38:00Z">
+      <w:del w:id="257" w:author="JMRT R1 revision" w:date="2026-08-09T17:38:00Z" w16du:dateUtc="2026-08-09T21:38:00Z">
         <w:r>
           <w:delText>Omori</w:delText>
         </w:r>
       </w:del>
-      <w:ins w:id="211" w:author="JMRT R1 revision" w:date="2026-08-09T02:38:00Z" w16du:dateUtc="2026-08-09T06:38:00Z">
+      <w:ins w:id="258" w:author="JMRT R1 revision" w:date="2026-08-09T17:38:00Z" w16du:dateUtc="2026-08-09T21:38:00Z">
         <w:r>
           <w:t>benchmark</w:t>
         </w:r>
@@ -3624,8 +3992,8 @@
       <w:pPr>
         <w:pStyle w:val="Heading2"/>
       </w:pPr>
-      <w:bookmarkStart w:id="212" w:name="X7b0047580ff68e3c8823c4535b0eba55ad6dd86"/>
-      <w:bookmarkEnd w:id="173"/>
+      <w:bookmarkStart w:id="259" w:name="X7b0047580ff68e3c8823c4535b0eba55ad6dd86"/>
+      <w:bookmarkEnd w:id="220"/>
       <w:r>
         <w:t>3.3 Synchrotron diffraction and phase identification</w:t>
       </w:r>
@@ -3660,7 +4028,7 @@
       <w:r>
         <w:t>shows good overall agreement between the experimental data (lower half</w:t>
       </w:r>
-      <w:ins w:id="213" w:author="JMRT R1 revision" w:date="2026-08-09T02:38:00Z" w16du:dateUtc="2026-08-09T06:38:00Z">
+      <w:ins w:id="260" w:author="JMRT R1 revision" w:date="2026-08-09T17:38:00Z" w16du:dateUtc="2026-08-09T21:38:00Z">
         <w:r>
           <w:t xml:space="preserve"> of each panel</w:t>
         </w:r>
@@ -3668,12 +4036,12 @@
       <w:r>
         <w:t>) and the results of Rietveld refinement (upper half</w:t>
       </w:r>
-      <w:del w:id="214" w:author="JMRT R1 revision" w:date="2026-08-09T02:38:00Z" w16du:dateUtc="2026-08-09T06:38:00Z">
+      <w:del w:id="261" w:author="JMRT R1 revision" w:date="2026-08-09T17:38:00Z" w16du:dateUtc="2026-08-09T21:38:00Z">
         <w:r>
           <w:delText>)</w:delText>
         </w:r>
       </w:del>
-      <w:ins w:id="215" w:author="JMRT R1 revision" w:date="2026-08-09T02:38:00Z" w16du:dateUtc="2026-08-09T06:38:00Z">
+      <w:ins w:id="262" w:author="JMRT R1 revision" w:date="2026-08-09T17:38:00Z" w16du:dateUtc="2026-08-09T21:38:00Z">
         <w:r>
           <w:t>), both before deformation (</w:t>
         </w:r>
@@ -3701,12 +4069,12 @@
       <w:r>
         <w:t xml:space="preserve"> for the </w:t>
       </w:r>
-      <w:del w:id="216" w:author="JMRT R1 revision" w:date="2026-08-09T02:38:00Z" w16du:dateUtc="2026-08-09T06:38:00Z">
+      <w:del w:id="263" w:author="JMRT R1 revision" w:date="2026-08-09T17:38:00Z" w16du:dateUtc="2026-08-09T21:38:00Z">
         <w:r>
           <w:delText>AI</w:delText>
         </w:r>
       </w:del>
-      <w:ins w:id="217" w:author="JMRT R1 revision" w:date="2026-08-09T02:38:00Z" w16du:dateUtc="2026-08-09T06:38:00Z">
+      <w:ins w:id="264" w:author="JMRT R1 revision" w:date="2026-08-09T17:38:00Z" w16du:dateUtc="2026-08-09T21:38:00Z">
         <w:r>
           <w:t>deformed specimen (R_wp = 12.5% against 21.4%), and the reason is visible in the patterns themselves: the undeformed wire gives a beaded, spotty ring pattern in which relatively few grains satisfy each Bragg condition, whereas deformation subdivides those grains and produces the more continuous rings on which powder averaging depends. The same grain-statistics argument recurs in a far stronger form for the benchmark</w:t>
         </w:r>
@@ -3714,7 +4082,7 @@
       <w:r>
         <w:t xml:space="preserve"> alloy</w:t>
       </w:r>
-      <w:ins w:id="218" w:author="JMRT R1 revision" w:date="2026-08-09T02:38:00Z" w16du:dateUtc="2026-08-09T06:38:00Z">
+      <w:ins w:id="265" w:author="JMRT R1 revision" w:date="2026-08-09T17:38:00Z" w16du:dateUtc="2026-08-09T21:38:00Z">
         <w:r>
           <w:t>, below</w:t>
         </w:r>
@@ -3722,12 +4090,12 @@
       <w:r>
         <w:t xml:space="preserve">. Based on this result, the </w:t>
       </w:r>
-      <w:del w:id="219" w:author="JMRT R1 revision" w:date="2026-08-09T02:38:00Z" w16du:dateUtc="2026-08-09T06:38:00Z">
+      <w:del w:id="266" w:author="JMRT R1 revision" w:date="2026-08-09T17:38:00Z" w16du:dateUtc="2026-08-09T21:38:00Z">
         <w:r>
           <w:delText xml:space="preserve">AI </w:delText>
         </w:r>
       </w:del>
-      <w:ins w:id="220" w:author="JMRT R1 revision" w:date="2026-08-09T02:38:00Z" w16du:dateUtc="2026-08-09T06:38:00Z">
+      <w:ins w:id="267" w:author="JMRT R1 revision" w:date="2026-08-09T17:38:00Z" w16du:dateUtc="2026-08-09T21:38:00Z">
         <w:r>
           <w:t>LLM-</w:t>
         </w:r>
@@ -3735,12 +4103,12 @@
       <w:r>
         <w:t xml:space="preserve">alloy is estimated to consist of ≈62% FCC γ-phase, ≈34% BCC α-phase, and ≈4% </w:t>
       </w:r>
-      <w:del w:id="221" w:author="JMRT R1 revision" w:date="2026-08-09T02:38:00Z" w16du:dateUtc="2026-08-09T06:38:00Z">
+      <w:del w:id="268" w:author="JMRT R1 revision" w:date="2026-08-09T17:38:00Z" w16du:dateUtc="2026-08-09T21:38:00Z">
         <w:r>
           <w:delText>DO</w:delText>
         </w:r>
       </w:del>
-      <w:ins w:id="222" w:author="JMRT R1 revision" w:date="2026-08-09T02:38:00Z" w16du:dateUtc="2026-08-09T06:38:00Z">
+      <w:ins w:id="269" w:author="JMRT R1 revision" w:date="2026-08-09T17:38:00Z" w16du:dateUtc="2026-08-09T21:38:00Z">
         <w:r>
           <w:t>D0</w:t>
         </w:r>
@@ -3768,12 +4136,12 @@
       <w:r>
         <w:t xml:space="preserve">) are essentially unchanged: no new diffraction peaks appear and none disappear. </w:t>
       </w:r>
-      <w:del w:id="223" w:author="JMRT R1 revision" w:date="2026-08-09T02:38:00Z" w16du:dateUtc="2026-08-09T06:38:00Z">
+      <w:del w:id="270" w:author="JMRT R1 revision" w:date="2026-08-09T17:38:00Z" w16du:dateUtc="2026-08-09T21:38:00Z">
         <w:r>
           <w:delText>Although an</w:delText>
         </w:r>
       </w:del>
-      <w:ins w:id="224" w:author="JMRT R1 revision" w:date="2026-08-09T02:38:00Z" w16du:dateUtc="2026-08-09T06:38:00Z">
+      <w:ins w:id="271" w:author="JMRT R1 revision" w:date="2026-08-09T17:38:00Z" w16du:dateUtc="2026-08-09T21:38:00Z">
         <w:r>
           <w:t>An</w:t>
         </w:r>
@@ -3781,7 +4149,7 @@
       <w:r>
         <w:t xml:space="preserve"> ex-situ measurement made after unloading cannot, on its own, exclude a fully reversible transformation that reverts </w:t>
       </w:r>
-      <w:del w:id="225" w:author="JMRT R1 revision" w:date="2026-08-09T02:38:00Z" w16du:dateUtc="2026-08-09T06:38:00Z">
+      <w:del w:id="272" w:author="JMRT R1 revision" w:date="2026-08-09T17:38:00Z" w16du:dateUtc="2026-08-09T21:38:00Z">
         <w:r>
           <w:delText>on unloading, the absence of any mechanical recovery (</w:delText>
         </w:r>
@@ -3796,7 +4164,7 @@
           <w:delText>) together with the unchanged multi-phase pattern points</w:delText>
         </w:r>
       </w:del>
-      <w:ins w:id="226" w:author="JMRT R1 revision" w:date="2026-08-09T02:38:00Z" w16du:dateUtc="2026-08-09T06:38:00Z">
+      <w:ins w:id="273" w:author="JMRT R1 revision" w:date="2026-08-09T17:38:00Z" w16du:dateUtc="2026-08-09T21:38:00Z">
         <w:r>
           <w:t xml:space="preserve">as the load is removed. The diffraction data are not what carry this conclusion, however, and the order of the evidence should be stated plainly. A transformation reversible enough to leave no diffraction signature after unloading would still have had to produce recoverable strain </w:t>
         </w:r>
@@ -3867,12 +4235,12 @@
       <w:r>
         <w:t xml:space="preserve">) can be attributed to dislocation activity, which results in peak broadening and/or the formation of tiny sub-grains. In comparison, the </w:t>
       </w:r>
-      <w:del w:id="227" w:author="JMRT R1 revision" w:date="2026-08-09T02:38:00Z" w16du:dateUtc="2026-08-09T06:38:00Z">
+      <w:del w:id="274" w:author="JMRT R1 revision" w:date="2026-08-09T17:38:00Z" w16du:dateUtc="2026-08-09T21:38:00Z">
         <w:r>
           <w:delText>Omori</w:delText>
         </w:r>
       </w:del>
-      <w:ins w:id="228" w:author="JMRT R1 revision" w:date="2026-08-09T02:38:00Z" w16du:dateUtc="2026-08-09T06:38:00Z">
+      <w:ins w:id="275" w:author="JMRT R1 revision" w:date="2026-08-09T17:38:00Z" w16du:dateUtc="2026-08-09T21:38:00Z">
         <w:r>
           <w:t>benchmark</w:t>
         </w:r>
@@ -3900,12 +4268,12 @@
       <w:r>
         <w:t xml:space="preserve">), consistent with stress-induced γ formation and partial variant activation. The change in peak intensity after deformation of the </w:t>
       </w:r>
-      <w:del w:id="229" w:author="JMRT R1 revision" w:date="2026-08-09T02:38:00Z" w16du:dateUtc="2026-08-09T06:38:00Z">
+      <w:del w:id="276" w:author="JMRT R1 revision" w:date="2026-08-09T17:38:00Z" w16du:dateUtc="2026-08-09T21:38:00Z">
         <w:r>
           <w:delText>Omori</w:delText>
         </w:r>
       </w:del>
-      <w:ins w:id="230" w:author="JMRT R1 revision" w:date="2026-08-09T02:38:00Z" w16du:dateUtc="2026-08-09T06:38:00Z">
+      <w:ins w:id="277" w:author="JMRT R1 revision" w:date="2026-08-09T17:38:00Z" w16du:dateUtc="2026-08-09T21:38:00Z">
         <w:r>
           <w:t>benchmark</w:t>
         </w:r>
@@ -3928,10 +4296,10 @@
       <w:pPr>
         <w:pStyle w:val="BodyText"/>
         <w:rPr>
-          <w:ins w:id="231" w:author="JMRT R1 revision" w:date="2026-08-09T02:38:00Z" w16du:dateUtc="2026-08-09T06:38:00Z"/>
-        </w:rPr>
-      </w:pPr>
-      <w:ins w:id="232" w:author="JMRT R1 revision" w:date="2026-08-09T02:38:00Z" w16du:dateUtc="2026-08-09T06:38:00Z">
+          <w:ins w:id="278" w:author="JMRT R1 revision" w:date="2026-08-09T17:38:00Z" w16du:dateUtc="2026-08-09T21:38:00Z"/>
+        </w:rPr>
+      </w:pPr>
+      <w:ins w:id="279" w:author="JMRT R1 revision" w:date="2026-08-09T17:38:00Z" w16du:dateUtc="2026-08-09T21:38:00Z">
         <w:r>
           <w:t xml:space="preserve">Two points of nomenclature should be made explicit here, because the convention in this alloy family is the reverse of the one familiar from carbon steels. In Fe-Mn-Al-Ni alloys the parent phase is BCC α and the martensite formed from it is FCC γ. The γ phase is therefore the transformation </w:t>
         </w:r>
@@ -3951,10 +4319,10 @@
       <w:pPr>
         <w:pStyle w:val="BodyText"/>
         <w:rPr>
-          <w:ins w:id="233" w:author="JMRT R1 revision" w:date="2026-08-09T02:38:00Z" w16du:dateUtc="2026-08-09T06:38:00Z"/>
-        </w:rPr>
-      </w:pPr>
-      <w:ins w:id="234" w:author="JMRT R1 revision" w:date="2026-08-09T02:38:00Z" w16du:dateUtc="2026-08-09T06:38:00Z">
+          <w:ins w:id="280" w:author="JMRT R1 revision" w:date="2026-08-09T17:38:00Z" w16du:dateUtc="2026-08-09T21:38:00Z"/>
+        </w:rPr>
+      </w:pPr>
+      <w:ins w:id="281" w:author="JMRT R1 revision" w:date="2026-08-09T17:38:00Z" w16du:dateUtc="2026-08-09T21:38:00Z">
         <w:r>
           <w:t>No B2 superlattice reflection was resolved in the LLM-alloy above the detection limit of the present measurement, and that limit can be quantified rather than merely asserted. At the B2-allowed {200} superlattice position the LLM-alloy carries 0.50–1.06% of maximum intensity, against 3.83–7.17% in the benchmark; and the LLM-alloy’s intensity at that position is itself fully accounted for by D0₃, which produces the same reflection. The discriminating measurement is the D0₃-only {111} reflection, present in t</w:t>
         </w:r>
@@ -3970,10 +4338,10 @@
       <w:pPr>
         <w:pStyle w:val="BodyText"/>
         <w:rPr>
-          <w:ins w:id="235" w:author="JMRT R1 revision" w:date="2026-08-09T02:38:00Z" w16du:dateUtc="2026-08-09T06:38:00Z"/>
-        </w:rPr>
-      </w:pPr>
-      <w:ins w:id="236" w:author="JMRT R1 revision" w:date="2026-08-09T02:38:00Z" w16du:dateUtc="2026-08-09T06:38:00Z">
+          <w:ins w:id="282" w:author="JMRT R1 revision" w:date="2026-08-09T17:38:00Z" w16du:dateUtc="2026-08-09T21:38:00Z"/>
+        </w:rPr>
+      </w:pPr>
+      <w:ins w:id="283" w:author="JMRT R1 revision" w:date="2026-08-09T17:38:00Z" w16du:dateUtc="2026-08-09T21:38:00Z">
         <w:r>
           <w:t>The two alloys are not equally amenable to quantitative diffraction analysis, and the reason is itself microstructural. After the identical 1200 °C anneal the LLM-alloy retains a fine equiaxed structure with grain diameters well under 20 µm (</w:t>
         </w:r>
@@ -4003,10 +4371,10 @@
       <w:pPr>
         <w:pStyle w:val="BodyText"/>
         <w:rPr>
-          <w:ins w:id="237" w:author="JMRT R1 revision" w:date="2026-08-09T02:38:00Z" w16du:dateUtc="2026-08-09T06:38:00Z"/>
-        </w:rPr>
-      </w:pPr>
-      <w:ins w:id="238" w:author="JMRT R1 revision" w:date="2026-08-09T02:38:00Z" w16du:dateUtc="2026-08-09T06:38:00Z">
+          <w:ins w:id="284" w:author="JMRT R1 revision" w:date="2026-08-09T17:38:00Z" w16du:dateUtc="2026-08-09T21:38:00Z"/>
+        </w:rPr>
+      </w:pPr>
+      <w:ins w:id="285" w:author="JMRT R1 revision" w:date="2026-08-09T17:38:00Z" w16du:dateUtc="2026-08-09T21:38:00Z">
         <w:r>
           <w:t>This restriction does not affect the comparison on which the present work rests. That the benchmark alloy undergoes a stress-induced transformation is not in question: the diffracted intensities change markedly with deformation (</w:t>
         </w:r>
@@ -4031,7 +4399,7 @@
           <w:t>), and the transformation behaviour of this composition is well established in the literature [12–14]</w:t>
         </w:r>
         <w:r>
-          <w:t>. What the coarse grain structure withholds is a number for how much of the parent phase transformed, not the fact that it transformed. The question addressed here is the converse one: why the LLM-alloy, processed identically, shows no corresponding change (</w:t>
+          <w:t>. What the coarse grain structure withholds is a number for how much of the parent phase transformed, not the fact that it transformed. The question addressed here is the converse one: why the LLM-alloy, given the same 1200 °C anneal, shows no corresponding change (</w:t>
         </w:r>
         <w:r>
           <w:rPr>
@@ -4052,12 +4420,12 @@
       <w:r>
         <w:t xml:space="preserve">It is worth noting that the </w:t>
       </w:r>
-      <w:del w:id="239" w:author="JMRT R1 revision" w:date="2026-08-09T02:38:00Z" w16du:dateUtc="2026-08-09T06:38:00Z">
+      <w:del w:id="286" w:author="JMRT R1 revision" w:date="2026-08-09T17:38:00Z" w16du:dateUtc="2026-08-09T21:38:00Z">
         <w:r>
           <w:delText xml:space="preserve">AI </w:delText>
         </w:r>
       </w:del>
-      <w:ins w:id="240" w:author="JMRT R1 revision" w:date="2026-08-09T02:38:00Z" w16du:dateUtc="2026-08-09T06:38:00Z">
+      <w:ins w:id="287" w:author="JMRT R1 revision" w:date="2026-08-09T17:38:00Z" w16du:dateUtc="2026-08-09T21:38:00Z">
         <w:r>
           <w:t>LLM-</w:t>
         </w:r>
@@ -4081,10 +4449,10 @@
         <w:pStyle w:val="CaptionedFigure"/>
         <w:spacing w:line="276" w:lineRule="auto"/>
         <w:rPr>
-          <w:del w:id="241" w:author="JMRT R1 revision" w:date="2026-08-09T02:38:00Z" w16du:dateUtc="2026-08-09T06:38:00Z"/>
-        </w:rPr>
-      </w:pPr>
-      <w:del w:id="242" w:author="JMRT R1 revision" w:date="2026-08-09T02:38:00Z" w16du:dateUtc="2026-08-09T06:38:00Z">
+          <w:del w:id="288" w:author="JMRT R1 revision" w:date="2026-08-09T17:38:00Z" w16du:dateUtc="2026-08-09T21:38:00Z"/>
+        </w:rPr>
+      </w:pPr>
+      <w:del w:id="289" w:author="JMRT R1 revision" w:date="2026-08-09T17:38:00Z" w16du:dateUtc="2026-08-09T21:38:00Z">
         <w:r>
           <w:rPr>
             <w:noProof/>
@@ -4093,7 +4461,7 @@
             <wp:inline distT="0" distB="0" distL="0" distR="0" wp14:anchorId="11078D98" wp14:editId="69CFAD40">
               <wp:extent cx="2426208" cy="2292096"/>
               <wp:effectExtent l="0" t="0" r="0" b="0"/>
-              <wp:docPr id="1187929526" name="Picture" descr="Fig. 4. 2D synchrotron X-ray diffraction images of (a) AI alloy annealed at 1200 °C for 1 min, (b) annealed AI alloy after 10% tensile strain, (c) Omori alloy annealed at 1200 °C for 1 min, and (d) annealed Omori alloy after 8% tensile strain."/>
+              <wp:docPr id="1607267483" name="Picture" descr="Fig. 4. 2D synchrotron X-ray diffraction images of (a) AI alloy annealed at 1200 °C for 1 min, (b) annealed AI alloy after 10% tensile strain, (c) Omori alloy annealed at 1200 °C for 1 min, and (d) annealed Omori alloy after 8% tensile strain."/>
               <wp:cNvGraphicFramePr/>
               <a:graphic xmlns:a="http://schemas.openxmlformats.org/drawingml/2006/main">
                 <a:graphicData uri="http://schemas.openxmlformats.org/drawingml/2006/picture">
@@ -4137,10 +4505,10 @@
       <w:pPr>
         <w:pStyle w:val="CaptionedFigure"/>
         <w:rPr>
-          <w:ins w:id="243" w:author="JMRT R1 revision" w:date="2026-08-09T02:38:00Z" w16du:dateUtc="2026-08-09T06:38:00Z"/>
-        </w:rPr>
-      </w:pPr>
-      <w:ins w:id="244" w:author="JMRT R1 revision" w:date="2026-08-09T02:38:00Z" w16du:dateUtc="2026-08-09T06:38:00Z">
+          <w:ins w:id="290" w:author="JMRT R1 revision" w:date="2026-08-09T17:38:00Z" w16du:dateUtc="2026-08-09T21:38:00Z"/>
+        </w:rPr>
+      </w:pPr>
+      <w:ins w:id="291" w:author="JMRT R1 revision" w:date="2026-08-09T17:38:00Z" w16du:dateUtc="2026-08-09T21:38:00Z">
         <w:r>
           <w:rPr>
             <w:noProof/>
@@ -4203,12 +4571,12 @@
       <w:r>
         <w:t xml:space="preserve"> 2D synchrotron X-ray diffraction images of (a) </w:t>
       </w:r>
-      <w:del w:id="245" w:author="JMRT R1 revision" w:date="2026-08-09T02:38:00Z" w16du:dateUtc="2026-08-09T06:38:00Z">
+      <w:del w:id="292" w:author="JMRT R1 revision" w:date="2026-08-09T17:38:00Z" w16du:dateUtc="2026-08-09T21:38:00Z">
         <w:r>
           <w:delText xml:space="preserve">AI </w:delText>
         </w:r>
       </w:del>
-      <w:ins w:id="246" w:author="JMRT R1 revision" w:date="2026-08-09T02:38:00Z" w16du:dateUtc="2026-08-09T06:38:00Z">
+      <w:ins w:id="293" w:author="JMRT R1 revision" w:date="2026-08-09T17:38:00Z" w16du:dateUtc="2026-08-09T21:38:00Z">
         <w:r>
           <w:t>LLM-</w:t>
         </w:r>
@@ -4216,12 +4584,12 @@
       <w:r>
         <w:t xml:space="preserve">alloy annealed at 1200 °C for 1 min, (b) annealed </w:t>
       </w:r>
-      <w:del w:id="247" w:author="JMRT R1 revision" w:date="2026-08-09T02:38:00Z" w16du:dateUtc="2026-08-09T06:38:00Z">
+      <w:del w:id="294" w:author="JMRT R1 revision" w:date="2026-08-09T17:38:00Z" w16du:dateUtc="2026-08-09T21:38:00Z">
         <w:r>
           <w:delText xml:space="preserve">AI </w:delText>
         </w:r>
       </w:del>
-      <w:ins w:id="248" w:author="JMRT R1 revision" w:date="2026-08-09T02:38:00Z" w16du:dateUtc="2026-08-09T06:38:00Z">
+      <w:ins w:id="295" w:author="JMRT R1 revision" w:date="2026-08-09T17:38:00Z" w16du:dateUtc="2026-08-09T21:38:00Z">
         <w:r>
           <w:t>LLM-</w:t>
         </w:r>
@@ -4229,12 +4597,12 @@
       <w:r>
         <w:t xml:space="preserve">alloy after 10% tensile strain, (c) </w:t>
       </w:r>
-      <w:del w:id="249" w:author="JMRT R1 revision" w:date="2026-08-09T02:38:00Z" w16du:dateUtc="2026-08-09T06:38:00Z">
+      <w:del w:id="296" w:author="JMRT R1 revision" w:date="2026-08-09T17:38:00Z" w16du:dateUtc="2026-08-09T21:38:00Z">
         <w:r>
           <w:delText>Omori</w:delText>
         </w:r>
       </w:del>
-      <w:ins w:id="250" w:author="JMRT R1 revision" w:date="2026-08-09T02:38:00Z" w16du:dateUtc="2026-08-09T06:38:00Z">
+      <w:ins w:id="297" w:author="JMRT R1 revision" w:date="2026-08-09T17:38:00Z" w16du:dateUtc="2026-08-09T21:38:00Z">
         <w:r>
           <w:t>benchmark</w:t>
         </w:r>
@@ -4242,12 +4610,12 @@
       <w:r>
         <w:t xml:space="preserve"> alloy annealed at 1200 °C for 1 min, and (d) annealed </w:t>
       </w:r>
-      <w:del w:id="251" w:author="JMRT R1 revision" w:date="2026-08-09T02:38:00Z" w16du:dateUtc="2026-08-09T06:38:00Z">
+      <w:del w:id="298" w:author="JMRT R1 revision" w:date="2026-08-09T17:38:00Z" w16du:dateUtc="2026-08-09T21:38:00Z">
         <w:r>
           <w:delText>Omori</w:delText>
         </w:r>
       </w:del>
-      <w:ins w:id="252" w:author="JMRT R1 revision" w:date="2026-08-09T02:38:00Z" w16du:dateUtc="2026-08-09T06:38:00Z">
+      <w:ins w:id="299" w:author="JMRT R1 revision" w:date="2026-08-09T17:38:00Z" w16du:dateUtc="2026-08-09T21:38:00Z">
         <w:r>
           <w:t>benchmark</w:t>
         </w:r>
@@ -4261,10 +4629,10 @@
         <w:pStyle w:val="CaptionedFigure"/>
         <w:spacing w:line="276" w:lineRule="auto"/>
         <w:rPr>
-          <w:del w:id="253" w:author="JMRT R1 revision" w:date="2026-08-09T02:38:00Z" w16du:dateUtc="2026-08-09T06:38:00Z"/>
-        </w:rPr>
-      </w:pPr>
-      <w:del w:id="254" w:author="JMRT R1 revision" w:date="2026-08-09T02:38:00Z" w16du:dateUtc="2026-08-09T06:38:00Z">
+          <w:del w:id="300" w:author="JMRT R1 revision" w:date="2026-08-09T17:38:00Z" w16du:dateUtc="2026-08-09T21:38:00Z"/>
+        </w:rPr>
+      </w:pPr>
+      <w:del w:id="301" w:author="JMRT R1 revision" w:date="2026-08-09T17:38:00Z" w16du:dateUtc="2026-08-09T21:38:00Z">
         <w:r>
           <w:rPr>
             <w:noProof/>
@@ -4317,10 +4685,10 @@
       <w:pPr>
         <w:pStyle w:val="CaptionedFigure"/>
         <w:rPr>
-          <w:ins w:id="255" w:author="JMRT R1 revision" w:date="2026-08-09T02:38:00Z" w16du:dateUtc="2026-08-09T06:38:00Z"/>
-        </w:rPr>
-      </w:pPr>
-      <w:ins w:id="256" w:author="JMRT R1 revision" w:date="2026-08-09T02:38:00Z" w16du:dateUtc="2026-08-09T06:38:00Z">
+          <w:ins w:id="302" w:author="JMRT R1 revision" w:date="2026-08-09T17:38:00Z" w16du:dateUtc="2026-08-09T21:38:00Z"/>
+        </w:rPr>
+      </w:pPr>
+      <w:ins w:id="303" w:author="JMRT R1 revision" w:date="2026-08-09T17:38:00Z" w16du:dateUtc="2026-08-09T21:38:00Z">
         <w:r>
           <w:rPr>
             <w:noProof/>
@@ -4386,7 +4754,7 @@
       <w:r>
         <w:t>Comparison between synchrotron X-ray diffraction data (lower half</w:t>
       </w:r>
-      <w:ins w:id="257" w:author="JMRT R1 revision" w:date="2026-08-09T02:38:00Z" w16du:dateUtc="2026-08-09T06:38:00Z">
+      <w:ins w:id="304" w:author="JMRT R1 revision" w:date="2026-08-09T17:38:00Z" w16du:dateUtc="2026-08-09T21:38:00Z">
         <w:r>
           <w:t xml:space="preserve"> of each panel</w:t>
         </w:r>
@@ -4394,7 +4762,7 @@
       <w:r>
         <w:t>) and results of Rietveld refinement (upper half</w:t>
       </w:r>
-      <w:ins w:id="258" w:author="JMRT R1 revision" w:date="2026-08-09T02:38:00Z" w16du:dateUtc="2026-08-09T06:38:00Z">
+      <w:ins w:id="305" w:author="JMRT R1 revision" w:date="2026-08-09T17:38:00Z" w16du:dateUtc="2026-08-09T21:38:00Z">
         <w:r>
           <w:t xml:space="preserve"> of each panel</w:t>
         </w:r>
@@ -4402,12 +4770,12 @@
       <w:r>
         <w:t xml:space="preserve">) for the </w:t>
       </w:r>
-      <w:del w:id="259" w:author="JMRT R1 revision" w:date="2026-08-09T02:38:00Z" w16du:dateUtc="2026-08-09T06:38:00Z">
+      <w:del w:id="306" w:author="JMRT R1 revision" w:date="2026-08-09T17:38:00Z" w16du:dateUtc="2026-08-09T21:38:00Z">
         <w:r>
           <w:delText xml:space="preserve">AI </w:delText>
         </w:r>
       </w:del>
-      <w:ins w:id="260" w:author="JMRT R1 revision" w:date="2026-08-09T02:38:00Z" w16du:dateUtc="2026-08-09T06:38:00Z">
+      <w:ins w:id="307" w:author="JMRT R1 revision" w:date="2026-08-09T17:38:00Z" w16du:dateUtc="2026-08-09T21:38:00Z">
         <w:r>
           <w:t>LLM-</w:t>
         </w:r>
@@ -4415,7 +4783,7 @@
       <w:r>
         <w:t>alloy</w:t>
       </w:r>
-      <w:ins w:id="261" w:author="JMRT R1 revision" w:date="2026-08-09T02:38:00Z" w16du:dateUtc="2026-08-09T06:38:00Z">
+      <w:ins w:id="308" w:author="JMRT R1 revision" w:date="2026-08-09T17:38:00Z" w16du:dateUtc="2026-08-09T21:38:00Z">
         <w:r>
           <w:t>: (a)</w:t>
         </w:r>
@@ -4423,7 +4791,7 @@
       <w:r>
         <w:t xml:space="preserve"> heat</w:t>
       </w:r>
-      <w:ins w:id="262" w:author="JMRT R1 revision" w:date="2026-08-09T02:38:00Z" w16du:dateUtc="2026-08-09T06:38:00Z">
+      <w:ins w:id="309" w:author="JMRT R1 revision" w:date="2026-08-09T17:38:00Z" w16du:dateUtc="2026-08-09T21:38:00Z">
         <w:r>
           <w:t>-</w:t>
         </w:r>
@@ -4431,12 +4799,12 @@
       <w:r>
         <w:t>treated at 1200 °C for 1 minute</w:t>
       </w:r>
-      <w:del w:id="263" w:author="JMRT R1 revision" w:date="2026-08-09T02:38:00Z" w16du:dateUtc="2026-08-09T06:38:00Z">
+      <w:del w:id="310" w:author="JMRT R1 revision" w:date="2026-08-09T17:38:00Z" w16du:dateUtc="2026-08-09T21:38:00Z">
         <w:r>
           <w:delText>.</w:delText>
         </w:r>
       </w:del>
-      <w:ins w:id="264" w:author="JMRT R1 revision" w:date="2026-08-09T02:38:00Z" w16du:dateUtc="2026-08-09T06:38:00Z">
+      <w:ins w:id="311" w:author="JMRT R1 revision" w:date="2026-08-09T17:38:00Z" w16du:dateUtc="2026-08-09T21:38:00Z">
         <w:r>
           <w:t xml:space="preserve"> (R_wp = 21.4%, R_p = 8.7%), and (b) after unloading from 10% strain (R_wp = 12.5%, R_p = 5.9%). Both refinements used the three-phase model of Sec. 2.5, with lattice parameters fixed at a = 3.6366 Å (γ) and 2.8865 Å (α) in both cases, and 5.7734 Å (a) and 5.7801 Å (b) for D0₃.</w:t>
         </w:r>
@@ -4447,10 +4815,10 @@
         <w:pStyle w:val="CaptionedFigure"/>
         <w:spacing w:line="276" w:lineRule="auto"/>
         <w:rPr>
-          <w:del w:id="265" w:author="JMRT R1 revision" w:date="2026-08-09T02:38:00Z" w16du:dateUtc="2026-08-09T06:38:00Z"/>
-        </w:rPr>
-      </w:pPr>
-      <w:del w:id="266" w:author="JMRT R1 revision" w:date="2026-08-09T02:38:00Z" w16du:dateUtc="2026-08-09T06:38:00Z">
+          <w:del w:id="312" w:author="JMRT R1 revision" w:date="2026-08-09T17:38:00Z" w16du:dateUtc="2026-08-09T21:38:00Z"/>
+        </w:rPr>
+      </w:pPr>
+      <w:del w:id="313" w:author="JMRT R1 revision" w:date="2026-08-09T17:38:00Z" w16du:dateUtc="2026-08-09T21:38:00Z">
         <w:r>
           <w:rPr>
             <w:noProof/>
@@ -4503,10 +4871,10 @@
       <w:pPr>
         <w:pStyle w:val="CaptionedFigure"/>
         <w:rPr>
-          <w:ins w:id="267" w:author="JMRT R1 revision" w:date="2026-08-09T02:38:00Z" w16du:dateUtc="2026-08-09T06:38:00Z"/>
-        </w:rPr>
-      </w:pPr>
-      <w:ins w:id="268" w:author="JMRT R1 revision" w:date="2026-08-09T02:38:00Z" w16du:dateUtc="2026-08-09T06:38:00Z">
+          <w:ins w:id="314" w:author="JMRT R1 revision" w:date="2026-08-09T17:38:00Z" w16du:dateUtc="2026-08-09T21:38:00Z"/>
+        </w:rPr>
+      </w:pPr>
+      <w:ins w:id="315" w:author="JMRT R1 revision" w:date="2026-08-09T17:38:00Z" w16du:dateUtc="2026-08-09T21:38:00Z">
         <w:r>
           <w:rPr>
             <w:noProof/>
@@ -4572,12 +4940,12 @@
       <w:r>
         <w:t xml:space="preserve">Azimuthally integrated X-ray diffraction spectra of (a) the </w:t>
       </w:r>
-      <w:del w:id="269" w:author="JMRT R1 revision" w:date="2026-08-09T02:38:00Z" w16du:dateUtc="2026-08-09T06:38:00Z">
+      <w:del w:id="316" w:author="JMRT R1 revision" w:date="2026-08-09T17:38:00Z" w16du:dateUtc="2026-08-09T21:38:00Z">
         <w:r>
           <w:delText xml:space="preserve">AI </w:delText>
         </w:r>
       </w:del>
-      <w:ins w:id="270" w:author="JMRT R1 revision" w:date="2026-08-09T02:38:00Z" w16du:dateUtc="2026-08-09T06:38:00Z">
+      <w:ins w:id="317" w:author="JMRT R1 revision" w:date="2026-08-09T17:38:00Z" w16du:dateUtc="2026-08-09T21:38:00Z">
         <w:r>
           <w:t>LLM-</w:t>
         </w:r>
@@ -4585,12 +4953,12 @@
       <w:r>
         <w:t xml:space="preserve">alloy and (b) the </w:t>
       </w:r>
-      <w:del w:id="271" w:author="JMRT R1 revision" w:date="2026-08-09T02:38:00Z" w16du:dateUtc="2026-08-09T06:38:00Z">
+      <w:del w:id="318" w:author="JMRT R1 revision" w:date="2026-08-09T17:38:00Z" w16du:dateUtc="2026-08-09T21:38:00Z">
         <w:r>
           <w:delText>Omori</w:delText>
         </w:r>
       </w:del>
-      <w:ins w:id="272" w:author="JMRT R1 revision" w:date="2026-08-09T02:38:00Z" w16du:dateUtc="2026-08-09T06:38:00Z">
+      <w:ins w:id="319" w:author="JMRT R1 revision" w:date="2026-08-09T17:38:00Z" w16du:dateUtc="2026-08-09T21:38:00Z">
         <w:r>
           <w:t>benchmark</w:t>
         </w:r>
@@ -4603,12 +4971,12 @@
       <w:pPr>
         <w:pStyle w:val="Heading2"/>
         <w:rPr>
-          <w:ins w:id="273" w:author="JMRT R1 revision" w:date="2026-08-09T02:38:00Z" w16du:dateUtc="2026-08-09T06:38:00Z"/>
-        </w:rPr>
-      </w:pPr>
-      <w:bookmarkStart w:id="274" w:name="equilibrium-phase-stability"/>
-      <w:bookmarkEnd w:id="212"/>
-      <w:ins w:id="275" w:author="JMRT R1 revision" w:date="2026-08-09T02:38:00Z" w16du:dateUtc="2026-08-09T06:38:00Z">
+          <w:ins w:id="320" w:author="JMRT R1 revision" w:date="2026-08-09T17:38:00Z" w16du:dateUtc="2026-08-09T21:38:00Z"/>
+        </w:rPr>
+      </w:pPr>
+      <w:bookmarkStart w:id="321" w:name="equilibrium-phase-stability"/>
+      <w:bookmarkEnd w:id="259"/>
+      <w:ins w:id="322" w:author="JMRT R1 revision" w:date="2026-08-09T17:38:00Z" w16du:dateUtc="2026-08-09T21:38:00Z">
         <w:r>
           <w:t>3.4 Equilibrium phase stability</w:t>
         </w:r>
@@ -4618,10 +4986,10 @@
       <w:pPr>
         <w:pStyle w:val="FirstParagraph"/>
         <w:rPr>
-          <w:ins w:id="276" w:author="JMRT R1 revision" w:date="2026-08-09T02:38:00Z" w16du:dateUtc="2026-08-09T06:38:00Z"/>
-        </w:rPr>
-      </w:pPr>
-      <w:ins w:id="277" w:author="JMRT R1 revision" w:date="2026-08-09T02:38:00Z" w16du:dateUtc="2026-08-09T06:38:00Z">
+          <w:ins w:id="323" w:author="JMRT R1 revision" w:date="2026-08-09T17:38:00Z" w16du:dateUtc="2026-08-09T21:38:00Z"/>
+        </w:rPr>
+      </w:pPr>
+      <w:ins w:id="324" w:author="JMRT R1 revision" w:date="2026-08-09T17:38:00Z" w16du:dateUtc="2026-08-09T21:38:00Z">
         <w:r>
           <w:rPr>
             <w:b/>
@@ -4658,10 +5026,10 @@
       <w:pPr>
         <w:pStyle w:val="BodyText"/>
         <w:rPr>
-          <w:ins w:id="278" w:author="JMRT R1 revision" w:date="2026-08-09T02:38:00Z" w16du:dateUtc="2026-08-09T06:38:00Z"/>
-        </w:rPr>
-      </w:pPr>
-      <w:ins w:id="279" w:author="JMRT R1 revision" w:date="2026-08-09T02:38:00Z" w16du:dateUtc="2026-08-09T06:38:00Z">
+          <w:ins w:id="325" w:author="JMRT R1 revision" w:date="2026-08-09T17:38:00Z" w16du:dateUtc="2026-08-09T21:38:00Z"/>
+        </w:rPr>
+      </w:pPr>
+      <w:ins w:id="326" w:author="JMRT R1 revision" w:date="2026-08-09T17:38:00Z" w16du:dateUtc="2026-08-09T21:38:00Z">
         <w:r>
           <w:t>The benchmark alloy (</w:t>
         </w:r>
@@ -4700,10 +5068,10 @@
       <w:pPr>
         <w:pStyle w:val="BodyText"/>
         <w:rPr>
-          <w:ins w:id="280" w:author="JMRT R1 revision" w:date="2026-08-09T02:38:00Z" w16du:dateUtc="2026-08-09T06:38:00Z"/>
-        </w:rPr>
-      </w:pPr>
-      <w:ins w:id="281" w:author="JMRT R1 revision" w:date="2026-08-09T02:38:00Z" w16du:dateUtc="2026-08-09T06:38:00Z">
+          <w:ins w:id="327" w:author="JMRT R1 revision" w:date="2026-08-09T17:38:00Z" w16du:dateUtc="2026-08-09T21:38:00Z"/>
+        </w:rPr>
+      </w:pPr>
+      <w:ins w:id="328" w:author="JMRT R1 revision" w:date="2026-08-09T17:38:00Z" w16du:dateUtc="2026-08-09T21:38:00Z">
         <w:r>
           <w:t>The LLM-alloy behaves differently in every respect that matters (</w:t>
         </w:r>
@@ -4729,10 +5097,10 @@
       <w:pPr>
         <w:pStyle w:val="BodyText"/>
         <w:rPr>
-          <w:ins w:id="282" w:author="JMRT R1 revision" w:date="2026-08-09T02:38:00Z" w16du:dateUtc="2026-08-09T06:38:00Z"/>
-        </w:rPr>
-      </w:pPr>
-      <w:ins w:id="283" w:author="JMRT R1 revision" w:date="2026-08-09T02:38:00Z" w16du:dateUtc="2026-08-09T06:38:00Z">
+          <w:ins w:id="329" w:author="JMRT R1 revision" w:date="2026-08-09T17:38:00Z" w16du:dateUtc="2026-08-09T21:38:00Z"/>
+        </w:rPr>
+      </w:pPr>
+      <w:ins w:id="330" w:author="JMRT R1 revision" w:date="2026-08-09T17:38:00Z" w16du:dateUtc="2026-08-09T21:38:00Z">
         <w:r>
           <w:t>Removing carbon and holding every other element fixed restores the missing field, and does so in every database. The single-phase α window opens at ≈1150 °C instead of ≈1340 °C in mpea-02b and at ≈1160 °C instead of ≈1390 °C in PrecHiMn-04, while mc_fe — which returns no single-phase α at all for the carbon-bearing composition below 1400 °C — places it at ≈1130 °C. The 1200 °C solution treatment therefore lands inside the single-phase field once carbon is removed, and the alloy reaches 100% α exactly as the</w:t>
         </w:r>
@@ -4755,10 +5123,10 @@
       <w:pPr>
         <w:pStyle w:val="BodyText"/>
         <w:rPr>
-          <w:ins w:id="284" w:author="JMRT R1 revision" w:date="2026-08-09T02:38:00Z" w16du:dateUtc="2026-08-09T06:38:00Z"/>
-        </w:rPr>
-      </w:pPr>
-      <w:ins w:id="285" w:author="JMRT R1 revision" w:date="2026-08-09T02:38:00Z" w16du:dateUtc="2026-08-09T06:38:00Z">
+          <w:ins w:id="331" w:author="JMRT R1 revision" w:date="2026-08-09T17:38:00Z" w16du:dateUtc="2026-08-09T21:38:00Z"/>
+        </w:rPr>
+      </w:pPr>
+      <w:ins w:id="332" w:author="JMRT R1 revision" w:date="2026-08-09T17:38:00Z" w16du:dateUtc="2026-08-09T21:38:00Z">
         <w:r>
           <w:rPr>
             <w:b/>
@@ -4787,7 +5155,7 @@
         <w:trPr>
           <w:cnfStyle w:val="100000000000" w:firstRow="1" w:lastRow="0" w:firstColumn="0" w:lastColumn="0" w:oddVBand="0" w:evenVBand="0" w:oddHBand="0" w:evenHBand="0" w:firstRowFirstColumn="0" w:firstRowLastColumn="0" w:lastRowFirstColumn="0" w:lastRowLastColumn="0"/>
           <w:tblHeader/>
-          <w:ins w:id="286" w:author="JMRT R1 revision" w:date="2026-08-09T02:38:00Z" w16du:dateUtc="2026-08-09T06:38:00Z"/>
+          <w:ins w:id="333" w:author="JMRT R1 revision" w:date="2026-08-09T17:38:00Z" w16du:dateUtc="2026-08-09T21:38:00Z"/>
         </w:trPr>
         <w:tc>
           <w:tcPr>
@@ -4797,10 +5165,10 @@
             <w:pPr>
               <w:pStyle w:val="Compact"/>
               <w:rPr>
-                <w:ins w:id="287" w:author="JMRT R1 revision" w:date="2026-08-09T02:38:00Z" w16du:dateUtc="2026-08-09T06:38:00Z"/>
+                <w:ins w:id="334" w:author="JMRT R1 revision" w:date="2026-08-09T17:38:00Z" w16du:dateUtc="2026-08-09T21:38:00Z"/>
               </w:rPr>
             </w:pPr>
-            <w:ins w:id="288" w:author="JMRT R1 revision" w:date="2026-08-09T02:38:00Z" w16du:dateUtc="2026-08-09T06:38:00Z">
+            <w:ins w:id="335" w:author="JMRT R1 revision" w:date="2026-08-09T17:38:00Z" w16du:dateUtc="2026-08-09T21:38:00Z">
               <w:r>
                 <w:t>Alloy</w:t>
               </w:r>
@@ -4815,10 +5183,10 @@
             <w:pPr>
               <w:pStyle w:val="Compact"/>
               <w:rPr>
-                <w:ins w:id="289" w:author="JMRT R1 revision" w:date="2026-08-09T02:38:00Z" w16du:dateUtc="2026-08-09T06:38:00Z"/>
+                <w:ins w:id="336" w:author="JMRT R1 revision" w:date="2026-08-09T17:38:00Z" w16du:dateUtc="2026-08-09T21:38:00Z"/>
               </w:rPr>
             </w:pPr>
-            <w:ins w:id="290" w:author="JMRT R1 revision" w:date="2026-08-09T02:38:00Z" w16du:dateUtc="2026-08-09T06:38:00Z">
+            <w:ins w:id="337" w:author="JMRT R1 revision" w:date="2026-08-09T17:38:00Z" w16du:dateUtc="2026-08-09T21:38:00Z">
               <w:r>
                 <w:t>mpea-02b</w:t>
               </w:r>
@@ -4833,10 +5201,10 @@
             <w:pPr>
               <w:pStyle w:val="Compact"/>
               <w:rPr>
-                <w:ins w:id="291" w:author="JMRT R1 revision" w:date="2026-08-09T02:38:00Z" w16du:dateUtc="2026-08-09T06:38:00Z"/>
+                <w:ins w:id="338" w:author="JMRT R1 revision" w:date="2026-08-09T17:38:00Z" w16du:dateUtc="2026-08-09T21:38:00Z"/>
               </w:rPr>
             </w:pPr>
-            <w:ins w:id="292" w:author="JMRT R1 revision" w:date="2026-08-09T02:38:00Z" w16du:dateUtc="2026-08-09T06:38:00Z">
+            <w:ins w:id="339" w:author="JMRT R1 revision" w:date="2026-08-09T17:38:00Z" w16du:dateUtc="2026-08-09T21:38:00Z">
               <w:r>
                 <w:t>PrecHiMn-04</w:t>
               </w:r>
@@ -4851,10 +5219,10 @@
             <w:pPr>
               <w:pStyle w:val="Compact"/>
               <w:rPr>
-                <w:ins w:id="293" w:author="JMRT R1 revision" w:date="2026-08-09T02:38:00Z" w16du:dateUtc="2026-08-09T06:38:00Z"/>
+                <w:ins w:id="340" w:author="JMRT R1 revision" w:date="2026-08-09T17:38:00Z" w16du:dateUtc="2026-08-09T21:38:00Z"/>
               </w:rPr>
             </w:pPr>
-            <w:ins w:id="294" w:author="JMRT R1 revision" w:date="2026-08-09T02:38:00Z" w16du:dateUtc="2026-08-09T06:38:00Z">
+            <w:ins w:id="341" w:author="JMRT R1 revision" w:date="2026-08-09T17:38:00Z" w16du:dateUtc="2026-08-09T21:38:00Z">
               <w:r>
                 <w:t>mc_fe v2.059</w:t>
               </w:r>
@@ -4864,7 +5232,7 @@
       </w:tr>
       <w:tr>
         <w:trPr>
-          <w:ins w:id="295" w:author="JMRT R1 revision" w:date="2026-08-09T02:38:00Z" w16du:dateUtc="2026-08-09T06:38:00Z"/>
+          <w:ins w:id="342" w:author="JMRT R1 revision" w:date="2026-08-09T17:38:00Z" w16du:dateUtc="2026-08-09T21:38:00Z"/>
         </w:trPr>
         <w:tc>
           <w:tcPr>
@@ -4874,10 +5242,10 @@
             <w:pPr>
               <w:pStyle w:val="Compact"/>
               <w:rPr>
-                <w:ins w:id="296" w:author="JMRT R1 revision" w:date="2026-08-09T02:38:00Z" w16du:dateUtc="2026-08-09T06:38:00Z"/>
+                <w:ins w:id="343" w:author="JMRT R1 revision" w:date="2026-08-09T17:38:00Z" w16du:dateUtc="2026-08-09T21:38:00Z"/>
               </w:rPr>
             </w:pPr>
-            <w:ins w:id="297" w:author="JMRT R1 revision" w:date="2026-08-09T02:38:00Z" w16du:dateUtc="2026-08-09T06:38:00Z">
+            <w:ins w:id="344" w:author="JMRT R1 revision" w:date="2026-08-09T17:38:00Z" w16du:dateUtc="2026-08-09T21:38:00Z">
               <w:r>
                 <w:t>benchmark alloy</w:t>
               </w:r>
@@ -4892,10 +5260,10 @@
             <w:pPr>
               <w:pStyle w:val="Compact"/>
               <w:rPr>
-                <w:ins w:id="298" w:author="JMRT R1 revision" w:date="2026-08-09T02:38:00Z" w16du:dateUtc="2026-08-09T06:38:00Z"/>
+                <w:ins w:id="345" w:author="JMRT R1 revision" w:date="2026-08-09T17:38:00Z" w16du:dateUtc="2026-08-09T21:38:00Z"/>
               </w:rPr>
             </w:pPr>
-            <w:ins w:id="299" w:author="JMRT R1 revision" w:date="2026-08-09T02:38:00Z" w16du:dateUtc="2026-08-09T06:38:00Z">
+            <w:ins w:id="346" w:author="JMRT R1 revision" w:date="2026-08-09T17:38:00Z" w16du:dateUtc="2026-08-09T21:38:00Z">
               <w:r>
                 <w:t>100 α</w:t>
               </w:r>
@@ -4910,10 +5278,10 @@
             <w:pPr>
               <w:pStyle w:val="Compact"/>
               <w:rPr>
-                <w:ins w:id="300" w:author="JMRT R1 revision" w:date="2026-08-09T02:38:00Z" w16du:dateUtc="2026-08-09T06:38:00Z"/>
+                <w:ins w:id="347" w:author="JMRT R1 revision" w:date="2026-08-09T17:38:00Z" w16du:dateUtc="2026-08-09T21:38:00Z"/>
               </w:rPr>
             </w:pPr>
-            <w:ins w:id="301" w:author="JMRT R1 revision" w:date="2026-08-09T02:38:00Z" w16du:dateUtc="2026-08-09T06:38:00Z">
+            <w:ins w:id="348" w:author="JMRT R1 revision" w:date="2026-08-09T17:38:00Z" w16du:dateUtc="2026-08-09T21:38:00Z">
               <w:r>
                 <w:t>–</w:t>
               </w:r>
@@ -4928,10 +5296,10 @@
             <w:pPr>
               <w:pStyle w:val="Compact"/>
               <w:rPr>
-                <w:ins w:id="302" w:author="JMRT R1 revision" w:date="2026-08-09T02:38:00Z" w16du:dateUtc="2026-08-09T06:38:00Z"/>
+                <w:ins w:id="349" w:author="JMRT R1 revision" w:date="2026-08-09T17:38:00Z" w16du:dateUtc="2026-08-09T21:38:00Z"/>
               </w:rPr>
             </w:pPr>
-            <w:ins w:id="303" w:author="JMRT R1 revision" w:date="2026-08-09T02:38:00Z" w16du:dateUtc="2026-08-09T06:38:00Z">
+            <w:ins w:id="350" w:author="JMRT R1 revision" w:date="2026-08-09T17:38:00Z" w16du:dateUtc="2026-08-09T21:38:00Z">
               <w:r>
                 <w:t>100 α</w:t>
               </w:r>
@@ -4941,7 +5309,7 @@
       </w:tr>
       <w:tr>
         <w:trPr>
-          <w:ins w:id="304" w:author="JMRT R1 revision" w:date="2026-08-09T02:38:00Z" w16du:dateUtc="2026-08-09T06:38:00Z"/>
+          <w:ins w:id="351" w:author="JMRT R1 revision" w:date="2026-08-09T17:38:00Z" w16du:dateUtc="2026-08-09T21:38:00Z"/>
         </w:trPr>
         <w:tc>
           <w:tcPr>
@@ -4951,10 +5319,10 @@
             <w:pPr>
               <w:pStyle w:val="Compact"/>
               <w:rPr>
-                <w:ins w:id="305" w:author="JMRT R1 revision" w:date="2026-08-09T02:38:00Z" w16du:dateUtc="2026-08-09T06:38:00Z"/>
+                <w:ins w:id="352" w:author="JMRT R1 revision" w:date="2026-08-09T17:38:00Z" w16du:dateUtc="2026-08-09T21:38:00Z"/>
               </w:rPr>
             </w:pPr>
-            <w:ins w:id="306" w:author="JMRT R1 revision" w:date="2026-08-09T02:38:00Z" w16du:dateUtc="2026-08-09T06:38:00Z">
+            <w:ins w:id="353" w:author="JMRT R1 revision" w:date="2026-08-09T17:38:00Z" w16du:dateUtc="2026-08-09T21:38:00Z">
               <w:r>
                 <w:t>LLM-alloy</w:t>
               </w:r>
@@ -4969,10 +5337,10 @@
             <w:pPr>
               <w:pStyle w:val="Compact"/>
               <w:rPr>
-                <w:ins w:id="307" w:author="JMRT R1 revision" w:date="2026-08-09T02:38:00Z" w16du:dateUtc="2026-08-09T06:38:00Z"/>
+                <w:ins w:id="354" w:author="JMRT R1 revision" w:date="2026-08-09T17:38:00Z" w16du:dateUtc="2026-08-09T21:38:00Z"/>
               </w:rPr>
             </w:pPr>
-            <w:ins w:id="308" w:author="JMRT R1 revision" w:date="2026-08-09T02:38:00Z" w16du:dateUtc="2026-08-09T06:38:00Z">
+            <w:ins w:id="355" w:author="JMRT R1 revision" w:date="2026-08-09T17:38:00Z" w16du:dateUtc="2026-08-09T21:38:00Z">
               <w:r>
                 <w:t>71.1 α + 28.9 γ</w:t>
               </w:r>
@@ -4987,10 +5355,10 @@
             <w:pPr>
               <w:pStyle w:val="Compact"/>
               <w:rPr>
-                <w:ins w:id="309" w:author="JMRT R1 revision" w:date="2026-08-09T02:38:00Z" w16du:dateUtc="2026-08-09T06:38:00Z"/>
+                <w:ins w:id="356" w:author="JMRT R1 revision" w:date="2026-08-09T17:38:00Z" w16du:dateUtc="2026-08-09T21:38:00Z"/>
               </w:rPr>
             </w:pPr>
-            <w:ins w:id="310" w:author="JMRT R1 revision" w:date="2026-08-09T02:38:00Z" w16du:dateUtc="2026-08-09T06:38:00Z">
+            <w:ins w:id="357" w:author="JMRT R1 revision" w:date="2026-08-09T17:38:00Z" w16du:dateUtc="2026-08-09T21:38:00Z">
               <w:r>
                 <w:t>64.5 α + 35.5 γ</w:t>
               </w:r>
@@ -5005,10 +5373,10 @@
             <w:pPr>
               <w:pStyle w:val="Compact"/>
               <w:rPr>
-                <w:ins w:id="311" w:author="JMRT R1 revision" w:date="2026-08-09T02:38:00Z" w16du:dateUtc="2026-08-09T06:38:00Z"/>
+                <w:ins w:id="358" w:author="JMRT R1 revision" w:date="2026-08-09T17:38:00Z" w16du:dateUtc="2026-08-09T21:38:00Z"/>
               </w:rPr>
             </w:pPr>
-            <w:ins w:id="312" w:author="JMRT R1 revision" w:date="2026-08-09T02:38:00Z" w16du:dateUtc="2026-08-09T06:38:00Z">
+            <w:ins w:id="359" w:author="JMRT R1 revision" w:date="2026-08-09T17:38:00Z" w16du:dateUtc="2026-08-09T21:38:00Z">
               <w:r>
                 <w:t>61.9 α + 38.1 γ</w:t>
               </w:r>
@@ -5018,7 +5386,7 @@
       </w:tr>
       <w:tr>
         <w:trPr>
-          <w:ins w:id="313" w:author="JMRT R1 revision" w:date="2026-08-09T02:38:00Z" w16du:dateUtc="2026-08-09T06:38:00Z"/>
+          <w:ins w:id="360" w:author="JMRT R1 revision" w:date="2026-08-09T17:38:00Z" w16du:dateUtc="2026-08-09T21:38:00Z"/>
         </w:trPr>
         <w:tc>
           <w:tcPr>
@@ -5028,10 +5396,10 @@
             <w:pPr>
               <w:pStyle w:val="Compact"/>
               <w:rPr>
-                <w:ins w:id="314" w:author="JMRT R1 revision" w:date="2026-08-09T02:38:00Z" w16du:dateUtc="2026-08-09T06:38:00Z"/>
+                <w:ins w:id="361" w:author="JMRT R1 revision" w:date="2026-08-09T17:38:00Z" w16du:dateUtc="2026-08-09T21:38:00Z"/>
               </w:rPr>
             </w:pPr>
-            <w:ins w:id="315" w:author="JMRT R1 revision" w:date="2026-08-09T02:38:00Z" w16du:dateUtc="2026-08-09T06:38:00Z">
+            <w:ins w:id="362" w:author="JMRT R1 revision" w:date="2026-08-09T17:38:00Z" w16du:dateUtc="2026-08-09T21:38:00Z">
               <w:r>
                 <w:t>LLM-alloy, C removed</w:t>
               </w:r>
@@ -5046,10 +5414,10 @@
             <w:pPr>
               <w:pStyle w:val="Compact"/>
               <w:rPr>
-                <w:ins w:id="316" w:author="JMRT R1 revision" w:date="2026-08-09T02:38:00Z" w16du:dateUtc="2026-08-09T06:38:00Z"/>
+                <w:ins w:id="363" w:author="JMRT R1 revision" w:date="2026-08-09T17:38:00Z" w16du:dateUtc="2026-08-09T21:38:00Z"/>
               </w:rPr>
             </w:pPr>
-            <w:ins w:id="317" w:author="JMRT R1 revision" w:date="2026-08-09T02:38:00Z" w16du:dateUtc="2026-08-09T06:38:00Z">
+            <w:ins w:id="364" w:author="JMRT R1 revision" w:date="2026-08-09T17:38:00Z" w16du:dateUtc="2026-08-09T21:38:00Z">
               <w:r>
                 <w:t>100 α</w:t>
               </w:r>
@@ -5064,10 +5432,10 @@
             <w:pPr>
               <w:pStyle w:val="Compact"/>
               <w:rPr>
-                <w:ins w:id="318" w:author="JMRT R1 revision" w:date="2026-08-09T02:38:00Z" w16du:dateUtc="2026-08-09T06:38:00Z"/>
+                <w:ins w:id="365" w:author="JMRT R1 revision" w:date="2026-08-09T17:38:00Z" w16du:dateUtc="2026-08-09T21:38:00Z"/>
               </w:rPr>
             </w:pPr>
-            <w:ins w:id="319" w:author="JMRT R1 revision" w:date="2026-08-09T02:38:00Z" w16du:dateUtc="2026-08-09T06:38:00Z">
+            <w:ins w:id="366" w:author="JMRT R1 revision" w:date="2026-08-09T17:38:00Z" w16du:dateUtc="2026-08-09T21:38:00Z">
               <w:r>
                 <w:t>100 α</w:t>
               </w:r>
@@ -5082,10 +5450,10 @@
             <w:pPr>
               <w:pStyle w:val="Compact"/>
               <w:rPr>
-                <w:ins w:id="320" w:author="JMRT R1 revision" w:date="2026-08-09T02:38:00Z" w16du:dateUtc="2026-08-09T06:38:00Z"/>
+                <w:ins w:id="367" w:author="JMRT R1 revision" w:date="2026-08-09T17:38:00Z" w16du:dateUtc="2026-08-09T21:38:00Z"/>
               </w:rPr>
             </w:pPr>
-            <w:ins w:id="321" w:author="JMRT R1 revision" w:date="2026-08-09T02:38:00Z" w16du:dateUtc="2026-08-09T06:38:00Z">
+            <w:ins w:id="368" w:author="JMRT R1 revision" w:date="2026-08-09T17:38:00Z" w16du:dateUtc="2026-08-09T21:38:00Z">
               <w:r>
                 <w:t>100 α</w:t>
               </w:r>
@@ -5098,10 +5466,10 @@
       <w:pPr>
         <w:pStyle w:val="BodyText"/>
         <w:rPr>
-          <w:ins w:id="322" w:author="JMRT R1 revision" w:date="2026-08-09T02:38:00Z" w16du:dateUtc="2026-08-09T06:38:00Z"/>
-        </w:rPr>
-      </w:pPr>
-      <w:ins w:id="323" w:author="JMRT R1 revision" w:date="2026-08-09T02:38:00Z" w16du:dateUtc="2026-08-09T06:38:00Z">
+          <w:ins w:id="369" w:author="JMRT R1 revision" w:date="2026-08-09T17:38:00Z" w16du:dateUtc="2026-08-09T21:38:00Z"/>
+        </w:rPr>
+      </w:pPr>
+      <w:ins w:id="370" w:author="JMRT R1 revision" w:date="2026-08-09T17:38:00Z" w16du:dateUtc="2026-08-09T21:38:00Z">
         <w:r>
           <w:t xml:space="preserve">Because the LLM-alloy also carries less nickel than the benchmark — 4.2 against 7.8 at% — the calculation was repeated in mpea-02b, the only database here carrying both Ni and C, with nickel stepped across that interval in 0.4 at% increments, iron taking up the difference while Mn, Al, Si and C stayed at their measured values. The two elements separate cleanly. </w:t>
         </w:r>
@@ -5121,10 +5489,10 @@
       <w:pPr>
         <w:pStyle w:val="BodyText"/>
         <w:rPr>
-          <w:ins w:id="324" w:author="JMRT R1 revision" w:date="2026-08-09T02:38:00Z" w16du:dateUtc="2026-08-09T06:38:00Z"/>
-        </w:rPr>
-      </w:pPr>
-      <w:ins w:id="325" w:author="JMRT R1 revision" w:date="2026-08-09T02:38:00Z" w16du:dateUtc="2026-08-09T06:38:00Z">
+          <w:ins w:id="371" w:author="JMRT R1 revision" w:date="2026-08-09T17:38:00Z" w16du:dateUtc="2026-08-09T21:38:00Z"/>
+        </w:rPr>
+      </w:pPr>
+      <w:ins w:id="372" w:author="JMRT R1 revision" w:date="2026-08-09T17:38:00Z" w16du:dateUtc="2026-08-09T21:38:00Z">
         <w:r>
           <w:t>The endpoints were re-run in mc_fe as a cross-check, and they agree on everything that matters. With carbon present, mc_fe finds no single-phase α field in the solid state at either nickel content: melting begins at ≈1240 °C (4.2 at% Ni) and ≈1230 °C (7.8 at% Ni) while γ is still present, so the field never opens before the alloy starts to melt. With carbon removed the solvus falls to ≈1130 and ≈1070 °C respectively, several hundred degrees below the corresponding solidus, and 1200 °C again lies inside a fu</w:t>
         </w:r>
@@ -5137,10 +5505,10 @@
       <w:pPr>
         <w:pStyle w:val="BodyText"/>
         <w:rPr>
-          <w:ins w:id="326" w:author="JMRT R1 revision" w:date="2026-08-09T02:38:00Z" w16du:dateUtc="2026-08-09T06:38:00Z"/>
-        </w:rPr>
-      </w:pPr>
-      <w:ins w:id="327" w:author="JMRT R1 revision" w:date="2026-08-09T02:38:00Z" w16du:dateUtc="2026-08-09T06:38:00Z">
+          <w:ins w:id="373" w:author="JMRT R1 revision" w:date="2026-08-09T17:38:00Z" w16du:dateUtc="2026-08-09T21:38:00Z"/>
+        </w:rPr>
+      </w:pPr>
+      <w:ins w:id="374" w:author="JMRT R1 revision" w:date="2026-08-09T17:38:00Z" w16du:dateUtc="2026-08-09T21:38:00Z">
         <w:r>
           <w:t>Nickel is not inert, however. In mpea-02b it governs how much ordered bcc the alloy can form: at 700 °C the ordered fraction rises monotonically from 5.5% at 4.2 at% Ni to 13.9% at 7.8 at%, as expected of a NiAl-based B2. In every case that ordered bcc coexists with 86–94% γ rather than sitting within an α matrix. Five of the 1240 points in the mpea-02b scan failed to converge, all at 400–425 °C in the carbon-bearing series at the three lowest nickel contents; they are reported as gaps rather than as zeros.</w:t>
         </w:r>
@@ -5166,10 +5534,55 @@
       <w:pPr>
         <w:pStyle w:val="BodyText"/>
         <w:rPr>
-          <w:ins w:id="328" w:author="JMRT R1 revision" w:date="2026-08-09T02:38:00Z" w16du:dateUtc="2026-08-09T06:38:00Z"/>
-        </w:rPr>
-      </w:pPr>
-      <w:ins w:id="329" w:author="JMRT R1 revision" w:date="2026-08-09T02:38:00Z" w16du:dateUtc="2026-08-09T06:38:00Z">
+          <w:ins w:id="375" w:author="JMRT R1 revision" w:date="2026-08-09T17:38:00Z" w16du:dateUtc="2026-08-09T21:38:00Z"/>
+        </w:rPr>
+      </w:pPr>
+      <w:ins w:id="376" w:author="JMRT R1 revision" w:date="2026-08-09T17:38:00Z" w16du:dateUtc="2026-08-09T21:38:00Z">
+        <w:r>
+          <w:t xml:space="preserve">A third question follows from Sec. 2.1. Because the composition melted lies outside the aluminum and manganese range of the hypothesis it was drawn from, the outcome reported here might be an artifact of that deviation rather than a property of what was proposed. It is not, and the point is worth settling by calculation rather than argument. Compositions inside the proposed window were evaluated on the same basis in the same database, and </w:t>
+        </w:r>
+        <w:r>
+          <w:rPr>
+            <w:b/>
+            <w:bCs/>
+          </w:rPr>
+          <w:t>no composition anywhere in that window has a single-phase α field at the solution-treatment temperature</w:t>
+        </w:r>
+        <w:r>
+          <w:t xml:space="preserve">. At the window’s midpoint, Fe-25Mn-10Al-4.5Ni-2.5Si-0.2C (wt%), the solvus is 1380 °C — </w:t>
+        </w:r>
+        <w:r>
+          <w:rPr>
+            <w:i/>
+            <w:iCs/>
+          </w:rPr>
+          <w:t>higher</w:t>
+        </w:r>
+        <w:r>
+          <w:t xml:space="preserve"> </w:t>
+        </w:r>
+        <w:r>
+          <w:t>than the 1330 °C of the alloy actually melted, because taking the middle of the range takes the middle of its carbon range along with it. At the corner most favourable to ferrite, Mn 20, Al 12, Ni 6, C 0.1 wt%, which is the extreme of what the window permits, the solvus falls to 1230–1240 °C and 1200 °C still lies below it, at 98.2% α + 1.8% γ; and the bcc there is calculated to be ordered rather than disordered, so even that corner does not deliver the disordered α parent the route requires. At the opposit</w:t>
+        </w:r>
+        <w:r>
+          <w:t>e corner no single-phase field exists below 1400 °C at all. Stepping aluminum alone from the 6.4 wt% melted to the window’s 12 wt% ceiling, holding everything else at the measured values, raises the α fraction at 1200 °C from 76.0 to 97.3% but lowers the solvus only from 1330 to 1270 °C, never far enough. The aluminum deviation is therefore real, and it does move the alloy in the direction observed, but it is not what closed the processing window. Carbon is — and carbon was specified by the hypothesis itsel</w:t>
+        </w:r>
+        <w:r>
+          <w:t>f, at 0.1–0.3 wt%, with the melt taking the minimum value permitted. Every other carbon content the window allows would have been worse. As elsewhere in this section, mpea-02b carries no silicon and the silicon was folded into iron; that approximation is weakest at the ferritic corner, where silicon reaches 6.8 at%. The same four compositions were therefore re-run in mc_fe, which carries all six elements, and reach the same conclusion by a different route: none is single-phase α at 1200 °C there either, thr</w:t>
+        </w:r>
+        <w:r>
+          <w:t>ee being partly molten at that temperature and the fourth fully austenitic. The two databases continue to disagree about the solidus, as they already do for the measured composition, and the disagreement is not reconciled here; what they agree on is that the window contains no composition that can be solution-treated to single-phase α.</w:t>
+        </w:r>
+      </w:ins>
+    </w:p>
+    <w:p>
+      <w:pPr>
+        <w:pStyle w:val="BodyText"/>
+        <w:rPr>
+          <w:ins w:id="377" w:author="JMRT R1 revision" w:date="2026-08-09T17:38:00Z" w16du:dateUtc="2026-08-09T21:38:00Z"/>
+        </w:rPr>
+      </w:pPr>
+      <w:ins w:id="378" w:author="JMRT R1 revision" w:date="2026-08-09T17:38:00Z" w16du:dateUtc="2026-08-09T21:38:00Z">
         <w:r>
           <w:t>Two further predictions bear on phases reported in Sec. 3.3. Carbide phases are calculated to be stable only well below the processing range: M₂₃C₆ appears in mpea-02b only below ≈420 °C, and κ-(Fe,Mn)₃AlC reaches 0.2–2.4% below ≈590 °C in PrecHiMn-04 and 0.1–0.8% between 510 and 540 °C in mc_fe. Neither is expected at or near 1200 °C. Separately, the ordered bcc of PrecHiMn-04 — the only description here capable of returning D0₃ — refines to the disordered A2 state at every temperature calculated, indicati</w:t>
         </w:r>
@@ -5182,10 +5595,10 @@
       <w:pPr>
         <w:pStyle w:val="CaptionedFigure"/>
         <w:rPr>
-          <w:ins w:id="330" w:author="JMRT R1 revision" w:date="2026-08-09T02:38:00Z" w16du:dateUtc="2026-08-09T06:38:00Z"/>
-        </w:rPr>
-      </w:pPr>
-      <w:ins w:id="331" w:author="JMRT R1 revision" w:date="2026-08-09T02:38:00Z" w16du:dateUtc="2026-08-09T06:38:00Z">
+          <w:ins w:id="379" w:author="JMRT R1 revision" w:date="2026-08-09T17:38:00Z" w16du:dateUtc="2026-08-09T21:38:00Z"/>
+        </w:rPr>
+      </w:pPr>
+      <w:ins w:id="380" w:author="JMRT R1 revision" w:date="2026-08-09T17:38:00Z" w16du:dateUtc="2026-08-09T21:38:00Z">
         <w:r>
           <w:rPr>
             <w:noProof/>
@@ -5238,10 +5651,10 @@
       <w:pPr>
         <w:pStyle w:val="ImageCaption"/>
         <w:rPr>
-          <w:ins w:id="332" w:author="JMRT R1 revision" w:date="2026-08-09T02:38:00Z" w16du:dateUtc="2026-08-09T06:38:00Z"/>
-        </w:rPr>
-      </w:pPr>
-      <w:ins w:id="333" w:author="JMRT R1 revision" w:date="2026-08-09T02:38:00Z" w16du:dateUtc="2026-08-09T06:38:00Z">
+          <w:ins w:id="381" w:author="JMRT R1 revision" w:date="2026-08-09T17:38:00Z" w16du:dateUtc="2026-08-09T21:38:00Z"/>
+        </w:rPr>
+      </w:pPr>
+      <w:ins w:id="382" w:author="JMRT R1 revision" w:date="2026-08-09T17:38:00Z" w16du:dateUtc="2026-08-09T21:38:00Z">
         <w:r>
           <w:rPr>
             <w:b/>
@@ -5271,9 +5684,9 @@
       <w:pPr>
         <w:pStyle w:val="Heading1"/>
       </w:pPr>
-      <w:bookmarkStart w:id="334" w:name="discussion"/>
-      <w:bookmarkEnd w:id="140"/>
-      <w:bookmarkEnd w:id="274"/>
+      <w:bookmarkStart w:id="383" w:name="discussion"/>
+      <w:bookmarkEnd w:id="187"/>
+      <w:bookmarkEnd w:id="321"/>
       <w:r>
         <w:t>4. Discussion</w:t>
       </w:r>
@@ -5282,7 +5695,7 @@
       <w:pPr>
         <w:pStyle w:val="Heading2"/>
       </w:pPr>
-      <w:bookmarkStart w:id="335" w:name="X58357b202da789a88ec9478e0111cd3c94b5213"/>
+      <w:bookmarkStart w:id="384" w:name="X58357b202da789a88ec9478e0111cd3c94b5213"/>
       <w:r>
         <w:t>4.1 Origin of the absence of stress-induced phase transformation</w:t>
       </w:r>
@@ -5294,12 +5707,12 @@
       <w:r>
         <w:t xml:space="preserve">The failure of the </w:t>
       </w:r>
-      <w:del w:id="336" w:author="JMRT R1 revision" w:date="2026-08-09T02:38:00Z" w16du:dateUtc="2026-08-09T06:38:00Z">
+      <w:del w:id="385" w:author="JMRT R1 revision" w:date="2026-08-09T17:38:00Z" w16du:dateUtc="2026-08-09T21:38:00Z">
         <w:r>
           <w:delText>AI</w:delText>
         </w:r>
       </w:del>
-      <w:ins w:id="337" w:author="JMRT R1 revision" w:date="2026-08-09T02:38:00Z" w16du:dateUtc="2026-08-09T06:38:00Z">
+      <w:ins w:id="386" w:author="JMRT R1 revision" w:date="2026-08-09T17:38:00Z" w16du:dateUtc="2026-08-09T21:38:00Z">
         <w:r>
           <w:t>LLM</w:t>
         </w:r>
@@ -5307,12 +5720,12 @@
       <w:r>
         <w:t xml:space="preserve">-hypothesized alloy (50Fe-30Mn-12Al-4Ni-4Si at% with 1000 ppm C) to exhibit super-elasticity or a shape-memory response can be attributed to a fundamental misalignment between its phase stability and its active deformation mechanisms. In Fe-Mn-Al-Ni shape-memory systems, super-elastic behavior is contingent upon a reversible, stress-induced martensitic transformation from a BCC α parent phase to FCC γ martensite. However, quantitative Rietveld refinement of the synchrotron XRD data reveals that the </w:t>
       </w:r>
-      <w:del w:id="338" w:author="JMRT R1 revision" w:date="2026-08-09T02:38:00Z" w16du:dateUtc="2026-08-09T06:38:00Z">
+      <w:del w:id="387" w:author="JMRT R1 revision" w:date="2026-08-09T17:38:00Z" w16du:dateUtc="2026-08-09T21:38:00Z">
         <w:r>
           <w:delText>AI</w:delText>
         </w:r>
       </w:del>
-      <w:ins w:id="339" w:author="JMRT R1 revision" w:date="2026-08-09T02:38:00Z" w16du:dateUtc="2026-08-09T06:38:00Z">
+      <w:ins w:id="388" w:author="JMRT R1 revision" w:date="2026-08-09T17:38:00Z" w16du:dateUtc="2026-08-09T21:38:00Z">
         <w:r>
           <w:t>LLM</w:t>
         </w:r>
@@ -5320,12 +5733,12 @@
       <w:r>
         <w:t>-alloy is structurally dominated by the γ-phase (≈62%), whereas the α-phase accounts for only ≈</w:t>
       </w:r>
-      <w:del w:id="340" w:author="JMRT R1 revision" w:date="2026-08-09T02:38:00Z" w16du:dateUtc="2026-08-09T06:38:00Z">
+      <w:del w:id="389" w:author="JMRT R1 revision" w:date="2026-08-09T17:38:00Z" w16du:dateUtc="2026-08-09T21:38:00Z">
         <w:r>
           <w:delText>37</w:delText>
         </w:r>
       </w:del>
-      <w:ins w:id="341" w:author="JMRT R1 revision" w:date="2026-08-09T02:38:00Z" w16du:dateUtc="2026-08-09T06:38:00Z">
+      <w:ins w:id="390" w:author="JMRT R1 revision" w:date="2026-08-09T17:38:00Z" w16du:dateUtc="2026-08-09T21:38:00Z">
         <w:r>
           <w:t>34</w:t>
         </w:r>
@@ -5333,7 +5746,7 @@
       <w:r>
         <w:t>% of the volume fraction</w:t>
       </w:r>
-      <w:ins w:id="342" w:author="JMRT R1 revision" w:date="2026-08-09T02:38:00Z" w16du:dateUtc="2026-08-09T06:38:00Z">
+      <w:ins w:id="391" w:author="JMRT R1 revision" w:date="2026-08-09T17:38:00Z" w16du:dateUtc="2026-08-09T21:38:00Z">
         <w:r>
           <w:t>, with a further ≈4% present as ordered D0₃</w:t>
         </w:r>
@@ -5341,12 +5754,12 @@
       <w:r>
         <w:t xml:space="preserve"> (Sec. 3.3). Compared to the </w:t>
       </w:r>
-      <w:del w:id="343" w:author="JMRT R1 revision" w:date="2026-08-09T02:38:00Z" w16du:dateUtc="2026-08-09T06:38:00Z">
+      <w:del w:id="392" w:author="JMRT R1 revision" w:date="2026-08-09T17:38:00Z" w16du:dateUtc="2026-08-09T21:38:00Z">
         <w:r>
           <w:delText>Omori</w:delText>
         </w:r>
       </w:del>
-      <w:ins w:id="344" w:author="JMRT R1 revision" w:date="2026-08-09T02:38:00Z" w16du:dateUtc="2026-08-09T06:38:00Z">
+      <w:ins w:id="393" w:author="JMRT R1 revision" w:date="2026-08-09T17:38:00Z" w16du:dateUtc="2026-08-09T21:38:00Z">
         <w:r>
           <w:t>benchmark</w:t>
         </w:r>
@@ -5354,12 +5767,12 @@
       <w:r>
         <w:t xml:space="preserve"> alloy (43.5Fe-34Mn-15Al-7.5Ni at%), the </w:t>
       </w:r>
-      <w:del w:id="345" w:author="JMRT R1 revision" w:date="2026-08-09T02:38:00Z" w16du:dateUtc="2026-08-09T06:38:00Z">
+      <w:del w:id="394" w:author="JMRT R1 revision" w:date="2026-08-09T17:38:00Z" w16du:dateUtc="2026-08-09T21:38:00Z">
         <w:r>
           <w:delText xml:space="preserve">AI </w:delText>
         </w:r>
       </w:del>
-      <w:ins w:id="346" w:author="JMRT R1 revision" w:date="2026-08-09T02:38:00Z" w16du:dateUtc="2026-08-09T06:38:00Z">
+      <w:ins w:id="395" w:author="JMRT R1 revision" w:date="2026-08-09T17:38:00Z" w16du:dateUtc="2026-08-09T21:38:00Z">
         <w:r>
           <w:t>LLM-</w:t>
         </w:r>
@@ -5370,12 +5783,12 @@
       <w:r>
         <w:t xml:space="preserve"> [</w:t>
       </w:r>
-      <w:del w:id="347" w:author="JMRT R1 revision" w:date="2026-08-09T02:38:00Z" w16du:dateUtc="2026-08-09T06:38:00Z">
+      <w:del w:id="396" w:author="JMRT R1 revision" w:date="2026-08-09T17:38:00Z" w16du:dateUtc="2026-08-09T21:38:00Z">
         <w:r>
           <w:delText>24</w:delText>
         </w:r>
       </w:del>
-      <w:ins w:id="348" w:author="JMRT R1 revision" w:date="2026-08-09T02:38:00Z" w16du:dateUtc="2026-08-09T06:38:00Z">
+      <w:ins w:id="397" w:author="JMRT R1 revision" w:date="2026-08-09T17:38:00Z" w16du:dateUtc="2026-08-09T21:38:00Z">
         <w:r>
           <w:t>32</w:t>
         </w:r>
@@ -5386,7 +5799,7 @@
       <w:r>
         <w:t>. The original hypothesis was that these chemistry changes would not alter the phase constitution or stability, and that the additional C could also increase material strength to impede dislocation slip and promote stress-induced phase transformation. In practice, this chemistry modification favors the FCC crystal structure and raises γ-phase stability</w:t>
       </w:r>
-      <w:del w:id="349" w:author="JMRT R1 revision" w:date="2026-08-09T02:38:00Z" w16du:dateUtc="2026-08-09T06:38:00Z">
+      <w:del w:id="398" w:author="JMRT R1 revision" w:date="2026-08-09T17:38:00Z" w16du:dateUtc="2026-08-09T21:38:00Z">
         <w:r>
           <w:delText xml:space="preserve"> — adding C appears to be more consequential than the changes in other elements. It is also </w:delText>
         </w:r>
@@ -5394,7 +5807,7 @@
           <w:delText>worth noting that formation of the minor Fe₃Al phase extracts Fe and Al from the matrix, which could further decrease α-phase stability. Consequently, the AI alloy lacks the chemical driving force necessary to trigger a stress-induced phase transformation.</w:delText>
         </w:r>
       </w:del>
-      <w:ins w:id="350" w:author="JMRT R1 revision" w:date="2026-08-09T02:38:00Z" w16du:dateUtc="2026-08-09T06:38:00Z">
+      <w:ins w:id="399" w:author="JMRT R1 revision" w:date="2026-08-09T17:38:00Z" w16du:dateUtc="2026-08-09T21:38:00Z">
         <w:r>
           <w:t>, and the equilibrium calculations of Sec. 3.4 identify carbon as the element that closes the single-phase α field at the solution-treatment temperature (Sec. 4.2).</w:t>
         </w:r>
@@ -5404,10 +5817,29 @@
       <w:pPr>
         <w:pStyle w:val="BodyText"/>
         <w:rPr>
-          <w:ins w:id="351" w:author="JMRT R1 revision" w:date="2026-08-09T02:38:00Z" w16du:dateUtc="2026-08-09T06:38:00Z"/>
-        </w:rPr>
-      </w:pPr>
-      <w:ins w:id="352" w:author="JMRT R1 revision" w:date="2026-08-09T02:38:00Z" w16du:dateUtc="2026-08-09T06:38:00Z">
+          <w:ins w:id="400" w:author="JMRT R1 revision" w:date="2026-08-09T17:38:00Z" w16du:dateUtc="2026-08-09T21:38:00Z"/>
+        </w:rPr>
+      </w:pPr>
+      <w:ins w:id="401" w:author="JMRT R1 revision" w:date="2026-08-09T17:38:00Z" w16du:dateUtc="2026-08-09T21:38:00Z">
+        <w:r>
+          <w:t>What was and was not anticipated can be stated precisely rather than from recollection, because the design report survives and is supplied as Supplementary Material (Sec. 2.1). For this composition the report specified a BCC parent phase carrying coherent 5–15 nm β precipitates of Ni(Al,Si) type, and predicted 5–8% recoverable strain at a transformation stress of 400–700 MPa. It made no prediction of phase fractions, calculated no phase diagram, and identified no solution-treatment window — it named the mic</w:t>
+        </w:r>
+        <w:r>
+          <w:t>rostructure it wanted without establishing that the composition could produce it. The ordered phase that actually formed does not appear in the report at all: D0₃ and Fe₃Al occur nowhere in its forty-one pages. That is not a general blind spot for ordered Fe-Al chemistry, since κ-carbide is discussed at length and one of the report’s six candidate families is built explicitly on κ-(Fe,Mn,Cr)₃AlC in an Fe-Al-Cr-Mn-C alloy at 5–12 wt% Al — a range that brackets the 6.4 wt% eventually melted. The ordering chem</w:t>
+        </w:r>
+        <w:r>
+          <w:t>istry was present in the report’s reasoning but attached to a different candidate, and was not carried across to the one that was made. The relevant failure is one of transfer rather than of knowledge, which is both a more tractable problem and a more specific caution than an appeal to the model’s general grasp of metallurgy.</w:t>
+        </w:r>
+      </w:ins>
+    </w:p>
+    <w:p>
+      <w:pPr>
+        <w:pStyle w:val="BodyText"/>
+        <w:rPr>
+          <w:ins w:id="402" w:author="JMRT R1 revision" w:date="2026-08-09T17:38:00Z" w16du:dateUtc="2026-08-09T21:38:00Z"/>
+        </w:rPr>
+      </w:pPr>
+      <w:ins w:id="403" w:author="JMRT R1 revision" w:date="2026-08-09T17:38:00Z" w16du:dateUtc="2026-08-09T21:38:00Z">
         <w:r>
           <w:t xml:space="preserve">The thermodynamic calculations place this argument on a quantitative footing and change its emphasis. The problem is not that the LLM-alloy possesses a BCC parent phase with an insufficient driving force for transformation; it is that no accessible heat treatment produces that parent phase in the first place. At 1200 °C the alloy is calculated to be a two-phase α + γ mixture in all three databases, and its single-phase α field lies at ≈1340 °C, above both the oxidation limit of the process and the ≈1240 °C </w:t>
         </w:r>
@@ -5463,10 +5895,10 @@
       <w:pPr>
         <w:pStyle w:val="BodyText"/>
         <w:rPr>
-          <w:ins w:id="353" w:author="JMRT R1 revision" w:date="2026-08-09T02:38:00Z" w16du:dateUtc="2026-08-09T06:38:00Z"/>
-        </w:rPr>
-      </w:pPr>
-      <w:ins w:id="354" w:author="JMRT R1 revision" w:date="2026-08-09T02:38:00Z" w16du:dateUtc="2026-08-09T06:38:00Z">
+          <w:ins w:id="404" w:author="JMRT R1 revision" w:date="2026-08-09T17:38:00Z" w16du:dateUtc="2026-08-09T21:38:00Z"/>
+        </w:rPr>
+      </w:pPr>
+      <w:ins w:id="405" w:author="JMRT R1 revision" w:date="2026-08-09T17:38:00Z" w16du:dateUtc="2026-08-09T21:38:00Z">
         <w:r>
           <w:t>One quantitative discrepancy should be stated plainly. The calculations place α in the majority at 1200 °C (62–71%), whereas the refinement of the quenched wire places γ in the majority (≈62%); the two agree that the alloy is duplex but not on which phase dominates. Because γ is the transformation product rather than the parent in this system, a partial α → γ transformation during cooling would invert the ratio, which would place the martensite start temperature above room temperature. That reading would su</w:t>
         </w:r>
@@ -5482,10 +5914,10 @@
       <w:pPr>
         <w:pStyle w:val="BodyText"/>
         <w:rPr>
-          <w:ins w:id="355" w:author="JMRT R1 revision" w:date="2026-08-09T02:38:00Z" w16du:dateUtc="2026-08-09T06:38:00Z"/>
-        </w:rPr>
-      </w:pPr>
-      <w:ins w:id="356" w:author="JMRT R1 revision" w:date="2026-08-09T02:38:00Z" w16du:dateUtc="2026-08-09T06:38:00Z">
+          <w:ins w:id="406" w:author="JMRT R1 revision" w:date="2026-08-09T17:38:00Z" w16du:dateUtc="2026-08-09T21:38:00Z"/>
+        </w:rPr>
+      </w:pPr>
+      <w:ins w:id="407" w:author="JMRT R1 revision" w:date="2026-08-09T17:38:00Z" w16du:dateUtc="2026-08-09T21:38:00Z">
         <w:r>
           <w:t>The calculations also clarify the status of the ordered phases. D0₃ is not predicted to be an equilibrium phase at ≈12 at% Al (Sec. 3.4), yet it is observed. Its presence is therefore best understood as a metastable ordering product formed on cooling — exactly the kind of kinetic outcome that a screening step based on composition and equilibrium thermodynamics alone cannot anticipate. It is not, however, peculiar to this heat. Both B2 and D0₃ are documented ordering products in the Fe-Mn-Al-C low-density st</w:t>
         </w:r>
@@ -5517,10 +5949,10 @@
       <w:pPr>
         <w:pStyle w:val="BodyText"/>
         <w:rPr>
-          <w:ins w:id="357" w:author="JMRT R1 revision" w:date="2026-08-09T02:38:00Z" w16du:dateUtc="2026-08-09T06:38:00Z"/>
-        </w:rPr>
-      </w:pPr>
-      <w:ins w:id="358" w:author="JMRT R1 revision" w:date="2026-08-09T02:38:00Z" w16du:dateUtc="2026-08-09T06:38:00Z">
+          <w:ins w:id="408" w:author="JMRT R1 revision" w:date="2026-08-09T17:38:00Z" w16du:dateUtc="2026-08-09T21:38:00Z"/>
+        </w:rPr>
+      </w:pPr>
+      <w:ins w:id="409" w:author="JMRT R1 revision" w:date="2026-08-09T17:38:00Z" w16du:dateUtc="2026-08-09T21:38:00Z">
         <w:r>
           <w:t>One asymmetry in the experimental design is worth making explicit, because it bears directly on whether the processing route was simply the wrong route for this composition. The two alloys were not treated identically in the respect that matters most for ageing. The LLM-alloy received the 200 °C / 3 h age reported to improve pseudo-elasticity in this family [30,31] and showed no response whatever (</w:t>
         </w:r>
@@ -5569,12 +6001,12 @@
       <w:r>
         <w:t xml:space="preserve">Furthermore, mechanical and structural analyses indicate that the </w:t>
       </w:r>
-      <w:del w:id="359" w:author="JMRT R1 revision" w:date="2026-08-09T02:38:00Z" w16du:dateUtc="2026-08-09T06:38:00Z">
+      <w:del w:id="410" w:author="JMRT R1 revision" w:date="2026-08-09T17:38:00Z" w16du:dateUtc="2026-08-09T21:38:00Z">
         <w:r>
           <w:delText>AI</w:delText>
         </w:r>
       </w:del>
-      <w:ins w:id="360" w:author="JMRT R1 revision" w:date="2026-08-09T02:38:00Z" w16du:dateUtc="2026-08-09T06:38:00Z">
+      <w:ins w:id="411" w:author="JMRT R1 revision" w:date="2026-08-09T17:38:00Z" w16du:dateUtc="2026-08-09T21:38:00Z">
         <w:r>
           <w:t>LLM</w:t>
         </w:r>
@@ -5582,12 +6014,12 @@
       <w:r>
         <w:t xml:space="preserve">-alloy accommodates macroscopic deformation via irreversible dislocation slip rather than phase transitions. </w:t>
       </w:r>
-      <w:del w:id="361" w:author="JMRT R1 revision" w:date="2026-08-09T02:38:00Z" w16du:dateUtc="2026-08-09T06:38:00Z">
+      <w:del w:id="412" w:author="JMRT R1 revision" w:date="2026-08-09T17:38:00Z" w16du:dateUtc="2026-08-09T21:38:00Z">
         <w:r>
           <w:delText>Whereas the Omori-alloy relies on coherent</w:delText>
         </w:r>
       </w:del>
-      <w:ins w:id="362" w:author="JMRT R1 revision" w:date="2026-08-09T02:38:00Z" w16du:dateUtc="2026-08-09T06:38:00Z">
+      <w:ins w:id="413" w:author="JMRT R1 revision" w:date="2026-08-09T17:38:00Z" w16du:dateUtc="2026-08-09T21:38:00Z">
         <w:r>
           <w:t>Coherent</w:t>
         </w:r>
@@ -5595,12 +6027,12 @@
       <w:r>
         <w:t xml:space="preserve">, ordered β-NiAl (B2) precipitates within </w:t>
       </w:r>
-      <w:del w:id="363" w:author="JMRT R1 revision" w:date="2026-08-09T02:38:00Z" w16du:dateUtc="2026-08-09T06:38:00Z">
+      <w:del w:id="414" w:author="JMRT R1 revision" w:date="2026-08-09T17:38:00Z" w16du:dateUtc="2026-08-09T21:38:00Z">
         <w:r>
           <w:delText>its</w:delText>
         </w:r>
       </w:del>
-      <w:ins w:id="364" w:author="JMRT R1 revision" w:date="2026-08-09T02:38:00Z" w16du:dateUtc="2026-08-09T06:38:00Z">
+      <w:ins w:id="415" w:author="JMRT R1 revision" w:date="2026-08-09T17:38:00Z" w16du:dateUtc="2026-08-09T21:38:00Z">
         <w:r>
           <w:t>a</w:t>
         </w:r>
@@ -5608,7 +6040,7 @@
       <w:r>
         <w:t xml:space="preserve"> BCC matrix </w:t>
       </w:r>
-      <w:ins w:id="365" w:author="JMRT R1 revision" w:date="2026-08-09T02:38:00Z" w16du:dateUtc="2026-08-09T06:38:00Z">
+      <w:ins w:id="416" w:author="JMRT R1 revision" w:date="2026-08-09T17:38:00Z" w16du:dateUtc="2026-08-09T21:38:00Z">
         <w:r>
           <w:t xml:space="preserve">contribute </w:t>
         </w:r>
@@ -5616,12 +6048,12 @@
       <w:r>
         <w:t>to</w:t>
       </w:r>
-      <w:del w:id="366" w:author="JMRT R1 revision" w:date="2026-08-09T02:38:00Z" w16du:dateUtc="2026-08-09T06:38:00Z">
+      <w:del w:id="417" w:author="JMRT R1 revision" w:date="2026-08-09T17:38:00Z" w16du:dateUtc="2026-08-09T21:38:00Z">
         <w:r>
           <w:delText xml:space="preserve"> suppress permanent slip and promote </w:delText>
         </w:r>
       </w:del>
-      <w:ins w:id="367" w:author="JMRT R1 revision" w:date="2026-08-09T02:38:00Z" w16du:dateUtc="2026-08-09T06:38:00Z">
+      <w:ins w:id="418" w:author="JMRT R1 revision" w:date="2026-08-09T17:38:00Z" w16du:dateUtc="2026-08-09T21:38:00Z">
         <w:r>
           <w:t xml:space="preserve">, rather than solely determine, the </w:t>
         </w:r>
@@ -5629,12 +6061,12 @@
       <w:r>
         <w:t>transformation reversibility</w:t>
       </w:r>
-      <w:del w:id="368" w:author="JMRT R1 revision" w:date="2026-08-09T02:38:00Z" w16du:dateUtc="2026-08-09T06:38:00Z">
+      <w:del w:id="419" w:author="JMRT R1 revision" w:date="2026-08-09T17:38:00Z" w16du:dateUtc="2026-08-09T21:38:00Z">
         <w:r>
           <w:delText>,</w:delText>
         </w:r>
       </w:del>
-      <w:ins w:id="369" w:author="JMRT R1 revision" w:date="2026-08-09T02:38:00Z" w16du:dateUtc="2026-08-09T06:38:00Z">
+      <w:ins w:id="420" w:author="JMRT R1 revision" w:date="2026-08-09T17:38:00Z" w16du:dateUtc="2026-08-09T21:38:00Z">
         <w:r>
           <w:t xml:space="preserve"> of</w:t>
         </w:r>
@@ -5642,12 +6074,12 @@
       <w:r>
         <w:t xml:space="preserve"> the </w:t>
       </w:r>
-      <w:del w:id="370" w:author="JMRT R1 revision" w:date="2026-08-09T02:38:00Z" w16du:dateUtc="2026-08-09T06:38:00Z">
+      <w:del w:id="421" w:author="JMRT R1 revision" w:date="2026-08-09T17:38:00Z" w16du:dateUtc="2026-08-09T21:38:00Z">
         <w:r>
           <w:delText xml:space="preserve">AI-alloy instead forms a DO₃ Fe₃Al </w:delText>
         </w:r>
       </w:del>
-      <w:ins w:id="371" w:author="JMRT R1 revision" w:date="2026-08-09T02:38:00Z" w16du:dateUtc="2026-08-09T06:38:00Z">
+      <w:ins w:id="422" w:author="JMRT R1 revision" w:date="2026-08-09T17:38:00Z" w16du:dateUtc="2026-08-09T21:38:00Z">
         <w:r>
           <w:t>benchmark [33]</w:t>
         </w:r>
@@ -5658,12 +6090,12 @@
       <w:r>
         <w:t>phase</w:t>
       </w:r>
-      <w:del w:id="372" w:author="JMRT R1 revision" w:date="2026-08-09T02:38:00Z" w16du:dateUtc="2026-08-09T06:38:00Z">
+      <w:del w:id="423" w:author="JMRT R1 revision" w:date="2026-08-09T17:38:00Z" w16du:dateUtc="2026-08-09T21:38:00Z">
         <w:r>
           <w:delText>. Without</w:delText>
         </w:r>
       </w:del>
-      <w:ins w:id="373" w:author="JMRT R1 revision" w:date="2026-08-09T02:38:00Z" w16du:dateUtc="2026-08-09T06:38:00Z">
+      <w:ins w:id="424" w:author="JMRT R1 revision" w:date="2026-08-09T17:38:00Z" w16du:dateUtc="2026-08-09T21:38:00Z">
         <w:r>
           <w:t xml:space="preserve"> stability, transformation temperature, grain size, crystallographic orientation and texture, and</w:t>
         </w:r>
@@ -5671,12 +6103,12 @@
       <w:r>
         <w:t xml:space="preserve"> the </w:t>
       </w:r>
-      <w:del w:id="374" w:author="JMRT R1 revision" w:date="2026-08-09T02:38:00Z" w16du:dateUtc="2026-08-09T06:38:00Z">
+      <w:del w:id="425" w:author="JMRT R1 revision" w:date="2026-08-09T17:38:00Z" w16du:dateUtc="2026-08-09T21:38:00Z">
         <w:r>
           <w:delText xml:space="preserve">precipitation-hardening effect provided by fine B2 </w:delText>
         </w:r>
       </w:del>
-      <w:ins w:id="375" w:author="JMRT R1 revision" w:date="2026-08-09T02:38:00Z" w16du:dateUtc="2026-08-09T06:38:00Z">
+      <w:ins w:id="426" w:author="JMRT R1 revision" w:date="2026-08-09T17:38:00Z" w16du:dateUtc="2026-08-09T21:38:00Z">
         <w:r>
           <w:t xml:space="preserve">competition between the transformation stress and the plastic yield stress all bear on whether a stress-induced transformation can proceed reversibly. The </w:t>
         </w:r>
@@ -5684,12 +6116,12 @@
       <w:r>
         <w:t>precipitates</w:t>
       </w:r>
-      <w:del w:id="376" w:author="JMRT R1 revision" w:date="2026-08-09T02:38:00Z" w16du:dateUtc="2026-08-09T06:38:00Z">
+      <w:del w:id="427" w:author="JMRT R1 revision" w:date="2026-08-09T17:38:00Z" w16du:dateUtc="2026-08-09T21:38:00Z">
         <w:r>
           <w:delText>,</w:delText>
         </w:r>
       </w:del>
-      <w:ins w:id="377" w:author="JMRT R1 revision" w:date="2026-08-09T02:38:00Z" w16du:dateUtc="2026-08-09T06:38:00Z">
+      <w:ins w:id="428" w:author="JMRT R1 revision" w:date="2026-08-09T17:38:00Z" w16du:dateUtc="2026-08-09T21:38:00Z">
         <w:r>
           <w:t xml:space="preserve"> are not even a purely mechanical contribution: by drawing Ni and Al out of solution they alter the composition of</w:t>
         </w:r>
@@ -5697,12 +6129,12 @@
       <w:r>
         <w:t xml:space="preserve"> the matrix </w:t>
       </w:r>
-      <w:del w:id="378" w:author="JMRT R1 revision" w:date="2026-08-09T02:38:00Z" w16du:dateUtc="2026-08-09T06:38:00Z">
+      <w:del w:id="429" w:author="JMRT R1 revision" w:date="2026-08-09T17:38:00Z" w16du:dateUtc="2026-08-09T21:38:00Z">
         <w:r>
           <w:delText>lacks sufficient</w:delText>
         </w:r>
       </w:del>
-      <w:ins w:id="379" w:author="JMRT R1 revision" w:date="2026-08-09T02:38:00Z" w16du:dateUtc="2026-08-09T06:38:00Z">
+      <w:ins w:id="430" w:author="JMRT R1 revision" w:date="2026-08-09T17:38:00Z" w16du:dateUtc="2026-08-09T21:38:00Z">
         <w:r>
           <w:t>that surrounds them, and hence its transformation temperatures, so that the same ageing treatment shifts both the obstacle field and the thermodynamic setting in which the transformation must occur</w:t>
         </w:r>
@@ -5716,7 +6148,7 @@
       <w:r>
         <w:t xml:space="preserve"> resistance to plastic flow</w:t>
       </w:r>
-      <w:ins w:id="380" w:author="JMRT R1 revision" w:date="2026-08-09T02:38:00Z" w16du:dateUtc="2026-08-09T06:38:00Z">
+      <w:ins w:id="431" w:author="JMRT R1 revision" w:date="2026-08-09T17:38:00Z" w16du:dateUtc="2026-08-09T21:38:00Z">
         <w:r>
           <w:t xml:space="preserve"> in the way that B2 does in the benchmark</w:t>
         </w:r>
@@ -5724,12 +6156,12 @@
       <w:r>
         <w:t xml:space="preserve">. This is confirmed by the post-deformation synchrotron XRD patterns, where the transition from sharp, discrete spots to broad, partially arced rings reflects dislocation multiplication and sub-grain formation. Thus, the microstructural state of the </w:t>
       </w:r>
-      <w:del w:id="381" w:author="JMRT R1 revision" w:date="2026-08-09T02:38:00Z" w16du:dateUtc="2026-08-09T06:38:00Z">
+      <w:del w:id="432" w:author="JMRT R1 revision" w:date="2026-08-09T17:38:00Z" w16du:dateUtc="2026-08-09T21:38:00Z">
         <w:r>
           <w:delText>AI</w:delText>
         </w:r>
       </w:del>
-      <w:ins w:id="382" w:author="JMRT R1 revision" w:date="2026-08-09T02:38:00Z" w16du:dateUtc="2026-08-09T06:38:00Z">
+      <w:ins w:id="433" w:author="JMRT R1 revision" w:date="2026-08-09T17:38:00Z" w16du:dateUtc="2026-08-09T21:38:00Z">
         <w:r>
           <w:t>LLM</w:t>
         </w:r>
@@ -5742,15 +6174,15 @@
       <w:pPr>
         <w:pStyle w:val="Heading2"/>
         <w:rPr>
-          <w:ins w:id="383" w:author="JMRT R1 revision" w:date="2026-08-09T02:38:00Z" w16du:dateUtc="2026-08-09T06:38:00Z"/>
-        </w:rPr>
-      </w:pPr>
-      <w:bookmarkStart w:id="384" w:name="the-role-of-carbon"/>
-      <w:bookmarkEnd w:id="335"/>
+          <w:ins w:id="434" w:author="JMRT R1 revision" w:date="2026-08-09T17:38:00Z" w16du:dateUtc="2026-08-09T21:38:00Z"/>
+        </w:rPr>
+      </w:pPr>
+      <w:bookmarkStart w:id="435" w:name="the-role-of-carbon"/>
+      <w:bookmarkEnd w:id="384"/>
       <w:r>
         <w:t>4.2</w:t>
       </w:r>
-      <w:ins w:id="385" w:author="JMRT R1 revision" w:date="2026-08-09T02:38:00Z" w16du:dateUtc="2026-08-09T06:38:00Z">
+      <w:ins w:id="436" w:author="JMRT R1 revision" w:date="2026-08-09T17:38:00Z" w16du:dateUtc="2026-08-09T21:38:00Z">
         <w:r>
           <w:t xml:space="preserve"> The role of carbon</w:t>
         </w:r>
@@ -5760,10 +6192,10 @@
       <w:pPr>
         <w:pStyle w:val="FirstParagraph"/>
         <w:rPr>
-          <w:ins w:id="386" w:author="JMRT R1 revision" w:date="2026-08-09T02:38:00Z" w16du:dateUtc="2026-08-09T06:38:00Z"/>
-        </w:rPr>
-      </w:pPr>
-      <w:ins w:id="387" w:author="JMRT R1 revision" w:date="2026-08-09T02:38:00Z" w16du:dateUtc="2026-08-09T06:38:00Z">
+          <w:ins w:id="437" w:author="JMRT R1 revision" w:date="2026-08-09T17:38:00Z" w16du:dateUtc="2026-08-09T21:38:00Z"/>
+        </w:rPr>
+      </w:pPr>
+      <w:ins w:id="438" w:author="JMRT R1 revision" w:date="2026-08-09T17:38:00Z" w16du:dateUtc="2026-08-09T21:38:00Z">
         <w:r>
           <w:t>Five elements differ between the two alloys, so no comparison of the two cast heats can by itself establish which of them is responsible for the loss of super-elasticity. On a plain atomic-percent basis carbon is the smallest of the five changes, and singling it out — as the original hypothesis did — would otherwise be arbitrary. The virtual carbon-free composition of Sec. 3.4 is the control that resolves this, because it changes carbon alone while holding Fe, Mn, Al, Ni and Si at the values actually measur</w:t>
         </w:r>
@@ -5776,10 +6208,10 @@
       <w:pPr>
         <w:pStyle w:val="BodyText"/>
         <w:rPr>
-          <w:ins w:id="388" w:author="JMRT R1 revision" w:date="2026-08-09T02:38:00Z" w16du:dateUtc="2026-08-09T06:38:00Z"/>
-        </w:rPr>
-      </w:pPr>
-      <w:ins w:id="389" w:author="JMRT R1 revision" w:date="2026-08-09T02:38:00Z" w16du:dateUtc="2026-08-09T06:38:00Z">
+          <w:ins w:id="439" w:author="JMRT R1 revision" w:date="2026-08-09T17:38:00Z" w16du:dateUtc="2026-08-09T21:38:00Z"/>
+        </w:rPr>
+      </w:pPr>
+      <w:ins w:id="440" w:author="JMRT R1 revision" w:date="2026-08-09T17:38:00Z" w16du:dateUtc="2026-08-09T21:38:00Z">
         <w:r>
           <w:t xml:space="preserve">A shortcut is available before that control, and it fails in a way worth recording, because reasoning of exactly this kind is what proposed the alloy. Austenite-stabilising potency is conventionally summarised by a Schaeffler-type nickel equivalent, Ni_eq = Ni + 30C + 0.5Mn in weight percent, in which carbon carries thirty times the weight of nickel and which would appear to settle the question immediately. Evaluated on the measured chemistries it returns </w:t>
         </w:r>
@@ -5818,10 +6250,10 @@
       <w:pPr>
         <w:pStyle w:val="BodyText"/>
         <w:rPr>
-          <w:ins w:id="390" w:author="JMRT R1 revision" w:date="2026-08-09T02:38:00Z" w16du:dateUtc="2026-08-09T06:38:00Z"/>
-        </w:rPr>
-      </w:pPr>
-      <w:ins w:id="391" w:author="JMRT R1 revision" w:date="2026-08-09T02:38:00Z" w16du:dateUtc="2026-08-09T06:38:00Z">
+          <w:ins w:id="441" w:author="JMRT R1 revision" w:date="2026-08-09T17:38:00Z" w16du:dateUtc="2026-08-09T21:38:00Z"/>
+        </w:rPr>
+      </w:pPr>
+      <w:ins w:id="442" w:author="JMRT R1 revision" w:date="2026-08-09T17:38:00Z" w16du:dateUtc="2026-08-09T21:38:00Z">
         <w:r>
           <w:t>The result is unambiguous and reproduces across all three databases (</w:t>
         </w:r>
@@ -5841,10 +6273,10 @@
       <w:pPr>
         <w:pStyle w:val="BodyText"/>
         <w:rPr>
-          <w:ins w:id="392" w:author="JMRT R1 revision" w:date="2026-08-09T02:38:00Z" w16du:dateUtc="2026-08-09T06:38:00Z"/>
-        </w:rPr>
-      </w:pPr>
-      <w:ins w:id="393" w:author="JMRT R1 revision" w:date="2026-08-09T02:38:00Z" w16du:dateUtc="2026-08-09T06:38:00Z">
+          <w:ins w:id="443" w:author="JMRT R1 revision" w:date="2026-08-09T17:38:00Z" w16du:dateUtc="2026-08-09T21:38:00Z"/>
+        </w:rPr>
+      </w:pPr>
+      <w:ins w:id="444" w:author="JMRT R1 revision" w:date="2026-08-09T17:38:00Z" w16du:dateUtc="2026-08-09T21:38:00Z">
         <w:r>
           <w:t>Two elements are exonerated by the same calculation. Silicon was added as a ferrite stabilizer and solid-solution strengthener, and it remains at its measured 2.04 at% in the carbon-free variant of both Si-bearing databases, which nonetheless return 100% α at 1200 °C; silicon therefore does not obstruct the single-phase field, and the shortfall in the as-cast alloy is not attributable to it. The reduction in Ni from 7.8 to 4.2 at% is held at its measured value by the same construction, but nickel deserves m</w:t>
         </w:r>
@@ -5873,10 +6305,10 @@
       <w:pPr>
         <w:pStyle w:val="BodyText"/>
         <w:rPr>
-          <w:ins w:id="394" w:author="JMRT R1 revision" w:date="2026-08-09T02:38:00Z" w16du:dateUtc="2026-08-09T06:38:00Z"/>
-        </w:rPr>
-      </w:pPr>
-      <w:ins w:id="395" w:author="JMRT R1 revision" w:date="2026-08-09T02:38:00Z" w16du:dateUtc="2026-08-09T06:38:00Z">
+          <w:ins w:id="445" w:author="JMRT R1 revision" w:date="2026-08-09T17:38:00Z" w16du:dateUtc="2026-08-09T21:38:00Z"/>
+        </w:rPr>
+      </w:pPr>
+      <w:ins w:id="446" w:author="JMRT R1 revision" w:date="2026-08-09T17:38:00Z" w16du:dateUtc="2026-08-09T21:38:00Z">
         <w:r>
           <w:t xml:space="preserve">Exonerating silicon of the primary failure is not the same as finding it inert, and the distinction matters because silicon was one of the two elements the agent added on its own initiative. Recovered at 2.04 at%, half the intended level, it cannot have delivered the solid-solution strengthening of the parent phase it was specified for; the calculation above shows it did not decisively shift α stability either. What it may well have done is contribute to the one ordered phase that did appear. Heo </w:t>
         </w:r>
@@ -5905,10 +6337,10 @@
       <w:pPr>
         <w:pStyle w:val="BodyText"/>
         <w:rPr>
-          <w:ins w:id="396" w:author="JMRT R1 revision" w:date="2026-08-09T02:38:00Z" w16du:dateUtc="2026-08-09T06:38:00Z"/>
-        </w:rPr>
-      </w:pPr>
-      <w:ins w:id="397" w:author="JMRT R1 revision" w:date="2026-08-09T02:38:00Z" w16du:dateUtc="2026-08-09T06:38:00Z">
+          <w:ins w:id="447" w:author="JMRT R1 revision" w:date="2026-08-09T17:38:00Z" w16du:dateUtc="2026-08-09T21:38:00Z"/>
+        </w:rPr>
+      </w:pPr>
+      <w:ins w:id="448" w:author="JMRT R1 revision" w:date="2026-08-09T17:38:00Z" w16du:dateUtc="2026-08-09T21:38:00Z">
         <w:r>
           <w:t>The limits of this conclusion should be stated as clearly as the conclusion itself. Carbon is decisive at the temperature where the process operates, not across the whole temperature range. Over roughly 850–1020 °C both the as-measured composition (</w:t>
         </w:r>
@@ -5937,10 +6369,10 @@
       <w:pPr>
         <w:pStyle w:val="BodyText"/>
         <w:rPr>
-          <w:ins w:id="398" w:author="JMRT R1 revision" w:date="2026-08-09T02:38:00Z" w16du:dateUtc="2026-08-09T06:38:00Z"/>
-        </w:rPr>
-      </w:pPr>
-      <w:ins w:id="399" w:author="JMRT R1 revision" w:date="2026-08-09T02:38:00Z" w16du:dateUtc="2026-08-09T06:38:00Z">
+          <w:ins w:id="449" w:author="JMRT R1 revision" w:date="2026-08-09T17:38:00Z" w16du:dateUtc="2026-08-09T21:38:00Z"/>
+        </w:rPr>
+      </w:pPr>
+      <w:ins w:id="450" w:author="JMRT R1 revision" w:date="2026-08-09T17:38:00Z" w16du:dateUtc="2026-08-09T21:38:00Z">
         <w:r>
           <w:t>Carbon was added on the expectation that it would strengthen the parent phase interstitially and, through fine dispersed carbides, raise the resistance to slip enough to favor stress-induced transformation over plasticity. The calculations indicate that neither mechanism was available. Carbides are predicted to be stable only well below the processing range — M₂₃C₆ below ≈420 °C, κ-(Fe,Mn)₃AlC below ≈590 °C and never above ≈2.4% — so no carbide dispersion exists at or near 1200 °C to provide the intended st</w:t>
         </w:r>
@@ -5956,10 +6388,10 @@
       <w:pPr>
         <w:pStyle w:val="BodyText"/>
         <w:rPr>
-          <w:ins w:id="400" w:author="JMRT R1 revision" w:date="2026-08-09T02:38:00Z" w16du:dateUtc="2026-08-09T06:38:00Z"/>
-        </w:rPr>
-      </w:pPr>
-      <w:ins w:id="401" w:author="JMRT R1 revision" w:date="2026-08-09T02:38:00Z" w16du:dateUtc="2026-08-09T06:38:00Z">
+          <w:ins w:id="451" w:author="JMRT R1 revision" w:date="2026-08-09T17:38:00Z" w16du:dateUtc="2026-08-09T21:38:00Z"/>
+        </w:rPr>
+      </w:pPr>
+      <w:ins w:id="452" w:author="JMRT R1 revision" w:date="2026-08-09T17:38:00Z" w16du:dateUtc="2026-08-09T21:38:00Z">
         <w:r>
           <w:t>The comparison is worth drawing out, because it is the clearest single statement of what this alloy is. The Ni-alloyed Fe-Mn-Al-C low-density steels are built from the same four principal elements as the Fe-Mn-Al-Ni shape-memory alloys, at a similar nickel level, and they are known to produce the same ordered phases — B2 and D0₃ in the ferrite, κ-carbide in the austenite [16,17]</w:t>
         </w:r>
@@ -5978,10 +6410,10 @@
       <w:pPr>
         <w:pStyle w:val="BodyText"/>
         <w:rPr>
-          <w:ins w:id="402" w:author="JMRT R1 revision" w:date="2026-08-09T02:38:00Z" w16du:dateUtc="2026-08-09T06:38:00Z"/>
-        </w:rPr>
-      </w:pPr>
-      <w:ins w:id="403" w:author="JMRT R1 revision" w:date="2026-08-09T02:38:00Z" w16du:dateUtc="2026-08-09T06:38:00Z">
+          <w:ins w:id="453" w:author="JMRT R1 revision" w:date="2026-08-09T17:38:00Z" w16du:dateUtc="2026-08-09T21:38:00Z"/>
+        </w:rPr>
+      </w:pPr>
+      <w:ins w:id="454" w:author="JMRT R1 revision" w:date="2026-08-09T17:38:00Z" w16du:dateUtc="2026-08-09T21:38:00Z">
         <w:r>
           <w:t>Two general points follow. First, the sensitivity of this alloy family to interstitial content is severe enough that carbon must be treated as a primary design variable rather than a minor addition, and specified and controlled accordingly — a 1000 ppm addition is not a perturbation here. Second, the calculation that establishes all of this takes minutes on a desktop computer and uses only openly available databases. Had it been run before melting, it would have rejected the composition at the point where t</w:t>
         </w:r>
@@ -5994,9 +6426,9 @@
       <w:pPr>
         <w:pStyle w:val="Heading2"/>
       </w:pPr>
-      <w:bookmarkStart w:id="404" w:name="X14190cefc5af7e6c61eb8a7f0ac8ec72264613c"/>
-      <w:bookmarkEnd w:id="384"/>
-      <w:ins w:id="405" w:author="JMRT R1 revision" w:date="2026-08-09T02:38:00Z" w16du:dateUtc="2026-08-09T06:38:00Z">
+      <w:bookmarkStart w:id="455" w:name="X14190cefc5af7e6c61eb8a7f0ac8ec72264613c"/>
+      <w:bookmarkEnd w:id="435"/>
+      <w:ins w:id="456" w:author="JMRT R1 revision" w:date="2026-08-09T17:38:00Z" w16du:dateUtc="2026-08-09T21:38:00Z">
         <w:r>
           <w:t>4.3</w:t>
         </w:r>
@@ -6012,12 +6444,12 @@
       <w:r>
         <w:t xml:space="preserve">Although the </w:t>
       </w:r>
-      <w:del w:id="406" w:author="JMRT R1 revision" w:date="2026-08-09T02:38:00Z" w16du:dateUtc="2026-08-09T06:38:00Z">
+      <w:del w:id="457" w:author="JMRT R1 revision" w:date="2026-08-09T17:38:00Z" w16du:dateUtc="2026-08-09T21:38:00Z">
         <w:r>
           <w:delText xml:space="preserve">AI </w:delText>
         </w:r>
       </w:del>
-      <w:ins w:id="407" w:author="JMRT R1 revision" w:date="2026-08-09T02:38:00Z" w16du:dateUtc="2026-08-09T06:38:00Z">
+      <w:ins w:id="458" w:author="JMRT R1 revision" w:date="2026-08-09T17:38:00Z" w16du:dateUtc="2026-08-09T21:38:00Z">
         <w:r>
           <w:t>LLM-</w:t>
         </w:r>
@@ -6044,12 +6476,12 @@
       <w:r>
         <w:t xml:space="preserve">The abrupt change near 800 °C </w:t>
       </w:r>
-      <w:del w:id="408" w:author="JMRT R1 revision" w:date="2026-08-09T02:38:00Z" w16du:dateUtc="2026-08-09T06:38:00Z">
+      <w:del w:id="459" w:author="JMRT R1 revision" w:date="2026-08-09T17:38:00Z" w16du:dateUtc="2026-08-09T21:38:00Z">
         <w:r>
           <w:delText>marks</w:delText>
         </w:r>
       </w:del>
-      <w:ins w:id="409" w:author="JMRT R1 revision" w:date="2026-08-09T02:38:00Z" w16du:dateUtc="2026-08-09T06:38:00Z">
+      <w:ins w:id="460" w:author="JMRT R1 revision" w:date="2026-08-09T17:38:00Z" w16du:dateUtc="2026-08-09T21:38:00Z">
         <w:r>
           <w:t>is consistent with</w:t>
         </w:r>
@@ -6057,12 +6489,12 @@
       <w:r>
         <w:t xml:space="preserve"> the onset of recrystallization. Elongation jumps from 2.2% at 700 °C to 24.0% at 800 °C, while tensile strength falls from 2009 to 1216 MPa and yield strength from 1683 to 1167 MPa. </w:t>
       </w:r>
-      <w:del w:id="410" w:author="JMRT R1 revision" w:date="2026-08-09T02:38:00Z" w16du:dateUtc="2026-08-09T06:38:00Z">
+      <w:del w:id="461" w:author="JMRT R1 revision" w:date="2026-08-09T17:38:00Z" w16du:dateUtc="2026-08-09T21:38:00Z">
         <w:r>
           <w:delText>This</w:delText>
         </w:r>
       </w:del>
-      <w:ins w:id="411" w:author="JMRT R1 revision" w:date="2026-08-09T02:38:00Z" w16du:dateUtc="2026-08-09T06:38:00Z">
+      <w:ins w:id="462" w:author="JMRT R1 revision" w:date="2026-08-09T17:38:00Z" w16du:dateUtc="2026-08-09T21:38:00Z">
         <w:r>
           <w:t>A</w:t>
         </w:r>
@@ -6070,7 +6502,7 @@
       <w:r>
         <w:t xml:space="preserve"> discontinuity</w:t>
       </w:r>
-      <w:ins w:id="412" w:author="JMRT R1 revision" w:date="2026-08-09T02:38:00Z" w16du:dateUtc="2026-08-09T06:38:00Z">
+      <w:ins w:id="463" w:author="JMRT R1 revision" w:date="2026-08-09T17:38:00Z" w16du:dateUtc="2026-08-09T21:38:00Z">
         <w:r>
           <w:t xml:space="preserve"> of this kind</w:t>
         </w:r>
@@ -6078,12 +6510,12 @@
       <w:r>
         <w:t xml:space="preserve"> — rather than a smooth softening — is the signature of recrystallization: new equiaxed, strain-free grains nucleate and consume the deformed matrix, removing most of the stored dislocation content and abruptly restoring ductility. </w:t>
       </w:r>
-      <w:del w:id="413" w:author="JMRT R1 revision" w:date="2026-08-09T02:38:00Z" w16du:dateUtc="2026-08-09T06:38:00Z">
+      <w:del w:id="464" w:author="JMRT R1 revision" w:date="2026-08-09T17:38:00Z" w16du:dateUtc="2026-08-09T21:38:00Z">
         <w:r>
           <w:delText>It is this recrystallization threshold, not a gradual process, that makes ductility appear only above ≈800 °C</w:delText>
         </w:r>
       </w:del>
-      <w:ins w:id="414" w:author="JMRT R1 revision" w:date="2026-08-09T02:38:00Z" w16du:dateUtc="2026-08-09T06:38:00Z">
+      <w:ins w:id="465" w:author="JMRT R1 revision" w:date="2026-08-09T17:38:00Z" w16du:dateUtc="2026-08-09T21:38:00Z">
         <w:r>
           <w:t>We infer the recrystallization threshold from the mechanical response rather than observe it directly, since micrographs were not taken at every anneal temperature; electron backscatter diffraction across the anneal series would settle it</w:t>
         </w:r>
@@ -6099,12 +6531,12 @@
       <w:r>
         <w:t xml:space="preserve">From 800 to 1200 °C the </w:t>
       </w:r>
-      <w:del w:id="415" w:author="JMRT R1 revision" w:date="2026-08-09T02:38:00Z" w16du:dateUtc="2026-08-09T06:38:00Z">
+      <w:del w:id="466" w:author="JMRT R1 revision" w:date="2026-08-09T17:38:00Z" w16du:dateUtc="2026-08-09T21:38:00Z">
         <w:r>
           <w:delText>wire</w:delText>
         </w:r>
       </w:del>
-      <w:ins w:id="416" w:author="JMRT R1 revision" w:date="2026-08-09T02:38:00Z" w16du:dateUtc="2026-08-09T06:38:00Z">
+      <w:ins w:id="467" w:author="JMRT R1 revision" w:date="2026-08-09T17:38:00Z" w16du:dateUtc="2026-08-09T21:38:00Z">
         <w:r>
           <w:t>behaviour</w:t>
         </w:r>
@@ -6112,12 +6544,12 @@
       <w:r>
         <w:t xml:space="preserve"> is </w:t>
       </w:r>
-      <w:del w:id="417" w:author="JMRT R1 revision" w:date="2026-08-09T02:38:00Z" w16du:dateUtc="2026-08-09T06:38:00Z">
+      <w:del w:id="468" w:author="JMRT R1 revision" w:date="2026-08-09T17:38:00Z" w16du:dateUtc="2026-08-09T21:38:00Z">
         <w:r>
           <w:delText>fully</w:delText>
         </w:r>
       </w:del>
-      <w:ins w:id="418" w:author="JMRT R1 revision" w:date="2026-08-09T02:38:00Z" w16du:dateUtc="2026-08-09T06:38:00Z">
+      <w:ins w:id="469" w:author="JMRT R1 revision" w:date="2026-08-09T17:38:00Z" w16du:dateUtc="2026-08-09T21:38:00Z">
         <w:r>
           <w:t>that of a</w:t>
         </w:r>
@@ -6125,12 +6557,12 @@
       <w:r>
         <w:t xml:space="preserve"> recrystallized </w:t>
       </w:r>
-      <w:del w:id="419" w:author="JMRT R1 revision" w:date="2026-08-09T02:38:00Z" w16du:dateUtc="2026-08-09T06:38:00Z">
+      <w:del w:id="470" w:author="JMRT R1 revision" w:date="2026-08-09T17:38:00Z" w16du:dateUtc="2026-08-09T21:38:00Z">
         <w:r>
           <w:delText>and</w:delText>
         </w:r>
       </w:del>
-      <w:ins w:id="420" w:author="JMRT R1 revision" w:date="2026-08-09T02:38:00Z" w16du:dateUtc="2026-08-09T06:38:00Z">
+      <w:ins w:id="471" w:author="JMRT R1 revision" w:date="2026-08-09T17:38:00Z" w16du:dateUtc="2026-08-09T21:38:00Z">
         <w:r>
           <w:t>wire in which</w:t>
         </w:r>
@@ -6138,7 +6570,7 @@
       <w:r>
         <w:t xml:space="preserve"> the dominant process is grain growth. Yield strength falls monotonically with temperature (1167 → 502 MPa) as a result of continuous grain growth; larger grains allow more uniform slip, which raises elongation to a peak of ≈33% near 1000 °C. In other words, across this regime, increasing grain size simultaneously decreases strength and increases ductility — the classic strength–ductility trade-off of a </w:t>
       </w:r>
-      <w:del w:id="421" w:author="JMRT R1 revision" w:date="2026-08-09T02:38:00Z" w16du:dateUtc="2026-08-09T06:38:00Z">
+      <w:del w:id="472" w:author="JMRT R1 revision" w:date="2026-08-09T17:38:00Z" w16du:dateUtc="2026-08-09T21:38:00Z">
         <w:r>
           <w:delText xml:space="preserve">single-phase-controlled </w:delText>
         </w:r>
@@ -6146,7 +6578,7 @@
       <w:r>
         <w:t>structural metal</w:t>
       </w:r>
-      <w:ins w:id="422" w:author="JMRT R1 revision" w:date="2026-08-09T02:38:00Z" w16du:dateUtc="2026-08-09T06:38:00Z">
+      <w:ins w:id="473" w:author="JMRT R1 revision" w:date="2026-08-09T17:38:00Z" w16du:dateUtc="2026-08-09T21:38:00Z">
         <w:r>
           <w:t xml:space="preserve"> whose flow stress is grain-size controlled</w:t>
         </w:r>
@@ -6159,15 +6591,15 @@
       <w:pPr>
         <w:pStyle w:val="BodyText"/>
         <w:rPr>
-          <w:ins w:id="423" w:author="JMRT R1 revision" w:date="2026-08-09T02:38:00Z" w16du:dateUtc="2026-08-09T06:38:00Z"/>
-        </w:rPr>
-      </w:pPr>
-      <w:del w:id="424" w:author="JMRT R1 revision" w:date="2026-08-09T02:38:00Z" w16du:dateUtc="2026-08-09T06:38:00Z">
+          <w:ins w:id="474" w:author="JMRT R1 revision" w:date="2026-08-09T17:38:00Z" w16du:dateUtc="2026-08-09T21:38:00Z"/>
+        </w:rPr>
+      </w:pPr>
+      <w:del w:id="475" w:author="JMRT R1 revision" w:date="2026-08-09T17:38:00Z" w16du:dateUtc="2026-08-09T21:38:00Z">
         <w:r>
           <w:delText>4.3</w:delText>
         </w:r>
       </w:del>
-      <w:ins w:id="425" w:author="JMRT R1 revision" w:date="2026-08-09T02:38:00Z" w16du:dateUtc="2026-08-09T06:38:00Z">
+      <w:ins w:id="476" w:author="JMRT R1 revision" w:date="2026-08-09T17:38:00Z" w16du:dateUtc="2026-08-09T21:38:00Z">
         <w:r>
           <w:t>The peak elongation of ≈33% at 1000 °C deserves a comment in its own right. It is a respectable figure but not an exceptional one for a duplex γ + α Fe-Mn-Al alloy, and that is precisely the point: judged on conventional structural criteria this composition performs perfectly creditably, combining ≈670 MPa yield strength with ≈33% elongation. What it does not do is transform. The alloy is therefore best read not as a failed material but as a serviceable structural metal that was hypothesized to be a shape-m</w:t>
         </w:r>
@@ -6199,9 +6631,9 @@
       <w:pPr>
         <w:pStyle w:val="Heading2"/>
       </w:pPr>
-      <w:bookmarkStart w:id="426" w:name="implications-for-ai-guided-alloy-design"/>
-      <w:bookmarkEnd w:id="404"/>
-      <w:ins w:id="427" w:author="JMRT R1 revision" w:date="2026-08-09T02:38:00Z" w16du:dateUtc="2026-08-09T06:38:00Z">
+      <w:bookmarkStart w:id="477" w:name="implications-for-ai-guided-alloy-design"/>
+      <w:bookmarkEnd w:id="455"/>
+      <w:ins w:id="478" w:author="JMRT R1 revision" w:date="2026-08-09T17:38:00Z" w16du:dateUtc="2026-08-09T21:38:00Z">
         <w:r>
           <w:t>4.4</w:t>
         </w:r>
@@ -6217,12 +6649,12 @@
       <w:r>
         <w:t xml:space="preserve">The AI-guided alloy design did not achieve the intended super-elastic or shape-memory behavior because the model primarily relied on thermodynamic and literature-based correlations rather than a complete understanding of the complex phase-transformation mechanisms required for functional Fe-based SMAs. As shown in this study, the </w:t>
       </w:r>
-      <w:del w:id="428" w:author="JMRT R1 revision" w:date="2026-08-09T02:38:00Z" w16du:dateUtc="2026-08-09T06:38:00Z">
+      <w:del w:id="479" w:author="JMRT R1 revision" w:date="2026-08-09T17:38:00Z" w16du:dateUtc="2026-08-09T21:38:00Z">
         <w:r>
           <w:delText>AI</w:delText>
         </w:r>
       </w:del>
-      <w:ins w:id="429" w:author="JMRT R1 revision" w:date="2026-08-09T02:38:00Z" w16du:dateUtc="2026-08-09T06:38:00Z">
+      <w:ins w:id="480" w:author="JMRT R1 revision" w:date="2026-08-09T17:38:00Z" w16du:dateUtc="2026-08-09T21:38:00Z">
         <w:r>
           <w:t>LLM</w:t>
         </w:r>
@@ -6238,10 +6670,10 @@
       <w:pPr>
         <w:pStyle w:val="BodyText"/>
         <w:rPr>
-          <w:ins w:id="430" w:author="JMRT R1 revision" w:date="2026-08-09T02:38:00Z" w16du:dateUtc="2026-08-09T06:38:00Z"/>
-        </w:rPr>
-      </w:pPr>
-      <w:ins w:id="431" w:author="JMRT R1 revision" w:date="2026-08-09T02:38:00Z" w16du:dateUtc="2026-08-09T06:38:00Z">
+          <w:ins w:id="481" w:author="JMRT R1 revision" w:date="2026-08-09T17:38:00Z" w16du:dateUtc="2026-08-09T21:38:00Z"/>
+        </w:rPr>
+      </w:pPr>
+      <w:ins w:id="482" w:author="JMRT R1 revision" w:date="2026-08-09T17:38:00Z" w16du:dateUtc="2026-08-09T21:38:00Z">
         <w:r>
           <w:t xml:space="preserve">The calculations reported here allow this limitation to be stated as a concrete and inexpensive remedy rather than a general caution. The screening step that would have caught this composition is a single equilibrium step diagram, evaluated not for the existence of the desired phase but for whether the phase fields required by the </w:t>
         </w:r>
@@ -6256,10 +6688,19 @@
           <w:t xml:space="preserve"> </w:t>
         </w:r>
         <w:r>
-          <w:t>overlap the temperatures at which that route can actually be run. For a Fe-Mn-Al-Ni shape-memory alloy the test has two parts: does a single-phase α field exist below the practical annealing limit, and does an ordered-precipitate field exist below it within that same α matrix? The LLM-alloy fails the first, and would fail the second even if the first were satisfied. Neither question requires proprietary software or measured data on the candidate itself, and answering both took minutes. It is notable that th</w:t>
-        </w:r>
-        <w:r>
-          <w:t>e deep-research agent was explicitly instructed to consult thermodynamic-stability data (Sec. 2.1) and nonetheless proposed a composition that fails this test, which suggests that the useful distinction is not between AI-assisted and conventional design but between design workflows that terminate in a verified calculation and those that terminate in a plausible narrative. A generated composition should be treated as a hypothesis to be screened, not as a result.</w:t>
+          <w:t xml:space="preserve">overlap the temperatures at which that route can actually be run. For a Fe-Mn-Al-Ni shape-memory alloy the test has two parts: does a single-phase α field exist below the practical annealing limit, and does an ordered-precipitate field exist below it within that same α matrix? The LLM-alloy fails the first, and would fail the second even if the first were satisfied. Neither question requires proprietary software or measured data on the candidate itself, and answering both took minutes. What makes this more </w:t>
+        </w:r>
+        <w:r>
+          <w:t>than a general caution is that the report itself named the missing step. Its recommendations call for</w:t>
+        </w:r>
+        <w:r>
+          <w:t xml:space="preserve"> “computational tools, such as CALPHAD for phase diagram prediction and precipitate stability, and Density Functional Theory for understanding precipitate–matrix coherency and energetics” to be “employed to guide experimental design” </w:t>
+        </w:r>
+        <w:r>
+          <w:t>— the only occurrence of CALPHAD in forty-one pages, and a recommendation for future work rather than a calculation performed. The agent thus specified a parent phase it had not shown to be attainable, and in the same document correctly identified the calculation that would have shown it. The failure was not that the model lacked the concept but that the workflow terminated before the concept was applied, in the interval between a report that recommends screening and a melt that proceeds without it. The use</w:t>
+        </w:r>
+        <w:r>
+          <w:t>ful distinction is therefore not between AI-assisted and conventional design but between design workflows that terminate in a verified calculation and those that terminate in a plausible narrative. A generated composition should be treated as a hypothesis to be screened, not as a result — and the screening step is one the agent will often specify itself if asked.</w:t>
         </w:r>
       </w:ins>
     </w:p>
@@ -6267,10 +6708,10 @@
       <w:pPr>
         <w:pStyle w:val="BodyText"/>
         <w:rPr>
-          <w:ins w:id="432" w:author="JMRT R1 revision" w:date="2026-08-09T02:38:00Z" w16du:dateUtc="2026-08-09T06:38:00Z"/>
-        </w:rPr>
-      </w:pPr>
-      <w:ins w:id="433" w:author="JMRT R1 revision" w:date="2026-08-09T02:38:00Z" w16du:dateUtc="2026-08-09T06:38:00Z">
+          <w:ins w:id="483" w:author="JMRT R1 revision" w:date="2026-08-09T17:38:00Z" w16du:dateUtc="2026-08-09T21:38:00Z"/>
+        </w:rPr>
+      </w:pPr>
+      <w:ins w:id="484" w:author="JMRT R1 revision" w:date="2026-08-09T17:38:00Z" w16du:dateUtc="2026-08-09T21:38:00Z">
         <w:r>
           <w:t>The scope of what a single experiment can support should be stated plainly. One composition, proposed by one agent in one session and processed by one route, is a case study and not an evaluation of AI-assisted alloy design as a practice. Nothing here establishes a failure rate, and a different prompt, a different agent, or a different processing window might well have produced a different outcome; the experimental claims of this paper are bounded accordingly. Three specific tests remain open, and are named</w:t>
         </w:r>
@@ -6292,10 +6733,10 @@
       <w:pPr>
         <w:pStyle w:val="BodyText"/>
         <w:rPr>
-          <w:ins w:id="434" w:author="JMRT R1 revision" w:date="2026-08-09T02:38:00Z" w16du:dateUtc="2026-08-09T06:38:00Z"/>
-        </w:rPr>
-      </w:pPr>
-      <w:ins w:id="435" w:author="JMRT R1 revision" w:date="2026-08-09T02:38:00Z" w16du:dateUtc="2026-08-09T06:38:00Z">
+          <w:ins w:id="485" w:author="JMRT R1 revision" w:date="2026-08-09T17:38:00Z" w16du:dateUtc="2026-08-09T21:38:00Z"/>
+        </w:rPr>
+      </w:pPr>
+      <w:ins w:id="486" w:author="JMRT R1 revision" w:date="2026-08-09T17:38:00Z" w16du:dateUtc="2026-08-09T21:38:00Z">
         <w:r>
           <w:t xml:space="preserve">It is also worth saying what a negative result of this kind is good for, since such results are rarely published in this area. A single validated failure with an identified mechanism does more to constrain the design space than a comparable number of untested proposals: it converts “this family of compositions may or may not work” into “compositions in this family whose single-phase α field lies above the practical annealing limit will not work, and here is how to check in advance.” </w:t>
         </w:r>
@@ -6329,9 +6770,9 @@
       <w:pPr>
         <w:pStyle w:val="Heading1"/>
       </w:pPr>
-      <w:bookmarkStart w:id="436" w:name="conclusions"/>
-      <w:bookmarkEnd w:id="334"/>
-      <w:bookmarkEnd w:id="426"/>
+      <w:bookmarkStart w:id="487" w:name="conclusions"/>
+      <w:bookmarkEnd w:id="383"/>
+      <w:bookmarkEnd w:id="477"/>
       <w:r>
         <w:t>5. Conclusions</w:t>
       </w:r>
@@ -6353,12 +6794,12 @@
       <w:r>
         <w:t xml:space="preserve"> </w:t>
       </w:r>
-      <w:del w:id="437" w:author="JMRT R1 revision" w:date="2026-08-09T02:38:00Z" w16du:dateUtc="2026-08-09T06:38:00Z">
+      <w:del w:id="488" w:author="JMRT R1 revision" w:date="2026-08-09T17:38:00Z" w16du:dateUtc="2026-08-09T21:38:00Z">
         <w:r>
           <w:delText>under identical processing conditions. The AI-designed alloy developed a stable dual-phase FCC/BCC microstructure and exhibited deformation primarily through dislocation slip rather than stress-induced martensitic transformation. Consequently, neither super-elasticity nor shape-memory behavior was observed, whereas the reference alloy showed clear evidence of transformational deformation</w:delText>
         </w:r>
       </w:del>
-      <w:ins w:id="438" w:author="JMRT R1 revision" w:date="2026-08-09T02:38:00Z" w16du:dateUtc="2026-08-09T06:38:00Z">
+      <w:ins w:id="489" w:author="JMRT R1 revision" w:date="2026-08-09T17:38:00Z" w16du:dateUtc="2026-08-09T21:38:00Z">
         <w:r>
           <w:t>under the same nominal processing route</w:t>
         </w:r>
@@ -6371,15 +6812,15 @@
       <w:pPr>
         <w:pStyle w:val="BodyText"/>
         <w:rPr>
-          <w:ins w:id="439" w:author="JMRT R1 revision" w:date="2026-08-09T02:38:00Z" w16du:dateUtc="2026-08-09T06:38:00Z"/>
-        </w:rPr>
-      </w:pPr>
-      <w:ins w:id="440" w:author="JMRT R1 revision" w:date="2026-08-09T02:38:00Z" w16du:dateUtc="2026-08-09T06:38:00Z">
-        <w:r>
-          <w:t>What was observed is the following. The LLM-alloy proved readily castable and drew to 0.36 mm wire without difficulty. Across seven anneal temperatures its 0.2% proof stress fell from 1948 to 502 MPa and its elongation peaked at 33%, but in no condition — including after the 200 °C / 3 h age reported to develop pseudo-elasticity in this family — did the unloading curve depart from elastic springback. The benchmark, processed identically and given no age at all, recovered ≈0.5% strain on heating. Synchrotron</w:t>
-        </w:r>
-        <w:r>
-          <w:t xml:space="preserve"> diffraction found the LLM-alloy to be a duplex FCC γ + BCC α mixture carrying a minor ordered D0₃ Fe₃Al phase, with a pattern unchanged by 10% strain, whereas the benchmark’s diffracted intensities changed markedly with deformation.</w:t>
+          <w:ins w:id="490" w:author="JMRT R1 revision" w:date="2026-08-09T17:38:00Z" w16du:dateUtc="2026-08-09T21:38:00Z"/>
+        </w:rPr>
+      </w:pPr>
+      <w:ins w:id="491" w:author="JMRT R1 revision" w:date="2026-08-09T17:38:00Z" w16du:dateUtc="2026-08-09T21:38:00Z">
+        <w:r>
+          <w:t>What was observed is the following. The LLM-alloy proved readily castable and drew to 0.36 mm wire without difficulty. Across seven anneal temperatures its 0.2% proof stress fell from 1948 to 502 MPa and its elongation peaked at 33%, but in no condition — including after the 200 °C / 3 h age reported to develop pseudo-elasticity in this family — did the unloading curve depart from elastic springback. The benchmark, put through the same nominal anneal and given no age at all, recovered ≈0.5% strain on heatin</w:t>
+        </w:r>
+        <w:r>
+          <w:t>g. Synchrotron diffraction found the LLM-alloy to be a duplex FCC γ + BCC α mixture carrying a minor ordered D0₃ Fe₃Al phase, with a pattern unchanged by 10% strain, whereas the benchmark’s diffracted intensities changed markedly with deformation.</w:t>
         </w:r>
       </w:ins>
     </w:p>
@@ -6387,10 +6828,10 @@
       <w:pPr>
         <w:pStyle w:val="BodyText"/>
         <w:rPr>
-          <w:ins w:id="441" w:author="JMRT R1 revision" w:date="2026-08-09T02:38:00Z" w16du:dateUtc="2026-08-09T06:38:00Z"/>
-        </w:rPr>
-      </w:pPr>
-      <w:ins w:id="442" w:author="JMRT R1 revision" w:date="2026-08-09T02:38:00Z" w16du:dateUtc="2026-08-09T06:38:00Z">
+          <w:ins w:id="492" w:author="JMRT R1 revision" w:date="2026-08-09T17:38:00Z" w16du:dateUtc="2026-08-09T21:38:00Z"/>
+        </w:rPr>
+      </w:pPr>
+      <w:ins w:id="493" w:author="JMRT R1 revision" w:date="2026-08-09T17:38:00Z" w16du:dateUtc="2026-08-09T21:38:00Z">
         <w:r>
           <w:t>What we interpret from this is that the LLM-alloy accommodates deformation by dislocation slip rather than stress-induced martensitic transformation, and that it does so because the parent phase the transformation requires is largely absent rather than because it is present but unwilling to transform.</w:t>
         </w:r>
@@ -6400,10 +6841,10 @@
       <w:pPr>
         <w:pStyle w:val="BodyText"/>
         <w:rPr>
-          <w:ins w:id="443" w:author="JMRT R1 revision" w:date="2026-08-09T02:38:00Z" w16du:dateUtc="2026-08-09T06:38:00Z"/>
-        </w:rPr>
-      </w:pPr>
-      <w:ins w:id="444" w:author="JMRT R1 revision" w:date="2026-08-09T02:38:00Z" w16du:dateUtc="2026-08-09T06:38:00Z">
+          <w:ins w:id="494" w:author="JMRT R1 revision" w:date="2026-08-09T17:38:00Z" w16du:dateUtc="2026-08-09T21:38:00Z"/>
+        </w:rPr>
+      </w:pPr>
+      <w:ins w:id="495" w:author="JMRT R1 revision" w:date="2026-08-09T17:38:00Z" w16du:dateUtc="2026-08-09T21:38:00Z">
         <w:r>
           <w:t xml:space="preserve">Equilibrium CALPHAD calculations, performed with three independent open databases and validated against the benchmark alloy, identify the origin of this failure. The benchmark solution-treats to single-phase α at 1200 °C and orders on cooling below ≈1090 °C to the ≈20% ordered bcc that its processing route requires. The LLM-alloy does neither: at 1200 °C it is a two-phase α + γ mixture, and its single-phase α field lies at ≈1340 °C, above the temperature at which the alloy can be annealed without oxidation </w:t>
         </w:r>
@@ -6416,18 +6857,18 @@
       <w:pPr>
         <w:pStyle w:val="BodyText"/>
         <w:rPr>
-          <w:ins w:id="445" w:author="JMRT R1 revision" w:date="2026-08-09T02:38:00Z" w16du:dateUtc="2026-08-09T06:38:00Z"/>
+          <w:ins w:id="496" w:author="JMRT R1 revision" w:date="2026-08-09T17:38:00Z" w16du:dateUtc="2026-08-09T21:38:00Z"/>
         </w:rPr>
       </w:pPr>
       <w:r>
         <w:t xml:space="preserve">These results highlight an important limitation of current AI-assisted alloy design. While AI can rapidly generate compositionally plausible alloy candidates based on thermodynamic considerations and literature knowledge, it does not yet fully capture the complex interactions among composition, processing, microstructure evolution, and deformation mechanisms that govern shape-memory performance. </w:t>
       </w:r>
-      <w:del w:id="446" w:author="JMRT R1 revision" w:date="2026-08-09T02:38:00Z" w16du:dateUtc="2026-08-09T06:38:00Z">
+      <w:del w:id="497" w:author="JMRT R1 revision" w:date="2026-08-09T17:38:00Z" w16du:dateUtc="2026-08-09T21:38:00Z">
         <w:r>
           <w:delText>Nevertheless</w:delText>
         </w:r>
       </w:del>
-      <w:ins w:id="447" w:author="JMRT R1 revision" w:date="2026-08-09T02:38:00Z" w16du:dateUtc="2026-08-09T06:38:00Z">
+      <w:ins w:id="498" w:author="JMRT R1 revision" w:date="2026-08-09T17:38:00Z" w16du:dateUtc="2026-08-09T21:38:00Z">
         <w:r>
           <w:t>They also point to a specific and inexpensive remedy: an equilibrium step diagram, checked for overlap between the phase fields the intended processing route requires and the temperatures at which that route can be run, would have rejected this composition before 2 kg of it was melted.</w:t>
         </w:r>
@@ -6437,7 +6878,7 @@
       <w:pPr>
         <w:pStyle w:val="BodyText"/>
       </w:pPr>
-      <w:ins w:id="448" w:author="JMRT R1 revision" w:date="2026-08-09T02:38:00Z" w16du:dateUtc="2026-08-09T06:38:00Z">
+      <w:ins w:id="499" w:author="JMRT R1 revision" w:date="2026-08-09T17:38:00Z" w16du:dateUtc="2026-08-09T21:38:00Z">
         <w:r>
           <w:t>Three limitations bound these conclusions. First, this is a single composition from a single agent session processed by a single route: the experimental findings are a case study, and the generalisable claim is the diagnostic one about pre-screening rather than any statement about how often such workflows fail. Second, composition-only reasoning of the kind the agent performed is intrinsically blind to the distinction that decided this case — not whether a phase is stable, but whether the temperature at whi</w:t>
         </w:r>
@@ -6460,8 +6901,8 @@
       <w:pPr>
         <w:pStyle w:val="Heading1"/>
       </w:pPr>
-      <w:bookmarkStart w:id="449" w:name="acknowledgments"/>
-      <w:bookmarkEnd w:id="436"/>
+      <w:bookmarkStart w:id="500" w:name="acknowledgments"/>
+      <w:bookmarkEnd w:id="487"/>
       <w:r>
         <w:t>Acknowledgments</w:t>
       </w:r>
@@ -6493,8 +6934,8 @@
       <w:pPr>
         <w:pStyle w:val="Heading1"/>
       </w:pPr>
-      <w:bookmarkStart w:id="450" w:name="declarations"/>
-      <w:bookmarkEnd w:id="449"/>
+      <w:bookmarkStart w:id="501" w:name="declarations"/>
+      <w:bookmarkEnd w:id="500"/>
       <w:r>
         <w:t>Declarations</w:t>
       </w:r>
@@ -6546,12 +6987,12 @@
       <w:r>
         <w:t xml:space="preserve"> </w:t>
       </w:r>
-      <w:del w:id="451" w:author="JMRT R1 revision" w:date="2026-08-09T02:38:00Z" w16du:dateUtc="2026-08-09T06:38:00Z">
+      <w:del w:id="502" w:author="JMRT R1 revision" w:date="2026-08-09T17:38:00Z" w16du:dateUtc="2026-08-09T21:38:00Z">
         <w:r>
           <w:delText>An</w:delText>
         </w:r>
       </w:del>
-      <w:ins w:id="452" w:author="JMRT R1 revision" w:date="2026-08-09T02:38:00Z" w16du:dateUtc="2026-08-09T06:38:00Z">
+      <w:ins w:id="503" w:author="JMRT R1 revision" w:date="2026-08-09T17:38:00Z" w16du:dateUtc="2026-08-09T21:38:00Z">
         <w:r>
           <w:t>Generative AI enters this work in two distinct roles, which are reported separately. First, an</w:t>
         </w:r>
@@ -6559,12 +7000,12 @@
       <w:r>
         <w:t xml:space="preserve"> LLM deep-research agent (Google Gemini 2.5, Deep Research) was used to hypothesize the </w:t>
       </w:r>
-      <w:del w:id="453" w:author="JMRT R1 revision" w:date="2026-08-09T02:38:00Z" w16du:dateUtc="2026-08-09T06:38:00Z">
+      <w:del w:id="504" w:author="JMRT R1 revision" w:date="2026-08-09T17:38:00Z" w16du:dateUtc="2026-08-09T21:38:00Z">
         <w:r>
           <w:delText>AI</w:delText>
         </w:r>
       </w:del>
-      <w:ins w:id="454" w:author="JMRT R1 revision" w:date="2026-08-09T02:38:00Z" w16du:dateUtc="2026-08-09T06:38:00Z">
+      <w:ins w:id="505" w:author="JMRT R1 revision" w:date="2026-08-09T17:38:00Z" w16du:dateUtc="2026-08-09T21:38:00Z">
         <w:r>
           <w:t>LLM</w:t>
         </w:r>
@@ -6572,12 +7013,12 @@
       <w:r>
         <w:t>-alloy composition under study, as described in Sec. 2.1; this use is a study method</w:t>
       </w:r>
-      <w:del w:id="455" w:author="JMRT R1 revision" w:date="2026-08-09T02:38:00Z" w16du:dateUtc="2026-08-09T06:38:00Z">
+      <w:del w:id="506" w:author="JMRT R1 revision" w:date="2026-08-09T17:38:00Z" w16du:dateUtc="2026-08-09T21:38:00Z">
         <w:r>
           <w:delText>, not a manuscript-</w:delText>
         </w:r>
       </w:del>
-      <w:ins w:id="456" w:author="JMRT R1 revision" w:date="2026-08-09T02:38:00Z" w16du:dateUtc="2026-08-09T06:38:00Z">
+      <w:ins w:id="507" w:author="JMRT R1 revision" w:date="2026-08-09T17:38:00Z" w16du:dateUtc="2026-08-09T21:38:00Z">
         <w:r>
           <w:t xml:space="preserve"> and is itself the object of the investigation. Second, during </w:t>
         </w:r>
@@ -6585,12 +7026,12 @@
       <w:r>
         <w:t xml:space="preserve">preparation </w:t>
       </w:r>
-      <w:del w:id="457" w:author="JMRT R1 revision" w:date="2026-08-09T02:38:00Z" w16du:dateUtc="2026-08-09T06:38:00Z">
+      <w:del w:id="508" w:author="JMRT R1 revision" w:date="2026-08-09T17:38:00Z" w16du:dateUtc="2026-08-09T21:38:00Z">
         <w:r>
           <w:delText xml:space="preserve">aid. No </w:delText>
         </w:r>
       </w:del>
-      <w:ins w:id="458" w:author="JMRT R1 revision" w:date="2026-08-09T02:38:00Z" w16du:dateUtc="2026-08-09T06:38:00Z">
+      <w:ins w:id="509" w:author="JMRT R1 revision" w:date="2026-08-09T17:38:00Z" w16du:dateUtc="2026-08-09T21:38:00Z">
         <w:r>
           <w:t xml:space="preserve">of this revision a </w:t>
         </w:r>
@@ -6598,12 +7039,12 @@
       <w:r>
         <w:t xml:space="preserve">generative AI </w:t>
       </w:r>
-      <w:del w:id="459" w:author="JMRT R1 revision" w:date="2026-08-09T02:38:00Z" w16du:dateUtc="2026-08-09T06:38:00Z">
+      <w:del w:id="510" w:author="JMRT R1 revision" w:date="2026-08-09T17:38:00Z" w16du:dateUtc="2026-08-09T21:38:00Z">
         <w:r>
           <w:delText xml:space="preserve">tools were </w:delText>
         </w:r>
       </w:del>
-      <w:ins w:id="460" w:author="JMRT R1 revision" w:date="2026-08-09T02:38:00Z" w16du:dateUtc="2026-08-09T06:38:00Z">
+      <w:ins w:id="511" w:author="JMRT R1 revision" w:date="2026-08-09T17:38:00Z" w16du:dateUtc="2026-08-09T21:38:00Z">
         <w:r>
           <w:t xml:space="preserve">assistant (Anthropic Claude) was </w:t>
         </w:r>
@@ -6611,7 +7052,7 @@
       <w:r>
         <w:t xml:space="preserve">used to </w:t>
       </w:r>
-      <w:ins w:id="461" w:author="JMRT R1 revision" w:date="2026-08-09T02:38:00Z" w16du:dateUtc="2026-08-09T06:38:00Z">
+      <w:ins w:id="512" w:author="JMRT R1 revision" w:date="2026-08-09T17:38:00Z" w16du:dateUtc="2026-08-09T21:38:00Z">
         <w:r>
           <w:t xml:space="preserve">help write and debug the pycalphad scripts underlying Secs. 2.6 and 3.4, to assist in extracting and checking numerical results from the Rietveld refinement output, and to </w:t>
         </w:r>
@@ -6619,12 +7060,12 @@
       <w:r>
         <w:t>draft</w:t>
       </w:r>
-      <w:del w:id="462" w:author="JMRT R1 revision" w:date="2026-08-09T02:38:00Z" w16du:dateUtc="2026-08-09T06:38:00Z">
+      <w:del w:id="513" w:author="JMRT R1 revision" w:date="2026-08-09T17:38:00Z" w16du:dateUtc="2026-08-09T21:38:00Z">
         <w:r>
           <w:delText>,</w:delText>
         </w:r>
       </w:del>
-      <w:ins w:id="463" w:author="JMRT R1 revision" w:date="2026-08-09T02:38:00Z" w16du:dateUtc="2026-08-09T06:38:00Z">
+      <w:ins w:id="514" w:author="JMRT R1 revision" w:date="2026-08-09T17:38:00Z" w16du:dateUtc="2026-08-09T21:38:00Z">
         <w:r>
           <w:t xml:space="preserve"> and</w:t>
         </w:r>
@@ -6632,12 +7073,12 @@
       <w:r>
         <w:t xml:space="preserve"> edit</w:t>
       </w:r>
-      <w:del w:id="464" w:author="JMRT R1 revision" w:date="2026-08-09T02:38:00Z" w16du:dateUtc="2026-08-09T06:38:00Z">
+      <w:del w:id="515" w:author="JMRT R1 revision" w:date="2026-08-09T17:38:00Z" w16du:dateUtc="2026-08-09T21:38:00Z">
         <w:r>
           <w:delText>, or otherwise prepare</w:delText>
         </w:r>
       </w:del>
-      <w:ins w:id="465" w:author="JMRT R1 revision" w:date="2026-08-09T02:38:00Z" w16du:dateUtc="2026-08-09T06:38:00Z">
+      <w:ins w:id="516" w:author="JMRT R1 revision" w:date="2026-08-09T17:38:00Z" w16du:dateUtc="2026-08-09T21:38:00Z">
         <w:r>
           <w:t xml:space="preserve"> portions of</w:t>
         </w:r>
@@ -6645,12 +7086,12 @@
       <w:r>
         <w:t xml:space="preserve"> the text</w:t>
       </w:r>
-      <w:del w:id="466" w:author="JMRT R1 revision" w:date="2026-08-09T02:38:00Z" w16du:dateUtc="2026-08-09T06:38:00Z">
+      <w:del w:id="517" w:author="JMRT R1 revision" w:date="2026-08-09T17:38:00Z" w16du:dateUtc="2026-08-09T21:38:00Z">
         <w:r>
           <w:delText xml:space="preserve"> of this manuscript</w:delText>
         </w:r>
       </w:del>
-      <w:ins w:id="467" w:author="JMRT R1 revision" w:date="2026-08-09T02:38:00Z" w16du:dateUtc="2026-08-09T06:38:00Z">
+      <w:ins w:id="518" w:author="JMRT R1 revision" w:date="2026-08-09T17:38:00Z" w16du:dateUtc="2026-08-09T21:38:00Z">
         <w:r>
           <w:t>. No AI system generated experimental data or determined any reported measurement. All calculations were checked against their source databases, all numerical values were verified against the primary records, and the authors reviewed the entire manuscript and take full responsibility for its content</w:t>
         </w:r>
@@ -6676,7 +7117,7 @@
       <w:r>
         <w:t>ICP-AES and interstitial-gas (ASTM E1019) chemistry certificates for both heats, raw synchrotron diffraction data, Instron cyclic-tensile export data, and metallographic images are available from the corresponding author on reasonable request.</w:t>
       </w:r>
-      <w:ins w:id="468" w:author="JMRT R1 revision" w:date="2026-08-09T02:38:00Z" w16du:dateUtc="2026-08-09T06:38:00Z">
+      <w:ins w:id="519" w:author="JMRT R1 revision" w:date="2026-08-09T17:38:00Z" w16du:dateUtc="2026-08-09T21:38:00Z">
         <w:r>
           <w:t xml:space="preserve"> The scripts used to compute the equilibrium step diagrams of Sec. 3.4, together with the resulting phase-fraction tables and the calculation logs, are also available on request; the thermodynamic databases themselves are the property of their respective authors and must be obtained from the sources cited in Sec. 2.6.</w:t>
         </w:r>
@@ -6693,8 +7134,8 @@
       <w:pPr>
         <w:pStyle w:val="Bibliography"/>
       </w:pPr>
-      <w:bookmarkStart w:id="469" w:name="ref-merchant2023gnome"/>
-      <w:bookmarkStart w:id="470" w:name="refs"/>
+      <w:bookmarkStart w:id="520" w:name="ref-merchant2023gnome"/>
+      <w:bookmarkStart w:id="521" w:name="refs"/>
       <w:r>
         <w:t xml:space="preserve">[1] </w:t>
       </w:r>
@@ -6718,8 +7159,8 @@
       <w:pPr>
         <w:pStyle w:val="Bibliography"/>
       </w:pPr>
-      <w:bookmarkStart w:id="471" w:name="ref-comanici2025gemini"/>
-      <w:bookmarkEnd w:id="469"/>
+      <w:bookmarkStart w:id="522" w:name="ref-comanici2025gemini"/>
+      <w:bookmarkEnd w:id="520"/>
       <w:r>
         <w:t xml:space="preserve">[2] </w:t>
       </w:r>
@@ -6743,8 +7184,8 @@
       <w:pPr>
         <w:pStyle w:val="Bibliography"/>
       </w:pPr>
-      <w:bookmarkStart w:id="472" w:name="ref-xu2025deepresearch"/>
-      <w:bookmarkEnd w:id="471"/>
+      <w:bookmarkStart w:id="523" w:name="ref-xu2025deepresearch"/>
+      <w:bookmarkEnd w:id="522"/>
       <w:r>
         <w:t xml:space="preserve">[3] </w:t>
       </w:r>
@@ -6770,8 +7211,8 @@
       <w:pPr>
         <w:pStyle w:val="Bibliography"/>
       </w:pPr>
-      <w:bookmarkStart w:id="473" w:name="ref-aims2022"/>
-      <w:bookmarkEnd w:id="472"/>
+      <w:bookmarkStart w:id="524" w:name="ref-aims2022"/>
+      <w:bookmarkEnd w:id="523"/>
       <w:r>
         <w:t xml:space="preserve">[4] </w:t>
       </w:r>
@@ -6795,8 +7236,8 @@
       <w:pPr>
         <w:pStyle w:val="Bibliography"/>
       </w:pPr>
-      <w:bookmarkStart w:id="474" w:name="ref-generativeinversion2025"/>
-      <w:bookmarkEnd w:id="473"/>
+      <w:bookmarkStart w:id="525" w:name="ref-generativeinversion2025"/>
+      <w:bookmarkEnd w:id="524"/>
       <w:r>
         <w:t xml:space="preserve">[5] </w:t>
       </w:r>
@@ -6820,8 +7261,8 @@
       <w:pPr>
         <w:pStyle w:val="Bibliography"/>
       </w:pPr>
-      <w:bookmarkStart w:id="475" w:name="ref-hu2024beyond"/>
-      <w:bookmarkEnd w:id="474"/>
+      <w:bookmarkStart w:id="526" w:name="ref-hu2024beyond"/>
+      <w:bookmarkEnd w:id="525"/>
       <w:r>
         <w:t xml:space="preserve">[6] </w:t>
       </w:r>
@@ -6845,8 +7286,8 @@
       <w:pPr>
         <w:pStyle w:val="Bibliography"/>
       </w:pPr>
-      <w:bookmarkStart w:id="476" w:name="ref-otsuka2005physical"/>
-      <w:bookmarkEnd w:id="475"/>
+      <w:bookmarkStart w:id="527" w:name="ref-otsuka2005physical"/>
+      <w:bookmarkEnd w:id="526"/>
       <w:r>
         <w:t xml:space="preserve">[7] </w:t>
       </w:r>
@@ -6859,8 +7300,8 @@
       <w:pPr>
         <w:pStyle w:val="Bibliography"/>
       </w:pPr>
-      <w:bookmarkStart w:id="477" w:name="ref-lagoudas2008shape"/>
-      <w:bookmarkEnd w:id="476"/>
+      <w:bookmarkStart w:id="528" w:name="ref-lagoudas2008shape"/>
+      <w:bookmarkEnd w:id="527"/>
       <w:r>
         <w:t xml:space="preserve">[8] </w:t>
       </w:r>
@@ -6884,8 +7325,8 @@
       <w:pPr>
         <w:pStyle w:val="Bibliography"/>
       </w:pPr>
-      <w:bookmarkStart w:id="478" w:name="ref-duerig1999overview"/>
-      <w:bookmarkEnd w:id="477"/>
+      <w:bookmarkStart w:id="529" w:name="ref-duerig1999overview"/>
+      <w:bookmarkEnd w:id="528"/>
       <w:r>
         <w:t xml:space="preserve">[9] </w:t>
       </w:r>
@@ -6911,8 +7352,8 @@
       <w:pPr>
         <w:pStyle w:val="Bibliography"/>
       </w:pPr>
-      <w:bookmarkStart w:id="479" w:name="ref-mohd2014nitinol"/>
-      <w:bookmarkEnd w:id="478"/>
+      <w:bookmarkStart w:id="530" w:name="ref-mohd2014nitinol"/>
+      <w:bookmarkEnd w:id="529"/>
       <w:r>
         <w:t xml:space="preserve">[10] </w:t>
       </w:r>
@@ -6936,8 +7377,8 @@
       <w:pPr>
         <w:pStyle w:val="Bibliography"/>
       </w:pPr>
-      <w:bookmarkStart w:id="480" w:name="ref-cladera2014ironbased"/>
-      <w:bookmarkEnd w:id="479"/>
+      <w:bookmarkStart w:id="531" w:name="ref-cladera2014ironbased"/>
+      <w:bookmarkEnd w:id="530"/>
       <w:r>
         <w:t xml:space="preserve">[11] </w:t>
       </w:r>
@@ -6961,8 +7402,8 @@
       <w:pPr>
         <w:pStyle w:val="Bibliography"/>
       </w:pPr>
-      <w:bookmarkStart w:id="481" w:name="ref-omori2011superelastic"/>
-      <w:bookmarkEnd w:id="480"/>
+      <w:bookmarkStart w:id="532" w:name="ref-omori2011superelastic"/>
+      <w:bookmarkEnd w:id="531"/>
       <w:r>
         <w:t xml:space="preserve">[12] </w:t>
       </w:r>
@@ -6988,8 +7429,8 @@
       <w:pPr>
         <w:pStyle w:val="Bibliography"/>
       </w:pPr>
-      <w:bookmarkStart w:id="482" w:name="ref-vollmer2016cyclic"/>
-      <w:bookmarkEnd w:id="481"/>
+      <w:bookmarkStart w:id="533" w:name="ref-vollmer2016cyclic"/>
+      <w:bookmarkEnd w:id="532"/>
       <w:r>
         <w:t xml:space="preserve">[13] </w:t>
       </w:r>
@@ -7016,8 +7457,8 @@
       <w:pPr>
         <w:pStyle w:val="Bibliography"/>
       </w:pPr>
-      <w:bookmarkStart w:id="483" w:name="ref-abuzaid2019femnnial"/>
-      <w:bookmarkEnd w:id="482"/>
+      <w:bookmarkStart w:id="534" w:name="ref-abuzaid2019femnnial"/>
+      <w:bookmarkEnd w:id="533"/>
       <w:r>
         <w:t xml:space="preserve">[14] </w:t>
       </w:r>
@@ -7041,8 +7482,8 @@
       <w:pPr>
         <w:pStyle w:val="Bibliography"/>
       </w:pPr>
-      <w:bookmarkStart w:id="484" w:name="ref-omori2017martensitic"/>
-      <w:bookmarkEnd w:id="483"/>
+      <w:bookmarkStart w:id="535" w:name="ref-omori2017martensitic"/>
+      <w:bookmarkEnd w:id="534"/>
       <w:r>
         <w:t xml:space="preserve">[15] </w:t>
       </w:r>
@@ -7066,20 +7507,20 @@
       <w:pPr>
         <w:pStyle w:val="Bibliography"/>
       </w:pPr>
-      <w:bookmarkStart w:id="485" w:name="ref-rahnama2017acta"/>
-      <w:bookmarkEnd w:id="484"/>
+      <w:bookmarkStart w:id="536" w:name="ref-rahnama2017acta"/>
+      <w:bookmarkEnd w:id="535"/>
       <w:r>
         <w:t xml:space="preserve">[16] </w:t>
       </w:r>
       <w:r>
         <w:tab/>
       </w:r>
-      <w:del w:id="486" w:author="JMRT R1 revision" w:date="2026-08-09T02:38:00Z" w16du:dateUtc="2026-08-09T06:38:00Z">
+      <w:del w:id="537" w:author="JMRT R1 revision" w:date="2026-08-09T17:38:00Z" w16du:dateUtc="2026-08-09T21:38:00Z">
         <w:r>
           <w:delText>T. Omori</w:delText>
         </w:r>
       </w:del>
-      <w:ins w:id="487" w:author="JMRT R1 revision" w:date="2026-08-09T02:38:00Z" w16du:dateUtc="2026-08-09T06:38:00Z">
+      <w:ins w:id="538" w:author="JMRT R1 revision" w:date="2026-08-09T17:38:00Z" w16du:dateUtc="2026-08-09T21:38:00Z">
         <w:r>
           <w:t>A. Rahnama</w:t>
         </w:r>
@@ -7087,12 +7528,12 @@
       <w:r>
         <w:t xml:space="preserve">, H. </w:t>
       </w:r>
-      <w:del w:id="488" w:author="JMRT R1 revision" w:date="2026-08-09T02:38:00Z" w16du:dateUtc="2026-08-09T06:38:00Z">
+      <w:del w:id="539" w:author="JMRT R1 revision" w:date="2026-08-09T17:38:00Z" w16du:dateUtc="2026-08-09T21:38:00Z">
         <w:r>
           <w:delText>Iwaizako, R. Kainuma, Abnormal grain growth induced by cyclic heat treatment in Fe-Mn-Al-</w:delText>
         </w:r>
       </w:del>
-      <w:ins w:id="489" w:author="JMRT R1 revision" w:date="2026-08-09T02:38:00Z" w16du:dateUtc="2026-08-09T06:38:00Z">
+      <w:ins w:id="540" w:author="JMRT R1 revision" w:date="2026-08-09T17:38:00Z" w16du:dateUtc="2026-08-09T21:38:00Z">
         <w:r>
           <w:t xml:space="preserve">Kotadia, S. Sridhar, Effect of </w:t>
         </w:r>
@@ -7100,12 +7541,12 @@
       <w:r>
         <w:t xml:space="preserve">Ni </w:t>
       </w:r>
-      <w:del w:id="490" w:author="JMRT R1 revision" w:date="2026-08-09T02:38:00Z" w16du:dateUtc="2026-08-09T06:38:00Z">
+      <w:del w:id="541" w:author="JMRT R1 revision" w:date="2026-08-09T17:38:00Z" w16du:dateUtc="2026-08-09T21:38:00Z">
         <w:r>
           <w:delText>superelastic alloy, Materials &amp; Design 101 (2016) 263–269.</w:delText>
         </w:r>
       </w:del>
-      <w:ins w:id="491" w:author="JMRT R1 revision" w:date="2026-08-09T02:38:00Z" w16du:dateUtc="2026-08-09T06:38:00Z">
+      <w:ins w:id="542" w:author="JMRT R1 revision" w:date="2026-08-09T17:38:00Z" w16du:dateUtc="2026-08-09T21:38:00Z">
         <w:r>
           <w:t>alloying on the microstructural evolution and mechanical properties of two duplex light-weight steels during different annealing temperatures: Experiment and phase-field simulation, Acta Materialia 132 (2017) 627–643.</w:t>
         </w:r>
@@ -7119,12 +7560,12 @@
       <w:r>
         <w:instrText>HYPERLINK "https://doi.org/10.1016/j.</w:instrText>
       </w:r>
-      <w:del w:id="492" w:author="JMRT R1 revision" w:date="2026-08-09T02:38:00Z" w16du:dateUtc="2026-08-09T06:38:00Z">
+      <w:del w:id="543" w:author="JMRT R1 revision" w:date="2026-08-09T17:38:00Z" w16du:dateUtc="2026-08-09T21:38:00Z">
         <w:r>
           <w:delInstrText>matdes.2016.04.011</w:delInstrText>
         </w:r>
       </w:del>
-      <w:ins w:id="493" w:author="JMRT R1 revision" w:date="2026-08-09T02:38:00Z" w16du:dateUtc="2026-08-09T06:38:00Z">
+      <w:ins w:id="544" w:author="JMRT R1 revision" w:date="2026-08-09T17:38:00Z" w16du:dateUtc="2026-08-09T21:38:00Z">
         <w:r>
           <w:instrText>actamat.2017.03.043</w:instrText>
         </w:r>
@@ -7141,7 +7582,7 @@
         </w:rPr>
         <w:t>10.1016/j.</w:t>
       </w:r>
-      <w:del w:id="494" w:author="JMRT R1 revision" w:date="2026-08-09T02:38:00Z" w16du:dateUtc="2026-08-09T06:38:00Z">
+      <w:del w:id="545" w:author="JMRT R1 revision" w:date="2026-08-09T17:38:00Z" w16du:dateUtc="2026-08-09T21:38:00Z">
         <w:r>
           <w:rPr>
             <w:rStyle w:val="Hyperlink"/>
@@ -7149,7 +7590,7 @@
           <w:delText>matdes.2016.04.011</w:delText>
         </w:r>
       </w:del>
-      <w:ins w:id="495" w:author="JMRT R1 revision" w:date="2026-08-09T02:38:00Z" w16du:dateUtc="2026-08-09T06:38:00Z">
+      <w:ins w:id="546" w:author="JMRT R1 revision" w:date="2026-08-09T17:38:00Z" w16du:dateUtc="2026-08-09T21:38:00Z">
         <w:r>
           <w:rPr>
             <w:rStyle w:val="Hyperlink"/>
@@ -7168,17 +7609,17 @@
       <w:pPr>
         <w:pStyle w:val="Bibliography"/>
         <w:rPr>
-          <w:ins w:id="496" w:author="JMRT R1 revision" w:date="2026-08-09T02:38:00Z" w16du:dateUtc="2026-08-09T06:38:00Z"/>
-        </w:rPr>
-      </w:pPr>
-      <w:bookmarkStart w:id="497" w:name="ref-saha2022jom"/>
-      <w:bookmarkEnd w:id="485"/>
-      <w:del w:id="498" w:author="JMRT R1 revision" w:date="2026-08-09T02:38:00Z" w16du:dateUtc="2026-08-09T06:38:00Z">
+          <w:ins w:id="547" w:author="JMRT R1 revision" w:date="2026-08-09T17:38:00Z" w16du:dateUtc="2026-08-09T21:38:00Z"/>
+        </w:rPr>
+      </w:pPr>
+      <w:bookmarkStart w:id="548" w:name="ref-saha2022jom"/>
+      <w:bookmarkEnd w:id="536"/>
+      <w:del w:id="549" w:author="JMRT R1 revision" w:date="2026-08-09T17:38:00Z" w16du:dateUtc="2026-08-09T21:38:00Z">
         <w:r>
           <w:delText>[17</w:delText>
         </w:r>
       </w:del>
-      <w:ins w:id="499" w:author="JMRT R1 revision" w:date="2026-08-09T02:38:00Z" w16du:dateUtc="2026-08-09T06:38:00Z">
+      <w:ins w:id="550" w:author="JMRT R1 revision" w:date="2026-08-09T17:38:00Z" w16du:dateUtc="2026-08-09T21:38:00Z">
         <w:r>
           <w:t xml:space="preserve">[17] </w:t>
         </w:r>
@@ -7215,12 +7656,12 @@
       <w:pPr>
         <w:pStyle w:val="Bibliography"/>
         <w:rPr>
-          <w:ins w:id="500" w:author="JMRT R1 revision" w:date="2026-08-09T02:38:00Z" w16du:dateUtc="2026-08-09T06:38:00Z"/>
-        </w:rPr>
-      </w:pPr>
-      <w:bookmarkStart w:id="501" w:name="ref-omori2016agg"/>
-      <w:bookmarkEnd w:id="497"/>
-      <w:ins w:id="502" w:author="JMRT R1 revision" w:date="2026-08-09T02:38:00Z" w16du:dateUtc="2026-08-09T06:38:00Z">
+          <w:ins w:id="551" w:author="JMRT R1 revision" w:date="2026-08-09T17:38:00Z" w16du:dateUtc="2026-08-09T21:38:00Z"/>
+        </w:rPr>
+      </w:pPr>
+      <w:bookmarkStart w:id="552" w:name="ref-omori2016agg"/>
+      <w:bookmarkEnd w:id="548"/>
+      <w:ins w:id="553" w:author="JMRT R1 revision" w:date="2026-08-09T17:38:00Z" w16du:dateUtc="2026-08-09T21:38:00Z">
         <w:r>
           <w:t xml:space="preserve">[18] </w:t>
         </w:r>
@@ -7258,9 +7699,9 @@
       <w:pPr>
         <w:pStyle w:val="Bibliography"/>
       </w:pPr>
-      <w:bookmarkStart w:id="503" w:name="ref-tai2024ssrf"/>
-      <w:bookmarkEnd w:id="501"/>
-      <w:ins w:id="504" w:author="JMRT R1 revision" w:date="2026-08-09T02:38:00Z" w16du:dateUtc="2026-08-09T06:38:00Z">
+      <w:bookmarkStart w:id="554" w:name="ref-tai2024ssrf"/>
+      <w:bookmarkEnd w:id="552"/>
+      <w:ins w:id="555" w:author="JMRT R1 revision" w:date="2026-08-09T17:38:00Z" w16du:dateUtc="2026-08-09T21:38:00Z">
         <w:r>
           <w:t>[19</w:t>
         </w:r>
@@ -7288,17 +7729,17 @@
       <w:pPr>
         <w:pStyle w:val="Bibliography"/>
       </w:pPr>
-      <w:bookmarkStart w:id="505" w:name="ref-yang2024ssrf"/>
-      <w:bookmarkEnd w:id="503"/>
+      <w:bookmarkStart w:id="556" w:name="ref-yang2024ssrf"/>
+      <w:bookmarkEnd w:id="554"/>
       <w:r>
         <w:t>[</w:t>
       </w:r>
-      <w:del w:id="506" w:author="JMRT R1 revision" w:date="2026-08-09T02:38:00Z" w16du:dateUtc="2026-08-09T06:38:00Z">
+      <w:del w:id="557" w:author="JMRT R1 revision" w:date="2026-08-09T17:38:00Z" w16du:dateUtc="2026-08-09T21:38:00Z">
         <w:r>
           <w:delText>18</w:delText>
         </w:r>
       </w:del>
-      <w:ins w:id="507" w:author="JMRT R1 revision" w:date="2026-08-09T02:38:00Z" w16du:dateUtc="2026-08-09T06:38:00Z">
+      <w:ins w:id="558" w:author="JMRT R1 revision" w:date="2026-08-09T17:38:00Z" w16du:dateUtc="2026-08-09T21:38:00Z">
         <w:r>
           <w:t>20</w:t>
         </w:r>
@@ -7329,17 +7770,17 @@
       <w:pPr>
         <w:pStyle w:val="Bibliography"/>
       </w:pPr>
-      <w:bookmarkStart w:id="508" w:name="ref-hammersley1998fit2d"/>
-      <w:bookmarkEnd w:id="505"/>
+      <w:bookmarkStart w:id="559" w:name="ref-hammersley1998fit2d"/>
+      <w:bookmarkEnd w:id="556"/>
       <w:r>
         <w:t>[</w:t>
       </w:r>
-      <w:del w:id="509" w:author="JMRT R1 revision" w:date="2026-08-09T02:38:00Z" w16du:dateUtc="2026-08-09T06:38:00Z">
+      <w:del w:id="560" w:author="JMRT R1 revision" w:date="2026-08-09T17:38:00Z" w16du:dateUtc="2026-08-09T21:38:00Z">
         <w:r>
           <w:delText>19</w:delText>
         </w:r>
       </w:del>
-      <w:ins w:id="510" w:author="JMRT R1 revision" w:date="2026-08-09T02:38:00Z" w16du:dateUtc="2026-08-09T06:38:00Z">
+      <w:ins w:id="561" w:author="JMRT R1 revision" w:date="2026-08-09T17:38:00Z" w16du:dateUtc="2026-08-09T21:38:00Z">
         <w:r>
           <w:t>21</w:t>
         </w:r>
@@ -7356,17 +7797,17 @@
       <w:pPr>
         <w:pStyle w:val="Bibliography"/>
       </w:pPr>
-      <w:bookmarkStart w:id="511" w:name="ref-rietveld1969"/>
-      <w:bookmarkEnd w:id="508"/>
+      <w:bookmarkStart w:id="562" w:name="ref-rietveld1969"/>
+      <w:bookmarkEnd w:id="559"/>
       <w:r>
         <w:t>[</w:t>
       </w:r>
-      <w:del w:id="512" w:author="JMRT R1 revision" w:date="2026-08-09T02:38:00Z" w16du:dateUtc="2026-08-09T06:38:00Z">
+      <w:del w:id="563" w:author="JMRT R1 revision" w:date="2026-08-09T17:38:00Z" w16du:dateUtc="2026-08-09T21:38:00Z">
         <w:r>
           <w:delText>20</w:delText>
         </w:r>
       </w:del>
-      <w:ins w:id="513" w:author="JMRT R1 revision" w:date="2026-08-09T02:38:00Z" w16du:dateUtc="2026-08-09T06:38:00Z">
+      <w:ins w:id="564" w:author="JMRT R1 revision" w:date="2026-08-09T17:38:00Z" w16du:dateUtc="2026-08-09T21:38:00Z">
         <w:r>
           <w:t>22</w:t>
         </w:r>
@@ -7394,17 +7835,17 @@
       <w:pPr>
         <w:pStyle w:val="Bibliography"/>
       </w:pPr>
-      <w:bookmarkStart w:id="514" w:name="ref-lutterotti1997maud"/>
-      <w:bookmarkEnd w:id="511"/>
+      <w:bookmarkStart w:id="565" w:name="ref-lutterotti1997maud"/>
+      <w:bookmarkEnd w:id="562"/>
       <w:r>
         <w:t>[</w:t>
       </w:r>
-      <w:del w:id="515" w:author="JMRT R1 revision" w:date="2026-08-09T02:38:00Z" w16du:dateUtc="2026-08-09T06:38:00Z">
+      <w:del w:id="566" w:author="JMRT R1 revision" w:date="2026-08-09T17:38:00Z" w16du:dateUtc="2026-08-09T21:38:00Z">
         <w:r>
           <w:delText>21</w:delText>
         </w:r>
       </w:del>
-      <w:ins w:id="516" w:author="JMRT R1 revision" w:date="2026-08-09T02:38:00Z" w16du:dateUtc="2026-08-09T06:38:00Z">
+      <w:ins w:id="567" w:author="JMRT R1 revision" w:date="2026-08-09T17:38:00Z" w16du:dateUtc="2026-08-09T21:38:00Z">
         <w:r>
           <w:t>23</w:t>
         </w:r>
@@ -7432,17 +7873,17 @@
       <w:pPr>
         <w:pStyle w:val="Bibliography"/>
         <w:rPr>
-          <w:ins w:id="517" w:author="JMRT R1 revision" w:date="2026-08-09T02:38:00Z" w16du:dateUtc="2026-08-09T06:38:00Z"/>
-        </w:rPr>
-      </w:pPr>
-      <w:bookmarkStart w:id="518" w:name="ref-lukas2007calphad"/>
-      <w:bookmarkEnd w:id="514"/>
-      <w:del w:id="519" w:author="JMRT R1 revision" w:date="2026-08-09T02:38:00Z" w16du:dateUtc="2026-08-09T06:38:00Z">
+          <w:ins w:id="568" w:author="JMRT R1 revision" w:date="2026-08-09T17:38:00Z" w16du:dateUtc="2026-08-09T21:38:00Z"/>
+        </w:rPr>
+      </w:pPr>
+      <w:bookmarkStart w:id="569" w:name="ref-lukas2007calphad"/>
+      <w:bookmarkEnd w:id="565"/>
+      <w:del w:id="570" w:author="JMRT R1 revision" w:date="2026-08-09T17:38:00Z" w16du:dateUtc="2026-08-09T21:38:00Z">
         <w:r>
           <w:delText>[22</w:delText>
         </w:r>
       </w:del>
-      <w:ins w:id="520" w:author="JMRT R1 revision" w:date="2026-08-09T02:38:00Z" w16du:dateUtc="2026-08-09T06:38:00Z">
+      <w:ins w:id="571" w:author="JMRT R1 revision" w:date="2026-08-09T17:38:00Z" w16du:dateUtc="2026-08-09T21:38:00Z">
         <w:r>
           <w:t xml:space="preserve">[24] </w:t>
         </w:r>
@@ -7477,12 +7918,12 @@
       <w:pPr>
         <w:pStyle w:val="Bibliography"/>
         <w:rPr>
-          <w:ins w:id="521" w:author="JMRT R1 revision" w:date="2026-08-09T02:38:00Z" w16du:dateUtc="2026-08-09T06:38:00Z"/>
-        </w:rPr>
-      </w:pPr>
-      <w:bookmarkStart w:id="522" w:name="ref-otis2017pycalphad"/>
-      <w:bookmarkEnd w:id="518"/>
-      <w:ins w:id="523" w:author="JMRT R1 revision" w:date="2026-08-09T02:38:00Z" w16du:dateUtc="2026-08-09T06:38:00Z">
+          <w:ins w:id="572" w:author="JMRT R1 revision" w:date="2026-08-09T17:38:00Z" w16du:dateUtc="2026-08-09T21:38:00Z"/>
+        </w:rPr>
+      </w:pPr>
+      <w:bookmarkStart w:id="573" w:name="ref-otis2017pycalphad"/>
+      <w:bookmarkEnd w:id="569"/>
+      <w:ins w:id="574" w:author="JMRT R1 revision" w:date="2026-08-09T17:38:00Z" w16du:dateUtc="2026-08-09T21:38:00Z">
         <w:r>
           <w:t xml:space="preserve">[25] </w:t>
         </w:r>
@@ -7517,12 +7958,12 @@
       <w:pPr>
         <w:pStyle w:val="Bibliography"/>
         <w:rPr>
-          <w:ins w:id="524" w:author="JMRT R1 revision" w:date="2026-08-09T02:38:00Z" w16du:dateUtc="2026-08-09T06:38:00Z"/>
-        </w:rPr>
-      </w:pPr>
-      <w:bookmarkStart w:id="525" w:name="ref-hallstedt2017mpea"/>
-      <w:bookmarkEnd w:id="522"/>
-      <w:ins w:id="526" w:author="JMRT R1 revision" w:date="2026-08-09T02:38:00Z" w16du:dateUtc="2026-08-09T06:38:00Z">
+          <w:ins w:id="575" w:author="JMRT R1 revision" w:date="2026-08-09T17:38:00Z" w16du:dateUtc="2026-08-09T21:38:00Z"/>
+        </w:rPr>
+      </w:pPr>
+      <w:bookmarkStart w:id="576" w:name="ref-hallstedt2017mpea"/>
+      <w:bookmarkEnd w:id="573"/>
+      <w:ins w:id="577" w:author="JMRT R1 revision" w:date="2026-08-09T17:38:00Z" w16du:dateUtc="2026-08-09T21:38:00Z">
         <w:r>
           <w:t xml:space="preserve">[26] </w:t>
         </w:r>
@@ -7536,12 +7977,12 @@
       <w:pPr>
         <w:pStyle w:val="Bibliography"/>
         <w:rPr>
-          <w:ins w:id="527" w:author="JMRT R1 revision" w:date="2026-08-09T02:38:00Z" w16du:dateUtc="2026-08-09T06:38:00Z"/>
-        </w:rPr>
-      </w:pPr>
-      <w:bookmarkStart w:id="528" w:name="ref-hallstedt2023mpea"/>
-      <w:bookmarkEnd w:id="525"/>
-      <w:ins w:id="529" w:author="JMRT R1 revision" w:date="2026-08-09T02:38:00Z" w16du:dateUtc="2026-08-09T06:38:00Z">
+          <w:ins w:id="578" w:author="JMRT R1 revision" w:date="2026-08-09T17:38:00Z" w16du:dateUtc="2026-08-09T21:38:00Z"/>
+        </w:rPr>
+      </w:pPr>
+      <w:bookmarkStart w:id="579" w:name="ref-hallstedt2023mpea"/>
+      <w:bookmarkEnd w:id="576"/>
+      <w:ins w:id="580" w:author="JMRT R1 revision" w:date="2026-08-09T17:38:00Z" w16du:dateUtc="2026-08-09T21:38:00Z">
         <w:r>
           <w:t xml:space="preserve">[27] </w:t>
         </w:r>
@@ -7578,12 +8019,12 @@
       <w:pPr>
         <w:pStyle w:val="Bibliography"/>
         <w:rPr>
-          <w:ins w:id="530" w:author="JMRT R1 revision" w:date="2026-08-09T02:38:00Z" w16du:dateUtc="2026-08-09T06:38:00Z"/>
-        </w:rPr>
-      </w:pPr>
-      <w:bookmarkStart w:id="531" w:name="ref-prechimn04"/>
-      <w:bookmarkEnd w:id="528"/>
-      <w:ins w:id="532" w:author="JMRT R1 revision" w:date="2026-08-09T02:38:00Z" w16du:dateUtc="2026-08-09T06:38:00Z">
+          <w:ins w:id="581" w:author="JMRT R1 revision" w:date="2026-08-09T17:38:00Z" w16du:dateUtc="2026-08-09T21:38:00Z"/>
+        </w:rPr>
+      </w:pPr>
+      <w:bookmarkStart w:id="582" w:name="ref-prechimn04"/>
+      <w:bookmarkEnd w:id="579"/>
+      <w:ins w:id="583" w:author="JMRT R1 revision" w:date="2026-08-09T17:38:00Z" w16du:dateUtc="2026-08-09T21:38:00Z">
         <w:r>
           <w:t xml:space="preserve">[28] </w:t>
         </w:r>
@@ -7618,12 +8059,12 @@
       <w:pPr>
         <w:pStyle w:val="Bibliography"/>
         <w:rPr>
-          <w:ins w:id="533" w:author="JMRT R1 revision" w:date="2026-08-09T02:38:00Z" w16du:dateUtc="2026-08-09T06:38:00Z"/>
-        </w:rPr>
-      </w:pPr>
-      <w:bookmarkStart w:id="534" w:name="ref-mcfe"/>
-      <w:bookmarkEnd w:id="531"/>
-      <w:ins w:id="535" w:author="JMRT R1 revision" w:date="2026-08-09T02:38:00Z" w16du:dateUtc="2026-08-09T06:38:00Z">
+          <w:ins w:id="584" w:author="JMRT R1 revision" w:date="2026-08-09T17:38:00Z" w16du:dateUtc="2026-08-09T21:38:00Z"/>
+        </w:rPr>
+      </w:pPr>
+      <w:bookmarkStart w:id="585" w:name="ref-mcfe"/>
+      <w:bookmarkEnd w:id="582"/>
+      <w:ins w:id="586" w:author="JMRT R1 revision" w:date="2026-08-09T17:38:00Z" w16du:dateUtc="2026-08-09T21:38:00Z">
         <w:r>
           <w:t xml:space="preserve">[29] </w:t>
         </w:r>
@@ -7637,9 +8078,9 @@
       <w:pPr>
         <w:pStyle w:val="Bibliography"/>
       </w:pPr>
-      <w:bookmarkStart w:id="536" w:name="ref-tanaka2010science"/>
-      <w:bookmarkEnd w:id="534"/>
-      <w:ins w:id="537" w:author="JMRT R1 revision" w:date="2026-08-09T02:38:00Z" w16du:dateUtc="2026-08-09T06:38:00Z">
+      <w:bookmarkStart w:id="587" w:name="ref-tanaka2010science"/>
+      <w:bookmarkEnd w:id="585"/>
+      <w:ins w:id="588" w:author="JMRT R1 revision" w:date="2026-08-09T17:38:00Z" w16du:dateUtc="2026-08-09T21:38:00Z">
         <w:r>
           <w:t>[30</w:t>
         </w:r>
@@ -7667,17 +8108,17 @@
       <w:pPr>
         <w:pStyle w:val="Bibliography"/>
       </w:pPr>
-      <w:bookmarkStart w:id="538" w:name="ref-vollmer2019natcomm"/>
-      <w:bookmarkEnd w:id="536"/>
+      <w:bookmarkStart w:id="589" w:name="ref-vollmer2019natcomm"/>
+      <w:bookmarkEnd w:id="587"/>
       <w:r>
         <w:t>[</w:t>
       </w:r>
-      <w:del w:id="539" w:author="JMRT R1 revision" w:date="2026-08-09T02:38:00Z" w16du:dateUtc="2026-08-09T06:38:00Z">
+      <w:del w:id="590" w:author="JMRT R1 revision" w:date="2026-08-09T17:38:00Z" w16du:dateUtc="2026-08-09T21:38:00Z">
         <w:r>
           <w:delText>23</w:delText>
         </w:r>
       </w:del>
-      <w:ins w:id="540" w:author="JMRT R1 revision" w:date="2026-08-09T02:38:00Z" w16du:dateUtc="2026-08-09T06:38:00Z">
+      <w:ins w:id="591" w:author="JMRT R1 revision" w:date="2026-08-09T17:38:00Z" w16du:dateUtc="2026-08-09T21:38:00Z">
         <w:r>
           <w:t>31</w:t>
         </w:r>
@@ -7707,20 +8148,20 @@
       <w:pPr>
         <w:pStyle w:val="Bibliography"/>
         <w:rPr>
-          <w:ins w:id="541" w:author="JMRT R1 revision" w:date="2026-08-09T02:38:00Z" w16du:dateUtc="2026-08-09T06:38:00Z"/>
-        </w:rPr>
-      </w:pPr>
-      <w:bookmarkStart w:id="542" w:name="ref-bhadeshia2010steels"/>
-      <w:bookmarkEnd w:id="538"/>
+          <w:ins w:id="592" w:author="JMRT R1 revision" w:date="2026-08-09T17:38:00Z" w16du:dateUtc="2026-08-09T21:38:00Z"/>
+        </w:rPr>
+      </w:pPr>
+      <w:bookmarkStart w:id="593" w:name="ref-bhadeshia2010steels"/>
+      <w:bookmarkEnd w:id="589"/>
       <w:r>
         <w:t>[</w:t>
       </w:r>
-      <w:del w:id="543" w:author="JMRT R1 revision" w:date="2026-08-09T02:38:00Z" w16du:dateUtc="2026-08-09T06:38:00Z">
+      <w:del w:id="594" w:author="JMRT R1 revision" w:date="2026-08-09T17:38:00Z" w16du:dateUtc="2026-08-09T21:38:00Z">
         <w:r>
           <w:delText>24</w:delText>
         </w:r>
       </w:del>
-      <w:ins w:id="544" w:author="JMRT R1 revision" w:date="2026-08-09T02:38:00Z" w16du:dateUtc="2026-08-09T06:38:00Z">
+      <w:ins w:id="595" w:author="JMRT R1 revision" w:date="2026-08-09T17:38:00Z" w16du:dateUtc="2026-08-09T21:38:00Z">
         <w:r>
           <w:t>32</w:t>
         </w:r>
@@ -7737,12 +8178,12 @@
       <w:pPr>
         <w:pStyle w:val="Bibliography"/>
         <w:rPr>
-          <w:ins w:id="545" w:author="JMRT R1 revision" w:date="2026-08-09T02:38:00Z" w16du:dateUtc="2026-08-09T06:38:00Z"/>
-        </w:rPr>
-      </w:pPr>
-      <w:bookmarkStart w:id="546" w:name="ref-omori2012apl"/>
-      <w:bookmarkEnd w:id="542"/>
-      <w:ins w:id="547" w:author="JMRT R1 revision" w:date="2026-08-09T02:38:00Z" w16du:dateUtc="2026-08-09T06:38:00Z">
+          <w:ins w:id="596" w:author="JMRT R1 revision" w:date="2026-08-09T17:38:00Z" w16du:dateUtc="2026-08-09T21:38:00Z"/>
+        </w:rPr>
+      </w:pPr>
+      <w:bookmarkStart w:id="597" w:name="ref-omori2012apl"/>
+      <w:bookmarkEnd w:id="593"/>
+      <w:ins w:id="598" w:author="JMRT R1 revision" w:date="2026-08-09T17:38:00Z" w16du:dateUtc="2026-08-09T21:38:00Z">
         <w:r>
           <w:t xml:space="preserve">[33] </w:t>
         </w:r>
@@ -7779,12 +8220,12 @@
       <w:pPr>
         <w:pStyle w:val="Bibliography"/>
         <w:rPr>
-          <w:ins w:id="548" w:author="JMRT R1 revision" w:date="2026-08-09T02:38:00Z" w16du:dateUtc="2026-08-09T06:38:00Z"/>
-        </w:rPr>
-      </w:pPr>
-      <w:bookmarkStart w:id="549" w:name="ref-laroca2017jalcom"/>
-      <w:bookmarkEnd w:id="546"/>
-      <w:ins w:id="550" w:author="JMRT R1 revision" w:date="2026-08-09T02:38:00Z" w16du:dateUtc="2026-08-09T06:38:00Z">
+          <w:ins w:id="599" w:author="JMRT R1 revision" w:date="2026-08-09T17:38:00Z" w16du:dateUtc="2026-08-09T21:38:00Z"/>
+        </w:rPr>
+      </w:pPr>
+      <w:bookmarkStart w:id="600" w:name="ref-laroca2017jalcom"/>
+      <w:bookmarkEnd w:id="597"/>
+      <w:ins w:id="601" w:author="JMRT R1 revision" w:date="2026-08-09T17:38:00Z" w16du:dateUtc="2026-08-09T21:38:00Z">
         <w:r>
           <w:t xml:space="preserve">[34] </w:t>
         </w:r>
@@ -7819,9 +8260,9 @@
       <w:pPr>
         <w:pStyle w:val="Bibliography"/>
       </w:pPr>
-      <w:bookmarkStart w:id="551" w:name="ref-heo2012mmta"/>
-      <w:bookmarkEnd w:id="549"/>
-      <w:ins w:id="552" w:author="JMRT R1 revision" w:date="2026-08-09T02:38:00Z" w16du:dateUtc="2026-08-09T06:38:00Z">
+      <w:bookmarkStart w:id="602" w:name="ref-heo2012mmta"/>
+      <w:bookmarkEnd w:id="600"/>
+      <w:ins w:id="603" w:author="JMRT R1 revision" w:date="2026-08-09T17:38:00Z" w16du:dateUtc="2026-08-09T21:38:00Z">
         <w:r>
           <w:t xml:space="preserve">[35] </w:t>
         </w:r>
@@ -7851,9 +8292,9 @@
           <w:t>.</w:t>
         </w:r>
       </w:ins>
-      <w:bookmarkEnd w:id="450"/>
-      <w:bookmarkEnd w:id="470"/>
-      <w:bookmarkEnd w:id="551"/>
+      <w:bookmarkEnd w:id="501"/>
+      <w:bookmarkEnd w:id="521"/>
+      <w:bookmarkEnd w:id="602"/>
     </w:p>
     <w:sectPr>
       <w:footnotePr>
@@ -7949,7 +8390,7 @@
   <w:num w:numId="1" w16cid:durableId="1561406982">
     <w:abstractNumId w:val="0"/>
   </w:num>
-  <w:num w:numId="2" w16cid:durableId="1779324598">
+  <w:num w:numId="2" w16cid:durableId="1025978228">
     <w:abstractNumId w:val="0"/>
   </w:num>
 </w:numbering>
@@ -9167,7 +9608,7 @@
   <w:style w:type="paragraph" w:styleId="Revision">
     <w:name w:val="Revision"/>
     <w:hidden/>
-    <w:rsid w:val="007E751E"/>
+    <w:rsid w:val="0038224E"/>
     <w:pPr>
       <w:spacing w:after="0"/>
     </w:pPr>
